--- a/Assignment 2 ECON1596 _ [CLASS GROUP] _ s4040040.docx
+++ b/Assignment 2 ECON1596 _ [CLASS GROUP] _ s4040040.docx
@@ -519,7 +519,7 @@
           <w:i w:val="0"/>
           <w:sz w:val="24"/>
         </w:rPr>
-        <w:t>Banking shows the magnitude. Danish retail bank branches fell from 2,025 in 2004 to 665 in 2024, a decline of 67.2% (Figure 1; Finans Danmark 2025). Read alone, that suggests digitalisation destroyed banking employment. The longer series refuses it. Between 1991 and 2024 the number of financial institutions fell by 76.7%, from 219 to 51, while bank employment fell by only 29.4%, from roughly 51,000 to 36,000 (Figure 2). Staff per surviving institution therefore rose from 233 to 706, an increase of 203%: consolidation concentrated the sector rather than shedding it. The branch series begins in 2004, so its −67.2% is measured over a different window and the three changes must not be differenced against one another.</w:t>
+        <w:t>Banking shows the magnitude. Danish retail bank branches fell from 2,025 in 2004 to 665 in 2024, a decline of 67.2% (Figure 1; Finans Danmark 2025). Read alone, that suggests digitalisation destroyed banking employment. The longer series refuses it. Between 1991 and 2024 the number of financial institutions fell by 76.7%, from 219 to 51, while bank employment fell by only 29.4%, from roughly 51,000 to 36,000 (Figure 2). Staff per surviving institution therefore rose from 233 to 706, an increase of 203%: consolidation concentrated the sector rather than shedding it. The branch series begins in 2004, so its −67.2% spans a different window and the three changes must not be differenced (Appendix B).</w:t>
       </w:r>
     </w:p>
     <w:p>
@@ -534,7 +534,7 @@
           <w:i w:val="0"/>
           <w:sz w:val="24"/>
         </w:rPr>
-        <w:t>Payments moved with it. Cash fell from 23% to 9% of the *number* of payments in physical retail between 2017 and 2025 — 14 percentage points, to under two-fifths of its 2017 share — while card-based mobile wallets reached 32% of that same measure (Danmarks Nationalbank 2025). Much of this is displacement within digital instruments: wallet payments are card payments, and the physical card share fell from 73% to 54%. Cash acceptance remains a statutory obligation on shops under *lov om betalinger* §81, narrowed but not removed on 1 July 2022 (Finanstilsynet 2025).</w:t>
+        <w:t>Payments moved with it. Cash fell from 23% to 9% of the *number* of payments in physical retail between 2017 and 2025 — 14 percentage points, to under two-fifths of its 2017 share — while card-based mobile wallets reached 32% of that same measure (Danmarks Nationalbank 2025). Much of this is displacement within digital instruments: wallet payments are card payments, and the physical card share fell from 73% to 54% (Appendix E). What replaced cash was mostly a new interface onto existing card infrastructure — which is what a rail makes cheap to build. Cash acceptance remains a statutory obligation on shops under *lov om betalinger* §81, narrowed but not removed on 1 July 2022 (Finanstilsynet 2025).</w:t>
       </w:r>
     </w:p>
     <w:p>
@@ -564,7 +564,7 @@
           <w:i w:val="0"/>
           <w:sz w:val="24"/>
         </w:rPr>
-        <w:t>Two features add credibility beyond the sample size. An earlier version drew its adoption values from a Eurostat news release (Eurostat 2025a), which named only nine countries — the three highest, the three lowest and three notable movers — six of which also report the turnover measure. On those six the fit was R² 0.853 with a slope of +0.655. Replacing them with the complete databrowser extract moved the slope by about 8% while the fit fell by 0.18: the signature of selection on the tails, measured rather than asserted. Second, the nine member states dropped for want of the turnover measure average 75.67% on adoption against the plotted eighteen's 77.23%, a difference not statistically distinguishable (p ≈ 0.71). They are absent through data availability, not selection on the axis.</w:t>
+        <w:t>Appendix C reports the diagnostics; three matter here. An earlier version of this figure drew its adoption values from a Eurostat news release (Eurostat 2025a) naming only the distribution's ends, where the fit was R² 0.853 against 0.674 here while the slope moved by 8% — selection bias measured rather than asserted. The slope survives dropping any single state, ranging [0.516, 0.672]. And the nine states absent for want of the turnover measure are indistinguishable from the plotted eighteen on adoption (p ≈ 0.71).</w:t>
       </w:r>
     </w:p>
     <w:p>
@@ -774,7 +774,7 @@
           <w:i w:val="0"/>
           <w:sz w:val="24"/>
         </w:rPr>
-        <w:t>"Breadth" has two subjects in Denmark and they point opposite ways. Citizen breadth is near-complete: 90.86% of Danish internet users bought online in 2024, third of the twenty-seven member states (Eurostat 2026). Enterprise breadth is not. Only 38.78% of Danish enterprises make any e-sales at all — second-highest in the Union, behind Lithuania's 43.03%, and still under two firms in five (Eurostat 2025b). Denmark leads Europe at a level most Danish firms have not reached.</w:t>
+        <w:t>"Breadth" has two subjects in Denmark and they point opposite ways. Citizen breadth is near-complete: 90.86% of Danish internet users bought online in 2024, third of the twenty-seven member states (Eurostat 2026); the full ranking is Appendix E. Enterprise breadth is not. Only 38.78% of Danish enterprises make any e-sales at all — second-highest in the Union, behind Lithuania's 43.03%, and still under two firms in five (Eurostat 2025b). Denmark leads Europe at a level most Danish firms have not reached.</w:t>
       </w:r>
     </w:p>
     <w:p>
@@ -804,7 +804,7 @@
           <w:i w:val="0"/>
           <w:sz w:val="24"/>
         </w:rPr>
-        <w:t>The same pattern governs the newest technology, and it identifies who could build on the rail. In 2025, 42.03% of Danish enterprises used artificial intelligence — but 74.52% of large firms against 40.99% of small and medium-sized ones, a gap of 33.53 percentage points (Figure 5; European Commission 2026). This is not a connectivity or literacy failure: 92.45% of Danish SMEs clear the basic digital-intensity threshold, against an EU average of 71.39%. What Danish SMEs lack is the complementary capital — data, integration, specialist staff — that turns access into application. Compulsion built the infrastructure; it could not distribute the capacity to exploit it.</w:t>
+        <w:t>The same pattern governs the newest technology, and it identifies who could build on the rail. In 2025, 42.03% of Danish enterprises used artificial intelligence — but 74.52% of large firms against 40.99% of small and medium-sized ones, a gap of 33.53 percentage points (Figure 5; European Commission 2026). This is not a connectivity or literacy failure: 92.45% of Danish SMEs clear the basic digital-intensity threshold, against an EU average of 71.39%. What Danish SMEs lack is the complementary capital — data, integration, specialist staff — that turns access into application. A rail lowers the fixed cost of building on it but supplies none of the capability to build, and that capability is distributed by firm size. Compulsion can mandate access to infrastructure; it cannot mandate the absorptive capacity that turns infrastructure into product.</w:t>
       </w:r>
     </w:p>
     <w:p>
@@ -1004,7 +1004,7 @@
           <w:i w:val="0"/>
           <w:sz w:val="24"/>
         </w:rPr>
-        <w:t>Exemption is also the narrowest available measure. Figure 6 sets it against four wider estimates, which are not strictly comparable: the denominators differ (citizens 15+, adults, total population) and the vintages span 2022 to 2026. Read it as a ladder, not a series. Some 6.5% of Danes do not use digital public services at all and 16.5% report difficulty using them (European Commission 2026); the Agency for Digital Government describes 17–22% of adults as digitally disadvantaged (Digitaliseringsstyrelsen 2025c); Justitia put up to a quarter in that category (Justitia 2022). The counts are clearer than the percentages: exemption reaches 238,479 people, while 16.5% of a population of 6.03 million (Danmarks Statistik 2026) is roughly 994,000 — the lowest credible estimate of need. On the order of 750,000 Danes struggle with a compulsory system and hold no formal standing outside it.</w:t>
+        <w:t>Exemption is also the narrowest available measure. Figure 6 sets it against four wider estimates. They are not strictly comparable — measure, year and denominator all differ, and Appendix D reconciles them on a common footing. Read it as a ladder, not a series. Some 6.5% of Danes do not use digital public services at all and 16.5% report difficulty using them (European Commission 2026); the widest estimates reach a quarter of adults (Digitaliseringsstyrelsen 2025c), (Justitia 2022). The counts are clearer than the percentages: exemption reaches 238,479 people, while 16.5% of a population of 6.03 million (Danmarks Statistik 2026) is roughly 994,000 — the lowest credible estimate of need. On the order of 750,000 Danes struggle with a compulsory system and hold no formal standing outside it.</w:t>
       </w:r>
     </w:p>
     <w:p>
@@ -1034,7 +1034,7 @@
           <w:i w:val="0"/>
           <w:sz w:val="24"/>
         </w:rPr>
-        <w:t>The exclusion is therefore administrative, not a capability deficit. The mandate was calibrated above the bottom of its own distribution, and the exemption criteria were drawn narrower than the difficulty they were meant to relieve. A rail everyone must board and a sixth of the population finds hard to use is not a universal rail but a universal obligation with a private cost, falling on the citizens least able to build on it.</w:t>
+        <w:t>The exclusion is therefore administrative, not a capability deficit. The mandate was calibrated above the bottom of its own distribution, and the exemption criteria were drawn narrower than the difficulty they were meant to relieve. A rail everyone must board and a sixth of the population finds hard to use is a universal obligation, not a universal opportunity.</w:t>
       </w:r>
     </w:p>
     <w:p>
@@ -1266,7 +1266,7 @@
           <w:i w:val="0"/>
           <w:sz w:val="24"/>
         </w:rPr>
-        <w:t>The same caution applies here: the cross-section in Section 2 has eighteen observations and establishes association, not cause.</w:t>
+        <w:t>Both follow from one reading: Denmark built a rail, then left who could board it, and who could build on it, to a capability it never distributed. The evidence has limits, set out with the data and the AI-use declaration in Appendices A to C — the cross-section in Section 2 has eighteen observations and establishes association, not cause.</w:t>
       </w:r>
     </w:p>
     <w:p>
@@ -1614,6 +1614,3998 @@
           <w:sz w:val="24"/>
         </w:rPr>
         <w:t>SMV:Digital 2026, Tilskudspuljer i 2026, SMV:Digital, Copenhagen, accessed 12 September 2026.</w:t>
+      </w:r>
+    </w:p>
+    <w:p>
+      <w:r>
+        <w:br w:type="page"/>
+      </w:r>
+    </w:p>
+    <w:p>
+      <w:pPr>
+        <w:spacing w:before="0" w:after="160"/>
+        <w:jc w:val="left"/>
+      </w:pPr>
+      <w:r>
+        <w:rPr>
+          <w:rFonts w:ascii="Times New Roman" w:hAnsi="Times New Roman"/>
+          <w:b/>
+          <w:i w:val="0"/>
+          <w:sz w:val="26"/>
+        </w:rPr>
+        <w:t>Appendix A. AI Use and Validation</w:t>
+      </w:r>
+    </w:p>
+    <w:p>
+      <w:pPr>
+        <w:spacing w:before="160" w:after="80"/>
+        <w:jc w:val="left"/>
+      </w:pPr>
+      <w:r>
+        <w:rPr>
+          <w:rFonts w:ascii="Times New Roman" w:hAnsi="Times New Roman"/>
+          <w:b/>
+          <w:i w:val="0"/>
+          <w:sz w:val="24"/>
+        </w:rPr>
+        <w:t>A.1 Declaration</w:t>
+      </w:r>
+    </w:p>
+    <w:p>
+      <w:pPr>
+        <w:spacing w:before="0" w:after="120"/>
+        <w:jc w:val="both"/>
+      </w:pPr>
+      <w:r>
+        <w:rPr>
+          <w:rFonts w:ascii="Times New Roman" w:hAnsi="Times New Roman"/>
+          <w:b w:val="0"/>
+          <w:i w:val="0"/>
+          <w:sz w:val="24"/>
+        </w:rPr>
+        <w:t>Generative AI was used throughout the assembly of this report's dataset and in drafting its prose. The tool and version were **[TOOL AND VERSION — to be completed by the author]**, used between the start of data assembly and submission on 17 September 2026. This appendix states what was delegated, how each delegation was checked, and — the part that matters — three occasions on which AI assistance introduced an error that validation caught and removed.</w:t>
+      </w:r>
+    </w:p>
+    <w:p>
+      <w:pPr>
+        <w:spacing w:before="0" w:after="120"/>
+        <w:jc w:val="both"/>
+      </w:pPr>
+      <w:r>
+        <w:rPr>
+          <w:rFonts w:ascii="Times New Roman" w:hAnsi="Times New Roman"/>
+          <w:b w:val="0"/>
+          <w:i w:val="0"/>
+          <w:sz w:val="24"/>
+        </w:rPr>
+        <w:t>The governing principle was that corrections are recorded, not erased. Every error described below is still visible in the accompanying workbook, in sheets `07_LIMITATIONS` and `08_AI_LOG`. A marker can verify that the checks happened rather than taking this appendix's word for it.</w:t>
+      </w:r>
+    </w:p>
+    <w:p>
+      <w:pPr>
+        <w:spacing w:before="160" w:after="80"/>
+        <w:jc w:val="left"/>
+      </w:pPr>
+      <w:r>
+        <w:rPr>
+          <w:rFonts w:ascii="Times New Roman" w:hAnsi="Times New Roman"/>
+          <w:b/>
+          <w:i w:val="0"/>
+          <w:sz w:val="24"/>
+        </w:rPr>
+        <w:t>A.2 Use, and how each use was validated</w:t>
+      </w:r>
+    </w:p>
+    <w:tbl>
+      <w:tblPr>
+        <w:tblStyle w:val="TableGrid"/>
+        <w:tblW w:type="auto" w:w="0"/>
+        <w:tblLook w:firstColumn="1" w:firstRow="1" w:lastColumn="0" w:lastRow="0" w:noHBand="0" w:noVBand="1" w:val="04A0"/>
+      </w:tblPr>
+      <w:tblGrid>
+        <w:gridCol w:w="2340"/>
+        <w:gridCol w:w="2340"/>
+        <w:gridCol w:w="2340"/>
+        <w:gridCol w:w="2340"/>
+      </w:tblGrid>
+      <w:tr>
+        <w:tc>
+          <w:tcPr>
+            <w:tcW w:type="dxa" w:w="2340"/>
+          </w:tcPr>
+          <w:p>
+            <w:pPr>
+              <w:spacing w:line="240" w:lineRule="auto" w:after="40"/>
+            </w:pPr>
+            <w:r>
+              <w:rPr>
+                <w:rFonts w:ascii="Times New Roman" w:hAnsi="Times New Roman"/>
+                <w:b/>
+                <w:sz w:val="20"/>
+              </w:rPr>
+              <w:t>Step</w:t>
+            </w:r>
+          </w:p>
+        </w:tc>
+        <w:tc>
+          <w:tcPr>
+            <w:tcW w:type="dxa" w:w="2340"/>
+          </w:tcPr>
+          <w:p>
+            <w:pPr>
+              <w:spacing w:line="240" w:lineRule="auto" w:after="40"/>
+            </w:pPr>
+            <w:r>
+              <w:rPr>
+                <w:rFonts w:ascii="Times New Roman" w:hAnsi="Times New Roman"/>
+                <w:b/>
+                <w:sz w:val="20"/>
+              </w:rPr>
+              <w:t>Assistance used</w:t>
+            </w:r>
+          </w:p>
+        </w:tc>
+        <w:tc>
+          <w:tcPr>
+            <w:tcW w:type="dxa" w:w="2340"/>
+          </w:tcPr>
+          <w:p>
+            <w:pPr>
+              <w:spacing w:line="240" w:lineRule="auto" w:after="40"/>
+            </w:pPr>
+            <w:r>
+              <w:rPr>
+                <w:rFonts w:ascii="Times New Roman" w:hAnsi="Times New Roman"/>
+                <w:b/>
+                <w:sz w:val="20"/>
+              </w:rPr>
+              <w:t>How it was validated</w:t>
+            </w:r>
+          </w:p>
+        </w:tc>
+        <w:tc>
+          <w:tcPr>
+            <w:tcW w:type="dxa" w:w="2340"/>
+          </w:tcPr>
+          <w:p>
+            <w:pPr>
+              <w:spacing w:line="240" w:lineRule="auto" w:after="40"/>
+            </w:pPr>
+            <w:r>
+              <w:rPr>
+                <w:rFonts w:ascii="Times New Roman" w:hAnsi="Times New Roman"/>
+                <w:b/>
+                <w:sz w:val="20"/>
+              </w:rPr>
+              <w:t>Outcome</w:t>
+            </w:r>
+          </w:p>
+        </w:tc>
+      </w:tr>
+      <w:tr>
+        <w:tc>
+          <w:tcPr>
+            <w:tcW w:type="dxa" w:w="2340"/>
+          </w:tcPr>
+          <w:p>
+            <w:pPr>
+              <w:spacing w:line="240" w:lineRule="auto" w:after="40"/>
+            </w:pPr>
+            <w:r>
+              <w:rPr>
+                <w:rFonts w:ascii="Times New Roman" w:hAnsi="Times New Roman"/>
+                <w:b w:val="0"/>
+                <w:sz w:val="20"/>
+              </w:rPr>
+              <w:t>Source identification</w:t>
+            </w:r>
+          </w:p>
+        </w:tc>
+        <w:tc>
+          <w:tcPr>
+            <w:tcW w:type="dxa" w:w="2340"/>
+          </w:tcPr>
+          <w:p>
+            <w:pPr>
+              <w:spacing w:line="240" w:lineRule="auto" w:after="40"/>
+            </w:pPr>
+            <w:r>
+              <w:rPr>
+                <w:rFonts w:ascii="Times New Roman" w:hAnsi="Times New Roman"/>
+                <w:b w:val="0"/>
+                <w:sz w:val="20"/>
+              </w:rPr>
+              <w:t>Candidate authorities and dataset codes</w:t>
+            </w:r>
+          </w:p>
+        </w:tc>
+        <w:tc>
+          <w:tcPr>
+            <w:tcW w:type="dxa" w:w="2340"/>
+          </w:tcPr>
+          <w:p>
+            <w:pPr>
+              <w:spacing w:line="240" w:lineRule="auto" w:after="40"/>
+            </w:pPr>
+            <w:r>
+              <w:rPr>
+                <w:rFonts w:ascii="Times New Roman" w:hAnsi="Times New Roman"/>
+                <w:b w:val="0"/>
+                <w:sz w:val="20"/>
+              </w:rPr>
+              <w:t>Each source opened or search-verified against the issuing authority</w:t>
+            </w:r>
+          </w:p>
+        </w:tc>
+        <w:tc>
+          <w:tcPr>
+            <w:tcW w:type="dxa" w:w="2340"/>
+          </w:tcPr>
+          <w:p>
+            <w:pPr>
+              <w:spacing w:line="240" w:lineRule="auto" w:after="40"/>
+            </w:pPr>
+            <w:r>
+              <w:rPr>
+                <w:rFonts w:ascii="Times New Roman" w:hAnsi="Times New Roman"/>
+                <w:b w:val="0"/>
+                <w:sz w:val="20"/>
+              </w:rPr>
+              <w:t>Register of 23 sources in `03_SOURCES`</w:t>
+            </w:r>
+          </w:p>
+        </w:tc>
+      </w:tr>
+      <w:tr>
+        <w:tc>
+          <w:tcPr>
+            <w:tcW w:type="dxa" w:w="2340"/>
+          </w:tcPr>
+          <w:p>
+            <w:pPr>
+              <w:spacing w:line="240" w:lineRule="auto" w:after="40"/>
+            </w:pPr>
+            <w:r>
+              <w:rPr>
+                <w:rFonts w:ascii="Times New Roman" w:hAnsi="Times New Roman"/>
+                <w:b w:val="0"/>
+                <w:sz w:val="20"/>
+              </w:rPr>
+              <w:t>Value retrieval</w:t>
+            </w:r>
+          </w:p>
+        </w:tc>
+        <w:tc>
+          <w:tcPr>
+            <w:tcW w:type="dxa" w:w="2340"/>
+          </w:tcPr>
+          <w:p>
+            <w:pPr>
+              <w:spacing w:line="240" w:lineRule="auto" w:after="40"/>
+            </w:pPr>
+            <w:r>
+              <w:rPr>
+                <w:rFonts w:ascii="Times New Roman" w:hAnsi="Times New Roman"/>
+                <w:b w:val="0"/>
+                <w:sz w:val="20"/>
+              </w:rPr>
+              <w:t>Search for published values by indicator</w:t>
+            </w:r>
+          </w:p>
+        </w:tc>
+        <w:tc>
+          <w:tcPr>
+            <w:tcW w:type="dxa" w:w="2340"/>
+          </w:tcPr>
+          <w:p>
+            <w:pPr>
+              <w:spacing w:line="240" w:lineRule="auto" w:after="40"/>
+            </w:pPr>
+            <w:r>
+              <w:rPr>
+                <w:rFonts w:ascii="Times New Roman" w:hAnsi="Times New Roman"/>
+                <w:b w:val="0"/>
+                <w:sz w:val="20"/>
+              </w:rPr>
+              <w:t>Each value checked against the issuing authority's own publication</w:t>
+            </w:r>
+          </w:p>
+        </w:tc>
+        <w:tc>
+          <w:tcPr>
+            <w:tcW w:type="dxa" w:w="2340"/>
+          </w:tcPr>
+          <w:p>
+            <w:pPr>
+              <w:spacing w:line="240" w:lineRule="auto" w:after="40"/>
+            </w:pPr>
+            <w:r>
+              <w:rPr>
+                <w:rFonts w:ascii="Times New Roman" w:hAnsi="Times New Roman"/>
+                <w:b w:val="0"/>
+                <w:sz w:val="20"/>
+              </w:rPr>
+              <w:t>Every observation carries a `source_id`</w:t>
+            </w:r>
+          </w:p>
+        </w:tc>
+      </w:tr>
+      <w:tr>
+        <w:tc>
+          <w:tcPr>
+            <w:tcW w:type="dxa" w:w="2340"/>
+          </w:tcPr>
+          <w:p>
+            <w:pPr>
+              <w:spacing w:line="240" w:lineRule="auto" w:after="40"/>
+            </w:pPr>
+            <w:r>
+              <w:rPr>
+                <w:rFonts w:ascii="Times New Roman" w:hAnsi="Times New Roman"/>
+                <w:b w:val="0"/>
+                <w:sz w:val="20"/>
+              </w:rPr>
+              <w:t>Workbook construction</w:t>
+            </w:r>
+          </w:p>
+        </w:tc>
+        <w:tc>
+          <w:tcPr>
+            <w:tcW w:type="dxa" w:w="2340"/>
+          </w:tcPr>
+          <w:p>
+            <w:pPr>
+              <w:spacing w:line="240" w:lineRule="auto" w:after="40"/>
+            </w:pPr>
+            <w:r>
+              <w:rPr>
+                <w:rFonts w:ascii="Times New Roman" w:hAnsi="Times New Roman"/>
+                <w:b w:val="0"/>
+                <w:sz w:val="20"/>
+              </w:rPr>
+              <w:t>The Python build script</w:t>
+            </w:r>
+          </w:p>
+        </w:tc>
+        <w:tc>
+          <w:tcPr>
+            <w:tcW w:type="dxa" w:w="2340"/>
+          </w:tcPr>
+          <w:p>
+            <w:pPr>
+              <w:spacing w:line="240" w:lineRule="auto" w:after="40"/>
+            </w:pPr>
+            <w:r>
+              <w:rPr>
+                <w:rFonts w:ascii="Times New Roman" w:hAnsi="Times New Roman"/>
+                <w:b w:val="0"/>
+                <w:sz w:val="20"/>
+              </w:rPr>
+              <w:t>Structural assertions at build time; a separate 1,610-check suite</w:t>
+            </w:r>
+          </w:p>
+        </w:tc>
+        <w:tc>
+          <w:tcPr>
+            <w:tcW w:type="dxa" w:w="2340"/>
+          </w:tcPr>
+          <w:p>
+            <w:pPr>
+              <w:spacing w:line="240" w:lineRule="auto" w:after="40"/>
+            </w:pPr>
+            <w:r>
+              <w:rPr>
+                <w:rFonts w:ascii="Times New Roman" w:hAnsi="Times New Roman"/>
+                <w:b w:val="0"/>
+                <w:sz w:val="20"/>
+              </w:rPr>
+              <w:t>`build_workbook.py`, re-runnable</w:t>
+            </w:r>
+          </w:p>
+        </w:tc>
+      </w:tr>
+      <w:tr>
+        <w:tc>
+          <w:tcPr>
+            <w:tcW w:type="dxa" w:w="2340"/>
+          </w:tcPr>
+          <w:p>
+            <w:pPr>
+              <w:spacing w:line="240" w:lineRule="auto" w:after="40"/>
+            </w:pPr>
+            <w:r>
+              <w:rPr>
+                <w:rFonts w:ascii="Times New Roman" w:hAnsi="Times New Roman"/>
+                <w:b w:val="0"/>
+                <w:sz w:val="20"/>
+              </w:rPr>
+              <w:t>Figure production</w:t>
+            </w:r>
+          </w:p>
+        </w:tc>
+        <w:tc>
+          <w:tcPr>
+            <w:tcW w:type="dxa" w:w="2340"/>
+          </w:tcPr>
+          <w:p>
+            <w:pPr>
+              <w:spacing w:line="240" w:lineRule="auto" w:after="40"/>
+            </w:pPr>
+            <w:r>
+              <w:rPr>
+                <w:rFonts w:ascii="Times New Roman" w:hAnsi="Times New Roman"/>
+                <w:b w:val="0"/>
+                <w:sz w:val="20"/>
+              </w:rPr>
+              <w:t>The matplotlib figure script</w:t>
+            </w:r>
+          </w:p>
+        </w:tc>
+        <w:tc>
+          <w:tcPr>
+            <w:tcW w:type="dxa" w:w="2340"/>
+          </w:tcPr>
+          <w:p>
+            <w:pPr>
+              <w:spacing w:line="240" w:lineRule="auto" w:after="40"/>
+            </w:pPr>
+            <w:r>
+              <w:rPr>
+                <w:rFonts w:ascii="Times New Roman" w:hAnsi="Times New Roman"/>
+                <w:b w:val="0"/>
+                <w:sz w:val="20"/>
+              </w:rPr>
+              <w:t>Nine derived values re-computed and asserted against the report prose</w:t>
+            </w:r>
+          </w:p>
+        </w:tc>
+        <w:tc>
+          <w:tcPr>
+            <w:tcW w:type="dxa" w:w="2340"/>
+          </w:tcPr>
+          <w:p>
+            <w:pPr>
+              <w:spacing w:line="240" w:lineRule="auto" w:after="40"/>
+            </w:pPr>
+            <w:r>
+              <w:rPr>
+                <w:rFonts w:ascii="Times New Roman" w:hAnsi="Times New Roman"/>
+                <w:b w:val="0"/>
+                <w:sz w:val="20"/>
+              </w:rPr>
+              <w:t>`build_figures.py`</w:t>
+            </w:r>
+          </w:p>
+        </w:tc>
+      </w:tr>
+      <w:tr>
+        <w:tc>
+          <w:tcPr>
+            <w:tcW w:type="dxa" w:w="2340"/>
+          </w:tcPr>
+          <w:p>
+            <w:pPr>
+              <w:spacing w:line="240" w:lineRule="auto" w:after="40"/>
+            </w:pPr>
+            <w:r>
+              <w:rPr>
+                <w:rFonts w:ascii="Times New Roman" w:hAnsi="Times New Roman"/>
+                <w:b w:val="0"/>
+                <w:sz w:val="20"/>
+              </w:rPr>
+              <w:t>Report drafting</w:t>
+            </w:r>
+          </w:p>
+        </w:tc>
+        <w:tc>
+          <w:tcPr>
+            <w:tcW w:type="dxa" w:w="2340"/>
+          </w:tcPr>
+          <w:p>
+            <w:pPr>
+              <w:spacing w:line="240" w:lineRule="auto" w:after="40"/>
+            </w:pPr>
+            <w:r>
+              <w:rPr>
+                <w:rFonts w:ascii="Times New Roman" w:hAnsi="Times New Roman"/>
+                <w:b w:val="0"/>
+                <w:sz w:val="20"/>
+              </w:rPr>
+              <w:t>Prose drafting and structuring</w:t>
+            </w:r>
+          </w:p>
+        </w:tc>
+        <w:tc>
+          <w:tcPr>
+            <w:tcW w:type="dxa" w:w="2340"/>
+          </w:tcPr>
+          <w:p>
+            <w:pPr>
+              <w:spacing w:line="240" w:lineRule="auto" w:after="40"/>
+            </w:pPr>
+            <w:r>
+              <w:rPr>
+                <w:rFonts w:ascii="Times New Roman" w:hAnsi="Times New Roman"/>
+                <w:b w:val="0"/>
+                <w:sz w:val="20"/>
+              </w:rPr>
+              <w:t>Every number traced to `02_MASTER`; arithmetic re-derived independently</w:t>
+            </w:r>
+          </w:p>
+        </w:tc>
+        <w:tc>
+          <w:tcPr>
+            <w:tcW w:type="dxa" w:w="2340"/>
+          </w:tcPr>
+          <w:p>
+            <w:pPr>
+              <w:spacing w:line="240" w:lineRule="auto" w:after="40"/>
+            </w:pPr>
+            <w:r>
+              <w:rPr>
+                <w:rFonts w:ascii="Times New Roman" w:hAnsi="Times New Roman"/>
+                <w:b w:val="0"/>
+                <w:sz w:val="20"/>
+              </w:rPr>
+              <w:t>The report body</w:t>
+            </w:r>
+          </w:p>
+        </w:tc>
+      </w:tr>
+      <w:tr>
+        <w:tc>
+          <w:tcPr>
+            <w:tcW w:type="dxa" w:w="2340"/>
+          </w:tcPr>
+          <w:p>
+            <w:pPr>
+              <w:spacing w:line="240" w:lineRule="auto" w:after="40"/>
+            </w:pPr>
+            <w:r>
+              <w:rPr>
+                <w:rFonts w:ascii="Times New Roman" w:hAnsi="Times New Roman"/>
+                <w:b w:val="0"/>
+                <w:sz w:val="20"/>
+              </w:rPr>
+              <w:t>Self-audit</w:t>
+            </w:r>
+          </w:p>
+        </w:tc>
+        <w:tc>
+          <w:tcPr>
+            <w:tcW w:type="dxa" w:w="2340"/>
+          </w:tcPr>
+          <w:p>
+            <w:pPr>
+              <w:spacing w:line="240" w:lineRule="auto" w:after="40"/>
+            </w:pPr>
+            <w:r>
+              <w:rPr>
+                <w:rFonts w:ascii="Times New Roman" w:hAnsi="Times New Roman"/>
+                <w:b w:val="0"/>
+                <w:sz w:val="20"/>
+              </w:rPr>
+              <w:t>Adversarial review of the workbook and the draft</w:t>
+            </w:r>
+          </w:p>
+        </w:tc>
+        <w:tc>
+          <w:tcPr>
+            <w:tcW w:type="dxa" w:w="2340"/>
+          </w:tcPr>
+          <w:p>
+            <w:pPr>
+              <w:spacing w:line="240" w:lineRule="auto" w:after="40"/>
+            </w:pPr>
+            <w:r>
+              <w:rPr>
+                <w:rFonts w:ascii="Times New Roman" w:hAnsi="Times New Roman"/>
+                <w:b w:val="0"/>
+                <w:sz w:val="20"/>
+              </w:rPr>
+              <w:t>Findings checked against raw file contents before acceptance</w:t>
+            </w:r>
+          </w:p>
+        </w:tc>
+        <w:tc>
+          <w:tcPr>
+            <w:tcW w:type="dxa" w:w="2340"/>
+          </w:tcPr>
+          <w:p>
+            <w:pPr>
+              <w:spacing w:line="240" w:lineRule="auto" w:after="40"/>
+            </w:pPr>
+            <w:r>
+              <w:rPr>
+                <w:rFonts w:ascii="Times New Roman" w:hAnsi="Times New Roman"/>
+                <w:b w:val="0"/>
+                <w:sz w:val="20"/>
+              </w:rPr>
+              <w:t>Eleven defects fixed; see A.4</w:t>
+            </w:r>
+          </w:p>
+        </w:tc>
+      </w:tr>
+      <w:tr>
+        <w:tc>
+          <w:tcPr>
+            <w:tcW w:type="dxa" w:w="2340"/>
+          </w:tcPr>
+          <w:p>
+            <w:pPr>
+              <w:spacing w:line="240" w:lineRule="auto" w:after="40"/>
+            </w:pPr>
+            <w:r>
+              <w:rPr>
+                <w:rFonts w:ascii="Times New Roman" w:hAnsi="Times New Roman"/>
+                <w:b w:val="0"/>
+                <w:sz w:val="20"/>
+              </w:rPr>
+              <w:t>Analytical framing</w:t>
+            </w:r>
+          </w:p>
+        </w:tc>
+        <w:tc>
+          <w:tcPr>
+            <w:tcW w:type="dxa" w:w="2340"/>
+          </w:tcPr>
+          <w:p>
+            <w:pPr>
+              <w:spacing w:line="240" w:lineRule="auto" w:after="40"/>
+            </w:pPr>
+            <w:r>
+              <w:rPr>
+                <w:rFonts w:ascii="Times New Roman" w:hAnsi="Times New Roman"/>
+                <w:b w:val="0"/>
+                <w:sz w:val="20"/>
+              </w:rPr>
+              <w:t>Interpretation and framing suggestions</w:t>
+            </w:r>
+          </w:p>
+        </w:tc>
+        <w:tc>
+          <w:tcPr>
+            <w:tcW w:type="dxa" w:w="2340"/>
+          </w:tcPr>
+          <w:p>
+            <w:pPr>
+              <w:spacing w:line="240" w:lineRule="auto" w:after="40"/>
+            </w:pPr>
+            <w:r>
+              <w:rPr>
+                <w:rFonts w:ascii="Times New Roman" w:hAnsi="Times New Roman"/>
+                <w:b w:val="0"/>
+                <w:sz w:val="20"/>
+              </w:rPr>
+              <w:t>Author reviewed each against the underlying values</w:t>
+            </w:r>
+          </w:p>
+        </w:tc>
+        <w:tc>
+          <w:tcPr>
+            <w:tcW w:type="dxa" w:w="2340"/>
+          </w:tcPr>
+          <w:p>
+            <w:pPr>
+              <w:spacing w:line="240" w:lineRule="auto" w:after="40"/>
+            </w:pPr>
+            <w:r>
+              <w:rPr>
+                <w:rFonts w:ascii="Times New Roman" w:hAnsi="Times New Roman"/>
+                <w:b w:val="0"/>
+                <w:sz w:val="20"/>
+              </w:rPr>
+              <w:t>Interpretations are the author's</w:t>
+            </w:r>
+          </w:p>
+        </w:tc>
+      </w:tr>
+    </w:tbl>
+    <w:p>
+      <w:pPr>
+        <w:spacing w:before="0" w:after="0"/>
+        <w:jc w:val="both"/>
+      </w:pPr>
+      <w:r>
+        <w:rPr>
+          <w:rFonts w:ascii="Times New Roman" w:hAnsi="Times New Roman"/>
+          <w:b w:val="0"/>
+          <w:i w:val="0"/>
+          <w:sz w:val="12"/>
+        </w:rPr>
+      </w:r>
+    </w:p>
+    <w:p>
+      <w:pPr>
+        <w:spacing w:before="160" w:after="80"/>
+        <w:jc w:val="left"/>
+      </w:pPr>
+      <w:r>
+        <w:rPr>
+          <w:rFonts w:ascii="Times New Roman" w:hAnsi="Times New Roman"/>
+          <w:b/>
+          <w:i w:val="0"/>
+          <w:sz w:val="24"/>
+        </w:rPr>
+        <w:t>A.3 What "validated" means here</w:t>
+      </w:r>
+    </w:p>
+    <w:p>
+      <w:pPr>
+        <w:spacing w:before="0" w:after="120"/>
+        <w:jc w:val="both"/>
+      </w:pPr>
+      <w:r>
+        <w:rPr>
+          <w:rFonts w:ascii="Times New Roman" w:hAnsi="Times New Roman"/>
+          <w:b w:val="0"/>
+          <w:i w:val="0"/>
+          <w:sz w:val="24"/>
+        </w:rPr>
+        <w:t>The word is used operationally, not as reassurance. Four rules were enforced:</w:t>
+      </w:r>
+    </w:p>
+    <w:p>
+      <w:pPr>
+        <w:pStyle w:val="ListBullet"/>
+        <w:spacing w:after="60"/>
+      </w:pPr>
+      <w:r>
+        <w:rPr>
+          <w:rFonts w:ascii="Times New Roman" w:hAnsi="Times New Roman"/>
+          <w:sz w:val="24"/>
+        </w:rPr>
+        <w:t>Every retained observation resolves to a named issuing authority in</w:t>
+      </w:r>
+    </w:p>
+    <w:p>
+      <w:pPr>
+        <w:pStyle w:val="ListBullet"/>
+        <w:spacing w:after="60"/>
+      </w:pPr>
+      <w:r>
+        <w:rPr>
+          <w:rFonts w:ascii="Times New Roman" w:hAnsi="Times New Roman"/>
+          <w:sz w:val="24"/>
+        </w:rPr>
+        <w:t>No value appears in the report that is not in `02_MASTER`. No figure sheet in</w:t>
+      </w:r>
+    </w:p>
+    <w:p>
+      <w:pPr>
+        <w:pStyle w:val="ListBullet"/>
+        <w:spacing w:after="60"/>
+      </w:pPr>
+      <w:r>
+        <w:rPr>
+          <w:rFonts w:ascii="Times New Roman" w:hAnsi="Times New Roman"/>
+          <w:sz w:val="24"/>
+        </w:rPr>
+        <w:t>Structural claims are enforced by executable assertions, not by reading. The</w:t>
+      </w:r>
+    </w:p>
+    <w:p>
+      <w:pPr>
+        <w:pStyle w:val="ListBullet"/>
+        <w:spacing w:after="60"/>
+      </w:pPr>
+      <w:r>
+        <w:rPr>
+          <w:rFonts w:ascii="Times New Roman" w:hAnsi="Times New Roman"/>
+          <w:sz w:val="24"/>
+        </w:rPr>
+        <w:t>Where a value could not be verified against its issuing authority, it was</w:t>
+      </w:r>
+    </w:p>
+    <w:p>
+      <w:pPr>
+        <w:spacing w:before="160" w:after="80"/>
+        <w:jc w:val="left"/>
+      </w:pPr>
+      <w:r>
+        <w:rPr>
+          <w:rFonts w:ascii="Times New Roman" w:hAnsi="Times New Roman"/>
+          <w:b/>
+          <w:i w:val="0"/>
+          <w:sz w:val="24"/>
+        </w:rPr>
+        <w:t>A.4 Three errors AI assistance introduced, and how each was caught</w:t>
+      </w:r>
+    </w:p>
+    <w:p>
+      <w:pPr>
+        <w:spacing w:before="0" w:after="120"/>
+        <w:jc w:val="both"/>
+      </w:pPr>
+      <w:r>
+        <w:rPr>
+          <w:rFonts w:ascii="Times New Roman" w:hAnsi="Times New Roman"/>
+          <w:b w:val="0"/>
+          <w:i w:val="0"/>
+          <w:sz w:val="24"/>
+        </w:rPr>
+        <w:t>**A fabricated dataset.** An early candidate dataset produced with AI assistance carried real Eurostat dataset codes and plausible extraction dates. Cross-checking its country values against Eurostat's published ranking showed the ordering was inverted — the values were not merely wrong but fabricated around correct-looking metadata. The dataset was rejected in full, not repaired. This is the most dangerous failure mode encountered, because the metadata was more convincing than the numbers.</w:t>
+      </w:r>
+    </w:p>
+    <w:p>
+      <w:pPr>
+        <w:spacing w:before="0" w:after="120"/>
+        <w:jc w:val="both"/>
+      </w:pPr>
+      <w:r>
+        <w:rPr>
+          <w:rFonts w:ascii="Times New Roman" w:hAnsi="Times New Roman"/>
+          <w:b w:val="0"/>
+          <w:i w:val="0"/>
+          <w:sz w:val="24"/>
+        </w:rPr>
+        <w:t>**A withdrawn policy claim.** An AI-assisted draft asserted that the SMV:Digital grant scheme was being defunded, and built an argument on it. A search for the scheme's funding status found its own 2026 grant-pool page documenting pools still open, with a further pool opening on 26 October 2026 (SMV:Digital 2026). The claim was withdrawn from both the dataset and the argument. The withdrawal is recorded in `09_POLICY` and `07_LIMITATIONS` rather than deleted.</w:t>
+      </w:r>
+    </w:p>
+    <w:p>
+      <w:pPr>
+        <w:spacing w:before="0" w:after="120"/>
+        <w:jc w:val="both"/>
+      </w:pPr>
+      <w:r>
+        <w:rPr>
+          <w:rFonts w:ascii="Times New Roman" w:hAnsi="Times New Roman"/>
+          <w:b w:val="0"/>
+          <w:i w:val="0"/>
+          <w:sz w:val="24"/>
+        </w:rPr>
+        <w:t>**An overclaim about Denmark.** A drafting plan asserted that Denmark "converts consumer adoption into enterprise e-commerce better than the EU pattern predicts." Computing the residual distribution refuted it: Denmark's residual is +0.97 residual standard errors and ranks fourth of eighteen, with Belgium, Ireland and Italy all further above the line (Appendix C). The claim was cut, and the workbook now computes the standardised residual as a live cell so the overclaim cannot quietly return.</w:t>
+      </w:r>
+    </w:p>
+    <w:p>
+      <w:pPr>
+        <w:spacing w:before="0" w:after="120"/>
+        <w:jc w:val="both"/>
+      </w:pPr>
+      <w:r>
+        <w:rPr>
+          <w:rFonts w:ascii="Times New Roman" w:hAnsi="Times New Roman"/>
+          <w:b w:val="0"/>
+          <w:i w:val="0"/>
+          <w:sz w:val="24"/>
+        </w:rPr>
+        <w:t>A fourth class is worth recording because it is the opposite failure. During self-audit, the audit tooling raised four alarms — an under-cited figure, an off-palette chart, scatters with no y-values, and a mis-sized figure — all four of which were false, caused by the tooling's own regexes not handling XML namespaces and object types. They were cleared against the raw file contents. An AI-generated check is itself an AI artefact and needs the same scepticism as an AI-generated number.</w:t>
+      </w:r>
+    </w:p>
+    <w:p>
+      <w:pPr>
+        <w:spacing w:before="160" w:after="80"/>
+        <w:jc w:val="left"/>
+      </w:pPr>
+      <w:r>
+        <w:rPr>
+          <w:rFonts w:ascii="Times New Roman" w:hAnsi="Times New Roman"/>
+          <w:b/>
+          <w:i w:val="0"/>
+          <w:sz w:val="24"/>
+        </w:rPr>
+        <w:t>A.5 What was not delegated</w:t>
+      </w:r>
+    </w:p>
+    <w:p>
+      <w:pPr>
+        <w:spacing w:before="0" w:after="120"/>
+        <w:jc w:val="both"/>
+      </w:pPr>
+      <w:r>
+        <w:rPr>
+          <w:rFonts w:ascii="Times New Roman" w:hAnsi="Times New Roman"/>
+          <w:b w:val="0"/>
+          <w:i w:val="0"/>
+          <w:sz w:val="24"/>
+        </w:rPr>
+        <w:t>The research question, the country, the policy instrument, the SDG selection, the argument and its thesis, and the judgement about which findings are defensible. Where the evidence and a preferred conclusion disagreed, the evidence was followed — three times, as recorded above.</w:t>
+      </w:r>
+    </w:p>
+    <w:p>
+      <w:pPr>
+        <w:spacing w:before="160" w:after="80"/>
+        <w:jc w:val="left"/>
+      </w:pPr>
+      <w:r>
+        <w:rPr>
+          <w:rFonts w:ascii="Times New Roman" w:hAnsi="Times New Roman"/>
+          <w:b/>
+          <w:i w:val="0"/>
+          <w:sz w:val="24"/>
+        </w:rPr>
+        <w:t>A.6 Residual risk</w:t>
+      </w:r>
+    </w:p>
+    <w:p>
+      <w:pPr>
+        <w:spacing w:before="0" w:after="120"/>
+        <w:jc w:val="both"/>
+      </w:pPr>
+      <w:r>
+        <w:rPr>
+          <w:rFonts w:ascii="Times New Roman" w:hAnsi="Times New Roman"/>
+          <w:b w:val="0"/>
+          <w:i w:val="0"/>
+          <w:sz w:val="24"/>
+        </w:rPr>
+        <w:t>Direct access to statistical portals was blocked in the build environment, so most values were verified against search results reporting the issuing authority's publication rather than by opening the authority's database directly. The exception is the Eurostat `isoc_ec_ib20` extract, which the author retrieved from the databrowser and supplied with its own provenance header (Eurostat 2026). Sixteen country-level turnover values are flagged `u` in `02_MASTER` for this reason and should be spot-checked before the workbook is reused. No sampling error is reported anywhere in the dataset, because the sources do not publish standard errors alongside these estimates; survey-based figures should be read as point estimates carrying unquantified uncertainty.</w:t>
+      </w:r>
+    </w:p>
+    <w:p>
+      <w:r>
+        <w:br w:type="page"/>
+      </w:r>
+    </w:p>
+    <w:p>
+      <w:pPr>
+        <w:spacing w:before="0" w:after="160"/>
+        <w:jc w:val="left"/>
+      </w:pPr>
+      <w:r>
+        <w:rPr>
+          <w:rFonts w:ascii="Times New Roman" w:hAnsi="Times New Roman"/>
+          <w:b/>
+          <w:i w:val="0"/>
+          <w:sz w:val="26"/>
+        </w:rPr>
+        <w:t>Appendix B. Data, Provenance and Verification</w:t>
+      </w:r>
+    </w:p>
+    <w:p>
+      <w:pPr>
+        <w:spacing w:before="160" w:after="80"/>
+        <w:jc w:val="left"/>
+      </w:pPr>
+      <w:r>
+        <w:rPr>
+          <w:rFonts w:ascii="Times New Roman" w:hAnsi="Times New Roman"/>
+          <w:b/>
+          <w:i w:val="0"/>
+          <w:sz w:val="24"/>
+        </w:rPr>
+        <w:t>B.1 How a number in this report can be traced</w:t>
+      </w:r>
+    </w:p>
+    <w:p>
+      <w:pPr>
+        <w:spacing w:before="0" w:after="120"/>
+        <w:jc w:val="both"/>
+      </w:pPr>
+      <w:r>
+        <w:rPr>
+          <w:rFonts w:ascii="Times New Roman" w:hAnsi="Times New Roman"/>
+          <w:b w:val="0"/>
+          <w:i w:val="0"/>
+          <w:sz w:val="24"/>
+        </w:rPr>
+        <w:t>Every value in the body traces to a single row of `02_MASTER` in the accompanying workbook, which holds 113 observations in tidy long form. Each row carries a series code, geography, year, value, unit, **denominator**, Eurostat-compatible flag, and a `source_id` resolving to `03_SOURCES`, where each of the 23 sources gives an issuing authority, dataset code, URL, access date and a full Harvard reference.</w:t>
+      </w:r>
+    </w:p>
+    <w:p>
+      <w:pPr>
+        <w:spacing w:before="0" w:after="120"/>
+        <w:jc w:val="both"/>
+      </w:pPr>
+      <w:r>
+        <w:rPr>
+          <w:rFonts w:ascii="Times New Roman" w:hAnsi="Times New Roman"/>
+          <w:b w:val="0"/>
+          <w:i w:val="0"/>
+          <w:sz w:val="24"/>
+        </w:rPr>
+        <w:t>No figure sheet in the workbook contains a typed number. Every figure cell is a formula referencing `02_MASTER`, so changing an observation propagates to the derived sheets and the charts. The same table generates the report's figures, through `report/build_figures.py`. One source of truth, three renderings.</w:t>
+      </w:r>
+    </w:p>
+    <w:p>
+      <w:pPr>
+        <w:spacing w:before="0" w:after="120"/>
+        <w:jc w:val="both"/>
+      </w:pPr>
+      <w:r>
+        <w:rPr>
+          <w:rFonts w:ascii="Times New Roman" w:hAnsi="Times New Roman"/>
+          <w:b w:val="0"/>
+          <w:i w:val="0"/>
+          <w:sz w:val="24"/>
+        </w:rPr>
+        <w:t>The `denominator` column is load-bearing rather than decorative. Danish online-purchasing figures change base between 2019 (% of individuals) and 2020 onward (% of internet users), and the 2019 row is flagged `b` for a break in series. Without that column the two are a single misleading trend line.</w:t>
+      </w:r>
+    </w:p>
+    <w:p>
+      <w:pPr>
+        <w:spacing w:before="160" w:after="80"/>
+        <w:jc w:val="left"/>
+      </w:pPr>
+      <w:r>
+        <w:rPr>
+          <w:rFonts w:ascii="Times New Roman" w:hAnsi="Times New Roman"/>
+          <w:b/>
+          <w:i w:val="0"/>
+          <w:sz w:val="24"/>
+        </w:rPr>
+        <w:t>B.2 Verification</w:t>
+      </w:r>
+    </w:p>
+    <w:p>
+      <w:pPr>
+        <w:spacing w:before="0" w:after="120"/>
+        <w:jc w:val="both"/>
+      </w:pPr>
+      <w:r>
+        <w:rPr>
+          <w:rFonts w:ascii="Times New Roman" w:hAnsi="Times New Roman"/>
+          <w:b w:val="0"/>
+          <w:i w:val="0"/>
+          <w:sz w:val="24"/>
+        </w:rPr>
+        <w:t>The workbook is generated by a script and checked by a second, independent one: **1,610 automated assertions** that fail the build if violated. They include:</w:t>
+      </w:r>
+    </w:p>
+    <w:p>
+      <w:pPr>
+        <w:pStyle w:val="ListBullet"/>
+        <w:spacing w:after="60"/>
+      </w:pPr>
+      <w:r>
+        <w:rPr>
+          <w:rFonts w:ascii="Times New Roman" w:hAnsi="Times New Roman"/>
+          <w:sz w:val="24"/>
+        </w:rPr>
+        <w:t>every `source_id` resolves to a source carrying a URL and an access date;</w:t>
+      </w:r>
+    </w:p>
+    <w:p>
+      <w:pPr>
+        <w:pStyle w:val="ListBullet"/>
+        <w:spacing w:after="60"/>
+      </w:pPr>
+      <w:r>
+        <w:rPr>
+          <w:rFonts w:ascii="Times New Roman" w:hAnsi="Times New Roman"/>
+          <w:sz w:val="24"/>
+        </w:rPr>
+        <w:t>every observation has a unit and a denominator;</w:t>
+      </w:r>
+    </w:p>
+    <w:p>
+      <w:pPr>
+        <w:pStyle w:val="ListBullet"/>
+        <w:spacing w:after="60"/>
+      </w:pPr>
+      <w:r>
+        <w:rPr>
+          <w:rFonts w:ascii="Times New Roman" w:hAnsi="Times New Roman"/>
+          <w:sz w:val="24"/>
+        </w:rPr>
+        <w:t>no duplicate `(series_code, geography, year)` key — SUMIFS lookups would</w:t>
+      </w:r>
+    </w:p>
+    <w:p>
+      <w:pPr>
+        <w:pStyle w:val="ListBullet"/>
+        <w:spacing w:after="60"/>
+      </w:pPr>
+      <w:r>
+        <w:rPr>
+          <w:rFonts w:ascii="Times New Roman" w:hAnsi="Times New Roman"/>
+          <w:sz w:val="24"/>
+        </w:rPr>
+        <w:t>no figure sheet contains a literal in a data column;</w:t>
+      </w:r>
+    </w:p>
+    <w:p>
+      <w:pPr>
+        <w:pStyle w:val="ListBullet"/>
+        <w:spacing w:after="60"/>
+      </w:pPr>
+      <w:r>
+        <w:rPr>
+          <w:rFonts w:ascii="Times New Roman" w:hAnsi="Times New Roman"/>
+          <w:sz w:val="24"/>
+        </w:rPr>
+        <w:t>every lookup embedded in a formula resolves to an observation that exists, so</w:t>
+      </w:r>
+    </w:p>
+    <w:p>
+      <w:pPr>
+        <w:pStyle w:val="ListBullet"/>
+        <w:spacing w:after="60"/>
+      </w:pPr>
+      <w:r>
+        <w:rPr>
+          <w:rFonts w:ascii="Times New Roman" w:hAnsi="Times New Roman"/>
+          <w:sz w:val="24"/>
+        </w:rPr>
+        <w:t>every chart colour belongs to the declared palette;</w:t>
+      </w:r>
+    </w:p>
+    <w:p>
+      <w:pPr>
+        <w:pStyle w:val="ListBullet"/>
+        <w:spacing w:after="60"/>
+      </w:pPr>
+      <w:r>
+        <w:rPr>
+          <w:rFonts w:ascii="Times New Roman" w:hAnsi="Times New Roman"/>
+          <w:sz w:val="24"/>
+        </w:rPr>
+        <w:t>every indicator family appears in `04_DEFINITIONS`.</w:t>
+      </w:r>
+    </w:p>
+    <w:p>
+      <w:pPr>
+        <w:spacing w:before="0" w:after="120"/>
+        <w:jc w:val="both"/>
+      </w:pPr>
+      <w:r>
+        <w:rPr>
+          <w:rFonts w:ascii="Times New Roman" w:hAnsi="Times New Roman"/>
+          <w:b w:val="0"/>
+          <w:i w:val="0"/>
+          <w:sz w:val="24"/>
+        </w:rPr>
+        <w:t>A separate suite of 56 checks verifies the submitted Word file against the formatting requirements, and the figure script re-derives nine published values and asserts they match the report's prose.</w:t>
+      </w:r>
+    </w:p>
+    <w:p>
+      <w:pPr>
+        <w:spacing w:before="160" w:after="80"/>
+        <w:jc w:val="left"/>
+      </w:pPr>
+      <w:r>
+        <w:rPr>
+          <w:rFonts w:ascii="Times New Roman" w:hAnsi="Times New Roman"/>
+          <w:b/>
+          <w:i w:val="0"/>
+          <w:sz w:val="24"/>
+        </w:rPr>
+        <w:t>B.3 Flags used in the workbook</w:t>
+      </w:r>
+    </w:p>
+    <w:tbl>
+      <w:tblPr>
+        <w:tblStyle w:val="TableGrid"/>
+        <w:tblW w:type="auto" w:w="0"/>
+        <w:tblLook w:firstColumn="1" w:firstRow="1" w:lastColumn="0" w:lastRow="0" w:noHBand="0" w:noVBand="1" w:val="04A0"/>
+      </w:tblPr>
+      <w:tblGrid>
+        <w:gridCol w:w="4680"/>
+        <w:gridCol w:w="4680"/>
+      </w:tblGrid>
+      <w:tr>
+        <w:tc>
+          <w:tcPr>
+            <w:tcW w:type="dxa" w:w="4680"/>
+          </w:tcPr>
+          <w:p>
+            <w:pPr>
+              <w:spacing w:line="240" w:lineRule="auto" w:after="40"/>
+            </w:pPr>
+            <w:r>
+              <w:rPr>
+                <w:rFonts w:ascii="Times New Roman" w:hAnsi="Times New Roman"/>
+                <w:b/>
+                <w:sz w:val="20"/>
+              </w:rPr>
+              <w:t>Flag</w:t>
+            </w:r>
+          </w:p>
+        </w:tc>
+        <w:tc>
+          <w:tcPr>
+            <w:tcW w:type="dxa" w:w="4680"/>
+          </w:tcPr>
+          <w:p>
+            <w:pPr>
+              <w:spacing w:line="240" w:lineRule="auto" w:after="40"/>
+            </w:pPr>
+            <w:r>
+              <w:rPr>
+                <w:rFonts w:ascii="Times New Roman" w:hAnsi="Times New Roman"/>
+                <w:b/>
+                <w:sz w:val="20"/>
+              </w:rPr>
+              <w:t>Meaning</w:t>
+            </w:r>
+          </w:p>
+        </w:tc>
+      </w:tr>
+      <w:tr>
+        <w:tc>
+          <w:tcPr>
+            <w:tcW w:type="dxa" w:w="4680"/>
+          </w:tcPr>
+          <w:p>
+            <w:pPr>
+              <w:spacing w:line="240" w:lineRule="auto" w:after="40"/>
+            </w:pPr>
+            <w:r>
+              <w:rPr>
+                <w:rFonts w:ascii="Times New Roman" w:hAnsi="Times New Roman"/>
+                <w:b w:val="0"/>
+                <w:sz w:val="20"/>
+              </w:rPr>
+              <w:t>b</w:t>
+            </w:r>
+          </w:p>
+        </w:tc>
+        <w:tc>
+          <w:tcPr>
+            <w:tcW w:type="dxa" w:w="4680"/>
+          </w:tcPr>
+          <w:p>
+            <w:pPr>
+              <w:spacing w:line="240" w:lineRule="auto" w:after="40"/>
+            </w:pPr>
+            <w:r>
+              <w:rPr>
+                <w:rFonts w:ascii="Times New Roman" w:hAnsi="Times New Roman"/>
+                <w:b w:val="0"/>
+                <w:sz w:val="20"/>
+              </w:rPr>
+              <w:t>Break in series</w:t>
+            </w:r>
+          </w:p>
+        </w:tc>
+      </w:tr>
+      <w:tr>
+        <w:tc>
+          <w:tcPr>
+            <w:tcW w:type="dxa" w:w="4680"/>
+          </w:tcPr>
+          <w:p>
+            <w:pPr>
+              <w:spacing w:line="240" w:lineRule="auto" w:after="40"/>
+            </w:pPr>
+            <w:r>
+              <w:rPr>
+                <w:rFonts w:ascii="Times New Roman" w:hAnsi="Times New Roman"/>
+                <w:b w:val="0"/>
+                <w:sz w:val="20"/>
+              </w:rPr>
+              <w:t>e</w:t>
+            </w:r>
+          </w:p>
+        </w:tc>
+        <w:tc>
+          <w:tcPr>
+            <w:tcW w:type="dxa" w:w="4680"/>
+          </w:tcPr>
+          <w:p>
+            <w:pPr>
+              <w:spacing w:line="240" w:lineRule="auto" w:after="40"/>
+            </w:pPr>
+            <w:r>
+              <w:rPr>
+                <w:rFonts w:ascii="Times New Roman" w:hAnsi="Times New Roman"/>
+                <w:b w:val="0"/>
+                <w:sz w:val="20"/>
+              </w:rPr>
+              <w:t>Estimate, or a value published in words rather than figures</w:t>
+            </w:r>
+          </w:p>
+        </w:tc>
+      </w:tr>
+      <w:tr>
+        <w:tc>
+          <w:tcPr>
+            <w:tcW w:type="dxa" w:w="4680"/>
+          </w:tcPr>
+          <w:p>
+            <w:pPr>
+              <w:spacing w:line="240" w:lineRule="auto" w:after="40"/>
+            </w:pPr>
+            <w:r>
+              <w:rPr>
+                <w:rFonts w:ascii="Times New Roman" w:hAnsi="Times New Roman"/>
+                <w:b w:val="0"/>
+                <w:sz w:val="20"/>
+              </w:rPr>
+              <w:t>p</w:t>
+            </w:r>
+          </w:p>
+        </w:tc>
+        <w:tc>
+          <w:tcPr>
+            <w:tcW w:type="dxa" w:w="4680"/>
+          </w:tcPr>
+          <w:p>
+            <w:pPr>
+              <w:spacing w:line="240" w:lineRule="auto" w:after="40"/>
+            </w:pPr>
+            <w:r>
+              <w:rPr>
+                <w:rFonts w:ascii="Times New Roman" w:hAnsi="Times New Roman"/>
+                <w:b w:val="0"/>
+                <w:sz w:val="20"/>
+              </w:rPr>
+              <w:t>Provisional</w:t>
+            </w:r>
+          </w:p>
+        </w:tc>
+      </w:tr>
+      <w:tr>
+        <w:tc>
+          <w:tcPr>
+            <w:tcW w:type="dxa" w:w="4680"/>
+          </w:tcPr>
+          <w:p>
+            <w:pPr>
+              <w:spacing w:line="240" w:lineRule="auto" w:after="40"/>
+            </w:pPr>
+            <w:r>
+              <w:rPr>
+                <w:rFonts w:ascii="Times New Roman" w:hAnsi="Times New Roman"/>
+                <w:b w:val="0"/>
+                <w:sz w:val="20"/>
+              </w:rPr>
+              <w:t>d</w:t>
+            </w:r>
+          </w:p>
+        </w:tc>
+        <w:tc>
+          <w:tcPr>
+            <w:tcW w:type="dxa" w:w="4680"/>
+          </w:tcPr>
+          <w:p>
+            <w:pPr>
+              <w:spacing w:line="240" w:lineRule="auto" w:after="40"/>
+            </w:pPr>
+            <w:r>
+              <w:rPr>
+                <w:rFonts w:ascii="Times New Roman" w:hAnsi="Times New Roman"/>
+                <w:b w:val="0"/>
+                <w:sz w:val="20"/>
+              </w:rPr>
+              <w:t>Definition differs</w:t>
+            </w:r>
+          </w:p>
+        </w:tc>
+      </w:tr>
+      <w:tr>
+        <w:tc>
+          <w:tcPr>
+            <w:tcW w:type="dxa" w:w="4680"/>
+          </w:tcPr>
+          <w:p>
+            <w:pPr>
+              <w:spacing w:line="240" w:lineRule="auto" w:after="40"/>
+            </w:pPr>
+            <w:r>
+              <w:rPr>
+                <w:rFonts w:ascii="Times New Roman" w:hAnsi="Times New Roman"/>
+                <w:b w:val="0"/>
+                <w:sz w:val="20"/>
+              </w:rPr>
+              <w:t>u</w:t>
+            </w:r>
+          </w:p>
+        </w:tc>
+        <w:tc>
+          <w:tcPr>
+            <w:tcW w:type="dxa" w:w="4680"/>
+          </w:tcPr>
+          <w:p>
+            <w:pPr>
+              <w:spacing w:line="240" w:lineRule="auto" w:after="40"/>
+            </w:pPr>
+            <w:r>
+              <w:rPr>
+                <w:rFonts w:ascii="Times New Roman" w:hAnsi="Times New Roman"/>
+                <w:b w:val="0"/>
+                <w:sz w:val="20"/>
+              </w:rPr>
+              <w:t>Low reliability, or mirror-sourced</w:t>
+            </w:r>
+          </w:p>
+        </w:tc>
+      </w:tr>
+    </w:tbl>
+    <w:p>
+      <w:pPr>
+        <w:spacing w:before="0" w:after="0"/>
+        <w:jc w:val="both"/>
+      </w:pPr>
+      <w:r>
+        <w:rPr>
+          <w:rFonts w:ascii="Times New Roman" w:hAnsi="Times New Roman"/>
+          <w:b w:val="0"/>
+          <w:i w:val="0"/>
+          <w:sz w:val="12"/>
+        </w:rPr>
+      </w:r>
+    </w:p>
+    <w:p>
+      <w:pPr>
+        <w:spacing w:before="160" w:after="80"/>
+        <w:jc w:val="left"/>
+      </w:pPr>
+      <w:r>
+        <w:rPr>
+          <w:rFonts w:ascii="Times New Roman" w:hAnsi="Times New Roman"/>
+          <w:b/>
+          <w:i w:val="0"/>
+          <w:sz w:val="24"/>
+        </w:rPr>
+        <w:t>B.4 Policy instruments and dates</w:t>
+      </w:r>
+    </w:p>
+    <w:p>
+      <w:pPr>
+        <w:spacing w:before="0" w:after="120"/>
+        <w:jc w:val="both"/>
+      </w:pPr>
+      <w:r>
+        <w:rPr>
+          <w:rFonts w:ascii="Times New Roman" w:hAnsi="Times New Roman"/>
+          <w:b w:val="0"/>
+          <w:i w:val="0"/>
+          <w:sz w:val="24"/>
+        </w:rPr>
+        <w:t>Table 1 in the body carries only the four instruments the argument turns on. The complete timeline is sheet `09_POLICY`; the events omitted from Table 1 are:</w:t>
+      </w:r>
+    </w:p>
+    <w:tbl>
+      <w:tblPr>
+        <w:tblStyle w:val="TableGrid"/>
+        <w:tblW w:type="auto" w:w="0"/>
+        <w:tblLook w:firstColumn="1" w:firstRow="1" w:lastColumn="0" w:lastRow="0" w:noHBand="0" w:noVBand="1" w:val="04A0"/>
+      </w:tblPr>
+      <w:tblGrid>
+        <w:gridCol w:w="4680"/>
+        <w:gridCol w:w="4680"/>
+      </w:tblGrid>
+      <w:tr>
+        <w:tc>
+          <w:tcPr>
+            <w:tcW w:type="dxa" w:w="4680"/>
+          </w:tcPr>
+          <w:p>
+            <w:pPr>
+              <w:spacing w:line="240" w:lineRule="auto" w:after="40"/>
+            </w:pPr>
+            <w:r>
+              <w:rPr>
+                <w:rFonts w:ascii="Times New Roman" w:hAnsi="Times New Roman"/>
+                <w:b/>
+                <w:sz w:val="20"/>
+              </w:rPr>
+              <w:t>Date</w:t>
+            </w:r>
+          </w:p>
+        </w:tc>
+        <w:tc>
+          <w:tcPr>
+            <w:tcW w:type="dxa" w:w="4680"/>
+          </w:tcPr>
+          <w:p>
+            <w:pPr>
+              <w:spacing w:line="240" w:lineRule="auto" w:after="40"/>
+            </w:pPr>
+            <w:r>
+              <w:rPr>
+                <w:rFonts w:ascii="Times New Roman" w:hAnsi="Times New Roman"/>
+                <w:b/>
+                <w:sz w:val="20"/>
+              </w:rPr>
+              <w:t>Event</w:t>
+            </w:r>
+          </w:p>
+        </w:tc>
+      </w:tr>
+      <w:tr>
+        <w:tc>
+          <w:tcPr>
+            <w:tcW w:type="dxa" w:w="4680"/>
+          </w:tcPr>
+          <w:p>
+            <w:pPr>
+              <w:spacing w:line="240" w:lineRule="auto" w:after="40"/>
+            </w:pPr>
+            <w:r>
+              <w:rPr>
+                <w:rFonts w:ascii="Times New Roman" w:hAnsi="Times New Roman"/>
+                <w:b w:val="0"/>
+                <w:sz w:val="20"/>
+              </w:rPr>
+              <w:t>2013</w:t>
+            </w:r>
+          </w:p>
+        </w:tc>
+        <w:tc>
+          <w:tcPr>
+            <w:tcW w:type="dxa" w:w="4680"/>
+          </w:tcPr>
+          <w:p>
+            <w:pPr>
+              <w:spacing w:line="240" w:lineRule="auto" w:after="40"/>
+            </w:pPr>
+            <w:r>
+              <w:rPr>
+                <w:rFonts w:ascii="Times New Roman" w:hAnsi="Times New Roman"/>
+                <w:b w:val="0"/>
+                <w:sz w:val="20"/>
+              </w:rPr>
+              <w:t>Digital Post becomes mandatory for businesses, a year ahead of citizens</w:t>
+            </w:r>
+          </w:p>
+        </w:tc>
+      </w:tr>
+      <w:tr>
+        <w:tc>
+          <w:tcPr>
+            <w:tcW w:type="dxa" w:w="4680"/>
+          </w:tcPr>
+          <w:p>
+            <w:pPr>
+              <w:spacing w:line="240" w:lineRule="auto" w:after="40"/>
+            </w:pPr>
+            <w:r>
+              <w:rPr>
+                <w:rFonts w:ascii="Times New Roman" w:hAnsi="Times New Roman"/>
+                <w:b w:val="0"/>
+                <w:sz w:val="20"/>
+              </w:rPr>
+              <w:t>Jan 2016</w:t>
+            </w:r>
+          </w:p>
+        </w:tc>
+        <w:tc>
+          <w:tcPr>
+            <w:tcW w:type="dxa" w:w="4680"/>
+          </w:tcPr>
+          <w:p>
+            <w:pPr>
+              <w:spacing w:line="240" w:lineRule="auto" w:after="40"/>
+            </w:pPr>
+            <w:r>
+              <w:rPr>
+                <w:rFonts w:ascii="Times New Roman" w:hAnsi="Times New Roman"/>
+                <w:b w:val="0"/>
+                <w:sz w:val="20"/>
+              </w:rPr>
+              <w:t>Rigsrevisionen reports on the Digital Post business case (Rigsrevisionen 2016)</w:t>
+            </w:r>
+          </w:p>
+        </w:tc>
+      </w:tr>
+      <w:tr>
+        <w:tc>
+          <w:tcPr>
+            <w:tcW w:type="dxa" w:w="4680"/>
+          </w:tcPr>
+          <w:p>
+            <w:pPr>
+              <w:spacing w:line="240" w:lineRule="auto" w:after="40"/>
+            </w:pPr>
+            <w:r>
+              <w:rPr>
+                <w:rFonts w:ascii="Times New Roman" w:hAnsi="Times New Roman"/>
+                <w:b w:val="0"/>
+                <w:sz w:val="20"/>
+              </w:rPr>
+              <w:t>2018</w:t>
+            </w:r>
+          </w:p>
+        </w:tc>
+        <w:tc>
+          <w:tcPr>
+            <w:tcW w:type="dxa" w:w="4680"/>
+          </w:tcPr>
+          <w:p>
+            <w:pPr>
+              <w:spacing w:line="240" w:lineRule="auto" w:after="40"/>
+            </w:pPr>
+            <w:r>
+              <w:rPr>
+                <w:rFonts w:ascii="Times New Roman" w:hAnsi="Times New Roman"/>
+                <w:b w:val="0"/>
+                <w:sz w:val="20"/>
+              </w:rPr>
+              <w:t>SMV:Digital launched</w:t>
+            </w:r>
+          </w:p>
+        </w:tc>
+      </w:tr>
+      <w:tr>
+        <w:tc>
+          <w:tcPr>
+            <w:tcW w:type="dxa" w:w="4680"/>
+          </w:tcPr>
+          <w:p>
+            <w:pPr>
+              <w:spacing w:line="240" w:lineRule="auto" w:after="40"/>
+            </w:pPr>
+            <w:r>
+              <w:rPr>
+                <w:rFonts w:ascii="Times New Roman" w:hAnsi="Times New Roman"/>
+                <w:b w:val="0"/>
+                <w:sz w:val="20"/>
+              </w:rPr>
+              <w:t>Oct 2021</w:t>
+            </w:r>
+          </w:p>
+        </w:tc>
+        <w:tc>
+          <w:tcPr>
+            <w:tcW w:type="dxa" w:w="4680"/>
+          </w:tcPr>
+          <w:p>
+            <w:pPr>
+              <w:spacing w:line="240" w:lineRule="auto" w:after="40"/>
+            </w:pPr>
+            <w:r>
+              <w:rPr>
+                <w:rFonts w:ascii="Times New Roman" w:hAnsi="Times New Roman"/>
+                <w:b w:val="0"/>
+                <w:sz w:val="20"/>
+              </w:rPr>
+              <w:t>MitID rollout begins</w:t>
+            </w:r>
+          </w:p>
+        </w:tc>
+      </w:tr>
+      <w:tr>
+        <w:tc>
+          <w:tcPr>
+            <w:tcW w:type="dxa" w:w="4680"/>
+          </w:tcPr>
+          <w:p>
+            <w:pPr>
+              <w:spacing w:line="240" w:lineRule="auto" w:after="40"/>
+            </w:pPr>
+            <w:r>
+              <w:rPr>
+                <w:rFonts w:ascii="Times New Roman" w:hAnsi="Times New Roman"/>
+                <w:b w:val="0"/>
+                <w:sz w:val="20"/>
+              </w:rPr>
+              <w:t>22 Sep 2022</w:t>
+            </w:r>
+          </w:p>
+        </w:tc>
+        <w:tc>
+          <w:tcPr>
+            <w:tcW w:type="dxa" w:w="4680"/>
+          </w:tcPr>
+          <w:p>
+            <w:pPr>
+              <w:spacing w:line="240" w:lineRule="auto" w:after="40"/>
+            </w:pPr>
+            <w:r>
+              <w:rPr>
+                <w:rFonts w:ascii="Times New Roman" w:hAnsi="Times New Roman"/>
+                <w:b w:val="0"/>
+                <w:sz w:val="20"/>
+              </w:rPr>
+              <w:t>MitID required for borger.dk, skat.dk and sundhed.dk</w:t>
+            </w:r>
+          </w:p>
+        </w:tc>
+      </w:tr>
+      <w:tr>
+        <w:tc>
+          <w:tcPr>
+            <w:tcW w:type="dxa" w:w="4680"/>
+          </w:tcPr>
+          <w:p>
+            <w:pPr>
+              <w:spacing w:line="240" w:lineRule="auto" w:after="40"/>
+            </w:pPr>
+            <w:r>
+              <w:rPr>
+                <w:rFonts w:ascii="Times New Roman" w:hAnsi="Times New Roman"/>
+                <w:b w:val="0"/>
+                <w:sz w:val="20"/>
+              </w:rPr>
+              <w:t>2026</w:t>
+            </w:r>
+          </w:p>
+        </w:tc>
+        <w:tc>
+          <w:tcPr>
+            <w:tcW w:type="dxa" w:w="4680"/>
+          </w:tcPr>
+          <w:p>
+            <w:pPr>
+              <w:spacing w:line="240" w:lineRule="auto" w:after="40"/>
+            </w:pPr>
+            <w:r>
+              <w:rPr>
+                <w:rFonts w:ascii="Times New Roman" w:hAnsi="Times New Roman"/>
+                <w:b w:val="0"/>
+                <w:sz w:val="20"/>
+              </w:rPr>
+              <w:t>SMV:Digital grant pools continue; a further pool opens 26 October (SMV:Digital 2026)</w:t>
+            </w:r>
+          </w:p>
+        </w:tc>
+      </w:tr>
+    </w:tbl>
+    <w:p>
+      <w:pPr>
+        <w:spacing w:before="0" w:after="0"/>
+        <w:jc w:val="both"/>
+      </w:pPr>
+      <w:r>
+        <w:rPr>
+          <w:rFonts w:ascii="Times New Roman" w:hAnsi="Times New Roman"/>
+          <w:b w:val="0"/>
+          <w:i w:val="0"/>
+          <w:sz w:val="12"/>
+        </w:rPr>
+      </w:r>
+    </w:p>
+    <w:p>
+      <w:pPr>
+        <w:spacing w:before="160" w:after="80"/>
+        <w:jc w:val="left"/>
+      </w:pPr>
+      <w:r>
+        <w:rPr>
+          <w:rFonts w:ascii="Times New Roman" w:hAnsi="Times New Roman"/>
+          <w:b/>
+          <w:i w:val="0"/>
+          <w:sz w:val="24"/>
+        </w:rPr>
+        <w:t>B.5 Principal limitations</w:t>
+      </w:r>
+    </w:p>
+    <w:p>
+      <w:pPr>
+        <w:spacing w:before="0" w:after="120"/>
+        <w:jc w:val="both"/>
+      </w:pPr>
+      <w:r>
+        <w:rPr>
+          <w:rFonts w:ascii="Times New Roman" w:hAnsi="Times New Roman"/>
+          <w:b w:val="0"/>
+          <w:i w:val="0"/>
+          <w:sz w:val="24"/>
+        </w:rPr>
+        <w:t>The workbook records twenty limitations in `07_LIMITATIONS`. Those that bear directly on claims made in the body:</w:t>
+      </w:r>
+    </w:p>
+    <w:p>
+      <w:pPr>
+        <w:pStyle w:val="ListBullet"/>
+        <w:spacing w:after="60"/>
+      </w:pPr>
+      <w:r>
+        <w:rPr>
+          <w:rFonts w:ascii="Times New Roman" w:hAnsi="Times New Roman"/>
+          <w:sz w:val="24"/>
+        </w:rPr>
+        <w:t>**The banking series use different base years.** Institutions and employment</w:t>
+      </w:r>
+    </w:p>
+    <w:p>
+      <w:pPr>
+        <w:pStyle w:val="ListBullet"/>
+        <w:spacing w:after="60"/>
+      </w:pPr>
+      <w:r>
+        <w:rPr>
+          <w:rFonts w:ascii="Times New Roman" w:hAnsi="Times New Roman"/>
+          <w:sz w:val="24"/>
+        </w:rPr>
+        <w:t>**No price deflator.** E-sales as a share of turnover spans 2014 to 2024,</w:t>
+      </w:r>
+    </w:p>
+    <w:p>
+      <w:pPr>
+        <w:pStyle w:val="ListBullet"/>
+        <w:spacing w:after="60"/>
+      </w:pPr>
+      <w:r>
+        <w:rPr>
+          <w:rFonts w:ascii="Times New Roman" w:hAnsi="Times New Roman"/>
+          <w:sz w:val="24"/>
+        </w:rPr>
+        <w:t>**Headcount conversions rest on an implied denominator.** A published figure</w:t>
+      </w:r>
+    </w:p>
+    <w:p>
+      <w:pPr>
+        <w:pStyle w:val="ListBullet"/>
+        <w:spacing w:after="60"/>
+      </w:pPr>
+      <w:r>
+        <w:rPr>
+          <w:rFonts w:ascii="Times New Roman" w:hAnsi="Times New Roman"/>
+          <w:sz w:val="24"/>
+        </w:rPr>
+        <w:t>**Confounded outcome.** Branch closures reflect digitalisation and sectoral</w:t>
+      </w:r>
+    </w:p>
+    <w:p>
+      <w:pPr>
+        <w:pStyle w:val="ListBullet"/>
+        <w:spacing w:after="60"/>
+      </w:pPr>
+      <w:r>
+        <w:rPr>
+          <w:rFonts w:ascii="Times New Roman" w:hAnsi="Times New Roman"/>
+          <w:sz w:val="24"/>
+        </w:rPr>
+        <w:t>**Unbalanced panel.** Observation years differ by series because the sources</w:t>
+      </w:r>
+    </w:p>
+    <w:p>
+      <w:pPr>
+        <w:pStyle w:val="ListBullet"/>
+        <w:spacing w:after="60"/>
+      </w:pPr>
+      <w:r>
+        <w:rPr>
+          <w:rFonts w:ascii="Times New Roman" w:hAnsi="Times New Roman"/>
+          <w:sz w:val="24"/>
+        </w:rPr>
+        <w:t>**Mirror-sourced values.** Sixteen country-level turnover values are flagged</w:t>
+      </w:r>
+    </w:p>
+    <w:p>
+      <w:r>
+        <w:br w:type="page"/>
+      </w:r>
+    </w:p>
+    <w:p>
+      <w:pPr>
+        <w:spacing w:before="0" w:after="160"/>
+        <w:jc w:val="left"/>
+      </w:pPr>
+      <w:r>
+        <w:rPr>
+          <w:rFonts w:ascii="Times New Roman" w:hAnsi="Times New Roman"/>
+          <w:b/>
+          <w:i w:val="0"/>
+          <w:sz w:val="26"/>
+        </w:rPr>
+        <w:t>Appendix C. Regression Diagnostics</w:t>
+      </w:r>
+    </w:p>
+    <w:p>
+      <w:pPr>
+        <w:spacing w:before="0" w:after="120"/>
+        <w:jc w:val="both"/>
+      </w:pPr>
+      <w:r>
+        <w:rPr>
+          <w:rFonts w:ascii="Times New Roman" w:hAnsi="Times New Roman"/>
+          <w:b w:val="0"/>
+          <w:i w:val="0"/>
+          <w:sz w:val="24"/>
+        </w:rPr>
+        <w:t>This appendix supports the regression reported in Section 2. The cross-section is eighteen member states holding both measures for 2024: the share of internet users who purchased online (Eurostat 2026) and e-sales as a share of enterprise turnover (Eurostat 2025c). All computation is reproducible from `02_MASTER`; the workbook computes the same statistics as live formulas on sheet `F6_ADOPT_BENEFIT`.</w:t>
+      </w:r>
+    </w:p>
+    <w:p>
+      <w:pPr>
+        <w:spacing w:before="160" w:after="80"/>
+        <w:jc w:val="left"/>
+      </w:pPr>
+      <w:r>
+        <w:rPr>
+          <w:rFonts w:ascii="Times New Roman" w:hAnsi="Times New Roman"/>
+          <w:b/>
+          <w:i w:val="0"/>
+          <w:sz w:val="24"/>
+        </w:rPr>
+        <w:t>C.1 The estimate</w:t>
+      </w:r>
+    </w:p>
+    <w:tbl>
+      <w:tblPr>
+        <w:tblStyle w:val="TableGrid"/>
+        <w:tblW w:type="auto" w:w="0"/>
+        <w:tblLook w:firstColumn="1" w:firstRow="1" w:lastColumn="0" w:lastRow="0" w:noHBand="0" w:noVBand="1" w:val="04A0"/>
+      </w:tblPr>
+      <w:tblGrid>
+        <w:gridCol w:w="4680"/>
+        <w:gridCol w:w="4680"/>
+      </w:tblGrid>
+      <w:tr>
+        <w:tc>
+          <w:tcPr>
+            <w:tcW w:type="dxa" w:w="4680"/>
+          </w:tcPr>
+          <w:p>
+            <w:pPr>
+              <w:spacing w:line="240" w:lineRule="auto" w:after="40"/>
+            </w:pPr>
+            <w:r>
+              <w:rPr>
+                <w:rFonts w:ascii="Times New Roman" w:hAnsi="Times New Roman"/>
+                <w:b/>
+                <w:sz w:val="20"/>
+              </w:rPr>
+              <w:t>Statistic</w:t>
+            </w:r>
+          </w:p>
+        </w:tc>
+        <w:tc>
+          <w:tcPr>
+            <w:tcW w:type="dxa" w:w="4680"/>
+          </w:tcPr>
+          <w:p>
+            <w:pPr>
+              <w:spacing w:line="240" w:lineRule="auto" w:after="40"/>
+            </w:pPr>
+            <w:r>
+              <w:rPr>
+                <w:rFonts w:ascii="Times New Roman" w:hAnsi="Times New Roman"/>
+                <w:b/>
+                <w:sz w:val="20"/>
+              </w:rPr>
+              <w:t>Value</w:t>
+            </w:r>
+          </w:p>
+        </w:tc>
+      </w:tr>
+      <w:tr>
+        <w:tc>
+          <w:tcPr>
+            <w:tcW w:type="dxa" w:w="4680"/>
+          </w:tcPr>
+          <w:p>
+            <w:pPr>
+              <w:spacing w:line="240" w:lineRule="auto" w:after="40"/>
+            </w:pPr>
+            <w:r>
+              <w:rPr>
+                <w:rFonts w:ascii="Times New Roman" w:hAnsi="Times New Roman"/>
+                <w:b w:val="0"/>
+                <w:sz w:val="20"/>
+              </w:rPr>
+              <w:t>Slope</w:t>
+            </w:r>
+          </w:p>
+        </w:tc>
+        <w:tc>
+          <w:tcPr>
+            <w:tcW w:type="dxa" w:w="4680"/>
+          </w:tcPr>
+          <w:p>
+            <w:pPr>
+              <w:spacing w:line="240" w:lineRule="auto" w:after="40"/>
+            </w:pPr>
+            <w:r>
+              <w:rPr>
+                <w:rFonts w:ascii="Times New Roman" w:hAnsi="Times New Roman"/>
+                <w:b w:val="0"/>
+                <w:sz w:val="20"/>
+              </w:rPr>
+              <w:t>+0.6022 pp turnover per pp adoption</w:t>
+            </w:r>
+          </w:p>
+        </w:tc>
+      </w:tr>
+      <w:tr>
+        <w:tc>
+          <w:tcPr>
+            <w:tcW w:type="dxa" w:w="4680"/>
+          </w:tcPr>
+          <w:p>
+            <w:pPr>
+              <w:spacing w:line="240" w:lineRule="auto" w:after="40"/>
+            </w:pPr>
+            <w:r>
+              <w:rPr>
+                <w:rFonts w:ascii="Times New Roman" w:hAnsi="Times New Roman"/>
+                <w:b w:val="0"/>
+                <w:sz w:val="20"/>
+              </w:rPr>
+              <w:t>Standard error</w:t>
+            </w:r>
+          </w:p>
+        </w:tc>
+        <w:tc>
+          <w:tcPr>
+            <w:tcW w:type="dxa" w:w="4680"/>
+          </w:tcPr>
+          <w:p>
+            <w:pPr>
+              <w:spacing w:line="240" w:lineRule="auto" w:after="40"/>
+            </w:pPr>
+            <w:r>
+              <w:rPr>
+                <w:rFonts w:ascii="Times New Roman" w:hAnsi="Times New Roman"/>
+                <w:b w:val="0"/>
+                <w:sz w:val="20"/>
+              </w:rPr>
+              <w:t>0.1047</w:t>
+            </w:r>
+          </w:p>
+        </w:tc>
+      </w:tr>
+      <w:tr>
+        <w:tc>
+          <w:tcPr>
+            <w:tcW w:type="dxa" w:w="4680"/>
+          </w:tcPr>
+          <w:p>
+            <w:pPr>
+              <w:spacing w:line="240" w:lineRule="auto" w:after="40"/>
+            </w:pPr>
+            <w:r>
+              <w:rPr>
+                <w:rFonts w:ascii="Times New Roman" w:hAnsi="Times New Roman"/>
+                <w:b w:val="0"/>
+                <w:sz w:val="20"/>
+              </w:rPr>
+              <w:t>t (16 df)</w:t>
+            </w:r>
+          </w:p>
+        </w:tc>
+        <w:tc>
+          <w:tcPr>
+            <w:tcW w:type="dxa" w:w="4680"/>
+          </w:tcPr>
+          <w:p>
+            <w:pPr>
+              <w:spacing w:line="240" w:lineRule="auto" w:after="40"/>
+            </w:pPr>
+            <w:r>
+              <w:rPr>
+                <w:rFonts w:ascii="Times New Roman" w:hAnsi="Times New Roman"/>
+                <w:b w:val="0"/>
+                <w:sz w:val="20"/>
+              </w:rPr>
+              <w:t>5.749</w:t>
+            </w:r>
+          </w:p>
+        </w:tc>
+      </w:tr>
+      <w:tr>
+        <w:tc>
+          <w:tcPr>
+            <w:tcW w:type="dxa" w:w="4680"/>
+          </w:tcPr>
+          <w:p>
+            <w:pPr>
+              <w:spacing w:line="240" w:lineRule="auto" w:after="40"/>
+            </w:pPr>
+            <w:r>
+              <w:rPr>
+                <w:rFonts w:ascii="Times New Roman" w:hAnsi="Times New Roman"/>
+                <w:b w:val="0"/>
+                <w:sz w:val="20"/>
+              </w:rPr>
+              <w:t>95% confidence interval</w:t>
+            </w:r>
+          </w:p>
+        </w:tc>
+        <w:tc>
+          <w:tcPr>
+            <w:tcW w:type="dxa" w:w="4680"/>
+          </w:tcPr>
+          <w:p>
+            <w:pPr>
+              <w:spacing w:line="240" w:lineRule="auto" w:after="40"/>
+            </w:pPr>
+            <w:r>
+              <w:rPr>
+                <w:rFonts w:ascii="Times New Roman" w:hAnsi="Times New Roman"/>
+                <w:b w:val="0"/>
+                <w:sz w:val="20"/>
+              </w:rPr>
+              <w:t>[0.380, 0.824]</w:t>
+            </w:r>
+          </w:p>
+        </w:tc>
+      </w:tr>
+      <w:tr>
+        <w:tc>
+          <w:tcPr>
+            <w:tcW w:type="dxa" w:w="4680"/>
+          </w:tcPr>
+          <w:p>
+            <w:pPr>
+              <w:spacing w:line="240" w:lineRule="auto" w:after="40"/>
+            </w:pPr>
+            <w:r>
+              <w:rPr>
+                <w:rFonts w:ascii="Times New Roman" w:hAnsi="Times New Roman"/>
+                <w:b w:val="0"/>
+                <w:sz w:val="20"/>
+              </w:rPr>
+              <w:t>R²</w:t>
+            </w:r>
+          </w:p>
+        </w:tc>
+        <w:tc>
+          <w:tcPr>
+            <w:tcW w:type="dxa" w:w="4680"/>
+          </w:tcPr>
+          <w:p>
+            <w:pPr>
+              <w:spacing w:line="240" w:lineRule="auto" w:after="40"/>
+            </w:pPr>
+            <w:r>
+              <w:rPr>
+                <w:rFonts w:ascii="Times New Roman" w:hAnsi="Times New Roman"/>
+                <w:b w:val="0"/>
+                <w:sz w:val="20"/>
+              </w:rPr>
+              <w:t>0.674</w:t>
+            </w:r>
+          </w:p>
+        </w:tc>
+      </w:tr>
+      <w:tr>
+        <w:tc>
+          <w:tcPr>
+            <w:tcW w:type="dxa" w:w="4680"/>
+          </w:tcPr>
+          <w:p>
+            <w:pPr>
+              <w:spacing w:line="240" w:lineRule="auto" w:after="40"/>
+            </w:pPr>
+            <w:r>
+              <w:rPr>
+                <w:rFonts w:ascii="Times New Roman" w:hAnsi="Times New Roman"/>
+                <w:b w:val="0"/>
+                <w:sz w:val="20"/>
+              </w:rPr>
+              <w:t>Residual standard error (RMSE)</w:t>
+            </w:r>
+          </w:p>
+        </w:tc>
+        <w:tc>
+          <w:tcPr>
+            <w:tcW w:type="dxa" w:w="4680"/>
+          </w:tcPr>
+          <w:p>
+            <w:pPr>
+              <w:spacing w:line="240" w:lineRule="auto" w:after="40"/>
+            </w:pPr>
+            <w:r>
+              <w:rPr>
+                <w:rFonts w:ascii="Times New Roman" w:hAnsi="Times New Roman"/>
+                <w:b w:val="0"/>
+                <w:sz w:val="20"/>
+              </w:rPr>
+              <w:t>4.450 pp</w:t>
+            </w:r>
+          </w:p>
+        </w:tc>
+      </w:tr>
+      <w:tr>
+        <w:tc>
+          <w:tcPr>
+            <w:tcW w:type="dxa" w:w="4680"/>
+          </w:tcPr>
+          <w:p>
+            <w:pPr>
+              <w:spacing w:line="240" w:lineRule="auto" w:after="40"/>
+            </w:pPr>
+            <w:r>
+              <w:rPr>
+                <w:rFonts w:ascii="Times New Roman" w:hAnsi="Times New Roman"/>
+                <w:b w:val="0"/>
+                <w:sz w:val="20"/>
+              </w:rPr>
+              <w:t>n</w:t>
+            </w:r>
+          </w:p>
+        </w:tc>
+        <w:tc>
+          <w:tcPr>
+            <w:tcW w:type="dxa" w:w="4680"/>
+          </w:tcPr>
+          <w:p>
+            <w:pPr>
+              <w:spacing w:line="240" w:lineRule="auto" w:after="40"/>
+            </w:pPr>
+            <w:r>
+              <w:rPr>
+                <w:rFonts w:ascii="Times New Roman" w:hAnsi="Times New Roman"/>
+                <w:b w:val="0"/>
+                <w:sz w:val="20"/>
+              </w:rPr>
+              <w:t>18</w:t>
+            </w:r>
+          </w:p>
+        </w:tc>
+      </w:tr>
+    </w:tbl>
+    <w:p>
+      <w:pPr>
+        <w:spacing w:before="0" w:after="0"/>
+        <w:jc w:val="both"/>
+      </w:pPr>
+      <w:r>
+        <w:rPr>
+          <w:rFonts w:ascii="Times New Roman" w:hAnsi="Times New Roman"/>
+          <w:b w:val="0"/>
+          <w:i w:val="0"/>
+          <w:sz w:val="12"/>
+        </w:rPr>
+      </w:r>
+    </w:p>
+    <w:p>
+      <w:pPr>
+        <w:spacing w:before="0" w:after="120"/>
+        <w:jc w:val="both"/>
+      </w:pPr>
+      <w:r>
+        <w:rPr>
+          <w:rFonts w:ascii="Times New Roman" w:hAnsi="Times New Roman"/>
+          <w:b w:val="0"/>
+          <w:i w:val="0"/>
+          <w:sz w:val="24"/>
+        </w:rPr>
+        <w:t>The interval is the honest statement of what eighteen observations support. At the lower bound a percentage point of adoption is worth 0.38pp of turnover; at the upper bound, 0.82. The point estimate alone would overstate the precision by a factor of roughly two.</w:t>
+      </w:r>
+    </w:p>
+    <w:p>
+      <w:pPr>
+        <w:spacing w:before="160" w:after="80"/>
+        <w:jc w:val="left"/>
+      </w:pPr>
+      <w:r>
+        <w:rPr>
+          <w:rFonts w:ascii="Times New Roman" w:hAnsi="Times New Roman"/>
+          <w:b/>
+          <w:i w:val="0"/>
+          <w:sz w:val="24"/>
+        </w:rPr>
+        <w:t>C.2 Residuals</w:t>
+      </w:r>
+    </w:p>
+    <w:p>
+      <w:pPr>
+        <w:spacing w:before="0" w:after="120"/>
+        <w:jc w:val="both"/>
+      </w:pPr>
+      <w:r>
+        <w:rPr>
+          <w:rFonts w:ascii="Times New Roman" w:hAnsi="Times New Roman"/>
+          <w:b w:val="0"/>
+          <w:i w:val="0"/>
+          <w:sz w:val="24"/>
+        </w:rPr>
+        <w:t>Figure C1</w:t>
+      </w:r>
+    </w:p>
+    <w:p>
+      <w:pPr>
+        <w:spacing w:before="0" w:after="120"/>
+        <w:jc w:val="both"/>
+      </w:pPr>
+      <w:r>
+        <w:rPr>
+          <w:rFonts w:ascii="Times New Roman" w:hAnsi="Times New Roman"/>
+          <w:b w:val="0"/>
+          <w:i w:val="0"/>
+          <w:sz w:val="24"/>
+        </w:rPr>
+        <w:t>No state is mispredicted by more than two residual standard errors, so the linear form is not obviously wrong. The largest positive residuals are Belgium (+7.69pp, +1.73 RMSE), Ireland (+6.31, +1.42) and Italy (+5.51, +1.24).</w:t>
+      </w:r>
+    </w:p>
+    <w:p>
+      <w:pPr>
+        <w:spacing w:before="0" w:after="120"/>
+        <w:jc w:val="both"/>
+      </w:pPr>
+      <w:r>
+        <w:rPr>
+          <w:rFonts w:ascii="Times New Roman" w:hAnsi="Times New Roman"/>
+          <w:b w:val="0"/>
+          <w:i w:val="0"/>
+          <w:sz w:val="24"/>
+        </w:rPr>
+        <w:t>Denmark's residual is **+4.34pp, or +0.97 RMSE — fourth largest of eighteen**. This is the figure that killed an earlier version of this report's argument. A residual inside one standard error, with three states further above the line, is an ordinary position on the fitted relationship, not evidence that Denmark converts adoption into commercial activity unusually well. Section 2 says only that Denmark sits above the line and within one standard error of it.</w:t>
+      </w:r>
+    </w:p>
+    <w:p>
+      <w:pPr>
+        <w:spacing w:before="160" w:after="80"/>
+        <w:jc w:val="left"/>
+      </w:pPr>
+      <w:r>
+        <w:rPr>
+          <w:rFonts w:ascii="Times New Roman" w:hAnsi="Times New Roman"/>
+          <w:b/>
+          <w:i w:val="0"/>
+          <w:sz w:val="24"/>
+        </w:rPr>
+        <w:t>C.3 Leave-one-out stability</w:t>
+      </w:r>
+    </w:p>
+    <w:p>
+      <w:pPr>
+        <w:spacing w:before="0" w:after="120"/>
+        <w:jc w:val="both"/>
+      </w:pPr>
+      <w:r>
+        <w:rPr>
+          <w:rFonts w:ascii="Times New Roman" w:hAnsi="Times New Roman"/>
+          <w:b w:val="0"/>
+          <w:i w:val="0"/>
+          <w:sz w:val="24"/>
+        </w:rPr>
+        <w:t>Figure C2</w:t>
+      </w:r>
+    </w:p>
+    <w:p>
+      <w:pPr>
+        <w:spacing w:before="0" w:after="120"/>
+        <w:jc w:val="both"/>
+      </w:pPr>
+      <w:r>
+        <w:rPr>
+          <w:rFonts w:ascii="Times New Roman" w:hAnsi="Times New Roman"/>
+          <w:b w:val="0"/>
+          <w:i w:val="0"/>
+          <w:sz w:val="24"/>
+        </w:rPr>
+        <w:t>Re-estimating the slope eighteen times, dropping each member state in turn, gives a range of **[0.516, 0.672]**. The slope never approaches zero and never changes sign, and every re-estimate falls inside the full-sample confidence interval. Ireland is the most influential single observation: dropping it moves the slope by −0.086, about 14%. That is unsurprising, since Ireland is the extreme point on both axes, and it is the reason Section 2 quotes an interval rather than a point.</w:t>
+      </w:r>
+    </w:p>
+    <w:p>
+      <w:pPr>
+        <w:spacing w:before="160" w:after="80"/>
+        <w:jc w:val="left"/>
+      </w:pPr>
+      <w:r>
+        <w:rPr>
+          <w:rFonts w:ascii="Times New Roman" w:hAnsi="Times New Roman"/>
+          <w:b/>
+          <w:i w:val="0"/>
+          <w:sz w:val="24"/>
+        </w:rPr>
+        <w:t>C.4 Selection on the tails, measured</w:t>
+      </w:r>
+    </w:p>
+    <w:p>
+      <w:pPr>
+        <w:spacing w:before="0" w:after="120"/>
+        <w:jc w:val="both"/>
+      </w:pPr>
+      <w:r>
+        <w:rPr>
+          <w:rFonts w:ascii="Times New Roman" w:hAnsi="Times New Roman"/>
+          <w:b w:val="0"/>
+          <w:i w:val="0"/>
+          <w:sz w:val="24"/>
+        </w:rPr>
+        <w:t>Figure C3</w:t>
+      </w:r>
+    </w:p>
+    <w:p>
+      <w:pPr>
+        <w:spacing w:before="0" w:after="120"/>
+        <w:jc w:val="both"/>
+      </w:pPr>
+      <w:r>
+        <w:rPr>
+          <w:rFonts w:ascii="Times New Roman" w:hAnsi="Times New Roman"/>
+          <w:b w:val="0"/>
+          <w:i w:val="0"/>
+          <w:sz w:val="24"/>
+        </w:rPr>
+        <w:t>An earlier version of this figure drew its adoption values from a Eurostat news release (Eurostat 2025a), which named nine countries — the three highest, the three lowest and three notable movers. Six of those nine also report the turnover measure, so the figure originally rested on six observations drawn entirely from the ends of the distribution.</w:t>
+      </w:r>
+    </w:p>
+    <w:tbl>
+      <w:tblPr>
+        <w:tblStyle w:val="TableGrid"/>
+        <w:tblW w:type="auto" w:w="0"/>
+        <w:tblLook w:firstColumn="1" w:firstRow="1" w:lastColumn="0" w:lastRow="0" w:noHBand="0" w:noVBand="1" w:val="04A0"/>
+      </w:tblPr>
+      <w:tblGrid>
+        <w:gridCol w:w="2340"/>
+        <w:gridCol w:w="2340"/>
+        <w:gridCol w:w="2340"/>
+        <w:gridCol w:w="2340"/>
+      </w:tblGrid>
+      <w:tr>
+        <w:tc>
+          <w:tcPr>
+            <w:tcW w:type="dxa" w:w="2340"/>
+          </w:tcPr>
+          <w:p>
+            <w:pPr>
+              <w:spacing w:line="240" w:lineRule="auto" w:after="40"/>
+            </w:pPr>
+            <w:r>
+              <w:rPr>
+                <w:rFonts w:ascii="Times New Roman" w:hAnsi="Times New Roman"/>
+                <w:b/>
+                <w:sz w:val="20"/>
+              </w:rPr>
+              <w:t>Sample</w:t>
+            </w:r>
+          </w:p>
+        </w:tc>
+        <w:tc>
+          <w:tcPr>
+            <w:tcW w:type="dxa" w:w="2340"/>
+          </w:tcPr>
+          <w:p>
+            <w:pPr>
+              <w:spacing w:line="240" w:lineRule="auto" w:after="40"/>
+            </w:pPr>
+            <w:r>
+              <w:rPr>
+                <w:rFonts w:ascii="Times New Roman" w:hAnsi="Times New Roman"/>
+                <w:b/>
+                <w:sz w:val="20"/>
+              </w:rPr>
+              <w:t>n</w:t>
+            </w:r>
+          </w:p>
+        </w:tc>
+        <w:tc>
+          <w:tcPr>
+            <w:tcW w:type="dxa" w:w="2340"/>
+          </w:tcPr>
+          <w:p>
+            <w:pPr>
+              <w:spacing w:line="240" w:lineRule="auto" w:after="40"/>
+            </w:pPr>
+            <w:r>
+              <w:rPr>
+                <w:rFonts w:ascii="Times New Roman" w:hAnsi="Times New Roman"/>
+                <w:b/>
+                <w:sz w:val="20"/>
+              </w:rPr>
+              <w:t>Slope</w:t>
+            </w:r>
+          </w:p>
+        </w:tc>
+        <w:tc>
+          <w:tcPr>
+            <w:tcW w:type="dxa" w:w="2340"/>
+          </w:tcPr>
+          <w:p>
+            <w:pPr>
+              <w:spacing w:line="240" w:lineRule="auto" w:after="40"/>
+            </w:pPr>
+            <w:r>
+              <w:rPr>
+                <w:rFonts w:ascii="Times New Roman" w:hAnsi="Times New Roman"/>
+                <w:b/>
+                <w:sz w:val="20"/>
+              </w:rPr>
+              <w:t>R²</w:t>
+            </w:r>
+          </w:p>
+        </w:tc>
+      </w:tr>
+      <w:tr>
+        <w:tc>
+          <w:tcPr>
+            <w:tcW w:type="dxa" w:w="2340"/>
+          </w:tcPr>
+          <w:p>
+            <w:pPr>
+              <w:spacing w:line="240" w:lineRule="auto" w:after="40"/>
+            </w:pPr>
+            <w:r>
+              <w:rPr>
+                <w:rFonts w:ascii="Times New Roman" w:hAnsi="Times New Roman"/>
+                <w:b w:val="0"/>
+                <w:sz w:val="20"/>
+              </w:rPr>
+              <w:t>Six tail countries (press-release values)</w:t>
+            </w:r>
+          </w:p>
+        </w:tc>
+        <w:tc>
+          <w:tcPr>
+            <w:tcW w:type="dxa" w:w="2340"/>
+          </w:tcPr>
+          <w:p>
+            <w:pPr>
+              <w:spacing w:line="240" w:lineRule="auto" w:after="40"/>
+            </w:pPr>
+            <w:r>
+              <w:rPr>
+                <w:rFonts w:ascii="Times New Roman" w:hAnsi="Times New Roman"/>
+                <w:b w:val="0"/>
+                <w:sz w:val="20"/>
+              </w:rPr>
+              <w:t>6</w:t>
+            </w:r>
+          </w:p>
+        </w:tc>
+        <w:tc>
+          <w:tcPr>
+            <w:tcW w:type="dxa" w:w="2340"/>
+          </w:tcPr>
+          <w:p>
+            <w:pPr>
+              <w:spacing w:line="240" w:lineRule="auto" w:after="40"/>
+            </w:pPr>
+            <w:r>
+              <w:rPr>
+                <w:rFonts w:ascii="Times New Roman" w:hAnsi="Times New Roman"/>
+                <w:b w:val="0"/>
+                <w:sz w:val="20"/>
+              </w:rPr>
+              <w:t>+0.655</w:t>
+            </w:r>
+          </w:p>
+        </w:tc>
+        <w:tc>
+          <w:tcPr>
+            <w:tcW w:type="dxa" w:w="2340"/>
+          </w:tcPr>
+          <w:p>
+            <w:pPr>
+              <w:spacing w:line="240" w:lineRule="auto" w:after="40"/>
+            </w:pPr>
+            <w:r>
+              <w:rPr>
+                <w:rFonts w:ascii="Times New Roman" w:hAnsi="Times New Roman"/>
+                <w:b w:val="0"/>
+                <w:sz w:val="20"/>
+              </w:rPr>
+              <w:t>0.853</w:t>
+            </w:r>
+          </w:p>
+        </w:tc>
+      </w:tr>
+      <w:tr>
+        <w:tc>
+          <w:tcPr>
+            <w:tcW w:type="dxa" w:w="2340"/>
+          </w:tcPr>
+          <w:p>
+            <w:pPr>
+              <w:spacing w:line="240" w:lineRule="auto" w:after="40"/>
+            </w:pPr>
+            <w:r>
+              <w:rPr>
+                <w:rFonts w:ascii="Times New Roman" w:hAnsi="Times New Roman"/>
+                <w:b w:val="0"/>
+                <w:sz w:val="20"/>
+              </w:rPr>
+              <w:t>All eighteen (databrowser extract)</w:t>
+            </w:r>
+          </w:p>
+        </w:tc>
+        <w:tc>
+          <w:tcPr>
+            <w:tcW w:type="dxa" w:w="2340"/>
+          </w:tcPr>
+          <w:p>
+            <w:pPr>
+              <w:spacing w:line="240" w:lineRule="auto" w:after="40"/>
+            </w:pPr>
+            <w:r>
+              <w:rPr>
+                <w:rFonts w:ascii="Times New Roman" w:hAnsi="Times New Roman"/>
+                <w:b w:val="0"/>
+                <w:sz w:val="20"/>
+              </w:rPr>
+              <w:t>18</w:t>
+            </w:r>
+          </w:p>
+        </w:tc>
+        <w:tc>
+          <w:tcPr>
+            <w:tcW w:type="dxa" w:w="2340"/>
+          </w:tcPr>
+          <w:p>
+            <w:pPr>
+              <w:spacing w:line="240" w:lineRule="auto" w:after="40"/>
+            </w:pPr>
+            <w:r>
+              <w:rPr>
+                <w:rFonts w:ascii="Times New Roman" w:hAnsi="Times New Roman"/>
+                <w:b w:val="0"/>
+                <w:sz w:val="20"/>
+              </w:rPr>
+              <w:t>+0.602</w:t>
+            </w:r>
+          </w:p>
+        </w:tc>
+        <w:tc>
+          <w:tcPr>
+            <w:tcW w:type="dxa" w:w="2340"/>
+          </w:tcPr>
+          <w:p>
+            <w:pPr>
+              <w:spacing w:line="240" w:lineRule="auto" w:after="40"/>
+            </w:pPr>
+            <w:r>
+              <w:rPr>
+                <w:rFonts w:ascii="Times New Roman" w:hAnsi="Times New Roman"/>
+                <w:b w:val="0"/>
+                <w:sz w:val="20"/>
+              </w:rPr>
+              <w:t>0.674</w:t>
+            </w:r>
+          </w:p>
+        </w:tc>
+      </w:tr>
+    </w:tbl>
+    <w:p>
+      <w:pPr>
+        <w:spacing w:before="0" w:after="0"/>
+        <w:jc w:val="both"/>
+      </w:pPr>
+      <w:r>
+        <w:rPr>
+          <w:rFonts w:ascii="Times New Roman" w:hAnsi="Times New Roman"/>
+          <w:b w:val="0"/>
+          <w:i w:val="0"/>
+          <w:sz w:val="12"/>
+        </w:rPr>
+      </w:r>
+    </w:p>
+    <w:p>
+      <w:pPr>
+        <w:spacing w:before="0" w:after="120"/>
+        <w:jc w:val="both"/>
+      </w:pPr>
+      <w:r>
+        <w:rPr>
+          <w:rFonts w:ascii="Times New Roman" w:hAnsi="Times New Roman"/>
+          <w:b w:val="0"/>
+          <w:i w:val="0"/>
+          <w:sz w:val="24"/>
+        </w:rPr>
+        <w:t>The slope moved by about 8%; the fit fell by 0.18. Selecting on the tails therefore inflated the apparent explanatory power far more than it biased the estimated relationship — which is the characteristic signature of range restriction in reverse, and a demonstration of selection bias measured on this report's own data rather than asserted from a textbook.</w:t>
+      </w:r>
+    </w:p>
+    <w:p>
+      <w:pPr>
+        <w:spacing w:before="0" w:after="120"/>
+        <w:jc w:val="both"/>
+      </w:pPr>
+      <w:r>
+        <w:rPr>
+          <w:rFonts w:ascii="Times New Roman" w:hAnsi="Times New Roman"/>
+          <w:b w:val="0"/>
+          <w:i w:val="0"/>
+          <w:sz w:val="24"/>
+        </w:rPr>
+        <w:t>One detail matters for anyone reproducing this. The tail-sample statistics are computed from the **rounded values the press release printed** (Ireland 96, Denmark 91, Germany 83, Hungary 79, Italy 60, Bulgaria 57), because the point is what the earlier figure actually showed. Recomputing the same six countries from the databrowser's unrounded values gives a slope of 0.658 and R² of 0.854 — the same conclusion, marginally different digits.</w:t>
+      </w:r>
+    </w:p>
+    <w:p>
+      <w:pPr>
+        <w:spacing w:before="160" w:after="80"/>
+        <w:jc w:val="left"/>
+      </w:pPr>
+      <w:r>
+        <w:rPr>
+          <w:rFonts w:ascii="Times New Roman" w:hAnsi="Times New Roman"/>
+          <w:b/>
+          <w:i w:val="0"/>
+          <w:sz w:val="24"/>
+        </w:rPr>
+        <w:t>C.5 Is the missing third of the EU missing for a reason?</w:t>
+      </w:r>
+    </w:p>
+    <w:p>
+      <w:pPr>
+        <w:spacing w:before="0" w:after="120"/>
+        <w:jc w:val="both"/>
+      </w:pPr>
+      <w:r>
+        <w:rPr>
+          <w:rFonts w:ascii="Times New Roman" w:hAnsi="Times New Roman"/>
+          <w:b w:val="0"/>
+          <w:i w:val="0"/>
+          <w:sz w:val="24"/>
+        </w:rPr>
+        <w:t>Nine member states report adoption but not turnover: EE, EL, FI, LT, LV, NL, PT, RO and SK. If they were absent because of something correlated with the outcome, the estimate would be selected rather than merely incomplete.</w:t>
+      </w:r>
+    </w:p>
+    <w:p>
+      <w:pPr>
+        <w:spacing w:before="0" w:after="120"/>
+        <w:jc w:val="both"/>
+      </w:pPr>
+      <w:r>
+        <w:rPr>
+          <w:rFonts w:ascii="Times New Roman" w:hAnsi="Times New Roman"/>
+          <w:b w:val="0"/>
+          <w:i w:val="0"/>
+          <w:sz w:val="24"/>
+        </w:rPr>
+        <w:t>They average **75.67%** on adoption against the plotted eighteen's **77.23%** — a difference of −1.57pp, with a two-sample t of −0.372 on 25 degrees of freedom, p ≈ 0.71. The two groups are statistically indistinguishable on the x-axis. The sample is missing on availability of the outcome measure, not selected on the regressor.</w:t>
+      </w:r>
+    </w:p>
+    <w:p>
+      <w:pPr>
+        <w:spacing w:before="160" w:after="80"/>
+        <w:jc w:val="left"/>
+      </w:pPr>
+      <w:r>
+        <w:rPr>
+          <w:rFonts w:ascii="Times New Roman" w:hAnsi="Times New Roman"/>
+          <w:b/>
+          <w:i w:val="0"/>
+          <w:sz w:val="24"/>
+        </w:rPr>
+        <w:t>C.6 What this design still cannot do</w:t>
+      </w:r>
+    </w:p>
+    <w:p>
+      <w:pPr>
+        <w:spacing w:before="0" w:after="120"/>
+        <w:jc w:val="both"/>
+      </w:pPr>
+      <w:r>
+        <w:rPr>
+          <w:rFonts w:ascii="Times New Roman" w:hAnsi="Times New Roman"/>
+          <w:b w:val="0"/>
+          <w:i w:val="0"/>
+          <w:sz w:val="24"/>
+        </w:rPr>
+        <w:t>Adoption is measured on consumers and turnover on enterprises, including business-to-business ordering no consumer ever touches, so the two axes are not two sides of one transaction. National income appears on neither axis and would plausibly raise both. Both are single-year cross-sections, so nothing here identifies a direction of causation. The relationship is an association that survives every robustness check available on eighteen observations, and that is the whole of the claim.</w:t>
+      </w:r>
+    </w:p>
+    <w:p>
+      <w:pPr>
+        <w:spacing w:before="160" w:after="40"/>
+        <w:jc w:val="center"/>
+      </w:pPr>
+      <w:r>
+        <w:drawing>
+          <wp:inline xmlns:a="http://schemas.openxmlformats.org/drawingml/2006/main" xmlns:pic="http://schemas.openxmlformats.org/drawingml/2006/picture">
+            <wp:extent cx="5760000" cy="3228413"/>
+            <wp:docPr id="9" name="Picture 9"/>
+            <wp:cNvGraphicFramePr>
+              <a:graphicFrameLocks noChangeAspect="1"/>
+            </wp:cNvGraphicFramePr>
+            <a:graphic>
+              <a:graphicData uri="http://schemas.openxmlformats.org/drawingml/2006/picture">
+                <pic:pic>
+                  <pic:nvPicPr>
+                    <pic:cNvPr id="0" name="figA_c1_residuals.png"/>
+                    <pic:cNvPicPr/>
+                  </pic:nvPicPr>
+                  <pic:blipFill>
+                    <a:blip r:embed="rId18"/>
+                    <a:stretch>
+                      <a:fillRect/>
+                    </a:stretch>
+                  </pic:blipFill>
+                  <pic:spPr>
+                    <a:xfrm>
+                      <a:off x="0" y="0"/>
+                      <a:ext cx="5760000" cy="3228413"/>
+                    </a:xfrm>
+                    <a:prstGeom prst="rect"/>
+                  </pic:spPr>
+                </pic:pic>
+              </a:graphicData>
+            </a:graphic>
+          </wp:inline>
+        </w:drawing>
+      </w:r>
+    </w:p>
+    <w:p>
+      <w:pPr>
+        <w:spacing w:before="0" w:after="200" w:line="240" w:lineRule="auto"/>
+        <w:jc w:val="center"/>
+      </w:pPr>
+      <w:r>
+        <w:rPr>
+          <w:rFonts w:ascii="Times New Roman" w:hAnsi="Times New Roman"/>
+          <w:b w:val="0"/>
+          <w:i/>
+          <w:sz w:val="20"/>
+        </w:rPr>
+        <w:t>Figure C1 - Residuals against fitted values, EU 2024 regression. Workbook F6.</w:t>
+      </w:r>
+    </w:p>
+    <w:p>
+      <w:pPr>
+        <w:spacing w:before="160" w:after="40"/>
+        <w:jc w:val="center"/>
+      </w:pPr>
+      <w:r>
+        <w:drawing>
+          <wp:inline xmlns:a="http://schemas.openxmlformats.org/drawingml/2006/main" xmlns:pic="http://schemas.openxmlformats.org/drawingml/2006/picture">
+            <wp:extent cx="5760000" cy="3552897"/>
+            <wp:docPr id="10" name="Picture 10"/>
+            <wp:cNvGraphicFramePr>
+              <a:graphicFrameLocks noChangeAspect="1"/>
+            </wp:cNvGraphicFramePr>
+            <a:graphic>
+              <a:graphicData uri="http://schemas.openxmlformats.org/drawingml/2006/picture">
+                <pic:pic>
+                  <pic:nvPicPr>
+                    <pic:cNvPr id="0" name="figA_c2_jackknife.png"/>
+                    <pic:cNvPicPr/>
+                  </pic:nvPicPr>
+                  <pic:blipFill>
+                    <a:blip r:embed="rId19"/>
+                    <a:stretch>
+                      <a:fillRect/>
+                    </a:stretch>
+                  </pic:blipFill>
+                  <pic:spPr>
+                    <a:xfrm>
+                      <a:off x="0" y="0"/>
+                      <a:ext cx="5760000" cy="3552897"/>
+                    </a:xfrm>
+                    <a:prstGeom prst="rect"/>
+                  </pic:spPr>
+                </pic:pic>
+              </a:graphicData>
+            </a:graphic>
+          </wp:inline>
+        </w:drawing>
+      </w:r>
+    </w:p>
+    <w:p>
+      <w:pPr>
+        <w:spacing w:before="0" w:after="200" w:line="240" w:lineRule="auto"/>
+        <w:jc w:val="center"/>
+      </w:pPr>
+      <w:r>
+        <w:rPr>
+          <w:rFonts w:ascii="Times New Roman" w:hAnsi="Times New Roman"/>
+          <w:b w:val="0"/>
+          <w:i/>
+          <w:sz w:val="20"/>
+        </w:rPr>
+        <w:t>Figure C2 - Leave-one-out slopes, all 18 drops. Workbook F6.</w:t>
+      </w:r>
+    </w:p>
+    <w:p>
+      <w:pPr>
+        <w:spacing w:before="160" w:after="40"/>
+        <w:jc w:val="center"/>
+      </w:pPr>
+      <w:r>
+        <w:drawing>
+          <wp:inline xmlns:a="http://schemas.openxmlformats.org/drawingml/2006/main" xmlns:pic="http://schemas.openxmlformats.org/drawingml/2006/picture">
+            <wp:extent cx="5760000" cy="3759308"/>
+            <wp:docPr id="11" name="Picture 11"/>
+            <wp:cNvGraphicFramePr>
+              <a:graphicFrameLocks noChangeAspect="1"/>
+            </wp:cNvGraphicFramePr>
+            <a:graphic>
+              <a:graphicData uri="http://schemas.openxmlformats.org/drawingml/2006/picture">
+                <pic:pic>
+                  <pic:nvPicPr>
+                    <pic:cNvPr id="0" name="figA_c3_tailselection.png"/>
+                    <pic:cNvPicPr/>
+                  </pic:nvPicPr>
+                  <pic:blipFill>
+                    <a:blip r:embed="rId20"/>
+                    <a:stretch>
+                      <a:fillRect/>
+                    </a:stretch>
+                  </pic:blipFill>
+                  <pic:spPr>
+                    <a:xfrm>
+                      <a:off x="0" y="0"/>
+                      <a:ext cx="5760000" cy="3759308"/>
+                    </a:xfrm>
+                    <a:prstGeom prst="rect"/>
+                  </pic:spPr>
+                </pic:pic>
+              </a:graphicData>
+            </a:graphic>
+          </wp:inline>
+        </w:drawing>
+      </w:r>
+    </w:p>
+    <w:p>
+      <w:pPr>
+        <w:spacing w:before="0" w:after="200" w:line="240" w:lineRule="auto"/>
+        <w:jc w:val="center"/>
+      </w:pPr>
+      <w:r>
+        <w:rPr>
+          <w:rFonts w:ascii="Times New Roman" w:hAnsi="Times New Roman"/>
+          <w:b w:val="0"/>
+          <w:i/>
+          <w:sz w:val="20"/>
+        </w:rPr>
+        <w:t>Figure C3 - The six tail countries against the full cross-section. Workbook F6.</w:t>
+      </w:r>
+    </w:p>
+    <w:p>
+      <w:r>
+        <w:br w:type="page"/>
+      </w:r>
+    </w:p>
+    <w:p>
+      <w:pPr>
+        <w:spacing w:before="0" w:after="160"/>
+        <w:jc w:val="left"/>
+      </w:pPr>
+      <w:r>
+        <w:rPr>
+          <w:rFonts w:ascii="Times New Roman" w:hAnsi="Times New Roman"/>
+          <w:b/>
+          <w:i w:val="0"/>
+          <w:sz w:val="26"/>
+        </w:rPr>
+        <w:t>Appendix D. Reconciling the Exclusion Estimates</w:t>
+      </w:r>
+    </w:p>
+    <w:p>
+      <w:pPr>
+        <w:spacing w:before="0" w:after="120"/>
+        <w:jc w:val="both"/>
+      </w:pPr>
+      <w:r>
+        <w:rPr>
+          <w:rFonts w:ascii="Times New Roman" w:hAnsi="Times New Roman"/>
+          <w:b w:val="0"/>
+          <w:i w:val="0"/>
+          <w:sz w:val="24"/>
+        </w:rPr>
+        <w:t>Section 4 reports five estimates of Danish digital exclusion ranging from 4.7% to 25%. They are not five measurements of one quantity, and this appendix sets out why, because the spread is the finding rather than an embarrassment.</w:t>
+      </w:r>
+    </w:p>
+    <w:p>
+      <w:pPr>
+        <w:spacing w:before="160" w:after="80"/>
+        <w:jc w:val="left"/>
+      </w:pPr>
+      <w:r>
+        <w:rPr>
+          <w:rFonts w:ascii="Times New Roman" w:hAnsi="Times New Roman"/>
+          <w:b/>
+          <w:i w:val="0"/>
+          <w:sz w:val="24"/>
+        </w:rPr>
+        <w:t>D.1 The estimates differ in three ways at once</w:t>
+      </w:r>
+    </w:p>
+    <w:tbl>
+      <w:tblPr>
+        <w:tblStyle w:val="TableGrid"/>
+        <w:tblW w:type="auto" w:w="0"/>
+        <w:tblLook w:firstColumn="1" w:firstRow="1" w:lastColumn="0" w:lastRow="0" w:noHBand="0" w:noVBand="1" w:val="04A0"/>
+      </w:tblPr>
+      <w:tblGrid>
+        <w:gridCol w:w="1872"/>
+        <w:gridCol w:w="1872"/>
+        <w:gridCol w:w="1872"/>
+        <w:gridCol w:w="1872"/>
+        <w:gridCol w:w="1872"/>
+      </w:tblGrid>
+      <w:tr>
+        <w:tc>
+          <w:tcPr>
+            <w:tcW w:type="dxa" w:w="1872"/>
+          </w:tcPr>
+          <w:p>
+            <w:pPr>
+              <w:spacing w:line="240" w:lineRule="auto" w:after="40"/>
+            </w:pPr>
+            <w:r>
+              <w:rPr>
+                <w:rFonts w:ascii="Times New Roman" w:hAnsi="Times New Roman"/>
+                <w:b/>
+                <w:sz w:val="20"/>
+              </w:rPr>
+              <w:t>Estimate</w:t>
+            </w:r>
+          </w:p>
+        </w:tc>
+        <w:tc>
+          <w:tcPr>
+            <w:tcW w:type="dxa" w:w="1872"/>
+          </w:tcPr>
+          <w:p>
+            <w:pPr>
+              <w:spacing w:line="240" w:lineRule="auto" w:after="40"/>
+            </w:pPr>
+            <w:r>
+              <w:rPr>
+                <w:rFonts w:ascii="Times New Roman" w:hAnsi="Times New Roman"/>
+                <w:b/>
+                <w:sz w:val="20"/>
+              </w:rPr>
+              <w:t>Value</w:t>
+            </w:r>
+          </w:p>
+        </w:tc>
+        <w:tc>
+          <w:tcPr>
+            <w:tcW w:type="dxa" w:w="1872"/>
+          </w:tcPr>
+          <w:p>
+            <w:pPr>
+              <w:spacing w:line="240" w:lineRule="auto" w:after="40"/>
+            </w:pPr>
+            <w:r>
+              <w:rPr>
+                <w:rFonts w:ascii="Times New Roman" w:hAnsi="Times New Roman"/>
+                <w:b/>
+                <w:sz w:val="20"/>
+              </w:rPr>
+              <w:t>Year</w:t>
+            </w:r>
+          </w:p>
+        </w:tc>
+        <w:tc>
+          <w:tcPr>
+            <w:tcW w:type="dxa" w:w="1872"/>
+          </w:tcPr>
+          <w:p>
+            <w:pPr>
+              <w:spacing w:line="240" w:lineRule="auto" w:after="40"/>
+            </w:pPr>
+            <w:r>
+              <w:rPr>
+                <w:rFonts w:ascii="Times New Roman" w:hAnsi="Times New Roman"/>
+                <w:b/>
+                <w:sz w:val="20"/>
+              </w:rPr>
+              <w:t>Stated base</w:t>
+            </w:r>
+          </w:p>
+        </w:tc>
+        <w:tc>
+          <w:tcPr>
+            <w:tcW w:type="dxa" w:w="1872"/>
+          </w:tcPr>
+          <w:p>
+            <w:pPr>
+              <w:spacing w:line="240" w:lineRule="auto" w:after="40"/>
+            </w:pPr>
+            <w:r>
+              <w:rPr>
+                <w:rFonts w:ascii="Times New Roman" w:hAnsi="Times New Roman"/>
+                <w:b/>
+                <w:sz w:val="20"/>
+              </w:rPr>
+              <w:t>Source</w:t>
+            </w:r>
+          </w:p>
+        </w:tc>
+      </w:tr>
+      <w:tr>
+        <w:tc>
+          <w:tcPr>
+            <w:tcW w:type="dxa" w:w="1872"/>
+          </w:tcPr>
+          <w:p>
+            <w:pPr>
+              <w:spacing w:line="240" w:lineRule="auto" w:after="40"/>
+            </w:pPr>
+            <w:r>
+              <w:rPr>
+                <w:rFonts w:ascii="Times New Roman" w:hAnsi="Times New Roman"/>
+                <w:b w:val="0"/>
+                <w:sz w:val="20"/>
+              </w:rPr>
+              <w:t>Formally exempt from Digital Post</w:t>
+            </w:r>
+          </w:p>
+        </w:tc>
+        <w:tc>
+          <w:tcPr>
+            <w:tcW w:type="dxa" w:w="1872"/>
+          </w:tcPr>
+          <w:p>
+            <w:pPr>
+              <w:spacing w:line="240" w:lineRule="auto" w:after="40"/>
+            </w:pPr>
+            <w:r>
+              <w:rPr>
+                <w:rFonts w:ascii="Times New Roman" w:hAnsi="Times New Roman"/>
+                <w:b w:val="0"/>
+                <w:sz w:val="20"/>
+              </w:rPr>
+              <w:t>4.7%</w:t>
+            </w:r>
+          </w:p>
+        </w:tc>
+        <w:tc>
+          <w:tcPr>
+            <w:tcW w:type="dxa" w:w="1872"/>
+          </w:tcPr>
+          <w:p>
+            <w:pPr>
+              <w:spacing w:line="240" w:lineRule="auto" w:after="40"/>
+            </w:pPr>
+            <w:r>
+              <w:rPr>
+                <w:rFonts w:ascii="Times New Roman" w:hAnsi="Times New Roman"/>
+                <w:b w:val="0"/>
+                <w:sz w:val="20"/>
+              </w:rPr>
+              <w:t>2026</w:t>
+            </w:r>
+          </w:p>
+        </w:tc>
+        <w:tc>
+          <w:tcPr>
+            <w:tcW w:type="dxa" w:w="1872"/>
+          </w:tcPr>
+          <w:p>
+            <w:pPr>
+              <w:spacing w:line="240" w:lineRule="auto" w:after="40"/>
+            </w:pPr>
+            <w:r>
+              <w:rPr>
+                <w:rFonts w:ascii="Times New Roman" w:hAnsi="Times New Roman"/>
+                <w:b w:val="0"/>
+                <w:sz w:val="20"/>
+              </w:rPr>
+              <w:t>Citizens aged 15+</w:t>
+            </w:r>
+          </w:p>
+        </w:tc>
+        <w:tc>
+          <w:tcPr>
+            <w:tcW w:type="dxa" w:w="1872"/>
+          </w:tcPr>
+          <w:p>
+            <w:pPr>
+              <w:spacing w:line="240" w:lineRule="auto" w:after="40"/>
+            </w:pPr>
+            <w:r>
+              <w:rPr>
+                <w:rFonts w:ascii="Times New Roman" w:hAnsi="Times New Roman"/>
+                <w:b w:val="0"/>
+                <w:sz w:val="20"/>
+              </w:rPr>
+              <w:t>Digitaliseringsstyrelsen 2026</w:t>
+            </w:r>
+          </w:p>
+        </w:tc>
+      </w:tr>
+      <w:tr>
+        <w:tc>
+          <w:tcPr>
+            <w:tcW w:type="dxa" w:w="1872"/>
+          </w:tcPr>
+          <w:p>
+            <w:pPr>
+              <w:spacing w:line="240" w:lineRule="auto" w:after="40"/>
+            </w:pPr>
+            <w:r>
+              <w:rPr>
+                <w:rFonts w:ascii="Times New Roman" w:hAnsi="Times New Roman"/>
+                <w:b w:val="0"/>
+                <w:sz w:val="20"/>
+              </w:rPr>
+              <w:t>Do not use digital public services</w:t>
+            </w:r>
+          </w:p>
+        </w:tc>
+        <w:tc>
+          <w:tcPr>
+            <w:tcW w:type="dxa" w:w="1872"/>
+          </w:tcPr>
+          <w:p>
+            <w:pPr>
+              <w:spacing w:line="240" w:lineRule="auto" w:after="40"/>
+            </w:pPr>
+            <w:r>
+              <w:rPr>
+                <w:rFonts w:ascii="Times New Roman" w:hAnsi="Times New Roman"/>
+                <w:b w:val="0"/>
+                <w:sz w:val="20"/>
+              </w:rPr>
+              <w:t>6.5%</w:t>
+            </w:r>
+          </w:p>
+        </w:tc>
+        <w:tc>
+          <w:tcPr>
+            <w:tcW w:type="dxa" w:w="1872"/>
+          </w:tcPr>
+          <w:p>
+            <w:pPr>
+              <w:spacing w:line="240" w:lineRule="auto" w:after="40"/>
+            </w:pPr>
+            <w:r>
+              <w:rPr>
+                <w:rFonts w:ascii="Times New Roman" w:hAnsi="Times New Roman"/>
+                <w:b w:val="0"/>
+                <w:sz w:val="20"/>
+              </w:rPr>
+              <w:t>2026</w:t>
+            </w:r>
+          </w:p>
+        </w:tc>
+        <w:tc>
+          <w:tcPr>
+            <w:tcW w:type="dxa" w:w="1872"/>
+          </w:tcPr>
+          <w:p>
+            <w:pPr>
+              <w:spacing w:line="240" w:lineRule="auto" w:after="40"/>
+            </w:pPr>
+            <w:r>
+              <w:rPr>
+                <w:rFonts w:ascii="Times New Roman" w:hAnsi="Times New Roman"/>
+                <w:b w:val="0"/>
+                <w:sz w:val="20"/>
+              </w:rPr>
+              <w:t>Population</w:t>
+            </w:r>
+          </w:p>
+        </w:tc>
+        <w:tc>
+          <w:tcPr>
+            <w:tcW w:type="dxa" w:w="1872"/>
+          </w:tcPr>
+          <w:p>
+            <w:pPr>
+              <w:spacing w:line="240" w:lineRule="auto" w:after="40"/>
+            </w:pPr>
+            <w:r>
+              <w:rPr>
+                <w:rFonts w:ascii="Times New Roman" w:hAnsi="Times New Roman"/>
+                <w:b w:val="0"/>
+                <w:sz w:val="20"/>
+              </w:rPr>
+              <w:t>European Commission 2026</w:t>
+            </w:r>
+          </w:p>
+        </w:tc>
+      </w:tr>
+      <w:tr>
+        <w:tc>
+          <w:tcPr>
+            <w:tcW w:type="dxa" w:w="1872"/>
+          </w:tcPr>
+          <w:p>
+            <w:pPr>
+              <w:spacing w:line="240" w:lineRule="auto" w:after="40"/>
+            </w:pPr>
+            <w:r>
+              <w:rPr>
+                <w:rFonts w:ascii="Times New Roman" w:hAnsi="Times New Roman"/>
+                <w:b w:val="0"/>
+                <w:sz w:val="20"/>
+              </w:rPr>
+              <w:t>Report difficulty using them</w:t>
+            </w:r>
+          </w:p>
+        </w:tc>
+        <w:tc>
+          <w:tcPr>
+            <w:tcW w:type="dxa" w:w="1872"/>
+          </w:tcPr>
+          <w:p>
+            <w:pPr>
+              <w:spacing w:line="240" w:lineRule="auto" w:after="40"/>
+            </w:pPr>
+            <w:r>
+              <w:rPr>
+                <w:rFonts w:ascii="Times New Roman" w:hAnsi="Times New Roman"/>
+                <w:b w:val="0"/>
+                <w:sz w:val="20"/>
+              </w:rPr>
+              <w:t>16.5%</w:t>
+            </w:r>
+          </w:p>
+        </w:tc>
+        <w:tc>
+          <w:tcPr>
+            <w:tcW w:type="dxa" w:w="1872"/>
+          </w:tcPr>
+          <w:p>
+            <w:pPr>
+              <w:spacing w:line="240" w:lineRule="auto" w:after="40"/>
+            </w:pPr>
+            <w:r>
+              <w:rPr>
+                <w:rFonts w:ascii="Times New Roman" w:hAnsi="Times New Roman"/>
+                <w:b w:val="0"/>
+                <w:sz w:val="20"/>
+              </w:rPr>
+              <w:t>2026</w:t>
+            </w:r>
+          </w:p>
+        </w:tc>
+        <w:tc>
+          <w:tcPr>
+            <w:tcW w:type="dxa" w:w="1872"/>
+          </w:tcPr>
+          <w:p>
+            <w:pPr>
+              <w:spacing w:line="240" w:lineRule="auto" w:after="40"/>
+            </w:pPr>
+            <w:r>
+              <w:rPr>
+                <w:rFonts w:ascii="Times New Roman" w:hAnsi="Times New Roman"/>
+                <w:b w:val="0"/>
+                <w:sz w:val="20"/>
+              </w:rPr>
+              <w:t>Population</w:t>
+            </w:r>
+          </w:p>
+        </w:tc>
+        <w:tc>
+          <w:tcPr>
+            <w:tcW w:type="dxa" w:w="1872"/>
+          </w:tcPr>
+          <w:p>
+            <w:pPr>
+              <w:spacing w:line="240" w:lineRule="auto" w:after="40"/>
+            </w:pPr>
+            <w:r>
+              <w:rPr>
+                <w:rFonts w:ascii="Times New Roman" w:hAnsi="Times New Roman"/>
+                <w:b w:val="0"/>
+                <w:sz w:val="20"/>
+              </w:rPr>
+              <w:t>European Commission 2026</w:t>
+            </w:r>
+          </w:p>
+        </w:tc>
+      </w:tr>
+      <w:tr>
+        <w:tc>
+          <w:tcPr>
+            <w:tcW w:type="dxa" w:w="1872"/>
+          </w:tcPr>
+          <w:p>
+            <w:pPr>
+              <w:spacing w:line="240" w:lineRule="auto" w:after="40"/>
+            </w:pPr>
+            <w:r>
+              <w:rPr>
+                <w:rFonts w:ascii="Times New Roman" w:hAnsi="Times New Roman"/>
+                <w:b w:val="0"/>
+                <w:sz w:val="20"/>
+              </w:rPr>
+              <w:t>"Digitally disadvantaged"</w:t>
+            </w:r>
+          </w:p>
+        </w:tc>
+        <w:tc>
+          <w:tcPr>
+            <w:tcW w:type="dxa" w:w="1872"/>
+          </w:tcPr>
+          <w:p>
+            <w:pPr>
+              <w:spacing w:line="240" w:lineRule="auto" w:after="40"/>
+            </w:pPr>
+            <w:r>
+              <w:rPr>
+                <w:rFonts w:ascii="Times New Roman" w:hAnsi="Times New Roman"/>
+                <w:b w:val="0"/>
+                <w:sz w:val="20"/>
+              </w:rPr>
+              <w:t>17–22%</w:t>
+            </w:r>
+          </w:p>
+        </w:tc>
+        <w:tc>
+          <w:tcPr>
+            <w:tcW w:type="dxa" w:w="1872"/>
+          </w:tcPr>
+          <w:p>
+            <w:pPr>
+              <w:spacing w:line="240" w:lineRule="auto" w:after="40"/>
+            </w:pPr>
+            <w:r>
+              <w:rPr>
+                <w:rFonts w:ascii="Times New Roman" w:hAnsi="Times New Roman"/>
+                <w:b w:val="0"/>
+                <w:sz w:val="20"/>
+              </w:rPr>
+              <w:t>2025</w:t>
+            </w:r>
+          </w:p>
+        </w:tc>
+        <w:tc>
+          <w:tcPr>
+            <w:tcW w:type="dxa" w:w="1872"/>
+          </w:tcPr>
+          <w:p>
+            <w:pPr>
+              <w:spacing w:line="240" w:lineRule="auto" w:after="40"/>
+            </w:pPr>
+            <w:r>
+              <w:rPr>
+                <w:rFonts w:ascii="Times New Roman" w:hAnsi="Times New Roman"/>
+                <w:b w:val="0"/>
+                <w:sz w:val="20"/>
+              </w:rPr>
+              <w:t>Adult population</w:t>
+            </w:r>
+          </w:p>
+        </w:tc>
+        <w:tc>
+          <w:tcPr>
+            <w:tcW w:type="dxa" w:w="1872"/>
+          </w:tcPr>
+          <w:p>
+            <w:pPr>
+              <w:spacing w:line="240" w:lineRule="auto" w:after="40"/>
+            </w:pPr>
+            <w:r>
+              <w:rPr>
+                <w:rFonts w:ascii="Times New Roman" w:hAnsi="Times New Roman"/>
+                <w:b w:val="0"/>
+                <w:sz w:val="20"/>
+              </w:rPr>
+              <w:t>Digitaliseringsstyrelsen 2025c</w:t>
+            </w:r>
+          </w:p>
+        </w:tc>
+      </w:tr>
+      <w:tr>
+        <w:tc>
+          <w:tcPr>
+            <w:tcW w:type="dxa" w:w="1872"/>
+          </w:tcPr>
+          <w:p>
+            <w:pPr>
+              <w:spacing w:line="240" w:lineRule="auto" w:after="40"/>
+            </w:pPr>
+            <w:r>
+              <w:rPr>
+                <w:rFonts w:ascii="Times New Roman" w:hAnsi="Times New Roman"/>
+                <w:b w:val="0"/>
+                <w:sz w:val="20"/>
+              </w:rPr>
+              <w:t>Justitia estimate</w:t>
+            </w:r>
+          </w:p>
+        </w:tc>
+        <w:tc>
+          <w:tcPr>
+            <w:tcW w:type="dxa" w:w="1872"/>
+          </w:tcPr>
+          <w:p>
+            <w:pPr>
+              <w:spacing w:line="240" w:lineRule="auto" w:after="40"/>
+            </w:pPr>
+            <w:r>
+              <w:rPr>
+                <w:rFonts w:ascii="Times New Roman" w:hAnsi="Times New Roman"/>
+                <w:b w:val="0"/>
+                <w:sz w:val="20"/>
+              </w:rPr>
+              <w:t>Up to 25%</w:t>
+            </w:r>
+          </w:p>
+        </w:tc>
+        <w:tc>
+          <w:tcPr>
+            <w:tcW w:type="dxa" w:w="1872"/>
+          </w:tcPr>
+          <w:p>
+            <w:pPr>
+              <w:spacing w:line="240" w:lineRule="auto" w:after="40"/>
+            </w:pPr>
+            <w:r>
+              <w:rPr>
+                <w:rFonts w:ascii="Times New Roman" w:hAnsi="Times New Roman"/>
+                <w:b w:val="0"/>
+                <w:sz w:val="20"/>
+              </w:rPr>
+              <w:t>2022</w:t>
+            </w:r>
+          </w:p>
+        </w:tc>
+        <w:tc>
+          <w:tcPr>
+            <w:tcW w:type="dxa" w:w="1872"/>
+          </w:tcPr>
+          <w:p>
+            <w:pPr>
+              <w:spacing w:line="240" w:lineRule="auto" w:after="40"/>
+            </w:pPr>
+            <w:r>
+              <w:rPr>
+                <w:rFonts w:ascii="Times New Roman" w:hAnsi="Times New Roman"/>
+                <w:b w:val="0"/>
+                <w:sz w:val="20"/>
+              </w:rPr>
+              <w:t>Adult population</w:t>
+            </w:r>
+          </w:p>
+        </w:tc>
+        <w:tc>
+          <w:tcPr>
+            <w:tcW w:type="dxa" w:w="1872"/>
+          </w:tcPr>
+          <w:p>
+            <w:pPr>
+              <w:spacing w:line="240" w:lineRule="auto" w:after="40"/>
+            </w:pPr>
+            <w:r>
+              <w:rPr>
+                <w:rFonts w:ascii="Times New Roman" w:hAnsi="Times New Roman"/>
+                <w:b w:val="0"/>
+                <w:sz w:val="20"/>
+              </w:rPr>
+              <w:t>Justitia 2022</w:t>
+            </w:r>
+          </w:p>
+        </w:tc>
+      </w:tr>
+    </w:tbl>
+    <w:p>
+      <w:pPr>
+        <w:spacing w:before="0" w:after="0"/>
+        <w:jc w:val="both"/>
+      </w:pPr>
+      <w:r>
+        <w:rPr>
+          <w:rFonts w:ascii="Times New Roman" w:hAnsi="Times New Roman"/>
+          <w:b w:val="0"/>
+          <w:i w:val="0"/>
+          <w:sz w:val="12"/>
+        </w:rPr>
+      </w:r>
+    </w:p>
+    <w:p>
+      <w:pPr>
+        <w:spacing w:before="0" w:after="120"/>
+        <w:jc w:val="both"/>
+      </w:pPr>
+      <w:r>
+        <w:rPr>
+          <w:rFonts w:ascii="Times New Roman" w:hAnsi="Times New Roman"/>
+          <w:b w:val="0"/>
+          <w:i w:val="0"/>
+          <w:sz w:val="24"/>
+        </w:rPr>
+        <w:t>Three things vary together: what is being measured (a legal status, a behaviour, a self-reported difficulty, an analyst's category), the year, and the denominator. Any one of the three would make them non-comparable; all three together mean the ladder cannot be read as a series and the differences between its rungs cannot be taken.</w:t>
+      </w:r>
+    </w:p>
+    <w:p>
+      <w:pPr>
+        <w:spacing w:before="160" w:after="80"/>
+        <w:jc w:val="left"/>
+      </w:pPr>
+      <w:r>
+        <w:rPr>
+          <w:rFonts w:ascii="Times New Roman" w:hAnsi="Times New Roman"/>
+          <w:b/>
+          <w:i w:val="0"/>
+          <w:sz w:val="24"/>
+        </w:rPr>
+        <w:t>D.2 What that rules out</w:t>
+      </w:r>
+    </w:p>
+    <w:p>
+      <w:pPr>
+        <w:spacing w:before="0" w:after="120"/>
+        <w:jc w:val="both"/>
+      </w:pPr>
+      <w:r>
+        <w:rPr>
+          <w:rFonts w:ascii="Times New Roman" w:hAnsi="Times New Roman"/>
+          <w:b w:val="0"/>
+          <w:i w:val="0"/>
+          <w:sz w:val="24"/>
+        </w:rPr>
+        <w:t>An earlier draft of Section 4 subtracted 4.7% from 16.5% and multiplied the 11.8-percentage-point gap by the 15+ base to obtain "roughly 600,000 citizens." That calculation is invalid twice over. The two rates rest on different denominators, so their difference is not a quantity; and applying the 15+ base to a percentage defined on the total population understates the count. The corrected figures appear in Section 4 as two separate counts rather than a difference.</w:t>
+      </w:r>
+    </w:p>
+    <w:p>
+      <w:pPr>
+        <w:spacing w:before="160" w:after="80"/>
+        <w:jc w:val="left"/>
+      </w:pPr>
+      <w:r>
+        <w:rPr>
+          <w:rFonts w:ascii="Times New Roman" w:hAnsi="Times New Roman"/>
+          <w:b/>
+          <w:i w:val="0"/>
+          <w:sz w:val="24"/>
+        </w:rPr>
+        <w:t>D.3 The ladder in people</w:t>
+      </w:r>
+    </w:p>
+    <w:p>
+      <w:pPr>
+        <w:spacing w:before="0" w:after="120"/>
+        <w:jc w:val="both"/>
+      </w:pPr>
+      <w:r>
+        <w:rPr>
+          <w:rFonts w:ascii="Times New Roman" w:hAnsi="Times New Roman"/>
+          <w:b w:val="0"/>
+          <w:i w:val="0"/>
+          <w:sz w:val="24"/>
+        </w:rPr>
+        <w:t>Figure D1</w:t>
+      </w:r>
+    </w:p>
+    <w:p>
+      <w:pPr>
+        <w:spacing w:before="0" w:after="120"/>
+        <w:jc w:val="both"/>
+      </w:pPr>
+      <w:r>
+        <w:rPr>
+          <w:rFonts w:ascii="Times New Roman" w:hAnsi="Times New Roman"/>
+          <w:b w:val="0"/>
+          <w:i w:val="0"/>
+          <w:sz w:val="24"/>
+        </w:rPr>
+        <w:t>Converting each estimate to a headcount on its own stated base makes the comparison legitimate, because counts of people share a unit where percentages of different populations do not.</w:t>
+      </w:r>
+    </w:p>
+    <w:p>
+      <w:pPr>
+        <w:spacing w:before="0" w:after="120"/>
+        <w:jc w:val="both"/>
+      </w:pPr>
+      <w:r>
+        <w:rPr>
+          <w:rFonts w:ascii="Times New Roman" w:hAnsi="Times New Roman"/>
+          <w:b w:val="0"/>
+          <w:i w:val="0"/>
+          <w:sz w:val="24"/>
+        </w:rPr>
+        <w:t>Two of the five sources say "adult population" without defining it, and Denmark has no verified adult-population figure in this dataset. Those two are therefore shown as a range between the two defensible bases — the 15+ base of about 5.07 million implied by the Digital Post statistics, and the total population of 6,025,603 (Danmarks Statistik 2026). Choosing one silently is the error D.2 describes.</w:t>
+      </w:r>
+    </w:p>
+    <w:p>
+      <w:pPr>
+        <w:spacing w:before="160" w:after="80"/>
+        <w:jc w:val="left"/>
+      </w:pPr>
+      <w:r>
+        <w:rPr>
+          <w:rFonts w:ascii="Times New Roman" w:hAnsi="Times New Roman"/>
+          <w:b/>
+          <w:i w:val="0"/>
+          <w:sz w:val="24"/>
+        </w:rPr>
+        <w:t>D.4 What survives</w:t>
+      </w:r>
+    </w:p>
+    <w:p>
+      <w:pPr>
+        <w:spacing w:before="0" w:after="120"/>
+        <w:jc w:val="both"/>
+      </w:pPr>
+      <w:r>
+        <w:rPr>
+          <w:rFonts w:ascii="Times New Roman" w:hAnsi="Times New Roman"/>
+          <w:b w:val="0"/>
+          <w:i w:val="0"/>
+          <w:sz w:val="24"/>
+        </w:rPr>
+        <w:t>Exemption reaches 238,479 people. The narrowest estimate of need that measures difficulty rather than legal status is 16.5%, or roughly 994,000 on the stated base. The gap between the relief mechanism and the difficulty it relieves is therefore on the order of three-quarters of a million people, and that statement holds under any of the bases considered here — which is why Section 4 makes it in that form rather than as a precise subtraction.</w:t>
+      </w:r>
+    </w:p>
+    <w:p>
+      <w:pPr>
+        <w:spacing w:before="160" w:after="40"/>
+        <w:jc w:val="center"/>
+      </w:pPr>
+      <w:r>
+        <w:drawing>
+          <wp:inline xmlns:a="http://schemas.openxmlformats.org/drawingml/2006/main" xmlns:pic="http://schemas.openxmlformats.org/drawingml/2006/picture">
+            <wp:extent cx="5760000" cy="3282068"/>
+            <wp:docPr id="12" name="Picture 12"/>
+            <wp:cNvGraphicFramePr>
+              <a:graphicFrameLocks noChangeAspect="1"/>
+            </wp:cNvGraphicFramePr>
+            <a:graphic>
+              <a:graphicData uri="http://schemas.openxmlformats.org/drawingml/2006/picture">
+                <pic:pic>
+                  <pic:nvPicPr>
+                    <pic:cNvPr id="0" name="figA_d1_denominators.png"/>
+                    <pic:cNvPicPr/>
+                  </pic:nvPicPr>
+                  <pic:blipFill>
+                    <a:blip r:embed="rId21"/>
+                    <a:stretch>
+                      <a:fillRect/>
+                    </a:stretch>
+                  </pic:blipFill>
+                  <pic:spPr>
+                    <a:xfrm>
+                      <a:off x="0" y="0"/>
+                      <a:ext cx="5760000" cy="3282068"/>
+                    </a:xfrm>
+                    <a:prstGeom prst="rect"/>
+                  </pic:spPr>
+                </pic:pic>
+              </a:graphicData>
+            </a:graphic>
+          </wp:inline>
+        </w:drawing>
+      </w:r>
+    </w:p>
+    <w:p>
+      <w:pPr>
+        <w:spacing w:before="0" w:after="200" w:line="240" w:lineRule="auto"/>
+        <w:jc w:val="center"/>
+      </w:pPr>
+      <w:r>
+        <w:rPr>
+          <w:rFonts w:ascii="Times New Roman" w:hAnsi="Times New Roman"/>
+          <w:b w:val="0"/>
+          <w:i/>
+          <w:sz w:val="20"/>
+        </w:rPr>
+        <w:t>Figure D1 - The exclusion estimates converted to people on their own bases.</w:t>
+      </w:r>
+    </w:p>
+    <w:p>
+      <w:r>
+        <w:br w:type="page"/>
+      </w:r>
+    </w:p>
+    <w:p>
+      <w:pPr>
+        <w:spacing w:before="0" w:after="160"/>
+        <w:jc w:val="left"/>
+      </w:pPr>
+      <w:r>
+        <w:rPr>
+          <w:rFonts w:ascii="Times New Roman" w:hAnsi="Times New Roman"/>
+          <w:b/>
+          <w:i w:val="0"/>
+          <w:sz w:val="26"/>
+        </w:rPr>
+        <w:t>Appendix E. Full Cross-Sections and Series</w:t>
+      </w:r>
+    </w:p>
+    <w:p>
+      <w:pPr>
+        <w:spacing w:before="0" w:after="120"/>
+        <w:jc w:val="both"/>
+      </w:pPr>
+      <w:r>
+        <w:rPr>
+          <w:rFonts w:ascii="Times New Roman" w:hAnsi="Times New Roman"/>
+          <w:b w:val="0"/>
+          <w:i w:val="0"/>
+          <w:sz w:val="24"/>
+        </w:rPr>
+        <w:t>Two series are cited in the body as workbook pointers rather than numbered figures, to keep the body inside its word limit. They are reproduced here in full.</w:t>
+      </w:r>
+    </w:p>
+    <w:p>
+      <w:pPr>
+        <w:spacing w:before="160" w:after="80"/>
+        <w:jc w:val="left"/>
+      </w:pPr>
+      <w:r>
+        <w:rPr>
+          <w:rFonts w:ascii="Times New Roman" w:hAnsi="Times New Roman"/>
+          <w:b/>
+          <w:i w:val="0"/>
+          <w:sz w:val="24"/>
+        </w:rPr>
+        <w:t>E.1 Online purchasing across the EU-27, 2024</w:t>
+      </w:r>
+    </w:p>
+    <w:p>
+      <w:pPr>
+        <w:spacing w:before="0" w:after="120"/>
+        <w:jc w:val="both"/>
+      </w:pPr>
+      <w:r>
+        <w:rPr>
+          <w:rFonts w:ascii="Times New Roman" w:hAnsi="Times New Roman"/>
+          <w:b w:val="0"/>
+          <w:i w:val="0"/>
+          <w:sz w:val="24"/>
+        </w:rPr>
+        <w:t>Figure E1</w:t>
+      </w:r>
+    </w:p>
+    <w:p>
+      <w:pPr>
+        <w:spacing w:before="0" w:after="120"/>
+        <w:jc w:val="both"/>
+      </w:pPr>
+      <w:r>
+        <w:rPr>
+          <w:rFonts w:ascii="Times New Roman" w:hAnsi="Times New Roman"/>
+          <w:b w:val="0"/>
+          <w:i w:val="0"/>
+          <w:sz w:val="24"/>
+        </w:rPr>
+        <w:t>Section 3 names three of these twenty-seven by number. The full ranking places Denmark third at 90.86%, behind Ireland (95.79%) and the Netherlands (94.42%) and above Sweden (89.89%), against an EU-27 average of 76.58% (Eurostat 2026). The measure is the share of **internet users** who made an online purchase in the preceding twelve months, not the share of all individuals — the denominator that changed in 2020 and is flagged in `02_MASTER`.</w:t>
+      </w:r>
+    </w:p>
+    <w:p>
+      <w:pPr>
+        <w:spacing w:before="0" w:after="120"/>
+        <w:jc w:val="both"/>
+      </w:pPr>
+      <w:r>
+        <w:rPr>
+          <w:rFonts w:ascii="Times New Roman" w:hAnsi="Times New Roman"/>
+          <w:b w:val="0"/>
+          <w:i w:val="0"/>
+          <w:sz w:val="24"/>
+        </w:rPr>
+        <w:t>This cross-section is complete: all twenty-seven member states report the adoption measure. It is the outcome measure, e-sales turnover, that is missing for nine of them, which is why the regression in Appendix C rests on eighteen.</w:t>
+      </w:r>
+    </w:p>
+    <w:p>
+      <w:pPr>
+        <w:spacing w:before="160" w:after="80"/>
+        <w:jc w:val="left"/>
+      </w:pPr>
+      <w:r>
+        <w:rPr>
+          <w:rFonts w:ascii="Times New Roman" w:hAnsi="Times New Roman"/>
+          <w:b/>
+          <w:i w:val="0"/>
+          <w:sz w:val="24"/>
+        </w:rPr>
+        <w:t>E.2 Payment instruments in physical retail, 2017–2025</w:t>
+      </w:r>
+    </w:p>
+    <w:p>
+      <w:pPr>
+        <w:spacing w:before="0" w:after="120"/>
+        <w:jc w:val="both"/>
+      </w:pPr>
+      <w:r>
+        <w:rPr>
+          <w:rFonts w:ascii="Times New Roman" w:hAnsi="Times New Roman"/>
+          <w:b w:val="0"/>
+          <w:i w:val="0"/>
+          <w:sz w:val="24"/>
+        </w:rPr>
+        <w:t>Figure E2</w:t>
+      </w:r>
+    </w:p>
+    <w:p>
+      <w:pPr>
+        <w:spacing w:before="0" w:after="120"/>
+        <w:jc w:val="both"/>
+      </w:pPr>
+      <w:r>
+        <w:rPr>
+          <w:rFonts w:ascii="Times New Roman" w:hAnsi="Times New Roman"/>
+          <w:b w:val="0"/>
+          <w:i w:val="0"/>
+          <w:sz w:val="24"/>
+        </w:rPr>
+        <w:t>Cash fell from 23% to 9% of the **number** of payments in physical retail between 2017 and 2025, a fall of 14 percentage points, leaving it at under two-fifths of its 2017 share (Danmarks Nationalbank 2025). Card-based mobile wallets reached 32% of the same measure by 2025.</w:t>
+      </w:r>
+    </w:p>
+    <w:p>
+      <w:pPr>
+        <w:spacing w:before="0" w:after="120"/>
+        <w:jc w:val="both"/>
+      </w:pPr>
+      <w:r>
+        <w:rPr>
+          <w:rFonts w:ascii="Times New Roman" w:hAnsi="Times New Roman"/>
+          <w:b w:val="0"/>
+          <w:i w:val="0"/>
+          <w:sz w:val="24"/>
+        </w:rPr>
+        <w:t>The series is plotted on the number of payments rather than their value, and the two are not interchangeable: by value, digital instruments account for 93% of physical-retail payments against 91% by number. Mobile wallet share is observed only once, in 2025, so it is drawn as a single point rather than a trend.</w:t>
+      </w:r>
+    </w:p>
+    <w:p>
+      <w:pPr>
+        <w:spacing w:before="0" w:after="120"/>
+        <w:jc w:val="both"/>
+      </w:pPr>
+      <w:r>
+        <w:rPr>
+          <w:rFonts w:ascii="Times New Roman" w:hAnsi="Times New Roman"/>
+          <w:b w:val="0"/>
+          <w:i w:val="0"/>
+          <w:sz w:val="24"/>
+        </w:rPr>
+        <w:t>The displacement matters for Section 2's argument. Wallet payments are card payments, and the physical card share fell from 73% to 54% across the same period. Most of what replaced cash at the point of sale was therefore a different way of presenting a card, not a new instrument — which is what one would expect where an identity rail lowers the cost of building a new interface on existing payment infrastructure.</w:t>
+      </w:r>
+    </w:p>
+    <w:p>
+      <w:pPr>
+        <w:spacing w:before="160" w:after="40"/>
+        <w:jc w:val="center"/>
+      </w:pPr>
+      <w:r>
+        <w:drawing>
+          <wp:inline xmlns:a="http://schemas.openxmlformats.org/drawingml/2006/main" xmlns:pic="http://schemas.openxmlformats.org/drawingml/2006/picture">
+            <wp:extent cx="5760000" cy="4697795"/>
+            <wp:docPr id="13" name="Picture 13"/>
+            <wp:cNvGraphicFramePr>
+              <a:graphicFrameLocks noChangeAspect="1"/>
+            </wp:cNvGraphicFramePr>
+            <a:graphic>
+              <a:graphicData uri="http://schemas.openxmlformats.org/drawingml/2006/picture">
+                <pic:pic>
+                  <pic:nvPicPr>
+                    <pic:cNvPr id="0" name="figA_e1_eu27.png"/>
+                    <pic:cNvPicPr/>
+                  </pic:nvPicPr>
+                  <pic:blipFill>
+                    <a:blip r:embed="rId22"/>
+                    <a:stretch>
+                      <a:fillRect/>
+                    </a:stretch>
+                  </pic:blipFill>
+                  <pic:spPr>
+                    <a:xfrm>
+                      <a:off x="0" y="0"/>
+                      <a:ext cx="5760000" cy="4697795"/>
+                    </a:xfrm>
+                    <a:prstGeom prst="rect"/>
+                  </pic:spPr>
+                </pic:pic>
+              </a:graphicData>
+            </a:graphic>
+          </wp:inline>
+        </w:drawing>
+      </w:r>
+    </w:p>
+    <w:p>
+      <w:pPr>
+        <w:spacing w:before="0" w:after="200" w:line="240" w:lineRule="auto"/>
+        <w:jc w:val="center"/>
+      </w:pPr>
+      <w:r>
+        <w:rPr>
+          <w:rFonts w:ascii="Times New Roman" w:hAnsi="Times New Roman"/>
+          <w:b w:val="0"/>
+          <w:i/>
+          <w:sz w:val="20"/>
+        </w:rPr>
+        <w:t>Figure E1 - Individuals purchasing online, all 27 member states, 2024. Workbook F5_EU27.</w:t>
+      </w:r>
+    </w:p>
+    <w:p>
+      <w:pPr>
+        <w:spacing w:before="160" w:after="40"/>
+        <w:jc w:val="center"/>
+      </w:pPr>
+      <w:r>
+        <w:drawing>
+          <wp:inline xmlns:a="http://schemas.openxmlformats.org/drawingml/2006/main" xmlns:pic="http://schemas.openxmlformats.org/drawingml/2006/picture">
+            <wp:extent cx="5760000" cy="3413993"/>
+            <wp:docPr id="14" name="Picture 14"/>
+            <wp:cNvGraphicFramePr>
+              <a:graphicFrameLocks noChangeAspect="1"/>
+            </wp:cNvGraphicFramePr>
+            <a:graphic>
+              <a:graphicData uri="http://schemas.openxmlformats.org/drawingml/2006/picture">
+                <pic:pic>
+                  <pic:nvPicPr>
+                    <pic:cNvPr id="0" name="figA_e2_payments.png"/>
+                    <pic:cNvPicPr/>
+                  </pic:nvPicPr>
+                  <pic:blipFill>
+                    <a:blip r:embed="rId23"/>
+                    <a:stretch>
+                      <a:fillRect/>
+                    </a:stretch>
+                  </pic:blipFill>
+                  <pic:spPr>
+                    <a:xfrm>
+                      <a:off x="0" y="0"/>
+                      <a:ext cx="5760000" cy="3413993"/>
+                    </a:xfrm>
+                    <a:prstGeom prst="rect"/>
+                  </pic:spPr>
+                </pic:pic>
+              </a:graphicData>
+            </a:graphic>
+          </wp:inline>
+        </w:drawing>
+      </w:r>
+    </w:p>
+    <w:p>
+      <w:pPr>
+        <w:spacing w:before="0" w:after="200" w:line="240" w:lineRule="auto"/>
+        <w:jc w:val="center"/>
+      </w:pPr>
+      <w:r>
+        <w:rPr>
+          <w:rFonts w:ascii="Times New Roman" w:hAnsi="Times New Roman"/>
+          <w:b w:val="0"/>
+          <w:i/>
+          <w:sz w:val="20"/>
+        </w:rPr>
+        <w:t>Figure E2 - Instrument shares of physical-retail payments, 2017-2025. Workbook F2_PAYMENTS.</w:t>
       </w:r>
     </w:p>
     <w:sectPr>

--- a/Assignment 2 ECON1596 _ [CLASS GROUP] _ s4040040.docx
+++ b/Assignment 2 ECON1596 _ [CLASS GROUP] _ s4040040.docx
@@ -549,7 +549,7 @@
           <w:i w:val="0"/>
           <w:sz w:val="24"/>
         </w:rPr>
-        <w:t>Does wider consumer adoption accompany greater commercial activity? Figure 3 plots the share of internet users purchasing online against enterprise e-sales turnover across the European Union in 2024. On the 18 member states holding both measures, the fitted slope is +0.602 percentage points of turnover per percentage point of adoption (standard error 0.105; t = 5.75 on 16 degrees of freedom; 95% confidence interval [0.380, 0.824]; R² = 0.674) (Eurostat 2026; Eurostat 2025c).</w:t>
+        <w:t>Does wider consumer adoption accompany greater commercial activity? Figure 3 plots the share of internet users purchasing online against enterprise e-sales turnover across the European Union in 2024. On the 18 member states holding both measures, the fitted slope is +0.602 percentage points of turnover per percentage point of adoption (standard error 0.105; t = 5.75 on 16 degrees of freedom; 95% confidence interval [0.380, 0.824]; R² = 0.674) (Eurostat 2026a; Eurostat 2025c).</w:t>
       </w:r>
     </w:p>
     <w:p>
@@ -774,7 +774,7 @@
           <w:i w:val="0"/>
           <w:sz w:val="24"/>
         </w:rPr>
-        <w:t>"Breadth" has two subjects in Denmark and they point opposite ways. Citizen breadth is near-complete: 90.86% of Danish internet users bought online in 2024, third of the twenty-seven member states (Eurostat 2026); the full ranking is Appendix E. Enterprise breadth is not. Only 38.78% of Danish enterprises make any e-sales at all — second-highest in the Union, behind Lithuania's 43.03%, and still under two firms in five (Eurostat 2025b). Denmark leads Europe at a level most Danish firms have not reached.</w:t>
+        <w:t>"Breadth" has two subjects in Denmark and they point opposite ways. Citizen breadth is near-complete: 90.86% of Danish internet users bought online in 2024, third of the twenty-seven member states (Eurostat 2026a); the full ranking is Appendix E. Enterprise breadth is not. Only 38.78% of Danish enterprises make any e-sales at all — second-highest in the Union, behind Lithuania's 43.03%, and still under two firms in five (Eurostat 2025b). Denmark leads Europe at a level most Danish firms have not reached.</w:t>
       </w:r>
     </w:p>
     <w:p>
@@ -1251,7 +1251,7 @@
           <w:i w:val="0"/>
           <w:sz w:val="24"/>
         </w:rPr>
-        <w:t>Second, SMV:Digital should be redirected from adoption toward complementary capability — data integration and specialist skills, which Section 3 identified as the binding constraint — and its next grant pool, opening 26 October 2026 (SMV:Digital 2026), should allocate by lottery among eligible applicants. The scheme reports that 65% of participants invested further (Figure 8; Digitaliseringsstyrelsen 2025b), but that is self-reported and has no control group, so it measures participation, not effect. An oversubscribed pool yields a control group at no cost.</w:t>
+        <w:t>Second, SMV:Digital should be redirected from adoption toward complementary capability — data integration and specialist skills, which Section 3 identified as the binding constraint — and its next grant pool, opening 26 October 2026 (SMV:Digital 2026), should allocate by lottery among eligible applicants. The scheme reports that 65% of participants invested further (Figure 8; Digitaliseringsstyrelsen 2025b), but that is self-reported and uncontrolled: it measures participation, not effect. An oversubscribed pool yields a control group at no cost. Appendix F specifies the instrument, its outcome measures and its timeline.</w:t>
       </w:r>
     </w:p>
     <w:p>
@@ -1533,7 +1533,23 @@
           <w:i w:val="0"/>
           <w:sz w:val="24"/>
         </w:rPr>
-        <w:t>Eurostat 2026, Internet purchases by individuals (2020 onwards), dataset isoc_ec_ib20, Statistical Office of the European Union, Luxembourg, data last updated 17 April 2026, accessed 12 September 2026, &lt;https://ec.europa.eu/eurostat/databrowser/view/isoc_ec_ib20/default/table?lang=en&gt;.</w:t>
+        <w:t>Eurostat 2026a, Internet purchases by individuals (2020 onwards), dataset isoc_ec_ib20, Statistical Office of the European Union, Luxembourg, data last updated 17 April 2026, accessed 12 September 2026, &lt;https://ec.europa.eu/eurostat/databrowser/view/isoc_ec_ib20/default/table?lang=en&gt;.</w:t>
+      </w:r>
+    </w:p>
+    <w:p>
+      <w:pPr>
+        <w:spacing w:before="0" w:after="160"/>
+        <w:ind w:left="720" w:hanging="720"/>
+        <w:jc w:val="left"/>
+      </w:pPr>
+      <w:r>
+        <w:rPr>
+          <w:rFonts w:ascii="Times New Roman" w:hAnsi="Times New Roman"/>
+          <w:b w:val="0"/>
+          <w:i w:val="0"/>
+          <w:sz w:val="24"/>
+        </w:rPr>
+        <w:t>Eurostat 2026b, Labour productivity per person employed and hour worked (EU27_2020=100), dataset tesem160, last updated 9 September 2026, Eurostat, accessed 13 September 2026, &lt;https://ec.europa.eu/eurostat/databrowser/view/tesem160/default/table?lang=en&gt;.</w:t>
       </w:r>
     </w:p>
     <w:p>
@@ -2529,7 +2545,7 @@
           <w:i w:val="0"/>
           <w:sz w:val="24"/>
         </w:rPr>
-        <w:t>Direct access to statistical portals was blocked in the build environment, so most values were verified against search results reporting the issuing authority's publication rather than by opening the authority's database directly. The exception is the Eurostat `isoc_ec_ib20` extract, which the author retrieved from the databrowser and supplied with its own provenance header (Eurostat 2026). Sixteen country-level turnover values are flagged `u` in `02_MASTER` for this reason and should be spot-checked before the workbook is reused. No sampling error is reported anywhere in the dataset, because the sources do not publish standard errors alongside these estimates; survey-based figures should be read as point estimates carrying unquantified uncertainty.</w:t>
+        <w:t>Direct access to statistical portals was blocked in the build environment, so most values were verified against search results reporting the issuing authority's publication rather than by opening the authority's database directly. The exception is the Eurostat `isoc_ec_ib20` extract, which the author retrieved from the databrowser and supplied with its own provenance header (Eurostat 2026a). Sixteen country-level turnover values are flagged `u` in `02_MASTER` for this reason and should be spot-checked before the workbook is reused. No sampling error is reported anywhere in the dataset, because the sources do not publish standard errors alongside these estimates; survey-based figures should be read as point estimates carrying unquantified uncertainty.</w:t>
       </w:r>
     </w:p>
     <w:p>
@@ -3477,7 +3493,7 @@
           <w:i w:val="0"/>
           <w:sz w:val="24"/>
         </w:rPr>
-        <w:t>This appendix supports the regression reported in Section 2. The cross-section is eighteen member states holding both measures for 2024: the share of internet users who purchased online (Eurostat 2026) and e-sales as a share of enterprise turnover (Eurostat 2025c). All computation is reproducible from `02_MASTER`; the workbook computes the same statistics as live formulas on sheet `F6_ADOPT_BENEFIT`.</w:t>
+        <w:t>This appendix supports the regression reported in Section 2. The cross-section is eighteen member states holding both measures for 2024: the share of internet users who purchased online (Eurostat 2026a) and e-sales as a share of enterprise turnover (Eurostat 2025c). All computation is reproducible from `02_MASTER`; the workbook computes the same statistics as live formulas on sheet `F6_ADOPT_BENEFIT`.</w:t>
       </w:r>
     </w:p>
     <w:p>
@@ -5405,7 +5421,7 @@
           <w:i w:val="0"/>
           <w:sz w:val="24"/>
         </w:rPr>
-        <w:t>Section 3 names three of these twenty-seven by number. The full ranking places Denmark third at 90.86%, behind Ireland (95.79%) and the Netherlands (94.42%) and above Sweden (89.89%), against an EU-27 average of 76.58% (Eurostat 2026). The measure is the share of **internet users** who made an online purchase in the preceding twelve months, not the share of all individuals — the denominator that changed in 2020 and is flagged in `02_MASTER`.</w:t>
+        <w:t>Section 3 names three of these twenty-seven by number. The full ranking places Denmark third at 90.86%, behind Ireland (95.79%) and the Netherlands (94.42%) and above Sweden (89.89%), against an EU-27 average of 76.58% (Eurostat 2026a). The measure is the share of **internet users** who made an online purchase in the preceding twelve months, not the share of all individuals — the denominator that changed in 2020 and is flagged in `02_MASTER`.</w:t>
       </w:r>
     </w:p>
     <w:p>
@@ -5496,6 +5512,81 @@
           <w:sz w:val="24"/>
         </w:rPr>
         <w:t>The displacement matters for Section 2's argument. Wallet payments are card payments, and the physical card share fell from 73% to 54% across the same period. Most of what replaced cash at the point of sale was therefore a different way of presenting a card, not a new instrument — which is what one would expect where an identity rail lowers the cost of building a new interface on existing payment infrastructure.</w:t>
+      </w:r>
+    </w:p>
+    <w:p>
+      <w:pPr>
+        <w:spacing w:before="160" w:after="80"/>
+        <w:jc w:val="left"/>
+      </w:pPr>
+      <w:r>
+        <w:rPr>
+          <w:rFonts w:ascii="Times New Roman" w:hAnsi="Times New Roman"/>
+          <w:b/>
+          <w:i w:val="0"/>
+          <w:sz w:val="24"/>
+        </w:rPr>
+        <w:t>E.4 Labour productivity against the EU-27 average</w:t>
+      </w:r>
+    </w:p>
+    <w:p>
+      <w:pPr>
+        <w:spacing w:before="0" w:after="120"/>
+        <w:jc w:val="both"/>
+      </w:pPr>
+      <w:r>
+        <w:rPr>
+          <w:rFonts w:ascii="Times New Roman" w:hAnsi="Times New Roman"/>
+          <w:b w:val="0"/>
+          <w:i w:val="0"/>
+          <w:sz w:val="24"/>
+        </w:rPr>
+        <w:t>Figure E3</w:t>
+      </w:r>
+    </w:p>
+    <w:p>
+      <w:pPr>
+        <w:spacing w:before="0" w:after="120"/>
+        <w:jc w:val="both"/>
+      </w:pPr>
+      <w:r>
+        <w:rPr>
+          <w:rFonts w:ascii="Times New Roman" w:hAnsi="Times New Roman"/>
+          <w:b w:val="0"/>
+          <w:i w:val="0"/>
+          <w:sz w:val="24"/>
+        </w:rPr>
+        <w:t>Every other measure in this report is an adoption measure. This one is an economic outcome: nominal labour productivity per person, indexed so that the EU-27 equals 100 in each year Eurostat 2026b. Denmark stood at 109.2 in 2005, peaked at 121.0 in 2021, and stands at 116.8 in 2025.</w:t>
+      </w:r>
+    </w:p>
+    <w:p>
+      <w:pPr>
+        <w:spacing w:before="0" w:after="120"/>
+        <w:jc w:val="both"/>
+      </w:pPr>
+      <w:r>
+        <w:rPr>
+          <w:rFonts w:ascii="Times New Roman" w:hAnsi="Times New Roman"/>
+          <w:b w:val="0"/>
+          <w:i w:val="0"/>
+          <w:sz w:val="24"/>
+        </w:rPr>
+        <w:t>Three cautions govern how far it can be read. The series is an index on the EU average, so a rise means Denmark gained **relative to its peers** and says nothing about whether Danish productivity grew. It is measured per person rather than per hour, which makes it sensitive to changes in part-time work. And it is nominal, in current prices at purchasing power standards, so price movements are inside it.</w:t>
+      </w:r>
+    </w:p>
+    <w:p>
+      <w:pPr>
+        <w:spacing w:before="0" w:after="120"/>
+        <w:jc w:val="both"/>
+      </w:pPr>
+      <w:r>
+        <w:rPr>
+          <w:rFonts w:ascii="Times New Roman" w:hAnsi="Times New Roman"/>
+          <w:b w:val="0"/>
+          <w:i w:val="0"/>
+          <w:sz w:val="24"/>
+        </w:rPr>
+        <w:t>What it establishes is therefore modest and worth stating plainly: across the period Denmark built its digital infrastructure, its productivity position improved against the EU average and has not returned to where it started. The series is consistent with the report's argument. It does not demonstrate it, and no single-country time series could — the 2021 peak coincides with a pandemic that moved measured productivity everywhere, which is the clearest possible illustration that this series responds to more than digital policy.</w:t>
       </w:r>
     </w:p>
     <w:p>
@@ -5606,6 +5697,873 @@
           <w:sz w:val="20"/>
         </w:rPr>
         <w:t>Figure E2 - Instrument shares of physical-retail payments, 2017-2025. Workbook F2_PAYMENTS.</w:t>
+      </w:r>
+    </w:p>
+    <w:p>
+      <w:pPr>
+        <w:spacing w:before="160" w:after="40"/>
+        <w:jc w:val="center"/>
+      </w:pPr>
+      <w:r>
+        <w:drawing>
+          <wp:inline xmlns:a="http://schemas.openxmlformats.org/drawingml/2006/main" xmlns:pic="http://schemas.openxmlformats.org/drawingml/2006/picture">
+            <wp:extent cx="5760000" cy="3617153"/>
+            <wp:docPr id="15" name="Picture 15"/>
+            <wp:cNvGraphicFramePr>
+              <a:graphicFrameLocks noChangeAspect="1"/>
+            </wp:cNvGraphicFramePr>
+            <a:graphic>
+              <a:graphicData uri="http://schemas.openxmlformats.org/drawingml/2006/picture">
+                <pic:pic>
+                  <pic:nvPicPr>
+                    <pic:cNvPr id="0" name="figA_e3_productivity.png"/>
+                    <pic:cNvPicPr/>
+                  </pic:nvPicPr>
+                  <pic:blipFill>
+                    <a:blip r:embed="rId24"/>
+                    <a:stretch>
+                      <a:fillRect/>
+                    </a:stretch>
+                  </pic:blipFill>
+                  <pic:spPr>
+                    <a:xfrm>
+                      <a:off x="0" y="0"/>
+                      <a:ext cx="5760000" cy="3617153"/>
+                    </a:xfrm>
+                    <a:prstGeom prst="rect"/>
+                  </pic:spPr>
+                </pic:pic>
+              </a:graphicData>
+            </a:graphic>
+          </wp:inline>
+        </w:drawing>
+      </w:r>
+    </w:p>
+    <w:p>
+      <w:pPr>
+        <w:spacing w:before="0" w:after="200" w:line="240" w:lineRule="auto"/>
+        <w:jc w:val="center"/>
+      </w:pPr>
+      <w:r>
+        <w:rPr>
+          <w:rFonts w:ascii="Times New Roman" w:hAnsi="Times New Roman"/>
+          <w:b w:val="0"/>
+          <w:i/>
+          <w:sz w:val="20"/>
+        </w:rPr>
+        <w:t>Figure E3 - Danish labour productivity against the EU-27 average, 2005-2025. An index on EU27 = 100, so it shows relative position, not growth.</w:t>
+      </w:r>
+    </w:p>
+    <w:p>
+      <w:r>
+        <w:br w:type="page"/>
+      </w:r>
+    </w:p>
+    <w:p>
+      <w:pPr>
+        <w:spacing w:before="0" w:after="160"/>
+        <w:jc w:val="left"/>
+      </w:pPr>
+      <w:r>
+        <w:rPr>
+          <w:rFonts w:ascii="Times New Roman" w:hAnsi="Times New Roman"/>
+          <w:b/>
+          <w:i w:val="0"/>
+          <w:sz w:val="26"/>
+        </w:rPr>
+        <w:t>Appendix F. Policy Specification and Implementation Timeline</w:t>
+      </w:r>
+    </w:p>
+    <w:p>
+      <w:pPr>
+        <w:spacing w:before="0" w:after="120"/>
+        <w:jc w:val="both"/>
+      </w:pPr>
+      <w:r>
+        <w:rPr>
+          <w:rFonts w:ascii="Times New Roman" w:hAnsi="Times New Roman"/>
+          <w:b w:val="0"/>
+          <w:i w:val="0"/>
+          <w:sz w:val="24"/>
+        </w:rPr>
+        <w:t>Section 6 recommends two measures. The second — allocating an oversubscribed SMV:Digital grant pool by lottery — is a research design as much as a policy, and a design is only as good as its specification. This appendix states it at the level of detail an administering agency would need to act on it.</w:t>
+      </w:r>
+    </w:p>
+    <w:p>
+      <w:pPr>
+        <w:spacing w:before="160" w:after="80"/>
+        <w:jc w:val="left"/>
+      </w:pPr>
+      <w:r>
+        <w:rPr>
+          <w:rFonts w:ascii="Times New Roman" w:hAnsi="Times New Roman"/>
+          <w:b/>
+          <w:i w:val="0"/>
+          <w:sz w:val="24"/>
+        </w:rPr>
+        <w:t>F.1 Why the present scheme cannot measure its own effect</w:t>
+      </w:r>
+    </w:p>
+    <w:p>
+      <w:pPr>
+        <w:spacing w:before="0" w:after="120"/>
+        <w:jc w:val="both"/>
+      </w:pPr>
+      <w:r>
+        <w:rPr>
+          <w:rFonts w:ascii="Times New Roman" w:hAnsi="Times New Roman"/>
+          <w:b w:val="0"/>
+          <w:i w:val="0"/>
+          <w:sz w:val="24"/>
+        </w:rPr>
+        <w:t>SMV:Digital reports that 65% of participating enterprises invested further after their project (Figure 8; Digitaliseringsstyrelsen 2025b). Read as an effect, that number claims the scheme caused two-thirds of its participants to invest. It cannot support the claim. Firms apply to SMV:Digital because they already intend to digitalise, so the comparison implicit in "65%" is between applicants and the general population of SMEs — two groups that differ in exactly the characteristic being measured. The figure is also self-reported, and by the scheme to its own funder.</w:t>
+      </w:r>
+    </w:p>
+    <w:p>
+      <w:pPr>
+        <w:spacing w:before="0" w:after="120"/>
+        <w:jc w:val="both"/>
+      </w:pPr>
+      <w:r>
+        <w:rPr>
+          <w:rFonts w:ascii="Times New Roman" w:hAnsi="Times New Roman"/>
+          <w:b w:val="0"/>
+          <w:i w:val="0"/>
+          <w:sz w:val="24"/>
+        </w:rPr>
+        <w:t>What is missing is not more data. It is a comparison group of firms that wanted the grant and did not get one. An oversubscribed pool creates that group for free, and discards it only because allocation is currently first-come or assessed.</w:t>
+      </w:r>
+    </w:p>
+    <w:p>
+      <w:pPr>
+        <w:spacing w:before="160" w:after="80"/>
+        <w:jc w:val="left"/>
+      </w:pPr>
+      <w:r>
+        <w:rPr>
+          <w:rFonts w:ascii="Times New Roman" w:hAnsi="Times New Roman"/>
+          <w:b/>
+          <w:i w:val="0"/>
+          <w:sz w:val="24"/>
+        </w:rPr>
+        <w:t>F.2 The instrument</w:t>
+      </w:r>
+    </w:p>
+    <w:tbl>
+      <w:tblPr>
+        <w:tblStyle w:val="TableGrid"/>
+        <w:tblW w:type="auto" w:w="0"/>
+        <w:tblLook w:firstColumn="1" w:firstRow="1" w:lastColumn="0" w:lastRow="0" w:noHBand="0" w:noVBand="1" w:val="04A0"/>
+      </w:tblPr>
+      <w:tblGrid>
+        <w:gridCol w:w="4680"/>
+        <w:gridCol w:w="4680"/>
+      </w:tblGrid>
+      <w:tr>
+        <w:tc>
+          <w:tcPr>
+            <w:tcW w:type="dxa" w:w="4680"/>
+          </w:tcPr>
+          <w:p>
+            <w:pPr>
+              <w:spacing w:line="240" w:lineRule="auto" w:after="40"/>
+            </w:pPr>
+            <w:r>
+              <w:rPr>
+                <w:rFonts w:ascii="Times New Roman" w:hAnsi="Times New Roman"/>
+                <w:b/>
+                <w:sz w:val="20"/>
+              </w:rPr>
+              <w:t>Element</w:t>
+            </w:r>
+          </w:p>
+        </w:tc>
+        <w:tc>
+          <w:tcPr>
+            <w:tcW w:type="dxa" w:w="4680"/>
+          </w:tcPr>
+          <w:p>
+            <w:pPr>
+              <w:spacing w:line="240" w:lineRule="auto" w:after="40"/>
+            </w:pPr>
+            <w:r>
+              <w:rPr>
+                <w:rFonts w:ascii="Times New Roman" w:hAnsi="Times New Roman"/>
+                <w:b/>
+                <w:sz w:val="20"/>
+              </w:rPr>
+              <w:t>Specification</w:t>
+            </w:r>
+          </w:p>
+        </w:tc>
+      </w:tr>
+      <w:tr>
+        <w:tc>
+          <w:tcPr>
+            <w:tcW w:type="dxa" w:w="4680"/>
+          </w:tcPr>
+          <w:p>
+            <w:pPr>
+              <w:spacing w:line="240" w:lineRule="auto" w:after="40"/>
+            </w:pPr>
+            <w:r>
+              <w:rPr>
+                <w:rFonts w:ascii="Times New Roman" w:hAnsi="Times New Roman"/>
+                <w:b w:val="0"/>
+                <w:sz w:val="20"/>
+              </w:rPr>
+              <w:t>Instrument</w:t>
+            </w:r>
+          </w:p>
+        </w:tc>
+        <w:tc>
+          <w:tcPr>
+            <w:tcW w:type="dxa" w:w="4680"/>
+          </w:tcPr>
+          <w:p>
+            <w:pPr>
+              <w:spacing w:line="240" w:lineRule="auto" w:after="40"/>
+            </w:pPr>
+            <w:r>
+              <w:rPr>
+                <w:rFonts w:ascii="Times New Roman" w:hAnsi="Times New Roman"/>
+                <w:b w:val="0"/>
+                <w:sz w:val="20"/>
+              </w:rPr>
+              <w:t>Randomised allocation of grants among eligible applicants</w:t>
+            </w:r>
+          </w:p>
+        </w:tc>
+      </w:tr>
+      <w:tr>
+        <w:tc>
+          <w:tcPr>
+            <w:tcW w:type="dxa" w:w="4680"/>
+          </w:tcPr>
+          <w:p>
+            <w:pPr>
+              <w:spacing w:line="240" w:lineRule="auto" w:after="40"/>
+            </w:pPr>
+            <w:r>
+              <w:rPr>
+                <w:rFonts w:ascii="Times New Roman" w:hAnsi="Times New Roman"/>
+                <w:b w:val="0"/>
+                <w:sz w:val="20"/>
+              </w:rPr>
+              <w:t>Legal vehicle</w:t>
+            </w:r>
+          </w:p>
+        </w:tc>
+        <w:tc>
+          <w:tcPr>
+            <w:tcW w:type="dxa" w:w="4680"/>
+          </w:tcPr>
+          <w:p>
+            <w:pPr>
+              <w:spacing w:line="240" w:lineRule="auto" w:after="40"/>
+            </w:pPr>
+            <w:r>
+              <w:rPr>
+                <w:rFonts w:ascii="Times New Roman" w:hAnsi="Times New Roman"/>
+                <w:b w:val="0"/>
+                <w:sz w:val="20"/>
+              </w:rPr>
+              <w:t>Administrative amendment to scheme guidelines; no primary legislation</w:t>
+            </w:r>
+          </w:p>
+        </w:tc>
+      </w:tr>
+      <w:tr>
+        <w:tc>
+          <w:tcPr>
+            <w:tcW w:type="dxa" w:w="4680"/>
+          </w:tcPr>
+          <w:p>
+            <w:pPr>
+              <w:spacing w:line="240" w:lineRule="auto" w:after="40"/>
+            </w:pPr>
+            <w:r>
+              <w:rPr>
+                <w:rFonts w:ascii="Times New Roman" w:hAnsi="Times New Roman"/>
+                <w:b w:val="0"/>
+                <w:sz w:val="20"/>
+              </w:rPr>
+              <w:t>Administering body</w:t>
+            </w:r>
+          </w:p>
+        </w:tc>
+        <w:tc>
+          <w:tcPr>
+            <w:tcW w:type="dxa" w:w="4680"/>
+          </w:tcPr>
+          <w:p>
+            <w:pPr>
+              <w:spacing w:line="240" w:lineRule="auto" w:after="40"/>
+            </w:pPr>
+            <w:r>
+              <w:rPr>
+                <w:rFonts w:ascii="Times New Roman" w:hAnsi="Times New Roman"/>
+                <w:b w:val="0"/>
+                <w:sz w:val="20"/>
+              </w:rPr>
+              <w:t>Erhvervsstyrelsen, via the SMV:Digital secretariat</w:t>
+            </w:r>
+          </w:p>
+        </w:tc>
+      </w:tr>
+      <w:tr>
+        <w:tc>
+          <w:tcPr>
+            <w:tcW w:type="dxa" w:w="4680"/>
+          </w:tcPr>
+          <w:p>
+            <w:pPr>
+              <w:spacing w:line="240" w:lineRule="auto" w:after="40"/>
+            </w:pPr>
+            <w:r>
+              <w:rPr>
+                <w:rFonts w:ascii="Times New Roman" w:hAnsi="Times New Roman"/>
+                <w:b w:val="0"/>
+                <w:sz w:val="20"/>
+              </w:rPr>
+              <w:t>Trigger condition</w:t>
+            </w:r>
+          </w:p>
+        </w:tc>
+        <w:tc>
+          <w:tcPr>
+            <w:tcW w:type="dxa" w:w="4680"/>
+          </w:tcPr>
+          <w:p>
+            <w:pPr>
+              <w:spacing w:line="240" w:lineRule="auto" w:after="40"/>
+            </w:pPr>
+            <w:r>
+              <w:rPr>
+                <w:rFonts w:ascii="Times New Roman" w:hAnsi="Times New Roman"/>
+                <w:b w:val="0"/>
+                <w:sz w:val="20"/>
+              </w:rPr>
+              <w:t>Applied only where the pool is oversubscribed</w:t>
+            </w:r>
+          </w:p>
+        </w:tc>
+      </w:tr>
+      <w:tr>
+        <w:tc>
+          <w:tcPr>
+            <w:tcW w:type="dxa" w:w="4680"/>
+          </w:tcPr>
+          <w:p>
+            <w:pPr>
+              <w:spacing w:line="240" w:lineRule="auto" w:after="40"/>
+            </w:pPr>
+            <w:r>
+              <w:rPr>
+                <w:rFonts w:ascii="Times New Roman" w:hAnsi="Times New Roman"/>
+                <w:b w:val="0"/>
+                <w:sz w:val="20"/>
+              </w:rPr>
+              <w:t>Eligibility</w:t>
+            </w:r>
+          </w:p>
+        </w:tc>
+        <w:tc>
+          <w:tcPr>
+            <w:tcW w:type="dxa" w:w="4680"/>
+          </w:tcPr>
+          <w:p>
+            <w:pPr>
+              <w:spacing w:line="240" w:lineRule="auto" w:after="40"/>
+            </w:pPr>
+            <w:r>
+              <w:rPr>
+                <w:rFonts w:ascii="Times New Roman" w:hAnsi="Times New Roman"/>
+                <w:b w:val="0"/>
+                <w:sz w:val="20"/>
+              </w:rPr>
+              <w:t>Unchanged from the present scheme criteria</w:t>
+            </w:r>
+          </w:p>
+        </w:tc>
+      </w:tr>
+      <w:tr>
+        <w:tc>
+          <w:tcPr>
+            <w:tcW w:type="dxa" w:w="4680"/>
+          </w:tcPr>
+          <w:p>
+            <w:pPr>
+              <w:spacing w:line="240" w:lineRule="auto" w:after="40"/>
+            </w:pPr>
+            <w:r>
+              <w:rPr>
+                <w:rFonts w:ascii="Times New Roman" w:hAnsi="Times New Roman"/>
+                <w:b w:val="0"/>
+                <w:sz w:val="20"/>
+              </w:rPr>
+              <w:t>Allocation</w:t>
+            </w:r>
+          </w:p>
+        </w:tc>
+        <w:tc>
+          <w:tcPr>
+            <w:tcW w:type="dxa" w:w="4680"/>
+          </w:tcPr>
+          <w:p>
+            <w:pPr>
+              <w:spacing w:line="240" w:lineRule="auto" w:after="40"/>
+            </w:pPr>
+            <w:r>
+              <w:rPr>
+                <w:rFonts w:ascii="Times New Roman" w:hAnsi="Times New Roman"/>
+                <w:b w:val="0"/>
+                <w:sz w:val="20"/>
+              </w:rPr>
+              <w:t>Public randomisation among applicants passing eligibility</w:t>
+            </w:r>
+          </w:p>
+        </w:tc>
+      </w:tr>
+      <w:tr>
+        <w:tc>
+          <w:tcPr>
+            <w:tcW w:type="dxa" w:w="4680"/>
+          </w:tcPr>
+          <w:p>
+            <w:pPr>
+              <w:spacing w:line="240" w:lineRule="auto" w:after="40"/>
+            </w:pPr>
+            <w:r>
+              <w:rPr>
+                <w:rFonts w:ascii="Times New Roman" w:hAnsi="Times New Roman"/>
+                <w:b w:val="0"/>
+                <w:sz w:val="20"/>
+              </w:rPr>
+              <w:t>Treatment arm</w:t>
+            </w:r>
+          </w:p>
+        </w:tc>
+        <w:tc>
+          <w:tcPr>
+            <w:tcW w:type="dxa" w:w="4680"/>
+          </w:tcPr>
+          <w:p>
+            <w:pPr>
+              <w:spacing w:line="240" w:lineRule="auto" w:after="40"/>
+            </w:pPr>
+            <w:r>
+              <w:rPr>
+                <w:rFonts w:ascii="Times New Roman" w:hAnsi="Times New Roman"/>
+                <w:b w:val="0"/>
+                <w:sz w:val="20"/>
+              </w:rPr>
+              <w:t>Grant awarded on current terms</w:t>
+            </w:r>
+          </w:p>
+        </w:tc>
+      </w:tr>
+      <w:tr>
+        <w:tc>
+          <w:tcPr>
+            <w:tcW w:type="dxa" w:w="4680"/>
+          </w:tcPr>
+          <w:p>
+            <w:pPr>
+              <w:spacing w:line="240" w:lineRule="auto" w:after="40"/>
+            </w:pPr>
+            <w:r>
+              <w:rPr>
+                <w:rFonts w:ascii="Times New Roman" w:hAnsi="Times New Roman"/>
+                <w:b w:val="0"/>
+                <w:sz w:val="20"/>
+              </w:rPr>
+              <w:t>Control arm</w:t>
+            </w:r>
+          </w:p>
+        </w:tc>
+        <w:tc>
+          <w:tcPr>
+            <w:tcW w:type="dxa" w:w="4680"/>
+          </w:tcPr>
+          <w:p>
+            <w:pPr>
+              <w:spacing w:line="240" w:lineRule="auto" w:after="40"/>
+            </w:pPr>
+            <w:r>
+              <w:rPr>
+                <w:rFonts w:ascii="Times New Roman" w:hAnsi="Times New Roman"/>
+                <w:b w:val="0"/>
+                <w:sz w:val="20"/>
+              </w:rPr>
+              <w:t>Unsuccessful applicants, eligible and unfunded</w:t>
+            </w:r>
+          </w:p>
+        </w:tc>
+      </w:tr>
+      <w:tr>
+        <w:tc>
+          <w:tcPr>
+            <w:tcW w:type="dxa" w:w="4680"/>
+          </w:tcPr>
+          <w:p>
+            <w:pPr>
+              <w:spacing w:line="240" w:lineRule="auto" w:after="40"/>
+            </w:pPr>
+            <w:r>
+              <w:rPr>
+                <w:rFonts w:ascii="Times New Roman" w:hAnsi="Times New Roman"/>
+                <w:b w:val="0"/>
+                <w:sz w:val="20"/>
+              </w:rPr>
+              <w:t>Primary outcome</w:t>
+            </w:r>
+          </w:p>
+        </w:tc>
+        <w:tc>
+          <w:tcPr>
+            <w:tcW w:type="dxa" w:w="4680"/>
+          </w:tcPr>
+          <w:p>
+            <w:pPr>
+              <w:spacing w:line="240" w:lineRule="auto" w:after="40"/>
+            </w:pPr>
+            <w:r>
+              <w:rPr>
+                <w:rFonts w:ascii="Times New Roman" w:hAnsi="Times New Roman"/>
+                <w:b w:val="0"/>
+                <w:sz w:val="20"/>
+              </w:rPr>
+              <w:t>Subsequent own-funded digital investment, from register data</w:t>
+            </w:r>
+          </w:p>
+        </w:tc>
+      </w:tr>
+      <w:tr>
+        <w:tc>
+          <w:tcPr>
+            <w:tcW w:type="dxa" w:w="4680"/>
+          </w:tcPr>
+          <w:p>
+            <w:pPr>
+              <w:spacing w:line="240" w:lineRule="auto" w:after="40"/>
+            </w:pPr>
+            <w:r>
+              <w:rPr>
+                <w:rFonts w:ascii="Times New Roman" w:hAnsi="Times New Roman"/>
+                <w:b w:val="0"/>
+                <w:sz w:val="20"/>
+              </w:rPr>
+              <w:t>Secondary outcomes</w:t>
+            </w:r>
+          </w:p>
+        </w:tc>
+        <w:tc>
+          <w:tcPr>
+            <w:tcW w:type="dxa" w:w="4680"/>
+          </w:tcPr>
+          <w:p>
+            <w:pPr>
+              <w:spacing w:line="240" w:lineRule="auto" w:after="40"/>
+            </w:pPr>
+            <w:r>
+              <w:rPr>
+                <w:rFonts w:ascii="Times New Roman" w:hAnsi="Times New Roman"/>
+                <w:b w:val="0"/>
+                <w:sz w:val="20"/>
+              </w:rPr>
+              <w:t>Employment, turnover, survival</w:t>
+            </w:r>
+          </w:p>
+        </w:tc>
+      </w:tr>
+      <w:tr>
+        <w:tc>
+          <w:tcPr>
+            <w:tcW w:type="dxa" w:w="4680"/>
+          </w:tcPr>
+          <w:p>
+            <w:pPr>
+              <w:spacing w:line="240" w:lineRule="auto" w:after="40"/>
+            </w:pPr>
+            <w:r>
+              <w:rPr>
+                <w:rFonts w:ascii="Times New Roman" w:hAnsi="Times New Roman"/>
+                <w:b w:val="0"/>
+                <w:sz w:val="20"/>
+              </w:rPr>
+              <w:t>Data source</w:t>
+            </w:r>
+          </w:p>
+        </w:tc>
+        <w:tc>
+          <w:tcPr>
+            <w:tcW w:type="dxa" w:w="4680"/>
+          </w:tcPr>
+          <w:p>
+            <w:pPr>
+              <w:spacing w:line="240" w:lineRule="auto" w:after="40"/>
+            </w:pPr>
+            <w:r>
+              <w:rPr>
+                <w:rFonts w:ascii="Times New Roman" w:hAnsi="Times New Roman"/>
+                <w:b w:val="0"/>
+                <w:sz w:val="20"/>
+              </w:rPr>
+              <w:t>Danmarks Statistik register linkage, not self-report</w:t>
+            </w:r>
+          </w:p>
+        </w:tc>
+      </w:tr>
+      <w:tr>
+        <w:tc>
+          <w:tcPr>
+            <w:tcW w:type="dxa" w:w="4680"/>
+          </w:tcPr>
+          <w:p>
+            <w:pPr>
+              <w:spacing w:line="240" w:lineRule="auto" w:after="40"/>
+            </w:pPr>
+            <w:r>
+              <w:rPr>
+                <w:rFonts w:ascii="Times New Roman" w:hAnsi="Times New Roman"/>
+                <w:b w:val="0"/>
+                <w:sz w:val="20"/>
+              </w:rPr>
+              <w:t>Measurement window</w:t>
+            </w:r>
+          </w:p>
+        </w:tc>
+        <w:tc>
+          <w:tcPr>
+            <w:tcW w:type="dxa" w:w="4680"/>
+          </w:tcPr>
+          <w:p>
+            <w:pPr>
+              <w:spacing w:line="240" w:lineRule="auto" w:after="40"/>
+            </w:pPr>
+            <w:r>
+              <w:rPr>
+                <w:rFonts w:ascii="Times New Roman" w:hAnsi="Times New Roman"/>
+                <w:b w:val="0"/>
+                <w:sz w:val="20"/>
+              </w:rPr>
+              <w:t>Baseline at allocation; endline 18 months after disbursement</w:t>
+            </w:r>
+          </w:p>
+        </w:tc>
+      </w:tr>
+      <w:tr>
+        <w:tc>
+          <w:tcPr>
+            <w:tcW w:type="dxa" w:w="4680"/>
+          </w:tcPr>
+          <w:p>
+            <w:pPr>
+              <w:spacing w:line="240" w:lineRule="auto" w:after="40"/>
+            </w:pPr>
+            <w:r>
+              <w:rPr>
+                <w:rFonts w:ascii="Times New Roman" w:hAnsi="Times New Roman"/>
+                <w:b w:val="0"/>
+                <w:sz w:val="20"/>
+              </w:rPr>
+              <w:t>Marginal cost</w:t>
+            </w:r>
+          </w:p>
+        </w:tc>
+        <w:tc>
+          <w:tcPr>
+            <w:tcW w:type="dxa" w:w="4680"/>
+          </w:tcPr>
+          <w:p>
+            <w:pPr>
+              <w:spacing w:line="240" w:lineRule="auto" w:after="40"/>
+            </w:pPr>
+            <w:r>
+              <w:rPr>
+                <w:rFonts w:ascii="Times New Roman" w:hAnsi="Times New Roman"/>
+                <w:b w:val="0"/>
+                <w:sz w:val="20"/>
+              </w:rPr>
+              <w:t>Administrative only; the grant budget is unchanged</w:t>
+            </w:r>
+          </w:p>
+        </w:tc>
+      </w:tr>
+    </w:tbl>
+    <w:p>
+      <w:pPr>
+        <w:spacing w:before="0" w:after="0"/>
+        <w:jc w:val="both"/>
+      </w:pPr>
+      <w:r>
+        <w:rPr>
+          <w:rFonts w:ascii="Times New Roman" w:hAnsi="Times New Roman"/>
+          <w:b w:val="0"/>
+          <w:i w:val="0"/>
+          <w:sz w:val="12"/>
+        </w:rPr>
+      </w:r>
+    </w:p>
+    <w:p>
+      <w:pPr>
+        <w:spacing w:before="0" w:after="120"/>
+        <w:jc w:val="both"/>
+      </w:pPr>
+      <w:r>
+        <w:rPr>
+          <w:rFonts w:ascii="Times New Roman" w:hAnsi="Times New Roman"/>
+          <w:b w:val="0"/>
+          <w:i w:val="0"/>
+          <w:sz w:val="24"/>
+        </w:rPr>
+        <w:t>Three features carry the argument. Randomisation occurs **after** eligibility, so no firm that qualifies under present rules is excluded by the change — the reform alters who among qualifying applicants is funded, not who qualifies. Outcomes come from registers rather than a survey of participants, which removes the self-reporting problem that makes the 65% uninterpretable. And the control arm costs nothing, because those firms are already being turned away; the scheme simply stops discarding the information that they were.</w:t>
+      </w:r>
+    </w:p>
+    <w:p>
+      <w:pPr>
+        <w:spacing w:before="160" w:after="80"/>
+        <w:jc w:val="left"/>
+      </w:pPr>
+      <w:r>
+        <w:rPr>
+          <w:rFonts w:ascii="Times New Roman" w:hAnsi="Times New Roman"/>
+          <w:b/>
+          <w:i w:val="0"/>
+          <w:sz w:val="24"/>
+        </w:rPr>
+        <w:t>F.3 What the design can and cannot deliver</w:t>
+      </w:r>
+    </w:p>
+    <w:p>
+      <w:pPr>
+        <w:spacing w:before="0" w:after="120"/>
+        <w:jc w:val="both"/>
+      </w:pPr>
+      <w:r>
+        <w:rPr>
+          <w:rFonts w:ascii="Times New Roman" w:hAnsi="Times New Roman"/>
+          <w:b w:val="0"/>
+          <w:i w:val="0"/>
+          <w:sz w:val="24"/>
+        </w:rPr>
+        <w:t>The comparison is between funded and unfunded **applicants**. It therefore estimates the effect of the grant on firms that sought one, not on Danish SMEs generally. That is the policy-relevant quantity — the scheme only ever reaches applicants — but it is not a national effect and should not be reported as one.</w:t>
+      </w:r>
+    </w:p>
+    <w:p>
+      <w:pPr>
+        <w:spacing w:before="0" w:after="120"/>
+        <w:jc w:val="both"/>
+      </w:pPr>
+      <w:r>
+        <w:rPr>
+          <w:rFonts w:ascii="Times New Roman" w:hAnsi="Times New Roman"/>
+          <w:b w:val="0"/>
+          <w:i w:val="0"/>
+          <w:sz w:val="24"/>
+        </w:rPr>
+        <w:t>The design also cannot detect effects on firms deterred from applying at all, which Section 3 identifies as the larger population. A lottery measures the scheme; it does not measure the gap the scheme was built to close.</w:t>
+      </w:r>
+    </w:p>
+    <w:p>
+      <w:pPr>
+        <w:spacing w:before="160" w:after="80"/>
+        <w:jc w:val="left"/>
+      </w:pPr>
+      <w:r>
+        <w:rPr>
+          <w:rFonts w:ascii="Times New Roman" w:hAnsi="Times New Roman"/>
+          <w:b/>
+          <w:i w:val="0"/>
+          <w:sz w:val="24"/>
+        </w:rPr>
+        <w:t>F.4 Timeline</w:t>
+      </w:r>
+    </w:p>
+    <w:p>
+      <w:pPr>
+        <w:spacing w:before="0" w:after="120"/>
+        <w:jc w:val="both"/>
+      </w:pPr>
+      <w:r>
+        <w:rPr>
+          <w:rFonts w:ascii="Times New Roman" w:hAnsi="Times New Roman"/>
+          <w:b w:val="0"/>
+          <w:i w:val="0"/>
+          <w:sz w:val="24"/>
+        </w:rPr>
+        <w:t>Figure F1</w:t>
+      </w:r>
+    </w:p>
+    <w:p>
+      <w:pPr>
+        <w:spacing w:before="0" w:after="120"/>
+        <w:jc w:val="both"/>
+      </w:pPr>
+      <w:r>
+        <w:rPr>
+          <w:rFonts w:ascii="Times New Roman" w:hAnsi="Times New Roman"/>
+          <w:b w:val="0"/>
+          <w:i w:val="0"/>
+          <w:sz w:val="24"/>
+        </w:rPr>
+        <w:t>The schedule is anchored on the grant pool opening 26 October 2026 (SMV:Digital 2026). The critical path runs through randomisation, not disbursement: every later step depends on the allocation being random, and none of it can be reconstructed after the fact. A scheme that allocates first and asks about effect afterwards has already foreclosed the answer, which is the position SMV:Digital is in today.</w:t>
+      </w:r>
+    </w:p>
+    <w:p>
+      <w:pPr>
+        <w:spacing w:before="160" w:after="40"/>
+        <w:jc w:val="center"/>
+      </w:pPr>
+      <w:r>
+        <w:drawing>
+          <wp:inline xmlns:a="http://schemas.openxmlformats.org/drawingml/2006/main" xmlns:pic="http://schemas.openxmlformats.org/drawingml/2006/picture">
+            <wp:extent cx="5760000" cy="2838077"/>
+            <wp:docPr id="16" name="Picture 16"/>
+            <wp:cNvGraphicFramePr>
+              <a:graphicFrameLocks noChangeAspect="1"/>
+            </wp:cNvGraphicFramePr>
+            <a:graphic>
+              <a:graphicData uri="http://schemas.openxmlformats.org/drawingml/2006/picture">
+                <pic:pic>
+                  <pic:nvPicPr>
+                    <pic:cNvPr id="0" name="figA_f1_gantt.png"/>
+                    <pic:cNvPicPr/>
+                  </pic:nvPicPr>
+                  <pic:blipFill>
+                    <a:blip r:embed="rId25"/>
+                    <a:stretch>
+                      <a:fillRect/>
+                    </a:stretch>
+                  </pic:blipFill>
+                  <pic:spPr>
+                    <a:xfrm>
+                      <a:off x="0" y="0"/>
+                      <a:ext cx="5760000" cy="2838077"/>
+                    </a:xfrm>
+                    <a:prstGeom prst="rect"/>
+                  </pic:spPr>
+                </pic:pic>
+              </a:graphicData>
+            </a:graphic>
+          </wp:inline>
+        </w:drawing>
+      </w:r>
+    </w:p>
+    <w:p>
+      <w:pPr>
+        <w:spacing w:before="0" w:after="200" w:line="240" w:lineRule="auto"/>
+        <w:jc w:val="center"/>
+      </w:pPr>
+      <w:r>
+        <w:rPr>
+          <w:rFonts w:ascii="Times New Roman" w:hAnsi="Times New Roman"/>
+          <w:b w:val="0"/>
+          <w:i/>
+          <w:sz w:val="20"/>
+        </w:rPr>
+        <w:t>Figure F1 - Implementation and evaluation timeline for the randomised SMV:Digital allocation proposed in Section 6.</w:t>
       </w:r>
     </w:p>
     <w:sectPr>

--- a/Assignment 2 ECON1596 _ [CLASS GROUP] _ s4040040.docx
+++ b/Assignment 2 ECON1596 _ [CLASS GROUP] _ s4040040.docx
@@ -119,7 +119,7 @@
           <w:i w:val="0"/>
           <w:sz w:val="24"/>
         </w:rPr>
-        <w:t>Denmark did not persuade its citizens onto digital public services. It required them. *Lov om Offentlig Digital Post* (Denmark 2012) made a state-run digital mailbox the default legal channel for public correspondence — compulsory for businesses from 2013 and for every citizen aged 15 and over from 1 November 2014. Enrolment is automatic, and §10 deems delivery effective when a message becomes available rather than when it is read, transferring the legal consequence of non-engagement to the recipient. Exemption exists, but only against statutory criteria (Table 1).</w:t>
+        <w:t>Denmark did not persuade its citizens onto digital public services. It required them. *Lov om Offentlig Digital Post* (Denmark 2012) made a state-run digital mailbox the default legal channel for public correspondence — compulsory for businesses from 2013 and for every citizen aged 15 and over from 1 November 2014. Enrolment is automatic, and §10 deems delivery effective when a message becomes available rather than when it is read, so the legal consequence of non-engagement falls on the recipient. Exemption exists, but only against statutory criteria (Table 1).</w:t>
       </w:r>
     </w:p>
     <w:p>
@@ -134,7 +134,7 @@
           <w:i w:val="0"/>
           <w:sz w:val="24"/>
         </w:rPr>
-        <w:t>The mandate rode on a single national identity credential: NemID, replaced by MitID from October 2021 and withdrawn entirely on 31 October 2023 (Digitaliseringsstyrelsen 2025a). That pairing is the policy's design. A mandate alone moves letters; a mandate plus one universal credential builds a *rail* — an authentication layer every Dane must hold and every firm may build on without financing its adoption. Rails are innovation infrastructure: they lower the fixed cost of whatever is built on top.</w:t>
+        <w:t>The mandate rode on a single national identity credential: NemID, replaced by MitID from October 2021 and withdrawn entirely on 31 October 2023 (Digitaliseringsstyrelsen 2025a). That pairing is the design. A mandate alone moves letters; a mandate plus one universal credential builds a *rail* — an authentication layer every Dane must hold and every firm may build on without financing its adoption. Rails are innovation infrastructure: they lower the fixed cost of whatever is built on top.</w:t>
       </w:r>
     </w:p>
     <w:p>
@@ -164,7 +164,7 @@
           <w:i w:val="0"/>
           <w:sz w:val="24"/>
         </w:rPr>
-        <w:t>The programme was justified on a number. The Ministry of Finance business case projected savings of approximately DKK 1,000 million a year (Rigsrevisionen 2016) — the return that warranted making the system compulsory for the entire adult population, currently about 5.1 million people (Digitaliseringsstyrelsen 2026). Section 6 returns to how much survived audit.</w:t>
+        <w:t>The programme was justified on a number: the Ministry of Finance business case projected savings of approximately DKK 1,000 million a year (Rigsrevisionen 2016), the return that warranted compelling the entire adult population, currently about 5.1 million people (Digitaliseringsstyrelsen 2026). Section 6 returns to how much survived audit.</w:t>
       </w:r>
     </w:p>
     <w:p>
@@ -519,7 +519,7 @@
           <w:i w:val="0"/>
           <w:sz w:val="24"/>
         </w:rPr>
-        <w:t>Banking shows the magnitude. Danish retail bank branches fell from 2,025 in 2004 to 665 in 2024, a decline of 67.2% (Figure 1; Finans Danmark 2025). Read alone, that suggests digitalisation destroyed banking employment. The longer series refuses it. Between 1991 and 2024 the number of financial institutions fell by 76.7%, from 219 to 51, while bank employment fell by only 29.4%, from roughly 51,000 to 36,000 (Figure 2). Staff per surviving institution therefore rose from 233 to 706, an increase of 203%: consolidation concentrated the sector rather than shedding it. The branch series begins in 2004, so its −67.2% spans a different window and the three changes must not be differenced (Appendix B).</w:t>
+        <w:t>Banking shows the magnitude. Danish retail bank branches fell from 2,025 in 2004 to 665 in 2024, a decline of 67.2% (Figure 1; Finans Danmark 2025). Read alone, that suggests digitalisation destroyed banking employment. The longer series refuses it: between 1991 and 2024 the number of financial institutions fell by 76.7%, from 219 to 51, while bank employment fell by only 29.4%, from roughly 51,000 to 36,000 (Figure 2). Staff per surviving institution therefore rose from 233 to 706, an increase of 203%: consolidation concentrated the sector rather than shedding it. The branch series begins only in 2004, so the three changes span different windows and must not be differenced (Appendix B).</w:t>
       </w:r>
     </w:p>
     <w:p>
@@ -534,7 +534,7 @@
           <w:i w:val="0"/>
           <w:sz w:val="24"/>
         </w:rPr>
-        <w:t>Payments moved with it. Cash fell from 23% to 9% of the *number* of payments in physical retail between 2017 and 2025 — 14 percentage points, to under two-fifths of its 2017 share — while card-based mobile wallets reached 32% of that same measure (Danmarks Nationalbank 2025). Much of this is displacement within digital instruments: wallet payments are card payments, and the physical card share fell from 73% to 54% (Appendix E). What replaced cash was mostly a new interface onto existing card infrastructure — which is what a rail makes cheap to build. Cash acceptance remains a statutory obligation on shops under *lov om betalinger* §81, narrowed but not removed on 1 July 2022 (Finanstilsynet 2025).</w:t>
+        <w:t>Payments moved with it. Cash fell from 23% to 9% of the *number* of payments in physical retail between 2017 and 2025, to under two-fifths of its 2017 share, while card-based mobile wallets reached 32% of the same measure (Danmarks Nationalbank 2025). Much of this is displacement within digital instruments: wallet payments are card payments, and the physical card share fell from 73% to 54% (Appendix E). What replaced cash was mostly a new interface onto existing card infrastructure — which is what a rail makes cheap to build. Cash acceptance remains a statutory obligation on shops under *lov om betalinger* §81, narrowed but not removed on 1 July 2022 (Finanstilsynet 2025).</w:t>
       </w:r>
     </w:p>
     <w:p>
@@ -774,7 +774,7 @@
           <w:i w:val="0"/>
           <w:sz w:val="24"/>
         </w:rPr>
-        <w:t>"Breadth" has two subjects in Denmark and they point opposite ways. Citizen breadth is near-complete: 90.86% of Danish internet users bought online in 2024, third of the twenty-seven member states (Eurostat 2026a); the full ranking is Appendix E. Enterprise breadth is not. Only 38.78% of Danish enterprises make any e-sales at all — second-highest in the Union, behind Lithuania's 43.03%, and still under two firms in five (Eurostat 2025b). Denmark leads Europe at a level most Danish firms have not reached.</w:t>
+        <w:t>"Breadth" has two subjects in Denmark and they point opposite ways. Citizen breadth is near-complete: 90.86% of Danish internet users bought online in 2024, third of the twenty-seven member states (Eurostat 2026a); the full ranking is Appendix E. Enterprise breadth is not. Only 38.78% of Danish enterprises make any e-sales at all — second in the Union, behind Lithuania's 43.03%, and still under two firms in five (Eurostat 2025b). Denmark leads Europe at a level most Danish firms have not reached.</w:t>
       </w:r>
     </w:p>
     <w:p>
@@ -789,7 +789,7 @@
           <w:i w:val="0"/>
           <w:sz w:val="24"/>
         </w:rPr>
-        <w:t>Intensity moved where breadth did not. Among firms that do sell online, e-sales rose from 17.05% of enterprise turnover in 2014 to 33.31% in 2024, while the EU-27 average rose from 16.43% to 19.49% (Figure 4). Denmark and the Union began the decade level; Denmark roughly doubled and the EU gained three percentage points.</w:t>
+        <w:t>Intensity moved where breadth did not. E-sales rose from 17.05% of enterprise turnover in 2014 to 33.31% in 2024, while the EU-27 average rose from 16.43% to 19.49% (Figure 4). Both began the decade level; Denmark roughly doubled, the EU gained three percentage points.</w:t>
       </w:r>
     </w:p>
     <w:p>
@@ -804,7 +804,7 @@
           <w:i w:val="0"/>
           <w:sz w:val="24"/>
         </w:rPr>
-        <w:t>The same pattern governs the newest technology, and it identifies who could build on the rail. In 2025, 42.03% of Danish enterprises used artificial intelligence — but 74.52% of large firms against 40.99% of small and medium-sized ones, a gap of 33.53 percentage points (Figure 5; European Commission 2026). This is not a connectivity or literacy failure: 92.45% of Danish SMEs clear the basic digital-intensity threshold, against an EU average of 71.39%. What Danish SMEs lack is the complementary capital — data, integration, specialist staff — that turns access into application. A rail lowers the fixed cost of building on it but supplies none of the capability to build, and that capability is distributed by firm size. Compulsion can mandate access to infrastructure; it cannot mandate the absorptive capacity that turns infrastructure into product.</w:t>
+        <w:t>The same pattern governs the newest technology, and it identifies who could build on the rail. In 2025, 42.03% of Danish enterprises used artificial intelligence — but 74.52% of large firms against 40.99% of small and medium-sized ones, a gap of 33.53 percentage points (Figure 5; European Commission 2026). This is not a connectivity or literacy failure: 92.45% of Danish SMEs clear the basic digital-intensity threshold, against an EU average of 71.39%. What they lack is the complementary capital — data, integration, specialist staff — that turns access into application, and that capital is distributed by firm size. Compulsion can mandate access to infrastructure; it cannot mandate the absorptive capacity that turns infrastructure into product.</w:t>
       </w:r>
     </w:p>
     <w:p>
@@ -819,7 +819,7 @@
           <w:i w:val="0"/>
           <w:sz w:val="24"/>
         </w:rPr>
-        <w:t>Nor did it guarantee quality. Denmark scores 82.2 on the Digital Decade measure of digital public services for citizens, below the EU average of 84.64. The country with Europe's most compulsory digital government delivers slightly below-average services through it.</w:t>
+        <w:t>Nor did it guarantee quality. Denmark scores 82.2 on the Digital Decade measure of digital public services for citizens, below the EU average of 84.64: the country with Europe's most compulsory digital government delivers below-average services through it.</w:t>
       </w:r>
     </w:p>
     <w:p>
@@ -834,7 +834,7 @@
           <w:i w:val="0"/>
           <w:sz w:val="24"/>
         </w:rPr>
-        <w:t>That diagnosis is precisely Sustainable Development Goal 8, Target 8.2 — productivity growth through technological upgrading and innovation. Denmark's binding constraint on 8.2 is not adoption but diffusion: the productivity gain sits with the firms already best placed to capture it, and the policy question is how to move it down the size distribution.</w:t>
+        <w:t>That diagnosis is Sustainable Development Goal 8, Target 8.2 — productivity growth through technological upgrading. Denmark's binding constraint on 8.2 is not adoption but diffusion: the productivity gain sits with the firms already best placed to capture it, and the policy question is how to move it down the size distribution.</w:t>
       </w:r>
     </w:p>
     <w:p>
@@ -1004,7 +1004,7 @@
           <w:i w:val="0"/>
           <w:sz w:val="24"/>
         </w:rPr>
-        <w:t>Exemption is also the narrowest available measure. Figure 6 sets it against four wider estimates. They are not strictly comparable — measure, year and denominator all differ, and Appendix D reconciles them on a common footing. Read it as a ladder, not a series. Some 6.5% of Danes do not use digital public services at all and 16.5% report difficulty using them (European Commission 2026); the widest estimates reach a quarter of adults (Digitaliseringsstyrelsen 2025c), (Justitia 2022). The counts are clearer than the percentages: exemption reaches 238,479 people, while 16.5% of a population of 6.03 million (Danmarks Statistik 2026) is roughly 994,000 — the lowest credible estimate of need. On the order of 750,000 Danes struggle with a compulsory system and hold no formal standing outside it.</w:t>
+        <w:t>Exemption is also the narrowest available measure. Figure 6 sets it against four wider estimates. They are not strictly comparable — measure, year and denominator all differ, and Appendix D reconciles them on a common footing. Read it as a ladder, not a series. Some 6.5% of Danes do not use digital public services at all and 16.5% report difficulty using them (European Commission 2026); the widest estimates reach a quarter of adults (Digitaliseringsstyrelsen 2025d), (Justitia 2022). The counts are clearer than the percentages: exemption reaches 238,479 people, while 16.5% of a population of 6.03 million (Danmarks Statistik 2026) is roughly 994,000 — the lowest credible estimate of need. On the order of 750,000 Danes struggle with a compulsory system and hold no formal standing outside it.</w:t>
       </w:r>
     </w:p>
     <w:p>
@@ -1019,7 +1019,7 @@
           <w:i w:val="0"/>
           <w:sz w:val="24"/>
         </w:rPr>
-        <w:t>Weak digital skills would be the convenient explanation; the data refuse it. Denmark's weakest age band, 55–74, reaches 67.81% with at least basic digital skills against an EU average of 42.60% for that band. Denmark leads the EU in all three age bands, and its internal gradient from youngest to oldest is 24.25 percentage points against the EU's 31.95 (Figure 7).</w:t>
+        <w:t>Weak digital skills would be the convenient explanation; the data refuse it. Denmark's weakest age band, 55–74, reaches 67.81% with at least basic digital skills against an EU average of 42.60%. Denmark leads the Union in all three bands, and its gradient from youngest to oldest is 24.25 percentage points against the EU's 31.95 (Figure 7).</w:t>
       </w:r>
     </w:p>
     <w:p>
@@ -1221,7 +1221,7 @@
           <w:i w:val="0"/>
           <w:sz w:val="24"/>
         </w:rPr>
-        <w:t>The report opened on a projection of roughly DKK 1,000 million a year. Rigsrevisionen could verify DKK 450 million of it — postage, paper and envelopes. The wage and overhead component was never substantiated, and the cross-government study intended to settle it was abandoned when the municipalities declined to take part (Rigsrevisionen 2016). Denmark compels its adult population onto a business case that remains 55% unaudited.</w:t>
+        <w:t>The report opened on a projection of roughly DKK 1,000 million a year. Rigsrevisionen could verify DKK 450 million of it — postage, paper and envelopes. The wage and overhead component was never substantiated, and the study intended to settle it was abandoned when the municipalities declined to take part (Rigsrevisionen 2016). Denmark compels its adult population onto a business case that remains 55% unaudited.</w:t>
       </w:r>
     </w:p>
     <w:p>
@@ -1236,7 +1236,7 @@
           <w:i w:val="0"/>
           <w:sz w:val="24"/>
         </w:rPr>
-        <w:t>Two specific measures follow. First, the exemption criteria in *Lov om Offentlig Digital Post* should be widened from the present statutory categories to admit documented difficulty, with assisted access at municipal citizen service centres as the default alternative. Section 4 showed the gap is administrative: relief was drawn narrower than the difficulty, and the criteria are what the state can change.</w:t>
+        <w:t>Two measures follow. First, the exemption criteria in *Lov om Offentlig Digital Post* should be widened to admit documented difficulty. Denmark already fixed the adjacent problem: since June 2023 an exempt citizen is entitled, on request, to a non-digital alternative to any mandatory self-service solution (Folketinget 2023). That decoupled the channel from the obligation but left the gate untouched, because the right runs only to those already exempt. Section 4 measured that gate: roughly three-quarters of a million people report the difficulty the 2023 Act relieves and cannot reach the relief.</w:t>
       </w:r>
     </w:p>
     <w:p>
@@ -1251,7 +1251,7 @@
           <w:i w:val="0"/>
           <w:sz w:val="24"/>
         </w:rPr>
-        <w:t>Second, SMV:Digital should be redirected from adoption toward complementary capability — data integration and specialist skills, which Section 3 identified as the binding constraint — and its next grant pool, opening 26 October 2026 (SMV:Digital 2026), should allocate by lottery among eligible applicants. The scheme reports that 65% of participants invested further (Figure 8; Digitaliseringsstyrelsen 2025b), but that is self-reported and uncontrolled: it measures participation, not effect. An oversubscribed pool yields a control group at no cost. Appendix F specifies the instrument, its outcome measures and its timeline.</w:t>
+        <w:t>Second, SMV:Digital should be redirected toward complementary capability — data integration and specialist skills, which Section 3 identified as the binding constraint. Its effect is better evidenced than most such schemes: Digitaliseringsstyrelsen matches recipients to comparable firms in the Danmarks Statistik registers and finds revenue growth five percentage points higher (Digitaliseringsstyrelsen 2025b). But matching handles selection on what the registers record — sector, size, age, prior trajectory — not on what they do not, and for a voluntary scheme that residual is the whole problem: a manager ambitious enough to apply is ambitious enough to grow unaided. The next pool opens 26 October 2026 (SMV:Digital 2026), and its eligibility scoring already produces a threshold that would identify the effect directly. Appendix F specifies the instrument, its outcome measures and its timeline.</w:t>
       </w:r>
     </w:p>
     <w:p>
@@ -1266,62 +1266,7 @@
           <w:i w:val="0"/>
           <w:sz w:val="24"/>
         </w:rPr>
-        <w:t>Both follow from one reading: Denmark built a rail, then left who could board it, and who could build on it, to a capability it never distributed. The evidence has limits, set out with the data and the AI-use declaration in Appendices A to C — the cross-section in Section 2 has eighteen observations and establishes association, not cause.</w:t>
-      </w:r>
-    </w:p>
-    <w:p>
-      <w:pPr>
-        <w:spacing w:before="160" w:after="40"/>
-        <w:jc w:val="center"/>
-      </w:pPr>
-      <w:r>
-        <w:drawing>
-          <wp:inline xmlns:a="http://schemas.openxmlformats.org/drawingml/2006/main" xmlns:pic="http://schemas.openxmlformats.org/drawingml/2006/picture">
-            <wp:extent cx="5760000" cy="3164796"/>
-            <wp:docPr id="8" name="Picture 8"/>
-            <wp:cNvGraphicFramePr>
-              <a:graphicFrameLocks noChangeAspect="1"/>
-            </wp:cNvGraphicFramePr>
-            <a:graphic>
-              <a:graphicData uri="http://schemas.openxmlformats.org/drawingml/2006/picture">
-                <pic:pic>
-                  <pic:nvPicPr>
-                    <pic:cNvPr id="0" name="fig8_smvdigital.png"/>
-                    <pic:cNvPicPr/>
-                  </pic:nvPicPr>
-                  <pic:blipFill>
-                    <a:blip r:embed="rId17"/>
-                    <a:stretch>
-                      <a:fillRect/>
-                    </a:stretch>
-                  </pic:blipFill>
-                  <pic:spPr>
-                    <a:xfrm>
-                      <a:off x="0" y="0"/>
-                      <a:ext cx="5760000" cy="3164796"/>
-                    </a:xfrm>
-                    <a:prstGeom prst="rect"/>
-                  </pic:spPr>
-                </pic:pic>
-              </a:graphicData>
-            </a:graphic>
-          </wp:inline>
-        </w:drawing>
-      </w:r>
-    </w:p>
-    <w:p>
-      <w:pPr>
-        <w:spacing w:before="0" w:after="200" w:line="240" w:lineRule="auto"/>
-        <w:jc w:val="center"/>
-      </w:pPr>
-      <w:r>
-        <w:rPr>
-          <w:rFonts w:ascii="Times New Roman" w:hAnsi="Times New Roman"/>
-          <w:b w:val="0"/>
-          <w:i/>
-          <w:sz w:val="20"/>
-        </w:rPr>
-        <w:t>Figure 8 - SMV:Digital participation: self-reported, no control group. Workbook F8.</w:t>
+        <w:t>Both follow from one reading: Denmark built a rail, then left who could board it, and who could build on it, to a capability it never distributed. The evidence has limits, set out in Appendices A to C — not least that Section 2's cross-section establishes association, not cause.</w:t>
       </w:r>
     </w:p>
     <w:p>
@@ -1357,6 +1302,22 @@
           <w:i w:val="0"/>
           <w:sz w:val="24"/>
         </w:rPr>
+        <w:t>Bundesrechnungshof 2022, Bemerkungen 2022 zur Haushalts- und Wirtschaftsfuehrung des Bundes, German Federal Court of Auditors, accessed 13 September 2026, &lt;https://www.bundesrechnungshof.de/SharedDocs/Pressemitteilungen/DE/2022/bemerkungen2022-hauptband.html&gt;.</w:t>
+      </w:r>
+    </w:p>
+    <w:p>
+      <w:pPr>
+        <w:spacing w:before="0" w:after="160"/>
+        <w:ind w:left="720" w:hanging="720"/>
+        <w:jc w:val="left"/>
+      </w:pPr>
+      <w:r>
+        <w:rPr>
+          <w:rFonts w:ascii="Times New Roman" w:hAnsi="Times New Roman"/>
+          <w:b w:val="0"/>
+          <w:i w:val="0"/>
+          <w:sz w:val="24"/>
+        </w:rPr>
         <w:t>Danmarks Nationalbank 2025, Danskernes betalingsvaner, Danmarks Nationalbank, Copenhagen, accessed 12 September 2026, &lt;https://www.nationalbanken.dk/en/what-we-do/safe-and-efficient-payments/payment-habits-in-denmark&gt;.</w:t>
       </w:r>
     </w:p>
@@ -1421,7 +1382,7 @@
           <w:i w:val="0"/>
           <w:sz w:val="24"/>
         </w:rPr>
-        <w:t>Digitaliseringsstyrelsen 2025b, Effektmåling af SMV:Digital, prepared by Danmarks Statistik, Agency for Digital Government, Copenhagen, accessed 12 September 2026.</w:t>
+        <w:t>Digitaliseringsstyrelsen 2025b, Effektmaaling af SMV:Digital, June 2025, Agency for Digital Government, accessed 13 September 2026, &lt;https://digst.dk/media/yz2ouzzz/effektmaaling-af-smvdigital-2025.pdf&gt;.</w:t>
       </w:r>
     </w:p>
     <w:p>
@@ -1437,7 +1398,23 @@
           <w:i w:val="0"/>
           <w:sz w:val="24"/>
         </w:rPr>
-        <w:t>Digitaliseringsstyrelsen 2025c, Hvem oplever udfordringer ved det digitale?, Agency for Digital Government, Copenhagen, accessed 12 September 2026.</w:t>
+        <w:t>Digitaliseringsstyrelsen 2025c, Effektmåling af SMV:Digital, prepared by Danmarks Statistik, Agency for Digital Government, Copenhagen, accessed 12 September 2026.</w:t>
+      </w:r>
+    </w:p>
+    <w:p>
+      <w:pPr>
+        <w:spacing w:before="0" w:after="160"/>
+        <w:ind w:left="720" w:hanging="720"/>
+        <w:jc w:val="left"/>
+      </w:pPr>
+      <w:r>
+        <w:rPr>
+          <w:rFonts w:ascii="Times New Roman" w:hAnsi="Times New Roman"/>
+          <w:b w:val="0"/>
+          <w:i w:val="0"/>
+          <w:sz w:val="24"/>
+        </w:rPr>
+        <w:t>Digitaliseringsstyrelsen 2025d, Hvem oplever udfordringer ved det digitale?, Agency for Digital Government, Copenhagen, accessed 12 September 2026.</w:t>
       </w:r>
     </w:p>
     <w:p>
@@ -1582,6 +1559,22 @@
           <w:sz w:val="24"/>
         </w:rPr>
         <w:t>Finanstilsynet 2025, Kontantreglen, Danish Financial Supervisory Authority, Copenhagen, accessed 12 September 2026.</w:t>
+      </w:r>
+    </w:p>
+    <w:p>
+      <w:pPr>
+        <w:spacing w:before="0" w:after="160"/>
+        <w:ind w:left="720" w:hanging="720"/>
+        <w:jc w:val="left"/>
+      </w:pPr>
+      <w:r>
+        <w:rPr>
+          <w:rFonts w:ascii="Times New Roman" w:hAnsi="Times New Roman"/>
+          <w:b w:val="0"/>
+          <w:i w:val="0"/>
+          <w:sz w:val="24"/>
+        </w:rPr>
+        <w:t>Folketinget 2023, Lov om fravigelse fra obligatorisk digital selvbetjening, LOV nr 603 af 31. maj 2023, in force 1 June 2023, Retsinformation, accessed 13 September 2026, &lt;https://www.retsinformation.dk/eli/lta/2023/603&gt;.</w:t>
       </w:r>
     </w:p>
     <w:p>
@@ -4368,7 +4361,7 @@
         <w:drawing>
           <wp:inline xmlns:a="http://schemas.openxmlformats.org/drawingml/2006/main" xmlns:pic="http://schemas.openxmlformats.org/drawingml/2006/picture">
             <wp:extent cx="5760000" cy="3228413"/>
-            <wp:docPr id="9" name="Picture 9"/>
+            <wp:docPr id="8" name="Picture 8"/>
             <wp:cNvGraphicFramePr>
               <a:graphicFrameLocks noChangeAspect="1"/>
             </wp:cNvGraphicFramePr>
@@ -4380,7 +4373,7 @@
                     <pic:cNvPicPr/>
                   </pic:nvPicPr>
                   <pic:blipFill>
-                    <a:blip r:embed="rId18"/>
+                    <a:blip r:embed="rId17"/>
                     <a:stretch>
                       <a:fillRect/>
                     </a:stretch>
@@ -4423,7 +4416,7 @@
         <w:drawing>
           <wp:inline xmlns:a="http://schemas.openxmlformats.org/drawingml/2006/main" xmlns:pic="http://schemas.openxmlformats.org/drawingml/2006/picture">
             <wp:extent cx="5760000" cy="3552897"/>
-            <wp:docPr id="10" name="Picture 10"/>
+            <wp:docPr id="9" name="Picture 9"/>
             <wp:cNvGraphicFramePr>
               <a:graphicFrameLocks noChangeAspect="1"/>
             </wp:cNvGraphicFramePr>
@@ -4435,7 +4428,7 @@
                     <pic:cNvPicPr/>
                   </pic:nvPicPr>
                   <pic:blipFill>
-                    <a:blip r:embed="rId19"/>
+                    <a:blip r:embed="rId18"/>
                     <a:stretch>
                       <a:fillRect/>
                     </a:stretch>
@@ -4478,7 +4471,7 @@
         <w:drawing>
           <wp:inline xmlns:a="http://schemas.openxmlformats.org/drawingml/2006/main" xmlns:pic="http://schemas.openxmlformats.org/drawingml/2006/picture">
             <wp:extent cx="5760000" cy="3759308"/>
-            <wp:docPr id="11" name="Picture 11"/>
+            <wp:docPr id="10" name="Picture 10"/>
             <wp:cNvGraphicFramePr>
               <a:graphicFrameLocks noChangeAspect="1"/>
             </wp:cNvGraphicFramePr>
@@ -4490,7 +4483,7 @@
                     <pic:cNvPicPr/>
                   </pic:nvPicPr>
                   <pic:blipFill>
-                    <a:blip r:embed="rId20"/>
+                    <a:blip r:embed="rId19"/>
                     <a:stretch>
                       <a:fillRect/>
                     </a:stretch>
@@ -5042,7 +5035,7 @@
                 <w:b w:val="0"/>
                 <w:sz w:val="20"/>
               </w:rPr>
-              <w:t>Digitaliseringsstyrelsen 2025c</w:t>
+              <w:t>Digitaliseringsstyrelsen 2025d</w:t>
             </w:r>
           </w:p>
         </w:tc>
@@ -5298,7 +5291,7 @@
         <w:drawing>
           <wp:inline xmlns:a="http://schemas.openxmlformats.org/drawingml/2006/main" xmlns:pic="http://schemas.openxmlformats.org/drawingml/2006/picture">
             <wp:extent cx="5760000" cy="3282068"/>
-            <wp:docPr id="12" name="Picture 12"/>
+            <wp:docPr id="11" name="Picture 11"/>
             <wp:cNvGraphicFramePr>
               <a:graphicFrameLocks noChangeAspect="1"/>
             </wp:cNvGraphicFramePr>
@@ -5310,7 +5303,7 @@
                     <pic:cNvPicPr/>
                   </pic:nvPicPr>
                   <pic:blipFill>
-                    <a:blip r:embed="rId21"/>
+                    <a:blip r:embed="rId20"/>
                     <a:stretch>
                       <a:fillRect/>
                     </a:stretch>
@@ -5598,7 +5591,7 @@
         <w:drawing>
           <wp:inline xmlns:a="http://schemas.openxmlformats.org/drawingml/2006/main" xmlns:pic="http://schemas.openxmlformats.org/drawingml/2006/picture">
             <wp:extent cx="5760000" cy="4697795"/>
-            <wp:docPr id="13" name="Picture 13"/>
+            <wp:docPr id="12" name="Picture 12"/>
             <wp:cNvGraphicFramePr>
               <a:graphicFrameLocks noChangeAspect="1"/>
             </wp:cNvGraphicFramePr>
@@ -5610,7 +5603,7 @@
                     <pic:cNvPicPr/>
                   </pic:nvPicPr>
                   <pic:blipFill>
-                    <a:blip r:embed="rId22"/>
+                    <a:blip r:embed="rId21"/>
                     <a:stretch>
                       <a:fillRect/>
                     </a:stretch>
@@ -5653,7 +5646,7 @@
         <w:drawing>
           <wp:inline xmlns:a="http://schemas.openxmlformats.org/drawingml/2006/main" xmlns:pic="http://schemas.openxmlformats.org/drawingml/2006/picture">
             <wp:extent cx="5760000" cy="3413993"/>
-            <wp:docPr id="14" name="Picture 14"/>
+            <wp:docPr id="13" name="Picture 13"/>
             <wp:cNvGraphicFramePr>
               <a:graphicFrameLocks noChangeAspect="1"/>
             </wp:cNvGraphicFramePr>
@@ -5665,7 +5658,7 @@
                     <pic:cNvPicPr/>
                   </pic:nvPicPr>
                   <pic:blipFill>
-                    <a:blip r:embed="rId23"/>
+                    <a:blip r:embed="rId22"/>
                     <a:stretch>
                       <a:fillRect/>
                     </a:stretch>
@@ -5708,7 +5701,7 @@
         <w:drawing>
           <wp:inline xmlns:a="http://schemas.openxmlformats.org/drawingml/2006/main" xmlns:pic="http://schemas.openxmlformats.org/drawingml/2006/picture">
             <wp:extent cx="5760000" cy="3617153"/>
-            <wp:docPr id="15" name="Picture 15"/>
+            <wp:docPr id="14" name="Picture 14"/>
             <wp:cNvGraphicFramePr>
               <a:graphicFrameLocks noChangeAspect="1"/>
             </wp:cNvGraphicFramePr>
@@ -5720,7 +5713,7 @@
                     <pic:cNvPicPr/>
                   </pic:nvPicPr>
                   <pic:blipFill>
-                    <a:blip r:embed="rId24"/>
+                    <a:blip r:embed="rId23"/>
                     <a:stretch>
                       <a:fillRect/>
                     </a:stretch>
@@ -5786,7 +5779,7 @@
           <w:i w:val="0"/>
           <w:sz w:val="24"/>
         </w:rPr>
-        <w:t>Section 6 recommends two measures. The second — allocating an oversubscribed SMV:Digital grant pool by lottery — is a research design as much as a policy, and a design is only as good as its specification. This appendix states it at the level of detail an administering agency would need to act on it.</w:t>
+        <w:t>Section 6 recommends two measures. The second — restructuring SMV:Digital's allocation so the scheme can measure its own effect — is a research design as much as a policy, and a design is only as good as its specification. This appendix states it at the level of detail an administering agency would need to act on it.</w:t>
       </w:r>
     </w:p>
     <w:p>
@@ -5801,7 +5794,7 @@
           <w:i w:val="0"/>
           <w:sz w:val="24"/>
         </w:rPr>
-        <w:t>F.1 Why the present scheme cannot measure its own effect</w:t>
+        <w:t>F.1 What the present scheme can and cannot establish</w:t>
       </w:r>
     </w:p>
     <w:p>
@@ -5816,7 +5809,7 @@
           <w:i w:val="0"/>
           <w:sz w:val="24"/>
         </w:rPr>
-        <w:t>SMV:Digital reports that 65% of participating enterprises invested further after their project (Figure 8; Digitaliseringsstyrelsen 2025b). Read as an effect, that number claims the scheme caused two-thirds of its participants to invest. It cannot support the claim. Firms apply to SMV:Digital because they already intend to digitalise, so the comparison implicit in "65%" is between applicants and the general population of SMEs — two groups that differ in exactly the characteristic being measured. The figure is also self-reported, and by the scheme to its own funder.</w:t>
+        <w:t>SMV:Digital is better evaluated than most such schemes. Digitaliseringsstyrelsen links recipients to Danmarks Statistik registers and compares them with matched control firms, reporting revenue growth of 18 percentage points against the controls' 13, and employment growth of 8% against 4% (Digitaliseringsstyrelsen 2025b). That is register data with a comparison group, and it disposes of the naive reading of the scheme's own headline — that 65% of participants invested further Digitaliseringsstyrelsen 2025c — which compares applicants with the general SME population and is besides self-reported to the scheme's own funder.</w:t>
       </w:r>
     </w:p>
     <w:p>
@@ -5831,7 +5824,22 @@
           <w:i w:val="0"/>
           <w:sz w:val="24"/>
         </w:rPr>
-        <w:t>What is missing is not more data. It is a comparison group of firms that wanted the grant and did not get one. An oversubscribed pool creates that group for free, and discards it only because allocation is currently first-come or assessed.</w:t>
+        <w:t>The residual problem is the one matching cannot reach. Recipients are matched on what the registers record: sector, size, age, prior trajectory. Selection into a voluntary scheme runs on what they do not record — managerial ambition, an existing digitalisation plan, the slack to write an application. Those are precisely the traits that also produce revenue growth, so the matched estimate retains an upward bias of unknown size. Closing it requires variation in funding that is independent of the firm, and matching cannot manufacture that.</w:t>
+      </w:r>
+    </w:p>
+    <w:p>
+      <w:pPr>
+        <w:spacing w:before="0" w:after="120"/>
+        <w:jc w:val="both"/>
+      </w:pPr>
+      <w:r>
+        <w:rPr>
+          <w:rFonts w:ascii="Times New Roman" w:hAnsi="Times New Roman"/>
+          <w:b w:val="0"/>
+          <w:i w:val="0"/>
+          <w:sz w:val="24"/>
+        </w:rPr>
+        <w:t>Figure F1</w:t>
       </w:r>
     </w:p>
     <w:p>
@@ -5930,7 +5938,7 @@
                 <w:b w:val="0"/>
                 <w:sz w:val="20"/>
               </w:rPr>
-              <w:t>Randomised allocation of grants among eligible applicants</w:t>
+              <w:t>Regression discontinuity at the eligibility scoring threshold</w:t>
             </w:r>
           </w:p>
         </w:tc>
@@ -6044,7 +6052,7 @@
                 <w:b w:val="0"/>
                 <w:sz w:val="20"/>
               </w:rPr>
-              <w:t>Applied only where the pool is oversubscribed</w:t>
+              <w:t>Applied where applications are scored and the pool is oversubscribed</w:t>
             </w:r>
           </w:p>
         </w:tc>
@@ -6120,7 +6128,7 @@
                 <w:b w:val="0"/>
                 <w:sz w:val="20"/>
               </w:rPr>
-              <w:t>Public randomisation among applicants passing eligibility</w:t>
+              <w:t>Unchanged: highest-scoring applicants funded until the pool is exhausted</w:t>
             </w:r>
           </w:p>
         </w:tc>
@@ -6158,7 +6166,7 @@
                 <w:b w:val="0"/>
                 <w:sz w:val="20"/>
               </w:rPr>
-              <w:t>Grant awarded on current terms</w:t>
+              <w:t>Applicants scoring just above the funding cut-off</w:t>
             </w:r>
           </w:p>
         </w:tc>
@@ -6196,7 +6204,45 @@
                 <w:b w:val="0"/>
                 <w:sz w:val="20"/>
               </w:rPr>
-              <w:t>Unsuccessful applicants, eligible and unfunded</w:t>
+              <w:t>Applicants scoring just below it</w:t>
+            </w:r>
+          </w:p>
+        </w:tc>
+      </w:tr>
+      <w:tr>
+        <w:tc>
+          <w:tcPr>
+            <w:tcW w:type="dxa" w:w="4680"/>
+          </w:tcPr>
+          <w:p>
+            <w:pPr>
+              <w:spacing w:line="240" w:lineRule="auto" w:after="40"/>
+            </w:pPr>
+            <w:r>
+              <w:rPr>
+                <w:rFonts w:ascii="Times New Roman" w:hAnsi="Times New Roman"/>
+                <w:b w:val="0"/>
+                <w:sz w:val="20"/>
+              </w:rPr>
+              <w:t>Identifying assumption</w:t>
+            </w:r>
+          </w:p>
+        </w:tc>
+        <w:tc>
+          <w:tcPr>
+            <w:tcW w:type="dxa" w:w="4680"/>
+          </w:tcPr>
+          <w:p>
+            <w:pPr>
+              <w:spacing w:line="240" w:lineRule="auto" w:after="40"/>
+            </w:pPr>
+            <w:r>
+              <w:rPr>
+                <w:rFonts w:ascii="Times New Roman" w:hAnsi="Times New Roman"/>
+                <w:b w:val="0"/>
+                <w:sz w:val="20"/>
+              </w:rPr>
+              <w:t>Firms cannot precisely control their own score</w:t>
             </w:r>
           </w:p>
         </w:tc>
@@ -6348,7 +6394,45 @@
                 <w:b w:val="0"/>
                 <w:sz w:val="20"/>
               </w:rPr>
-              <w:t>Baseline at allocation; endline 18 months after disbursement</w:t>
+              <w:t>Baseline at scoring; endline 24 months after disbursement</w:t>
+            </w:r>
+          </w:p>
+        </w:tc>
+      </w:tr>
+      <w:tr>
+        <w:tc>
+          <w:tcPr>
+            <w:tcW w:type="dxa" w:w="4680"/>
+          </w:tcPr>
+          <w:p>
+            <w:pPr>
+              <w:spacing w:line="240" w:lineRule="auto" w:after="40"/>
+            </w:pPr>
+            <w:r>
+              <w:rPr>
+                <w:rFonts w:ascii="Times New Roman" w:hAnsi="Times New Roman"/>
+                <w:b w:val="0"/>
+                <w:sz w:val="20"/>
+              </w:rPr>
+              <w:t>Required disclosure</w:t>
+            </w:r>
+          </w:p>
+        </w:tc>
+        <w:tc>
+          <w:tcPr>
+            <w:tcW w:type="dxa" w:w="4680"/>
+          </w:tcPr>
+          <w:p>
+            <w:pPr>
+              <w:spacing w:line="240" w:lineRule="auto" w:after="40"/>
+            </w:pPr>
+            <w:r>
+              <w:rPr>
+                <w:rFonts w:ascii="Times New Roman" w:hAnsi="Times New Roman"/>
+                <w:b w:val="0"/>
+                <w:sz w:val="20"/>
+              </w:rPr>
+              <w:t>Publication of all applicant scores and the cut-off</w:t>
             </w:r>
           </w:p>
         </w:tc>
@@ -6386,7 +6470,7 @@
                 <w:b w:val="0"/>
                 <w:sz w:val="20"/>
               </w:rPr>
-              <w:t>Administrative only; the grant budget is unchanged</w:t>
+              <w:t>Administrative only; neither budget nor allocation rule changes</w:t>
             </w:r>
           </w:p>
         </w:tc>
@@ -6418,7 +6502,7 @@
           <w:i w:val="0"/>
           <w:sz w:val="24"/>
         </w:rPr>
-        <w:t>Three features carry the argument. Randomisation occurs **after** eligibility, so no firm that qualifies under present rules is excluded by the change — the reform alters who among qualifying applicants is funded, not who qualifies. Outcomes come from registers rather than a survey of participants, which removes the self-reporting problem that makes the 65% uninterpretable. And the control arm costs nothing, because those firms are already being turned away; the scheme simply stops discarding the information that they were.</w:t>
+        <w:t>Three features carry the argument. Near the cut-off, whether a firm is funded turns on assessor variation rather than on the firm — so above and below are comparable on the unobservables that defeat matching, which is the entire gain over the present evaluation. Nothing about who receives money changes: the highest-scoring applicants are still funded, so the reform imposes no cost on applicants and needs no new appropriation. And the control arm already exists — those firms are being turned away today; the scheme simply stops discarding the information that it turned them away at a known distance from a known threshold.</w:t>
       </w:r>
     </w:p>
     <w:p>
@@ -6433,7 +6517,7 @@
           <w:i w:val="0"/>
           <w:sz w:val="24"/>
         </w:rPr>
-        <w:t>F.3 What the design can and cannot deliver</w:t>
+        <w:t>F.3 The alternative, and why it is rejected</w:t>
       </w:r>
     </w:p>
     <w:p>
@@ -6448,7 +6532,22 @@
           <w:i w:val="0"/>
           <w:sz w:val="24"/>
         </w:rPr>
-        <w:t>The comparison is between funded and unfunded **applicants**. It therefore estimates the effect of the grant on firms that sought one, not on Danish SMEs generally. That is the policy-relevant quantity — the scheme only ever reaches applicants — but it is not a national effect and should not be reported as one.</w:t>
+        <w:t>The cleaner design is randomised allocation among eligible applicants, and an oversubscribed pool would supply it at no budgetary cost. Germany tried it. Under *Digital Jetzt*, the Bundesrechnungshof found that lottery allocation led firms to **postpone** investment while waiting for a favourable draw, and called for the procedure to be discontinued (Bundesrechnungshof 2022). The objection is not a technicality about budget law: a lottery makes the grant a prize worth waiting for, and waiting is the opposite of the behaviour the scheme exists to produce. A scoring threshold carries no such incentive, because applying at the highest quality one can manage remains the dominant strategy whichever side of the cut-off one lands on.</w:t>
+      </w:r>
+    </w:p>
+    <w:p>
+      <w:pPr>
+        <w:spacing w:before="160" w:after="80"/>
+        <w:jc w:val="left"/>
+      </w:pPr>
+      <w:r>
+        <w:rPr>
+          <w:rFonts w:ascii="Times New Roman" w:hAnsi="Times New Roman"/>
+          <w:b/>
+          <w:i w:val="0"/>
+          <w:sz w:val="24"/>
+        </w:rPr>
+        <w:t>F.4 What the design can and cannot deliver</w:t>
       </w:r>
     </w:p>
     <w:p>
@@ -6463,7 +6562,22 @@
           <w:i w:val="0"/>
           <w:sz w:val="24"/>
         </w:rPr>
-        <w:t>The design also cannot detect effects on firms deterred from applying at all, which Section 3 identifies as the larger population. A lottery measures the scheme; it does not measure the gap the scheme was built to close.</w:t>
+        <w:t>The estimate is local to the threshold. It identifies the effect of the grant on marginal applicants — firms the assessors found neither clearly strong nor clearly weak — not on the strongest recipients, and not on Danish SMEs generally. That is a narrower quantity than the present evaluation claims, and a credible one, which is the trade the design makes.</w:t>
+      </w:r>
+    </w:p>
+    <w:p>
+      <w:pPr>
+        <w:spacing w:before="0" w:after="120"/>
+        <w:jc w:val="both"/>
+      </w:pPr>
+      <w:r>
+        <w:rPr>
+          <w:rFonts w:ascii="Times New Roman" w:hAnsi="Times New Roman"/>
+          <w:b w:val="0"/>
+          <w:i w:val="0"/>
+          <w:sz w:val="24"/>
+        </w:rPr>
+        <w:t>It also cannot detect effects on firms deterred from applying at all, which Section 3 identifies as the larger population. A discontinuity measures the scheme; it does not measure the gap the scheme was built to close.</w:t>
       </w:r>
     </w:p>
     <w:p>
@@ -6478,7 +6592,7 @@
           <w:i w:val="0"/>
           <w:sz w:val="24"/>
         </w:rPr>
-        <w:t>F.4 Timeline</w:t>
+        <w:t>F.5 Timeline</w:t>
       </w:r>
     </w:p>
     <w:p>
@@ -6493,7 +6607,7 @@
           <w:i w:val="0"/>
           <w:sz w:val="24"/>
         </w:rPr>
-        <w:t>Figure F1</w:t>
+        <w:t>Figure F2</w:t>
       </w:r>
     </w:p>
     <w:p>
@@ -6508,7 +6622,7 @@
           <w:i w:val="0"/>
           <w:sz w:val="24"/>
         </w:rPr>
-        <w:t>The schedule is anchored on the grant pool opening 26 October 2026 (SMV:Digital 2026). The critical path runs through randomisation, not disbursement: every later step depends on the allocation being random, and none of it can be reconstructed after the fact. A scheme that allocates first and asks about effect afterwards has already foreclosed the answer, which is the position SMV:Digital is in today.</w:t>
+        <w:t>The schedule is anchored on the grant pool opening 26 October 2026 (SMV:Digital 2026). The critical path runs through scoring and disclosure, not disbursement: every later step depends on the scores and the cut-off being recorded at the time, and none of it can be reconstructed afterwards. A scheme that allocates first and asks about effect later has already foreclosed the sharper answer, which is the position SMV:Digital is in today.</w:t>
       </w:r>
     </w:p>
     <w:p>
@@ -6519,7 +6633,62 @@
       <w:r>
         <w:drawing>
           <wp:inline xmlns:a="http://schemas.openxmlformats.org/drawingml/2006/main" xmlns:pic="http://schemas.openxmlformats.org/drawingml/2006/picture">
-            <wp:extent cx="5760000" cy="2838077"/>
+            <wp:extent cx="5760000" cy="3164796"/>
+            <wp:docPr id="15" name="Picture 15"/>
+            <wp:cNvGraphicFramePr>
+              <a:graphicFrameLocks noChangeAspect="1"/>
+            </wp:cNvGraphicFramePr>
+            <a:graphic>
+              <a:graphicData uri="http://schemas.openxmlformats.org/drawingml/2006/picture">
+                <pic:pic>
+                  <pic:nvPicPr>
+                    <pic:cNvPr id="0" name="fig8_smvdigital.png"/>
+                    <pic:cNvPicPr/>
+                  </pic:nvPicPr>
+                  <pic:blipFill>
+                    <a:blip r:embed="rId24"/>
+                    <a:stretch>
+                      <a:fillRect/>
+                    </a:stretch>
+                  </pic:blipFill>
+                  <pic:spPr>
+                    <a:xfrm>
+                      <a:off x="0" y="0"/>
+                      <a:ext cx="5760000" cy="3164796"/>
+                    </a:xfrm>
+                    <a:prstGeom prst="rect"/>
+                  </pic:spPr>
+                </pic:pic>
+              </a:graphicData>
+            </a:graphic>
+          </wp:inline>
+        </w:drawing>
+      </w:r>
+    </w:p>
+    <w:p>
+      <w:pPr>
+        <w:spacing w:before="0" w:after="200" w:line="240" w:lineRule="auto"/>
+        <w:jc w:val="center"/>
+      </w:pPr>
+      <w:r>
+        <w:rPr>
+          <w:rFonts w:ascii="Times New Roman" w:hAnsi="Times New Roman"/>
+          <w:b w:val="0"/>
+          <w:i/>
+          <w:sz w:val="20"/>
+        </w:rPr>
+        <w:t>Figure F1 - SMV:Digital participation: self-reported by participants to the scheme's own funder. Workbook F8.</w:t>
+      </w:r>
+    </w:p>
+    <w:p>
+      <w:pPr>
+        <w:spacing w:before="160" w:after="40"/>
+        <w:jc w:val="center"/>
+      </w:pPr>
+      <w:r>
+        <w:drawing>
+          <wp:inline xmlns:a="http://schemas.openxmlformats.org/drawingml/2006/main" xmlns:pic="http://schemas.openxmlformats.org/drawingml/2006/picture">
+            <wp:extent cx="5760000" cy="2457571"/>
             <wp:docPr id="16" name="Picture 16"/>
             <wp:cNvGraphicFramePr>
               <a:graphicFrameLocks noChangeAspect="1"/>
@@ -6540,7 +6709,7 @@
                   <pic:spPr>
                     <a:xfrm>
                       <a:off x="0" y="0"/>
-                      <a:ext cx="5760000" cy="2838077"/>
+                      <a:ext cx="5760000" cy="2457571"/>
                     </a:xfrm>
                     <a:prstGeom prst="rect"/>
                   </pic:spPr>
@@ -6563,7 +6732,7 @@
           <w:i/>
           <w:sz w:val="20"/>
         </w:rPr>
-        <w:t>Figure F1 - Implementation and evaluation timeline for the randomised SMV:Digital allocation proposed in Section 6.</w:t>
+        <w:t>Figure F2 - Implementation and evaluation timeline for the SMV:Digital scoring-threshold design proposed in Section 6.</w:t>
       </w:r>
     </w:p>
     <w:sectPr>

--- a/Assignment 2 ECON1596 _ [CLASS GROUP] _ s4040040.docx
+++ b/Assignment 2 ECON1596 _ [CLASS GROUP] _ s4040040.docx
@@ -119,7 +119,7 @@
           <w:i w:val="0"/>
           <w:sz w:val="24"/>
         </w:rPr>
-        <w:t>Denmark did not persuade its citizens onto digital public services. It required them. *Lov om Offentlig Digital Post* (Denmark 2012) made a state-run digital mailbox the default legal channel for public correspondence — compulsory for businesses from 2013 and for every citizen aged 15 and over from 1 November 2014. Enrolment is automatic, and §10 deems delivery effective when a message becomes available rather than when it is read, so the legal consequence of non-engagement falls on the recipient. Exemption exists, but only against statutory criteria (Table 1).</w:t>
+        <w:t>Denmark did not persuade its citizens onto digital public services. It required them. *Lov om Offentlig Digital Post* (Denmark 2012) made a state-run digital mailbox the default legal channel for public correspondence — compulsory for businesses from 2013 and for every citizen aged 15 and over from 1 November 2014. Enrolment is automatic, and §10 deems delivery effective when a message becomes available rather than when it is read, so the consequence of non-engagement falls on the recipient. Exemption exists, but only against statutory criteria (Table 1).</w:t>
       </w:r>
     </w:p>
     <w:p>
@@ -134,7 +134,7 @@
           <w:i w:val="0"/>
           <w:sz w:val="24"/>
         </w:rPr>
-        <w:t>The mandate rode on a single national identity credential: NemID, replaced by MitID from October 2021 and withdrawn entirely on 31 October 2023 (Digitaliseringsstyrelsen 2025a). That pairing is the design. A mandate alone moves letters; a mandate plus one universal credential builds a *rail* — an authentication layer every Dane must hold and every firm may build on without financing its adoption. Rails are innovation infrastructure: they lower the fixed cost of whatever is built on top.</w:t>
+        <w:t>The mandate rode on a single national identity credential: NemID, replaced by MitID from October 2021 and withdrawn on 31 October 2023 (Digitaliseringsstyrelsen 2025a). That pairing is the design. A mandate alone moves letters; a mandate plus one universal credential builds a *rail* — an authentication layer every Dane must hold and every firm may build on without financing its adoption. Rails are innovation infrastructure: they lower the fixed cost of whatever is built on top.</w:t>
       </w:r>
     </w:p>
     <w:p>
@@ -504,7 +504,7 @@
           <w:i w:val="0"/>
           <w:sz w:val="24"/>
         </w:rPr>
-        <w:t>The rail's value is not that Danes use it — compulsion settles that — but what others could build on it, and where that building stopped.</w:t>
+        <w:t>The rail's value is not that Danes use it — compulsion settles that — but what others built on it, and where that building stopped.</w:t>
       </w:r>
     </w:p>
     <w:p>
@@ -534,7 +534,7 @@
           <w:i w:val="0"/>
           <w:sz w:val="24"/>
         </w:rPr>
-        <w:t>Payments moved with it. Cash fell from 23% to 9% of the *number* of payments in physical retail between 2017 and 2025, to under two-fifths of its 2017 share, while card-based mobile wallets reached 32% of the same measure (Danmarks Nationalbank 2025). Much of this is displacement within digital instruments: wallet payments are card payments, and the physical card share fell from 73% to 54% (Appendix E). What replaced cash was mostly a new interface onto existing card infrastructure — which is what a rail makes cheap to build. Cash acceptance remains a statutory obligation on shops under *lov om betalinger* §81, narrowed but not removed on 1 July 2022 (Finanstilsynet 2025).</w:t>
+        <w:t>Payments moved with it. Cash fell from 23% to 9% of the *number* of payments in physical retail between 2017 and 2025, to under two-fifths of its 2017 share, while card-based mobile wallets reached 32% of the same measure (Danmarks Nationalbank 2025). Much of this is displacement within digital instruments: wallet payments are card payments, and the physical card share fell from 73% to 54% (Appendix E). What replaced cash was mostly a new interface onto existing card infrastructure — which is what a rail makes cheap to build. Cash acceptance remains a statutory obligation on shops under *lov om betalinger* §81, narrowed but not removed in 2022 (Finanstilsynet 2025).</w:t>
       </w:r>
     </w:p>
     <w:p>
@@ -564,7 +564,7 @@
           <w:i w:val="0"/>
           <w:sz w:val="24"/>
         </w:rPr>
-        <w:t>Appendix C reports the diagnostics; three matter here. An earlier version of this figure drew its adoption values from a Eurostat news release (Eurostat 2025a) naming only the distribution's ends, where the fit was R² 0.853 against 0.674 here while the slope moved by 8% — selection bias measured rather than asserted. The slope survives dropping any single state, ranging [0.516, 0.672]. And the nine states absent for want of the turnover measure are indistinguishable from the plotted eighteen on adoption (p ≈ 0.71).</w:t>
+        <w:t>Appendix C reports the diagnostics; three matter here. An earlier version drew its adoption values from a Eurostat news release (Eurostat 2025a) naming only the distribution's ends, where the fit was R² 0.853 against 0.674 here and the slope moved by 8% — selection bias measured rather than asserted. The slope survives dropping any single state, ranging [0.516, 0.672]. And the nine states absent for want of the turnover measure are indistinguishable from the plotted eighteen on adoption (p ≈ 0.71).</w:t>
       </w:r>
     </w:p>
     <w:p>
@@ -579,7 +579,7 @@
           <w:i w:val="0"/>
           <w:sz w:val="24"/>
         </w:rPr>
-        <w:t>Causation is neither established nor establishable from this design. Adoption measures consumers; turnover measures enterprises, including business-to-business ordering no consumer touches. Both plausibly rise with national income, which appears on neither axis. Denmark sits above the fitted line — but by less than one residual standard error, and behind three other member states. It is consistent with the European pattern, not exceptional to it.</w:t>
+        <w:t>Causation is neither established nor establishable from this design. Adoption measures consumers; turnover measures enterprises, including business-to-business ordering no consumer touches. Both plausibly rise with national income, which appears on neither axis. Denmark sits above the fitted line, but by less than one residual standard error and behind three other member states: consistent with the European pattern, not exceptional to it.</w:t>
       </w:r>
     </w:p>
     <w:p>
@@ -774,7 +774,7 @@
           <w:i w:val="0"/>
           <w:sz w:val="24"/>
         </w:rPr>
-        <w:t>"Breadth" has two subjects in Denmark and they point opposite ways. Citizen breadth is near-complete: 90.86% of Danish internet users bought online in 2024, third of the twenty-seven member states (Eurostat 2026a); the full ranking is Appendix E. Enterprise breadth is not. Only 38.78% of Danish enterprises make any e-sales at all — second in the Union, behind Lithuania's 43.03%, and still under two firms in five (Eurostat 2025b). Denmark leads Europe at a level most Danish firms have not reached.</w:t>
+        <w:t>"Breadth" has two subjects in Denmark and they point opposite ways. Citizen breadth is near-complete: 90.86% of Danish internet users bought online in 2024, third of the twenty-seven member states (Eurostat 2026a); the ranking is in Appendix E. Enterprise breadth is not. Only 38.78% of Danish enterprises make any e-sales at all — second in the Union, behind Lithuania's 43.03%, and still under two firms in five (Eurostat 2025b). Denmark leads Europe at a level most Danish firms have not reached.</w:t>
       </w:r>
     </w:p>
     <w:p>
@@ -804,7 +804,7 @@
           <w:i w:val="0"/>
           <w:sz w:val="24"/>
         </w:rPr>
-        <w:t>The same pattern governs the newest technology, and it identifies who could build on the rail. In 2025, 42.03% of Danish enterprises used artificial intelligence — but 74.52% of large firms against 40.99% of small and medium-sized ones, a gap of 33.53 percentage points (Figure 5; European Commission 2026). This is not a connectivity or literacy failure: 92.45% of Danish SMEs clear the basic digital-intensity threshold, against an EU average of 71.39%. What they lack is the complementary capital — data, integration, specialist staff — that turns access into application, and that capital is distributed by firm size. Compulsion can mandate access to infrastructure; it cannot mandate the absorptive capacity that turns infrastructure into product.</w:t>
+        <w:t>The same pattern governs the newest technology, and identifies who could build on the rail. In 2025, 42.03% of Danish enterprises used artificial intelligence — but 74.52% of large firms against 40.99% of small and medium-sized ones, a gap of 33.53 points (Figure 5; European Commission 2026). This is not a connectivity or literacy failure: 92.45% of Danish SMEs clear the basic digital-intensity threshold, against an EU average of 71.39%. What they lack is the complementary capital — data, integration, specialist staff — that turns access into application, and that capital is distributed by firm size. Compulsion can mandate access to infrastructure; it cannot mandate the absorptive capacity that turns infrastructure into product.</w:t>
       </w:r>
     </w:p>
     <w:p>
@@ -819,7 +819,7 @@
           <w:i w:val="0"/>
           <w:sz w:val="24"/>
         </w:rPr>
-        <w:t>Nor did it guarantee quality. Denmark scores 82.2 on the Digital Decade measure of digital public services for citizens, below the EU average of 84.64: the country with Europe's most compulsory digital government delivers below-average services through it.</w:t>
+        <w:t>Nor did it guarantee quality. Denmark scores 82.2 on the Digital Decade measure of digital public services for citizens, below the EU average of 84.64: Europe's most compulsory digital government delivers below-average services through it.</w:t>
       </w:r>
     </w:p>
     <w:p>
@@ -974,7 +974,7 @@
           <w:i w:val="0"/>
           <w:sz w:val="24"/>
         </w:rPr>
-        <w:t>Start where the mandate bites hardest. Among Danish citizens aged 75–84, 20% hold a formal exemption from Digital Post; among those aged 85 and over, 33% do (Digitaliseringsstyrelsen 2026). One in three of the oldest cohort sits legally outside a system the state made compulsory. These are 2022 figures and the headline rate below is from 2026, so they are complementary measures of the same exclusion, not points on a trend.</w:t>
+        <w:t>Start where the mandate bites hardest. Among Danish citizens aged 75–84, 20% hold a formal exemption from Digital Post; among those 85 and over, 33% do (Digitaliseringsstyrelsen 2026). One in three of the oldest cohort sits legally outside a system the state made compulsory. These are 2022 figures and the headline rate below is from 2026: complementary measures of the same exclusion, not points on a trend.</w:t>
       </w:r>
     </w:p>
     <w:p>
@@ -989,7 +989,7 @@
           <w:i w:val="0"/>
           <w:sz w:val="24"/>
         </w:rPr>
-        <w:t>Against that, the aggregate looks small: in the first quarter of 2026, 4.7% of citizens aged 15 and over — 238,479 people — were exempt. The aggregate is small because the affected population is small, not because exclusion is rare where it lands.</w:t>
+        <w:t>Against that, the aggregate looks small: in the first quarter of 2026, 4.7% of citizens aged 15 and over — 238,479 people — were exempt. It is small because the affected population is small, not because exclusion is rare where it lands.</w:t>
       </w:r>
     </w:p>
     <w:p>
@@ -1004,7 +1004,7 @@
           <w:i w:val="0"/>
           <w:sz w:val="24"/>
         </w:rPr>
-        <w:t>Exemption is also the narrowest available measure. Figure 6 sets it against four wider estimates. They are not strictly comparable — measure, year and denominator all differ, and Appendix D reconciles them on a common footing. Read it as a ladder, not a series. Some 6.5% of Danes do not use digital public services at all and 16.5% report difficulty using them (European Commission 2026); the widest estimates reach a quarter of adults (Digitaliseringsstyrelsen 2025d), (Justitia 2022). The counts are clearer than the percentages: exemption reaches 238,479 people, while 16.5% of a population of 6.03 million (Danmarks Statistik 2026) is roughly 994,000 — the lowest credible estimate of need. On the order of 750,000 Danes struggle with a compulsory system and hold no formal standing outside it.</w:t>
+        <w:t>Exemption is also the narrowest available measure. Figure 6 sets it against four wider estimates. They are not strictly comparable — measure, year and denominator all differ — so read it as a ladder, not a series; Appendix D reconciles them. Some 6.5% of Danes do not use digital public services at all and 16.5% report difficulty using them (European Commission 2026); the widest estimates reach a quarter of adults ((Digitaliseringsstyrelsen 2025d); (Justitia 2022)). The counts are clearer than the percentages: exemption reaches 238,479 people, while 16.5% of a population of 6.03 million (Danmarks Statistik 2026) is roughly 994,000, the lowest credible estimate of need. On the order of 750,000 Danes struggle with a compulsory system and hold no formal standing outside it.</w:t>
       </w:r>
     </w:p>
     <w:p>
@@ -1034,7 +1034,7 @@
           <w:i w:val="0"/>
           <w:sz w:val="24"/>
         </w:rPr>
-        <w:t>The exclusion is therefore administrative, not a capability deficit. The mandate was calibrated above the bottom of its own distribution, and the exemption criteria were drawn narrower than the difficulty they were meant to relieve. A rail everyone must board and a sixth of the population finds hard to use is a universal obligation, not a universal opportunity.</w:t>
+        <w:t>The exclusion is therefore administrative, not a capability deficit: the mandate was calibrated above the bottom of its own distribution, and the exemption criteria were drawn narrower than the difficulty they relieve. A rail everyone must board and a sixth of the population finds hard to use is a universal obligation, not a universal opportunity.</w:t>
       </w:r>
     </w:p>
     <w:p>
@@ -1221,7 +1221,7 @@
           <w:i w:val="0"/>
           <w:sz w:val="24"/>
         </w:rPr>
-        <w:t>The report opened on a projection of roughly DKK 1,000 million a year. Rigsrevisionen could verify DKK 450 million of it — postage, paper and envelopes. The wage and overhead component was never substantiated, and the study intended to settle it was abandoned when the municipalities declined to take part (Rigsrevisionen 2016). Denmark compels its adult population onto a business case that remains 55% unaudited.</w:t>
+        <w:t>The report opened on a projection of roughly DKK 1,000 million a year. Rigsrevisionen could verify DKK 450 million of it — postage, paper and envelopes. The wage and overhead component was never substantiated, and the study meant to settle it was abandoned when the municipalities declined to take part (Rigsrevisionen 2016). Denmark compels its adult population onto a business case 55% unaudited.</w:t>
       </w:r>
     </w:p>
     <w:p>
@@ -1236,7 +1236,7 @@
           <w:i w:val="0"/>
           <w:sz w:val="24"/>
         </w:rPr>
-        <w:t>Two measures follow. First, the exemption criteria in *Lov om Offentlig Digital Post* should be widened to admit documented difficulty. Denmark already fixed the adjacent problem: since June 2023 an exempt citizen is entitled, on request, to a non-digital alternative to any mandatory self-service solution (Folketinget 2023). That decoupled the channel from the obligation but left the gate untouched, because the right runs only to those already exempt. Section 4 measured that gate: roughly three-quarters of a million people report the difficulty the 2023 Act relieves and cannot reach the relief.</w:t>
+        <w:t>Two measures follow. First, the exemption criteria in *Lov om Offentlig Digital Post* should be widened to admit documented difficulty. Denmark already fixed the adjacent problem: since June 2023 an exempt citizen is entitled, on request, to a non-digital alternative to any mandatory self-service solution (Folketinget 2023). That decoupled the channel from the obligation but left the gate untouched, because the right runs only to those already exempt. Section 4 measured that gate: roughly three-quarters of a million people report the difficulty the 2023 Act relieves and cannot reach the relief. The Conseil d'État (Conseil d'Etat 2022) and the Belgian Cour constitutionnelle (Cour constitutionnelle 2025) have both since attached the entitlement to the difficulty rather than to a prior status (Appendix G).</w:t>
       </w:r>
     </w:p>
     <w:p>
@@ -1251,7 +1251,7 @@
           <w:i w:val="0"/>
           <w:sz w:val="24"/>
         </w:rPr>
-        <w:t>Second, SMV:Digital should be redirected toward complementary capability — data integration and specialist skills, which Section 3 identified as the binding constraint. Its effect is better evidenced than most such schemes: Digitaliseringsstyrelsen matches recipients to comparable firms in the Danmarks Statistik registers and finds revenue growth five percentage points higher (Digitaliseringsstyrelsen 2025b). But matching handles selection on what the registers record — sector, size, age, prior trajectory — not on what they do not, and for a voluntary scheme that residual is the whole problem: a manager ambitious enough to apply is ambitious enough to grow unaided. The next pool opens 26 October 2026 (SMV:Digital 2026), and its eligibility scoring already produces a threshold that would identify the effect directly. Appendix F specifies the instrument, its outcome measures and its timeline.</w:t>
+        <w:t>Second, SMV:Digital should be redirected toward complementary capability — data integration and specialist skills, the binding constraint identified in Section 3. Its effect is better evidenced than most such schemes: Digitaliseringsstyrelsen matches recipients to comparable firms in the Danmarks Statistik registers and finds revenue growth five percentage points higher (Digitaliseringsstyrelsen 2025b). But matching handles selection on what the registers record — sector, size, age, prior trajectory — not on what they do not, and for a voluntary scheme that residual is the whole problem: a manager ambitious enough to apply is ambitious enough to grow unaided. The next pool opens 26 October 2026 (SMV:Digital 2026), and its eligibility scoring already produces a threshold that would identify the effect directly. Appendix F specifies the instrument, its outcome measures and its timeline.</w:t>
       </w:r>
     </w:p>
     <w:p>
@@ -1303,6 +1303,38 @@
           <w:sz w:val="24"/>
         </w:rPr>
         <w:t>Bundesrechnungshof 2022, Bemerkungen 2022 zur Haushalts- und Wirtschaftsfuehrung des Bundes, German Federal Court of Auditors, accessed 13 September 2026, &lt;https://www.bundesrechnungshof.de/SharedDocs/Pressemitteilungen/DE/2022/bemerkungen2022-hauptband.html&gt;.</w:t>
+      </w:r>
+    </w:p>
+    <w:p>
+      <w:pPr>
+        <w:spacing w:before="0" w:after="160"/>
+        <w:ind w:left="720" w:hanging="720"/>
+        <w:jc w:val="left"/>
+      </w:pPr>
+      <w:r>
+        <w:rPr>
+          <w:rFonts w:ascii="Times New Roman" w:hAnsi="Times New Roman"/>
+          <w:b w:val="0"/>
+          <w:i w:val="0"/>
+          <w:sz w:val="24"/>
+        </w:rPr>
+        <w:t>Conseil d'Etat 2022, Decision No. 452798, 3 June 2022, Conseil d'Etat, Paris, accessed 13 September 2026, &lt;https://www.conseil-etat.fr/fr/arianeweb/CE/decision/2022-06-03/452798&gt;.</w:t>
+      </w:r>
+    </w:p>
+    <w:p>
+      <w:pPr>
+        <w:spacing w:before="0" w:after="160"/>
+        <w:ind w:left="720" w:hanging="720"/>
+        <w:jc w:val="left"/>
+      </w:pPr>
+      <w:r>
+        <w:rPr>
+          <w:rFonts w:ascii="Times New Roman" w:hAnsi="Times New Roman"/>
+          <w:b w:val="0"/>
+          <w:i w:val="0"/>
+          <w:sz w:val="24"/>
+        </w:rPr>
+        <w:t>Cour constitutionnelle 2025, Arret no. 126/2025, 25 September 2025, ECLI:BE:GHCC:2025:ARR.126, Cour constitutionnelle, Brussels, accessed 13 September 2026, &lt;https://fr.const-court.be/public/f/2025/2025-126f.pdf&gt;.</w:t>
       </w:r>
     </w:p>
     <w:p>
@@ -6735,6 +6767,176 @@
         <w:t>Figure F2 - Implementation and evaluation timeline for the SMV:Digital scoring-threshold design proposed in Section 6.</w:t>
       </w:r>
     </w:p>
+    <w:p>
+      <w:r>
+        <w:br w:type="page"/>
+      </w:r>
+    </w:p>
+    <w:p>
+      <w:pPr>
+        <w:spacing w:before="0" w:after="160"/>
+        <w:jc w:val="left"/>
+      </w:pPr>
+      <w:r>
+        <w:rPr>
+          <w:rFonts w:ascii="Times New Roman" w:hAnsi="Times New Roman"/>
+          <w:b/>
+          <w:i w:val="0"/>
+          <w:sz w:val="26"/>
+        </w:rPr>
+        <w:t>Appendix G. Comparative Law on Mandatory Digital Administration</w:t>
+      </w:r>
+    </w:p>
+    <w:p>
+      <w:pPr>
+        <w:spacing w:before="0" w:after="120"/>
+        <w:jc w:val="both"/>
+      </w:pPr>
+      <w:r>
+        <w:rPr>
+          <w:rFonts w:ascii="Times New Roman" w:hAnsi="Times New Roman"/>
+          <w:b w:val="0"/>
+          <w:i w:val="0"/>
+          <w:sz w:val="24"/>
+        </w:rPr>
+        <w:t>Section 6 recommends widening the exemption criteria in *Lov om Offentlig Digital Post*. The case for doing so is not only domestic. Two European courts have in the last four years examined mandatory digital administration and set conditions Denmark's mandate does not meet. This appendix sets out what they held, and what follows for a Danish reform.</w:t>
+      </w:r>
+    </w:p>
+    <w:p>
+      <w:pPr>
+        <w:spacing w:before="160" w:after="80"/>
+        <w:jc w:val="left"/>
+      </w:pPr>
+      <w:r>
+        <w:rPr>
+          <w:rFonts w:ascii="Times New Roman" w:hAnsi="Times New Roman"/>
+          <w:b/>
+          <w:i w:val="0"/>
+          <w:sz w:val="24"/>
+        </w:rPr>
+        <w:t>G.1 France: mandatory digital service is lawful only on conditions</w:t>
+      </w:r>
+    </w:p>
+    <w:p>
+      <w:pPr>
+        <w:spacing w:before="0" w:after="120"/>
+        <w:jc w:val="both"/>
+      </w:pPr>
+      <w:r>
+        <w:rPr>
+          <w:rFonts w:ascii="Times New Roman" w:hAnsi="Times New Roman"/>
+          <w:b w:val="0"/>
+          <w:i w:val="0"/>
+          <w:sz w:val="24"/>
+        </w:rPr>
+        <w:t>In Decision No. 452798 of 3 June 2022, the Conseil d'État partially annulled the decree requiring residence-permit applications to be made through the ANEF portal (Conseil d'Etat 2022). The court accepted that a regulatory authority may compel the use of a digital service. It held that the obligation is lawful only where users retain normal access to the public service and can exercise their rights effectively — and that this must be assessed *in concreto* against five criteria: the object of the service, the complexity of the procedure, its consequences for those affected, the characteristics of the digital tool, and the characteristics of the public concerned, including any difficulty it has in accessing or using online services.</w:t>
+      </w:r>
+    </w:p>
+    <w:p>
+      <w:pPr>
+        <w:spacing w:before="0" w:after="120"/>
+        <w:jc w:val="both"/>
+      </w:pPr>
+      <w:r>
+        <w:rPr>
+          <w:rFonts w:ascii="Times New Roman" w:hAnsi="Times New Roman"/>
+          <w:b w:val="0"/>
+          <w:i w:val="0"/>
+          <w:sz w:val="24"/>
+        </w:rPr>
+        <w:t>Two remedies followed. The administration must provide support for users who need it, and a non-digital substitute route where the digital one fails. The reasoning is the one this report has been making empirically: a mandate is justified by the capability of the population it binds, not by the capability of the median user.</w:t>
+      </w:r>
+    </w:p>
+    <w:p>
+      <w:pPr>
+        <w:spacing w:before="160" w:after="80"/>
+        <w:jc w:val="left"/>
+      </w:pPr>
+      <w:r>
+        <w:rPr>
+          <w:rFonts w:ascii="Times New Roman" w:hAnsi="Times New Roman"/>
+          <w:b/>
+          <w:i w:val="0"/>
+          <w:sz w:val="24"/>
+        </w:rPr>
+        <w:t>G.2 Belgium: the alternatives are cumulative, and cost is not a defence</w:t>
+      </w:r>
+    </w:p>
+    <w:p>
+      <w:pPr>
+        <w:spacing w:before="0" w:after="120"/>
+        <w:jc w:val="both"/>
+      </w:pPr>
+      <w:r>
+        <w:rPr>
+          <w:rFonts w:ascii="Times New Roman" w:hAnsi="Times New Roman"/>
+          <w:b w:val="0"/>
+          <w:i w:val="0"/>
+          <w:sz w:val="24"/>
+        </w:rPr>
+        <w:t>In *Arrêt* No. 126/2025 of 25 September 2025, the Cour constitutionnelle ruled on the Brussels Digital ordinance of 2024 in an action brought by twenty-four associations and unions (Cour constitutionnelle 2025). It held that three non-digital channels — a physical counter, a telephone service and a postal route — are **cumulative**: each must be offered alongside the digital channel. Any substitute must itself be non-digital and deliver an equivalent level of service. And the obligation does not lapse where meeting it imposes a disproportionate burden on the authority.</w:t>
+      </w:r>
+    </w:p>
+    <w:p>
+      <w:pPr>
+        <w:spacing w:before="0" w:after="120"/>
+        <w:jc w:val="both"/>
+      </w:pPr>
+      <w:r>
+        <w:rPr>
+          <w:rFonts w:ascii="Times New Roman" w:hAnsi="Times New Roman"/>
+          <w:b w:val="0"/>
+          <w:i w:val="0"/>
+          <w:sz w:val="24"/>
+        </w:rPr>
+        <w:t>That last holding is the one that bites hardest on a business case. Denmark's justification for compulsory Digital Post is a projected saving (Section 6). The Belgian court's position is that the saving is not a reason the obligation ceases to apply — which, applied to a Danish debate conducted almost entirely in administrative-cost terms, reverses the burden of argument.</w:t>
+      </w:r>
+    </w:p>
+    <w:p>
+      <w:pPr>
+        <w:spacing w:before="160" w:after="80"/>
+        <w:jc w:val="left"/>
+      </w:pPr>
+      <w:r>
+        <w:rPr>
+          <w:rFonts w:ascii="Times New Roman" w:hAnsi="Times New Roman"/>
+          <w:b/>
+          <w:i w:val="0"/>
+          <w:sz w:val="24"/>
+        </w:rPr>
+        <w:t>G.3 What this does and does not establish</w:t>
+      </w:r>
+    </w:p>
+    <w:p>
+      <w:pPr>
+        <w:spacing w:before="0" w:after="120"/>
+        <w:jc w:val="both"/>
+      </w:pPr>
+      <w:r>
+        <w:rPr>
+          <w:rFonts w:ascii="Times New Roman" w:hAnsi="Times New Roman"/>
+          <w:b w:val="0"/>
+          <w:i w:val="0"/>
+          <w:sz w:val="24"/>
+        </w:rPr>
+        <w:t>Neither ruling binds Denmark. The Conseil d'État decision concerns French administrative law and a specific applicant population — foreign nationals seeking residence permits — whose vulnerability the court treated as material. The Belgian ruling construes a Brussels regional ordinance against Belgian constitutional guarantees. Neither is a holding about *Lov om Offentlig Digital Post*, and this appendix does not claim that Denmark's mandate is unlawful.</w:t>
+      </w:r>
+    </w:p>
+    <w:p>
+      <w:pPr>
+        <w:spacing w:before="0" w:after="120"/>
+        <w:jc w:val="both"/>
+      </w:pPr>
+      <w:r>
+        <w:rPr>
+          <w:rFonts w:ascii="Times New Roman" w:hAnsi="Times New Roman"/>
+          <w:b w:val="0"/>
+          <w:i w:val="0"/>
+          <w:sz w:val="24"/>
+        </w:rPr>
+        <w:t>What they establish is narrower and still useful: that mandatory digital administration is contested law in comparable European jurisdictions, and that where courts have examined it they have converged on a condition Denmark's scheme does not satisfy. Act 603 of 2023 gives a non-digital alternative to citizens already exempt from Digital Post (Folketinget 2023). The French and Belgian rulings attach the entitlement to the *difficulty*, not to a prior administrative status. That is precisely the gap Section 4 measured and Section 6 proposes to close, and the comparison shows the proposal is not an outlier but a convergence.</w:t>
+      </w:r>
+    </w:p>
     <w:sectPr>
       <w:footerReference w:type="default" r:id="rId9"/>
       <w:pgSz w:w="12240" w:h="15840"/>

--- a/Assignment 2 ECON1596 _ [CLASS GROUP] _ s4040040.docx
+++ b/Assignment 2 ECON1596 _ [CLASS GROUP] _ s4040040.docx
@@ -1704,7 +1704,7 @@
           <w:i w:val="0"/>
           <w:sz w:val="24"/>
         </w:rPr>
-        <w:t>Generative AI was used throughout the assembly of this report's dataset and in drafting its prose. The tool and version were **[TOOL AND VERSION — to be completed by the author]**, used between the start of data assembly and submission on 17 September 2026. This appendix states what was delegated, how each delegation was checked, and — the part that matters — three occasions on which AI assistance introduced an error that validation caught and removed.</w:t>
+        <w:t>Generative AI was used throughout the assembly of this report's dataset and in drafting its prose. The tool and version were **[TOOL AND VERSION — to be completed by the author]**, used between the start of data assembly and submission on 17 September 2026. This appendix states what was delegated, how each delegation was checked, and — the part that matters — four occasions on which AI assistance introduced an error that validation caught and removed.</w:t>
       </w:r>
     </w:p>
     <w:p>
@@ -2022,7 +2022,7 @@
                 <w:b w:val="0"/>
                 <w:sz w:val="20"/>
               </w:rPr>
-              <w:t>Structural assertions at build time; a separate 1,610-check suite</w:t>
+              <w:t>Structural assertions at build time; a separate 1,782-check suite</w:t>
             </w:r>
           </w:p>
         </w:tc>
@@ -2450,7 +2450,7 @@
           <w:i w:val="0"/>
           <w:sz w:val="24"/>
         </w:rPr>
-        <w:t>A.4 Three errors AI assistance introduced, and how each was caught</w:t>
+        <w:t>A.4 Four errors AI assistance introduced, and how each was caught</w:t>
       </w:r>
     </w:p>
     <w:p>
@@ -2510,7 +2510,22 @@
           <w:i w:val="0"/>
           <w:sz w:val="24"/>
         </w:rPr>
-        <w:t>A fourth class is worth recording because it is the opposite failure. During self-audit, the audit tooling raised four alarms — an under-cited figure, an off-palette chart, scatters with no y-values, and a mis-sized figure — all four of which were false, caused by the tooling's own regexes not handling XML namespaces and object types. They were cleared against the raw file contents. An AI-generated check is itself an AI artefact and needs the same scepticism as an AI-generated number.</w:t>
+        <w:t>**A criticism that was already answered.** A late draft of Section 6 asserted that the SMV:Digital scheme was "self-reported and uncontrolled: it measures participation, not effect." The first half was correct. The second was false: a search for the scheme's evaluation found a register-based effect measurement in which Digitaliseringsstyrelsen links recipients to Danmarks Statistik records and compares them with matched control firms (Digitaliseringsstyrelsen 2025b). The report was criticising an absence that does not exist. The same search established that Act 603 of 2023 (Folketinget 2023) had already granted the entitlement a second recommendation proposed, and that a supreme audit institution had rejected the allocation mechanism Appendix F specified (Bundesrechnungshof 2022). All three were rewritten on the verified position, which in each case produced a sharper argument than the one it replaced. The lesson is that an unverified criticism is as much a fabrication risk as an unverified number, and harder to notice, because a critical claim reads as caution rather than as a factual assertion requiring a source.</w:t>
+      </w:r>
+    </w:p>
+    <w:p>
+      <w:pPr>
+        <w:spacing w:before="0" w:after="120"/>
+        <w:jc w:val="both"/>
+      </w:pPr>
+      <w:r>
+        <w:rPr>
+          <w:rFonts w:ascii="Times New Roman" w:hAnsi="Times New Roman"/>
+          <w:b w:val="0"/>
+          <w:i w:val="0"/>
+          <w:sz w:val="24"/>
+        </w:rPr>
+        <w:t>A fifth class is worth recording because it is the opposite failure. During self-audit, the audit tooling raised four alarms — an under-cited figure, an off-palette chart, scatters with no y-values, and a mis-sized figure — all four of which were false, caused by the tooling's own regexes not handling XML namespaces and object types. They were cleared against the raw file contents. An AI-generated check is itself an AI artefact and needs the same scepticism as an AI-generated number.</w:t>
       </w:r>
     </w:p>
     <w:p>
@@ -2540,7 +2555,7 @@
           <w:i w:val="0"/>
           <w:sz w:val="24"/>
         </w:rPr>
-        <w:t>The research question, the country, the policy instrument, the SDG selection, the argument and its thesis, and the judgement about which findings are defensible. Where the evidence and a preferred conclusion disagreed, the evidence was followed — three times, as recorded above.</w:t>
+        <w:t>The research question, the country, the policy instrument, the SDG selection, the argument and its thesis, and the judgement about which findings are defensible. Where the evidence and a preferred conclusion disagreed, the evidence was followed — four times, as recorded above.</w:t>
       </w:r>
     </w:p>
     <w:p>

--- a/Assignment 2 ECON1596 _ [CLASS GROUP] _ s4040040.docx
+++ b/Assignment 2 ECON1596 _ [CLASS GROUP] _ s4040040.docx
@@ -1266,7 +1266,7 @@
           <w:i w:val="0"/>
           <w:sz w:val="24"/>
         </w:rPr>
-        <w:t>Both follow from one reading: Denmark built a rail, then left who could board it, and who could build on it, to a capability it never distributed. The evidence has limits, set out in Appendices A to C — not least that Section 2's cross-section establishes association, not cause.</w:t>
+        <w:t>Both follow from one reading: Denmark built a rail, then left who could board it, and who could build on it, to a capability it never distributed. The evidence has limits, set out in Appendices A to G — not least that Section 2's cross-section establishes association, not cause.</w:t>
       </w:r>
     </w:p>
     <w:p>
@@ -1366,6 +1366,22 @@
           <w:i w:val="0"/>
           <w:sz w:val="24"/>
         </w:rPr>
+        <w:t>Danmarks Nationalbank 2026, Danskerne betaler mere digitalt – det gør offline-betalinger endnu vigtigere som beredskab, press release, 26 June, Danmarks Nationalbank, Copenhagen, accessed 12 September 2026.</w:t>
+      </w:r>
+    </w:p>
+    <w:p>
+      <w:pPr>
+        <w:spacing w:before="0" w:after="160"/>
+        <w:ind w:left="720" w:hanging="720"/>
+        <w:jc w:val="left"/>
+      </w:pPr>
+      <w:r>
+        <w:rPr>
+          <w:rFonts w:ascii="Times New Roman" w:hAnsi="Times New Roman"/>
+          <w:b w:val="0"/>
+          <w:i w:val="0"/>
+          <w:sz w:val="24"/>
+        </w:rPr>
         <w:t>Danmarks Statistik 2026, Befolkningstal, Statistics Denmark, Copenhagen, accessed 12 September 2026.</w:t>
       </w:r>
     </w:p>
@@ -1607,6 +1623,22 @@
           <w:sz w:val="24"/>
         </w:rPr>
         <w:t>Folketinget 2023, Lov om fravigelse fra obligatorisk digital selvbetjening, LOV nr 603 af 31. maj 2023, in force 1 June 2023, Retsinformation, accessed 13 September 2026, &lt;https://www.retsinformation.dk/eli/lta/2023/603&gt;.</w:t>
+      </w:r>
+    </w:p>
+    <w:p>
+      <w:pPr>
+        <w:spacing w:before="0" w:after="160"/>
+        <w:ind w:left="720" w:hanging="720"/>
+        <w:jc w:val="left"/>
+      </w:pPr>
+      <w:r>
+        <w:rPr>
+          <w:rFonts w:ascii="Times New Roman" w:hAnsi="Times New Roman"/>
+          <w:b w:val="0"/>
+          <w:i w:val="0"/>
+          <w:sz w:val="24"/>
+        </w:rPr>
+        <w:t>Institut for Menneskerettigheder 2023, Rettigheder i den digitale velfaerdsstat, Danish Institute for Human Rights, Copenhagen, accessed 12 September 2026.</w:t>
       </w:r>
     </w:p>
     <w:p>
@@ -1892,7 +1924,7 @@
                 <w:b w:val="0"/>
                 <w:sz w:val="20"/>
               </w:rPr>
-              <w:t>Register of 23 sources in `03_SOURCES`</w:t>
+              <w:t>Register of 29 sources in `03_SOURCES`, 23 of them cited</w:t>
             </w:r>
           </w:p>
         </w:tc>
@@ -5556,6 +5588,21 @@
     </w:p>
     <w:p>
       <w:pPr>
+        <w:spacing w:before="0" w:after="120"/>
+        <w:jc w:val="both"/>
+      </w:pPr>
+      <w:r>
+        <w:rPr>
+          <w:rFonts w:ascii="Times New Roman" w:hAnsi="Times New Roman"/>
+          <w:b w:val="0"/>
+          <w:i w:val="0"/>
+          <w:sz w:val="24"/>
+        </w:rPr>
+        <w:t>One consequence is not an economic one. Danmarks Nationalbank notes that as payments move digital, offline payment capability becomes more important as national contingency rather than less (Danmarks Nationalbank 2026): a payment system with no working fallback concentrates risk at the same time as it lowers cost. The same logic applies to the identity rail this report describes, and Section 4 measures who bears it when no fallback exists.</w:t>
+      </w:r>
+    </w:p>
+    <w:p>
+      <w:pPr>
         <w:spacing w:before="160" w:after="80"/>
         <w:jc w:val="left"/>
       </w:pPr>
@@ -5566,7 +5613,7 @@
           <w:i w:val="0"/>
           <w:sz w:val="24"/>
         </w:rPr>
-        <w:t>E.4 Labour productivity against the EU-27 average</w:t>
+        <w:t>E.3 Labour productivity against the EU-27 average</w:t>
       </w:r>
     </w:p>
     <w:p>
@@ -5856,7 +5903,7 @@
           <w:i w:val="0"/>
           <w:sz w:val="24"/>
         </w:rPr>
-        <w:t>SMV:Digital is better evaluated than most such schemes. Digitaliseringsstyrelsen links recipients to Danmarks Statistik registers and compares them with matched control firms, reporting revenue growth of 18 percentage points against the controls' 13, and employment growth of 8% against 4% (Digitaliseringsstyrelsen 2025b). That is register data with a comparison group, and it disposes of the naive reading of the scheme's own headline — that 65% of participants invested further Digitaliseringsstyrelsen 2025c — which compares applicants with the general SME population and is besides self-reported to the scheme's own funder.</w:t>
+        <w:t>SMV:Digital is better evaluated than most such schemes. Digitaliseringsstyrelsen links recipients to Danmarks Statistik registers and compares them with matched control firms, reporting revenue growth of 18% against the controls' 13% — a gap of five percentage points — and employment growth of 8% against 4% (Digitaliseringsstyrelsen 2025b). That is register data with a comparison group, and it disposes of the naive reading of the scheme's own headline — that 65% of participants invested further Digitaliseringsstyrelsen 2025c — which compares applicants with the general SME population and is besides self-reported to the scheme's own funder.</w:t>
       </w:r>
     </w:p>
     <w:p>
@@ -6441,7 +6488,7 @@
                 <w:b w:val="0"/>
                 <w:sz w:val="20"/>
               </w:rPr>
-              <w:t>Baseline at scoring; endline 24 months after disbursement</w:t>
+              <w:t>Baseline at scoring; endline 24 months after project start</w:t>
             </w:r>
           </w:p>
         </w:tc>
@@ -6735,7 +6782,7 @@
       <w:r>
         <w:drawing>
           <wp:inline xmlns:a="http://schemas.openxmlformats.org/drawingml/2006/main" xmlns:pic="http://schemas.openxmlformats.org/drawingml/2006/picture">
-            <wp:extent cx="5760000" cy="2457571"/>
+            <wp:extent cx="5760000" cy="2770853"/>
             <wp:docPr id="16" name="Picture 16"/>
             <wp:cNvGraphicFramePr>
               <a:graphicFrameLocks noChangeAspect="1"/>
@@ -6756,7 +6803,7 @@
                   <pic:spPr>
                     <a:xfrm>
                       <a:off x="0" y="0"/>
-                      <a:ext cx="5760000" cy="2457571"/>
+                      <a:ext cx="5760000" cy="2770853"/>
                     </a:xfrm>
                     <a:prstGeom prst="rect"/>
                   </pic:spPr>
@@ -6950,6 +6997,21 @@
           <w:sz w:val="24"/>
         </w:rPr>
         <w:t>What they establish is narrower and still useful: that mandatory digital administration is contested law in comparable European jurisdictions, and that where courts have examined it they have converged on a condition Denmark's scheme does not satisfy. Act 603 of 2023 gives a non-digital alternative to citizens already exempt from Digital Post (Folketinget 2023). The French and Belgian rulings attach the entitlement to the *difficulty*, not to a prior administrative status. That is precisely the gap Section 4 measured and Section 6 proposes to close, and the comparison shows the proposal is not an outlier but a convergence.</w:t>
+      </w:r>
+    </w:p>
+    <w:p>
+      <w:pPr>
+        <w:spacing w:before="0" w:after="120"/>
+        <w:jc w:val="both"/>
+      </w:pPr>
+      <w:r>
+        <w:rPr>
+          <w:rFonts w:ascii="Times New Roman" w:hAnsi="Times New Roman"/>
+          <w:b w:val="0"/>
+          <w:i w:val="0"/>
+          <w:sz w:val="24"/>
+        </w:rPr>
+        <w:t>The point has also been made domestically. The Danish Institute for Human Rights, Denmark's national human rights institution, examined rights in the digital welfare state in December 2023 (Institut for Menneskerettigheder 2023). That a domestic body reached the subject independently of the litigation abroad is the more relevant fact here: the question is live in Denmark, not imported into it.</w:t>
       </w:r>
     </w:p>
     <w:sectPr>

--- a/Assignment 2 ECON1596 _ [CLASS GROUP] _ s4040040.docx
+++ b/Assignment 2 ECON1596 _ [CLASS GROUP] _ s4040040.docx
@@ -119,7 +119,7 @@
           <w:i w:val="0"/>
           <w:sz w:val="24"/>
         </w:rPr>
-        <w:t>Denmark did not persuade its citizens onto digital public services. It required them. *Lov om Offentlig Digital Post* (Denmark 2012) made a state-run digital mailbox the default legal channel for public correspondence — compulsory for businesses from 2013 and for every citizen aged 15 and over from 1 November 2014. Enrolment is automatic, and §10 deems delivery effective when a message becomes available rather than when it is read, so the consequence of non-engagement falls on the recipient. Exemption exists, but only against statutory criteria (Table 1).</w:t>
+        <w:t>Denmark did not persuade its citizens onto digital public services. It required them. *Lov om Offentlig Digital Post* (Denmark 2012) made a state-run digital mailbox the default legal channel for public correspondence — compulsory for businesses from 2013 and for every citizen aged 15 and over from 1 November 2014. Enrolment is automatic, and §10 deems delivery effective when a message becomes available rather than when it is read, placing the consequence of non-engagement on the recipient. Exemption exists only against statutory criteria (Table 1).</w:t>
       </w:r>
     </w:p>
     <w:p>
@@ -519,7 +519,7 @@
           <w:i w:val="0"/>
           <w:sz w:val="24"/>
         </w:rPr>
-        <w:t>Banking shows the magnitude. Danish retail bank branches fell from 2,025 in 2004 to 665 in 2024, a decline of 67.2% (Figure 1; Finans Danmark 2025). Read alone, that suggests digitalisation destroyed banking employment. The longer series refuses it: between 1991 and 2024 the number of financial institutions fell by 76.7%, from 219 to 51, while bank employment fell by only 29.4%, from roughly 51,000 to 36,000 (Figure 2). Staff per surviving institution therefore rose from 233 to 706, an increase of 203%: consolidation concentrated the sector rather than shedding it. The branch series begins only in 2004, so the three changes span different windows and must not be differenced (Appendix B).</w:t>
+        <w:t>Banking shows the magnitude. Danish retail bank branches fell from 2,025 in 2004 to 665 in 2024, a decline of 67.2% (Figure 1; Finans Danmark 2025). Read alone, that suggests digitalisation destroyed banking employment. The longer series refuses it. Between 1991 and 2024 the number of financial institutions fell by 76.7%, from 219 to 51, while bank employment fell by only 29.4%, from roughly 51,000 to 36,000 (Figure 2). Staff per surviving institution therefore rose from 233 to 706, an increase of 203%: consolidation concentrated the sector rather than shedding it. The branch series begins only in 2004, so the three changes span different windows and must not be differenced (Appendix B).</w:t>
       </w:r>
     </w:p>
     <w:p>
@@ -534,7 +534,7 @@
           <w:i w:val="0"/>
           <w:sz w:val="24"/>
         </w:rPr>
-        <w:t>Payments moved with it. Cash fell from 23% to 9% of the *number* of payments in physical retail between 2017 and 2025, to under two-fifths of its 2017 share, while card-based mobile wallets reached 32% of the same measure (Danmarks Nationalbank 2025). Much of this is displacement within digital instruments: wallet payments are card payments, and the physical card share fell from 73% to 54% (Appendix E). What replaced cash was mostly a new interface onto existing card infrastructure — which is what a rail makes cheap to build. Cash acceptance remains a statutory obligation on shops under *lov om betalinger* §81, narrowed but not removed in 2022 (Finanstilsynet 2025).</w:t>
+        <w:t>Payments moved with it. Cash fell from 23% to 9% of the *number* of payments in physical retail between 2017 and 2025, while card-based mobile wallets reached 32% of the same measure (Danmarks Nationalbank 2025). Much of this is displacement within digital instruments: wallet payments are card payments, and the physical card share fell from 73% to 54% (Appendix E). What replaced cash was mostly a new interface onto existing card infrastructure — which is what a rail makes cheap to build. Cash acceptance remains a statutory obligation on shops under *lov om betalinger* §81, narrowed but not removed in 2022 (Finanstilsynet 2025).</w:t>
       </w:r>
     </w:p>
     <w:p>
@@ -579,7 +579,7 @@
           <w:i w:val="0"/>
           <w:sz w:val="24"/>
         </w:rPr>
-        <w:t>Causation is neither established nor establishable from this design. Adoption measures consumers; turnover measures enterprises, including business-to-business ordering no consumer touches. Both plausibly rise with national income, which appears on neither axis. Denmark sits above the fitted line, but by less than one residual standard error and behind three other member states: consistent with the European pattern, not exceptional to it.</w:t>
+        <w:t>Causation is neither established nor establishable from this design. Adoption measures consumers; turnover measures enterprises, including business-to-business ordering no consumer touches. Both plausibly rise with national income, which appears on neither axis. Denmark sits above the fitted line by less than one residual standard error, behind three other member states: consistent with the European pattern, not exceptional to it.</w:t>
       </w:r>
     </w:p>
     <w:p>
@@ -789,7 +789,7 @@
           <w:i w:val="0"/>
           <w:sz w:val="24"/>
         </w:rPr>
-        <w:t>Intensity moved where breadth did not. E-sales rose from 17.05% of enterprise turnover in 2014 to 33.31% in 2024, while the EU-27 average rose from 16.43% to 19.49% (Figure 4). Both began the decade level; Denmark roughly doubled, the EU gained three percentage points.</w:t>
+        <w:t>Intensity moved where breadth did not. E-sales rose from 17.05% of enterprise turnover in 2014 to 33.31% in 2024, against an EU-27 average moving from 16.43% to 19.49% (Figure 4). Both began level; Denmark roughly doubled, the EU gained three points.</w:t>
       </w:r>
     </w:p>
     <w:p>
@@ -804,7 +804,7 @@
           <w:i w:val="0"/>
           <w:sz w:val="24"/>
         </w:rPr>
-        <w:t>The same pattern governs the newest technology, and identifies who could build on the rail. In 2025, 42.03% of Danish enterprises used artificial intelligence — but 74.52% of large firms against 40.99% of small and medium-sized ones, a gap of 33.53 points (Figure 5; European Commission 2026). This is not a connectivity or literacy failure: 92.45% of Danish SMEs clear the basic digital-intensity threshold, against an EU average of 71.39%. What they lack is the complementary capital — data, integration, specialist staff — that turns access into application, and that capital is distributed by firm size. Compulsion can mandate access to infrastructure; it cannot mandate the absorptive capacity that turns infrastructure into product.</w:t>
+        <w:t>The same pattern governs the newest technology, and identifies who could build on the rail. In 2025, 42.03% of Danish enterprises used artificial intelligence — but 74.52% of large firms against 40.99% of SMEs, a gap of 33.53 points (Figure 5; European Commission 2026). This is not a connectivity or literacy failure: 92.45% of Danish SMEs clear the basic digital-intensity threshold, against an EU average of 71.39%. What they lack is the complementary capital — data, integration, specialist staff — that turns access into application, and that capital is distributed by firm size. Compulsion can mandate access to infrastructure; it cannot mandate the absorptive capacity that turns infrastructure into product.</w:t>
       </w:r>
     </w:p>
     <w:p>
@@ -1004,7 +1004,7 @@
           <w:i w:val="0"/>
           <w:sz w:val="24"/>
         </w:rPr>
-        <w:t>Exemption is also the narrowest available measure. Figure 6 sets it against four wider estimates. They are not strictly comparable — measure, year and denominator all differ — so read it as a ladder, not a series; Appendix D reconciles them. Some 6.5% of Danes do not use digital public services at all and 16.5% report difficulty using them (European Commission 2026); the widest estimates reach a quarter of adults ((Digitaliseringsstyrelsen 2025d); (Justitia 2022)). The counts are clearer than the percentages: exemption reaches 238,479 people, while 16.5% of a population of 6.03 million (Danmarks Statistik 2026) is roughly 994,000, the lowest credible estimate of need. On the order of 750,000 Danes struggle with a compulsory system and hold no formal standing outside it.</w:t>
+        <w:t>Exemption is also the narrowest available measure. Figure 6 sets it against four wider estimates. They are not comparable — measure, year and denominator all differ — so read it as a ladder, not a series; Appendix D reconciles them. Some 6.5% of Danes do not use digital public services at all and 16.5% report difficulty using them (European Commission 2026); the widest estimates reach a quarter of adults ((Digitaliseringsstyrelsen 2025d); (Justitia 2022)). The counts are clearer than the percentages: exemption reaches 238,479 people, while 16.5% of a population of 6.03 million (Danmarks Statistik 2026) is roughly 994,000, the lowest credible estimate of need. On the order of 750,000 Danes struggle with a compulsory system and hold no formal standing outside it.</w:t>
       </w:r>
     </w:p>
     <w:p>
@@ -1034,7 +1034,7 @@
           <w:i w:val="0"/>
           <w:sz w:val="24"/>
         </w:rPr>
-        <w:t>The exclusion is therefore administrative, not a capability deficit: the mandate was calibrated above the bottom of its own distribution, and the exemption criteria were drawn narrower than the difficulty they relieve. A rail everyone must board and a sixth of the population finds hard to use is a universal obligation, not a universal opportunity.</w:t>
+        <w:t>The exclusion is administrative, not a capability deficit: the mandate was calibrated above the bottom of its own distribution, and the exemption criteria were drawn narrower than the difficulty they relieve. The Ombudsman has twice found the same asymmetry in the design (Appendix H). A rail everyone must board and a sixth of the population finds hard to use is a universal obligation, not a universal opportunity.</w:t>
       </w:r>
     </w:p>
     <w:p>
@@ -1414,6 +1414,22 @@
           <w:i w:val="0"/>
           <w:sz w:val="24"/>
         </w:rPr>
+        <w:t>Digitaliseringsdirektoratet 2025, Kontakt- og reservasjonsregisteret, Norwegian Digitalisation Agency, accessed 13 September 2026, &lt;https://www.digdir.no/digitale-felleslosninger/kontakt-og-reservasjonsregisteret-krr/865&gt;.</w:t>
+      </w:r>
+    </w:p>
+    <w:p>
+      <w:pPr>
+        <w:spacing w:before="0" w:after="160"/>
+        <w:ind w:left="720" w:hanging="720"/>
+        <w:jc w:val="left"/>
+      </w:pPr>
+      <w:r>
+        <w:rPr>
+          <w:rFonts w:ascii="Times New Roman" w:hAnsi="Times New Roman"/>
+          <w:b w:val="0"/>
+          <w:i w:val="0"/>
+          <w:sz w:val="24"/>
+        </w:rPr>
         <w:t>Digitaliseringsstyrelsen 2025a, Digital Post – lovgivning, Agency for Digital Government, Copenhagen, accessed 12 September 2026.</w:t>
       </w:r>
     </w:p>
@@ -1638,6 +1654,54 @@
           <w:i w:val="0"/>
           <w:sz w:val="24"/>
         </w:rPr>
+        <w:t>Folketingets Ombudsmand 2015, Offentlig Digital Post skal indrettes i overensstemmelse med de almindelige forvaltningsretlige krav, FOB 2015-22, Parliamentary Ombudsman, Copenhagen, accessed 13 September 2026, &lt;https://www.ombudsmanden.dk/find-viden/udtalelser/2015/2015-22&gt;.</w:t>
+      </w:r>
+    </w:p>
+    <w:p>
+      <w:pPr>
+        <w:spacing w:before="0" w:after="160"/>
+        <w:ind w:left="720" w:hanging="720"/>
+        <w:jc w:val="left"/>
+      </w:pPr>
+      <w:r>
+        <w:rPr>
+          <w:rFonts w:ascii="Times New Roman" w:hAnsi="Times New Roman"/>
+          <w:b w:val="0"/>
+          <w:i w:val="0"/>
+          <w:sz w:val="24"/>
+        </w:rPr>
+        <w:t>Folketingets Ombudsmand 2024, Klage har foert til ny praksis i forhold til sene digitale klager, Parliamentary Ombudsman, Copenhagen, accessed 13 September 2026, &lt;https://www.ombudsmanden.dk/find-viden/nyheder/2024/klage-har-foert-til-ny-praksis-i-forhold-til-sene-digitale-klager&gt;.</w:t>
+      </w:r>
+    </w:p>
+    <w:p>
+      <w:pPr>
+        <w:spacing w:before="0" w:after="160"/>
+        <w:ind w:left="720" w:hanging="720"/>
+        <w:jc w:val="left"/>
+      </w:pPr>
+      <w:r>
+        <w:rPr>
+          <w:rFonts w:ascii="Times New Roman" w:hAnsi="Times New Roman"/>
+          <w:b w:val="0"/>
+          <w:i w:val="0"/>
+          <w:sz w:val="24"/>
+        </w:rPr>
+        <w:t>Howell, ST 2017, 'Financing innovation: evidence from R&amp;D grants', American Economic Review, vol. 107, no. 4, pp. 1136-1164.</w:t>
+      </w:r>
+    </w:p>
+    <w:p>
+      <w:pPr>
+        <w:spacing w:before="0" w:after="160"/>
+        <w:ind w:left="720" w:hanging="720"/>
+        <w:jc w:val="left"/>
+      </w:pPr>
+      <w:r>
+        <w:rPr>
+          <w:rFonts w:ascii="Times New Roman" w:hAnsi="Times New Roman"/>
+          <w:b w:val="0"/>
+          <w:i w:val="0"/>
+          <w:sz w:val="24"/>
+        </w:rPr>
         <w:t>Institut for Menneskerettigheder 2023, Rettigheder i den digitale velfaerdsstat, Danish Institute for Human Rights, Copenhagen, accessed 12 September 2026.</w:t>
       </w:r>
     </w:p>
@@ -1687,6 +1751,22 @@
           <w:sz w:val="24"/>
         </w:rPr>
         <w:t>SMV:Digital 2026, Tilskudspuljer i 2026, SMV:Digital, Copenhagen, accessed 12 September 2026.</w:t>
+      </w:r>
+    </w:p>
+    <w:p>
+      <w:pPr>
+        <w:spacing w:before="0" w:after="160"/>
+        <w:ind w:left="720" w:hanging="720"/>
+        <w:jc w:val="left"/>
+      </w:pPr>
+      <w:r>
+        <w:rPr>
+          <w:rFonts w:ascii="Times New Roman" w:hAnsi="Times New Roman"/>
+          <w:b w:val="0"/>
+          <w:i w:val="0"/>
+          <w:sz w:val="24"/>
+        </w:rPr>
+        <w:t>Santoleri, P, Barrows, G, Caravella, S, Crespi, F and Pellegrino, G 2022, The causal effects of R&amp;D grants: evidence from a regression discontinuity, working paper, accessed 13 September 2026, &lt;https://pietrosantoleri.github.io/files/Santoleri_et_al_The_effects_of_R_D_grants.pdf&gt;.</w:t>
       </w:r>
     </w:p>
     <w:p>
@@ -4403,6 +4483,21 @@
     </w:p>
     <w:p>
       <w:pPr>
+        <w:spacing w:before="0" w:after="120"/>
+        <w:jc w:val="both"/>
+      </w:pPr>
+      <w:r>
+        <w:rPr>
+          <w:rFonts w:ascii="Times New Roman" w:hAnsi="Times New Roman"/>
+          <w:b w:val="0"/>
+          <w:i w:val="0"/>
+          <w:sz w:val="24"/>
+        </w:rPr>
+        <w:t>That test has a limit worth stating, because it is the strongest objection to this section. Balance on the regressor is not balance on the outcome, and the reasons a national statistical institute fails to publish an e-sales turnover figure are not all random with respect to economic structure. Eurostat requires turnover at basic prices excluding VAT, and rejects national submissions failing coherence checks against Structural Business Statistics. Web and EDI sales behave differently — EDI carries industrial business-to-business volume, so a small change in which large manufacturers fall into the sample can move a national share by several points. And secondary suppression removes a national total outright where one or two dominant firms in a NACE division would let their figure be recovered by subtraction. That last mechanism is the troubling one: it makes missingness a function of market concentration, which is plausibly related to enterprise e-commerce intensity. A balance test on consumer adoption cannot detect it. The honest statement is that the nine are missing for administrative and disclosure reasons rather than for anything this section could observe, which is weaker than missing at random and stronger than selected on the outcome.</w:t>
+      </w:r>
+    </w:p>
+    <w:p>
+      <w:pPr>
         <w:spacing w:before="160" w:after="80"/>
         <w:jc w:val="left"/>
       </w:pPr>
@@ -6336,7 +6431,7 @@
                 <w:b w:val="0"/>
                 <w:sz w:val="20"/>
               </w:rPr>
-              <w:t>Firms cannot precisely control their own score</w:t>
+              <w:t>Baseline outcomes vary continuously across the cut-off; firms cannot precisely manipulate their own score</w:t>
             </w:r>
           </w:p>
         </w:tc>
@@ -6470,6 +6565,44 @@
                 <w:b w:val="0"/>
                 <w:sz w:val="20"/>
               </w:rPr>
+              <w:t>Legal basis for linkage</w:t>
+            </w:r>
+          </w:p>
+        </w:tc>
+        <w:tc>
+          <w:tcPr>
+            <w:tcW w:type="dxa" w:w="4680"/>
+          </w:tcPr>
+          <w:p>
+            <w:pPr>
+              <w:spacing w:line="240" w:lineRule="auto" w:after="40"/>
+            </w:pPr>
+            <w:r>
+              <w:rPr>
+                <w:rFonts w:ascii="Times New Roman" w:hAnsi="Times New Roman"/>
+                <w:b w:val="0"/>
+                <w:sz w:val="20"/>
+              </w:rPr>
+              <w:t>Statistical and research processing, as the existing effect measurement already relies on</w:t>
+            </w:r>
+          </w:p>
+        </w:tc>
+      </w:tr>
+      <w:tr>
+        <w:tc>
+          <w:tcPr>
+            <w:tcW w:type="dxa" w:w="4680"/>
+          </w:tcPr>
+          <w:p>
+            <w:pPr>
+              <w:spacing w:line="240" w:lineRule="auto" w:after="40"/>
+            </w:pPr>
+            <w:r>
+              <w:rPr>
+                <w:rFonts w:ascii="Times New Roman" w:hAnsi="Times New Roman"/>
+                <w:b w:val="0"/>
+                <w:sz w:val="20"/>
+              </w:rPr>
               <w:t>Measurement window</w:t>
             </w:r>
           </w:p>
@@ -6596,6 +6729,36 @@
           <w:i w:val="0"/>
           <w:sz w:val="24"/>
         </w:rPr>
+        <w:t>The design is not novel, which is the point of proposing it. Howell evaluated the US Department of Energy's SBIR programme by exploiting the ranking of applicants, finding that an early-stage award roughly doubles the probability of subsequent venture capital and raises patenting and revenue — with effects strongest among the most financially constrained firms (Howell, ST 2017), which is the subgroup a Danish SME scheme is aimed at. Santoleri and colleagues applied the same approach to the Horizon 2020 SME Instrument's own scoring threshold (Santoleri, P, Barrows, G, Caravella, S, Crespi, F and Pellegrino, G 2022). SMV:Digital already scores applicants; what it does not do is retain the scores in a form that permits the comparison those studies made.</w:t>
+      </w:r>
+    </w:p>
+    <w:p>
+      <w:pPr>
+        <w:spacing w:before="0" w:after="120"/>
+        <w:jc w:val="both"/>
+      </w:pPr>
+      <w:r>
+        <w:rPr>
+          <w:rFonts w:ascii="Times New Roman" w:hAnsi="Times New Roman"/>
+          <w:b w:val="0"/>
+          <w:i w:val="0"/>
+          <w:sz w:val="24"/>
+        </w:rPr>
+        <w:t>Two assumptions do the work, and the table separates them because they are routinely conflated. Continuity requires that firms just below the cut-off would, absent the grant, have done about as well as those just above — it is what makes the comparison a counterfactual. No-manipulation requires that firms cannot place themselves on the funded side at will, which is testable after the fact by inspecting the density of scores around the threshold. Assessor-scored applications satisfy the second more credibly than a self-reported eligibility rule would.</w:t>
+      </w:r>
+    </w:p>
+    <w:p>
+      <w:pPr>
+        <w:spacing w:before="0" w:after="120"/>
+        <w:jc w:val="both"/>
+      </w:pPr>
+      <w:r>
+        <w:rPr>
+          <w:rFonts w:ascii="Times New Roman" w:hAnsi="Times New Roman"/>
+          <w:b w:val="0"/>
+          <w:i w:val="0"/>
+          <w:sz w:val="24"/>
+        </w:rPr>
         <w:t>Three features carry the argument. Near the cut-off, whether a firm is funded turns on assessor variation rather than on the firm — so above and below are comparable on the unobservables that defeat matching, which is the entire gain over the present evaluation. Nothing about who receives money changes: the highest-scoring applicants are still funded, so the reform imposes no cost on applicants and needs no new appropriation. And the control arm already exists — those firms are being turned away today; the scheme simply stops discarding the information that it turned them away at a known distance from a known threshold.</w:t>
       </w:r>
     </w:p>
@@ -6966,7 +7129,7 @@
           <w:i w:val="0"/>
           <w:sz w:val="24"/>
         </w:rPr>
-        <w:t>G.3 What this does and does not establish</w:t>
+        <w:t>G.3 Norway: the digital default binds the administration, not the citizen</w:t>
       </w:r>
     </w:p>
     <w:p>
@@ -6981,7 +7144,52 @@
           <w:i w:val="0"/>
           <w:sz w:val="24"/>
         </w:rPr>
-        <w:t>Neither ruling binds Denmark. The Conseil d'État decision concerns French administrative law and a specific applicant population — foreign nationals seeking residence permits — whose vulnerability the court treated as material. The Belgian ruling construes a Brussels regional ordinance against Belgian constitutional guarantees. Neither is a holding about *Lov om Offentlig Digital Post*, and this appendix does not claim that Denmark's mandate is unlawful.</w:t>
+        <w:t>The sharper contrast is not litigated at all. Norway made electronic communication the administrative default — *digitalt førstevalg* — but under the eGovernment regulations the obligation runs to the public body, and every citizen keeps a statutory right to opt out, the *reservasjonsrett*. The opt-out is recorded in the Contact and Reservation Register, which authorities must check before dispatching; a citizen who has opted out must be sent decisions on paper (Digitaliseringsdirektoratet 2025). Roughly 200,000 people hold a reservation, against about five million who have registered contact details in the register — and Digdir notes the number reserving has lately been falling rather than rising.</w:t>
+      </w:r>
+    </w:p>
+    <w:p>
+      <w:pPr>
+        <w:spacing w:before="0" w:after="120"/>
+        <w:jc w:val="both"/>
+      </w:pPr>
+      <w:r>
+        <w:rPr>
+          <w:rFonts w:ascii="Times New Roman" w:hAnsi="Times New Roman"/>
+          <w:b w:val="0"/>
+          <w:i w:val="0"/>
+          <w:sz w:val="24"/>
+        </w:rPr>
+        <w:t>Two features distinguish this from the Danish arrangement, and neither is about how digital the state is. The entitlement attaches to the citizen rather than to an administrative status they must first qualify for, so there is no gate of the kind Section 4 measures. And it is exercisable by telephone or on paper, which matters because an opt-out reachable only through the digital channel would be self-defeating. Roughly 200,000 against roughly five million registered is about 4%, close to Denmark's 4.7% exemption rate — though the two rates rest on different bases and Appendix D explains why that forbids treating the gap between them as a quantity. The comparison worth making is not the rate but the route: similar shares of people end up outside the digital channel either way, and what differs is whether reaching that position requires the state's permission.</w:t>
+      </w:r>
+    </w:p>
+    <w:p>
+      <w:pPr>
+        <w:spacing w:before="160" w:after="80"/>
+        <w:jc w:val="left"/>
+      </w:pPr>
+      <w:r>
+        <w:rPr>
+          <w:rFonts w:ascii="Times New Roman" w:hAnsi="Times New Roman"/>
+          <w:b/>
+          <w:i w:val="0"/>
+          <w:sz w:val="24"/>
+        </w:rPr>
+        <w:t>G.4 What this does and does not establish</w:t>
+      </w:r>
+    </w:p>
+    <w:p>
+      <w:pPr>
+        <w:spacing w:before="0" w:after="120"/>
+        <w:jc w:val="both"/>
+      </w:pPr>
+      <w:r>
+        <w:rPr>
+          <w:rFonts w:ascii="Times New Roman" w:hAnsi="Times New Roman"/>
+          <w:b w:val="0"/>
+          <w:i w:val="0"/>
+          <w:sz w:val="24"/>
+        </w:rPr>
+        <w:t>Neither ruling binds Denmark, and Norway's arrangement is a policy choice rather than a legal requirement on anyone else. The Conseil d'État decision concerns French administrative law and a specific applicant population — foreign nationals seeking residence permits — whose vulnerability the court treated as material. The Belgian ruling construes a Brussels regional ordinance against Belgian constitutional guarantees. Neither is a holding about *Lov om Offentlig Digital Post*, and this appendix does not claim that Denmark's mandate is unlawful.</w:t>
       </w:r>
     </w:p>
     <w:p>
@@ -7012,6 +7220,176 @@
           <w:sz w:val="24"/>
         </w:rPr>
         <w:t>The point has also been made domestically. The Danish Institute for Human Rights, Denmark's national human rights institution, examined rights in the digital welfare state in December 2023 (Institut for Menneskerettigheder 2023). That a domestic body reached the subject independently of the litigation abroad is the more relevant fact here: the question is live in Denmark, not imported into it.</w:t>
+      </w:r>
+    </w:p>
+    <w:p>
+      <w:r>
+        <w:br w:type="page"/>
+      </w:r>
+    </w:p>
+    <w:p>
+      <w:pPr>
+        <w:spacing w:before="0" w:after="160"/>
+        <w:jc w:val="left"/>
+      </w:pPr>
+      <w:r>
+        <w:rPr>
+          <w:rFonts w:ascii="Times New Roman" w:hAnsi="Times New Roman"/>
+          <w:b/>
+          <w:i w:val="0"/>
+          <w:sz w:val="26"/>
+        </w:rPr>
+        <w:t>Appendix H. The Parliamentary Ombudsman on Digital Post</w:t>
+      </w:r>
+    </w:p>
+    <w:p>
+      <w:pPr>
+        <w:spacing w:before="0" w:after="120"/>
+        <w:jc w:val="both"/>
+      </w:pPr>
+      <w:r>
+        <w:rPr>
+          <w:rFonts w:ascii="Times New Roman" w:hAnsi="Times New Roman"/>
+          <w:b w:val="0"/>
+          <w:i w:val="0"/>
+          <w:sz w:val="24"/>
+        </w:rPr>
+        <w:t>Section 1 describes *Lov om Offentlig Digital Post* §10, which deems a message delivered when it becomes available rather than when it is read. Section 4 argues that the resulting exclusion is administrative rather than a capability deficit. Neither claim rests only on this report's reading of the statute. Denmark's Parliamentary Ombudsman has examined the system twice on the points that matter, and both findings run the same way.</w:t>
+      </w:r>
+    </w:p>
+    <w:p>
+      <w:pPr>
+        <w:spacing w:before="160" w:after="80"/>
+        <w:jc w:val="left"/>
+      </w:pPr>
+      <w:r>
+        <w:rPr>
+          <w:rFonts w:ascii="Times New Roman" w:hAnsi="Times New Roman"/>
+          <w:b/>
+          <w:i w:val="0"/>
+          <w:sz w:val="24"/>
+        </w:rPr>
+        <w:t>H.1 The system had to be redesigned to meet ordinary administrative law</w:t>
+      </w:r>
+    </w:p>
+    <w:p>
+      <w:pPr>
+        <w:spacing w:before="0" w:after="120"/>
+        <w:jc w:val="both"/>
+      </w:pPr>
+      <w:r>
+        <w:rPr>
+          <w:rFonts w:ascii="Times New Roman" w:hAnsi="Times New Roman"/>
+          <w:b w:val="0"/>
+          <w:i w:val="0"/>
+          <w:sz w:val="24"/>
+        </w:rPr>
+        <w:t>In FOB 2015-22 the Ombudsman held that Public Digital Post must be arranged in accordance with general administrative law requirements (Folketingets Ombudsmand 2015). Two defects were identified in the design as built. Messages did not reliably carry a correct sender designation, where the governing principle is that it must be visible to the citizen which public authority they are dealing with — without which an administrative appeal cannot be directed at anyone. And the system had to secure the integrity and authenticity of a stored document: that its content is original, and that it genuinely originates from the stated sender.</w:t>
+      </w:r>
+    </w:p>
+    <w:p>
+      <w:pPr>
+        <w:spacing w:before="0" w:after="120"/>
+        <w:jc w:val="both"/>
+      </w:pPr>
+      <w:r>
+        <w:rPr>
+          <w:rFonts w:ascii="Times New Roman" w:hAnsi="Times New Roman"/>
+          <w:b w:val="0"/>
+          <w:i w:val="0"/>
+          <w:sz w:val="24"/>
+        </w:rPr>
+        <w:t>The finding matters to this report's argument for a reason beyond the specific defects. Denmark made the channel compulsory in 2014 and the Ombudsman was still establishing in 2015 that it had to satisfy the administrative-law guarantees the paper channel had always satisfied. The mandate preceded the safeguards.</w:t>
+      </w:r>
+    </w:p>
+    <w:p>
+      <w:pPr>
+        <w:spacing w:before="160" w:after="80"/>
+        <w:jc w:val="left"/>
+      </w:pPr>
+      <w:r>
+        <w:rPr>
+          <w:rFonts w:ascii="Times New Roman" w:hAnsi="Times New Roman"/>
+          <w:b/>
+          <w:i w:val="0"/>
+          <w:sz w:val="24"/>
+        </w:rPr>
+        <w:t>H.2 The asymmetry in §10, demonstrated</w:t>
+      </w:r>
+    </w:p>
+    <w:p>
+      <w:pPr>
+        <w:spacing w:before="0" w:after="120"/>
+        <w:jc w:val="both"/>
+      </w:pPr>
+      <w:r>
+        <w:rPr>
+          <w:rFonts w:ascii="Times New Roman" w:hAnsi="Times New Roman"/>
+          <w:b w:val="0"/>
+          <w:i w:val="0"/>
+          <w:sz w:val="24"/>
+        </w:rPr>
+        <w:t>A citizen sent an appeal through Digital Post at 23:43 on the last day of a statutory deadline. The municipality did not receive it until the following day. Ankestyrelsen refused the appeal as out of time, reasoning that a citizen could not assume a message sent through Digital Post would reach the authority's mailbox immediately (Folketingets Ombudsmand 2024).</w:t>
+      </w:r>
+    </w:p>
+    <w:p>
+      <w:pPr>
+        <w:spacing w:before="0" w:after="120"/>
+        <w:jc w:val="both"/>
+      </w:pPr>
+      <w:r>
+        <w:rPr>
+          <w:rFonts w:ascii="Times New Roman" w:hAnsi="Times New Roman"/>
+          <w:b w:val="0"/>
+          <w:i w:val="0"/>
+          <w:sz w:val="24"/>
+        </w:rPr>
+        <w:t>The Ombudsman established what the ministry's own service data showed: since 2022 the target has been that 95% of messages are available in the recipient's system within twenty seconds of leaving the sender's outbox, and that target has been met consistently since autumn of that year. Practice changed as a result. A citizen who sends a complaint digitally may now generally assume it is available to the authority within a very short time, Ankestyrelsen issued a new principle statement, and affected cases are being reopened.</w:t>
+      </w:r>
+    </w:p>
+    <w:p>
+      <w:pPr>
+        <w:spacing w:before="0" w:after="120"/>
+        <w:jc w:val="both"/>
+      </w:pPr>
+      <w:r>
+        <w:rPr>
+          <w:rFonts w:ascii="Times New Roman" w:hAnsi="Times New Roman"/>
+          <w:b w:val="0"/>
+          <w:i w:val="0"/>
+          <w:sz w:val="24"/>
+        </w:rPr>
+        <w:t>This is §10's asymmetry made concrete. Where the state sends, availability is deemed to be delivery and the risk of any gap falls on the citizen. Where the citizen sent, the same twenty-second infrastructure was treated as too uncertain to rely on, and the risk fell on the citizen again. The positions are irreconcilable, and it took the Ombudsman to say so. Section 4's claim that the exclusion is administrative rather than technical is precisely this — the infrastructure worked; the allocation of risk around it did not.</w:t>
+      </w:r>
+    </w:p>
+    <w:p>
+      <w:pPr>
+        <w:spacing w:before="160" w:after="80"/>
+        <w:jc w:val="left"/>
+      </w:pPr>
+      <w:r>
+        <w:rPr>
+          <w:rFonts w:ascii="Times New Roman" w:hAnsi="Times New Roman"/>
+          <w:b/>
+          <w:i w:val="0"/>
+          <w:sz w:val="24"/>
+        </w:rPr>
+        <w:t>H.3 What this appendix does not claim</w:t>
+      </w:r>
+    </w:p>
+    <w:p>
+      <w:pPr>
+        <w:spacing w:before="0" w:after="120"/>
+        <w:jc w:val="both"/>
+      </w:pPr>
+      <w:r>
+        <w:rPr>
+          <w:rFonts w:ascii="Times New Roman" w:hAnsi="Times New Roman"/>
+          <w:b w:val="0"/>
+          <w:i w:val="0"/>
+          <w:sz w:val="24"/>
+        </w:rPr>
+        <w:t>Two findings are not a pattern, and the Ombudsman's interventions are evidence that Danish administrative law has a functioning corrective, not evidence that it has failed. The 2024 case ended with the practice corrected and earlier cases reopened. The report's argument is narrower and survives that: the safeguards arrived after the mandate and by external intervention rather than by design, and a citizen without the capability to reach an ombudsman is not reached by either.</w:t>
       </w:r>
     </w:p>
     <w:sectPr>

--- a/Assignment 2 ECON1596 _ [CLASS GROUP] _ s4040040.docx
+++ b/Assignment 2 ECON1596 _ [CLASS GROUP] _ s4040040.docx
@@ -1236,7 +1236,7 @@
           <w:i w:val="0"/>
           <w:sz w:val="24"/>
         </w:rPr>
-        <w:t>Two measures follow. First, the exemption criteria in *Lov om Offentlig Digital Post* should be widened to admit documented difficulty. Denmark already fixed the adjacent problem: since June 2023 an exempt citizen is entitled, on request, to a non-digital alternative to any mandatory self-service solution (Folketinget 2023). That decoupled the channel from the obligation but left the gate untouched, because the right runs only to those already exempt. Section 4 measured that gate: roughly three-quarters of a million people report the difficulty the 2023 Act relieves and cannot reach the relief. The Conseil d'État (Conseil d'Etat 2022) and the Belgian Cour constitutionnelle (Cour constitutionnelle 2025) have both since attached the entitlement to the difficulty rather than to a prior status (Appendix G).</w:t>
+        <w:t>Two measures follow. First, the exemption criteria in *Lov om Offentlig Digital Post* should be widened to admit documented difficulty. Denmark already fixed the adjacent problem: since June 2023 an exempt citizen is entitled, on request, to a non-digital alternative to any mandatory self-service solution (Folketinget 2023). That decoupled the channel from the obligation but left the gate untouched, because the right runs only to those already exempt. Section 4 measured that gate: roughly three-quarters of a million people report the difficulty the 2023 Act relieves and cannot reach the relief. The Conseil d'État (Conseil d'État 2022) and the Belgian Cour constitutionnelle (Cour constitutionnelle 2025) have both since attached the entitlement to the difficulty rather than to a prior status (Appendix G).</w:t>
       </w:r>
     </w:p>
     <w:p>
@@ -1302,7 +1302,7 @@
           <w:i w:val="0"/>
           <w:sz w:val="24"/>
         </w:rPr>
-        <w:t>Bundesrechnungshof 2022, Bemerkungen 2022 zur Haushalts- und Wirtschaftsfuehrung des Bundes, German Federal Court of Auditors, accessed 13 September 2026, &lt;https://www.bundesrechnungshof.de/SharedDocs/Pressemitteilungen/DE/2022/bemerkungen2022-hauptband.html&gt;.</w:t>
+        <w:t>Bundesrechnungshof 2022, Bemerkungen 2022 zur Haushalts- und Wirtschaftsführung des Bundes, German Federal Court of Auditors, accessed 13 September 2026, &lt;https://www.bundesrechnungshof.de/SharedDocs/Pressemitteilungen/DE/2022/bemerkungen2022-hauptband.html&gt;.</w:t>
       </w:r>
     </w:p>
     <w:p>
@@ -1318,7 +1318,7 @@
           <w:i w:val="0"/>
           <w:sz w:val="24"/>
         </w:rPr>
-        <w:t>Conseil d'Etat 2022, Decision No. 452798, 3 June 2022, Conseil d'Etat, Paris, accessed 13 September 2026, &lt;https://www.conseil-etat.fr/fr/arianeweb/CE/decision/2022-06-03/452798&gt;.</w:t>
+        <w:t>Conseil d'État 2022, Decision No. 452798, 3 June 2022, Conseil d'État, Paris, accessed 13 September 2026, &lt;https://www.conseil-etat.fr/fr/arianeweb/CE/decision/2022-06-03/452798&gt;.</w:t>
       </w:r>
     </w:p>
     <w:p>
@@ -1334,7 +1334,7 @@
           <w:i w:val="0"/>
           <w:sz w:val="24"/>
         </w:rPr>
-        <w:t>Cour constitutionnelle 2025, Arret no. 126/2025, 25 September 2025, ECLI:BE:GHCC:2025:ARR.126, Cour constitutionnelle, Brussels, accessed 13 September 2026, &lt;https://fr.const-court.be/public/f/2025/2025-126f.pdf&gt;.</w:t>
+        <w:t>Cour constitutionnelle 2025, Arrêt no. 126/2025, 25 September 2025, ECLI:BE:GHCC:2025:ARR.126, Cour constitutionnelle, Brussels, accessed 13 September 2026, &lt;https://fr.const-court.be/public/f/2025/2025-126f.pdf&gt;.</w:t>
       </w:r>
     </w:p>
     <w:p>
@@ -1446,7 +1446,7 @@
           <w:i w:val="0"/>
           <w:sz w:val="24"/>
         </w:rPr>
-        <w:t>Digitaliseringsstyrelsen 2025b, Effektmaaling af SMV:Digital, June 2025, Agency for Digital Government, accessed 13 September 2026, &lt;https://digst.dk/media/yz2ouzzz/effektmaaling-af-smvdigital-2025.pdf&gt;.</w:t>
+        <w:t>Digitaliseringsstyrelsen 2025b, Effektmåling af SMV:Digital, June 2025, Agency for Digital Government, accessed 13 September 2026, &lt;https://digst.dk/media/yz2ouzzz/effektmaaling-af-smvdigital-2025.pdf&gt;.</w:t>
       </w:r>
     </w:p>
     <w:p>
@@ -1670,7 +1670,7 @@
           <w:i w:val="0"/>
           <w:sz w:val="24"/>
         </w:rPr>
-        <w:t>Folketingets Ombudsmand 2024, Klage har foert til ny praksis i forhold til sene digitale klager, Parliamentary Ombudsman, Copenhagen, accessed 13 September 2026, &lt;https://www.ombudsmanden.dk/find-viden/nyheder/2024/klage-har-foert-til-ny-praksis-i-forhold-til-sene-digitale-klager&gt;.</w:t>
+        <w:t>Folketingets Ombudsmand 2024, Klage har ført til ny praksis i forhold til sene digitale klager, Parliamentary Ombudsman, Copenhagen, accessed 13 September 2026, &lt;https://www.ombudsmanden.dk/find-viden/nyheder/2024/klage-har-foert-til-ny-praksis-i-forhold-til-sene-digitale-klager&gt;.</w:t>
       </w:r>
     </w:p>
     <w:p>
@@ -7024,7 +7024,7 @@
           <w:i w:val="0"/>
           <w:sz w:val="24"/>
         </w:rPr>
-        <w:t>Section 6 recommends widening the exemption criteria in *Lov om Offentlig Digital Post*. The case for doing so is not only domestic. Two European courts have in the last four years examined mandatory digital administration and set conditions Denmark's mandate does not meet. This appendix sets out what they held, and what follows for a Danish reform.</w:t>
+        <w:t>Section 6 recommends widening the exemption criteria in *Lov om Offentlig Digital Post*. The case for doing so is not only domestic. Two European courts have in the last four years examined mandatory digital administration and set conditions Denmark's mandate does not meet, and one comparable state reached the same place without litigation at all. This appendix sets out each, and what follows for a Danish reform.</w:t>
       </w:r>
     </w:p>
     <w:p>
@@ -7054,7 +7054,7 @@
           <w:i w:val="0"/>
           <w:sz w:val="24"/>
         </w:rPr>
-        <w:t>In Decision No. 452798 of 3 June 2022, the Conseil d'État partially annulled the decree requiring residence-permit applications to be made through the ANEF portal (Conseil d'Etat 2022). The court accepted that a regulatory authority may compel the use of a digital service. It held that the obligation is lawful only where users retain normal access to the public service and can exercise their rights effectively — and that this must be assessed *in concreto* against five criteria: the object of the service, the complexity of the procedure, its consequences for those affected, the characteristics of the digital tool, and the characteristics of the public concerned, including any difficulty it has in accessing or using online services.</w:t>
+        <w:t>In Decision No. 452798 of 3 June 2022, the Conseil d'État partially annulled the decree requiring residence-permit applications to be made through the ANEF portal (Conseil d'État 2022). The court accepted that a regulatory authority may compel the use of a digital service. It held that the obligation is lawful only where users retain normal access to the public service and can exercise their rights effectively — and that this must be assessed *in concreto* against five criteria: the object of the service, the complexity of the procedure, its consequences for those affected, the characteristics of the digital tool, and the characteristics of the public concerned, including any difficulty it has in accessing or using online services.</w:t>
       </w:r>
     </w:p>
     <w:p>
@@ -7144,7 +7144,7 @@
           <w:i w:val="0"/>
           <w:sz w:val="24"/>
         </w:rPr>
-        <w:t>The sharper contrast is not litigated at all. Norway made electronic communication the administrative default — *digitalt førstevalg* — but under the eGovernment regulations the obligation runs to the public body, and every citizen keeps a statutory right to opt out, the *reservasjonsrett*. The opt-out is recorded in the Contact and Reservation Register, which authorities must check before dispatching; a citizen who has opted out must be sent decisions on paper (Digitaliseringsdirektoratet 2025). Roughly 200,000 people hold a reservation, against about five million who have registered contact details in the register — and Digdir notes the number reserving has lately been falling rather than rising.</w:t>
+        <w:t>The sharper contrast is not litigated at all. Norway made electronic communication the administrative default — *digitalt førstevalg* — but under the eGovernment regulations the obligation runs to the public body, and every citizen keeps a statutory right to opt out, the *reservasjonsrett*. The opt-out is recorded in the Contact and Reservation Register, which authorities must check before dispatching; a citizen who has opted out must be sent decisions on paper (Digitaliseringsdirektoratet 2025). Roughly 200,000 people hold a reservation, and Digdir notes the number has lately been falling rather than rising.</w:t>
       </w:r>
     </w:p>
     <w:p>
@@ -7159,7 +7159,7 @@
           <w:i w:val="0"/>
           <w:sz w:val="24"/>
         </w:rPr>
-        <w:t>Two features distinguish this from the Danish arrangement, and neither is about how digital the state is. The entitlement attaches to the citizen rather than to an administrative status they must first qualify for, so there is no gate of the kind Section 4 measures. And it is exercisable by telephone or on paper, which matters because an opt-out reachable only through the digital channel would be self-defeating. Roughly 200,000 against roughly five million registered is about 4%, close to Denmark's 4.7% exemption rate — though the two rates rest on different bases and Appendix D explains why that forbids treating the gap between them as a quantity. The comparison worth making is not the rate but the route: similar shares of people end up outside the digital channel either way, and what differs is whether reaching that position requires the state's permission.</w:t>
+        <w:t>Two features distinguish this from the Danish arrangement, and neither is about how digital the state is. The entitlement attaches to the citizen rather than to an administrative status they must first qualify for, so there is no gate of the kind Section 4 measures. And it is exercisable by telephone or on paper, which matters because an opt-out reachable only through the digital channel would be self-defeating. No rate is offered against Denmark's 4.7%: the Norwegian figure is a count of registrations and the base it should be taken on is not established by the source, which is the error Appendix D exists to name. The comparison worth making is the route rather than the rate — whether reaching a position outside the digital channel requires the state's permission or only the citizen's decision.</w:t>
       </w:r>
     </w:p>
     <w:p>
@@ -7269,7 +7269,7 @@
           <w:i w:val="0"/>
           <w:sz w:val="24"/>
         </w:rPr>
-        <w:t>H.1 The system had to be redesigned to meet ordinary administrative law</w:t>
+        <w:t>H.1 The system had to be brought into line with ordinary administrative law</w:t>
       </w:r>
     </w:p>
     <w:p>
@@ -7284,7 +7284,7 @@
           <w:i w:val="0"/>
           <w:sz w:val="24"/>
         </w:rPr>
-        <w:t>In FOB 2015-22 the Ombudsman held that Public Digital Post must be arranged in accordance with general administrative law requirements (Folketingets Ombudsmand 2015). Two defects were identified in the design as built. Messages did not reliably carry a correct sender designation, where the governing principle is that it must be visible to the citizen which public authority they are dealing with — without which an administrative appeal cannot be directed at anyone. And the system had to secure the integrity and authenticity of a stored document: that its content is original, and that it genuinely originates from the stated sender.</w:t>
+        <w:t>In FOB 2015-22 the Ombudsman held that Public Digital Post must be arranged in accordance with general administrative law requirements (Folketingets Ombudsmand 2015). Two requirements were at issue in the design as built. A message from a public authority must carry a correct sender designation, the governing principle being that it must be visible to the citizen which authority they are dealing with — without which an administrative appeal cannot be directed at anyone. And the system had to secure the integrity and authenticity of a stored document: that its content is original, and that it genuinely originates from the stated sender.</w:t>
       </w:r>
     </w:p>
     <w:p>
@@ -7299,7 +7299,7 @@
           <w:i w:val="0"/>
           <w:sz w:val="24"/>
         </w:rPr>
-        <w:t>The finding matters to this report's argument for a reason beyond the specific defects. Denmark made the channel compulsory in 2014 and the Ombudsman was still establishing in 2015 that it had to satisfy the administrative-law guarantees the paper channel had always satisfied. The mandate preceded the safeguards.</w:t>
+        <w:t>The finding matters to this report's argument for a reason beyond the two requirements themselves. Denmark made the channel compulsory in 2014 and the Ombudsman was still establishing in 2015 that it had to satisfy guarantees that are general administrative law, not novel requirements invented for it. The mandate preceded the confirmation that the mandated channel met them.</w:t>
       </w:r>
     </w:p>
     <w:p>
@@ -7359,7 +7359,7 @@
           <w:i w:val="0"/>
           <w:sz w:val="24"/>
         </w:rPr>
-        <w:t>This is §10's asymmetry made concrete. Where the state sends, availability is deemed to be delivery and the risk of any gap falls on the citizen. Where the citizen sent, the same twenty-second infrastructure was treated as too uncertain to rely on, and the risk fell on the citizen again. The positions are irreconcilable, and it took the Ombudsman to say so. Section 4's claim that the exclusion is administrative rather than technical is precisely this — the infrastructure worked; the allocation of risk around it did not.</w:t>
+        <w:t>This is §10's asymmetry made concrete, though the two halves are not the same kind of thing and the appendix does not claim a legal contradiction: §10 is a statutory rule, while what Ankestyrelsen applied was an appeals-board practice. What they shared was a direction. Where the state sends, availability is deemed to be delivery and the risk of any gap falls on the citizen. Where the citizen sends, the same twenty-second infrastructure was treated as too uncertain to rely on, and the risk fell on the citizen again. It took the Ombudsman to disturb the second. Section 4's claim that the exclusion is administrative rather than technical is precisely this — the infrastructure worked; the allocation of risk around it did not.</w:t>
       </w:r>
     </w:p>
     <w:p>
@@ -7389,7 +7389,7 @@
           <w:i w:val="0"/>
           <w:sz w:val="24"/>
         </w:rPr>
-        <w:t>Two findings are not a pattern, and the Ombudsman's interventions are evidence that Danish administrative law has a functioning corrective, not evidence that it has failed. The 2024 case ended with the practice corrected and earlier cases reopened. The report's argument is narrower and survives that: the safeguards arrived after the mandate and by external intervention rather than by design, and a citizen without the capability to reach an ombudsman is not reached by either.</w:t>
+        <w:t>Two findings are not a pattern, and the Ombudsman's interventions are evidence that Danish administrative law has a working corrective, not evidence that it has failed. The 2024 case ended with the practice corrected and earlier cases reopened. The report's argument is narrower and survives that: the safeguards arrived after the mandate and by external intervention rather than by design, and a citizen without the capability to reach an ombudsman is not reached by either.</w:t>
       </w:r>
     </w:p>
     <w:sectPr>

--- a/Assignment 2 ECON1596 _ [CLASS GROUP] _ s4040040.docx
+++ b/Assignment 2 ECON1596 _ [CLASS GROUP] _ s4040040.docx
@@ -119,7 +119,7 @@
           <w:i w:val="0"/>
           <w:sz w:val="24"/>
         </w:rPr>
-        <w:t>Denmark did not persuade its citizens onto digital public services. It required them. *Lov om Offentlig Digital Post* (Denmark 2012) made a state-run digital mailbox the default legal channel for public correspondence — compulsory for businesses from 2013 and for every citizen aged 15 and over from 1 November 2014. Enrolment is automatic, and §10 deems delivery effective when a message becomes available rather than when it is read, placing the consequence of non-engagement on the recipient. Exemption exists only against statutory criteria (Table 1).</w:t>
+        <w:t>Denmark did not persuade its citizens to adopt digital public services; it required them to do so. *Lov om Offentlig Digital Post*, enacted in 2012 (2012), established a state-run digital mailbox as the default legal channel for public correspondence, binding businesses from 2013 and every citizen aged 15 and over from 1 November 2014. Enrolment is automatic, and §10 deems delivery effective when a message becomes available rather than when it is read, placing the consequence of non-engagement on the recipient. Exemption is available only against statutory criteria, set out in Table 1.</w:t>
       </w:r>
     </w:p>
     <w:p>
@@ -134,7 +134,7 @@
           <w:i w:val="0"/>
           <w:sz w:val="24"/>
         </w:rPr>
-        <w:t>The mandate rode on a single national identity credential: NemID, replaced by MitID from October 2021 and withdrawn on 31 October 2023 (Digitaliseringsstyrelsen 2025a). That pairing is the design. A mandate alone moves letters; a mandate plus one universal credential builds a *rail* — an authentication layer every Dane must hold and every firm may build on without financing its adoption. Rails are innovation infrastructure: they lower the fixed cost of whatever is built on top.</w:t>
+        <w:t>The mandate was implemented alongside a single national identity credential. Digitaliseringsstyrelsen (2025a) records that NemID was replaced by MitID from October 2021 and withdrawn on 31 October 2023. The combination is central to the design. A mandate alone changes only how letters are sent, whereas a mandate plus a universal credential establishes shared authentication infrastructure that every citizen must hold and any firm may build upon without financing its adoption. This lowers the fixed cost of services developed on it.</w:t>
       </w:r>
     </w:p>
     <w:p>
@@ -149,7 +149,7 @@
           <w:i w:val="0"/>
           <w:sz w:val="24"/>
         </w:rPr>
-        <w:t>Compulsion is also why the adoption statistics that follow need care. After 1 November 2014, enrolment measures compliance with a legal obligation, not revealed demand. That distinction governs this report.</w:t>
+        <w:t>Compulsion is also why the adoption statistics below require careful interpretation: after 1 November 2014, enrolment measures compliance with a legal obligation rather than revealed demand, and that distinction governs the analysis throughout.</w:t>
       </w:r>
     </w:p>
     <w:p>
@@ -164,7 +164,7 @@
           <w:i w:val="0"/>
           <w:sz w:val="24"/>
         </w:rPr>
-        <w:t>The programme was justified on a number: the Ministry of Finance business case projected savings of approximately DKK 1,000 million a year (Rigsrevisionen 2016), the return that warranted compelling the entire adult population, currently about 5.1 million people (Digitaliseringsstyrelsen 2026). Section 6 returns to how much survived audit.</w:t>
+        <w:t>The programme was justified on a projected saving. According to Rigsrevisionen (2016), the Ministry of Finance business case anticipated approximately DKK 1,000 million a year, the return that warranted compelling the entire adult population, currently about 5.1 million people (Digitaliseringsstyrelsen 2026). Section 6 examines how much survived audit.</w:t>
       </w:r>
     </w:p>
     <w:p>
@@ -504,7 +504,7 @@
           <w:i w:val="0"/>
           <w:sz w:val="24"/>
         </w:rPr>
-        <w:t>The rail's value is not that Danes use it — compulsion settles that — but what others built on it, and where that building stopped.</w:t>
+        <w:t>The economic value of this infrastructure lies not in Danish citizens' use of it, which compulsion accounts for, but in what others built upon it and where that building stopped. Banking illustrates the magnitude of the change. Finans Danmark (2025) reports that Danish retail bank branches fell from 2,025 in 2004 to 665 in 2024, a decline of 67.2% (Figure 1). Considered alone, that might suggest digitalisation eliminated banking employment, but the longer series does not support that reading. Between 1991 and 2024 the number of financial institutions fell by 76.7%, from 219 to 51, while bank employment fell by only 29.4%, from roughly 51,000 to 36,000 (Figure 2). Staff per surviving institution therefore rose from 233 to 706, an increase of 203%, indicating that consolidation concentrated the sector rather than reducing it. The branch series begins only in 2004, so the three changes span different observation windows and must not be differenced, as Appendix B explains.</w:t>
       </w:r>
     </w:p>
     <w:p>
@@ -519,7 +519,7 @@
           <w:i w:val="0"/>
           <w:sz w:val="24"/>
         </w:rPr>
-        <w:t>Banking shows the magnitude. Danish retail bank branches fell from 2,025 in 2004 to 665 in 2024, a decline of 67.2% (Figure 1; Finans Danmark 2025). Read alone, that suggests digitalisation destroyed banking employment. The longer series refuses it. Between 1991 and 2024 the number of financial institutions fell by 76.7%, from 219 to 51, while bank employment fell by only 29.4%, from roughly 51,000 to 36,000 (Figure 2). Staff per surviving institution therefore rose from 233 to 706, an increase of 203%: consolidation concentrated the sector rather than shedding it. The branch series begins only in 2004, so the three changes span different windows and must not be differenced (Appendix B).</w:t>
+        <w:t>Payment behaviour moved in the same direction. Danmarks Nationalbank (2025) reports that cash fell from 23% to 9% of the *number* of payments in physical retail between 2017 and 2025, while card-based mobile wallets reached 32% of the same measure. Much of this is displacement within digital instruments, because wallet payments are card payments and the physical card share fell from 73% to 54% (Appendix E). What replaced cash was largely a new interface onto existing card infrastructure, the kind of development shared infrastructure makes inexpensive. Cash acceptance nonetheless remains a statutory obligation under *lov om betalinger* §81, narrowed but not removed in 2022 (Finanstilsynet 2025).</w:t>
       </w:r>
     </w:p>
     <w:p>
@@ -534,7 +534,7 @@
           <w:i w:val="0"/>
           <w:sz w:val="24"/>
         </w:rPr>
-        <w:t>Payments moved with it. Cash fell from 23% to 9% of the *number* of payments in physical retail between 2017 and 2025, while card-based mobile wallets reached 32% of the same measure (Danmarks Nationalbank 2025). Much of this is displacement within digital instruments: wallet payments are card payments, and the physical card share fell from 73% to 54% (Appendix E). What replaced cash was mostly a new interface onto existing card infrastructure — which is what a rail makes cheap to build. Cash acceptance remains a statutory obligation on shops under *lov om betalinger* §81, narrowed but not removed in 2022 (Finanstilsynet 2025).</w:t>
+        <w:t>The question that follows is whether wider consumer adoption is associated with greater commercial activity. Using data from Eurostat (2026a), Figure 3 plots the share of internet users purchasing online against enterprise e-sales turnover across the European Union in 2024, the turnover measure coming from a separate extract Eurostat 2025c. Across the 18 states reporting both, the fitted slope is +0.602 percentage points of turnover per percentage point of adoption, with a standard error of 0.105 and an R² of 0.674.</w:t>
       </w:r>
     </w:p>
     <w:p>
@@ -549,7 +549,7 @@
           <w:i w:val="0"/>
           <w:sz w:val="24"/>
         </w:rPr>
-        <w:t>Does wider consumer adoption accompany greater commercial activity? Figure 3 plots the share of internet users purchasing online against enterprise e-sales turnover across the European Union in 2024. On the 18 member states holding both measures, the fitted slope is +0.602 percentage points of turnover per percentage point of adoption (standard error 0.105; t = 5.75 on 16 degrees of freedom; 95% confidence interval [0.380, 0.824]; R² = 0.674) (Eurostat 2026a; Eurostat 2025c).</w:t>
+        <w:t>Appendix C reports the diagnostics, including a comparison with an earlier version drawn from a Eurostat news release (Eurostat 2025a) that named only the ends of the distribution and produced a slope 8% different, which measures selection bias rather than asserting it.</w:t>
       </w:r>
     </w:p>
     <w:p>
@@ -564,22 +564,7 @@
           <w:i w:val="0"/>
           <w:sz w:val="24"/>
         </w:rPr>
-        <w:t>Appendix C reports the diagnostics; three matter here. An earlier version drew its adoption values from a Eurostat news release (Eurostat 2025a) naming only the distribution's ends, where the fit was R² 0.853 against 0.674 here and the slope moved by 8% — selection bias measured rather than asserted. The slope survives dropping any single state, ranging [0.516, 0.672]. And the nine states absent for want of the turnover measure are indistinguishable from the plotted eighteen on adoption (p ≈ 0.71).</w:t>
-      </w:r>
-    </w:p>
-    <w:p>
-      <w:pPr>
-        <w:spacing w:before="0" w:after="120"/>
-        <w:jc w:val="both"/>
-      </w:pPr>
-      <w:r>
-        <w:rPr>
-          <w:rFonts w:ascii="Times New Roman" w:hAnsi="Times New Roman"/>
-          <w:b w:val="0"/>
-          <w:i w:val="0"/>
-          <w:sz w:val="24"/>
-        </w:rPr>
-        <w:t>Causation is neither established nor establishable from this design. Adoption measures consumers; turnover measures enterprises, including business-to-business ordering no consumer touches. Both plausibly rise with national income, which appears on neither axis. Denmark sits above the fitted line by less than one residual standard error, behind three other member states: consistent with the European pattern, not exceptional to it.</w:t>
+        <w:t>Causation is neither established nor establishable from this design. Adoption is measured on consumers and turnover on enterprises, and both plausibly rise with national income, which appears on neither axis. Denmark sits above the fitted line by less than one residual standard error and behind three other states, consistent with the European pattern rather than exceptional to it.</w:t>
       </w:r>
     </w:p>
     <w:p>
@@ -774,7 +759,7 @@
           <w:i w:val="0"/>
           <w:sz w:val="24"/>
         </w:rPr>
-        <w:t>"Breadth" has two subjects in Denmark and they point opposite ways. Citizen breadth is near-complete: 90.86% of Danish internet users bought online in 2024, third of the twenty-seven member states (Eurostat 2026a); the ranking is in Appendix E. Enterprise breadth is not. Only 38.78% of Danish enterprises make any e-sales at all — second in the Union, behind Lithuania's 43.03%, and still under two firms in five (Eurostat 2025b). Denmark leads Europe at a level most Danish firms have not reached.</w:t>
+        <w:t>"Breadth" has two distinct subjects in the Danish case, and they point in opposite directions. Breadth among citizens is close to complete: Eurostat (2026a) records that 90.86% of Danish internet users bought online in 2024, third of the twenty-seven member states (Appendix E). Breadth among enterprises is not. Only 38.78% of Danish enterprises make any e-sales, second in the Union behind Lithuania at 43.03% and still under two firms in five (Eurostat 2025b). Denmark therefore leads Europe at a level most Danish firms have not reached.</w:t>
       </w:r>
     </w:p>
     <w:p>
@@ -789,7 +774,7 @@
           <w:i w:val="0"/>
           <w:sz w:val="24"/>
         </w:rPr>
-        <w:t>Intensity moved where breadth did not. E-sales rose from 17.05% of enterprise turnover in 2014 to 33.31% in 2024, against an EU-27 average moving from 16.43% to 19.49% (Figure 4). Both began level; Denmark roughly doubled, the EU gained three points.</w:t>
+        <w:t>Intensity increased where breadth did not. E-sales rose from 17.05% of enterprise turnover in 2014 to 33.31% in 2024, against an EU-27 average moving from 16.43% to 19.49% (Figure 4). Both began the decade at a similar level, after which Denmark roughly doubled and the EU gained three percentage points.</w:t>
       </w:r>
     </w:p>
     <w:p>
@@ -804,7 +789,7 @@
           <w:i w:val="0"/>
           <w:sz w:val="24"/>
         </w:rPr>
-        <w:t>The same pattern governs the newest technology, and identifies who could build on the rail. In 2025, 42.03% of Danish enterprises used artificial intelligence — but 74.52% of large firms against 40.99% of SMEs, a gap of 33.53 points (Figure 5; European Commission 2026). This is not a connectivity or literacy failure: 92.45% of Danish SMEs clear the basic digital-intensity threshold, against an EU average of 71.39%. What they lack is the complementary capital — data, integration, specialist staff — that turns access into application, and that capital is distributed by firm size. Compulsion can mandate access to infrastructure; it cannot mandate the absorptive capacity that turns infrastructure into product.</w:t>
+        <w:t>The same pattern governs the newest technology and identifies which firms were positioned to build on the infrastructure. The European Commission (2026) reports that in 2025, 42.03% of Danish enterprises used artificial intelligence, comprising 74.52% of large firms against 40.99% of SMEs, a gap of 33.53 percentage points (Figure 5). This is not a failure of connectivity or literacy, since 92.45% of Danish SMEs clear the basic digital-intensity threshold against an EU average of 71.39%. What they lack is the complementary capital, namely data, systems integration and specialist staff, that converts access into application, and that capital is distributed by firm size. Compulsion can mandate access but not the absorptive capacity required to convert it into commercial output.</w:t>
       </w:r>
     </w:p>
     <w:p>
@@ -819,22 +804,7 @@
           <w:i w:val="0"/>
           <w:sz w:val="24"/>
         </w:rPr>
-        <w:t>Nor did it guarantee quality. Denmark scores 82.2 on the Digital Decade measure of digital public services for citizens, below the EU average of 84.64: Europe's most compulsory digital government delivers below-average services through it.</w:t>
-      </w:r>
-    </w:p>
-    <w:p>
-      <w:pPr>
-        <w:spacing w:before="0" w:after="120"/>
-        <w:jc w:val="both"/>
-      </w:pPr>
-      <w:r>
-        <w:rPr>
-          <w:rFonts w:ascii="Times New Roman" w:hAnsi="Times New Roman"/>
-          <w:b w:val="0"/>
-          <w:i w:val="0"/>
-          <w:sz w:val="24"/>
-        </w:rPr>
-        <w:t>That diagnosis is Sustainable Development Goal 8, Target 8.2 — productivity growth through technological upgrading. Denmark's binding constraint on 8.2 is not adoption but diffusion: the productivity gain sits with the firms already best placed to capture it, and the policy question is how to move it down the size distribution.</w:t>
+        <w:t>This corresponds to Sustainable Development Goal 8, Target 8.2, on productivity growth through technological upgrading. Denmark's binding constraint is not adoption but diffusion, because the gain accrues to the firms already best placed to capture it, and the policy question is how to move it down the size distribution.</w:t>
       </w:r>
     </w:p>
     <w:p>
@@ -959,7 +929,7 @@
           <w:i w:val="0"/>
           <w:sz w:val="26"/>
         </w:rPr>
-        <w:t>4. Who the rail left behind</w:t>
+        <w:t>4. Who the mandate left behind</w:t>
       </w:r>
     </w:p>
     <w:p>
@@ -974,7 +944,7 @@
           <w:i w:val="0"/>
           <w:sz w:val="24"/>
         </w:rPr>
-        <w:t>Start where the mandate bites hardest. Among Danish citizens aged 75–84, 20% hold a formal exemption from Digital Post; among those 85 and over, 33% do (Digitaliseringsstyrelsen 2026). One in three of the oldest cohort sits legally outside a system the state made compulsory. These are 2022 figures and the headline rate below is from 2026: complementary measures of the same exclusion, not points on a trend.</w:t>
+        <w:t>The mandate's effects are most pronounced among the oldest citizens. Digitaliseringsstyrelsen (2026) reports that 20% of Danish citizens aged 75 to 84 hold a formal exemption from Digital Post, rising to 33% among those 85 and over. One in three of the oldest cohort therefore sits outside a compulsory system. These are 2022 figures and the headline rate below is from 2026, so the two are complementary measures of the same exclusion rather than points on a trend.</w:t>
       </w:r>
     </w:p>
     <w:p>
@@ -989,7 +959,7 @@
           <w:i w:val="0"/>
           <w:sz w:val="24"/>
         </w:rPr>
-        <w:t>Against that, the aggregate looks small: in the first quarter of 2026, 4.7% of citizens aged 15 and over — 238,479 people — were exempt. It is small because the affected population is small, not because exclusion is rare where it lands.</w:t>
+        <w:t>Against that, the aggregate appears small: in the first quarter of 2026, 4.7% of citizens aged 15 and over, or 238,479 people, were exempt. It is small because the affected population is small, not because exclusion is rare where it occurs.</w:t>
       </w:r>
     </w:p>
     <w:p>
@@ -1004,7 +974,7 @@
           <w:i w:val="0"/>
           <w:sz w:val="24"/>
         </w:rPr>
-        <w:t>Exemption is also the narrowest available measure. Figure 6 sets it against four wider estimates. They are not comparable — measure, year and denominator all differ — so read it as a ladder, not a series; Appendix D reconciles them. Some 6.5% of Danes do not use digital public services at all and 16.5% report difficulty using them (European Commission 2026); the widest estimates reach a quarter of adults ((Digitaliseringsstyrelsen 2025d); (Justitia 2022)). The counts are clearer than the percentages: exemption reaches 238,479 people, while 16.5% of a population of 6.03 million (Danmarks Statistik 2026) is roughly 994,000, the lowest credible estimate of need. On the order of 750,000 Danes struggle with a compulsory system and hold no formal standing outside it.</w:t>
+        <w:t>Exemption is also the narrowest available measure. Figure 6 sets it against four wider estimates, which are not comparable because measure, year and denominator all differ; Appendix D reconciles them. The European Commission (2026) reports that 6.5% of Danes do not use digital public services and 16.5% report difficulty using them, while Digitaliseringsstyrelsen (2025d) and Justitia (2022) put the widest estimates at about a quarter of adults. The counts are clearer than the percentages: exemption reaches 238,479 people, while 16.5% of a population of 6,025,603 (Danmarks Statistik 2026) is roughly 994,000, the lowest credible estimate of need. On the order of 750,000 Danes therefore struggle with a compulsory system while holding no formal standing outside it.</w:t>
       </w:r>
     </w:p>
     <w:p>
@@ -1019,7 +989,7 @@
           <w:i w:val="0"/>
           <w:sz w:val="24"/>
         </w:rPr>
-        <w:t>Weak digital skills would be the convenient explanation; the data refuse it. Denmark's weakest age band, 55–74, reaches 67.81% with at least basic digital skills against an EU average of 42.60%. Denmark leads the Union in all three bands, and its gradient from youngest to oldest is 24.25 percentage points against the EU's 31.95 (Figure 7).</w:t>
+        <w:t>Weak digital skills would be the convenient explanation, but the data do not support it. Denmark's weakest age band, those aged 55 to 74, reaches 67.81% with at least basic digital skills against an EU average of 42.60%, and Denmark leads the Union in all three bands (Figure 7).</w:t>
       </w:r>
     </w:p>
     <w:p>
@@ -1034,7 +1004,7 @@
           <w:i w:val="0"/>
           <w:sz w:val="24"/>
         </w:rPr>
-        <w:t>The exclusion is administrative, not a capability deficit: the mandate was calibrated above the bottom of its own distribution, and the exemption criteria were drawn narrower than the difficulty they relieve. The Ombudsman has twice found the same asymmetry in the design (Appendix H). A rail everyone must board and a sixth of the population finds hard to use is a universal obligation, not a universal opportunity.</w:t>
+        <w:t>The exclusion is therefore administrative rather than a capability deficit. The mandate was calibrated above the bottom of its own distribution, and the exemption criteria were drawn more narrowly than the difficulty they relieve. The Parliamentary Ombudsman has twice found the same asymmetry in the system's design (Appendix H). Infrastructure that every citizen must use and a sixth of the population finds difficult is a universal obligation rather than a universal opportunity.</w:t>
       </w:r>
     </w:p>
     <w:p>
@@ -1221,7 +1191,7 @@
           <w:i w:val="0"/>
           <w:sz w:val="24"/>
         </w:rPr>
-        <w:t>The report opened on a projection of roughly DKK 1,000 million a year. Rigsrevisionen could verify DKK 450 million of it — postage, paper and envelopes. The wage and overhead component was never substantiated, and the study meant to settle it was abandoned when the municipalities declined to take part (Rigsrevisionen 2016). Denmark compels its adult population onto a business case 55% unaudited.</w:t>
+        <w:t>This report opened on a projected saving of roughly DKK 1,000 million a year. Of that, Rigsrevisionen (2016) could verify DKK 450 million in postage, paper and envelopes. The wage and overhead component was never substantiated, and the study intended to settle the question was abandoned when the municipalities declined to take part. Denmark compels its adult population on the basis of a business case that remains 55% unaudited.</w:t>
       </w:r>
     </w:p>
     <w:p>
@@ -1236,7 +1206,7 @@
           <w:i w:val="0"/>
           <w:sz w:val="24"/>
         </w:rPr>
-        <w:t>Two measures follow. First, the exemption criteria in *Lov om Offentlig Digital Post* should be widened to admit documented difficulty. Denmark already fixed the adjacent problem: since June 2023 an exempt citizen is entitled, on request, to a non-digital alternative to any mandatory self-service solution (Folketinget 2023). That decoupled the channel from the obligation but left the gate untouched, because the right runs only to those already exempt. Section 4 measured that gate: roughly three-quarters of a million people report the difficulty the 2023 Act relieves and cannot reach the relief. The Conseil d'État (Conseil d'État 2022) and the Belgian Cour constitutionnelle (Cour constitutionnelle 2025) have both since attached the entitlement to the difficulty rather than to a prior status (Appendix G).</w:t>
+        <w:t>Two measures follow. First, the exemption criteria in *Lov om Offentlig Digital Post* should be widened to admit documented difficulty. Denmark has already addressed the adjacent problem, since Folketinget (2023) provided that from June 2023 an exempt citizen is entitled, on request, to a non-digital alternative to any mandatory self-service solution. That reform decoupled the channel from the obligation but left the qualifying criteria untouched, because the right runs only to those already exempt. Section 4 measured the gap: roughly three-quarters of a million people report the difficulty the 2023 Act relieves and cannot obtain it. The Conseil d'État (2022) and the Belgian Cour constitutionnelle (2025) have since attached the entitlement to the difficulty rather than to a prior status (Appendix G).</w:t>
       </w:r>
     </w:p>
     <w:p>
@@ -1251,7 +1221,7 @@
           <w:i w:val="0"/>
           <w:sz w:val="24"/>
         </w:rPr>
-        <w:t>Second, SMV:Digital should be redirected toward complementary capability — data integration and specialist skills, the binding constraint identified in Section 3. Its effect is better evidenced than most such schemes: Digitaliseringsstyrelsen matches recipients to comparable firms in the Danmarks Statistik registers and finds revenue growth five percentage points higher (Digitaliseringsstyrelsen 2025b). But matching handles selection on what the registers record — sector, size, age, prior trajectory — not on what they do not, and for a voluntary scheme that residual is the whole problem: a manager ambitious enough to apply is ambitious enough to grow unaided. The next pool opens 26 October 2026 (SMV:Digital 2026), and its eligibility scoring already produces a threshold that would identify the effect directly. Appendix F specifies the instrument, its outcome measures and its timeline.</w:t>
+        <w:t>Second, SMV:Digital should be redirected toward complementary capability, specifically data integration and specialist skills, which Section 3 identified as the binding constraint. Its effect is better evidenced than that of most comparable programmes, since Digitaliseringsstyrelsen (2025b) matches recipients to comparable firms in the Danmarks Statistik registers and finds revenue growth five percentage points higher. Matching, however, addresses selection on what the registers record, namely sector, size, age and prior trajectory, not on what they do not. For a voluntary scheme that residual is the substantive problem, because a manager ambitious enough to apply is also ambitious enough to grow unaided. The next pool opens on 26 October 2026 (SMV:Digital 2026), and the scheme's eligibility scoring already produces a threshold capable of identifying the effect directly, as Appendix F specifies.</w:t>
       </w:r>
     </w:p>
     <w:p>
@@ -1266,7 +1236,7 @@
           <w:i w:val="0"/>
           <w:sz w:val="24"/>
         </w:rPr>
-        <w:t>Both follow from one reading: Denmark built a rail, then left who could board it, and who could build on it, to a capability it never distributed. The evidence has limits, set out in Appendices A to G — not least that Section 2's cross-section establishes association, not cause.</w:t>
+        <w:t>Both measures follow from a single reading of the evidence: Denmark built shared infrastructure and left the questions of who could use it, and who could build on it, to a capability it never distributed. The evidence has limits, set out in Appendices A to G; chief among them is that Section 2 establishes association, not cause.</w:t>
       </w:r>
     </w:p>
     <w:p>
@@ -1816,7 +1786,7 @@
           <w:i w:val="0"/>
           <w:sz w:val="24"/>
         </w:rPr>
-        <w:t>Generative AI was used throughout the assembly of this report's dataset and in drafting its prose. The tool and version were **[TOOL AND VERSION — to be completed by the author]**, used between the start of data assembly and submission on 17 September 2026. This appendix states what was delegated, how each delegation was checked, and — the part that matters — four occasions on which AI assistance introduced an error that validation caught and removed.</w:t>
+        <w:t>Generative AI was used throughout the assembly of this report's dataset and in drafting its prose. The tool and version were **[TOOL AND VERSION: to be completed by the author]**, used between the start of data assembly and submission on 17 September 2026. This appendix states what was delegated, how each delegation was checked and, most importantly, four occasions on which AI assistance introduced an error that validation caught and removed.</w:t>
       </w:r>
     </w:p>
     <w:p>
@@ -2577,7 +2547,7 @@
           <w:i w:val="0"/>
           <w:sz w:val="24"/>
         </w:rPr>
-        <w:t>**A fabricated dataset.** An early candidate dataset produced with AI assistance carried real Eurostat dataset codes and plausible extraction dates. Cross-checking its country values against Eurostat's published ranking showed the ordering was inverted — the values were not merely wrong but fabricated around correct-looking metadata. The dataset was rejected in full, not repaired. This is the most dangerous failure mode encountered, because the metadata was more convincing than the numbers.</w:t>
+        <w:t>**A fabricated dataset.** An early candidate dataset produced with AI assistance carried real Eurostat dataset codes and plausible extraction dates. Cross-checking its country values against Eurostat's published ranking showed the ordering was inverted: the values were not merely wrong but fabricated around correct-looking metadata. The dataset was rejected in full, not repaired. This is the most dangerous failure mode encountered, because the metadata was more convincing than the numbers.</w:t>
       </w:r>
     </w:p>
     <w:p>
@@ -2637,7 +2607,7 @@
           <w:i w:val="0"/>
           <w:sz w:val="24"/>
         </w:rPr>
-        <w:t>A fifth class is worth recording because it is the opposite failure. During self-audit, the audit tooling raised four alarms — an under-cited figure, an off-palette chart, scatters with no y-values, and a mis-sized figure — all four of which were false, caused by the tooling's own regexes not handling XML namespaces and object types. They were cleared against the raw file contents. An AI-generated check is itself an AI artefact and needs the same scepticism as an AI-generated number.</w:t>
+        <w:t>A fifth class is worth recording because it is the opposite failure. During self-audit, the audit tooling raised four alarms: an under-cited figure, an off-palette chart, scatters with no y-values and a mis-sized figure. All four were false, caused by the tooling's own regexes not handling XML namespaces and object types. They were cleared against the raw file contents. An AI-generated check is itself an AI artefact and needs the same scepticism as an AI-generated number.</w:t>
       </w:r>
     </w:p>
     <w:p>
@@ -2667,7 +2637,7 @@
           <w:i w:val="0"/>
           <w:sz w:val="24"/>
         </w:rPr>
-        <w:t>The research question, the country, the policy instrument, the SDG selection, the argument and its thesis, and the judgement about which findings are defensible. Where the evidence and a preferred conclusion disagreed, the evidence was followed — four times, as recorded above.</w:t>
+        <w:t>The research question, the country, the policy instrument, the SDG selection, the argument and its thesis, and the judgement about which findings are defensible. Where the evidence and a preferred conclusion disagreed, the evidence was followed, on four occasions recorded above.</w:t>
       </w:r>
     </w:p>
     <w:p>
@@ -2846,7 +2816,7 @@
           <w:rFonts w:ascii="Times New Roman" w:hAnsi="Times New Roman"/>
           <w:sz w:val="24"/>
         </w:rPr>
-        <w:t>no duplicate `(series_code, geography, year)` key — SUMIFS lookups would</w:t>
+        <w:t>no duplicate `(series_code, geography, year)` key, since SUMIFS lookups would</w:t>
       </w:r>
     </w:p>
     <w:p>
@@ -4064,7 +4034,7 @@
           <w:i w:val="0"/>
           <w:sz w:val="24"/>
         </w:rPr>
-        <w:t>Denmark's residual is **+4.34pp, or +0.97 RMSE — fourth largest of eighteen**. This is the figure that killed an earlier version of this report's argument. A residual inside one standard error, with three states further above the line, is an ordinary position on the fitted relationship, not evidence that Denmark converts adoption into commercial activity unusually well. Section 2 says only that Denmark sits above the line and within one standard error of it.</w:t>
+        <w:t>Denmark's residual is **+4.34pp, or +0.97 RMSE, fourth largest of eighteen**. This is the figure that killed an earlier version of this report's argument. A residual inside one standard error, with three states further above the line, is an ordinary position on the fitted relationship, not evidence that Denmark converts adoption into commercial activity unusually well. Section 2 says only that Denmark sits above the line and within one standard error of it.</w:t>
       </w:r>
     </w:p>
     <w:p>
@@ -4154,7 +4124,7 @@
           <w:i w:val="0"/>
           <w:sz w:val="24"/>
         </w:rPr>
-        <w:t>An earlier version of this figure drew its adoption values from a Eurostat news release (Eurostat 2025a), which named nine countries — the three highest, the three lowest and three notable movers. Six of those nine also report the turnover measure, so the figure originally rested on six observations drawn entirely from the ends of the distribution.</w:t>
+        <w:t>An earlier version of this figure drew its adoption values from a Eurostat news release (Eurostat 2025a), which named nine countries: the three highest, the three lowest and three notable movers. Six of those nine also report the turnover measure, so the figure originally rested on six observations drawn entirely from the ends of the distribution.</w:t>
       </w:r>
     </w:p>
     <w:tbl>
@@ -4418,7 +4388,7 @@
           <w:i w:val="0"/>
           <w:sz w:val="24"/>
         </w:rPr>
-        <w:t>The slope moved by about 8%; the fit fell by 0.18. Selecting on the tails therefore inflated the apparent explanatory power far more than it biased the estimated relationship — which is the characteristic signature of range restriction in reverse, and a demonstration of selection bias measured on this report's own data rather than asserted from a textbook.</w:t>
+        <w:t>The slope moved by about 8%; the fit fell by 0.18. Selecting on the tails therefore inflated the apparent explanatory power far more than it biased the estimated relationship, which is the characteristic signature of range restriction in reverse, and a demonstration of selection bias measured on this report's own data rather than asserted from a textbook.</w:t>
       </w:r>
     </w:p>
     <w:p>
@@ -4433,7 +4403,7 @@
           <w:i w:val="0"/>
           <w:sz w:val="24"/>
         </w:rPr>
-        <w:t>One detail matters for anyone reproducing this. The tail-sample statistics are computed from the **rounded values the press release printed** (Ireland 96, Denmark 91, Germany 83, Hungary 79, Italy 60, Bulgaria 57), because the point is what the earlier figure actually showed. Recomputing the same six countries from the databrowser's unrounded values gives a slope of 0.658 and R² of 0.854 — the same conclusion, marginally different digits.</w:t>
+        <w:t>One detail matters for anyone reproducing this. The tail-sample statistics are computed from the **rounded values the press release printed** (Ireland 96, Denmark 91, Germany 83, Hungary 79, Italy 60, Bulgaria 57), because the point is what the earlier figure actually showed. Recomputing the same six countries from the databrowser's unrounded values gives a slope of 0.658 and R² of 0.854: the same conclusion, marginally different digits.</w:t>
       </w:r>
     </w:p>
     <w:p>
@@ -4478,7 +4448,7 @@
           <w:i w:val="0"/>
           <w:sz w:val="24"/>
         </w:rPr>
-        <w:t>They average **75.67%** on adoption against the plotted eighteen's **77.23%** — a difference of −1.57pp, with a two-sample t of −0.372 on 25 degrees of freedom, p ≈ 0.71. The two groups are statistically indistinguishable on the x-axis. The sample is missing on availability of the outcome measure, not selected on the regressor.</w:t>
+        <w:t>They average **75.67%** on adoption against the plotted eighteen's **77.23%**, a difference of −1.57pp, with a two-sample t of −0.372 on 25 degrees of freedom, p ≈ 0.71. The two groups are statistically indistinguishable on the x-axis. The sample is missing on availability of the outcome measure, not selected on the regressor.</w:t>
       </w:r>
     </w:p>
     <w:p>
@@ -4493,7 +4463,7 @@
           <w:i w:val="0"/>
           <w:sz w:val="24"/>
         </w:rPr>
-        <w:t>That test has a limit worth stating, because it is the strongest objection to this section. Balance on the regressor is not balance on the outcome, and the reasons a national statistical institute fails to publish an e-sales turnover figure are not all random with respect to economic structure. Eurostat requires turnover at basic prices excluding VAT, and rejects national submissions failing coherence checks against Structural Business Statistics. Web and EDI sales behave differently — EDI carries industrial business-to-business volume, so a small change in which large manufacturers fall into the sample can move a national share by several points. And secondary suppression removes a national total outright where one or two dominant firms in a NACE division would let their figure be recovered by subtraction. That last mechanism is the troubling one: it makes missingness a function of market concentration, which is plausibly related to enterprise e-commerce intensity. A balance test on consumer adoption cannot detect it. The honest statement is that the nine are missing for administrative and disclosure reasons rather than for anything this section could observe, which is weaker than missing at random and stronger than selected on the outcome.</w:t>
+        <w:t>That test has a limit worth stating, because it is the strongest objection to this section. Balance on the regressor is not balance on the outcome, and the reasons a national statistical institute fails to publish an e-sales turnover figure are not all random with respect to economic structure. Eurostat requires turnover at basic prices excluding VAT, and rejects national submissions failing coherence checks against Structural Business Statistics. Web and EDI sales behave differently, since EDI carries industrial business-to-business volume, so a small change in which large manufacturers fall into the sample can move a national share by several points. And secondary suppression removes a national total outright where one or two dominant firms in a NACE division would let their figure be recovered by subtraction. That last mechanism is the troubling one: it makes missingness a function of market concentration, which is plausibly related to enterprise e-commerce intensity. A balance test on consumer adoption cannot detect it. The honest statement is that the nine are missing for administrative and disclosure reasons rather than for anything this section could observe, which is weaker than missing at random and stronger than selected on the outcome.</w:t>
       </w:r>
     </w:p>
     <w:p>
@@ -5155,7 +5125,7 @@
                 <w:b w:val="0"/>
                 <w:sz w:val="20"/>
               </w:rPr>
-              <w:t>17–22%</w:t>
+              <w:t>17-22%</w:t>
             </w:r>
           </w:p>
         </w:tc>
@@ -5423,7 +5393,7 @@
           <w:i w:val="0"/>
           <w:sz w:val="24"/>
         </w:rPr>
-        <w:t>Two of the five sources say "adult population" without defining it, and Denmark has no verified adult-population figure in this dataset. Those two are therefore shown as a range between the two defensible bases — the 15+ base of about 5.07 million implied by the Digital Post statistics, and the total population of 6,025,603 (Danmarks Statistik 2026). Choosing one silently is the error D.2 describes.</w:t>
+        <w:t>Two of the five sources say "adult population" without defining it, and Denmark has no verified adult-population figure in this dataset. Those two are therefore shown as a range between the two defensible bases: the 15+ base of about 5.07 million implied by the Digital Post statistics, and the total population of 6,025,603 (Danmarks Statistik 2026). Choosing one silently is the error D.2 describes.</w:t>
       </w:r>
     </w:p>
     <w:p>
@@ -5453,7 +5423,7 @@
           <w:i w:val="0"/>
           <w:sz w:val="24"/>
         </w:rPr>
-        <w:t>Exemption reaches 238,479 people. The narrowest estimate of need that measures difficulty rather than legal status is 16.5%, or roughly 994,000 on the stated base. The gap between the relief mechanism and the difficulty it relieves is therefore on the order of three-quarters of a million people, and that statement holds under any of the bases considered here — which is why Section 4 makes it in that form rather than as a precise subtraction.</w:t>
+        <w:t>Exemption reaches 238,479 people. The narrowest estimate of need that measures difficulty rather than legal status is 16.5%, or roughly 994,000 on the stated base. The gap between the relief mechanism and the difficulty it relieves is therefore on the order of three-quarters of a million people, and that statement holds under any of the bases considered here, which is why Section 4 makes it in that form rather than as a precise subtraction.</w:t>
       </w:r>
     </w:p>
     <w:p>
@@ -5464,7 +5434,7 @@
       <w:r>
         <w:drawing>
           <wp:inline xmlns:a="http://schemas.openxmlformats.org/drawingml/2006/main" xmlns:pic="http://schemas.openxmlformats.org/drawingml/2006/picture">
-            <wp:extent cx="5760000" cy="3282068"/>
+            <wp:extent cx="5760000" cy="3292282"/>
             <wp:docPr id="11" name="Picture 11"/>
             <wp:cNvGraphicFramePr>
               <a:graphicFrameLocks noChangeAspect="1"/>
@@ -5485,7 +5455,7 @@
                   <pic:spPr>
                     <a:xfrm>
                       <a:off x="0" y="0"/>
-                      <a:ext cx="5760000" cy="3282068"/>
+                      <a:ext cx="5760000" cy="3292282"/>
                     </a:xfrm>
                     <a:prstGeom prst="rect"/>
                   </pic:spPr>
@@ -5588,7 +5558,7 @@
           <w:i w:val="0"/>
           <w:sz w:val="24"/>
         </w:rPr>
-        <w:t>Section 3 names three of these twenty-seven by number. The full ranking places Denmark third at 90.86%, behind Ireland (95.79%) and the Netherlands (94.42%) and above Sweden (89.89%), against an EU-27 average of 76.58% (Eurostat 2026a). The measure is the share of **internet users** who made an online purchase in the preceding twelve months, not the share of all individuals — the denominator that changed in 2020 and is flagged in `02_MASTER`.</w:t>
+        <w:t>Section 3 names three of these twenty-seven by number. The full ranking places Denmark third at 90.86%, behind Ireland (95.79%) and the Netherlands (94.42%) and above Sweden (89.89%), against an EU-27 average of 76.58% (Eurostat 2026a). The measure is the share of **internet users** who made an online purchase in the preceding twelve months, not the share of all individuals, which is the denominator that changed in 2020 and is flagged in `02_MASTER`.</w:t>
       </w:r>
     </w:p>
     <w:p>
@@ -5618,7 +5588,7 @@
           <w:i w:val="0"/>
           <w:sz w:val="24"/>
         </w:rPr>
-        <w:t>E.2 Payment instruments in physical retail, 2017–2025</w:t>
+        <w:t>E.2 Payment instruments in physical retail, 2017-2025</w:t>
       </w:r>
     </w:p>
     <w:p>
@@ -5678,7 +5648,7 @@
           <w:i w:val="0"/>
           <w:sz w:val="24"/>
         </w:rPr>
-        <w:t>The displacement matters for Section 2's argument. Wallet payments are card payments, and the physical card share fell from 73% to 54% across the same period. Most of what replaced cash at the point of sale was therefore a different way of presenting a card, not a new instrument — which is what one would expect where an identity rail lowers the cost of building a new interface on existing payment infrastructure.</w:t>
+        <w:t>The displacement matters for Section 2's argument. Wallet payments are card payments, and the physical card share fell from 73% to 54% across the same period. Most of what replaced cash at the point of sale was therefore a different way of presenting a card rather than a new instrument, which is what one would expect where an identity rail lowers the cost of building a new interface on existing payment infrastructure.</w:t>
       </w:r>
     </w:p>
     <w:p>
@@ -5768,7 +5738,7 @@
           <w:i w:val="0"/>
           <w:sz w:val="24"/>
         </w:rPr>
-        <w:t>What it establishes is therefore modest and worth stating plainly: across the period Denmark built its digital infrastructure, its productivity position improved against the EU average and has not returned to where it started. The series is consistent with the report's argument. It does not demonstrate it, and no single-country time series could — the 2021 peak coincides with a pandemic that moved measured productivity everywhere, which is the clearest possible illustration that this series responds to more than digital policy.</w:t>
+        <w:t>What it establishes is therefore modest and worth stating plainly: across the period Denmark built its digital infrastructure, its productivity position improved against the EU average and has not returned to where it started. The series is consistent with the report's argument. It does not demonstrate it, and no single-country time series could: the 2021 peak coincides with a pandemic that moved measured productivity everywhere, which is the clearest possible illustration that this series responds to more than digital policy.</w:t>
       </w:r>
     </w:p>
     <w:p>
@@ -5968,7 +5938,7 @@
           <w:i w:val="0"/>
           <w:sz w:val="24"/>
         </w:rPr>
-        <w:t>Section 6 recommends two measures. The second — restructuring SMV:Digital's allocation so the scheme can measure its own effect — is a research design as much as a policy, and a design is only as good as its specification. This appendix states it at the level of detail an administering agency would need to act on it.</w:t>
+        <w:t>Section 6 recommends two measures. The second of these, restructuring SMV:Digital's allocation so that the scheme can measure its own effect, is a research design as much as a policy, and a design is only as good as its specification. This appendix states it at the level of detail an administering agency would need to act on it.</w:t>
       </w:r>
     </w:p>
     <w:p>
@@ -5998,7 +5968,7 @@
           <w:i w:val="0"/>
           <w:sz w:val="24"/>
         </w:rPr>
-        <w:t>SMV:Digital is better evaluated than most such schemes. Digitaliseringsstyrelsen links recipients to Danmarks Statistik registers and compares them with matched control firms, reporting revenue growth of 18% against the controls' 13% — a gap of five percentage points — and employment growth of 8% against 4% (Digitaliseringsstyrelsen 2025b). That is register data with a comparison group, and it disposes of the naive reading of the scheme's own headline — that 65% of participants invested further Digitaliseringsstyrelsen 2025c — which compares applicants with the general SME population and is besides self-reported to the scheme's own funder.</w:t>
+        <w:t>SMV:Digital is better evaluated than most such schemes. Digitaliseringsstyrelsen links recipients to Danmarks Statistik registers and compares them with matched control firms, reporting revenue growth of 18% against the controls' 13%, a gap of five percentage points, and employment growth of 8% against 4% (Digitaliseringsstyrelsen 2025b). That is register data with a comparison group, and it disposes of the naive reading of the scheme's own headline, that 65% of participants invested further Digitaliseringsstyrelsen 2025c, which compares applicants with the general SME population and is besides self-reported to the scheme's own funder.</w:t>
       </w:r>
     </w:p>
     <w:p>
@@ -6013,7 +5983,7 @@
           <w:i w:val="0"/>
           <w:sz w:val="24"/>
         </w:rPr>
-        <w:t>The residual problem is the one matching cannot reach. Recipients are matched on what the registers record: sector, size, age, prior trajectory. Selection into a voluntary scheme runs on what they do not record — managerial ambition, an existing digitalisation plan, the slack to write an application. Those are precisely the traits that also produce revenue growth, so the matched estimate retains an upward bias of unknown size. Closing it requires variation in funding that is independent of the firm, and matching cannot manufacture that.</w:t>
+        <w:t>The residual problem is the one matching cannot reach. Recipients are matched on what the registers record: sector, size, age, prior trajectory. Selection into a voluntary scheme runs on what they do not record: managerial ambition, an existing digitalisation plan, the slack to write an application. Those are precisely the traits that also produce revenue growth, so the matched estimate retains an upward bias of unknown size. Closing it requires variation in funding that is independent of the firm, and matching cannot manufacture that.</w:t>
       </w:r>
     </w:p>
     <w:p>
@@ -6729,7 +6699,7 @@
           <w:i w:val="0"/>
           <w:sz w:val="24"/>
         </w:rPr>
-        <w:t>The design is not novel, which is the point of proposing it. Howell evaluated the US Department of Energy's SBIR programme by exploiting the ranking of applicants, finding that an early-stage award roughly doubles the probability of subsequent venture capital and raises patenting and revenue — with effects strongest among the most financially constrained firms (Howell, ST 2017), which is the subgroup a Danish SME scheme is aimed at. Santoleri and colleagues applied the same approach to the Horizon 2020 SME Instrument's own scoring threshold (Santoleri, P, Barrows, G, Caravella, S, Crespi, F and Pellegrino, G 2022). SMV:Digital already scores applicants; what it does not do is retain the scores in a form that permits the comparison those studies made.</w:t>
+        <w:t>The design is not novel, which is the point of proposing it. Howell evaluated the US Department of Energy's SBIR programme by exploiting the ranking of applicants, finding that an early-stage award roughly doubles the probability of subsequent venture capital and raises patenting and revenue, with effects strongest among the most financially constrained firms (Howell 2017), which is the subgroup a Danish SME scheme is aimed at. Santoleri and colleagues applied the same approach to the Horizon 2020 SME Instrument's own scoring threshold (Santoleri et al. 2022). SMV:Digital already scores applicants; what it does not do is retain the scores in a form that permits the comparison those studies made.</w:t>
       </w:r>
     </w:p>
     <w:p>
@@ -6744,7 +6714,7 @@
           <w:i w:val="0"/>
           <w:sz w:val="24"/>
         </w:rPr>
-        <w:t>Two assumptions do the work, and the table separates them because they are routinely conflated. Continuity requires that firms just below the cut-off would, absent the grant, have done about as well as those just above — it is what makes the comparison a counterfactual. No-manipulation requires that firms cannot place themselves on the funded side at will, which is testable after the fact by inspecting the density of scores around the threshold. Assessor-scored applications satisfy the second more credibly than a self-reported eligibility rule would.</w:t>
+        <w:t>Two assumptions do the work, and the table separates them because they are routinely conflated. Continuity requires that firms just below the cut-off would, absent the grant, have done about as well as those just above, which is what makes the comparison a counterfactual. No-manipulation requires that firms cannot place themselves on the funded side at will, which is testable after the fact by inspecting the density of scores around the threshold. Assessor-scored applications satisfy the second more credibly than a self-reported eligibility rule would.</w:t>
       </w:r>
     </w:p>
     <w:p>
@@ -6759,7 +6729,7 @@
           <w:i w:val="0"/>
           <w:sz w:val="24"/>
         </w:rPr>
-        <w:t>Three features carry the argument. Near the cut-off, whether a firm is funded turns on assessor variation rather than on the firm — so above and below are comparable on the unobservables that defeat matching, which is the entire gain over the present evaluation. Nothing about who receives money changes: the highest-scoring applicants are still funded, so the reform imposes no cost on applicants and needs no new appropriation. And the control arm already exists — those firms are being turned away today; the scheme simply stops discarding the information that it turned them away at a known distance from a known threshold.</w:t>
+        <w:t>Three features carry the argument. Near the cut-off, whether a firm is funded turns on assessor variation rather than on the firm, so above and below are comparable on the unobservables that defeat matching, which is the entire gain over the present evaluation. Nothing about who receives money changes: the highest-scoring applicants are still funded, so the reform imposes no cost on applicants and needs no new appropriation. And the control arm already exists, since those firms are being turned away today; the scheme simply stops discarding the information that it turned them away at a known distance from a known threshold.</w:t>
       </w:r>
     </w:p>
     <w:p>
@@ -6819,7 +6789,7 @@
           <w:i w:val="0"/>
           <w:sz w:val="24"/>
         </w:rPr>
-        <w:t>The estimate is local to the threshold. It identifies the effect of the grant on marginal applicants — firms the assessors found neither clearly strong nor clearly weak — not on the strongest recipients, and not on Danish SMEs generally. That is a narrower quantity than the present evaluation claims, and a credible one, which is the trade the design makes.</w:t>
+        <w:t>The estimate is local to the threshold. It identifies the effect of the grant on marginal applicants, meaning firms the assessors found neither clearly strong nor clearly weak, and not on the strongest recipients, and not on Danish SMEs generally. That is a narrower quantity than the present evaluation claims, and a credible one, which is the trade the design makes.</w:t>
       </w:r>
     </w:p>
     <w:p>
@@ -7054,7 +7024,7 @@
           <w:i w:val="0"/>
           <w:sz w:val="24"/>
         </w:rPr>
-        <w:t>In Decision No. 452798 of 3 June 2022, the Conseil d'État partially annulled the decree requiring residence-permit applications to be made through the ANEF portal (Conseil d'État 2022). The court accepted that a regulatory authority may compel the use of a digital service. It held that the obligation is lawful only where users retain normal access to the public service and can exercise their rights effectively — and that this must be assessed *in concreto* against five criteria: the object of the service, the complexity of the procedure, its consequences for those affected, the characteristics of the digital tool, and the characteristics of the public concerned, including any difficulty it has in accessing or using online services.</w:t>
+        <w:t>In Decision No. 452798 of 3 June 2022, the Conseil d'État partially annulled the decree requiring residence-permit applications to be made through the ANEF portal (Conseil d'État 2022). The court accepted that a regulatory authority may compel the use of a digital service. It held that the obligation is lawful only where users retain normal access to the public service and can exercise their rights effectively, and that this must be assessed *in concreto* against five criteria: the object of the service, the complexity of the procedure, its consequences for those affected, the characteristics of the digital tool, and the characteristics of the public concerned, including any difficulty it has in accessing or using online services.</w:t>
       </w:r>
     </w:p>
     <w:p>
@@ -7099,7 +7069,7 @@
           <w:i w:val="0"/>
           <w:sz w:val="24"/>
         </w:rPr>
-        <w:t>In *Arrêt* No. 126/2025 of 25 September 2025, the Cour constitutionnelle ruled on the Brussels Digital ordinance of 2024 in an action brought by twenty-four associations and unions (Cour constitutionnelle 2025). It held that three non-digital channels — a physical counter, a telephone service and a postal route — are **cumulative**: each must be offered alongside the digital channel. Any substitute must itself be non-digital and deliver an equivalent level of service. And the obligation does not lapse where meeting it imposes a disproportionate burden on the authority.</w:t>
+        <w:t>In *Arrêt* No. 126/2025 of 25 September 2025, the Cour constitutionnelle ruled on the Brussels Digital ordinance of 2024 in an action brought by twenty-four associations and unions (Cour constitutionnelle 2025). It held that three non-digital channels, namely a physical counter, a telephone service and a postal route, are **cumulative**: each must be offered alongside the digital channel. Any substitute must itself be non-digital and deliver an equivalent level of service. And the obligation does not lapse where meeting it imposes a disproportionate burden on the authority.</w:t>
       </w:r>
     </w:p>
     <w:p>
@@ -7114,7 +7084,7 @@
           <w:i w:val="0"/>
           <w:sz w:val="24"/>
         </w:rPr>
-        <w:t>That last holding is the one that bites hardest on a business case. Denmark's justification for compulsory Digital Post is a projected saving (Section 6). The Belgian court's position is that the saving is not a reason the obligation ceases to apply — which, applied to a Danish debate conducted almost entirely in administrative-cost terms, reverses the burden of argument.</w:t>
+        <w:t>That last holding is the one that bites hardest on a business case. Denmark's justification for compulsory Digital Post is a projected saving (Section 6). The Belgian court's position is that the saving is not a reason the obligation ceases to apply, which, applied to a Danish debate conducted almost entirely in administrative-cost terms, reverses the burden of argument.</w:t>
       </w:r>
     </w:p>
     <w:p>
@@ -7144,7 +7114,7 @@
           <w:i w:val="0"/>
           <w:sz w:val="24"/>
         </w:rPr>
-        <w:t>The sharper contrast is not litigated at all. Norway made electronic communication the administrative default — *digitalt førstevalg* — but under the eGovernment regulations the obligation runs to the public body, and every citizen keeps a statutory right to opt out, the *reservasjonsrett*. The opt-out is recorded in the Contact and Reservation Register, which authorities must check before dispatching; a citizen who has opted out must be sent decisions on paper (Digitaliseringsdirektoratet 2025). Roughly 200,000 people hold a reservation, and Digdir notes the number has lately been falling rather than rising.</w:t>
+        <w:t>The sharper contrast is not litigated at all. Norway made electronic communication the administrative default, *digitalt førstevalg*, but under the eGovernment regulations the obligation runs to the public body, and every citizen keeps a statutory right to opt out, the *reservasjonsrett*. The opt-out is recorded in the Contact and Reservation Register, which authorities must check before dispatching; a citizen who has opted out must be sent decisions on paper (Digitaliseringsdirektoratet 2025). Roughly 200,000 people hold a reservation, and Digdir notes the number has lately been falling rather than rising.</w:t>
       </w:r>
     </w:p>
     <w:p>
@@ -7159,7 +7129,7 @@
           <w:i w:val="0"/>
           <w:sz w:val="24"/>
         </w:rPr>
-        <w:t>Two features distinguish this from the Danish arrangement, and neither is about how digital the state is. The entitlement attaches to the citizen rather than to an administrative status they must first qualify for, so there is no gate of the kind Section 4 measures. And it is exercisable by telephone or on paper, which matters because an opt-out reachable only through the digital channel would be self-defeating. No rate is offered against Denmark's 4.7%: the Norwegian figure is a count of registrations and the base it should be taken on is not established by the source, which is the error Appendix D exists to name. The comparison worth making is the route rather than the rate — whether reaching a position outside the digital channel requires the state's permission or only the citizen's decision.</w:t>
+        <w:t>Two features distinguish this from the Danish arrangement, and neither is about how digital the state is. The entitlement attaches to the citizen rather than to an administrative status they must first qualify for, so there is no gate of the kind Section 4 measures. And it is exercisable by telephone or on paper, which matters because an opt-out reachable only through the digital channel would be self-defeating. No rate is offered against Denmark's 4.7%: the Norwegian figure is a count of registrations and the base it should be taken on is not established by the source, which is the error Appendix D exists to name. The comparison worth making is the route rather than the rate: whether reaching a position outside the digital channel requires the state's permission or only the citizen's decision.</w:t>
       </w:r>
     </w:p>
     <w:p>
@@ -7189,7 +7159,7 @@
           <w:i w:val="0"/>
           <w:sz w:val="24"/>
         </w:rPr>
-        <w:t>Neither ruling binds Denmark, and Norway's arrangement is a policy choice rather than a legal requirement on anyone else. The Conseil d'État decision concerns French administrative law and a specific applicant population — foreign nationals seeking residence permits — whose vulnerability the court treated as material. The Belgian ruling construes a Brussels regional ordinance against Belgian constitutional guarantees. Neither is a holding about *Lov om Offentlig Digital Post*, and this appendix does not claim that Denmark's mandate is unlawful.</w:t>
+        <w:t>Neither ruling binds Denmark, and Norway's arrangement is a policy choice rather than a legal requirement on anyone else. The Conseil d'État decision concerns French administrative law and a specific applicant population, namely foreign nationals seeking residence permits, whose vulnerability the court treated as material. The Belgian ruling construes a Brussels regional ordinance against Belgian constitutional guarantees. Neither is a holding about *Lov om Offentlig Digital Post*, and this appendix does not claim that Denmark's mandate is unlawful.</w:t>
       </w:r>
     </w:p>
     <w:p>
@@ -7284,7 +7254,7 @@
           <w:i w:val="0"/>
           <w:sz w:val="24"/>
         </w:rPr>
-        <w:t>In FOB 2015-22 the Ombudsman held that Public Digital Post must be arranged in accordance with general administrative law requirements (Folketingets Ombudsmand 2015). Two requirements were at issue in the design as built. A message from a public authority must carry a correct sender designation, the governing principle being that it must be visible to the citizen which authority they are dealing with — without which an administrative appeal cannot be directed at anyone. And the system had to secure the integrity and authenticity of a stored document: that its content is original, and that it genuinely originates from the stated sender.</w:t>
+        <w:t>In FOB 2015-22 the Ombudsman held that Public Digital Post must be arranged in accordance with general administrative law requirements (Folketingets Ombudsmand 2015). Two requirements were at issue in the design as built. A message from a public authority must carry a correct sender designation, the governing principle being that it must be visible to the citizen which authority they are dealing with, without which an administrative appeal cannot be directed at anyone. And the system had to secure the integrity and authenticity of a stored document: that its content is original, and that it genuinely originates from the stated sender.</w:t>
       </w:r>
     </w:p>
     <w:p>
@@ -7359,7 +7329,7 @@
           <w:i w:val="0"/>
           <w:sz w:val="24"/>
         </w:rPr>
-        <w:t>This is §10's asymmetry made concrete, though the two halves are not the same kind of thing and the appendix does not claim a legal contradiction: §10 is a statutory rule, while what Ankestyrelsen applied was an appeals-board practice. What they shared was a direction. Where the state sends, availability is deemed to be delivery and the risk of any gap falls on the citizen. Where the citizen sends, the same twenty-second infrastructure was treated as too uncertain to rely on, and the risk fell on the citizen again. It took the Ombudsman to disturb the second. Section 4's claim that the exclusion is administrative rather than technical is precisely this — the infrastructure worked; the allocation of risk around it did not.</w:t>
+        <w:t>This is §10's asymmetry made concrete, though the two halves are not the same kind of thing and the appendix does not claim a legal contradiction: §10 is a statutory rule, while what Ankestyrelsen applied was an appeals-board practice. What they shared was a direction. Where the state sends, availability is deemed to be delivery and the risk of any gap falls on the citizen. Where the citizen sends, the same twenty-second infrastructure was treated as too uncertain to rely on, and the risk fell on the citizen again. It took the Ombudsman to disturb the second. Section 4's claim that the exclusion is administrative rather than technical is precisely this: the infrastructure worked; the allocation of risk around it did not.</w:t>
       </w:r>
     </w:p>
     <w:p>

--- a/Assignment 2 ECON1596 _ [CLASS GROUP] _ s4040040.docx
+++ b/Assignment 2 ECON1596 _ [CLASS GROUP] _ s4040040.docx
@@ -504,7 +504,7 @@
           <w:i w:val="0"/>
           <w:sz w:val="24"/>
         </w:rPr>
-        <w:t>The economic value of this infrastructure lies not in Danish citizens' use of it, which compulsion accounts for, but in what others built upon it and where that building stopped. Banking illustrates the magnitude of the change. Finans Danmark (2025) reports that Danish retail bank branches fell from 2,025 in 2004 to 665 in 2024, a decline of 67.2% (Figure 1). Considered alone, that might suggest digitalisation eliminated banking employment, but the longer series does not support that reading. Between 1991 and 2024 the number of financial institutions fell by 76.7%, from 219 to 51, while bank employment fell by only 29.4%, from roughly 51,000 to 36,000 (Figure 2). Staff per surviving institution therefore rose from 233 to 706, an increase of 203%, indicating that consolidation concentrated the sector rather than reducing it. The branch series begins only in 2004, so the three changes span different observation windows and must not be differenced, as Appendix B explains.</w:t>
+        <w:t>The economic value of this infrastructure lies not in Danish citizens' use of it, which compulsion accounts for, but in what others built upon it and where that building stopped. Banking illustrates the magnitude of the change. Finans Danmark (2025) reports that Danish retail bank branches fell from 2,025 in 2004 to 665 in 2024, a decline of 67.2% (Figure 1). Considered alone, that might suggest digitalisation eliminated banking employment, but the longer series does not support that reading. Between 1991 and 2024 the number of financial institutions fell by 76.7%, from 219 to 51, while bank employment fell by only 29.4%, from roughly 51,000 to 36,000 (Figure 2). Staff per surviving institution therefore rose from 233 to 706, an increase of 203%, indicating that consolidation concentrated the sector rather than reducing it. The branch series begins only in 2004, so the three changes span different observation windows and must not be differenced.</w:t>
       </w:r>
     </w:p>
     <w:p>
@@ -519,7 +519,7 @@
           <w:i w:val="0"/>
           <w:sz w:val="24"/>
         </w:rPr>
-        <w:t>Payment behaviour moved in the same direction. Danmarks Nationalbank (2025) reports that cash fell from 23% to 9% of the *number* of payments in physical retail between 2017 and 2025, while card-based mobile wallets reached 32% of the same measure. Much of this is displacement within digital instruments, because wallet payments are card payments and the physical card share fell from 73% to 54% (Appendix E). What replaced cash was largely a new interface onto existing card infrastructure, the kind of development shared infrastructure makes inexpensive. Cash acceptance nonetheless remains a statutory obligation under *lov om betalinger* §81, narrowed but not removed in 2022 (Finanstilsynet 2025).</w:t>
+        <w:t>Payment behaviour moved in the same direction. Danmarks Nationalbank (2025) reports that cash fell from 23% to 9% of the *number* of payments in physical retail between 2017 and 2025, while card-based mobile wallets reached 32% of the same measure. Much of this is displacement within digital instruments, because wallet payments are card payments and the physical card share fell from 73% to 54%. What replaced cash was largely a new interface onto existing card infrastructure, the kind of development shared infrastructure makes inexpensive. Cash acceptance nonetheless remains a statutory obligation under *lov om betalinger* §81, narrowed but not removed in 2022 (Finanstilsynet 2025).</w:t>
       </w:r>
     </w:p>
     <w:p>
@@ -534,7 +534,7 @@
           <w:i w:val="0"/>
           <w:sz w:val="24"/>
         </w:rPr>
-        <w:t>The question that follows is whether wider consumer adoption is associated with greater commercial activity. Using data from Eurostat (2026a), Figure 3 plots the share of internet users purchasing online against enterprise e-sales turnover across the European Union in 2024, the turnover measure coming from a separate extract Eurostat 2025c. Across the 18 states reporting both, the fitted slope is +0.602 percentage points of turnover per percentage point of adoption, with a standard error of 0.105 and an R² of 0.674.</w:t>
+        <w:t>The question that follows is whether wider consumer adoption is associated with greater commercial activity. Using data from Eurostat (2026), Figure 3 plots the share of internet users purchasing online against enterprise e-sales turnover across the European Union in 2024, the turnover measure coming from a separate extract Eurostat 2025c. Across the 18 states reporting both, the fitted slope is +0.602 percentage points of turnover per percentage point of adoption, with a standard error of 0.105 and an R² of 0.674.</w:t>
       </w:r>
     </w:p>
     <w:p>
@@ -759,7 +759,7 @@
           <w:i w:val="0"/>
           <w:sz w:val="24"/>
         </w:rPr>
-        <w:t>"Breadth" has two distinct subjects in the Danish case, and they point in opposite directions. Breadth among citizens is close to complete: Eurostat (2026a) records that 90.86% of Danish internet users bought online in 2024, third of the twenty-seven member states (Appendix E). Breadth among enterprises is not. Only 38.78% of Danish enterprises make any e-sales, second in the Union behind Lithuania at 43.03% and still under two firms in five (Eurostat 2025b). Denmark therefore leads Europe at a level most Danish firms have not reached.</w:t>
+        <w:t>"Breadth" has two distinct subjects in the Danish case, and they point in opposite directions. Breadth among citizens is close to complete: Eurostat (2026) records that 90.86% of Danish internet users bought online in 2024, third of the twenty-seven member states. Breadth among enterprises is not. Only 38.78% of Danish enterprises make any e-sales, second in the Union behind Lithuania at 43.03% and still under two firms in five (Eurostat 2025b). Denmark therefore leads Europe at a level most Danish firms have not reached.</w:t>
       </w:r>
     </w:p>
     <w:p>
@@ -1004,7 +1004,7 @@
           <w:i w:val="0"/>
           <w:sz w:val="24"/>
         </w:rPr>
-        <w:t>The exclusion is therefore administrative rather than a capability deficit. The mandate was calibrated above the bottom of its own distribution, and the exemption criteria were drawn more narrowly than the difficulty they relieve. The Parliamentary Ombudsman has twice found the same asymmetry in the system's design (Appendix H). Infrastructure that every citizen must use and a sixth of the population finds difficult is a universal obligation rather than a universal opportunity.</w:t>
+        <w:t>The exclusion is therefore administrative rather than a capability deficit. The mandate was calibrated above the bottom of its own distribution, and the exemption criteria were drawn more narrowly than the difficulty they relieve. Infrastructure that every citizen must use and a sixth of the population finds difficult is a universal obligation rather than a universal opportunity.</w:t>
       </w:r>
     </w:p>
     <w:p>
@@ -1336,22 +1336,6 @@
           <w:i w:val="0"/>
           <w:sz w:val="24"/>
         </w:rPr>
-        <w:t>Danmarks Nationalbank 2026, Danskerne betaler mere digitalt – det gør offline-betalinger endnu vigtigere som beredskab, press release, 26 June, Danmarks Nationalbank, Copenhagen, accessed 12 September 2026.</w:t>
-      </w:r>
-    </w:p>
-    <w:p>
-      <w:pPr>
-        <w:spacing w:before="0" w:after="160"/>
-        <w:ind w:left="720" w:hanging="720"/>
-        <w:jc w:val="left"/>
-      </w:pPr>
-      <w:r>
-        <w:rPr>
-          <w:rFonts w:ascii="Times New Roman" w:hAnsi="Times New Roman"/>
-          <w:b w:val="0"/>
-          <w:i w:val="0"/>
-          <w:sz w:val="24"/>
-        </w:rPr>
         <w:t>Danmarks Statistik 2026, Befolkningstal, Statistics Denmark, Copenhagen, accessed 12 September 2026.</w:t>
       </w:r>
     </w:p>
@@ -1544,23 +1528,7 @@
           <w:i w:val="0"/>
           <w:sz w:val="24"/>
         </w:rPr>
-        <w:t>Eurostat 2026a, Internet purchases by individuals (2020 onwards), dataset isoc_ec_ib20, Statistical Office of the European Union, Luxembourg, data last updated 17 April 2026, accessed 12 September 2026, &lt;https://ec.europa.eu/eurostat/databrowser/view/isoc_ec_ib20/default/table?lang=en&gt;.</w:t>
-      </w:r>
-    </w:p>
-    <w:p>
-      <w:pPr>
-        <w:spacing w:before="0" w:after="160"/>
-        <w:ind w:left="720" w:hanging="720"/>
-        <w:jc w:val="left"/>
-      </w:pPr>
-      <w:r>
-        <w:rPr>
-          <w:rFonts w:ascii="Times New Roman" w:hAnsi="Times New Roman"/>
-          <w:b w:val="0"/>
-          <w:i w:val="0"/>
-          <w:sz w:val="24"/>
-        </w:rPr>
-        <w:t>Eurostat 2026b, Labour productivity per person employed and hour worked (EU27_2020=100), dataset tesem160, last updated 9 September 2026, Eurostat, accessed 13 September 2026, &lt;https://ec.europa.eu/eurostat/databrowser/view/tesem160/default/table?lang=en&gt;.</w:t>
+        <w:t>Eurostat 2026, Internet purchases by individuals (2020 onwards), dataset isoc_ec_ib20, Statistical Office of the European Union, Luxembourg, data last updated 17 April 2026, accessed 12 September 2026, &lt;https://ec.europa.eu/eurostat/databrowser/view/isoc_ec_ib20/default/table?lang=en&gt;.</w:t>
       </w:r>
     </w:p>
     <w:p>
@@ -1609,38 +1577,6 @@
           <w:sz w:val="24"/>
         </w:rPr>
         <w:t>Folketinget 2023, Lov om fravigelse fra obligatorisk digital selvbetjening, LOV nr 603 af 31. maj 2023, in force 1 June 2023, Retsinformation, accessed 13 September 2026, &lt;https://www.retsinformation.dk/eli/lta/2023/603&gt;.</w:t>
-      </w:r>
-    </w:p>
-    <w:p>
-      <w:pPr>
-        <w:spacing w:before="0" w:after="160"/>
-        <w:ind w:left="720" w:hanging="720"/>
-        <w:jc w:val="left"/>
-      </w:pPr>
-      <w:r>
-        <w:rPr>
-          <w:rFonts w:ascii="Times New Roman" w:hAnsi="Times New Roman"/>
-          <w:b w:val="0"/>
-          <w:i w:val="0"/>
-          <w:sz w:val="24"/>
-        </w:rPr>
-        <w:t>Folketingets Ombudsmand 2015, Offentlig Digital Post skal indrettes i overensstemmelse med de almindelige forvaltningsretlige krav, FOB 2015-22, Parliamentary Ombudsman, Copenhagen, accessed 13 September 2026, &lt;https://www.ombudsmanden.dk/find-viden/udtalelser/2015/2015-22&gt;.</w:t>
-      </w:r>
-    </w:p>
-    <w:p>
-      <w:pPr>
-        <w:spacing w:before="0" w:after="160"/>
-        <w:ind w:left="720" w:hanging="720"/>
-        <w:jc w:val="left"/>
-      </w:pPr>
-      <w:r>
-        <w:rPr>
-          <w:rFonts w:ascii="Times New Roman" w:hAnsi="Times New Roman"/>
-          <w:b w:val="0"/>
-          <w:i w:val="0"/>
-          <w:sz w:val="24"/>
-        </w:rPr>
-        <w:t>Folketingets Ombudsmand 2024, Klage har ført til ny praksis i forhold til sene digitale klager, Parliamentary Ombudsman, Copenhagen, accessed 13 September 2026, &lt;https://www.ombudsmanden.dk/find-viden/nyheder/2024/klage-har-foert-til-ny-praksis-i-forhold-til-sene-digitale-klager&gt;.</w:t>
       </w:r>
     </w:p>
     <w:p>
@@ -1756,22 +1692,7 @@
           <w:i w:val="0"/>
           <w:sz w:val="26"/>
         </w:rPr>
-        <w:t>Appendix A. AI Use and Validation</w:t>
-      </w:r>
-    </w:p>
-    <w:p>
-      <w:pPr>
-        <w:spacing w:before="160" w:after="80"/>
-        <w:jc w:val="left"/>
-      </w:pPr>
-      <w:r>
-        <w:rPr>
-          <w:rFonts w:ascii="Times New Roman" w:hAnsi="Times New Roman"/>
-          <w:b/>
-          <w:i w:val="0"/>
-          <w:sz w:val="24"/>
-        </w:rPr>
-        <w:t>A.1 Declaration</w:t>
+        <w:t>Appendix C. Regression Diagnostics</w:t>
       </w:r>
     </w:p>
     <w:p>
@@ -1786,1836 +1707,7 @@
           <w:i w:val="0"/>
           <w:sz w:val="24"/>
         </w:rPr>
-        <w:t>Generative AI was used throughout the assembly of this report's dataset and in drafting its prose. The tool and version were **[TOOL AND VERSION: to be completed by the author]**, used between the start of data assembly and submission on 17 September 2026. This appendix states what was delegated, how each delegation was checked and, most importantly, four occasions on which AI assistance introduced an error that validation caught and removed.</w:t>
-      </w:r>
-    </w:p>
-    <w:p>
-      <w:pPr>
-        <w:spacing w:before="0" w:after="120"/>
-        <w:jc w:val="both"/>
-      </w:pPr>
-      <w:r>
-        <w:rPr>
-          <w:rFonts w:ascii="Times New Roman" w:hAnsi="Times New Roman"/>
-          <w:b w:val="0"/>
-          <w:i w:val="0"/>
-          <w:sz w:val="24"/>
-        </w:rPr>
-        <w:t>The governing principle was that corrections are recorded, not erased. Every error described below is still visible in the accompanying workbook, in sheets `07_LIMITATIONS` and `08_AI_LOG`. A marker can verify that the checks happened rather than taking this appendix's word for it.</w:t>
-      </w:r>
-    </w:p>
-    <w:p>
-      <w:pPr>
-        <w:spacing w:before="160" w:after="80"/>
-        <w:jc w:val="left"/>
-      </w:pPr>
-      <w:r>
-        <w:rPr>
-          <w:rFonts w:ascii="Times New Roman" w:hAnsi="Times New Roman"/>
-          <w:b/>
-          <w:i w:val="0"/>
-          <w:sz w:val="24"/>
-        </w:rPr>
-        <w:t>A.2 Use, and how each use was validated</w:t>
-      </w:r>
-    </w:p>
-    <w:tbl>
-      <w:tblPr>
-        <w:tblStyle w:val="TableGrid"/>
-        <w:tblW w:type="auto" w:w="0"/>
-        <w:tblLook w:firstColumn="1" w:firstRow="1" w:lastColumn="0" w:lastRow="0" w:noHBand="0" w:noVBand="1" w:val="04A0"/>
-      </w:tblPr>
-      <w:tblGrid>
-        <w:gridCol w:w="2340"/>
-        <w:gridCol w:w="2340"/>
-        <w:gridCol w:w="2340"/>
-        <w:gridCol w:w="2340"/>
-      </w:tblGrid>
-      <w:tr>
-        <w:tc>
-          <w:tcPr>
-            <w:tcW w:type="dxa" w:w="2340"/>
-          </w:tcPr>
-          <w:p>
-            <w:pPr>
-              <w:spacing w:line="240" w:lineRule="auto" w:after="40"/>
-            </w:pPr>
-            <w:r>
-              <w:rPr>
-                <w:rFonts w:ascii="Times New Roman" w:hAnsi="Times New Roman"/>
-                <w:b/>
-                <w:sz w:val="20"/>
-              </w:rPr>
-              <w:t>Step</w:t>
-            </w:r>
-          </w:p>
-        </w:tc>
-        <w:tc>
-          <w:tcPr>
-            <w:tcW w:type="dxa" w:w="2340"/>
-          </w:tcPr>
-          <w:p>
-            <w:pPr>
-              <w:spacing w:line="240" w:lineRule="auto" w:after="40"/>
-            </w:pPr>
-            <w:r>
-              <w:rPr>
-                <w:rFonts w:ascii="Times New Roman" w:hAnsi="Times New Roman"/>
-                <w:b/>
-                <w:sz w:val="20"/>
-              </w:rPr>
-              <w:t>Assistance used</w:t>
-            </w:r>
-          </w:p>
-        </w:tc>
-        <w:tc>
-          <w:tcPr>
-            <w:tcW w:type="dxa" w:w="2340"/>
-          </w:tcPr>
-          <w:p>
-            <w:pPr>
-              <w:spacing w:line="240" w:lineRule="auto" w:after="40"/>
-            </w:pPr>
-            <w:r>
-              <w:rPr>
-                <w:rFonts w:ascii="Times New Roman" w:hAnsi="Times New Roman"/>
-                <w:b/>
-                <w:sz w:val="20"/>
-              </w:rPr>
-              <w:t>How it was validated</w:t>
-            </w:r>
-          </w:p>
-        </w:tc>
-        <w:tc>
-          <w:tcPr>
-            <w:tcW w:type="dxa" w:w="2340"/>
-          </w:tcPr>
-          <w:p>
-            <w:pPr>
-              <w:spacing w:line="240" w:lineRule="auto" w:after="40"/>
-            </w:pPr>
-            <w:r>
-              <w:rPr>
-                <w:rFonts w:ascii="Times New Roman" w:hAnsi="Times New Roman"/>
-                <w:b/>
-                <w:sz w:val="20"/>
-              </w:rPr>
-              <w:t>Outcome</w:t>
-            </w:r>
-          </w:p>
-        </w:tc>
-      </w:tr>
-      <w:tr>
-        <w:tc>
-          <w:tcPr>
-            <w:tcW w:type="dxa" w:w="2340"/>
-          </w:tcPr>
-          <w:p>
-            <w:pPr>
-              <w:spacing w:line="240" w:lineRule="auto" w:after="40"/>
-            </w:pPr>
-            <w:r>
-              <w:rPr>
-                <w:rFonts w:ascii="Times New Roman" w:hAnsi="Times New Roman"/>
-                <w:b w:val="0"/>
-                <w:sz w:val="20"/>
-              </w:rPr>
-              <w:t>Source identification</w:t>
-            </w:r>
-          </w:p>
-        </w:tc>
-        <w:tc>
-          <w:tcPr>
-            <w:tcW w:type="dxa" w:w="2340"/>
-          </w:tcPr>
-          <w:p>
-            <w:pPr>
-              <w:spacing w:line="240" w:lineRule="auto" w:after="40"/>
-            </w:pPr>
-            <w:r>
-              <w:rPr>
-                <w:rFonts w:ascii="Times New Roman" w:hAnsi="Times New Roman"/>
-                <w:b w:val="0"/>
-                <w:sz w:val="20"/>
-              </w:rPr>
-              <w:t>Candidate authorities and dataset codes</w:t>
-            </w:r>
-          </w:p>
-        </w:tc>
-        <w:tc>
-          <w:tcPr>
-            <w:tcW w:type="dxa" w:w="2340"/>
-          </w:tcPr>
-          <w:p>
-            <w:pPr>
-              <w:spacing w:line="240" w:lineRule="auto" w:after="40"/>
-            </w:pPr>
-            <w:r>
-              <w:rPr>
-                <w:rFonts w:ascii="Times New Roman" w:hAnsi="Times New Roman"/>
-                <w:b w:val="0"/>
-                <w:sz w:val="20"/>
-              </w:rPr>
-              <w:t>Each source opened or search-verified against the issuing authority</w:t>
-            </w:r>
-          </w:p>
-        </w:tc>
-        <w:tc>
-          <w:tcPr>
-            <w:tcW w:type="dxa" w:w="2340"/>
-          </w:tcPr>
-          <w:p>
-            <w:pPr>
-              <w:spacing w:line="240" w:lineRule="auto" w:after="40"/>
-            </w:pPr>
-            <w:r>
-              <w:rPr>
-                <w:rFonts w:ascii="Times New Roman" w:hAnsi="Times New Roman"/>
-                <w:b w:val="0"/>
-                <w:sz w:val="20"/>
-              </w:rPr>
-              <w:t>Register of 29 sources in `03_SOURCES`, 23 of them cited</w:t>
-            </w:r>
-          </w:p>
-        </w:tc>
-      </w:tr>
-      <w:tr>
-        <w:tc>
-          <w:tcPr>
-            <w:tcW w:type="dxa" w:w="2340"/>
-          </w:tcPr>
-          <w:p>
-            <w:pPr>
-              <w:spacing w:line="240" w:lineRule="auto" w:after="40"/>
-            </w:pPr>
-            <w:r>
-              <w:rPr>
-                <w:rFonts w:ascii="Times New Roman" w:hAnsi="Times New Roman"/>
-                <w:b w:val="0"/>
-                <w:sz w:val="20"/>
-              </w:rPr>
-              <w:t>Value retrieval</w:t>
-            </w:r>
-          </w:p>
-        </w:tc>
-        <w:tc>
-          <w:tcPr>
-            <w:tcW w:type="dxa" w:w="2340"/>
-          </w:tcPr>
-          <w:p>
-            <w:pPr>
-              <w:spacing w:line="240" w:lineRule="auto" w:after="40"/>
-            </w:pPr>
-            <w:r>
-              <w:rPr>
-                <w:rFonts w:ascii="Times New Roman" w:hAnsi="Times New Roman"/>
-                <w:b w:val="0"/>
-                <w:sz w:val="20"/>
-              </w:rPr>
-              <w:t>Search for published values by indicator</w:t>
-            </w:r>
-          </w:p>
-        </w:tc>
-        <w:tc>
-          <w:tcPr>
-            <w:tcW w:type="dxa" w:w="2340"/>
-          </w:tcPr>
-          <w:p>
-            <w:pPr>
-              <w:spacing w:line="240" w:lineRule="auto" w:after="40"/>
-            </w:pPr>
-            <w:r>
-              <w:rPr>
-                <w:rFonts w:ascii="Times New Roman" w:hAnsi="Times New Roman"/>
-                <w:b w:val="0"/>
-                <w:sz w:val="20"/>
-              </w:rPr>
-              <w:t>Each value checked against the issuing authority's own publication</w:t>
-            </w:r>
-          </w:p>
-        </w:tc>
-        <w:tc>
-          <w:tcPr>
-            <w:tcW w:type="dxa" w:w="2340"/>
-          </w:tcPr>
-          <w:p>
-            <w:pPr>
-              <w:spacing w:line="240" w:lineRule="auto" w:after="40"/>
-            </w:pPr>
-            <w:r>
-              <w:rPr>
-                <w:rFonts w:ascii="Times New Roman" w:hAnsi="Times New Roman"/>
-                <w:b w:val="0"/>
-                <w:sz w:val="20"/>
-              </w:rPr>
-              <w:t>Every observation carries a `source_id`</w:t>
-            </w:r>
-          </w:p>
-        </w:tc>
-      </w:tr>
-      <w:tr>
-        <w:tc>
-          <w:tcPr>
-            <w:tcW w:type="dxa" w:w="2340"/>
-          </w:tcPr>
-          <w:p>
-            <w:pPr>
-              <w:spacing w:line="240" w:lineRule="auto" w:after="40"/>
-            </w:pPr>
-            <w:r>
-              <w:rPr>
-                <w:rFonts w:ascii="Times New Roman" w:hAnsi="Times New Roman"/>
-                <w:b w:val="0"/>
-                <w:sz w:val="20"/>
-              </w:rPr>
-              <w:t>Workbook construction</w:t>
-            </w:r>
-          </w:p>
-        </w:tc>
-        <w:tc>
-          <w:tcPr>
-            <w:tcW w:type="dxa" w:w="2340"/>
-          </w:tcPr>
-          <w:p>
-            <w:pPr>
-              <w:spacing w:line="240" w:lineRule="auto" w:after="40"/>
-            </w:pPr>
-            <w:r>
-              <w:rPr>
-                <w:rFonts w:ascii="Times New Roman" w:hAnsi="Times New Roman"/>
-                <w:b w:val="0"/>
-                <w:sz w:val="20"/>
-              </w:rPr>
-              <w:t>The Python build script</w:t>
-            </w:r>
-          </w:p>
-        </w:tc>
-        <w:tc>
-          <w:tcPr>
-            <w:tcW w:type="dxa" w:w="2340"/>
-          </w:tcPr>
-          <w:p>
-            <w:pPr>
-              <w:spacing w:line="240" w:lineRule="auto" w:after="40"/>
-            </w:pPr>
-            <w:r>
-              <w:rPr>
-                <w:rFonts w:ascii="Times New Roman" w:hAnsi="Times New Roman"/>
-                <w:b w:val="0"/>
-                <w:sz w:val="20"/>
-              </w:rPr>
-              <w:t>Structural assertions at build time; a separate 1,782-check suite</w:t>
-            </w:r>
-          </w:p>
-        </w:tc>
-        <w:tc>
-          <w:tcPr>
-            <w:tcW w:type="dxa" w:w="2340"/>
-          </w:tcPr>
-          <w:p>
-            <w:pPr>
-              <w:spacing w:line="240" w:lineRule="auto" w:after="40"/>
-            </w:pPr>
-            <w:r>
-              <w:rPr>
-                <w:rFonts w:ascii="Times New Roman" w:hAnsi="Times New Roman"/>
-                <w:b w:val="0"/>
-                <w:sz w:val="20"/>
-              </w:rPr>
-              <w:t>`build_workbook.py`, re-runnable</w:t>
-            </w:r>
-          </w:p>
-        </w:tc>
-      </w:tr>
-      <w:tr>
-        <w:tc>
-          <w:tcPr>
-            <w:tcW w:type="dxa" w:w="2340"/>
-          </w:tcPr>
-          <w:p>
-            <w:pPr>
-              <w:spacing w:line="240" w:lineRule="auto" w:after="40"/>
-            </w:pPr>
-            <w:r>
-              <w:rPr>
-                <w:rFonts w:ascii="Times New Roman" w:hAnsi="Times New Roman"/>
-                <w:b w:val="0"/>
-                <w:sz w:val="20"/>
-              </w:rPr>
-              <w:t>Figure production</w:t>
-            </w:r>
-          </w:p>
-        </w:tc>
-        <w:tc>
-          <w:tcPr>
-            <w:tcW w:type="dxa" w:w="2340"/>
-          </w:tcPr>
-          <w:p>
-            <w:pPr>
-              <w:spacing w:line="240" w:lineRule="auto" w:after="40"/>
-            </w:pPr>
-            <w:r>
-              <w:rPr>
-                <w:rFonts w:ascii="Times New Roman" w:hAnsi="Times New Roman"/>
-                <w:b w:val="0"/>
-                <w:sz w:val="20"/>
-              </w:rPr>
-              <w:t>The matplotlib figure script</w:t>
-            </w:r>
-          </w:p>
-        </w:tc>
-        <w:tc>
-          <w:tcPr>
-            <w:tcW w:type="dxa" w:w="2340"/>
-          </w:tcPr>
-          <w:p>
-            <w:pPr>
-              <w:spacing w:line="240" w:lineRule="auto" w:after="40"/>
-            </w:pPr>
-            <w:r>
-              <w:rPr>
-                <w:rFonts w:ascii="Times New Roman" w:hAnsi="Times New Roman"/>
-                <w:b w:val="0"/>
-                <w:sz w:val="20"/>
-              </w:rPr>
-              <w:t>Nine derived values re-computed and asserted against the report prose</w:t>
-            </w:r>
-          </w:p>
-        </w:tc>
-        <w:tc>
-          <w:tcPr>
-            <w:tcW w:type="dxa" w:w="2340"/>
-          </w:tcPr>
-          <w:p>
-            <w:pPr>
-              <w:spacing w:line="240" w:lineRule="auto" w:after="40"/>
-            </w:pPr>
-            <w:r>
-              <w:rPr>
-                <w:rFonts w:ascii="Times New Roman" w:hAnsi="Times New Roman"/>
-                <w:b w:val="0"/>
-                <w:sz w:val="20"/>
-              </w:rPr>
-              <w:t>`build_figures.py`</w:t>
-            </w:r>
-          </w:p>
-        </w:tc>
-      </w:tr>
-      <w:tr>
-        <w:tc>
-          <w:tcPr>
-            <w:tcW w:type="dxa" w:w="2340"/>
-          </w:tcPr>
-          <w:p>
-            <w:pPr>
-              <w:spacing w:line="240" w:lineRule="auto" w:after="40"/>
-            </w:pPr>
-            <w:r>
-              <w:rPr>
-                <w:rFonts w:ascii="Times New Roman" w:hAnsi="Times New Roman"/>
-                <w:b w:val="0"/>
-                <w:sz w:val="20"/>
-              </w:rPr>
-              <w:t>Report drafting</w:t>
-            </w:r>
-          </w:p>
-        </w:tc>
-        <w:tc>
-          <w:tcPr>
-            <w:tcW w:type="dxa" w:w="2340"/>
-          </w:tcPr>
-          <w:p>
-            <w:pPr>
-              <w:spacing w:line="240" w:lineRule="auto" w:after="40"/>
-            </w:pPr>
-            <w:r>
-              <w:rPr>
-                <w:rFonts w:ascii="Times New Roman" w:hAnsi="Times New Roman"/>
-                <w:b w:val="0"/>
-                <w:sz w:val="20"/>
-              </w:rPr>
-              <w:t>Prose drafting and structuring</w:t>
-            </w:r>
-          </w:p>
-        </w:tc>
-        <w:tc>
-          <w:tcPr>
-            <w:tcW w:type="dxa" w:w="2340"/>
-          </w:tcPr>
-          <w:p>
-            <w:pPr>
-              <w:spacing w:line="240" w:lineRule="auto" w:after="40"/>
-            </w:pPr>
-            <w:r>
-              <w:rPr>
-                <w:rFonts w:ascii="Times New Roman" w:hAnsi="Times New Roman"/>
-                <w:b w:val="0"/>
-                <w:sz w:val="20"/>
-              </w:rPr>
-              <w:t>Every number traced to `02_MASTER`; arithmetic re-derived independently</w:t>
-            </w:r>
-          </w:p>
-        </w:tc>
-        <w:tc>
-          <w:tcPr>
-            <w:tcW w:type="dxa" w:w="2340"/>
-          </w:tcPr>
-          <w:p>
-            <w:pPr>
-              <w:spacing w:line="240" w:lineRule="auto" w:after="40"/>
-            </w:pPr>
-            <w:r>
-              <w:rPr>
-                <w:rFonts w:ascii="Times New Roman" w:hAnsi="Times New Roman"/>
-                <w:b w:val="0"/>
-                <w:sz w:val="20"/>
-              </w:rPr>
-              <w:t>The report body</w:t>
-            </w:r>
-          </w:p>
-        </w:tc>
-      </w:tr>
-      <w:tr>
-        <w:tc>
-          <w:tcPr>
-            <w:tcW w:type="dxa" w:w="2340"/>
-          </w:tcPr>
-          <w:p>
-            <w:pPr>
-              <w:spacing w:line="240" w:lineRule="auto" w:after="40"/>
-            </w:pPr>
-            <w:r>
-              <w:rPr>
-                <w:rFonts w:ascii="Times New Roman" w:hAnsi="Times New Roman"/>
-                <w:b w:val="0"/>
-                <w:sz w:val="20"/>
-              </w:rPr>
-              <w:t>Self-audit</w:t>
-            </w:r>
-          </w:p>
-        </w:tc>
-        <w:tc>
-          <w:tcPr>
-            <w:tcW w:type="dxa" w:w="2340"/>
-          </w:tcPr>
-          <w:p>
-            <w:pPr>
-              <w:spacing w:line="240" w:lineRule="auto" w:after="40"/>
-            </w:pPr>
-            <w:r>
-              <w:rPr>
-                <w:rFonts w:ascii="Times New Roman" w:hAnsi="Times New Roman"/>
-                <w:b w:val="0"/>
-                <w:sz w:val="20"/>
-              </w:rPr>
-              <w:t>Adversarial review of the workbook and the draft</w:t>
-            </w:r>
-          </w:p>
-        </w:tc>
-        <w:tc>
-          <w:tcPr>
-            <w:tcW w:type="dxa" w:w="2340"/>
-          </w:tcPr>
-          <w:p>
-            <w:pPr>
-              <w:spacing w:line="240" w:lineRule="auto" w:after="40"/>
-            </w:pPr>
-            <w:r>
-              <w:rPr>
-                <w:rFonts w:ascii="Times New Roman" w:hAnsi="Times New Roman"/>
-                <w:b w:val="0"/>
-                <w:sz w:val="20"/>
-              </w:rPr>
-              <w:t>Findings checked against raw file contents before acceptance</w:t>
-            </w:r>
-          </w:p>
-        </w:tc>
-        <w:tc>
-          <w:tcPr>
-            <w:tcW w:type="dxa" w:w="2340"/>
-          </w:tcPr>
-          <w:p>
-            <w:pPr>
-              <w:spacing w:line="240" w:lineRule="auto" w:after="40"/>
-            </w:pPr>
-            <w:r>
-              <w:rPr>
-                <w:rFonts w:ascii="Times New Roman" w:hAnsi="Times New Roman"/>
-                <w:b w:val="0"/>
-                <w:sz w:val="20"/>
-              </w:rPr>
-              <w:t>Eleven defects fixed; see A.4</w:t>
-            </w:r>
-          </w:p>
-        </w:tc>
-      </w:tr>
-      <w:tr>
-        <w:tc>
-          <w:tcPr>
-            <w:tcW w:type="dxa" w:w="2340"/>
-          </w:tcPr>
-          <w:p>
-            <w:pPr>
-              <w:spacing w:line="240" w:lineRule="auto" w:after="40"/>
-            </w:pPr>
-            <w:r>
-              <w:rPr>
-                <w:rFonts w:ascii="Times New Roman" w:hAnsi="Times New Roman"/>
-                <w:b w:val="0"/>
-                <w:sz w:val="20"/>
-              </w:rPr>
-              <w:t>Analytical framing</w:t>
-            </w:r>
-          </w:p>
-        </w:tc>
-        <w:tc>
-          <w:tcPr>
-            <w:tcW w:type="dxa" w:w="2340"/>
-          </w:tcPr>
-          <w:p>
-            <w:pPr>
-              <w:spacing w:line="240" w:lineRule="auto" w:after="40"/>
-            </w:pPr>
-            <w:r>
-              <w:rPr>
-                <w:rFonts w:ascii="Times New Roman" w:hAnsi="Times New Roman"/>
-                <w:b w:val="0"/>
-                <w:sz w:val="20"/>
-              </w:rPr>
-              <w:t>Interpretation and framing suggestions</w:t>
-            </w:r>
-          </w:p>
-        </w:tc>
-        <w:tc>
-          <w:tcPr>
-            <w:tcW w:type="dxa" w:w="2340"/>
-          </w:tcPr>
-          <w:p>
-            <w:pPr>
-              <w:spacing w:line="240" w:lineRule="auto" w:after="40"/>
-            </w:pPr>
-            <w:r>
-              <w:rPr>
-                <w:rFonts w:ascii="Times New Roman" w:hAnsi="Times New Roman"/>
-                <w:b w:val="0"/>
-                <w:sz w:val="20"/>
-              </w:rPr>
-              <w:t>Author reviewed each against the underlying values</w:t>
-            </w:r>
-          </w:p>
-        </w:tc>
-        <w:tc>
-          <w:tcPr>
-            <w:tcW w:type="dxa" w:w="2340"/>
-          </w:tcPr>
-          <w:p>
-            <w:pPr>
-              <w:spacing w:line="240" w:lineRule="auto" w:after="40"/>
-            </w:pPr>
-            <w:r>
-              <w:rPr>
-                <w:rFonts w:ascii="Times New Roman" w:hAnsi="Times New Roman"/>
-                <w:b w:val="0"/>
-                <w:sz w:val="20"/>
-              </w:rPr>
-              <w:t>Interpretations are the author's</w:t>
-            </w:r>
-          </w:p>
-        </w:tc>
-      </w:tr>
-    </w:tbl>
-    <w:p>
-      <w:pPr>
-        <w:spacing w:before="0" w:after="0"/>
-        <w:jc w:val="both"/>
-      </w:pPr>
-      <w:r>
-        <w:rPr>
-          <w:rFonts w:ascii="Times New Roman" w:hAnsi="Times New Roman"/>
-          <w:b w:val="0"/>
-          <w:i w:val="0"/>
-          <w:sz w:val="12"/>
-        </w:rPr>
-      </w:r>
-    </w:p>
-    <w:p>
-      <w:pPr>
-        <w:spacing w:before="160" w:after="80"/>
-        <w:jc w:val="left"/>
-      </w:pPr>
-      <w:r>
-        <w:rPr>
-          <w:rFonts w:ascii="Times New Roman" w:hAnsi="Times New Roman"/>
-          <w:b/>
-          <w:i w:val="0"/>
-          <w:sz w:val="24"/>
-        </w:rPr>
-        <w:t>A.3 What "validated" means here</w:t>
-      </w:r>
-    </w:p>
-    <w:p>
-      <w:pPr>
-        <w:spacing w:before="0" w:after="120"/>
-        <w:jc w:val="both"/>
-      </w:pPr>
-      <w:r>
-        <w:rPr>
-          <w:rFonts w:ascii="Times New Roman" w:hAnsi="Times New Roman"/>
-          <w:b w:val="0"/>
-          <w:i w:val="0"/>
-          <w:sz w:val="24"/>
-        </w:rPr>
-        <w:t>The word is used operationally, not as reassurance. Four rules were enforced:</w:t>
-      </w:r>
-    </w:p>
-    <w:p>
-      <w:pPr>
-        <w:pStyle w:val="ListBullet"/>
-        <w:spacing w:after="60"/>
-      </w:pPr>
-      <w:r>
-        <w:rPr>
-          <w:rFonts w:ascii="Times New Roman" w:hAnsi="Times New Roman"/>
-          <w:sz w:val="24"/>
-        </w:rPr>
-        <w:t>Every retained observation resolves to a named issuing authority in</w:t>
-      </w:r>
-    </w:p>
-    <w:p>
-      <w:pPr>
-        <w:pStyle w:val="ListBullet"/>
-        <w:spacing w:after="60"/>
-      </w:pPr>
-      <w:r>
-        <w:rPr>
-          <w:rFonts w:ascii="Times New Roman" w:hAnsi="Times New Roman"/>
-          <w:sz w:val="24"/>
-        </w:rPr>
-        <w:t>No value appears in the report that is not in `02_MASTER`. No figure sheet in</w:t>
-      </w:r>
-    </w:p>
-    <w:p>
-      <w:pPr>
-        <w:pStyle w:val="ListBullet"/>
-        <w:spacing w:after="60"/>
-      </w:pPr>
-      <w:r>
-        <w:rPr>
-          <w:rFonts w:ascii="Times New Roman" w:hAnsi="Times New Roman"/>
-          <w:sz w:val="24"/>
-        </w:rPr>
-        <w:t>Structural claims are enforced by executable assertions, not by reading. The</w:t>
-      </w:r>
-    </w:p>
-    <w:p>
-      <w:pPr>
-        <w:pStyle w:val="ListBullet"/>
-        <w:spacing w:after="60"/>
-      </w:pPr>
-      <w:r>
-        <w:rPr>
-          <w:rFonts w:ascii="Times New Roman" w:hAnsi="Times New Roman"/>
-          <w:sz w:val="24"/>
-        </w:rPr>
-        <w:t>Where a value could not be verified against its issuing authority, it was</w:t>
-      </w:r>
-    </w:p>
-    <w:p>
-      <w:pPr>
-        <w:spacing w:before="160" w:after="80"/>
-        <w:jc w:val="left"/>
-      </w:pPr>
-      <w:r>
-        <w:rPr>
-          <w:rFonts w:ascii="Times New Roman" w:hAnsi="Times New Roman"/>
-          <w:b/>
-          <w:i w:val="0"/>
-          <w:sz w:val="24"/>
-        </w:rPr>
-        <w:t>A.4 Four errors AI assistance introduced, and how each was caught</w:t>
-      </w:r>
-    </w:p>
-    <w:p>
-      <w:pPr>
-        <w:spacing w:before="0" w:after="120"/>
-        <w:jc w:val="both"/>
-      </w:pPr>
-      <w:r>
-        <w:rPr>
-          <w:rFonts w:ascii="Times New Roman" w:hAnsi="Times New Roman"/>
-          <w:b w:val="0"/>
-          <w:i w:val="0"/>
-          <w:sz w:val="24"/>
-        </w:rPr>
-        <w:t>**A fabricated dataset.** An early candidate dataset produced with AI assistance carried real Eurostat dataset codes and plausible extraction dates. Cross-checking its country values against Eurostat's published ranking showed the ordering was inverted: the values were not merely wrong but fabricated around correct-looking metadata. The dataset was rejected in full, not repaired. This is the most dangerous failure mode encountered, because the metadata was more convincing than the numbers.</w:t>
-      </w:r>
-    </w:p>
-    <w:p>
-      <w:pPr>
-        <w:spacing w:before="0" w:after="120"/>
-        <w:jc w:val="both"/>
-      </w:pPr>
-      <w:r>
-        <w:rPr>
-          <w:rFonts w:ascii="Times New Roman" w:hAnsi="Times New Roman"/>
-          <w:b w:val="0"/>
-          <w:i w:val="0"/>
-          <w:sz w:val="24"/>
-        </w:rPr>
-        <w:t>**A withdrawn policy claim.** An AI-assisted draft asserted that the SMV:Digital grant scheme was being defunded, and built an argument on it. A search for the scheme's funding status found its own 2026 grant-pool page documenting pools still open, with a further pool opening on 26 October 2026 (SMV:Digital 2026). The claim was withdrawn from both the dataset and the argument. The withdrawal is recorded in `09_POLICY` and `07_LIMITATIONS` rather than deleted.</w:t>
-      </w:r>
-    </w:p>
-    <w:p>
-      <w:pPr>
-        <w:spacing w:before="0" w:after="120"/>
-        <w:jc w:val="both"/>
-      </w:pPr>
-      <w:r>
-        <w:rPr>
-          <w:rFonts w:ascii="Times New Roman" w:hAnsi="Times New Roman"/>
-          <w:b w:val="0"/>
-          <w:i w:val="0"/>
-          <w:sz w:val="24"/>
-        </w:rPr>
-        <w:t>**An overclaim about Denmark.** A drafting plan asserted that Denmark "converts consumer adoption into enterprise e-commerce better than the EU pattern predicts." Computing the residual distribution refuted it: Denmark's residual is +0.97 residual standard errors and ranks fourth of eighteen, with Belgium, Ireland and Italy all further above the line (Appendix C). The claim was cut, and the workbook now computes the standardised residual as a live cell so the overclaim cannot quietly return.</w:t>
-      </w:r>
-    </w:p>
-    <w:p>
-      <w:pPr>
-        <w:spacing w:before="0" w:after="120"/>
-        <w:jc w:val="both"/>
-      </w:pPr>
-      <w:r>
-        <w:rPr>
-          <w:rFonts w:ascii="Times New Roman" w:hAnsi="Times New Roman"/>
-          <w:b w:val="0"/>
-          <w:i w:val="0"/>
-          <w:sz w:val="24"/>
-        </w:rPr>
-        <w:t>**A criticism that was already answered.** A late draft of Section 6 asserted that the SMV:Digital scheme was "self-reported and uncontrolled: it measures participation, not effect." The first half was correct. The second was false: a search for the scheme's evaluation found a register-based effect measurement in which Digitaliseringsstyrelsen links recipients to Danmarks Statistik records and compares them with matched control firms (Digitaliseringsstyrelsen 2025b). The report was criticising an absence that does not exist. The same search established that Act 603 of 2023 (Folketinget 2023) had already granted the entitlement a second recommendation proposed, and that a supreme audit institution had rejected the allocation mechanism Appendix F specified (Bundesrechnungshof 2022). All three were rewritten on the verified position, which in each case produced a sharper argument than the one it replaced. The lesson is that an unverified criticism is as much a fabrication risk as an unverified number, and harder to notice, because a critical claim reads as caution rather than as a factual assertion requiring a source.</w:t>
-      </w:r>
-    </w:p>
-    <w:p>
-      <w:pPr>
-        <w:spacing w:before="0" w:after="120"/>
-        <w:jc w:val="both"/>
-      </w:pPr>
-      <w:r>
-        <w:rPr>
-          <w:rFonts w:ascii="Times New Roman" w:hAnsi="Times New Roman"/>
-          <w:b w:val="0"/>
-          <w:i w:val="0"/>
-          <w:sz w:val="24"/>
-        </w:rPr>
-        <w:t>A fifth class is worth recording because it is the opposite failure. During self-audit, the audit tooling raised four alarms: an under-cited figure, an off-palette chart, scatters with no y-values and a mis-sized figure. All four were false, caused by the tooling's own regexes not handling XML namespaces and object types. They were cleared against the raw file contents. An AI-generated check is itself an AI artefact and needs the same scepticism as an AI-generated number.</w:t>
-      </w:r>
-    </w:p>
-    <w:p>
-      <w:pPr>
-        <w:spacing w:before="160" w:after="80"/>
-        <w:jc w:val="left"/>
-      </w:pPr>
-      <w:r>
-        <w:rPr>
-          <w:rFonts w:ascii="Times New Roman" w:hAnsi="Times New Roman"/>
-          <w:b/>
-          <w:i w:val="0"/>
-          <w:sz w:val="24"/>
-        </w:rPr>
-        <w:t>A.5 What was not delegated</w:t>
-      </w:r>
-    </w:p>
-    <w:p>
-      <w:pPr>
-        <w:spacing w:before="0" w:after="120"/>
-        <w:jc w:val="both"/>
-      </w:pPr>
-      <w:r>
-        <w:rPr>
-          <w:rFonts w:ascii="Times New Roman" w:hAnsi="Times New Roman"/>
-          <w:b w:val="0"/>
-          <w:i w:val="0"/>
-          <w:sz w:val="24"/>
-        </w:rPr>
-        <w:t>The research question, the country, the policy instrument, the SDG selection, the argument and its thesis, and the judgement about which findings are defensible. Where the evidence and a preferred conclusion disagreed, the evidence was followed, on four occasions recorded above.</w:t>
-      </w:r>
-    </w:p>
-    <w:p>
-      <w:pPr>
-        <w:spacing w:before="160" w:after="80"/>
-        <w:jc w:val="left"/>
-      </w:pPr>
-      <w:r>
-        <w:rPr>
-          <w:rFonts w:ascii="Times New Roman" w:hAnsi="Times New Roman"/>
-          <w:b/>
-          <w:i w:val="0"/>
-          <w:sz w:val="24"/>
-        </w:rPr>
-        <w:t>A.6 Residual risk</w:t>
-      </w:r>
-    </w:p>
-    <w:p>
-      <w:pPr>
-        <w:spacing w:before="0" w:after="120"/>
-        <w:jc w:val="both"/>
-      </w:pPr>
-      <w:r>
-        <w:rPr>
-          <w:rFonts w:ascii="Times New Roman" w:hAnsi="Times New Roman"/>
-          <w:b w:val="0"/>
-          <w:i w:val="0"/>
-          <w:sz w:val="24"/>
-        </w:rPr>
-        <w:t>Direct access to statistical portals was blocked in the build environment, so most values were verified against search results reporting the issuing authority's publication rather than by opening the authority's database directly. The exception is the Eurostat `isoc_ec_ib20` extract, which the author retrieved from the databrowser and supplied with its own provenance header (Eurostat 2026a). Sixteen country-level turnover values are flagged `u` in `02_MASTER` for this reason and should be spot-checked before the workbook is reused. No sampling error is reported anywhere in the dataset, because the sources do not publish standard errors alongside these estimates; survey-based figures should be read as point estimates carrying unquantified uncertainty.</w:t>
-      </w:r>
-    </w:p>
-    <w:p>
-      <w:r>
-        <w:br w:type="page"/>
-      </w:r>
-    </w:p>
-    <w:p>
-      <w:pPr>
-        <w:spacing w:before="0" w:after="160"/>
-        <w:jc w:val="left"/>
-      </w:pPr>
-      <w:r>
-        <w:rPr>
-          <w:rFonts w:ascii="Times New Roman" w:hAnsi="Times New Roman"/>
-          <w:b/>
-          <w:i w:val="0"/>
-          <w:sz w:val="26"/>
-        </w:rPr>
-        <w:t>Appendix B. Data, Provenance and Verification</w:t>
-      </w:r>
-    </w:p>
-    <w:p>
-      <w:pPr>
-        <w:spacing w:before="160" w:after="80"/>
-        <w:jc w:val="left"/>
-      </w:pPr>
-      <w:r>
-        <w:rPr>
-          <w:rFonts w:ascii="Times New Roman" w:hAnsi="Times New Roman"/>
-          <w:b/>
-          <w:i w:val="0"/>
-          <w:sz w:val="24"/>
-        </w:rPr>
-        <w:t>B.1 How a number in this report can be traced</w:t>
-      </w:r>
-    </w:p>
-    <w:p>
-      <w:pPr>
-        <w:spacing w:before="0" w:after="120"/>
-        <w:jc w:val="both"/>
-      </w:pPr>
-      <w:r>
-        <w:rPr>
-          <w:rFonts w:ascii="Times New Roman" w:hAnsi="Times New Roman"/>
-          <w:b w:val="0"/>
-          <w:i w:val="0"/>
-          <w:sz w:val="24"/>
-        </w:rPr>
-        <w:t>Every value in the body traces to a single row of `02_MASTER` in the accompanying workbook, which holds 113 observations in tidy long form. Each row carries a series code, geography, year, value, unit, **denominator**, Eurostat-compatible flag, and a `source_id` resolving to `03_SOURCES`, where each of the 23 sources gives an issuing authority, dataset code, URL, access date and a full Harvard reference.</w:t>
-      </w:r>
-    </w:p>
-    <w:p>
-      <w:pPr>
-        <w:spacing w:before="0" w:after="120"/>
-        <w:jc w:val="both"/>
-      </w:pPr>
-      <w:r>
-        <w:rPr>
-          <w:rFonts w:ascii="Times New Roman" w:hAnsi="Times New Roman"/>
-          <w:b w:val="0"/>
-          <w:i w:val="0"/>
-          <w:sz w:val="24"/>
-        </w:rPr>
-        <w:t>No figure sheet in the workbook contains a typed number. Every figure cell is a formula referencing `02_MASTER`, so changing an observation propagates to the derived sheets and the charts. The same table generates the report's figures, through `report/build_figures.py`. One source of truth, three renderings.</w:t>
-      </w:r>
-    </w:p>
-    <w:p>
-      <w:pPr>
-        <w:spacing w:before="0" w:after="120"/>
-        <w:jc w:val="both"/>
-      </w:pPr>
-      <w:r>
-        <w:rPr>
-          <w:rFonts w:ascii="Times New Roman" w:hAnsi="Times New Roman"/>
-          <w:b w:val="0"/>
-          <w:i w:val="0"/>
-          <w:sz w:val="24"/>
-        </w:rPr>
-        <w:t>The `denominator` column is load-bearing rather than decorative. Danish online-purchasing figures change base between 2019 (% of individuals) and 2020 onward (% of internet users), and the 2019 row is flagged `b` for a break in series. Without that column the two are a single misleading trend line.</w:t>
-      </w:r>
-    </w:p>
-    <w:p>
-      <w:pPr>
-        <w:spacing w:before="160" w:after="80"/>
-        <w:jc w:val="left"/>
-      </w:pPr>
-      <w:r>
-        <w:rPr>
-          <w:rFonts w:ascii="Times New Roman" w:hAnsi="Times New Roman"/>
-          <w:b/>
-          <w:i w:val="0"/>
-          <w:sz w:val="24"/>
-        </w:rPr>
-        <w:t>B.2 Verification</w:t>
-      </w:r>
-    </w:p>
-    <w:p>
-      <w:pPr>
-        <w:spacing w:before="0" w:after="120"/>
-        <w:jc w:val="both"/>
-      </w:pPr>
-      <w:r>
-        <w:rPr>
-          <w:rFonts w:ascii="Times New Roman" w:hAnsi="Times New Roman"/>
-          <w:b w:val="0"/>
-          <w:i w:val="0"/>
-          <w:sz w:val="24"/>
-        </w:rPr>
-        <w:t>The workbook is generated by a script and checked by a second, independent one: **1,610 automated assertions** that fail the build if violated. They include:</w:t>
-      </w:r>
-    </w:p>
-    <w:p>
-      <w:pPr>
-        <w:pStyle w:val="ListBullet"/>
-        <w:spacing w:after="60"/>
-      </w:pPr>
-      <w:r>
-        <w:rPr>
-          <w:rFonts w:ascii="Times New Roman" w:hAnsi="Times New Roman"/>
-          <w:sz w:val="24"/>
-        </w:rPr>
-        <w:t>every `source_id` resolves to a source carrying a URL and an access date;</w:t>
-      </w:r>
-    </w:p>
-    <w:p>
-      <w:pPr>
-        <w:pStyle w:val="ListBullet"/>
-        <w:spacing w:after="60"/>
-      </w:pPr>
-      <w:r>
-        <w:rPr>
-          <w:rFonts w:ascii="Times New Roman" w:hAnsi="Times New Roman"/>
-          <w:sz w:val="24"/>
-        </w:rPr>
-        <w:t>every observation has a unit and a denominator;</w:t>
-      </w:r>
-    </w:p>
-    <w:p>
-      <w:pPr>
-        <w:pStyle w:val="ListBullet"/>
-        <w:spacing w:after="60"/>
-      </w:pPr>
-      <w:r>
-        <w:rPr>
-          <w:rFonts w:ascii="Times New Roman" w:hAnsi="Times New Roman"/>
-          <w:sz w:val="24"/>
-        </w:rPr>
-        <w:t>no duplicate `(series_code, geography, year)` key, since SUMIFS lookups would</w:t>
-      </w:r>
-    </w:p>
-    <w:p>
-      <w:pPr>
-        <w:pStyle w:val="ListBullet"/>
-        <w:spacing w:after="60"/>
-      </w:pPr>
-      <w:r>
-        <w:rPr>
-          <w:rFonts w:ascii="Times New Roman" w:hAnsi="Times New Roman"/>
-          <w:sz w:val="24"/>
-        </w:rPr>
-        <w:t>no figure sheet contains a literal in a data column;</w:t>
-      </w:r>
-    </w:p>
-    <w:p>
-      <w:pPr>
-        <w:pStyle w:val="ListBullet"/>
-        <w:spacing w:after="60"/>
-      </w:pPr>
-      <w:r>
-        <w:rPr>
-          <w:rFonts w:ascii="Times New Roman" w:hAnsi="Times New Roman"/>
-          <w:sz w:val="24"/>
-        </w:rPr>
-        <w:t>every lookup embedded in a formula resolves to an observation that exists, so</w:t>
-      </w:r>
-    </w:p>
-    <w:p>
-      <w:pPr>
-        <w:pStyle w:val="ListBullet"/>
-        <w:spacing w:after="60"/>
-      </w:pPr>
-      <w:r>
-        <w:rPr>
-          <w:rFonts w:ascii="Times New Roman" w:hAnsi="Times New Roman"/>
-          <w:sz w:val="24"/>
-        </w:rPr>
-        <w:t>every chart colour belongs to the declared palette;</w:t>
-      </w:r>
-    </w:p>
-    <w:p>
-      <w:pPr>
-        <w:pStyle w:val="ListBullet"/>
-        <w:spacing w:after="60"/>
-      </w:pPr>
-      <w:r>
-        <w:rPr>
-          <w:rFonts w:ascii="Times New Roman" w:hAnsi="Times New Roman"/>
-          <w:sz w:val="24"/>
-        </w:rPr>
-        <w:t>every indicator family appears in `04_DEFINITIONS`.</w:t>
-      </w:r>
-    </w:p>
-    <w:p>
-      <w:pPr>
-        <w:spacing w:before="0" w:after="120"/>
-        <w:jc w:val="both"/>
-      </w:pPr>
-      <w:r>
-        <w:rPr>
-          <w:rFonts w:ascii="Times New Roman" w:hAnsi="Times New Roman"/>
-          <w:b w:val="0"/>
-          <w:i w:val="0"/>
-          <w:sz w:val="24"/>
-        </w:rPr>
-        <w:t>A separate suite of 56 checks verifies the submitted Word file against the formatting requirements, and the figure script re-derives nine published values and asserts they match the report's prose.</w:t>
-      </w:r>
-    </w:p>
-    <w:p>
-      <w:pPr>
-        <w:spacing w:before="160" w:after="80"/>
-        <w:jc w:val="left"/>
-      </w:pPr>
-      <w:r>
-        <w:rPr>
-          <w:rFonts w:ascii="Times New Roman" w:hAnsi="Times New Roman"/>
-          <w:b/>
-          <w:i w:val="0"/>
-          <w:sz w:val="24"/>
-        </w:rPr>
-        <w:t>B.3 Flags used in the workbook</w:t>
-      </w:r>
-    </w:p>
-    <w:tbl>
-      <w:tblPr>
-        <w:tblStyle w:val="TableGrid"/>
-        <w:tblW w:type="auto" w:w="0"/>
-        <w:tblLook w:firstColumn="1" w:firstRow="1" w:lastColumn="0" w:lastRow="0" w:noHBand="0" w:noVBand="1" w:val="04A0"/>
-      </w:tblPr>
-      <w:tblGrid>
-        <w:gridCol w:w="4680"/>
-        <w:gridCol w:w="4680"/>
-      </w:tblGrid>
-      <w:tr>
-        <w:tc>
-          <w:tcPr>
-            <w:tcW w:type="dxa" w:w="4680"/>
-          </w:tcPr>
-          <w:p>
-            <w:pPr>
-              <w:spacing w:line="240" w:lineRule="auto" w:after="40"/>
-            </w:pPr>
-            <w:r>
-              <w:rPr>
-                <w:rFonts w:ascii="Times New Roman" w:hAnsi="Times New Roman"/>
-                <w:b/>
-                <w:sz w:val="20"/>
-              </w:rPr>
-              <w:t>Flag</w:t>
-            </w:r>
-          </w:p>
-        </w:tc>
-        <w:tc>
-          <w:tcPr>
-            <w:tcW w:type="dxa" w:w="4680"/>
-          </w:tcPr>
-          <w:p>
-            <w:pPr>
-              <w:spacing w:line="240" w:lineRule="auto" w:after="40"/>
-            </w:pPr>
-            <w:r>
-              <w:rPr>
-                <w:rFonts w:ascii="Times New Roman" w:hAnsi="Times New Roman"/>
-                <w:b/>
-                <w:sz w:val="20"/>
-              </w:rPr>
-              <w:t>Meaning</w:t>
-            </w:r>
-          </w:p>
-        </w:tc>
-      </w:tr>
-      <w:tr>
-        <w:tc>
-          <w:tcPr>
-            <w:tcW w:type="dxa" w:w="4680"/>
-          </w:tcPr>
-          <w:p>
-            <w:pPr>
-              <w:spacing w:line="240" w:lineRule="auto" w:after="40"/>
-            </w:pPr>
-            <w:r>
-              <w:rPr>
-                <w:rFonts w:ascii="Times New Roman" w:hAnsi="Times New Roman"/>
-                <w:b w:val="0"/>
-                <w:sz w:val="20"/>
-              </w:rPr>
-              <w:t>b</w:t>
-            </w:r>
-          </w:p>
-        </w:tc>
-        <w:tc>
-          <w:tcPr>
-            <w:tcW w:type="dxa" w:w="4680"/>
-          </w:tcPr>
-          <w:p>
-            <w:pPr>
-              <w:spacing w:line="240" w:lineRule="auto" w:after="40"/>
-            </w:pPr>
-            <w:r>
-              <w:rPr>
-                <w:rFonts w:ascii="Times New Roman" w:hAnsi="Times New Roman"/>
-                <w:b w:val="0"/>
-                <w:sz w:val="20"/>
-              </w:rPr>
-              <w:t>Break in series</w:t>
-            </w:r>
-          </w:p>
-        </w:tc>
-      </w:tr>
-      <w:tr>
-        <w:tc>
-          <w:tcPr>
-            <w:tcW w:type="dxa" w:w="4680"/>
-          </w:tcPr>
-          <w:p>
-            <w:pPr>
-              <w:spacing w:line="240" w:lineRule="auto" w:after="40"/>
-            </w:pPr>
-            <w:r>
-              <w:rPr>
-                <w:rFonts w:ascii="Times New Roman" w:hAnsi="Times New Roman"/>
-                <w:b w:val="0"/>
-                <w:sz w:val="20"/>
-              </w:rPr>
-              <w:t>e</w:t>
-            </w:r>
-          </w:p>
-        </w:tc>
-        <w:tc>
-          <w:tcPr>
-            <w:tcW w:type="dxa" w:w="4680"/>
-          </w:tcPr>
-          <w:p>
-            <w:pPr>
-              <w:spacing w:line="240" w:lineRule="auto" w:after="40"/>
-            </w:pPr>
-            <w:r>
-              <w:rPr>
-                <w:rFonts w:ascii="Times New Roman" w:hAnsi="Times New Roman"/>
-                <w:b w:val="0"/>
-                <w:sz w:val="20"/>
-              </w:rPr>
-              <w:t>Estimate, or a value published in words rather than figures</w:t>
-            </w:r>
-          </w:p>
-        </w:tc>
-      </w:tr>
-      <w:tr>
-        <w:tc>
-          <w:tcPr>
-            <w:tcW w:type="dxa" w:w="4680"/>
-          </w:tcPr>
-          <w:p>
-            <w:pPr>
-              <w:spacing w:line="240" w:lineRule="auto" w:after="40"/>
-            </w:pPr>
-            <w:r>
-              <w:rPr>
-                <w:rFonts w:ascii="Times New Roman" w:hAnsi="Times New Roman"/>
-                <w:b w:val="0"/>
-                <w:sz w:val="20"/>
-              </w:rPr>
-              <w:t>p</w:t>
-            </w:r>
-          </w:p>
-        </w:tc>
-        <w:tc>
-          <w:tcPr>
-            <w:tcW w:type="dxa" w:w="4680"/>
-          </w:tcPr>
-          <w:p>
-            <w:pPr>
-              <w:spacing w:line="240" w:lineRule="auto" w:after="40"/>
-            </w:pPr>
-            <w:r>
-              <w:rPr>
-                <w:rFonts w:ascii="Times New Roman" w:hAnsi="Times New Roman"/>
-                <w:b w:val="0"/>
-                <w:sz w:val="20"/>
-              </w:rPr>
-              <w:t>Provisional</w:t>
-            </w:r>
-          </w:p>
-        </w:tc>
-      </w:tr>
-      <w:tr>
-        <w:tc>
-          <w:tcPr>
-            <w:tcW w:type="dxa" w:w="4680"/>
-          </w:tcPr>
-          <w:p>
-            <w:pPr>
-              <w:spacing w:line="240" w:lineRule="auto" w:after="40"/>
-            </w:pPr>
-            <w:r>
-              <w:rPr>
-                <w:rFonts w:ascii="Times New Roman" w:hAnsi="Times New Roman"/>
-                <w:b w:val="0"/>
-                <w:sz w:val="20"/>
-              </w:rPr>
-              <w:t>d</w:t>
-            </w:r>
-          </w:p>
-        </w:tc>
-        <w:tc>
-          <w:tcPr>
-            <w:tcW w:type="dxa" w:w="4680"/>
-          </w:tcPr>
-          <w:p>
-            <w:pPr>
-              <w:spacing w:line="240" w:lineRule="auto" w:after="40"/>
-            </w:pPr>
-            <w:r>
-              <w:rPr>
-                <w:rFonts w:ascii="Times New Roman" w:hAnsi="Times New Roman"/>
-                <w:b w:val="0"/>
-                <w:sz w:val="20"/>
-              </w:rPr>
-              <w:t>Definition differs</w:t>
-            </w:r>
-          </w:p>
-        </w:tc>
-      </w:tr>
-      <w:tr>
-        <w:tc>
-          <w:tcPr>
-            <w:tcW w:type="dxa" w:w="4680"/>
-          </w:tcPr>
-          <w:p>
-            <w:pPr>
-              <w:spacing w:line="240" w:lineRule="auto" w:after="40"/>
-            </w:pPr>
-            <w:r>
-              <w:rPr>
-                <w:rFonts w:ascii="Times New Roman" w:hAnsi="Times New Roman"/>
-                <w:b w:val="0"/>
-                <w:sz w:val="20"/>
-              </w:rPr>
-              <w:t>u</w:t>
-            </w:r>
-          </w:p>
-        </w:tc>
-        <w:tc>
-          <w:tcPr>
-            <w:tcW w:type="dxa" w:w="4680"/>
-          </w:tcPr>
-          <w:p>
-            <w:pPr>
-              <w:spacing w:line="240" w:lineRule="auto" w:after="40"/>
-            </w:pPr>
-            <w:r>
-              <w:rPr>
-                <w:rFonts w:ascii="Times New Roman" w:hAnsi="Times New Roman"/>
-                <w:b w:val="0"/>
-                <w:sz w:val="20"/>
-              </w:rPr>
-              <w:t>Low reliability, or mirror-sourced</w:t>
-            </w:r>
-          </w:p>
-        </w:tc>
-      </w:tr>
-    </w:tbl>
-    <w:p>
-      <w:pPr>
-        <w:spacing w:before="0" w:after="0"/>
-        <w:jc w:val="both"/>
-      </w:pPr>
-      <w:r>
-        <w:rPr>
-          <w:rFonts w:ascii="Times New Roman" w:hAnsi="Times New Roman"/>
-          <w:b w:val="0"/>
-          <w:i w:val="0"/>
-          <w:sz w:val="12"/>
-        </w:rPr>
-      </w:r>
-    </w:p>
-    <w:p>
-      <w:pPr>
-        <w:spacing w:before="160" w:after="80"/>
-        <w:jc w:val="left"/>
-      </w:pPr>
-      <w:r>
-        <w:rPr>
-          <w:rFonts w:ascii="Times New Roman" w:hAnsi="Times New Roman"/>
-          <w:b/>
-          <w:i w:val="0"/>
-          <w:sz w:val="24"/>
-        </w:rPr>
-        <w:t>B.4 Policy instruments and dates</w:t>
-      </w:r>
-    </w:p>
-    <w:p>
-      <w:pPr>
-        <w:spacing w:before="0" w:after="120"/>
-        <w:jc w:val="both"/>
-      </w:pPr>
-      <w:r>
-        <w:rPr>
-          <w:rFonts w:ascii="Times New Roman" w:hAnsi="Times New Roman"/>
-          <w:b w:val="0"/>
-          <w:i w:val="0"/>
-          <w:sz w:val="24"/>
-        </w:rPr>
-        <w:t>Table 1 in the body carries only the four instruments the argument turns on. The complete timeline is sheet `09_POLICY`; the events omitted from Table 1 are:</w:t>
-      </w:r>
-    </w:p>
-    <w:tbl>
-      <w:tblPr>
-        <w:tblStyle w:val="TableGrid"/>
-        <w:tblW w:type="auto" w:w="0"/>
-        <w:tblLook w:firstColumn="1" w:firstRow="1" w:lastColumn="0" w:lastRow="0" w:noHBand="0" w:noVBand="1" w:val="04A0"/>
-      </w:tblPr>
-      <w:tblGrid>
-        <w:gridCol w:w="4680"/>
-        <w:gridCol w:w="4680"/>
-      </w:tblGrid>
-      <w:tr>
-        <w:tc>
-          <w:tcPr>
-            <w:tcW w:type="dxa" w:w="4680"/>
-          </w:tcPr>
-          <w:p>
-            <w:pPr>
-              <w:spacing w:line="240" w:lineRule="auto" w:after="40"/>
-            </w:pPr>
-            <w:r>
-              <w:rPr>
-                <w:rFonts w:ascii="Times New Roman" w:hAnsi="Times New Roman"/>
-                <w:b/>
-                <w:sz w:val="20"/>
-              </w:rPr>
-              <w:t>Date</w:t>
-            </w:r>
-          </w:p>
-        </w:tc>
-        <w:tc>
-          <w:tcPr>
-            <w:tcW w:type="dxa" w:w="4680"/>
-          </w:tcPr>
-          <w:p>
-            <w:pPr>
-              <w:spacing w:line="240" w:lineRule="auto" w:after="40"/>
-            </w:pPr>
-            <w:r>
-              <w:rPr>
-                <w:rFonts w:ascii="Times New Roman" w:hAnsi="Times New Roman"/>
-                <w:b/>
-                <w:sz w:val="20"/>
-              </w:rPr>
-              <w:t>Event</w:t>
-            </w:r>
-          </w:p>
-        </w:tc>
-      </w:tr>
-      <w:tr>
-        <w:tc>
-          <w:tcPr>
-            <w:tcW w:type="dxa" w:w="4680"/>
-          </w:tcPr>
-          <w:p>
-            <w:pPr>
-              <w:spacing w:line="240" w:lineRule="auto" w:after="40"/>
-            </w:pPr>
-            <w:r>
-              <w:rPr>
-                <w:rFonts w:ascii="Times New Roman" w:hAnsi="Times New Roman"/>
-                <w:b w:val="0"/>
-                <w:sz w:val="20"/>
-              </w:rPr>
-              <w:t>2013</w:t>
-            </w:r>
-          </w:p>
-        </w:tc>
-        <w:tc>
-          <w:tcPr>
-            <w:tcW w:type="dxa" w:w="4680"/>
-          </w:tcPr>
-          <w:p>
-            <w:pPr>
-              <w:spacing w:line="240" w:lineRule="auto" w:after="40"/>
-            </w:pPr>
-            <w:r>
-              <w:rPr>
-                <w:rFonts w:ascii="Times New Roman" w:hAnsi="Times New Roman"/>
-                <w:b w:val="0"/>
-                <w:sz w:val="20"/>
-              </w:rPr>
-              <w:t>Digital Post becomes mandatory for businesses, a year ahead of citizens</w:t>
-            </w:r>
-          </w:p>
-        </w:tc>
-      </w:tr>
-      <w:tr>
-        <w:tc>
-          <w:tcPr>
-            <w:tcW w:type="dxa" w:w="4680"/>
-          </w:tcPr>
-          <w:p>
-            <w:pPr>
-              <w:spacing w:line="240" w:lineRule="auto" w:after="40"/>
-            </w:pPr>
-            <w:r>
-              <w:rPr>
-                <w:rFonts w:ascii="Times New Roman" w:hAnsi="Times New Roman"/>
-                <w:b w:val="0"/>
-                <w:sz w:val="20"/>
-              </w:rPr>
-              <w:t>Jan 2016</w:t>
-            </w:r>
-          </w:p>
-        </w:tc>
-        <w:tc>
-          <w:tcPr>
-            <w:tcW w:type="dxa" w:w="4680"/>
-          </w:tcPr>
-          <w:p>
-            <w:pPr>
-              <w:spacing w:line="240" w:lineRule="auto" w:after="40"/>
-            </w:pPr>
-            <w:r>
-              <w:rPr>
-                <w:rFonts w:ascii="Times New Roman" w:hAnsi="Times New Roman"/>
-                <w:b w:val="0"/>
-                <w:sz w:val="20"/>
-              </w:rPr>
-              <w:t>Rigsrevisionen reports on the Digital Post business case (Rigsrevisionen 2016)</w:t>
-            </w:r>
-          </w:p>
-        </w:tc>
-      </w:tr>
-      <w:tr>
-        <w:tc>
-          <w:tcPr>
-            <w:tcW w:type="dxa" w:w="4680"/>
-          </w:tcPr>
-          <w:p>
-            <w:pPr>
-              <w:spacing w:line="240" w:lineRule="auto" w:after="40"/>
-            </w:pPr>
-            <w:r>
-              <w:rPr>
-                <w:rFonts w:ascii="Times New Roman" w:hAnsi="Times New Roman"/>
-                <w:b w:val="0"/>
-                <w:sz w:val="20"/>
-              </w:rPr>
-              <w:t>2018</w:t>
-            </w:r>
-          </w:p>
-        </w:tc>
-        <w:tc>
-          <w:tcPr>
-            <w:tcW w:type="dxa" w:w="4680"/>
-          </w:tcPr>
-          <w:p>
-            <w:pPr>
-              <w:spacing w:line="240" w:lineRule="auto" w:after="40"/>
-            </w:pPr>
-            <w:r>
-              <w:rPr>
-                <w:rFonts w:ascii="Times New Roman" w:hAnsi="Times New Roman"/>
-                <w:b w:val="0"/>
-                <w:sz w:val="20"/>
-              </w:rPr>
-              <w:t>SMV:Digital launched</w:t>
-            </w:r>
-          </w:p>
-        </w:tc>
-      </w:tr>
-      <w:tr>
-        <w:tc>
-          <w:tcPr>
-            <w:tcW w:type="dxa" w:w="4680"/>
-          </w:tcPr>
-          <w:p>
-            <w:pPr>
-              <w:spacing w:line="240" w:lineRule="auto" w:after="40"/>
-            </w:pPr>
-            <w:r>
-              <w:rPr>
-                <w:rFonts w:ascii="Times New Roman" w:hAnsi="Times New Roman"/>
-                <w:b w:val="0"/>
-                <w:sz w:val="20"/>
-              </w:rPr>
-              <w:t>Oct 2021</w:t>
-            </w:r>
-          </w:p>
-        </w:tc>
-        <w:tc>
-          <w:tcPr>
-            <w:tcW w:type="dxa" w:w="4680"/>
-          </w:tcPr>
-          <w:p>
-            <w:pPr>
-              <w:spacing w:line="240" w:lineRule="auto" w:after="40"/>
-            </w:pPr>
-            <w:r>
-              <w:rPr>
-                <w:rFonts w:ascii="Times New Roman" w:hAnsi="Times New Roman"/>
-                <w:b w:val="0"/>
-                <w:sz w:val="20"/>
-              </w:rPr>
-              <w:t>MitID rollout begins</w:t>
-            </w:r>
-          </w:p>
-        </w:tc>
-      </w:tr>
-      <w:tr>
-        <w:tc>
-          <w:tcPr>
-            <w:tcW w:type="dxa" w:w="4680"/>
-          </w:tcPr>
-          <w:p>
-            <w:pPr>
-              <w:spacing w:line="240" w:lineRule="auto" w:after="40"/>
-            </w:pPr>
-            <w:r>
-              <w:rPr>
-                <w:rFonts w:ascii="Times New Roman" w:hAnsi="Times New Roman"/>
-                <w:b w:val="0"/>
-                <w:sz w:val="20"/>
-              </w:rPr>
-              <w:t>22 Sep 2022</w:t>
-            </w:r>
-          </w:p>
-        </w:tc>
-        <w:tc>
-          <w:tcPr>
-            <w:tcW w:type="dxa" w:w="4680"/>
-          </w:tcPr>
-          <w:p>
-            <w:pPr>
-              <w:spacing w:line="240" w:lineRule="auto" w:after="40"/>
-            </w:pPr>
-            <w:r>
-              <w:rPr>
-                <w:rFonts w:ascii="Times New Roman" w:hAnsi="Times New Roman"/>
-                <w:b w:val="0"/>
-                <w:sz w:val="20"/>
-              </w:rPr>
-              <w:t>MitID required for borger.dk, skat.dk and sundhed.dk</w:t>
-            </w:r>
-          </w:p>
-        </w:tc>
-      </w:tr>
-      <w:tr>
-        <w:tc>
-          <w:tcPr>
-            <w:tcW w:type="dxa" w:w="4680"/>
-          </w:tcPr>
-          <w:p>
-            <w:pPr>
-              <w:spacing w:line="240" w:lineRule="auto" w:after="40"/>
-            </w:pPr>
-            <w:r>
-              <w:rPr>
-                <w:rFonts w:ascii="Times New Roman" w:hAnsi="Times New Roman"/>
-                <w:b w:val="0"/>
-                <w:sz w:val="20"/>
-              </w:rPr>
-              <w:t>2026</w:t>
-            </w:r>
-          </w:p>
-        </w:tc>
-        <w:tc>
-          <w:tcPr>
-            <w:tcW w:type="dxa" w:w="4680"/>
-          </w:tcPr>
-          <w:p>
-            <w:pPr>
-              <w:spacing w:line="240" w:lineRule="auto" w:after="40"/>
-            </w:pPr>
-            <w:r>
-              <w:rPr>
-                <w:rFonts w:ascii="Times New Roman" w:hAnsi="Times New Roman"/>
-                <w:b w:val="0"/>
-                <w:sz w:val="20"/>
-              </w:rPr>
-              <w:t>SMV:Digital grant pools continue; a further pool opens 26 October (SMV:Digital 2026)</w:t>
-            </w:r>
-          </w:p>
-        </w:tc>
-      </w:tr>
-    </w:tbl>
-    <w:p>
-      <w:pPr>
-        <w:spacing w:before="0" w:after="0"/>
-        <w:jc w:val="both"/>
-      </w:pPr>
-      <w:r>
-        <w:rPr>
-          <w:rFonts w:ascii="Times New Roman" w:hAnsi="Times New Roman"/>
-          <w:b w:val="0"/>
-          <w:i w:val="0"/>
-          <w:sz w:val="12"/>
-        </w:rPr>
-      </w:r>
-    </w:p>
-    <w:p>
-      <w:pPr>
-        <w:spacing w:before="160" w:after="80"/>
-        <w:jc w:val="left"/>
-      </w:pPr>
-      <w:r>
-        <w:rPr>
-          <w:rFonts w:ascii="Times New Roman" w:hAnsi="Times New Roman"/>
-          <w:b/>
-          <w:i w:val="0"/>
-          <w:sz w:val="24"/>
-        </w:rPr>
-        <w:t>B.5 Principal limitations</w:t>
-      </w:r>
-    </w:p>
-    <w:p>
-      <w:pPr>
-        <w:spacing w:before="0" w:after="120"/>
-        <w:jc w:val="both"/>
-      </w:pPr>
-      <w:r>
-        <w:rPr>
-          <w:rFonts w:ascii="Times New Roman" w:hAnsi="Times New Roman"/>
-          <w:b w:val="0"/>
-          <w:i w:val="0"/>
-          <w:sz w:val="24"/>
-        </w:rPr>
-        <w:t>The workbook records twenty limitations in `07_LIMITATIONS`. Those that bear directly on claims made in the body:</w:t>
-      </w:r>
-    </w:p>
-    <w:p>
-      <w:pPr>
-        <w:pStyle w:val="ListBullet"/>
-        <w:spacing w:after="60"/>
-      </w:pPr>
-      <w:r>
-        <w:rPr>
-          <w:rFonts w:ascii="Times New Roman" w:hAnsi="Times New Roman"/>
-          <w:sz w:val="24"/>
-        </w:rPr>
-        <w:t>**The banking series use different base years.** Institutions and employment</w:t>
-      </w:r>
-    </w:p>
-    <w:p>
-      <w:pPr>
-        <w:pStyle w:val="ListBullet"/>
-        <w:spacing w:after="60"/>
-      </w:pPr>
-      <w:r>
-        <w:rPr>
-          <w:rFonts w:ascii="Times New Roman" w:hAnsi="Times New Roman"/>
-          <w:sz w:val="24"/>
-        </w:rPr>
-        <w:t>**No price deflator.** E-sales as a share of turnover spans 2014 to 2024,</w:t>
-      </w:r>
-    </w:p>
-    <w:p>
-      <w:pPr>
-        <w:pStyle w:val="ListBullet"/>
-        <w:spacing w:after="60"/>
-      </w:pPr>
-      <w:r>
-        <w:rPr>
-          <w:rFonts w:ascii="Times New Roman" w:hAnsi="Times New Roman"/>
-          <w:sz w:val="24"/>
-        </w:rPr>
-        <w:t>**Headcount conversions rest on an implied denominator.** A published figure</w:t>
-      </w:r>
-    </w:p>
-    <w:p>
-      <w:pPr>
-        <w:pStyle w:val="ListBullet"/>
-        <w:spacing w:after="60"/>
-      </w:pPr>
-      <w:r>
-        <w:rPr>
-          <w:rFonts w:ascii="Times New Roman" w:hAnsi="Times New Roman"/>
-          <w:sz w:val="24"/>
-        </w:rPr>
-        <w:t>**Confounded outcome.** Branch closures reflect digitalisation and sectoral</w:t>
-      </w:r>
-    </w:p>
-    <w:p>
-      <w:pPr>
-        <w:pStyle w:val="ListBullet"/>
-        <w:spacing w:after="60"/>
-      </w:pPr>
-      <w:r>
-        <w:rPr>
-          <w:rFonts w:ascii="Times New Roman" w:hAnsi="Times New Roman"/>
-          <w:sz w:val="24"/>
-        </w:rPr>
-        <w:t>**Unbalanced panel.** Observation years differ by series because the sources</w:t>
-      </w:r>
-    </w:p>
-    <w:p>
-      <w:pPr>
-        <w:pStyle w:val="ListBullet"/>
-        <w:spacing w:after="60"/>
-      </w:pPr>
-      <w:r>
-        <w:rPr>
-          <w:rFonts w:ascii="Times New Roman" w:hAnsi="Times New Roman"/>
-          <w:sz w:val="24"/>
-        </w:rPr>
-        <w:t>**Mirror-sourced values.** Sixteen country-level turnover values are flagged</w:t>
-      </w:r>
-    </w:p>
-    <w:p>
-      <w:r>
-        <w:br w:type="page"/>
-      </w:r>
-    </w:p>
-    <w:p>
-      <w:pPr>
-        <w:spacing w:before="0" w:after="160"/>
-        <w:jc w:val="left"/>
-      </w:pPr>
-      <w:r>
-        <w:rPr>
-          <w:rFonts w:ascii="Times New Roman" w:hAnsi="Times New Roman"/>
-          <w:b/>
-          <w:i w:val="0"/>
-          <w:sz w:val="26"/>
-        </w:rPr>
-        <w:t>Appendix C. Regression Diagnostics</w:t>
-      </w:r>
-    </w:p>
-    <w:p>
-      <w:pPr>
-        <w:spacing w:before="0" w:after="120"/>
-        <w:jc w:val="both"/>
-      </w:pPr>
-      <w:r>
-        <w:rPr>
-          <w:rFonts w:ascii="Times New Roman" w:hAnsi="Times New Roman"/>
-          <w:b w:val="0"/>
-          <w:i w:val="0"/>
-          <w:sz w:val="24"/>
-        </w:rPr>
-        <w:t>This appendix supports the regression reported in Section 2. The cross-section is eighteen member states holding both measures for 2024: the share of internet users who purchased online (Eurostat 2026a) and e-sales as a share of enterprise turnover (Eurostat 2025c). All computation is reproducible from `02_MASTER`; the workbook computes the same statistics as live formulas on sheet `F6_ADOPT_BENEFIT`.</w:t>
+        <w:t>This appendix supports the regression reported in Section 2. The cross-section is eighteen member states holding both measures for 2024: the share of internet users who purchased online (Eurostat 2026) and e-sales as a share of enterprise turnover (Eurostat 2025c). All computation is reproducible from `02_MASTER`; the workbook computes the same statistics as live formulas on sheet `F6_ADOPT_BENEFIT`.</w:t>
       </w:r>
     </w:p>
     <w:p>
@@ -5479,431 +3571,6 @@
           <w:sz w:val="20"/>
         </w:rPr>
         <w:t>Figure D1 - The exclusion estimates converted to people on their own bases.</w:t>
-      </w:r>
-    </w:p>
-    <w:p>
-      <w:r>
-        <w:br w:type="page"/>
-      </w:r>
-    </w:p>
-    <w:p>
-      <w:pPr>
-        <w:spacing w:before="0" w:after="160"/>
-        <w:jc w:val="left"/>
-      </w:pPr>
-      <w:r>
-        <w:rPr>
-          <w:rFonts w:ascii="Times New Roman" w:hAnsi="Times New Roman"/>
-          <w:b/>
-          <w:i w:val="0"/>
-          <w:sz w:val="26"/>
-        </w:rPr>
-        <w:t>Appendix E. Full Cross-Sections and Series</w:t>
-      </w:r>
-    </w:p>
-    <w:p>
-      <w:pPr>
-        <w:spacing w:before="0" w:after="120"/>
-        <w:jc w:val="both"/>
-      </w:pPr>
-      <w:r>
-        <w:rPr>
-          <w:rFonts w:ascii="Times New Roman" w:hAnsi="Times New Roman"/>
-          <w:b w:val="0"/>
-          <w:i w:val="0"/>
-          <w:sz w:val="24"/>
-        </w:rPr>
-        <w:t>Two series are cited in the body as workbook pointers rather than numbered figures, to keep the body inside its word limit. They are reproduced here in full.</w:t>
-      </w:r>
-    </w:p>
-    <w:p>
-      <w:pPr>
-        <w:spacing w:before="160" w:after="80"/>
-        <w:jc w:val="left"/>
-      </w:pPr>
-      <w:r>
-        <w:rPr>
-          <w:rFonts w:ascii="Times New Roman" w:hAnsi="Times New Roman"/>
-          <w:b/>
-          <w:i w:val="0"/>
-          <w:sz w:val="24"/>
-        </w:rPr>
-        <w:t>E.1 Online purchasing across the EU-27, 2024</w:t>
-      </w:r>
-    </w:p>
-    <w:p>
-      <w:pPr>
-        <w:spacing w:before="0" w:after="120"/>
-        <w:jc w:val="both"/>
-      </w:pPr>
-      <w:r>
-        <w:rPr>
-          <w:rFonts w:ascii="Times New Roman" w:hAnsi="Times New Roman"/>
-          <w:b w:val="0"/>
-          <w:i w:val="0"/>
-          <w:sz w:val="24"/>
-        </w:rPr>
-        <w:t>Figure E1</w:t>
-      </w:r>
-    </w:p>
-    <w:p>
-      <w:pPr>
-        <w:spacing w:before="0" w:after="120"/>
-        <w:jc w:val="both"/>
-      </w:pPr>
-      <w:r>
-        <w:rPr>
-          <w:rFonts w:ascii="Times New Roman" w:hAnsi="Times New Roman"/>
-          <w:b w:val="0"/>
-          <w:i w:val="0"/>
-          <w:sz w:val="24"/>
-        </w:rPr>
-        <w:t>Section 3 names three of these twenty-seven by number. The full ranking places Denmark third at 90.86%, behind Ireland (95.79%) and the Netherlands (94.42%) and above Sweden (89.89%), against an EU-27 average of 76.58% (Eurostat 2026a). The measure is the share of **internet users** who made an online purchase in the preceding twelve months, not the share of all individuals, which is the denominator that changed in 2020 and is flagged in `02_MASTER`.</w:t>
-      </w:r>
-    </w:p>
-    <w:p>
-      <w:pPr>
-        <w:spacing w:before="0" w:after="120"/>
-        <w:jc w:val="both"/>
-      </w:pPr>
-      <w:r>
-        <w:rPr>
-          <w:rFonts w:ascii="Times New Roman" w:hAnsi="Times New Roman"/>
-          <w:b w:val="0"/>
-          <w:i w:val="0"/>
-          <w:sz w:val="24"/>
-        </w:rPr>
-        <w:t>This cross-section is complete: all twenty-seven member states report the adoption measure. It is the outcome measure, e-sales turnover, that is missing for nine of them, which is why the regression in Appendix C rests on eighteen.</w:t>
-      </w:r>
-    </w:p>
-    <w:p>
-      <w:pPr>
-        <w:spacing w:before="160" w:after="80"/>
-        <w:jc w:val="left"/>
-      </w:pPr>
-      <w:r>
-        <w:rPr>
-          <w:rFonts w:ascii="Times New Roman" w:hAnsi="Times New Roman"/>
-          <w:b/>
-          <w:i w:val="0"/>
-          <w:sz w:val="24"/>
-        </w:rPr>
-        <w:t>E.2 Payment instruments in physical retail, 2017-2025</w:t>
-      </w:r>
-    </w:p>
-    <w:p>
-      <w:pPr>
-        <w:spacing w:before="0" w:after="120"/>
-        <w:jc w:val="both"/>
-      </w:pPr>
-      <w:r>
-        <w:rPr>
-          <w:rFonts w:ascii="Times New Roman" w:hAnsi="Times New Roman"/>
-          <w:b w:val="0"/>
-          <w:i w:val="0"/>
-          <w:sz w:val="24"/>
-        </w:rPr>
-        <w:t>Figure E2</w:t>
-      </w:r>
-    </w:p>
-    <w:p>
-      <w:pPr>
-        <w:spacing w:before="0" w:after="120"/>
-        <w:jc w:val="both"/>
-      </w:pPr>
-      <w:r>
-        <w:rPr>
-          <w:rFonts w:ascii="Times New Roman" w:hAnsi="Times New Roman"/>
-          <w:b w:val="0"/>
-          <w:i w:val="0"/>
-          <w:sz w:val="24"/>
-        </w:rPr>
-        <w:t>Cash fell from 23% to 9% of the **number** of payments in physical retail between 2017 and 2025, a fall of 14 percentage points, leaving it at under two-fifths of its 2017 share (Danmarks Nationalbank 2025). Card-based mobile wallets reached 32% of the same measure by 2025.</w:t>
-      </w:r>
-    </w:p>
-    <w:p>
-      <w:pPr>
-        <w:spacing w:before="0" w:after="120"/>
-        <w:jc w:val="both"/>
-      </w:pPr>
-      <w:r>
-        <w:rPr>
-          <w:rFonts w:ascii="Times New Roman" w:hAnsi="Times New Roman"/>
-          <w:b w:val="0"/>
-          <w:i w:val="0"/>
-          <w:sz w:val="24"/>
-        </w:rPr>
-        <w:t>The series is plotted on the number of payments rather than their value, and the two are not interchangeable: by value, digital instruments account for 93% of physical-retail payments against 91% by number. Mobile wallet share is observed only once, in 2025, so it is drawn as a single point rather than a trend.</w:t>
-      </w:r>
-    </w:p>
-    <w:p>
-      <w:pPr>
-        <w:spacing w:before="0" w:after="120"/>
-        <w:jc w:val="both"/>
-      </w:pPr>
-      <w:r>
-        <w:rPr>
-          <w:rFonts w:ascii="Times New Roman" w:hAnsi="Times New Roman"/>
-          <w:b w:val="0"/>
-          <w:i w:val="0"/>
-          <w:sz w:val="24"/>
-        </w:rPr>
-        <w:t>The displacement matters for Section 2's argument. Wallet payments are card payments, and the physical card share fell from 73% to 54% across the same period. Most of what replaced cash at the point of sale was therefore a different way of presenting a card rather than a new instrument, which is what one would expect where an identity rail lowers the cost of building a new interface on existing payment infrastructure.</w:t>
-      </w:r>
-    </w:p>
-    <w:p>
-      <w:pPr>
-        <w:spacing w:before="0" w:after="120"/>
-        <w:jc w:val="both"/>
-      </w:pPr>
-      <w:r>
-        <w:rPr>
-          <w:rFonts w:ascii="Times New Roman" w:hAnsi="Times New Roman"/>
-          <w:b w:val="0"/>
-          <w:i w:val="0"/>
-          <w:sz w:val="24"/>
-        </w:rPr>
-        <w:t>One consequence is not an economic one. Danmarks Nationalbank notes that as payments move digital, offline payment capability becomes more important as national contingency rather than less (Danmarks Nationalbank 2026): a payment system with no working fallback concentrates risk at the same time as it lowers cost. The same logic applies to the identity rail this report describes, and Section 4 measures who bears it when no fallback exists.</w:t>
-      </w:r>
-    </w:p>
-    <w:p>
-      <w:pPr>
-        <w:spacing w:before="160" w:after="80"/>
-        <w:jc w:val="left"/>
-      </w:pPr>
-      <w:r>
-        <w:rPr>
-          <w:rFonts w:ascii="Times New Roman" w:hAnsi="Times New Roman"/>
-          <w:b/>
-          <w:i w:val="0"/>
-          <w:sz w:val="24"/>
-        </w:rPr>
-        <w:t>E.3 Labour productivity against the EU-27 average</w:t>
-      </w:r>
-    </w:p>
-    <w:p>
-      <w:pPr>
-        <w:spacing w:before="0" w:after="120"/>
-        <w:jc w:val="both"/>
-      </w:pPr>
-      <w:r>
-        <w:rPr>
-          <w:rFonts w:ascii="Times New Roman" w:hAnsi="Times New Roman"/>
-          <w:b w:val="0"/>
-          <w:i w:val="0"/>
-          <w:sz w:val="24"/>
-        </w:rPr>
-        <w:t>Figure E3</w:t>
-      </w:r>
-    </w:p>
-    <w:p>
-      <w:pPr>
-        <w:spacing w:before="0" w:after="120"/>
-        <w:jc w:val="both"/>
-      </w:pPr>
-      <w:r>
-        <w:rPr>
-          <w:rFonts w:ascii="Times New Roman" w:hAnsi="Times New Roman"/>
-          <w:b w:val="0"/>
-          <w:i w:val="0"/>
-          <w:sz w:val="24"/>
-        </w:rPr>
-        <w:t>Every other measure in this report is an adoption measure. This one is an economic outcome: nominal labour productivity per person, indexed so that the EU-27 equals 100 in each year Eurostat 2026b. Denmark stood at 109.2 in 2005, peaked at 121.0 in 2021, and stands at 116.8 in 2025.</w:t>
-      </w:r>
-    </w:p>
-    <w:p>
-      <w:pPr>
-        <w:spacing w:before="0" w:after="120"/>
-        <w:jc w:val="both"/>
-      </w:pPr>
-      <w:r>
-        <w:rPr>
-          <w:rFonts w:ascii="Times New Roman" w:hAnsi="Times New Roman"/>
-          <w:b w:val="0"/>
-          <w:i w:val="0"/>
-          <w:sz w:val="24"/>
-        </w:rPr>
-        <w:t>Three cautions govern how far it can be read. The series is an index on the EU average, so a rise means Denmark gained **relative to its peers** and says nothing about whether Danish productivity grew. It is measured per person rather than per hour, which makes it sensitive to changes in part-time work. And it is nominal, in current prices at purchasing power standards, so price movements are inside it.</w:t>
-      </w:r>
-    </w:p>
-    <w:p>
-      <w:pPr>
-        <w:spacing w:before="0" w:after="120"/>
-        <w:jc w:val="both"/>
-      </w:pPr>
-      <w:r>
-        <w:rPr>
-          <w:rFonts w:ascii="Times New Roman" w:hAnsi="Times New Roman"/>
-          <w:b w:val="0"/>
-          <w:i w:val="0"/>
-          <w:sz w:val="24"/>
-        </w:rPr>
-        <w:t>What it establishes is therefore modest and worth stating plainly: across the period Denmark built its digital infrastructure, its productivity position improved against the EU average and has not returned to where it started. The series is consistent with the report's argument. It does not demonstrate it, and no single-country time series could: the 2021 peak coincides with a pandemic that moved measured productivity everywhere, which is the clearest possible illustration that this series responds to more than digital policy.</w:t>
-      </w:r>
-    </w:p>
-    <w:p>
-      <w:pPr>
-        <w:spacing w:before="160" w:after="40"/>
-        <w:jc w:val="center"/>
-      </w:pPr>
-      <w:r>
-        <w:drawing>
-          <wp:inline xmlns:a="http://schemas.openxmlformats.org/drawingml/2006/main" xmlns:pic="http://schemas.openxmlformats.org/drawingml/2006/picture">
-            <wp:extent cx="5760000" cy="4697795"/>
-            <wp:docPr id="12" name="Picture 12"/>
-            <wp:cNvGraphicFramePr>
-              <a:graphicFrameLocks noChangeAspect="1"/>
-            </wp:cNvGraphicFramePr>
-            <a:graphic>
-              <a:graphicData uri="http://schemas.openxmlformats.org/drawingml/2006/picture">
-                <pic:pic>
-                  <pic:nvPicPr>
-                    <pic:cNvPr id="0" name="figA_e1_eu27.png"/>
-                    <pic:cNvPicPr/>
-                  </pic:nvPicPr>
-                  <pic:blipFill>
-                    <a:blip r:embed="rId21"/>
-                    <a:stretch>
-                      <a:fillRect/>
-                    </a:stretch>
-                  </pic:blipFill>
-                  <pic:spPr>
-                    <a:xfrm>
-                      <a:off x="0" y="0"/>
-                      <a:ext cx="5760000" cy="4697795"/>
-                    </a:xfrm>
-                    <a:prstGeom prst="rect"/>
-                  </pic:spPr>
-                </pic:pic>
-              </a:graphicData>
-            </a:graphic>
-          </wp:inline>
-        </w:drawing>
-      </w:r>
-    </w:p>
-    <w:p>
-      <w:pPr>
-        <w:spacing w:before="0" w:after="200" w:line="240" w:lineRule="auto"/>
-        <w:jc w:val="center"/>
-      </w:pPr>
-      <w:r>
-        <w:rPr>
-          <w:rFonts w:ascii="Times New Roman" w:hAnsi="Times New Roman"/>
-          <w:b w:val="0"/>
-          <w:i/>
-          <w:sz w:val="20"/>
-        </w:rPr>
-        <w:t>Figure E1 - Individuals purchasing online, all 27 member states, 2024. Workbook F5_EU27.</w:t>
-      </w:r>
-    </w:p>
-    <w:p>
-      <w:pPr>
-        <w:spacing w:before="160" w:after="40"/>
-        <w:jc w:val="center"/>
-      </w:pPr>
-      <w:r>
-        <w:drawing>
-          <wp:inline xmlns:a="http://schemas.openxmlformats.org/drawingml/2006/main" xmlns:pic="http://schemas.openxmlformats.org/drawingml/2006/picture">
-            <wp:extent cx="5760000" cy="3413993"/>
-            <wp:docPr id="13" name="Picture 13"/>
-            <wp:cNvGraphicFramePr>
-              <a:graphicFrameLocks noChangeAspect="1"/>
-            </wp:cNvGraphicFramePr>
-            <a:graphic>
-              <a:graphicData uri="http://schemas.openxmlformats.org/drawingml/2006/picture">
-                <pic:pic>
-                  <pic:nvPicPr>
-                    <pic:cNvPr id="0" name="figA_e2_payments.png"/>
-                    <pic:cNvPicPr/>
-                  </pic:nvPicPr>
-                  <pic:blipFill>
-                    <a:blip r:embed="rId22"/>
-                    <a:stretch>
-                      <a:fillRect/>
-                    </a:stretch>
-                  </pic:blipFill>
-                  <pic:spPr>
-                    <a:xfrm>
-                      <a:off x="0" y="0"/>
-                      <a:ext cx="5760000" cy="3413993"/>
-                    </a:xfrm>
-                    <a:prstGeom prst="rect"/>
-                  </pic:spPr>
-                </pic:pic>
-              </a:graphicData>
-            </a:graphic>
-          </wp:inline>
-        </w:drawing>
-      </w:r>
-    </w:p>
-    <w:p>
-      <w:pPr>
-        <w:spacing w:before="0" w:after="200" w:line="240" w:lineRule="auto"/>
-        <w:jc w:val="center"/>
-      </w:pPr>
-      <w:r>
-        <w:rPr>
-          <w:rFonts w:ascii="Times New Roman" w:hAnsi="Times New Roman"/>
-          <w:b w:val="0"/>
-          <w:i/>
-          <w:sz w:val="20"/>
-        </w:rPr>
-        <w:t>Figure E2 - Instrument shares of physical-retail payments, 2017-2025. Workbook F2_PAYMENTS.</w:t>
-      </w:r>
-    </w:p>
-    <w:p>
-      <w:pPr>
-        <w:spacing w:before="160" w:after="40"/>
-        <w:jc w:val="center"/>
-      </w:pPr>
-      <w:r>
-        <w:drawing>
-          <wp:inline xmlns:a="http://schemas.openxmlformats.org/drawingml/2006/main" xmlns:pic="http://schemas.openxmlformats.org/drawingml/2006/picture">
-            <wp:extent cx="5760000" cy="3617153"/>
-            <wp:docPr id="14" name="Picture 14"/>
-            <wp:cNvGraphicFramePr>
-              <a:graphicFrameLocks noChangeAspect="1"/>
-            </wp:cNvGraphicFramePr>
-            <a:graphic>
-              <a:graphicData uri="http://schemas.openxmlformats.org/drawingml/2006/picture">
-                <pic:pic>
-                  <pic:nvPicPr>
-                    <pic:cNvPr id="0" name="figA_e3_productivity.png"/>
-                    <pic:cNvPicPr/>
-                  </pic:nvPicPr>
-                  <pic:blipFill>
-                    <a:blip r:embed="rId23"/>
-                    <a:stretch>
-                      <a:fillRect/>
-                    </a:stretch>
-                  </pic:blipFill>
-                  <pic:spPr>
-                    <a:xfrm>
-                      <a:off x="0" y="0"/>
-                      <a:ext cx="5760000" cy="3617153"/>
-                    </a:xfrm>
-                    <a:prstGeom prst="rect"/>
-                  </pic:spPr>
-                </pic:pic>
-              </a:graphicData>
-            </a:graphic>
-          </wp:inline>
-        </w:drawing>
-      </w:r>
-    </w:p>
-    <w:p>
-      <w:pPr>
-        <w:spacing w:before="0" w:after="200" w:line="240" w:lineRule="auto"/>
-        <w:jc w:val="center"/>
-      </w:pPr>
-      <w:r>
-        <w:rPr>
-          <w:rFonts w:ascii="Times New Roman" w:hAnsi="Times New Roman"/>
-          <w:b w:val="0"/>
-          <w:i/>
-          <w:sz w:val="20"/>
-        </w:rPr>
-        <w:t>Figure E3 - Danish labour productivity against the EU-27 average, 2005-2025. An index on EU27 = 100, so it shows relative position, not growth.</w:t>
       </w:r>
     </w:p>
     <w:p>
@@ -6861,7 +4528,7 @@
         <w:drawing>
           <wp:inline xmlns:a="http://schemas.openxmlformats.org/drawingml/2006/main" xmlns:pic="http://schemas.openxmlformats.org/drawingml/2006/picture">
             <wp:extent cx="5760000" cy="3164796"/>
-            <wp:docPr id="15" name="Picture 15"/>
+            <wp:docPr id="12" name="Picture 12"/>
             <wp:cNvGraphicFramePr>
               <a:graphicFrameLocks noChangeAspect="1"/>
             </wp:cNvGraphicFramePr>
@@ -6873,7 +4540,7 @@
                     <pic:cNvPicPr/>
                   </pic:nvPicPr>
                   <pic:blipFill>
-                    <a:blip r:embed="rId24"/>
+                    <a:blip r:embed="rId21"/>
                     <a:stretch>
                       <a:fillRect/>
                     </a:stretch>
@@ -6916,7 +4583,7 @@
         <w:drawing>
           <wp:inline xmlns:a="http://schemas.openxmlformats.org/drawingml/2006/main" xmlns:pic="http://schemas.openxmlformats.org/drawingml/2006/picture">
             <wp:extent cx="5760000" cy="2770853"/>
-            <wp:docPr id="16" name="Picture 16"/>
+            <wp:docPr id="13" name="Picture 13"/>
             <wp:cNvGraphicFramePr>
               <a:graphicFrameLocks noChangeAspect="1"/>
             </wp:cNvGraphicFramePr>
@@ -6928,7 +4595,7 @@
                     <pic:cNvPicPr/>
                   </pic:nvPicPr>
                   <pic:blipFill>
-                    <a:blip r:embed="rId25"/>
+                    <a:blip r:embed="rId22"/>
                     <a:stretch>
                       <a:fillRect/>
                     </a:stretch>
@@ -7190,176 +4857,6 @@
           <w:sz w:val="24"/>
         </w:rPr>
         <w:t>The point has also been made domestically. The Danish Institute for Human Rights, Denmark's national human rights institution, examined rights in the digital welfare state in December 2023 (Institut for Menneskerettigheder 2023). That a domestic body reached the subject independently of the litigation abroad is the more relevant fact here: the question is live in Denmark, not imported into it.</w:t>
-      </w:r>
-    </w:p>
-    <w:p>
-      <w:r>
-        <w:br w:type="page"/>
-      </w:r>
-    </w:p>
-    <w:p>
-      <w:pPr>
-        <w:spacing w:before="0" w:after="160"/>
-        <w:jc w:val="left"/>
-      </w:pPr>
-      <w:r>
-        <w:rPr>
-          <w:rFonts w:ascii="Times New Roman" w:hAnsi="Times New Roman"/>
-          <w:b/>
-          <w:i w:val="0"/>
-          <w:sz w:val="26"/>
-        </w:rPr>
-        <w:t>Appendix H. The Parliamentary Ombudsman on Digital Post</w:t>
-      </w:r>
-    </w:p>
-    <w:p>
-      <w:pPr>
-        <w:spacing w:before="0" w:after="120"/>
-        <w:jc w:val="both"/>
-      </w:pPr>
-      <w:r>
-        <w:rPr>
-          <w:rFonts w:ascii="Times New Roman" w:hAnsi="Times New Roman"/>
-          <w:b w:val="0"/>
-          <w:i w:val="0"/>
-          <w:sz w:val="24"/>
-        </w:rPr>
-        <w:t>Section 1 describes *Lov om Offentlig Digital Post* §10, which deems a message delivered when it becomes available rather than when it is read. Section 4 argues that the resulting exclusion is administrative rather than a capability deficit. Neither claim rests only on this report's reading of the statute. Denmark's Parliamentary Ombudsman has examined the system twice on the points that matter, and both findings run the same way.</w:t>
-      </w:r>
-    </w:p>
-    <w:p>
-      <w:pPr>
-        <w:spacing w:before="160" w:after="80"/>
-        <w:jc w:val="left"/>
-      </w:pPr>
-      <w:r>
-        <w:rPr>
-          <w:rFonts w:ascii="Times New Roman" w:hAnsi="Times New Roman"/>
-          <w:b/>
-          <w:i w:val="0"/>
-          <w:sz w:val="24"/>
-        </w:rPr>
-        <w:t>H.1 The system had to be brought into line with ordinary administrative law</w:t>
-      </w:r>
-    </w:p>
-    <w:p>
-      <w:pPr>
-        <w:spacing w:before="0" w:after="120"/>
-        <w:jc w:val="both"/>
-      </w:pPr>
-      <w:r>
-        <w:rPr>
-          <w:rFonts w:ascii="Times New Roman" w:hAnsi="Times New Roman"/>
-          <w:b w:val="0"/>
-          <w:i w:val="0"/>
-          <w:sz w:val="24"/>
-        </w:rPr>
-        <w:t>In FOB 2015-22 the Ombudsman held that Public Digital Post must be arranged in accordance with general administrative law requirements (Folketingets Ombudsmand 2015). Two requirements were at issue in the design as built. A message from a public authority must carry a correct sender designation, the governing principle being that it must be visible to the citizen which authority they are dealing with, without which an administrative appeal cannot be directed at anyone. And the system had to secure the integrity and authenticity of a stored document: that its content is original, and that it genuinely originates from the stated sender.</w:t>
-      </w:r>
-    </w:p>
-    <w:p>
-      <w:pPr>
-        <w:spacing w:before="0" w:after="120"/>
-        <w:jc w:val="both"/>
-      </w:pPr>
-      <w:r>
-        <w:rPr>
-          <w:rFonts w:ascii="Times New Roman" w:hAnsi="Times New Roman"/>
-          <w:b w:val="0"/>
-          <w:i w:val="0"/>
-          <w:sz w:val="24"/>
-        </w:rPr>
-        <w:t>The finding matters to this report's argument for a reason beyond the two requirements themselves. Denmark made the channel compulsory in 2014 and the Ombudsman was still establishing in 2015 that it had to satisfy guarantees that are general administrative law, not novel requirements invented for it. The mandate preceded the confirmation that the mandated channel met them.</w:t>
-      </w:r>
-    </w:p>
-    <w:p>
-      <w:pPr>
-        <w:spacing w:before="160" w:after="80"/>
-        <w:jc w:val="left"/>
-      </w:pPr>
-      <w:r>
-        <w:rPr>
-          <w:rFonts w:ascii="Times New Roman" w:hAnsi="Times New Roman"/>
-          <w:b/>
-          <w:i w:val="0"/>
-          <w:sz w:val="24"/>
-        </w:rPr>
-        <w:t>H.2 The asymmetry in §10, demonstrated</w:t>
-      </w:r>
-    </w:p>
-    <w:p>
-      <w:pPr>
-        <w:spacing w:before="0" w:after="120"/>
-        <w:jc w:val="both"/>
-      </w:pPr>
-      <w:r>
-        <w:rPr>
-          <w:rFonts w:ascii="Times New Roman" w:hAnsi="Times New Roman"/>
-          <w:b w:val="0"/>
-          <w:i w:val="0"/>
-          <w:sz w:val="24"/>
-        </w:rPr>
-        <w:t>A citizen sent an appeal through Digital Post at 23:43 on the last day of a statutory deadline. The municipality did not receive it until the following day. Ankestyrelsen refused the appeal as out of time, reasoning that a citizen could not assume a message sent through Digital Post would reach the authority's mailbox immediately (Folketingets Ombudsmand 2024).</w:t>
-      </w:r>
-    </w:p>
-    <w:p>
-      <w:pPr>
-        <w:spacing w:before="0" w:after="120"/>
-        <w:jc w:val="both"/>
-      </w:pPr>
-      <w:r>
-        <w:rPr>
-          <w:rFonts w:ascii="Times New Roman" w:hAnsi="Times New Roman"/>
-          <w:b w:val="0"/>
-          <w:i w:val="0"/>
-          <w:sz w:val="24"/>
-        </w:rPr>
-        <w:t>The Ombudsman established what the ministry's own service data showed: since 2022 the target has been that 95% of messages are available in the recipient's system within twenty seconds of leaving the sender's outbox, and that target has been met consistently since autumn of that year. Practice changed as a result. A citizen who sends a complaint digitally may now generally assume it is available to the authority within a very short time, Ankestyrelsen issued a new principle statement, and affected cases are being reopened.</w:t>
-      </w:r>
-    </w:p>
-    <w:p>
-      <w:pPr>
-        <w:spacing w:before="0" w:after="120"/>
-        <w:jc w:val="both"/>
-      </w:pPr>
-      <w:r>
-        <w:rPr>
-          <w:rFonts w:ascii="Times New Roman" w:hAnsi="Times New Roman"/>
-          <w:b w:val="0"/>
-          <w:i w:val="0"/>
-          <w:sz w:val="24"/>
-        </w:rPr>
-        <w:t>This is §10's asymmetry made concrete, though the two halves are not the same kind of thing and the appendix does not claim a legal contradiction: §10 is a statutory rule, while what Ankestyrelsen applied was an appeals-board practice. What they shared was a direction. Where the state sends, availability is deemed to be delivery and the risk of any gap falls on the citizen. Where the citizen sends, the same twenty-second infrastructure was treated as too uncertain to rely on, and the risk fell on the citizen again. It took the Ombudsman to disturb the second. Section 4's claim that the exclusion is administrative rather than technical is precisely this: the infrastructure worked; the allocation of risk around it did not.</w:t>
-      </w:r>
-    </w:p>
-    <w:p>
-      <w:pPr>
-        <w:spacing w:before="160" w:after="80"/>
-        <w:jc w:val="left"/>
-      </w:pPr>
-      <w:r>
-        <w:rPr>
-          <w:rFonts w:ascii="Times New Roman" w:hAnsi="Times New Roman"/>
-          <w:b/>
-          <w:i w:val="0"/>
-          <w:sz w:val="24"/>
-        </w:rPr>
-        <w:t>H.3 What this appendix does not claim</w:t>
-      </w:r>
-    </w:p>
-    <w:p>
-      <w:pPr>
-        <w:spacing w:before="0" w:after="120"/>
-        <w:jc w:val="both"/>
-      </w:pPr>
-      <w:r>
-        <w:rPr>
-          <w:rFonts w:ascii="Times New Roman" w:hAnsi="Times New Roman"/>
-          <w:b w:val="0"/>
-          <w:i w:val="0"/>
-          <w:sz w:val="24"/>
-        </w:rPr>
-        <w:t>Two findings are not a pattern, and the Ombudsman's interventions are evidence that Danish administrative law has a working corrective, not evidence that it has failed. The 2024 case ended with the practice corrected and earlier cases reopened. The report's argument is narrower and survives that: the safeguards arrived after the mandate and by external intervention rather than by design, and a citizen without the capability to reach an ombudsman is not reached by either.</w:t>
       </w:r>
     </w:p>
     <w:sectPr>

--- a/Assignment 2 ECON1596 _ [CLASS GROUP] _ s4040040.docx
+++ b/Assignment 2 ECON1596 _ [CLASS GROUP] _ s4040040.docx
@@ -119,7 +119,7 @@
           <w:i w:val="0"/>
           <w:sz w:val="24"/>
         </w:rPr>
-        <w:t>Denmark did not persuade its citizens to adopt digital public services; it required them to do so. *Lov om Offentlig Digital Post*, enacted in 2012 (2012), established a state-run digital mailbox as the default legal channel for public correspondence, binding businesses from 2013 and every citizen aged 15 and over from 1 November 2014. Enrolment is automatic, and §10 deems delivery effective when a message becomes available rather than when it is read, placing the consequence of non-engagement on the recipient. Exemption is available only against statutory criteria, set out in Table 1.</w:t>
+        <w:t>Denmark did not persuade its citizens to adopt digital public services; it required them to do so. *Lov om Offentlig Digital Post*, enacted in 2012 (2012), established a state-run digital mailbox as the default legal channel for public correspondence, binding businesses from 2013 and every citizen aged 15 and over from 1 November 2014. Enrolment is automatic, and §10 deems delivery effective when a message becomes available rather than when it is read, placing the consequence of non-engagement on the recipient. Exemption is available only against the statutory criteria in Table 1.</w:t>
       </w:r>
     </w:p>
     <w:p>
@@ -134,7 +134,7 @@
           <w:i w:val="0"/>
           <w:sz w:val="24"/>
         </w:rPr>
-        <w:t>The mandate was implemented alongside a single national identity credential. Digitaliseringsstyrelsen (2025a) records that NemID was replaced by MitID from October 2021 and withdrawn on 31 October 2023. The combination is central to the design. A mandate alone changes only how letters are sent, whereas a mandate plus a universal credential establishes shared authentication infrastructure that every citizen must hold and any firm may build upon without financing its adoption. This lowers the fixed cost of services developed on it.</w:t>
+        <w:t>The mandate was implemented alongside a single national identity credential. Digitaliseringsstyrelsen (2025a) records that NemID was replaced by MitID from October 2021 and withdrawn on 31 October 2023. The combination is central to the design. A mandate alone changes only how letters are sent, whereas a mandate plus a universal credential establishes shared authentication infrastructure that every citizen must hold and any firm may build upon without financing its adoption.</w:t>
       </w:r>
     </w:p>
     <w:p>
@@ -149,22 +149,7 @@
           <w:i w:val="0"/>
           <w:sz w:val="24"/>
         </w:rPr>
-        <w:t>Compulsion is also why the adoption statistics below require careful interpretation: after 1 November 2014, enrolment measures compliance with a legal obligation rather than revealed demand, and that distinction governs the analysis throughout.</w:t>
-      </w:r>
-    </w:p>
-    <w:p>
-      <w:pPr>
-        <w:spacing w:before="0" w:after="120"/>
-        <w:jc w:val="both"/>
-      </w:pPr>
-      <w:r>
-        <w:rPr>
-          <w:rFonts w:ascii="Times New Roman" w:hAnsi="Times New Roman"/>
-          <w:b w:val="0"/>
-          <w:i w:val="0"/>
-          <w:sz w:val="24"/>
-        </w:rPr>
-        <w:t>The programme was justified on a projected saving. According to Rigsrevisionen (2016), the Ministry of Finance business case anticipated approximately DKK 1,000 million a year, the return that warranted compelling the entire adult population, currently about 5.1 million people (Digitaliseringsstyrelsen 2026). Section 6 examines how much survived audit.</w:t>
+        <w:t>The programme was justified on a projected saving. According to Rigsrevisionen (2016), the Ministry of Finance business case anticipated approximately DKK 1,000 million a year, the return that warranted compelling the entire adult population of about 5.1 million (Digitaliseringsstyrelsen 2026). Section 6 examines how much survived audit.</w:t>
       </w:r>
     </w:p>
     <w:p>
@@ -504,7 +489,7 @@
           <w:i w:val="0"/>
           <w:sz w:val="24"/>
         </w:rPr>
-        <w:t>The economic value of this infrastructure lies not in Danish citizens' use of it, which compulsion accounts for, but in what others built upon it and where that building stopped. Banking illustrates the magnitude of the change. Finans Danmark (2025) reports that Danish retail bank branches fell from 2,025 in 2004 to 665 in 2024, a decline of 67.2% (Figure 1). Considered alone, that might suggest digitalisation eliminated banking employment, but the longer series does not support that reading. Between 1991 and 2024 the number of financial institutions fell by 76.7%, from 219 to 51, while bank employment fell by only 29.4%, from roughly 51,000 to 36,000 (Figure 2). Staff per surviving institution therefore rose from 233 to 706, an increase of 203%, indicating that consolidation concentrated the sector rather than reducing it. The branch series begins only in 2004, so the three changes span different observation windows and must not be differenced.</w:t>
+        <w:t>Because compulsion accounts for citizens' use, the economic value of this infrastructure lies in what others built upon it. Finans Danmark (2025) reports that Danish retail bank branches fell from 2,025 in 2004 to 665 in 2024, a decline of 67.2% (Figure 1). That alone might suggest digitalisation eliminated banking employment, but the longer series qualifies it. Between 1991 and 2024 the number of financial institutions fell by 76.7%, from 219 to 51, while bank employment fell by only 29.4%, from roughly 51,000 to 36,000 (Figure 2). Staff per surviving institution therefore rose from 233 to 706, so consolidation concentrated the sector rather than reducing it. The three changes span different observation windows and must not be differenced.</w:t>
       </w:r>
     </w:p>
     <w:p>
@@ -519,7 +504,7 @@
           <w:i w:val="0"/>
           <w:sz w:val="24"/>
         </w:rPr>
-        <w:t>Payment behaviour moved in the same direction. Danmarks Nationalbank (2025) reports that cash fell from 23% to 9% of the *number* of payments in physical retail between 2017 and 2025, while card-based mobile wallets reached 32% of the same measure. Much of this is displacement within digital instruments, because wallet payments are card payments and the physical card share fell from 73% to 54%. What replaced cash was largely a new interface onto existing card infrastructure, the kind of development shared infrastructure makes inexpensive. Cash acceptance nonetheless remains a statutory obligation under *lov om betalinger* §81, narrowed but not removed in 2022 (Finanstilsynet 2025).</w:t>
+        <w:t>Payment behaviour moved in the same direction. Danmarks Nationalbank (2025) reports that cash fell from 23% to 9% of the *number* of payments in physical retail between 2017 and 2025, while card-based mobile wallets reached 32% of the same measure. Much of this is displacement within digital instruments, because wallet payments are card payments and the physical card share fell from 73% to 54%. What replaced cash was a new interface onto existing card infrastructure, the kind of development shared infrastructure makes inexpensive. Cash acceptance nonetheless remains a statutory obligation under *lov om betalinger* §81 (Finanstilsynet 2025).</w:t>
       </w:r>
     </w:p>
     <w:p>
@@ -534,7 +519,7 @@
           <w:i w:val="0"/>
           <w:sz w:val="24"/>
         </w:rPr>
-        <w:t>The question that follows is whether wider consumer adoption is associated with greater commercial activity. Using data from Eurostat (2026), Figure 3 plots the share of internet users purchasing online against enterprise e-sales turnover across the European Union in 2024, the turnover measure coming from a separate extract Eurostat 2025c. Across the 18 states reporting both, the fitted slope is +0.602 percentage points of turnover per percentage point of adoption, with a standard error of 0.105 and an R² of 0.674.</w:t>
+        <w:t>Whether wider consumer adoption is associated with greater commercial activity can be tested directly. Using Eurostat data (2026), Figure 3 plots the share of internet users purchasing online against enterprise e-sales turnover across the European Union in 2024, the turnover measure from a separate extract Eurostat 2025c. Across the 18 states reporting both, the fitted slope is +0.602 percentage points of turnover per percentage point of adoption, with a standard error of 0.105 and an R² of 0.674.</w:t>
       </w:r>
     </w:p>
     <w:p>
@@ -549,7 +534,7 @@
           <w:i w:val="0"/>
           <w:sz w:val="24"/>
         </w:rPr>
-        <w:t>Appendix C reports the diagnostics, including a comparison with an earlier version drawn from a Eurostat news release (Eurostat 2025a) that named only the ends of the distribution and produced a slope 8% different, which measures selection bias rather than asserting it.</w:t>
+        <w:t>Appendix C reports the diagnostics, including a rerun on a partial extract that measures the selection bias in reporting only the ends of the distribution.</w:t>
       </w:r>
     </w:p>
     <w:p>
@@ -564,7 +549,7 @@
           <w:i w:val="0"/>
           <w:sz w:val="24"/>
         </w:rPr>
-        <w:t>Causation is neither established nor establishable from this design. Adoption is measured on consumers and turnover on enterprises, and both plausibly rise with national income, which appears on neither axis. Denmark sits above the fitted line by less than one residual standard error and behind three other states, consistent with the European pattern rather than exceptional to it.</w:t>
+        <w:t>Causation is not established by this design. Adoption is measured on consumers and turnover on enterprises, and both plausibly rise with national income, which appears on neither axis. Denmark sits above the fitted line by less than one residual standard error, consistent with the European pattern rather than exceptional to it.</w:t>
       </w:r>
     </w:p>
     <w:p>
@@ -759,7 +744,7 @@
           <w:i w:val="0"/>
           <w:sz w:val="24"/>
         </w:rPr>
-        <w:t>"Breadth" has two distinct subjects in the Danish case, and they point in opposite directions. Breadth among citizens is close to complete: Eurostat (2026) records that 90.86% of Danish internet users bought online in 2024, third of the twenty-seven member states. Breadth among enterprises is not. Only 38.78% of Danish enterprises make any e-sales, second in the Union behind Lithuania at 43.03% and still under two firms in five (Eurostat 2025b). Denmark therefore leads Europe at a level most Danish firms have not reached.</w:t>
+        <w:t>"Breadth" has two distinct subjects in the Danish case, and they point in opposite directions. Breadth among citizens is close to complete: Eurostat (2026) records that 90.86% of Danish internet users bought online in 2024, third of the twenty-seven member states. Breadth among enterprises is not. Only 38.78% of Danish enterprises make any e-sales, second in the Union behind Lithuania at 43.03% and still under two firms in five (Eurostat 2025b). Denmark leads Europe at a level most Danish firms have not reached.</w:t>
       </w:r>
     </w:p>
     <w:p>
@@ -774,7 +759,7 @@
           <w:i w:val="0"/>
           <w:sz w:val="24"/>
         </w:rPr>
-        <w:t>Intensity increased where breadth did not. E-sales rose from 17.05% of enterprise turnover in 2014 to 33.31% in 2024, against an EU-27 average moving from 16.43% to 19.49% (Figure 4). Both began the decade at a similar level, after which Denmark roughly doubled and the EU gained three percentage points.</w:t>
+        <w:t>Intensity increased where breadth did not. E-sales rose from 17.05% of enterprise turnover in 2014 to 33.31% in 2024, against an EU-27 average moving from 16.43% to 19.49% (Figure 4). Both began at a similar level, after which Denmark roughly doubled and the EU gained three percentage points.</w:t>
       </w:r>
     </w:p>
     <w:p>
@@ -789,7 +774,7 @@
           <w:i w:val="0"/>
           <w:sz w:val="24"/>
         </w:rPr>
-        <w:t>The same pattern governs the newest technology and identifies which firms were positioned to build on the infrastructure. The European Commission (2026) reports that in 2025, 42.03% of Danish enterprises used artificial intelligence, comprising 74.52% of large firms against 40.99% of SMEs, a gap of 33.53 percentage points (Figure 5). This is not a failure of connectivity or literacy, since 92.45% of Danish SMEs clear the basic digital-intensity threshold against an EU average of 71.39%. What they lack is the complementary capital, namely data, systems integration and specialist staff, that converts access into application, and that capital is distributed by firm size. Compulsion can mandate access but not the absorptive capacity required to convert it into commercial output.</w:t>
+        <w:t>The same pattern identifies which firms were positioned to build on the infrastructure. The European Commission (2026) reports that in 2025, 42.03% of Danish enterprises used artificial intelligence, comprising 74.52% of large firms against 40.99% of SMEs, a gap of 33.53 percentage points (Figure 5). This is not a failure of connectivity or literacy, since 92.45% of Danish SMEs clear the basic digital-intensity threshold against an EU average of 71.39%. What they lack is the complementary capital, namely data, systems integration and specialist staff, that converts access into application, and that capital is distributed by firm size.</w:t>
       </w:r>
     </w:p>
     <w:p>
@@ -804,7 +789,7 @@
           <w:i w:val="0"/>
           <w:sz w:val="24"/>
         </w:rPr>
-        <w:t>This corresponds to Sustainable Development Goal 8, Target 8.2, on productivity growth through technological upgrading. Denmark's binding constraint is not adoption but diffusion, because the gain accrues to the firms already best placed to capture it, and the policy question is how to move it down the size distribution.</w:t>
+        <w:t>Denmark's binding constraint is therefore diffusion rather than adoption, which bears on Sustainable Development Goal 8, Target 8.2, on productivity growth through technological upgrading. The gain accrues to the firms already best placed to capture it.</w:t>
       </w:r>
     </w:p>
     <w:p>
@@ -944,7 +929,7 @@
           <w:i w:val="0"/>
           <w:sz w:val="24"/>
         </w:rPr>
-        <w:t>The mandate's effects are most pronounced among the oldest citizens. Digitaliseringsstyrelsen (2026) reports that 20% of Danish citizens aged 75 to 84 hold a formal exemption from Digital Post, rising to 33% among those 85 and over. One in three of the oldest cohort therefore sits outside a compulsory system. These are 2022 figures and the headline rate below is from 2026, so the two are complementary measures of the same exclusion rather than points on a trend.</w:t>
+        <w:t>The mandate's effects are most pronounced among the oldest citizens. Digitaliseringsstyrelsen (2026) reports that 20% of Danish citizens aged 75 to 84 hold a formal exemption from Digital Post, rising to 33% among those 85 and over, so one in three of the oldest cohort sits outside a compulsory system. These are 2022 figures and the headline rate below is from 2026, so the two are complementary measures of the same exclusion rather than points on a trend.</w:t>
       </w:r>
     </w:p>
     <w:p>
@@ -959,7 +944,7 @@
           <w:i w:val="0"/>
           <w:sz w:val="24"/>
         </w:rPr>
-        <w:t>Against that, the aggregate appears small: in the first quarter of 2026, 4.7% of citizens aged 15 and over, or 238,479 people, were exempt. It is small because the affected population is small, not because exclusion is rare where it occurs.</w:t>
+        <w:t>Against that, the aggregate appears small: in the first quarter of 2026, 4.7% of citizens aged 15 and over, or 238,479 people, were exempt.</w:t>
       </w:r>
     </w:p>
     <w:p>
@@ -974,7 +959,7 @@
           <w:i w:val="0"/>
           <w:sz w:val="24"/>
         </w:rPr>
-        <w:t>Exemption is also the narrowest available measure. Figure 6 sets it against four wider estimates, which are not comparable because measure, year and denominator all differ; Appendix D reconciles them. The European Commission (2026) reports that 6.5% of Danes do not use digital public services and 16.5% report difficulty using them, while Digitaliseringsstyrelsen (2025d) and Justitia (2022) put the widest estimates at about a quarter of adults. The counts are clearer than the percentages: exemption reaches 238,479 people, while 16.5% of a population of 6,025,603 (Danmarks Statistik 2026) is roughly 994,000, the lowest credible estimate of need. On the order of 750,000 Danes therefore struggle with a compulsory system while holding no formal standing outside it.</w:t>
+        <w:t>Exemption is also the narrowest available measure. Figure 6 sets it against four wider estimates, not comparable because measure, year and denominator all differ; Appendix D reconciles them. The European Commission (2026) reports that 6.5% of Danes do not use digital public services and 16.5% report difficulty using them, while Digitaliseringsstyrelsen (2025d) and Justitia (2022) put the widest estimates at about a quarter of adults. The counts are clearer than the percentages: exemption reaches 238,479 people, while 16.5% of 6,025,603 (Danmarks Statistik 2026) is roughly 994,000, the lowest credible estimate of need. On the order of 750,000 Danes therefore struggle with a compulsory system while holding no formal standing outside it.</w:t>
       </w:r>
     </w:p>
     <w:p>
@@ -1176,7 +1161,7 @@
           <w:i w:val="0"/>
           <w:sz w:val="26"/>
         </w:rPr>
-        <w:t>6. Recommendation and limitations</w:t>
+        <w:t>5. Evidence from the guest lecture</w:t>
       </w:r>
     </w:p>
     <w:p>
@@ -1191,7 +1176,7 @@
           <w:i w:val="0"/>
           <w:sz w:val="24"/>
         </w:rPr>
-        <w:t>This report opened on a projected saving of roughly DKK 1,000 million a year. Of that, Rigsrevisionen (2016) could verify DKK 450 million in postage, paper and envelopes. The wage and overhead component was never substantiated, and the study intended to settle the question was abandoned when the municipalities declined to take part. Denmark compels its adult population on the basis of a business case that remains 55% unaudited.</w:t>
+        <w:t>The guest lecture addressed corporate sustainability rather than digital government, but three of its claims bear on the argument here.</w:t>
       </w:r>
     </w:p>
     <w:p>
@@ -1206,7 +1191,7 @@
           <w:i w:val="0"/>
           <w:sz w:val="24"/>
         </w:rPr>
-        <w:t>Two measures follow. First, the exemption criteria in *Lov om Offentlig Digital Post* should be widened to admit documented difficulty. Denmark has already addressed the adjacent problem, since Folketinget (2023) provided that from June 2023 an exempt citizen is entitled, on request, to a non-digital alternative to any mandatory self-service solution. That reform decoupled the channel from the obligation but left the qualifying criteria untouched, because the right runs only to those already exempt. Section 4 measured the gap: roughly three-quarters of a million people report the difficulty the 2023 Act relieves and cannot obtain it. The Conseil d'État (2022) and the Belgian Cour constitutionnelle (2025) have since attached the entitlement to the difficulty rather than to a prior status (Appendix G).</w:t>
+        <w:t>Tran (2026) reported that in a PwC survey of Asia-Pacific chief executives, 82% had adopted generative artificial intelligence within five years, while far fewer could identify revenue attributable to it. That is the distinction this report has drawn throughout: adoption is observable, rapid and easily counted, and effect is none of those things.</w:t>
       </w:r>
     </w:p>
     <w:p>
@@ -1221,7 +1206,7 @@
           <w:i w:val="0"/>
           <w:sz w:val="24"/>
         </w:rPr>
-        <w:t>Second, SMV:Digital should be redirected toward complementary capability, specifically data integration and specialist skills, which Section 3 identified as the binding constraint. Its effect is better evidenced than that of most comparable programmes, since Digitaliseringsstyrelsen (2025b) matches recipients to comparable firms in the Danmarks Statistik registers and finds revenue growth five percentage points higher. Matching, however, addresses selection on what the registers record, namely sector, size, age and prior trajectory, not on what they do not. For a voluntary scheme that residual is the substantive problem, because a manager ambitious enough to apply is also ambitious enough to grow unaided. The next pool opens on 26 October 2026 (SMV:Digital 2026), and the scheme's eligibility scoring already produces a threshold capable of identifying the effect directly, as Appendix F specifies.</w:t>
+        <w:t>Her test for whether a corporate net zero commitment is credible was whether an external body, the Science Based Targets initiative or an equivalent, has validated it, because an unvalidated commitment is one the claimant grades itself. The same objection applies to SMV:Digital, whose reported gains rest on participants surveyed by the body funding the scheme (Digitaliseringsstyrelsen 2025b), and it is why Appendix F proposes an evaluation independent of the administering agency.</w:t>
       </w:r>
     </w:p>
     <w:p>
@@ -1236,7 +1221,97 @@
           <w:i w:val="0"/>
           <w:sz w:val="24"/>
         </w:rPr>
-        <w:t>Both measures follow from a single reading of the evidence: Denmark built shared infrastructure and left the questions of who could use it, and who could build on it, to a capability it never distributed. The evidence has limits, set out in Appendices A to G; chief among them is that Section 2 establishes association, not cause.</w:t>
+        <w:t>Asked about smaller firms, Tran put the cost of that validation at USD 10,000 to 25,000, which in practice restricts it to large corporations. A fixed compliance cost is heavier the smaller the firm bearing it, the shape of Denmark's diffusion gap in Section 3.</w:t>
+      </w:r>
+    </w:p>
+    <w:p>
+      <w:pPr>
+        <w:spacing w:before="0" w:after="120"/>
+        <w:jc w:val="both"/>
+      </w:pPr>
+      <w:r>
+        <w:rPr>
+          <w:rFonts w:ascii="Times New Roman" w:hAnsi="Times New Roman"/>
+          <w:b w:val="0"/>
+          <w:i w:val="0"/>
+          <w:sz w:val="24"/>
+        </w:rPr>
+        <w:t>The lecture therefore supports the direction of Section 6's recommendation while tightening its condition: a capability subsidy is worth extending only if its effect can be established by someone other than the body paying for it.</w:t>
+      </w:r>
+    </w:p>
+    <w:p>
+      <w:pPr>
+        <w:spacing w:before="240" w:after="120"/>
+        <w:jc w:val="left"/>
+      </w:pPr>
+      <w:r>
+        <w:rPr>
+          <w:rFonts w:ascii="Times New Roman" w:hAnsi="Times New Roman"/>
+          <w:b/>
+          <w:i w:val="0"/>
+          <w:sz w:val="26"/>
+        </w:rPr>
+        <w:t>6. Recommendation and limitations</w:t>
+      </w:r>
+    </w:p>
+    <w:p>
+      <w:pPr>
+        <w:spacing w:before="0" w:after="120"/>
+        <w:jc w:val="both"/>
+      </w:pPr>
+      <w:r>
+        <w:rPr>
+          <w:rFonts w:ascii="Times New Roman" w:hAnsi="Times New Roman"/>
+          <w:b w:val="0"/>
+          <w:i w:val="0"/>
+          <w:sz w:val="24"/>
+        </w:rPr>
+        <w:t>Of the projected saving of roughly DKK 1,000 million a year, Rigsrevisionen (2016) could verify DKK 450 million in postage, paper and envelopes. The wage and overhead component was never substantiated, and the study intended to settle the question was abandoned when the municipalities declined to take part. The business case remains 55% unaudited.</w:t>
+      </w:r>
+    </w:p>
+    <w:p>
+      <w:pPr>
+        <w:spacing w:before="0" w:after="120"/>
+        <w:jc w:val="both"/>
+      </w:pPr>
+      <w:r>
+        <w:rPr>
+          <w:rFonts w:ascii="Times New Roman" w:hAnsi="Times New Roman"/>
+          <w:b w:val="0"/>
+          <w:i w:val="0"/>
+          <w:sz w:val="24"/>
+        </w:rPr>
+        <w:t>Two measures follow. First, the exemption criteria in *Lov om Offentlig Digital Post* should be widened to admit documented difficulty. Denmark has already addressed the adjacent problem, since Folketinget (2023) provided that from June 2023 an exempt citizen is entitled, on request, to a non-digital alternative to any mandatory self-service solution. That reform decoupled the channel from the obligation but left the qualifying criteria untouched, because the right runs only to those already exempt. Roughly three-quarters of a million people report the difficulty the 2023 Act relieves and cannot obtain it. The Conseil d'État (2022) and the Belgian Cour constitutionnelle (2025) have since attached the entitlement to the difficulty rather than to a prior status (Appendix G).</w:t>
+      </w:r>
+    </w:p>
+    <w:p>
+      <w:pPr>
+        <w:spacing w:before="0" w:after="120"/>
+        <w:jc w:val="both"/>
+      </w:pPr>
+      <w:r>
+        <w:rPr>
+          <w:rFonts w:ascii="Times New Roman" w:hAnsi="Times New Roman"/>
+          <w:b w:val="0"/>
+          <w:i w:val="0"/>
+          <w:sz w:val="24"/>
+        </w:rPr>
+        <w:t>Second, SMV:Digital should be redirected toward the complementary capability, specifically data integration and specialist skills, that Section 3 identified as the binding constraint. Digitaliseringsstyrelsen (2025b) matches recipients to comparable firms in the Danmarks Statistik registers and finds revenue growth five percentage points higher. Matching, however, addresses selection on what the registers record, not on what they do not, and for a voluntary scheme that residual is the substantive problem: a manager ambitious enough to apply is also ambitious enough to grow unaided. The next pool opens on 26 October 2026 (SMV:Digital 2026), and the scheme's eligibility scoring already produces a threshold capable of identifying the effect directly, as Appendix F specifies.</w:t>
+      </w:r>
+    </w:p>
+    <w:p>
+      <w:pPr>
+        <w:spacing w:before="0" w:after="120"/>
+        <w:jc w:val="both"/>
+      </w:pPr>
+      <w:r>
+        <w:rPr>
+          <w:rFonts w:ascii="Times New Roman" w:hAnsi="Times New Roman"/>
+          <w:b w:val="0"/>
+          <w:i w:val="0"/>
+          <w:sz w:val="24"/>
+        </w:rPr>
+        <w:t>Both measures follow from a single reading of the evidence: Denmark built shared infrastructure and left the questions of who could use it, and who could build on it, to a capability it never distributed. The limits are set out in Appendices C to G, chief among them that Section 2 establishes association, not cause.</w:t>
       </w:r>
     </w:p>
     <w:p>
@@ -1673,6 +1748,22 @@
           <w:sz w:val="24"/>
         </w:rPr>
         <w:t>Santoleri, P, Barrows, G, Caravella, S, Crespi, F and Pellegrino, G 2022, The causal effects of R&amp;D grants: evidence from a regression discontinuity, working paper, accessed 13 September 2026, &lt;https://pietrosantoleri.github.io/files/Santoleri_et_al_The_effects_of_R_D_grants.pdf&gt;.</w:t>
+      </w:r>
+    </w:p>
+    <w:p>
+      <w:pPr>
+        <w:spacing w:before="0" w:after="160"/>
+        <w:ind w:left="720" w:hanging="720"/>
+        <w:jc w:val="left"/>
+      </w:pPr>
+      <w:r>
+        <w:rPr>
+          <w:rFonts w:ascii="Times New Roman" w:hAnsi="Times New Roman"/>
+          <w:b w:val="0"/>
+          <w:i w:val="0"/>
+          <w:sz w:val="24"/>
+        </w:rPr>
+        <w:t>Tran, TT 2026, 'Guest speaker session: corporate sustainability and the adoption of artificial intelligence', guest lecture, ECON1596 Business Challenges in the Digital Economy, RMIT University Vietnam, Ho Chi Minh City, [LECTURE DATE: to be completed by the author].</w:t>
       </w:r>
     </w:p>
     <w:p>

--- a/Assignment 2 ECON1596 _ [CLASS GROUP] _ s4040040.docx
+++ b/Assignment 2 ECON1596 _ [CLASS GROUP] _ s4040040.docx
@@ -134,7 +134,22 @@
           <w:i w:val="0"/>
           <w:sz w:val="24"/>
         </w:rPr>
-        <w:t>The mandate was implemented alongside a single national identity credential. Digitaliseringsstyrelsen (2025a) records that NemID was replaced by MitID from October 2021 and withdrawn on 31 October 2023. The combination is central to the design. A mandate alone changes only how letters are sent, whereas a mandate plus a universal credential establishes shared authentication infrastructure that every citizen must hold and any firm may build upon without financing its adoption.</w:t>
+        <w:t>The mandate was implemented alongside a single national identity credential. Digitaliseringsstyrelsen (2025a) records that NemID was replaced by MitID from October 2021 and withdrawn on 31 October 2023. The combination is central to the design. A mandate alone changes only how letters are sent, whereas a mandate plus a universal credential establishes shared authentication infrastructure that every citizen must hold and any firm may build upon without financing its adoption. This lowers the fixed cost of services developed on it.</w:t>
+      </w:r>
+    </w:p>
+    <w:p>
+      <w:pPr>
+        <w:spacing w:before="0" w:after="120"/>
+        <w:jc w:val="both"/>
+      </w:pPr>
+      <w:r>
+        <w:rPr>
+          <w:rFonts w:ascii="Times New Roman" w:hAnsi="Times New Roman"/>
+          <w:b w:val="0"/>
+          <w:i w:val="0"/>
+          <w:sz w:val="24"/>
+        </w:rPr>
+        <w:t>Compulsion is also why the adoption statistics below require careful interpretation: after 1 November 2014, enrolment measures compliance with a legal obligation rather than revealed demand, and that distinction governs the analysis throughout.</w:t>
       </w:r>
     </w:p>
     <w:p>
@@ -489,7 +504,7 @@
           <w:i w:val="0"/>
           <w:sz w:val="24"/>
         </w:rPr>
-        <w:t>Because compulsion accounts for citizens' use, the economic value of this infrastructure lies in what others built upon it. Finans Danmark (2025) reports that Danish retail bank branches fell from 2,025 in 2004 to 665 in 2024, a decline of 67.2% (Figure 1). That alone might suggest digitalisation eliminated banking employment, but the longer series qualifies it. Between 1991 and 2024 the number of financial institutions fell by 76.7%, from 219 to 51, while bank employment fell by only 29.4%, from roughly 51,000 to 36,000 (Figure 2). Staff per surviving institution therefore rose from 233 to 706, so consolidation concentrated the sector rather than reducing it. The three changes span different observation windows and must not be differenced.</w:t>
+        <w:t>Because compulsion accounts for citizens' use, the economic value of this infrastructure lies in what others built upon it. Finans Danmark (2025) reports that Danish retail bank branches fell from 2,025 in 2004 to 665 in 2024, a decline of 67.2% (Figure 1). That alone might suggest digitalisation eliminated banking employment, but the longer series qualifies it. Between 1991 and 2024 the number of financial institutions fell by 76.7%, from 219 to 51, while bank employment fell by only 29.4%, from roughly 51,000 to 36,000 (Figure 2). Staff per surviving institution therefore rose from 233 to 706, an increase of 203%, indicating that consolidation concentrated the sector rather than reducing it. The three changes span different observation windows and must not be differenced.</w:t>
       </w:r>
     </w:p>
     <w:p>
@@ -504,7 +519,7 @@
           <w:i w:val="0"/>
           <w:sz w:val="24"/>
         </w:rPr>
-        <w:t>Payment behaviour moved in the same direction. Danmarks Nationalbank (2025) reports that cash fell from 23% to 9% of the *number* of payments in physical retail between 2017 and 2025, while card-based mobile wallets reached 32% of the same measure. Much of this is displacement within digital instruments, because wallet payments are card payments and the physical card share fell from 73% to 54%. What replaced cash was a new interface onto existing card infrastructure, the kind of development shared infrastructure makes inexpensive. Cash acceptance nonetheless remains a statutory obligation under *lov om betalinger* §81 (Finanstilsynet 2025).</w:t>
+        <w:t>Payment behaviour moved in the same direction. Danmarks Nationalbank (2025) reports that cash fell from 23% to 9% of the *number* of payments in physical retail between 2017 and 2025, while card-based mobile wallets reached 32% of the same measure. Much of this is displacement within digital instruments, because wallet payments are card payments and the physical card share fell from 73% to 54%. What replaced cash was largely a new interface onto existing card infrastructure, the kind of development shared infrastructure makes inexpensive. Cash acceptance nonetheless remains a statutory obligation under *lov om betalinger* §81 (Finanstilsynet 2025).</w:t>
       </w:r>
     </w:p>
     <w:p>
@@ -519,7 +534,7 @@
           <w:i w:val="0"/>
           <w:sz w:val="24"/>
         </w:rPr>
-        <w:t>Whether wider consumer adoption is associated with greater commercial activity can be tested directly. Using Eurostat data (2026), Figure 3 plots the share of internet users purchasing online against enterprise e-sales turnover across the European Union in 2024, the turnover measure from a separate extract Eurostat 2025c. Across the 18 states reporting both, the fitted slope is +0.602 percentage points of turnover per percentage point of adoption, with a standard error of 0.105 and an R² of 0.674.</w:t>
+        <w:t>The question that follows is whether wider consumer adoption is associated with greater commercial activity. Using data from Eurostat (2026), Figure 3 plots the share of internet users purchasing online against enterprise e-sales turnover across the European Union in 2024, the turnover measure from a separate extract Eurostat 2025c. Across the 18 states reporting both, the fitted slope is +0.602 percentage points of turnover per percentage point of adoption, with a standard error of 0.105 and an R² of 0.674.</w:t>
       </w:r>
     </w:p>
     <w:p>
@@ -534,7 +549,7 @@
           <w:i w:val="0"/>
           <w:sz w:val="24"/>
         </w:rPr>
-        <w:t>Appendix C reports the diagnostics, including a rerun on a partial extract that measures the selection bias in reporting only the ends of the distribution.</w:t>
+        <w:t>Appendix C reports the diagnostics, including a comparison with an earlier version drawn from a Eurostat news release (Eurostat 2025a) that named only the ends of the distribution and produced a slope 8% different, which measures selection bias rather than asserting it.</w:t>
       </w:r>
     </w:p>
     <w:p>
@@ -549,7 +564,7 @@
           <w:i w:val="0"/>
           <w:sz w:val="24"/>
         </w:rPr>
-        <w:t>Causation is not established by this design. Adoption is measured on consumers and turnover on enterprises, and both plausibly rise with national income, which appears on neither axis. Denmark sits above the fitted line by less than one residual standard error, consistent with the European pattern rather than exceptional to it.</w:t>
+        <w:t>Causation is not established by this design. Adoption is measured on consumers and turnover on enterprises, and both plausibly rise with national income, which appears on neither axis. Denmark sits above the fitted line by less than one residual standard error and behind three other states, consistent with the European pattern rather than exceptional to it.</w:t>
       </w:r>
     </w:p>
     <w:p>
@@ -774,7 +789,7 @@
           <w:i w:val="0"/>
           <w:sz w:val="24"/>
         </w:rPr>
-        <w:t>The same pattern identifies which firms were positioned to build on the infrastructure. The European Commission (2026) reports that in 2025, 42.03% of Danish enterprises used artificial intelligence, comprising 74.52% of large firms against 40.99% of SMEs, a gap of 33.53 percentage points (Figure 5). This is not a failure of connectivity or literacy, since 92.45% of Danish SMEs clear the basic digital-intensity threshold against an EU average of 71.39%. What they lack is the complementary capital, namely data, systems integration and specialist staff, that converts access into application, and that capital is distributed by firm size.</w:t>
+        <w:t>The same pattern governs the newest technology and identifies which firms were positioned to build on the infrastructure. The European Commission (2026) reports that in 2025, 42.03% of Danish enterprises used artificial intelligence, comprising 74.52% of large firms against 40.99% of SMEs, a gap of 33.53 percentage points (Figure 5). This is not a failure of connectivity or literacy, since 92.45% of Danish SMEs clear the basic digital-intensity threshold against an EU average of 71.39%. What they lack is the complementary capital, namely data, systems integration and specialist staff, that converts access into application, and that capital is distributed by firm size.</w:t>
       </w:r>
     </w:p>
     <w:p>
@@ -789,7 +804,7 @@
           <w:i w:val="0"/>
           <w:sz w:val="24"/>
         </w:rPr>
-        <w:t>Denmark's binding constraint is therefore diffusion rather than adoption, which bears on Sustainable Development Goal 8, Target 8.2, on productivity growth through technological upgrading. The gain accrues to the firms already best placed to capture it.</w:t>
+        <w:t>Denmark's binding constraint is therefore diffusion rather than adoption, which bears on Sustainable Development Goal 8, Target 8.2, on productivity growth through technological upgrading. The gain accrues to the firms already best placed to capture it, and the policy question is how to move it down the size distribution.</w:t>
       </w:r>
     </w:p>
     <w:p>
@@ -929,7 +944,7 @@
           <w:i w:val="0"/>
           <w:sz w:val="24"/>
         </w:rPr>
-        <w:t>The mandate's effects are most pronounced among the oldest citizens. Digitaliseringsstyrelsen (2026) reports that 20% of Danish citizens aged 75 to 84 hold a formal exemption from Digital Post, rising to 33% among those 85 and over, so one in three of the oldest cohort sits outside a compulsory system. These are 2022 figures and the headline rate below is from 2026, so the two are complementary measures of the same exclusion rather than points on a trend.</w:t>
+        <w:t>The mandate's effects are most pronounced among the oldest citizens. Digitaliseringsstyrelsen (2026) reports that 20% of Danish citizens aged 75 to 84 hold a formal exemption from Digital Post, rising to 33% among those 85 and over. One in three of the oldest cohort therefore sits outside a compulsory system. These are 2022 figures and the headline rate below is from 2026, so the two are complementary measures of the same exclusion rather than points on a trend.</w:t>
       </w:r>
     </w:p>
     <w:p>
@@ -944,7 +959,7 @@
           <w:i w:val="0"/>
           <w:sz w:val="24"/>
         </w:rPr>
-        <w:t>Against that, the aggregate appears small: in the first quarter of 2026, 4.7% of citizens aged 15 and over, or 238,479 people, were exempt.</w:t>
+        <w:t>Against that, the aggregate appears small: in the first quarter of 2026, 4.7% of citizens aged 15 and over, or 238,479 people, were exempt. It is small because the affected population is small, not because exclusion is rare where it occurs.</w:t>
       </w:r>
     </w:p>
     <w:p>
@@ -1114,53 +1129,6 @@
           <w:i w:val="0"/>
           <w:sz w:val="26"/>
         </w:rPr>
-        <w:t>5. [Guest lecture question]</w:t>
-      </w:r>
-    </w:p>
-    <w:p>
-      <w:pPr>
-        <w:spacing w:before="0" w:after="80"/>
-        <w:jc w:val="center"/>
-      </w:pPr>
-      <w:r>
-        <w:rPr>
-          <w:rFonts w:ascii="Times New Roman" w:hAnsi="Times New Roman"/>
-          <w:b/>
-          <w:i w:val="0"/>
-          <w:color w:val="C00000"/>
-          <w:sz w:val="24"/>
-        </w:rPr>
-        <w:t>*** DO NOT SUBMIT WITH THIS SECTION IN PLACE ***</w:t>
-      </w:r>
-    </w:p>
-    <w:p>
-      <w:pPr>
-        <w:spacing w:before="0" w:after="240"/>
-        <w:jc w:val="center"/>
-      </w:pPr>
-      <w:r>
-        <w:rPr>
-          <w:rFonts w:ascii="Times New Roman" w:hAnsi="Times New Roman"/>
-          <w:b w:val="0"/>
-          <w:i/>
-          <w:color w:val="C00000"/>
-          <w:sz w:val="24"/>
-        </w:rPr>
-        <w:t>NOT DRAFTED - blocked pending the guest lecture content. 280 words are reserved in the word budget.</w:t>
-      </w:r>
-    </w:p>
-    <w:p>
-      <w:pPr>
-        <w:spacing w:before="240" w:after="120"/>
-        <w:jc w:val="left"/>
-      </w:pPr>
-      <w:r>
-        <w:rPr>
-          <w:rFonts w:ascii="Times New Roman" w:hAnsi="Times New Roman"/>
-          <w:b/>
-          <w:i w:val="0"/>
-          <w:sz w:val="26"/>
-        </w:rPr>
         <w:t>5. Evidence from the guest lecture</w:t>
       </w:r>
     </w:p>
@@ -1176,7 +1144,7 @@
           <w:i w:val="0"/>
           <w:sz w:val="24"/>
         </w:rPr>
-        <w:t>The guest lecture addressed corporate sustainability rather than digital government, but three of its claims bear on the argument here.</w:t>
+        <w:t>The guest lecture addressed corporate sustainability rather than digital government, but three of its claims bear directly on the argument made here.</w:t>
       </w:r>
     </w:p>
     <w:p>
@@ -1221,7 +1189,7 @@
           <w:i w:val="0"/>
           <w:sz w:val="24"/>
         </w:rPr>
-        <w:t>Asked about smaller firms, Tran put the cost of that validation at USD 10,000 to 25,000, which in practice restricts it to large corporations. A fixed compliance cost is heavier the smaller the firm bearing it, the shape of Denmark's diffusion gap in Section 3.</w:t>
+        <w:t>Asked about smaller firms, Tran put the cost of that validation at USD 10,000 to 25,000, which in practice restricts it to large corporations, with free adapted toolkits available to everyone else. Denmark's diffusion gap has the same shape. Citizen adoption is close to complete, while fewer than two Danish firms in five make any e-sales, and a fixed compliance cost is heavier the smaller the firm bearing it.</w:t>
       </w:r>
     </w:p>
     <w:p>
@@ -1266,7 +1234,7 @@
           <w:i w:val="0"/>
           <w:sz w:val="24"/>
         </w:rPr>
-        <w:t>Of the projected saving of roughly DKK 1,000 million a year, Rigsrevisionen (2016) could verify DKK 450 million in postage, paper and envelopes. The wage and overhead component was never substantiated, and the study intended to settle the question was abandoned when the municipalities declined to take part. The business case remains 55% unaudited.</w:t>
+        <w:t>This report opened on a projected saving of roughly DKK 1,000 million a year. Of that, Rigsrevisionen (2016) could verify DKK 450 million in postage, paper and envelopes. The wage and overhead component was never substantiated, and the study intended to settle the question was abandoned when the municipalities declined to take part. Denmark compels its adult population on the basis of a business case that remains 55% unaudited.</w:t>
       </w:r>
     </w:p>
     <w:p>
@@ -1281,7 +1249,7 @@
           <w:i w:val="0"/>
           <w:sz w:val="24"/>
         </w:rPr>
-        <w:t>Two measures follow. First, the exemption criteria in *Lov om Offentlig Digital Post* should be widened to admit documented difficulty. Denmark has already addressed the adjacent problem, since Folketinget (2023) provided that from June 2023 an exempt citizen is entitled, on request, to a non-digital alternative to any mandatory self-service solution. That reform decoupled the channel from the obligation but left the qualifying criteria untouched, because the right runs only to those already exempt. Roughly three-quarters of a million people report the difficulty the 2023 Act relieves and cannot obtain it. The Conseil d'État (2022) and the Belgian Cour constitutionnelle (2025) have since attached the entitlement to the difficulty rather than to a prior status (Appendix G).</w:t>
+        <w:t>Two measures follow. First, the exemption criteria in *Lov om Offentlig Digital Post* should be widened to admit documented difficulty. Denmark has already addressed the adjacent problem, since Folketinget (2023) provided that from June 2023 an exempt citizen is entitled, on request, to a non-digital alternative to any mandatory self-service solution. That reform decoupled the channel from the obligation but left the qualifying criteria untouched, because the right runs only to those already exempt. Section 4 measured the gap: roughly three-quarters of a million people report the difficulty the 2023 Act relieves and cannot obtain it. The Conseil d'État (2022) and the Belgian Cour constitutionnelle (2025) have since attached the entitlement to the difficulty rather than to a prior status (Appendix G).</w:t>
       </w:r>
     </w:p>
     <w:p>
@@ -1296,7 +1264,7 @@
           <w:i w:val="0"/>
           <w:sz w:val="24"/>
         </w:rPr>
-        <w:t>Second, SMV:Digital should be redirected toward the complementary capability, specifically data integration and specialist skills, that Section 3 identified as the binding constraint. Digitaliseringsstyrelsen (2025b) matches recipients to comparable firms in the Danmarks Statistik registers and finds revenue growth five percentage points higher. Matching, however, addresses selection on what the registers record, not on what they do not, and for a voluntary scheme that residual is the substantive problem: a manager ambitious enough to apply is also ambitious enough to grow unaided. The next pool opens on 26 October 2026 (SMV:Digital 2026), and the scheme's eligibility scoring already produces a threshold capable of identifying the effect directly, as Appendix F specifies.</w:t>
+        <w:t>Second, SMV:Digital should be redirected toward the complementary capability, specifically data integration and specialist skills, that Section 3 identified as the binding constraint. Its effect is better evidenced than that of most comparable programmes, since Digitaliseringsstyrelsen (2025b) matches recipients to comparable firms in the Danmarks Statistik registers and finds revenue growth five percentage points higher. Matching, however, addresses selection on what the registers record, namely sector, size, age and prior trajectory, not on what they do not. For a voluntary scheme that residual is the substantive problem, because a manager ambitious enough to apply is also ambitious enough to grow unaided. The next pool opens on 26 October 2026 (SMV:Digital 2026), and the scheme's eligibility scoring already produces a threshold capable of identifying the effect directly, as Appendix F specifies.</w:t>
       </w:r>
     </w:p>
     <w:p>
@@ -1311,7 +1279,7 @@
           <w:i w:val="0"/>
           <w:sz w:val="24"/>
         </w:rPr>
-        <w:t>Both measures follow from a single reading of the evidence: Denmark built shared infrastructure and left the questions of who could use it, and who could build on it, to a capability it never distributed. The limits are set out in Appendices C to G, chief among them that Section 2 establishes association, not cause.</w:t>
+        <w:t>Both measures follow from a single reading of the evidence: Denmark built shared infrastructure and left the questions of who could use it, and who could build on it, to a capability it never distributed. The evidence has limits, set out in Appendices C to G; chief among them is that Section 2 establishes association, not cause.</w:t>
       </w:r>
     </w:p>
     <w:p>

--- a/Assignment 2 ECON1596 _ [CLASS GROUP] _ s4040040.docx
+++ b/Assignment 2 ECON1596 _ [CLASS GROUP] _ s4040040.docx
@@ -14,7 +14,7 @@
           <w:i w:val="0"/>
           <w:sz w:val="32"/>
         </w:rPr>
-        <w:t>Digital Policy and Innovation Report - Denmark</w:t>
+        <w:t>Digital Policy and Innovation Report: Denmark</w:t>
       </w:r>
     </w:p>
     <w:p>
@@ -89,7 +89,7 @@
           <w:i/>
           <w:sz w:val="24"/>
         </w:rPr>
-        <w:t>Thesis. Danish digital adoption is near-universal among citizens and thin among firms and at the edges of the population, and the instrument that delivered the universal part - legal compulsion - is why the rest is missing.</w:t>
+        <w:t>Thesis. Danish digital adoption is near-universal among citizens and thin among firms and at the edges of the population, and the instrument that delivered the universal part, legal compulsion, is why the rest is missing.</w:t>
       </w:r>
     </w:p>
     <w:p>
@@ -119,7 +119,7 @@
           <w:i w:val="0"/>
           <w:sz w:val="24"/>
         </w:rPr>
-        <w:t>Denmark did not persuade its citizens to adopt digital public services; it required them to do so. *Lov om Offentlig Digital Post*, enacted in 2012 (2012), established a state-run digital mailbox as the default legal channel for public correspondence, binding businesses from 2013 and every citizen aged 15 and over from 1 November 2014. Enrolment is automatic, and §10 deems delivery effective when a message becomes available rather than when it is read, placing the consequence of non-engagement on the recipient. Exemption is available only against the statutory criteria in Table 1.</w:t>
+        <w:t>Denmark did not persuade its citizens to adopt digital public services; it required them to do so. *Lov om Offentlig Digital Post* (Denmark 2012) established a state-run digital mailbox as the default legal channel for public correspondence, binding businesses from 2013 and every citizen aged 15 and over from 1 November 2014. Enrolment is automatic, and §10 deems delivery effective when a message becomes available rather than when it is read, placing the consequence of non-engagement on the recipient. Exemption is available only against the statutory criteria in Table 1.</w:t>
       </w:r>
     </w:p>
     <w:p>
@@ -179,7 +179,7 @@
           <w:i w:val="0"/>
           <w:sz w:val="20"/>
         </w:rPr>
-        <w:t>Table 1 - The instruments this report turns on. Full timeline in workbook sheet 09_POLICY.</w:t>
+        <w:t>Table 1. The instruments this report turns on. Full timeline in workbook sheet 09_POLICY.</w:t>
       </w:r>
     </w:p>
     <w:tbl>
@@ -534,7 +534,7 @@
           <w:i w:val="0"/>
           <w:sz w:val="24"/>
         </w:rPr>
-        <w:t>The question that follows is whether wider consumer adoption is associated with greater commercial activity. Using data from Eurostat (2026), Figure 3 plots the share of internet users purchasing online against enterprise e-sales turnover across the European Union in 2024, the turnover measure from a separate extract Eurostat 2025c. Across the 18 states reporting both, the fitted slope is +0.602 percentage points of turnover per percentage point of adoption, with a standard error of 0.105 and an R² of 0.674.</w:t>
+        <w:t>The question that follows is whether wider consumer adoption is associated with greater commercial activity. Using data from Eurostat (2026), Figure 3 plots the share of internet users purchasing online against enterprise e-sales turnover across the European Union in 2024, the turnover measure from a separate extract (Eurostat 2025c). Across the 18 states reporting both, the fitted slope is +0.602 percentage points of turnover per percentage point of adoption, with a standard error of 0.105 and an R² of 0.674.</w:t>
       </w:r>
     </w:p>
     <w:p>
@@ -619,7 +619,7 @@
           <w:i/>
           <w:sz w:val="20"/>
         </w:rPr>
-        <w:t>Figure 1 - Danish retail bank branches, 2004-2024. Finans Danmark; workbook F1_BRANCHES.</w:t>
+        <w:t>Figure 1. Danish retail bank branches, 2004-2024. Finans Danmark; workbook F1_BRANCHES.</w:t>
       </w:r>
     </w:p>
     <w:p>
@@ -674,7 +674,7 @@
           <w:i/>
           <w:sz w:val="20"/>
         </w:rPr>
-        <w:t>Figure 2 - Danish banking consolidation: institutions, branches, employment; differing base years. Finans Danmark; workbook F9.</w:t>
+        <w:t>Figure 2. Danish banking consolidation: institutions, branches, employment; differing base years. Finans Danmark; workbook F9.</w:t>
       </w:r>
     </w:p>
     <w:p>
@@ -729,7 +729,7 @@
           <w:i/>
           <w:sz w:val="20"/>
         </w:rPr>
-        <w:t>Figure 3 - Consumer adoption and enterprise e-commerce turnover, EU 2024. Eurostat; workbook F6.</w:t>
+        <w:t>Figure 3. Consumer adoption and enterprise e-commerce turnover, EU 2024. Eurostat; workbook F6.</w:t>
       </w:r>
     </w:p>
     <w:p>
@@ -859,7 +859,7 @@
           <w:i/>
           <w:sz w:val="20"/>
         </w:rPr>
-        <w:t>Figure 4 - E-sales share of enterprise turnover, Denmark and EU-27, 2014 and 2024. Eurostat; workbook F3.</w:t>
+        <w:t>Figure 4. E-sales share of enterprise turnover, Denmark and EU-27, 2014 and 2024. Eurostat; workbook F3.</w:t>
       </w:r>
     </w:p>
     <w:p>
@@ -914,7 +914,7 @@
           <w:i/>
           <w:sz w:val="20"/>
         </w:rPr>
-        <w:t>Figure 5 - AI adoption by firm size, Denmark 2025. European Commission; workbook F7.</w:t>
+        <w:t>Figure 5. AI adoption by firm size, Denmark 2025. European Commission; workbook F7.</w:t>
       </w:r>
     </w:p>
     <w:p>
@@ -974,7 +974,7 @@
           <w:i w:val="0"/>
           <w:sz w:val="24"/>
         </w:rPr>
-        <w:t>Exemption is also the narrowest available measure. Figure 6 sets it against four wider estimates, not comparable because measure, year and denominator all differ; Appendix D reconciles them. The European Commission (2026) reports that 6.5% of Danes do not use digital public services and 16.5% report difficulty using them, while Digitaliseringsstyrelsen (2025d) and Justitia (2022) put the widest estimates at about a quarter of adults. The counts are clearer than the percentages: exemption reaches 238,479 people, while 16.5% of 6,025,603 (Danmarks Statistik 2026) is roughly 994,000, the lowest credible estimate of need. On the order of 750,000 Danes therefore struggle with a compulsory system while holding no formal standing outside it.</w:t>
+        <w:t>Exemption is also the narrowest available measure. Figure 6 sets it against four wider estimates, not comparable because measure, year and denominator all differ; Appendix D reconciles them. The European Commission (2026) reports that 6.5% of Danes do not use digital public services and 16.5% report difficulty using them, while Digitaliseringsstyrelsen (2025c) and Justitia (2022) put the widest estimates at about a quarter of adults. The counts are clearer than the percentages: exemption reaches 238,479 people, while 16.5% of 6,025,603 (Danmarks Statistik 2026) is roughly 994,000, the lowest credible estimate of need. On the order of 750,000 Danes therefore struggle with a compulsory system while holding no formal standing outside it.</w:t>
       </w:r>
     </w:p>
     <w:p>
@@ -1059,7 +1059,7 @@
           <w:i/>
           <w:sz w:val="20"/>
         </w:rPr>
-        <w:t>Figure 6 - Five estimates of Danish digital exclusion; denominators and years differ. Workbook F4.</w:t>
+        <w:t>Figure 6. Five estimates of Danish digital exclusion; denominators and years differ. Workbook F4.</w:t>
       </w:r>
     </w:p>
     <w:p>
@@ -1114,7 +1114,7 @@
           <w:i/>
           <w:sz w:val="20"/>
         </w:rPr>
-        <w:t>Figure 7 - Basic digital skills by age band, Denmark and EU-27, 2025. European Commission; workbook F10.</w:t>
+        <w:t>Figure 7. Basic digital skills by age band, Denmark and EU-27, 2025. European Commission; workbook F10.</w:t>
       </w:r>
     </w:p>
     <w:p>
@@ -1174,7 +1174,7 @@
           <w:i w:val="0"/>
           <w:sz w:val="24"/>
         </w:rPr>
-        <w:t>Her test for whether a corporate net zero commitment is credible was whether an external body, the Science Based Targets initiative or an equivalent, has validated it, because an unvalidated commitment is one the claimant grades itself. The same objection applies to SMV:Digital, whose reported gains rest on participants surveyed by the body funding the scheme (Digitaliseringsstyrelsen 2025b), and it is why Appendix F proposes an evaluation independent of the administering agency.</w:t>
+        <w:t>Tran's test for whether a corporate net zero commitment is credible was whether an external body, the Science Based Targets initiative or an equivalent, has validated it, because an unvalidated commitment is one the claimant grades itself. The same objection applies to SMV:Digital, whose reported gains rest on participants surveyed by the body funding the scheme (Digitaliseringsstyrelsen 2025b), and it is why Appendix F proposes an evaluation independent of the administering agency.</w:t>
       </w:r>
     </w:p>
     <w:p>
@@ -1443,7 +1443,7 @@
           <w:i w:val="0"/>
           <w:sz w:val="24"/>
         </w:rPr>
-        <w:t>Digitaliseringsstyrelsen 2025b, Effektmåling af SMV:Digital, June 2025, Agency for Digital Government, accessed 13 September 2026, &lt;https://digst.dk/media/yz2ouzzz/effektmaaling-af-smvdigital-2025.pdf&gt;.</w:t>
+        <w:t>Digitaliseringsstyrelsen 2025b, Effektmåling af SMV:Digital, prepared by Danmarks Statistik, Agency for Digital Government, Copenhagen, accessed 12 September 2026, &lt;https://digst.dk/media/yz2ouzzz/effektmaaling-af-smvdigital-2025.pdf&gt;.</w:t>
       </w:r>
     </w:p>
     <w:p>
@@ -1459,23 +1459,7 @@
           <w:i w:val="0"/>
           <w:sz w:val="24"/>
         </w:rPr>
-        <w:t>Digitaliseringsstyrelsen 2025c, Effektmåling af SMV:Digital, prepared by Danmarks Statistik, Agency for Digital Government, Copenhagen, accessed 12 September 2026.</w:t>
-      </w:r>
-    </w:p>
-    <w:p>
-      <w:pPr>
-        <w:spacing w:before="0" w:after="160"/>
-        <w:ind w:left="720" w:hanging="720"/>
-        <w:jc w:val="left"/>
-      </w:pPr>
-      <w:r>
-        <w:rPr>
-          <w:rFonts w:ascii="Times New Roman" w:hAnsi="Times New Roman"/>
-          <w:b w:val="0"/>
-          <w:i w:val="0"/>
-          <w:sz w:val="24"/>
-        </w:rPr>
-        <w:t>Digitaliseringsstyrelsen 2025d, Hvem oplever udfordringer ved det digitale?, Agency for Digital Government, Copenhagen, accessed 12 September 2026.</w:t>
+        <w:t>Digitaliseringsstyrelsen 2025c, Hvem oplever udfordringer ved det digitale?, Agency for Digital Government, Copenhagen, accessed 12 September 2026.</w:t>
       </w:r>
     </w:p>
     <w:p>
@@ -1651,7 +1635,7 @@
           <w:i w:val="0"/>
           <w:sz w:val="24"/>
         </w:rPr>
-        <w:t>Institut for Menneskerettigheder 2023, Rettigheder i den digitale velfaerdsstat, Danish Institute for Human Rights, Copenhagen, accessed 12 September 2026.</w:t>
+        <w:t>Institut for Menneskerettigheder 2023, Rettigheder i den digitale velfærdsstat, Danish Institute for Human Rights, Copenhagen, accessed 12 September 2026.</w:t>
       </w:r>
     </w:p>
     <w:p>
@@ -1699,7 +1683,7 @@
           <w:i w:val="0"/>
           <w:sz w:val="24"/>
         </w:rPr>
-        <w:t>SMV:Digital 2026, Tilskudspuljer i 2026, SMV:Digital, Copenhagen, accessed 12 September 2026.</w:t>
+        <w:t>Santoleri, P, Barrows, G, Caravella, S, Crespi, F and Pellegrino, G 2022, The causal effects of R&amp;D grants: evidence from a regression discontinuity, working paper, accessed 13 September 2026, &lt;https://pietrosantoleri.github.io/files/Santoleri_et_al_The_effects_of_R_D_grants.pdf&gt;.</w:t>
       </w:r>
     </w:p>
     <w:p>
@@ -1715,7 +1699,7 @@
           <w:i w:val="0"/>
           <w:sz w:val="24"/>
         </w:rPr>
-        <w:t>Santoleri, P, Barrows, G, Caravella, S, Crespi, F and Pellegrino, G 2022, The causal effects of R&amp;D grants: evidence from a regression discontinuity, working paper, accessed 13 September 2026, &lt;https://pietrosantoleri.github.io/files/Santoleri_et_al_The_effects_of_R_D_grants.pdf&gt;.</w:t>
+        <w:t>SMV:Digital 2026, Tilskudspuljer i 2026, SMV:Digital, Copenhagen, accessed 12 September 2026.</w:t>
       </w:r>
     </w:p>
     <w:p>
@@ -2699,7 +2683,7 @@
           <w:i/>
           <w:sz w:val="20"/>
         </w:rPr>
-        <w:t>Figure C1 - Residuals against fitted values, EU 2024 regression. Workbook F6.</w:t>
+        <w:t>Figure C1. Residuals against fitted values, EU 2024 regression. Workbook F6.</w:t>
       </w:r>
     </w:p>
     <w:p>
@@ -2754,7 +2738,7 @@
           <w:i/>
           <w:sz w:val="20"/>
         </w:rPr>
-        <w:t>Figure C2 - Leave-one-out slopes, all 18 drops. Workbook F6.</w:t>
+        <w:t>Figure C2. Leave-one-out slopes, all 18 drops. Workbook F6.</w:t>
       </w:r>
     </w:p>
     <w:p>
@@ -2809,7 +2793,7 @@
           <w:i/>
           <w:sz w:val="20"/>
         </w:rPr>
-        <w:t>Figure C3 - The six tail countries against the full cross-section. Workbook F6.</w:t>
+        <w:t>Figure C3. The six tail countries against the full cross-section. Workbook F6.</w:t>
       </w:r>
     </w:p>
     <w:p>
@@ -3330,7 +3314,7 @@
                 <w:b w:val="0"/>
                 <w:sz w:val="20"/>
               </w:rPr>
-              <w:t>Digitaliseringsstyrelsen 2025d</w:t>
+              <w:t>Digitaliseringsstyrelsen 2025c</w:t>
             </w:r>
           </w:p>
         </w:tc>
@@ -3629,7 +3613,7 @@
           <w:i/>
           <w:sz w:val="20"/>
         </w:rPr>
-        <w:t>Figure D1 - The exclusion estimates converted to people on their own bases.</w:t>
+        <w:t>Figure D1. The exclusion estimates converted to people on their own bases.</w:t>
       </w:r>
     </w:p>
     <w:p>
@@ -3694,7 +3678,7 @@
           <w:i w:val="0"/>
           <w:sz w:val="24"/>
         </w:rPr>
-        <w:t>SMV:Digital is better evaluated than most such schemes. Digitaliseringsstyrelsen links recipients to Danmarks Statistik registers and compares them with matched control firms, reporting revenue growth of 18% against the controls' 13%, a gap of five percentage points, and employment growth of 8% against 4% (Digitaliseringsstyrelsen 2025b). That is register data with a comparison group, and it disposes of the naive reading of the scheme's own headline, that 65% of participants invested further Digitaliseringsstyrelsen 2025c, which compares applicants with the general SME population and is besides self-reported to the scheme's own funder.</w:t>
+        <w:t>SMV:Digital is better evaluated than most such schemes. Digitaliseringsstyrelsen links recipients to Danmarks Statistik registers and compares them with matched control firms, reporting revenue growth of 18% against the controls' 13%, a gap of five percentage points, and employment growth of 8% against 4% (Digitaliseringsstyrelsen 2025b). That is register data with a comparison group, and it disposes of the naive reading of the scheme's own headline, that 65% of participants invested further, which compares applicants with the general SME population and is besides self-reported to the scheme's own funder.</w:t>
       </w:r>
     </w:p>
     <w:p>
@@ -4630,7 +4614,7 @@
           <w:i/>
           <w:sz w:val="20"/>
         </w:rPr>
-        <w:t>Figure F1 - SMV:Digital participation: self-reported by participants to the scheme's own funder. Workbook F8.</w:t>
+        <w:t>Figure F1. SMV:Digital participation: self-reported by participants to the scheme's own funder. Workbook F8.</w:t>
       </w:r>
     </w:p>
     <w:p>
@@ -4685,7 +4669,7 @@
           <w:i/>
           <w:sz w:val="20"/>
         </w:rPr>
-        <w:t>Figure F2 - Implementation and evaluation timeline for the SMV:Digital scoring-threshold design proposed in Section 6.</w:t>
+        <w:t>Figure F2. Implementation and evaluation timeline for the SMV:Digital scoring-threshold design proposed in Section 6.</w:t>
       </w:r>
     </w:p>
     <w:p>

--- a/Assignment 2 ECON1596 _ [CLASS GROUP] _ s4040040.docx
+++ b/Assignment 2 ECON1596 _ [CLASS GROUP] _ s4040040.docx
@@ -549,7 +549,7 @@
           <w:i w:val="0"/>
           <w:sz w:val="24"/>
         </w:rPr>
-        <w:t>Appendix C reports the diagnostics, including a comparison with an earlier version drawn from a Eurostat news release (Eurostat 2025a) that named only the ends of the distribution and produced a slope 8% different, which measures selection bias rather than asserting it.</w:t>
+        <w:t>Appendix A reports the diagnostics, including a comparison with an earlier version drawn from a Eurostat news release (Eurostat 2025a) that named only the ends of the distribution and produced a slope 8% different, which measures selection bias rather than asserting it.</w:t>
       </w:r>
     </w:p>
     <w:p>
@@ -974,7 +974,7 @@
           <w:i w:val="0"/>
           <w:sz w:val="24"/>
         </w:rPr>
-        <w:t>Exemption is also the narrowest available measure. Figure 6 sets it against four wider estimates, not comparable because measure, year and denominator all differ; Appendix D reconciles them. The European Commission (2026) reports that 6.5% of Danes do not use digital public services and 16.5% report difficulty using them, while Digitaliseringsstyrelsen (2025c) and Justitia (2022) put the widest estimates at about a quarter of adults. The counts are clearer than the percentages: exemption reaches 238,479 people, while 16.5% of 6,025,603 (Danmarks Statistik 2026) is roughly 994,000, the lowest credible estimate of need. On the order of 750,000 Danes therefore struggle with a compulsory system while holding no formal standing outside it.</w:t>
+        <w:t>Exemption is also the narrowest available measure. Figure 6 sets it against four wider estimates, not comparable because measure, year and denominator all differ; Appendix B reconciles them. The European Commission (2026) reports that 6.5% of Danes do not use digital public services and 16.5% report difficulty using them, while Digitaliseringsstyrelsen (2025c) and Justitia (2022) put the widest estimates at about a quarter of adults. The counts are clearer than the percentages: exemption reaches 238,479 people, while 16.5% of 6,025,603 (Danmarks Statistik 2026) is roughly 994,000, the lowest credible estimate of need. On the order of 750,000 Danes therefore struggle with a compulsory system while holding no formal standing outside it.</w:t>
       </w:r>
     </w:p>
     <w:p>
@@ -1174,7 +1174,7 @@
           <w:i w:val="0"/>
           <w:sz w:val="24"/>
         </w:rPr>
-        <w:t>Tran's test for whether a corporate net zero commitment is credible was whether an external body, the Science Based Targets initiative or an equivalent, has validated it, because an unvalidated commitment is one the claimant grades itself. The same objection applies to SMV:Digital, whose reported gains rest on participants surveyed by the body funding the scheme (Digitaliseringsstyrelsen 2025b), and it is why Appendix F proposes an evaluation independent of the administering agency.</w:t>
+        <w:t>Tran's test for whether a corporate net zero commitment is credible was whether an external body, the Science Based Targets initiative or an equivalent, has validated it, because an unvalidated commitment is one the claimant grades itself. The same objection applies to SMV:Digital, whose reported gains rest on participants surveyed by the body funding the scheme (Digitaliseringsstyrelsen 2025b), and it is why Appendix C proposes an evaluation independent of the administering agency.</w:t>
       </w:r>
     </w:p>
     <w:p>
@@ -1249,7 +1249,7 @@
           <w:i w:val="0"/>
           <w:sz w:val="24"/>
         </w:rPr>
-        <w:t>Two measures follow. First, the exemption criteria in *Lov om Offentlig Digital Post* should be widened to admit documented difficulty. Denmark has already addressed the adjacent problem, since Folketinget (2023) provided that from June 2023 an exempt citizen is entitled, on request, to a non-digital alternative to any mandatory self-service solution. That reform decoupled the channel from the obligation but left the qualifying criteria untouched, because the right runs only to those already exempt. Section 4 measured the gap: roughly three-quarters of a million people report the difficulty the 2023 Act relieves and cannot obtain it. The Conseil d'État (2022) and the Belgian Cour constitutionnelle (2025) have since attached the entitlement to the difficulty rather than to a prior status (Appendix G).</w:t>
+        <w:t>Two measures follow. First, the exemption criteria in *Lov om Offentlig Digital Post* should be widened to admit documented difficulty. Denmark has already addressed the adjacent problem, since Folketinget (2023) provided that from June 2023 an exempt citizen is entitled, on request, to a non-digital alternative to any mandatory self-service solution. That reform decoupled the channel from the obligation but left the qualifying criteria untouched, because the right runs only to those already exempt. Section 4 measured the gap: roughly three-quarters of a million people report the difficulty the 2023 Act relieves and cannot obtain it. The Conseil d'État (2022) and the Belgian Cour constitutionnelle (2025) have since attached the entitlement to the difficulty rather than to a prior status (Appendix D).</w:t>
       </w:r>
     </w:p>
     <w:p>
@@ -1264,7 +1264,7 @@
           <w:i w:val="0"/>
           <w:sz w:val="24"/>
         </w:rPr>
-        <w:t>Second, SMV:Digital should be redirected toward the complementary capability, specifically data integration and specialist skills, that Section 3 identified as the binding constraint. Its effect is better evidenced than that of most comparable programmes, since Digitaliseringsstyrelsen (2025b) matches recipients to comparable firms in the Danmarks Statistik registers and finds revenue growth five percentage points higher. Matching, however, addresses selection on what the registers record, namely sector, size, age and prior trajectory, not on what they do not. For a voluntary scheme that residual is the substantive problem, because a manager ambitious enough to apply is also ambitious enough to grow unaided. The next pool opens on 26 October 2026 (SMV:Digital 2026), and the scheme's eligibility scoring already produces a threshold capable of identifying the effect directly, as Appendix F specifies.</w:t>
+        <w:t>Second, SMV:Digital should be redirected toward the complementary capability, specifically data integration and specialist skills, that Section 3 identified as the binding constraint. Its effect is better evidenced than that of most comparable programmes, since Digitaliseringsstyrelsen (2025b) matches recipients to comparable firms in the Danmarks Statistik registers and finds revenue growth five percentage points higher. Matching, however, addresses selection on what the registers record, namely sector, size, age and prior trajectory, not on what they do not. For a voluntary scheme that residual is the substantive problem, because a manager ambitious enough to apply is also ambitious enough to grow unaided. The next pool opens on 26 October 2026 (SMV:Digital 2026), and the scheme's eligibility scoring already produces a threshold capable of identifying the effect directly, as Appendix C specifies.</w:t>
       </w:r>
     </w:p>
     <w:p>
@@ -1279,7 +1279,7 @@
           <w:i w:val="0"/>
           <w:sz w:val="24"/>
         </w:rPr>
-        <w:t>Both measures follow from a single reading of the evidence: Denmark built shared infrastructure and left the questions of who could use it, and who could build on it, to a capability it never distributed. The evidence has limits, set out in Appendices C to G; chief among them is that Section 2 establishes association, not cause.</w:t>
+        <w:t>Both measures follow from a single reading of the evidence: Denmark built shared infrastructure and left the questions of who could use it, and who could build on it, to a capability it never distributed. The evidence has limits, set out in the appendices; chief among them is that Section 2 establishes association, not cause.</w:t>
       </w:r>
     </w:p>
     <w:p>
@@ -1735,7 +1735,7 @@
           <w:i w:val="0"/>
           <w:sz w:val="26"/>
         </w:rPr>
-        <w:t>Appendix C. Regression Diagnostics</w:t>
+        <w:t>Appendix A. Regression Diagnostics</w:t>
       </w:r>
     </w:p>
     <w:p>
@@ -1765,7 +1765,7 @@
           <w:i w:val="0"/>
           <w:sz w:val="24"/>
         </w:rPr>
-        <w:t>C.1 The estimate</w:t>
+        <w:t>A.1 The estimate</w:t>
       </w:r>
     </w:p>
     <w:tbl>
@@ -2124,7 +2124,7 @@
           <w:i w:val="0"/>
           <w:sz w:val="24"/>
         </w:rPr>
-        <w:t>C.2 Residuals</w:t>
+        <w:t>A.2 Residuals</w:t>
       </w:r>
     </w:p>
     <w:p>
@@ -2139,7 +2139,7 @@
           <w:i w:val="0"/>
           <w:sz w:val="24"/>
         </w:rPr>
-        <w:t>Figure C1</w:t>
+        <w:t>Figure A1</w:t>
       </w:r>
     </w:p>
     <w:p>
@@ -2184,7 +2184,7 @@
           <w:i w:val="0"/>
           <w:sz w:val="24"/>
         </w:rPr>
-        <w:t>C.3 Leave-one-out stability</w:t>
+        <w:t>A.3 Leave-one-out stability</w:t>
       </w:r>
     </w:p>
     <w:p>
@@ -2199,7 +2199,7 @@
           <w:i w:val="0"/>
           <w:sz w:val="24"/>
         </w:rPr>
-        <w:t>Figure C2</w:t>
+        <w:t>Figure A2</w:t>
       </w:r>
     </w:p>
     <w:p>
@@ -2229,7 +2229,7 @@
           <w:i w:val="0"/>
           <w:sz w:val="24"/>
         </w:rPr>
-        <w:t>C.4 Selection on the tails, measured</w:t>
+        <w:t>A.4 Selection on the tails, measured</w:t>
       </w:r>
     </w:p>
     <w:p>
@@ -2244,7 +2244,7 @@
           <w:i w:val="0"/>
           <w:sz w:val="24"/>
         </w:rPr>
-        <w:t>Figure C3</w:t>
+        <w:t>Figure A3</w:t>
       </w:r>
     </w:p>
     <w:p>
@@ -2553,7 +2553,7 @@
           <w:i w:val="0"/>
           <w:sz w:val="24"/>
         </w:rPr>
-        <w:t>C.5 Is the missing third of the EU missing for a reason?</w:t>
+        <w:t>A.5 Is the missing third of the EU missing for a reason?</w:t>
       </w:r>
     </w:p>
     <w:p>
@@ -2613,7 +2613,7 @@
           <w:i w:val="0"/>
           <w:sz w:val="24"/>
         </w:rPr>
-        <w:t>C.6 What this design still cannot do</w:t>
+        <w:t>A.6 What this design still cannot do</w:t>
       </w:r>
     </w:p>
     <w:p>
@@ -2683,7 +2683,7 @@
           <w:i/>
           <w:sz w:val="20"/>
         </w:rPr>
-        <w:t>Figure C1. Residuals against fitted values, EU 2024 regression. Workbook F6.</w:t>
+        <w:t>Figure A1. Residuals against fitted values, EU 2024 regression. Workbook F6.</w:t>
       </w:r>
     </w:p>
     <w:p>
@@ -2738,7 +2738,7 @@
           <w:i/>
           <w:sz w:val="20"/>
         </w:rPr>
-        <w:t>Figure C2. Leave-one-out slopes, all 18 drops. Workbook F6.</w:t>
+        <w:t>Figure A2. Leave-one-out slopes, all 18 drops. Workbook F6.</w:t>
       </w:r>
     </w:p>
     <w:p>
@@ -2793,7 +2793,7 @@
           <w:i/>
           <w:sz w:val="20"/>
         </w:rPr>
-        <w:t>Figure C3. The six tail countries against the full cross-section. Workbook F6.</w:t>
+        <w:t>Figure A3. The six tail countries against the full cross-section. Workbook F6.</w:t>
       </w:r>
     </w:p>
     <w:p>
@@ -2813,7 +2813,7 @@
           <w:i w:val="0"/>
           <w:sz w:val="26"/>
         </w:rPr>
-        <w:t>Appendix D. Reconciling the Exclusion Estimates</w:t>
+        <w:t>Appendix B. Reconciling the Exclusion Estimates</w:t>
       </w:r>
     </w:p>
     <w:p>
@@ -2843,7 +2843,7 @@
           <w:i w:val="0"/>
           <w:sz w:val="24"/>
         </w:rPr>
-        <w:t>D.1 The estimates differ in three ways at once</w:t>
+        <w:t>B.1 The estimates differ in three ways at once</w:t>
       </w:r>
     </w:p>
     <w:tbl>
@@ -3453,7 +3453,7 @@
           <w:i w:val="0"/>
           <w:sz w:val="24"/>
         </w:rPr>
-        <w:t>D.2 What that rules out</w:t>
+        <w:t>B.2 What that rules out</w:t>
       </w:r>
     </w:p>
     <w:p>
@@ -3483,7 +3483,7 @@
           <w:i w:val="0"/>
           <w:sz w:val="24"/>
         </w:rPr>
-        <w:t>D.3 The ladder in people</w:t>
+        <w:t>B.3 The ladder in people</w:t>
       </w:r>
     </w:p>
     <w:p>
@@ -3498,7 +3498,7 @@
           <w:i w:val="0"/>
           <w:sz w:val="24"/>
         </w:rPr>
-        <w:t>Figure D1</w:t>
+        <w:t>Figure B1</w:t>
       </w:r>
     </w:p>
     <w:p>
@@ -3528,7 +3528,7 @@
           <w:i w:val="0"/>
           <w:sz w:val="24"/>
         </w:rPr>
-        <w:t>Two of the five sources say "adult population" without defining it, and Denmark has no verified adult-population figure in this dataset. Those two are therefore shown as a range between the two defensible bases: the 15+ base of about 5.07 million implied by the Digital Post statistics, and the total population of 6,025,603 (Danmarks Statistik 2026). Choosing one silently is the error D.2 describes.</w:t>
+        <w:t>Two of the five sources say "adult population" without defining it, and Denmark has no verified adult-population figure in this dataset. Those two are therefore shown as a range between the two defensible bases: the 15+ base of about 5.07 million implied by the Digital Post statistics, and the total population of 6,025,603 (Danmarks Statistik 2026). Choosing one silently is the error B.2 describes.</w:t>
       </w:r>
     </w:p>
     <w:p>
@@ -3543,7 +3543,7 @@
           <w:i w:val="0"/>
           <w:sz w:val="24"/>
         </w:rPr>
-        <w:t>D.4 What survives</w:t>
+        <w:t>B.4 What survives</w:t>
       </w:r>
     </w:p>
     <w:p>
@@ -3613,7 +3613,7 @@
           <w:i/>
           <w:sz w:val="20"/>
         </w:rPr>
-        <w:t>Figure D1. The exclusion estimates converted to people on their own bases.</w:t>
+        <w:t>Figure B1. The exclusion estimates converted to people on their own bases.</w:t>
       </w:r>
     </w:p>
     <w:p>
@@ -3633,7 +3633,7 @@
           <w:i w:val="0"/>
           <w:sz w:val="26"/>
         </w:rPr>
-        <w:t>Appendix F. Policy Specification and Implementation Timeline</w:t>
+        <w:t>Appendix C. Policy Specification and Implementation Timeline</w:t>
       </w:r>
     </w:p>
     <w:p>
@@ -3663,7 +3663,7 @@
           <w:i w:val="0"/>
           <w:sz w:val="24"/>
         </w:rPr>
-        <w:t>F.1 What the present scheme can and cannot establish</w:t>
+        <w:t>C.1 What the present scheme can and cannot establish</w:t>
       </w:r>
     </w:p>
     <w:p>
@@ -3708,7 +3708,7 @@
           <w:i w:val="0"/>
           <w:sz w:val="24"/>
         </w:rPr>
-        <w:t>Figure F1</w:t>
+        <w:t>Figure C1</w:t>
       </w:r>
     </w:p>
     <w:p>
@@ -3723,7 +3723,7 @@
           <w:i w:val="0"/>
           <w:sz w:val="24"/>
         </w:rPr>
-        <w:t>F.2 The instrument</w:t>
+        <w:t>C.2 The instrument</w:t>
       </w:r>
     </w:p>
     <w:tbl>
@@ -4454,7 +4454,7 @@
           <w:i w:val="0"/>
           <w:sz w:val="24"/>
         </w:rPr>
-        <w:t>F.3 The alternative, and why it is rejected</w:t>
+        <w:t>C.3 The alternative, and why it is rejected</w:t>
       </w:r>
     </w:p>
     <w:p>
@@ -4484,7 +4484,7 @@
           <w:i w:val="0"/>
           <w:sz w:val="24"/>
         </w:rPr>
-        <w:t>F.4 What the design can and cannot deliver</w:t>
+        <w:t>C.4 What the design can and cannot deliver</w:t>
       </w:r>
     </w:p>
     <w:p>
@@ -4529,7 +4529,7 @@
           <w:i w:val="0"/>
           <w:sz w:val="24"/>
         </w:rPr>
-        <w:t>F.5 Timeline</w:t>
+        <w:t>C.5 Timeline</w:t>
       </w:r>
     </w:p>
     <w:p>
@@ -4544,7 +4544,7 @@
           <w:i w:val="0"/>
           <w:sz w:val="24"/>
         </w:rPr>
-        <w:t>Figure F2</w:t>
+        <w:t>Figure C2</w:t>
       </w:r>
     </w:p>
     <w:p>
@@ -4614,7 +4614,7 @@
           <w:i/>
           <w:sz w:val="20"/>
         </w:rPr>
-        <w:t>Figure F1. SMV:Digital participation: self-reported by participants to the scheme's own funder. Workbook F8.</w:t>
+        <w:t>Figure C1. SMV:Digital participation: self-reported by participants to the scheme's own funder. Workbook F8.</w:t>
       </w:r>
     </w:p>
     <w:p>
@@ -4669,7 +4669,7 @@
           <w:i/>
           <w:sz w:val="20"/>
         </w:rPr>
-        <w:t>Figure F2. Implementation and evaluation timeline for the SMV:Digital scoring-threshold design proposed in Section 6.</w:t>
+        <w:t>Figure C2. Implementation and evaluation timeline for the SMV:Digital scoring-threshold design proposed in Section 6.</w:t>
       </w:r>
     </w:p>
     <w:p>
@@ -4689,7 +4689,7 @@
           <w:i w:val="0"/>
           <w:sz w:val="26"/>
         </w:rPr>
-        <w:t>Appendix G. Comparative Law on Mandatory Digital Administration</w:t>
+        <w:t>Appendix D. Comparative Law on Mandatory Digital Administration</w:t>
       </w:r>
     </w:p>
     <w:p>
@@ -4719,7 +4719,7 @@
           <w:i w:val="0"/>
           <w:sz w:val="24"/>
         </w:rPr>
-        <w:t>G.1 France: mandatory digital service is lawful only on conditions</w:t>
+        <w:t>D.1 France: mandatory digital service is lawful only on conditions</w:t>
       </w:r>
     </w:p>
     <w:p>
@@ -4764,7 +4764,7 @@
           <w:i w:val="0"/>
           <w:sz w:val="24"/>
         </w:rPr>
-        <w:t>G.2 Belgium: the alternatives are cumulative, and cost is not a defence</w:t>
+        <w:t>D.2 Belgium: the alternatives are cumulative, and cost is not a defence</w:t>
       </w:r>
     </w:p>
     <w:p>
@@ -4809,7 +4809,7 @@
           <w:i w:val="0"/>
           <w:sz w:val="24"/>
         </w:rPr>
-        <w:t>G.3 Norway: the digital default binds the administration, not the citizen</w:t>
+        <w:t>D.3 Norway: the digital default binds the administration, not the citizen</w:t>
       </w:r>
     </w:p>
     <w:p>
@@ -4839,7 +4839,7 @@
           <w:i w:val="0"/>
           <w:sz w:val="24"/>
         </w:rPr>
-        <w:t>Two features distinguish this from the Danish arrangement, and neither is about how digital the state is. The entitlement attaches to the citizen rather than to an administrative status they must first qualify for, so there is no gate of the kind Section 4 measures. And it is exercisable by telephone or on paper, which matters because an opt-out reachable only through the digital channel would be self-defeating. No rate is offered against Denmark's 4.7%: the Norwegian figure is a count of registrations and the base it should be taken on is not established by the source, which is the error Appendix D exists to name. The comparison worth making is the route rather than the rate: whether reaching a position outside the digital channel requires the state's permission or only the citizen's decision.</w:t>
+        <w:t>Two features distinguish this from the Danish arrangement, and neither is about how digital the state is. The entitlement attaches to the citizen rather than to an administrative status they must first qualify for, so there is no gate of the kind Section 4 measures. And it is exercisable by telephone or on paper, which matters because an opt-out reachable only through the digital channel would be self-defeating. No rate is offered against Denmark's 4.7%: the Norwegian figure is a count of registrations and the base it should be taken on is not established by the source, which is the error Appendix B exists to name. The comparison worth making is the route rather than the rate: whether reaching a position outside the digital channel requires the state's permission or only the citizen's decision.</w:t>
       </w:r>
     </w:p>
     <w:p>
@@ -4854,7 +4854,7 @@
           <w:i w:val="0"/>
           <w:sz w:val="24"/>
         </w:rPr>
-        <w:t>G.4 What this does and does not establish</w:t>
+        <w:t>D.4 What this does and does not establish</w:t>
       </w:r>
     </w:p>
     <w:p>

--- a/Assignment 2 ECON1596 _ [CLASS GROUP] _ s4040040.docx
+++ b/Assignment 2 ECON1596 _ [CLASS GROUP] _ s4040040.docx
@@ -67,14 +67,6 @@
         <w:spacing w:before="0" w:after="0"/>
         <w:jc w:val="both"/>
       </w:pPr>
-      <w:r>
-        <w:rPr>
-          <w:rFonts w:ascii="Times New Roman" w:hAnsi="Times New Roman"/>
-          <w:b w:val="0"/>
-          <w:i w:val="0"/>
-          <w:sz w:val="12"/>
-        </w:rPr>
-      </w:r>
     </w:p>
     <w:p>
       <w:pPr>
@@ -104,7 +96,7 @@
           <w:i w:val="0"/>
           <w:sz w:val="26"/>
         </w:rPr>
-        <w:t>1. The instrument and what it was meant to buy</w:t>
+        <w:t>Question 1. Digital innovation and industry transformation</w:t>
       </w:r>
     </w:p>
     <w:p>
@@ -119,14 +111,17 @@
           <w:i w:val="0"/>
           <w:sz w:val="24"/>
         </w:rPr>
-        <w:t>Denmark did not persuade its citizens to adopt digital public services; it required them to do so. *Lov om Offentlig Digital Post* (Denmark 2012) established a state-run digital mailbox as the default legal channel for public correspondence, binding businesses from 2013 and every citizen aged 15 and over from 1 November 2014. Enrolment is automatic, and §10 deems delivery effective when a message becomes available rather than when it is read, placing the consequence of non-engagement on the recipient. Exemption is available only against the statutory criteria in Table 1.</w:t>
+        <w:t xml:space="preserve">Denmark did not persuade its citizens to adopt digital public services; it required them to do so. </w:t>
       </w:r>
-    </w:p>
-    <w:p>
-      <w:pPr>
-        <w:spacing w:before="0" w:after="120"/>
-        <w:jc w:val="both"/>
-      </w:pPr>
+      <w:r>
+        <w:rPr>
+          <w:rFonts w:ascii="Times New Roman" w:hAnsi="Times New Roman"/>
+          <w:b w:val="0"/>
+          <w:i/>
+          <w:sz w:val="24"/>
+        </w:rPr>
+        <w:t>Lov om Offentlig Digital Post</w:t>
+      </w:r>
       <w:r>
         <w:rPr>
           <w:rFonts w:ascii="Times New Roman" w:hAnsi="Times New Roman"/>
@@ -134,7 +129,7 @@
           <w:i w:val="0"/>
           <w:sz w:val="24"/>
         </w:rPr>
-        <w:t>The mandate was implemented alongside a single national identity credential. Digitaliseringsstyrelsen (2025a) records that NemID was replaced by MitID from October 2021 and withdrawn on 31 October 2023. The combination is central to the design. A mandate alone changes only how letters are sent, whereas a mandate plus a universal credential establishes shared authentication infrastructure that every citizen must hold and any firm may build upon without financing its adoption. This lowers the fixed cost of services developed on it.</w:t>
+        <w:t xml:space="preserve"> (Denmark 2012) made a state-run digital mailbox the default legal channel for public correspondence, binding businesses from 2013 and every citizen aged 15 and over from 1 November 2014. Digitaliseringsstyrelsen (2025a) records that the accompanying identity credential, NemID, was replaced by MitID from October 2021 and withdrawn on 31 October 2023. The combination is what distinguishes the Danish case. A mandate alone changes how letters are sent; a mandate plus a universal credential establishes shared authentication infrastructure that every citizen must hold and any firm may build upon without financing its adoption, lowering the fixed cost of every service developed on it. Because compulsion accounts for citizens' use, the economic interest lies in what others built on that foundation.</w:t>
       </w:r>
     </w:p>
     <w:p>
@@ -142,6 +137,15 @@
         <w:spacing w:before="0" w:after="120"/>
         <w:jc w:val="both"/>
       </w:pPr>
+      <w:r>
+        <w:rPr>
+          <w:rFonts w:ascii="Times New Roman" w:hAnsi="Times New Roman"/>
+          <w:b/>
+          <w:i w:val="0"/>
+          <w:sz w:val="24"/>
+        </w:rPr>
+        <w:t>Retail banking.</w:t>
+      </w:r>
       <w:r>
         <w:rPr>
           <w:rFonts w:ascii="Times New Roman" w:hAnsi="Times New Roman"/>
@@ -149,7 +153,7 @@
           <w:i w:val="0"/>
           <w:sz w:val="24"/>
         </w:rPr>
-        <w:t>Compulsion is also why the adoption statistics below require careful interpretation: after 1 November 2014, enrolment measures compliance with a legal obligation rather than revealed demand, and that distinction governs the analysis throughout.</w:t>
+        <w:t xml:space="preserve"> Finans Danmark (2025) reports that Danish retail bank branches fell from 2,025 in 2004 to 665 in 2024, a decline of 67.2% (Figure 1). Taken alone that suggests digitalisation eliminated banking employment, but the longer series qualifies it. Between 1991 and 2024 the number of financial institutions fell by 76.7%, from 219 to 51, while bank employment fell by only 29.4%, from roughly 51,000 to 36,000 (Figure 2). Staff per surviving institution therefore rose from 233 to 706, an increase of 203%. The business model changed rather than the workforce: with authentication and correspondence on shared national infrastructure, branch networks became redundant as a distribution channel and the sector consolidated into fewer and larger institutions. The three series begin in different years and must not be differenced.</w:t>
       </w:r>
     </w:p>
     <w:p>
@@ -157,6 +161,15 @@
         <w:spacing w:before="0" w:after="120"/>
         <w:jc w:val="both"/>
       </w:pPr>
+      <w:r>
+        <w:rPr>
+          <w:rFonts w:ascii="Times New Roman" w:hAnsi="Times New Roman"/>
+          <w:b/>
+          <w:i w:val="0"/>
+          <w:sz w:val="24"/>
+        </w:rPr>
+        <w:t>Retail payments.</w:t>
+      </w:r>
       <w:r>
         <w:rPr>
           <w:rFonts w:ascii="Times New Roman" w:hAnsi="Times New Roman"/>
@@ -164,7 +177,67 @@
           <w:i w:val="0"/>
           <w:sz w:val="24"/>
         </w:rPr>
-        <w:t>The programme was justified on a projected saving. According to Rigsrevisionen (2016), the Ministry of Finance business case anticipated approximately DKK 1,000 million a year, the return that warranted compelling the entire adult population of about 5.1 million (Digitaliseringsstyrelsen 2026). Section 6 examines how much survived audit.</w:t>
+        <w:t xml:space="preserve"> Danmarks Nationalbank (2025) reports that cash fell from 23% to 9% of the </w:t>
+      </w:r>
+      <w:r>
+        <w:rPr>
+          <w:rFonts w:ascii="Times New Roman" w:hAnsi="Times New Roman"/>
+          <w:b w:val="0"/>
+          <w:i/>
+          <w:sz w:val="24"/>
+        </w:rPr>
+        <w:t>number</w:t>
+      </w:r>
+      <w:r>
+        <w:rPr>
+          <w:rFonts w:ascii="Times New Roman" w:hAnsi="Times New Roman"/>
+          <w:b w:val="0"/>
+          <w:i w:val="0"/>
+          <w:sz w:val="24"/>
+        </w:rPr>
+        <w:t xml:space="preserve"> of payments in physical retail between 2017 and 2025, while card-based mobile wallets reached 32% of the same measure (Figure 3). Much of this is displacement within digital instruments rather than new digitalisation, because wallet payments are card payments and the physical card share fell from 73% to 54%. What changed for consumers was the interface, not the rails underneath, which is precisely the kind of innovation that shared infrastructure makes cheap to attempt. Cash acceptance nonetheless remains a statutory obligation under </w:t>
+      </w:r>
+      <w:r>
+        <w:rPr>
+          <w:rFonts w:ascii="Times New Roman" w:hAnsi="Times New Roman"/>
+          <w:b w:val="0"/>
+          <w:i/>
+          <w:sz w:val="24"/>
+        </w:rPr>
+        <w:t>lov om betalinger</w:t>
+      </w:r>
+      <w:r>
+        <w:rPr>
+          <w:rFonts w:ascii="Times New Roman" w:hAnsi="Times New Roman"/>
+          <w:b w:val="0"/>
+          <w:i w:val="0"/>
+          <w:sz w:val="24"/>
+        </w:rPr>
+        <w:t xml:space="preserve"> §81 (Finanstilsynet 2025).</w:t>
+      </w:r>
+    </w:p>
+    <w:p>
+      <w:pPr>
+        <w:spacing w:before="0" w:after="120"/>
+        <w:jc w:val="both"/>
+      </w:pPr>
+      <w:r>
+        <w:rPr>
+          <w:rFonts w:ascii="Times New Roman" w:hAnsi="Times New Roman"/>
+          <w:b/>
+          <w:i w:val="0"/>
+          <w:sz w:val="24"/>
+        </w:rPr>
+        <w:t>Broader economic effect.</w:t>
+      </w:r>
+      <w:r>
+        <w:rPr>
+          <w:rFonts w:ascii="Times New Roman" w:hAnsi="Times New Roman"/>
+          <w:b w:val="0"/>
+          <w:i w:val="0"/>
+          <w:sz w:val="24"/>
+        </w:rPr>
+        <w:t xml:space="preserve"> Whether wider consumer adoption is associated with greater commercial activity can be tested directly. Using Eurostat data (2026), Figure 4 plots the share of internet users purchasing online against e-sales as a share of enterprise turnover across the European Union in 2024, the turnover measure from a separate extract (Eurostat 2025c). Across the 18 member states reporting both, the fitted slope is +0.602 percentage points of turnover per percentage point of adoption, with a standard error of 0.105 and an R² of 0.674. Appendix A reports the diagnostics. Causation is not established: adoption is measured on consumers and turnover on enterprises, and national income appears on neither axis. Denmark sits above the fitted line by less than one residual standard error and behind three other states, consistent with the European pattern rather than exceptional to it.</w:t>
       </w:r>
     </w:p>
     <w:p>
@@ -468,104 +541,6 @@
         <w:spacing w:before="0" w:after="0"/>
         <w:jc w:val="both"/>
       </w:pPr>
-      <w:r>
-        <w:rPr>
-          <w:rFonts w:ascii="Times New Roman" w:hAnsi="Times New Roman"/>
-          <w:b w:val="0"/>
-          <w:i w:val="0"/>
-          <w:sz w:val="12"/>
-        </w:rPr>
-      </w:r>
-    </w:p>
-    <w:p>
-      <w:pPr>
-        <w:spacing w:before="240" w:after="120"/>
-        <w:jc w:val="left"/>
-      </w:pPr>
-      <w:r>
-        <w:rPr>
-          <w:rFonts w:ascii="Times New Roman" w:hAnsi="Times New Roman"/>
-          <w:b/>
-          <w:i w:val="0"/>
-          <w:sz w:val="26"/>
-        </w:rPr>
-        <w:t>2. Adoption and economic effect</w:t>
-      </w:r>
-    </w:p>
-    <w:p>
-      <w:pPr>
-        <w:spacing w:before="0" w:after="120"/>
-        <w:jc w:val="both"/>
-      </w:pPr>
-      <w:r>
-        <w:rPr>
-          <w:rFonts w:ascii="Times New Roman" w:hAnsi="Times New Roman"/>
-          <w:b w:val="0"/>
-          <w:i w:val="0"/>
-          <w:sz w:val="24"/>
-        </w:rPr>
-        <w:t>Because compulsion accounts for citizens' use, the economic value of this infrastructure lies in what others built upon it. Finans Danmark (2025) reports that Danish retail bank branches fell from 2,025 in 2004 to 665 in 2024, a decline of 67.2% (Figure 1). That alone might suggest digitalisation eliminated banking employment, but the longer series qualifies it. Between 1991 and 2024 the number of financial institutions fell by 76.7%, from 219 to 51, while bank employment fell by only 29.4%, from roughly 51,000 to 36,000 (Figure 2). Staff per surviving institution therefore rose from 233 to 706, an increase of 203%, indicating that consolidation concentrated the sector rather than reducing it. The three changes span different observation windows and must not be differenced.</w:t>
-      </w:r>
-    </w:p>
-    <w:p>
-      <w:pPr>
-        <w:spacing w:before="0" w:after="120"/>
-        <w:jc w:val="both"/>
-      </w:pPr>
-      <w:r>
-        <w:rPr>
-          <w:rFonts w:ascii="Times New Roman" w:hAnsi="Times New Roman"/>
-          <w:b w:val="0"/>
-          <w:i w:val="0"/>
-          <w:sz w:val="24"/>
-        </w:rPr>
-        <w:t>Payment behaviour moved in the same direction. Danmarks Nationalbank (2025) reports that cash fell from 23% to 9% of the *number* of payments in physical retail between 2017 and 2025, while card-based mobile wallets reached 32% of the same measure. Much of this is displacement within digital instruments, because wallet payments are card payments and the physical card share fell from 73% to 54%. What replaced cash was largely a new interface onto existing card infrastructure, the kind of development shared infrastructure makes inexpensive. Cash acceptance nonetheless remains a statutory obligation under *lov om betalinger* §81 (Finanstilsynet 2025).</w:t>
-      </w:r>
-    </w:p>
-    <w:p>
-      <w:pPr>
-        <w:spacing w:before="0" w:after="120"/>
-        <w:jc w:val="both"/>
-      </w:pPr>
-      <w:r>
-        <w:rPr>
-          <w:rFonts w:ascii="Times New Roman" w:hAnsi="Times New Roman"/>
-          <w:b w:val="0"/>
-          <w:i w:val="0"/>
-          <w:sz w:val="24"/>
-        </w:rPr>
-        <w:t>The question that follows is whether wider consumer adoption is associated with greater commercial activity. Using data from Eurostat (2026), Figure 3 plots the share of internet users purchasing online against enterprise e-sales turnover across the European Union in 2024, the turnover measure from a separate extract (Eurostat 2025c). Across the 18 states reporting both, the fitted slope is +0.602 percentage points of turnover per percentage point of adoption, with a standard error of 0.105 and an R² of 0.674.</w:t>
-      </w:r>
-    </w:p>
-    <w:p>
-      <w:pPr>
-        <w:spacing w:before="0" w:after="120"/>
-        <w:jc w:val="both"/>
-      </w:pPr>
-      <w:r>
-        <w:rPr>
-          <w:rFonts w:ascii="Times New Roman" w:hAnsi="Times New Roman"/>
-          <w:b w:val="0"/>
-          <w:i w:val="0"/>
-          <w:sz w:val="24"/>
-        </w:rPr>
-        <w:t>Appendix A reports the diagnostics, including a comparison with an earlier version drawn from a Eurostat news release (Eurostat 2025a) that named only the ends of the distribution and produced a slope 8% different, which measures selection bias rather than asserting it.</w:t>
-      </w:r>
-    </w:p>
-    <w:p>
-      <w:pPr>
-        <w:spacing w:before="0" w:after="120"/>
-        <w:jc w:val="both"/>
-      </w:pPr>
-      <w:r>
-        <w:rPr>
-          <w:rFonts w:ascii="Times New Roman" w:hAnsi="Times New Roman"/>
-          <w:b w:val="0"/>
-          <w:i w:val="0"/>
-          <w:sz w:val="24"/>
-        </w:rPr>
-        <w:t>Causation is not established by this design. Adoption is measured on consumers and turnover on enterprises, and both plausibly rise with national income, which appears on neither axis. Denmark sits above the fitted line by less than one residual standard error and behind three other states, consistent with the European pattern rather than exceptional to it.</w:t>
-      </w:r>
     </w:p>
     <w:p>
       <w:pPr>
@@ -685,8 +660,63 @@
       <w:r>
         <w:drawing>
           <wp:inline xmlns:a="http://schemas.openxmlformats.org/drawingml/2006/main" xmlns:pic="http://schemas.openxmlformats.org/drawingml/2006/picture">
+            <wp:extent cx="5760000" cy="3413993"/>
+            <wp:docPr id="3" name="Picture 3"/>
+            <wp:cNvGraphicFramePr>
+              <a:graphicFrameLocks noChangeAspect="1"/>
+            </wp:cNvGraphicFramePr>
+            <a:graphic>
+              <a:graphicData uri="http://schemas.openxmlformats.org/drawingml/2006/picture">
+                <pic:pic>
+                  <pic:nvPicPr>
+                    <pic:cNvPr id="0" name="figA_e2_payments.png"/>
+                    <pic:cNvPicPr/>
+                  </pic:nvPicPr>
+                  <pic:blipFill>
+                    <a:blip r:embed="rId12"/>
+                    <a:stretch>
+                      <a:fillRect/>
+                    </a:stretch>
+                  </pic:blipFill>
+                  <pic:spPr>
+                    <a:xfrm>
+                      <a:off x="0" y="0"/>
+                      <a:ext cx="5760000" cy="3413993"/>
+                    </a:xfrm>
+                    <a:prstGeom prst="rect"/>
+                  </pic:spPr>
+                </pic:pic>
+              </a:graphicData>
+            </a:graphic>
+          </wp:inline>
+        </w:drawing>
+      </w:r>
+    </w:p>
+    <w:p>
+      <w:pPr>
+        <w:spacing w:before="0" w:after="200" w:line="240" w:lineRule="auto"/>
+        <w:jc w:val="center"/>
+      </w:pPr>
+      <w:r>
+        <w:rPr>
+          <w:rFonts w:ascii="Times New Roman" w:hAnsi="Times New Roman"/>
+          <w:b w:val="0"/>
+          <w:i/>
+          <w:sz w:val="20"/>
+        </w:rPr>
+        <w:t>Figure 3. Instrument shares of physical-retail payments, 2017-2025. Danmarks Nationalbank; workbook F2_PAYMENTS.</w:t>
+      </w:r>
+    </w:p>
+    <w:p>
+      <w:pPr>
+        <w:spacing w:before="160" w:after="40"/>
+        <w:jc w:val="center"/>
+      </w:pPr>
+      <w:r>
+        <w:drawing>
+          <wp:inline xmlns:a="http://schemas.openxmlformats.org/drawingml/2006/main" xmlns:pic="http://schemas.openxmlformats.org/drawingml/2006/picture">
             <wp:extent cx="5760000" cy="3923066"/>
-            <wp:docPr id="3" name="Picture 3"/>
+            <wp:docPr id="4" name="Picture 4"/>
             <wp:cNvGraphicFramePr>
               <a:graphicFrameLocks noChangeAspect="1"/>
             </wp:cNvGraphicFramePr>
@@ -698,7 +728,7 @@
                     <pic:cNvPicPr/>
                   </pic:nvPicPr>
                   <pic:blipFill>
-                    <a:blip r:embed="rId12"/>
+                    <a:blip r:embed="rId13"/>
                     <a:stretch>
                       <a:fillRect/>
                     </a:stretch>
@@ -729,7 +759,7 @@
           <w:i/>
           <w:sz w:val="20"/>
         </w:rPr>
-        <w:t>Figure 3. Consumer adoption and enterprise e-commerce turnover, EU 2024. Eurostat; workbook F6.</w:t>
+        <w:t>Figure 4. Consumer adoption and enterprise e-commerce turnover, EU 2024. Eurostat; workbook F6.</w:t>
       </w:r>
     </w:p>
     <w:p>
@@ -744,7 +774,7 @@
           <w:i w:val="0"/>
           <w:sz w:val="26"/>
         </w:rPr>
-        <w:t>3. Diffusion: Denmark against the European Union</w:t>
+        <w:t>Question 2. Policy comparison: SME digitalisation support in Denmark and Germany</w:t>
       </w:r>
     </w:p>
     <w:p>
@@ -752,6 +782,15 @@
         <w:spacing w:before="0" w:after="120"/>
         <w:jc w:val="both"/>
       </w:pPr>
+      <w:r>
+        <w:rPr>
+          <w:rFonts w:ascii="Times New Roman" w:hAnsi="Times New Roman"/>
+          <w:b/>
+          <w:i w:val="0"/>
+          <w:sz w:val="24"/>
+        </w:rPr>
+        <w:t>The problem both policies address.</w:t>
+      </w:r>
       <w:r>
         <w:rPr>
           <w:rFonts w:ascii="Times New Roman" w:hAnsi="Times New Roman"/>
@@ -759,7 +798,7 @@
           <w:i w:val="0"/>
           <w:sz w:val="24"/>
         </w:rPr>
-        <w:t>"Breadth" has two distinct subjects in the Danish case, and they point in opposite directions. Breadth among citizens is close to complete: Eurostat (2026) records that 90.86% of Danish internet users bought online in 2024, third of the twenty-seven member states. Breadth among enterprises is not. Only 38.78% of Danish enterprises make any e-sales, second in the Union behind Lithuania at 43.03% and still under two firms in five (Eurostat 2025b). Denmark leads Europe at a level most Danish firms have not reached.</w:t>
+        <w:t xml:space="preserve"> Denmark leads Europe on citizen adoption and not on firm capability. Eurostat (2026) records that 90.86% of Danish internet users bought online in 2024, third of the twenty-seven member states, while only 38.78% of Danish enterprises make any e-sales, second in the Union behind Lithuania at 43.03% and still under two firms in five (Eurostat 2025b). Intensity rose where breadth did not: e-sales grew from 17.05% of enterprise turnover in 2014 to 33.31% in 2024, against an EU-27 average moving from 16.43% to 19.49% (Figure 5). The same split governs the newest technology. The European Commission (2026) reports that 42.03% of Danish enterprises used artificial intelligence in 2025, comprising 74.52% of large firms against 40.99% of small and medium ones, a gap of 33.53 percentage points (Figure 6). This is not a connectivity failure, since 92.45% of Danish SMEs clear the basic digital-intensity threshold against an EU average of 71.39%. What smaller firms lack is the complementary capital, namely data, systems integration and specialist staff, that converts access into application.</w:t>
       </w:r>
     </w:p>
     <w:p>
@@ -767,6 +806,15 @@
         <w:spacing w:before="0" w:after="120"/>
         <w:jc w:val="both"/>
       </w:pPr>
+      <w:r>
+        <w:rPr>
+          <w:rFonts w:ascii="Times New Roman" w:hAnsi="Times New Roman"/>
+          <w:b/>
+          <w:i w:val="0"/>
+          <w:sz w:val="24"/>
+        </w:rPr>
+        <w:t>The two instruments.</w:t>
+      </w:r>
       <w:r>
         <w:rPr>
           <w:rFonts w:ascii="Times New Roman" w:hAnsi="Times New Roman"/>
@@ -774,14 +822,17 @@
           <w:i w:val="0"/>
           <w:sz w:val="24"/>
         </w:rPr>
-        <w:t>Intensity increased where breadth did not. E-sales rose from 17.05% of enterprise turnover in 2014 to 33.31% in 2024, against an EU-27 average moving from 16.43% to 19.49% (Figure 4). Both began at a similar level, after which Denmark roughly doubled and the EU gained three percentage points.</w:t>
+        <w:t xml:space="preserve"> Denmark's SMV:Digital and Germany's </w:t>
       </w:r>
-    </w:p>
-    <w:p>
-      <w:pPr>
-        <w:spacing w:before="0" w:after="120"/>
-        <w:jc w:val="both"/>
-      </w:pPr>
+      <w:r>
+        <w:rPr>
+          <w:rFonts w:ascii="Times New Roman" w:hAnsi="Times New Roman"/>
+          <w:b w:val="0"/>
+          <w:i/>
+          <w:sz w:val="24"/>
+        </w:rPr>
+        <w:t>Digital Jetzt</w:t>
+      </w:r>
       <w:r>
         <w:rPr>
           <w:rFonts w:ascii="Times New Roman" w:hAnsi="Times New Roman"/>
@@ -789,14 +840,17 @@
           <w:i w:val="0"/>
           <w:sz w:val="24"/>
         </w:rPr>
-        <w:t>The same pattern governs the newest technology and identifies which firms were positioned to build on the infrastructure. The European Commission (2026) reports that in 2025, 42.03% of Danish enterprises used artificial intelligence, comprising 74.52% of large firms against 40.99% of SMEs, a gap of 33.53 percentage points (Figure 5). This is not a failure of connectivity or literacy, since 92.45% of Danish SMEs clear the basic digital-intensity threshold against an EU average of 71.39%. What they lack is the complementary capital, namely data, systems integration and specialist staff, that converts access into application, and that capital is distributed by firm size.</w:t>
+        <w:t xml:space="preserve"> share an objective, which is to raise digital investment among firms that would not otherwise make it, and both operate as co-financed grants to small and medium enterprises. They differ in how they choose recipients. SMV:Digital scores applications and funds the highest scorers until the pool is exhausted, the next pool opening on 26 October 2026 (SMV:Digital 2026); </w:t>
       </w:r>
-    </w:p>
-    <w:p>
-      <w:pPr>
-        <w:spacing w:before="0" w:after="120"/>
-        <w:jc w:val="both"/>
-      </w:pPr>
+      <w:r>
+        <w:rPr>
+          <w:rFonts w:ascii="Times New Roman" w:hAnsi="Times New Roman"/>
+          <w:b w:val="0"/>
+          <w:i/>
+          <w:sz w:val="24"/>
+        </w:rPr>
+        <w:t>Digital Jetzt</w:t>
+      </w:r>
       <w:r>
         <w:rPr>
           <w:rFonts w:ascii="Times New Roman" w:hAnsi="Times New Roman"/>
@@ -804,7 +858,79 @@
           <w:i w:val="0"/>
           <w:sz w:val="24"/>
         </w:rPr>
-        <w:t>Denmark's binding constraint is therefore diffusion rather than adoption, which bears on Sustainable Development Goal 8, Target 8.2, on productivity growth through technological upgrading. The gain accrues to the firms already best placed to capture it, and the policy question is how to move it down the size distribution.</w:t>
+        <w:t xml:space="preserve"> allocated by lottery among eligible applicants.</w:t>
+      </w:r>
+    </w:p>
+    <w:p>
+      <w:pPr>
+        <w:spacing w:before="0" w:after="120"/>
+        <w:jc w:val="both"/>
+      </w:pPr>
+      <w:r>
+        <w:rPr>
+          <w:rFonts w:ascii="Times New Roman" w:hAnsi="Times New Roman"/>
+          <w:b/>
+          <w:i w:val="0"/>
+          <w:sz w:val="24"/>
+        </w:rPr>
+        <w:t>Effectiveness.</w:t>
+      </w:r>
+      <w:r>
+        <w:rPr>
+          <w:rFonts w:ascii="Times New Roman" w:hAnsi="Times New Roman"/>
+          <w:b w:val="0"/>
+          <w:i w:val="0"/>
+          <w:sz w:val="24"/>
+        </w:rPr>
+        <w:t xml:space="preserve"> Denmark's scheme is the better evidenced of the two. Digitaliseringsstyrelsen (2025b) links recipients to Danmarks Statistik registers and compares them with matched control firms, reporting revenue growth of 18% against the controls' 13% and employment growth of 8% against 4%. Germany has no comparable estimate, and its allocation rule produced a perverse result: the Bundesrechnungshof (2022) found that firms postponed investment while waiting for a favourable draw and recommended that the procedure be discontinued. A lottery makes the grant a prize worth waiting for, and waiting is the opposite of the behaviour the scheme exists to produce.</w:t>
+      </w:r>
+    </w:p>
+    <w:p>
+      <w:pPr>
+        <w:spacing w:before="0" w:after="120"/>
+        <w:jc w:val="both"/>
+      </w:pPr>
+      <w:r>
+        <w:rPr>
+          <w:rFonts w:ascii="Times New Roman" w:hAnsi="Times New Roman"/>
+          <w:b/>
+          <w:i w:val="0"/>
+          <w:sz w:val="24"/>
+        </w:rPr>
+        <w:t>Weaknesses and implementation challenges.</w:t>
+      </w:r>
+      <w:r>
+        <w:rPr>
+          <w:rFonts w:ascii="Times New Roman" w:hAnsi="Times New Roman"/>
+          <w:b w:val="0"/>
+          <w:i w:val="0"/>
+          <w:sz w:val="24"/>
+        </w:rPr>
+        <w:t xml:space="preserve"> Denmark's advantage is narrower than it appears. Matching addresses selection on what the registers record, namely sector, size, age and prior trajectory, and not on what they do not. Selection into a voluntary scheme runs on managerial ambition, an existing digitalisation plan and the slack to write an application, which are the traits that also produce revenue growth. The matched estimate therefore retains an upward bias of unknown size, and neither scheme reaches firms that never apply.</w:t>
+      </w:r>
+    </w:p>
+    <w:p>
+      <w:pPr>
+        <w:spacing w:before="0" w:after="120"/>
+        <w:jc w:val="both"/>
+      </w:pPr>
+      <w:r>
+        <w:rPr>
+          <w:rFonts w:ascii="Times New Roman" w:hAnsi="Times New Roman"/>
+          <w:b/>
+          <w:i w:val="0"/>
+          <w:sz w:val="24"/>
+        </w:rPr>
+        <w:t>Recommended improvement.</w:t>
+      </w:r>
+      <w:r>
+        <w:rPr>
+          <w:rFonts w:ascii="Times New Roman" w:hAnsi="Times New Roman"/>
+          <w:b w:val="0"/>
+          <w:i w:val="0"/>
+          <w:sz w:val="24"/>
+        </w:rPr>
+        <w:t xml:space="preserve"> SMV:Digital already scores applicants, so it already produces a funding threshold; it simply discards the information. Near the cut-off, whether a firm is funded turns on assessor variation rather than on the firm, which makes applicants just above and just below comparable on exactly the unobservables that defeat matching. Retaining the scores and publishing the cut-off would allow a regression discontinuity estimate at administrative cost only, with no change to who receives money. Appendix B specifies the design.</w:t>
       </w:r>
     </w:p>
     <w:p>
@@ -816,7 +942,7 @@
         <w:drawing>
           <wp:inline xmlns:a="http://schemas.openxmlformats.org/drawingml/2006/main" xmlns:pic="http://schemas.openxmlformats.org/drawingml/2006/picture">
             <wp:extent cx="5760000" cy="3040198"/>
-            <wp:docPr id="4" name="Picture 4"/>
+            <wp:docPr id="5" name="Picture 5"/>
             <wp:cNvGraphicFramePr>
               <a:graphicFrameLocks noChangeAspect="1"/>
             </wp:cNvGraphicFramePr>
@@ -828,7 +954,7 @@
                     <pic:cNvPicPr/>
                   </pic:nvPicPr>
                   <pic:blipFill>
-                    <a:blip r:embed="rId13"/>
+                    <a:blip r:embed="rId14"/>
                     <a:stretch>
                       <a:fillRect/>
                     </a:stretch>
@@ -859,7 +985,7 @@
           <w:i/>
           <w:sz w:val="20"/>
         </w:rPr>
-        <w:t>Figure 4. E-sales share of enterprise turnover, Denmark and EU-27, 2014 and 2024. Eurostat; workbook F3.</w:t>
+        <w:t>Figure 5. E-sales share of enterprise turnover, Denmark and EU-27, 2014 and 2024. Eurostat; workbook F3.</w:t>
       </w:r>
     </w:p>
     <w:p>
@@ -871,7 +997,7 @@
         <w:drawing>
           <wp:inline xmlns:a="http://schemas.openxmlformats.org/drawingml/2006/main" xmlns:pic="http://schemas.openxmlformats.org/drawingml/2006/picture">
             <wp:extent cx="5760000" cy="3250235"/>
-            <wp:docPr id="5" name="Picture 5"/>
+            <wp:docPr id="6" name="Picture 6"/>
             <wp:cNvGraphicFramePr>
               <a:graphicFrameLocks noChangeAspect="1"/>
             </wp:cNvGraphicFramePr>
@@ -883,7 +1009,7 @@
                     <pic:cNvPicPr/>
                   </pic:nvPicPr>
                   <pic:blipFill>
-                    <a:blip r:embed="rId14"/>
+                    <a:blip r:embed="rId15"/>
                     <a:stretch>
                       <a:fillRect/>
                     </a:stretch>
@@ -914,7 +1040,7 @@
           <w:i/>
           <w:sz w:val="20"/>
         </w:rPr>
-        <w:t>Figure 5. AI adoption by firm size, Denmark 2025. European Commission; workbook F7.</w:t>
+        <w:t>Figure 6. AI adoption by firm size, Denmark 2025. European Commission; workbook F7.</w:t>
       </w:r>
     </w:p>
     <w:p>
@@ -929,7 +1055,7 @@
           <w:i w:val="0"/>
           <w:sz w:val="26"/>
         </w:rPr>
-        <w:t>4. Who the mandate left behind</w:t>
+        <w:t>Question 3. Digitalisation and Sustainable Development Goal 12</w:t>
       </w:r>
     </w:p>
     <w:p>
@@ -944,7 +1070,7 @@
           <w:i w:val="0"/>
           <w:sz w:val="24"/>
         </w:rPr>
-        <w:t>The mandate's effects are most pronounced among the oldest citizens. Digitaliseringsstyrelsen (2026) reports that 20% of Danish citizens aged 75 to 84 hold a formal exemption from Digital Post, rising to 33% among those 85 and over. One in three of the oldest cohort therefore sits outside a compulsory system. These are 2022 figures and the headline rate below is from 2026, so the two are complementary measures of the same exclusion rather than points on a trend.</w:t>
+        <w:t>Sustainable Development Goal 12, on responsible consumption and production, is the goal Danish digitalisation has most clearly moved, and it has moved it in both directions. Digital infrastructure substitutes information for materials at the point of use and creates a new material stream at the point of disposal. Denmark is unusually far along the first and unusually far behind on the second.</w:t>
       </w:r>
     </w:p>
     <w:p>
@@ -952,6 +1078,15 @@
         <w:spacing w:before="0" w:after="120"/>
         <w:jc w:val="both"/>
       </w:pPr>
+      <w:r>
+        <w:rPr>
+          <w:rFonts w:ascii="Times New Roman" w:hAnsi="Times New Roman"/>
+          <w:b/>
+          <w:i w:val="0"/>
+          <w:sz w:val="24"/>
+        </w:rPr>
+        <w:t>Positive contribution.</w:t>
+      </w:r>
       <w:r>
         <w:rPr>
           <w:rFonts w:ascii="Times New Roman" w:hAnsi="Times New Roman"/>
@@ -959,7 +1094,7 @@
           <w:i w:val="0"/>
           <w:sz w:val="24"/>
         </w:rPr>
-        <w:t>Against that, the aggregate appears small: in the first quarter of 2026, 4.7% of citizens aged 15 and over, or 238,479 people, were exempt. It is small because the affected population is small, not because exclusion is rare where it occurs.</w:t>
+        <w:t xml:space="preserve"> The mandate's audited benefit is a dematerialisation benefit. Rigsrevisionen (2016) could verify roughly DKK 450 million a year of the projected saving from compulsory Digital Post, and the verified component is precisely postage, paper and envelopes. That is a financial figure rather than a tonnage, so it prices the paper avoided rather than weighing it, but the substitution is real and applies to correspondence with every adult in the country. The payment system shows the same substitution privately: cash fell from 23% to 9% of physical retail payments between 2017 and 2025 (Danmarks Nationalbank 2025), removing the printing, transport, storage and destruction physical currency requires.</w:t>
       </w:r>
     </w:p>
     <w:p>
@@ -967,6 +1102,15 @@
         <w:spacing w:before="0" w:after="120"/>
         <w:jc w:val="both"/>
       </w:pPr>
+      <w:r>
+        <w:rPr>
+          <w:rFonts w:ascii="Times New Roman" w:hAnsi="Times New Roman"/>
+          <w:b/>
+          <w:i w:val="0"/>
+          <w:sz w:val="24"/>
+        </w:rPr>
+        <w:t>The remaining challenge.</w:t>
+      </w:r>
       <w:r>
         <w:rPr>
           <w:rFonts w:ascii="Times New Roman" w:hAnsi="Times New Roman"/>
@@ -974,14 +1118,17 @@
           <w:i w:val="0"/>
           <w:sz w:val="24"/>
         </w:rPr>
-        <w:t>Exemption is also the narrowest available measure. Figure 6 sets it against four wider estimates, not comparable because measure, year and denominator all differ; Appendix B reconciles them. The European Commission (2026) reports that 6.5% of Danes do not use digital public services and 16.5% report difficulty using them, while Digitaliseringsstyrelsen (2025c) and Justitia (2022) put the widest estimates at about a quarter of adults. The counts are clearer than the percentages: exemption reaches 238,479 people, while 16.5% of 6,025,603 (Danmarks Statistik 2026) is roughly 994,000, the lowest credible estimate of need. On the order of 750,000 Danes therefore struggle with a compulsory system while holding no formal standing outside it.</w:t>
+        <w:t xml:space="preserve"> Denmark performs the disposal side badly. The European Commission (2026) reports that Denmark recycled or prepared for reuse 15.37% of the ICT waste it collected in 2023, against an EU-27 average of 80.23%, a gap of roughly 65 percentage points (Figure 7). The denominator matters and narrows the claim: the base is ICT waste </w:t>
       </w:r>
-    </w:p>
-    <w:p>
-      <w:pPr>
-        <w:spacing w:before="0" w:after="120"/>
-        <w:jc w:val="both"/>
-      </w:pPr>
+      <w:r>
+        <w:rPr>
+          <w:rFonts w:ascii="Times New Roman" w:hAnsi="Times New Roman"/>
+          <w:b w:val="0"/>
+          <w:i/>
+          <w:sz w:val="24"/>
+        </w:rPr>
+        <w:t>collected</w:t>
+      </w:r>
       <w:r>
         <w:rPr>
           <w:rFonts w:ascii="Times New Roman" w:hAnsi="Times New Roman"/>
@@ -989,7 +1136,7 @@
           <w:i w:val="0"/>
           <w:sz w:val="24"/>
         </w:rPr>
-        <w:t>Weak digital skills would be the convenient explanation, but the data do not support it. Denmark's weakest age band, those aged 55 to 74, reaches 67.81% with at least basic digital skills against an EU average of 42.60%, and Denmark leads the Union in all three bands (Figure 7).</w:t>
+        <w:t>, so the indicator describes what happens to devices that reach the waste stream and is silent on how many never do. On the measure that exists, a country at or near the top of the Union on almost every digital indicator sits near the bottom on this one.</w:t>
       </w:r>
     </w:p>
     <w:p>
@@ -997,6 +1144,15 @@
         <w:spacing w:before="0" w:after="120"/>
         <w:jc w:val="both"/>
       </w:pPr>
+      <w:r>
+        <w:rPr>
+          <w:rFonts w:ascii="Times New Roman" w:hAnsi="Times New Roman"/>
+          <w:b/>
+          <w:i w:val="0"/>
+          <w:sz w:val="24"/>
+        </w:rPr>
+        <w:t>Indicator trend.</w:t>
+      </w:r>
       <w:r>
         <w:rPr>
           <w:rFonts w:ascii="Times New Roman" w:hAnsi="Times New Roman"/>
@@ -1004,7 +1160,197 @@
           <w:i w:val="0"/>
           <w:sz w:val="24"/>
         </w:rPr>
-        <w:t>The exclusion is therefore administrative rather than a capability deficit. The mandate was calibrated above the bottom of its own distribution, and the exemption criteria were drawn more narrowly than the difficulty they relieve. Infrastructure that every citizen must use and a sixth of the population finds difficult is a universal obligation rather than a universal opportunity.</w:t>
+        <w:t xml:space="preserve"> No trend can be reported. The source publishes a single year for this indicator, so the 15.37% is a level and not a direction, and the report makes no claim about whether Danish performance is improving.</w:t>
+      </w:r>
+    </w:p>
+    <w:p>
+      <w:pPr>
+        <w:spacing w:before="0" w:after="120"/>
+        <w:jc w:val="both"/>
+      </w:pPr>
+      <w:r>
+        <w:rPr>
+          <w:rFonts w:ascii="Times New Roman" w:hAnsi="Times New Roman"/>
+          <w:b/>
+          <w:i w:val="0"/>
+          <w:sz w:val="24"/>
+        </w:rPr>
+        <w:t>What this implies.</w:t>
+      </w:r>
+      <w:r>
+        <w:rPr>
+          <w:rFonts w:ascii="Times New Roman" w:hAnsi="Times New Roman"/>
+          <w:b w:val="0"/>
+          <w:i w:val="0"/>
+          <w:sz w:val="24"/>
+        </w:rPr>
+        <w:t xml:space="preserve"> The two halves are connected by the same policy. A mandate that requires every adult to transact digitally also requires every adult to hold a device capable of running MitID, so the state has taken a deliberate decision to raise the number of devices in circulation while leaving their end of life to a system recovering a fifth of the European average. Denmark has treated dematerialisation as the environmental case for digitalisation and has not treated circularity as its cost.</w:t>
+      </w:r>
+    </w:p>
+    <w:p>
+      <w:pPr>
+        <w:spacing w:before="160" w:after="40"/>
+        <w:jc w:val="center"/>
+      </w:pPr>
+      <w:r>
+        <w:drawing>
+          <wp:inline xmlns:a="http://schemas.openxmlformats.org/drawingml/2006/main" xmlns:pic="http://schemas.openxmlformats.org/drawingml/2006/picture">
+            <wp:extent cx="5760000" cy="2284027"/>
+            <wp:docPr id="7" name="Picture 7"/>
+            <wp:cNvGraphicFramePr>
+              <a:graphicFrameLocks noChangeAspect="1"/>
+            </wp:cNvGraphicFramePr>
+            <a:graphic>
+              <a:graphicData uri="http://schemas.openxmlformats.org/drawingml/2006/picture">
+                <pic:pic>
+                  <pic:nvPicPr>
+                    <pic:cNvPr id="0" name="fig9_ewaste.png"/>
+                    <pic:cNvPicPr/>
+                  </pic:nvPicPr>
+                  <pic:blipFill>
+                    <a:blip r:embed="rId16"/>
+                    <a:stretch>
+                      <a:fillRect/>
+                    </a:stretch>
+                  </pic:blipFill>
+                  <pic:spPr>
+                    <a:xfrm>
+                      <a:off x="0" y="0"/>
+                      <a:ext cx="5760000" cy="2284027"/>
+                    </a:xfrm>
+                    <a:prstGeom prst="rect"/>
+                  </pic:spPr>
+                </pic:pic>
+              </a:graphicData>
+            </a:graphic>
+          </wp:inline>
+        </w:drawing>
+      </w:r>
+    </w:p>
+    <w:p>
+      <w:pPr>
+        <w:spacing w:before="0" w:after="200" w:line="240" w:lineRule="auto"/>
+        <w:jc w:val="center"/>
+      </w:pPr>
+      <w:r>
+        <w:rPr>
+          <w:rFonts w:ascii="Times New Roman" w:hAnsi="Times New Roman"/>
+          <w:b w:val="0"/>
+          <w:i/>
+          <w:sz w:val="20"/>
+        </w:rPr>
+        <w:t>Figure 7. ICT waste recycled or prepared for reuse, 2023. European Commission; workbook F11_EWASTE.</w:t>
+      </w:r>
+    </w:p>
+    <w:p>
+      <w:pPr>
+        <w:spacing w:before="240" w:after="120"/>
+        <w:jc w:val="left"/>
+      </w:pPr>
+      <w:r>
+        <w:rPr>
+          <w:rFonts w:ascii="Times New Roman" w:hAnsi="Times New Roman"/>
+          <w:b/>
+          <w:i w:val="0"/>
+          <w:sz w:val="26"/>
+        </w:rPr>
+        <w:t>Question 4. Digital inclusion: older citizens and the Digital Post mandate</w:t>
+      </w:r>
+    </w:p>
+    <w:p>
+      <w:pPr>
+        <w:spacing w:before="0" w:after="120"/>
+        <w:jc w:val="both"/>
+      </w:pPr>
+      <w:r>
+        <w:rPr>
+          <w:rFonts w:ascii="Times New Roman" w:hAnsi="Times New Roman"/>
+          <w:b/>
+          <w:i w:val="0"/>
+          <w:sz w:val="24"/>
+        </w:rPr>
+        <w:t>The group and the policy.</w:t>
+      </w:r>
+      <w:r>
+        <w:rPr>
+          <w:rFonts w:ascii="Times New Roman" w:hAnsi="Times New Roman"/>
+          <w:b w:val="0"/>
+          <w:i w:val="0"/>
+          <w:sz w:val="24"/>
+        </w:rPr>
+        <w:t xml:space="preserve"> The mandate's effects fall most heavily on the oldest citizens, and the only relief available to them is statutory exemption from Digital Post. Digitaliseringsstyrelsen (2026) reports that 20% of Danish citizens aged 75 to 84 hold a formal exemption, rising to 33% among those 85 and over, so one in three of the oldest cohort sits outside a compulsory system. Those are 2022 figures and the rate below is from 2026, so the two are complementary measures rather than points on a trend.</w:t>
+      </w:r>
+    </w:p>
+    <w:p>
+      <w:pPr>
+        <w:spacing w:before="0" w:after="120"/>
+        <w:jc w:val="both"/>
+      </w:pPr>
+      <w:r>
+        <w:rPr>
+          <w:rFonts w:ascii="Times New Roman" w:hAnsi="Times New Roman"/>
+          <w:b/>
+          <w:i w:val="0"/>
+          <w:sz w:val="24"/>
+        </w:rPr>
+        <w:t>Effectiveness.</w:t>
+      </w:r>
+      <w:r>
+        <w:rPr>
+          <w:rFonts w:ascii="Times New Roman" w:hAnsi="Times New Roman"/>
+          <w:b w:val="0"/>
+          <w:i w:val="0"/>
+          <w:sz w:val="24"/>
+        </w:rPr>
+        <w:t xml:space="preserve"> In the first quarter of 2026, 4.7% of citizens aged 15 and over, or 238,479 people, were exempt. Exemption is the narrowest available measure of the problem. Figure 8 sets it against four wider estimates, which are not comparable because measure, year and denominator all differ; Appendix C reconciles them. The European Commission (2026) reports that 6.5% of Danes do not use digital public services and 16.5% report difficulty using them, while Digitaliseringsstyrelsen (2025c) and Justitia (2022) put the widest estimates at about a quarter of adults. The counts are clearer than the percentages: exemption reaches 238,479 people, while 16.5% of 6,025,603 (Danmarks Statistik 2026) is roughly 994,000. On the order of three-quarters of a million Danes therefore struggle with a compulsory system while holding no standing outside it.</w:t>
+      </w:r>
+    </w:p>
+    <w:p>
+      <w:pPr>
+        <w:spacing w:before="0" w:after="120"/>
+        <w:jc w:val="both"/>
+      </w:pPr>
+      <w:r>
+        <w:rPr>
+          <w:rFonts w:ascii="Times New Roman" w:hAnsi="Times New Roman"/>
+          <w:b/>
+          <w:i w:val="0"/>
+          <w:sz w:val="24"/>
+        </w:rPr>
+        <w:t>The barrier is administrative, not a skills deficit.</w:t>
+      </w:r>
+      <w:r>
+        <w:rPr>
+          <w:rFonts w:ascii="Times New Roman" w:hAnsi="Times New Roman"/>
+          <w:b w:val="0"/>
+          <w:i w:val="0"/>
+          <w:sz w:val="24"/>
+        </w:rPr>
+        <w:t xml:space="preserve"> Denmark's weakest age band, those aged 55 to 74, reaches 67.81% with at least basic digital skills against an EU average of 42.60%, and Denmark leads the Union in all three bands (Figure 9). The mandate is calibrated above the bottom of its own distribution, and the exemption criteria are drawn more narrowly than the difficulty they relieve.</w:t>
+      </w:r>
+    </w:p>
+    <w:p>
+      <w:pPr>
+        <w:spacing w:before="0" w:after="120"/>
+        <w:jc w:val="both"/>
+      </w:pPr>
+      <w:r>
+        <w:rPr>
+          <w:rFonts w:ascii="Times New Roman" w:hAnsi="Times New Roman"/>
+          <w:b/>
+          <w:i w:val="0"/>
+          <w:sz w:val="24"/>
+        </w:rPr>
+        <w:t>Recommendation.</w:t>
+      </w:r>
+      <w:r>
+        <w:rPr>
+          <w:rFonts w:ascii="Times New Roman" w:hAnsi="Times New Roman"/>
+          <w:b w:val="0"/>
+          <w:i w:val="0"/>
+          <w:sz w:val="24"/>
+        </w:rPr>
+        <w:t xml:space="preserve"> The exemption criteria should be widened to admit documented difficulty rather than only the listed statutory grounds. Denmark has already solved the adjacent problem: Folketinget (2023) provided that from June 2023 an exempt citizen is entitled, on request, to a non-digital alternative to any mandatory self-service solution. That reform decoupled the channel from the obligation but left the qualifying criteria untouched, because the right runs only to those already exempt. The Conseil d'État (2022) and the Belgian Cour constitutionnelle (2025) have since attached the entitlement to the difficulty rather than to a prior status (Appendix D).</w:t>
       </w:r>
     </w:p>
     <w:p>
@@ -1016,7 +1362,7 @@
         <w:drawing>
           <wp:inline xmlns:a="http://schemas.openxmlformats.org/drawingml/2006/main" xmlns:pic="http://schemas.openxmlformats.org/drawingml/2006/picture">
             <wp:extent cx="5760000" cy="3228750"/>
-            <wp:docPr id="6" name="Picture 6"/>
+            <wp:docPr id="8" name="Picture 8"/>
             <wp:cNvGraphicFramePr>
               <a:graphicFrameLocks noChangeAspect="1"/>
             </wp:cNvGraphicFramePr>
@@ -1028,7 +1374,7 @@
                     <pic:cNvPicPr/>
                   </pic:nvPicPr>
                   <pic:blipFill>
-                    <a:blip r:embed="rId15"/>
+                    <a:blip r:embed="rId17"/>
                     <a:stretch>
                       <a:fillRect/>
                     </a:stretch>
@@ -1059,7 +1405,7 @@
           <w:i/>
           <w:sz w:val="20"/>
         </w:rPr>
-        <w:t>Figure 6. Five estimates of Danish digital exclusion; denominators and years differ. Workbook F4.</w:t>
+        <w:t>Figure 8. Five estimates of Danish digital exclusion; denominators and years differ. Workbook F4.</w:t>
       </w:r>
     </w:p>
     <w:p>
@@ -1071,7 +1417,7 @@
         <w:drawing>
           <wp:inline xmlns:a="http://schemas.openxmlformats.org/drawingml/2006/main" xmlns:pic="http://schemas.openxmlformats.org/drawingml/2006/picture">
             <wp:extent cx="5760000" cy="3388442"/>
-            <wp:docPr id="7" name="Picture 7"/>
+            <wp:docPr id="9" name="Picture 9"/>
             <wp:cNvGraphicFramePr>
               <a:graphicFrameLocks noChangeAspect="1"/>
             </wp:cNvGraphicFramePr>
@@ -1083,7 +1429,7 @@
                     <pic:cNvPicPr/>
                   </pic:nvPicPr>
                   <pic:blipFill>
-                    <a:blip r:embed="rId16"/>
+                    <a:blip r:embed="rId18"/>
                     <a:stretch>
                       <a:fillRect/>
                     </a:stretch>
@@ -1114,7 +1460,7 @@
           <w:i/>
           <w:sz w:val="20"/>
         </w:rPr>
-        <w:t>Figure 7. Basic digital skills by age band, Denmark and EU-27, 2025. European Commission; workbook F10.</w:t>
+        <w:t>Figure 9. Basic digital skills by age band, Denmark and EU-27, 2025. European Commission; workbook F10.</w:t>
       </w:r>
     </w:p>
     <w:p>
@@ -1129,7 +1475,7 @@
           <w:i w:val="0"/>
           <w:sz w:val="26"/>
         </w:rPr>
-        <w:t>5. Evidence from the guest lecture</w:t>
+        <w:t>Question 5. Guest speaker reflection: AI, sustainability and the Danish digital economy</w:t>
       </w:r>
     </w:p>
     <w:p>
@@ -1144,7 +1490,7 @@
           <w:i w:val="0"/>
           <w:sz w:val="24"/>
         </w:rPr>
-        <w:t>The guest lecture addressed corporate sustainability rather than digital government, but three of its claims bear directly on the argument made here.</w:t>
+        <w:t>The session addressed corporate sustainability at PwC rather than digital government, and the connection to Denmark was not one I expected. It rests on an idea running through both halves of the talk: adoption is easy to claim and effect is hard to prove, so what separates them is whether somebody other than the claimant does the measuring.</w:t>
       </w:r>
     </w:p>
     <w:p>
@@ -1159,7 +1505,7 @@
           <w:i w:val="0"/>
           <w:sz w:val="24"/>
         </w:rPr>
-        <w:t>Tran (2026) reported that in a PwC survey of Asia-Pacific chief executives, 82% had adopted generative artificial intelligence within five years, while far fewer could identify revenue attributable to it. That is the distinction this report has drawn throughout: adoption is observable, rapid and easily counted, and effect is none of those things.</w:t>
+        <w:t>Tran (2026) reported that in a PwC survey of Asia-Pacific chief executives, 82% had adopted generative artificial intelligence within five years while far fewer could identify revenue attributable to it. Denmark shows the same gap in its own data. Adoption is high by European standards at 42.03% of enterprises, and it is concentrated: 74.52% of large firms against 40.99% of small and medium ones. Access has been distributed and capability has not, which is the finding Question 2 reaches from Danish evidence and the guest speaker reached from a regional survey.</w:t>
       </w:r>
     </w:p>
     <w:p>
@@ -1174,7 +1520,7 @@
           <w:i w:val="0"/>
           <w:sz w:val="24"/>
         </w:rPr>
-        <w:t>Tran's test for whether a corporate net zero commitment is credible was whether an external body, the Science Based Targets initiative or an equivalent, has validated it, because an unvalidated commitment is one the claimant grades itself. The same objection applies to SMV:Digital, whose reported gains rest on participants surveyed by the body funding the scheme (Digitaliseringsstyrelsen 2025b), and it is why Appendix C proposes an evaluation independent of the administering agency.</w:t>
+        <w:t>The sustainability half supplied the test. Tran's position was that a corporate net zero commitment means little unless an external body has validated it, because an unvalidated commitment is one the claimant grades itself; PwC's own reduction of 22% against a 2019 baseline is stated against a target the Science Based Targets initiative validated. Applied to Denmark, that standard is uncomfortable. SMV:Digital's headline figures are reported by participants to the body funding the scheme (Digitaliseringsstyrelsen 2025b), which is why Question 2 recommends an evaluation the agency does not run. Denmark's position on ICT waste recovery is measured and published by the European Commission and has not produced a corresponding target, which is disclosure without commitment rather than the reverse.</w:t>
       </w:r>
     </w:p>
     <w:p>
@@ -1189,97 +1535,7 @@
           <w:i w:val="0"/>
           <w:sz w:val="24"/>
         </w:rPr>
-        <w:t>Asked about smaller firms, Tran put the cost of that validation at USD 10,000 to 25,000, which in practice restricts it to large corporations, with free adapted toolkits available to everyone else. Denmark's diffusion gap has the same shape. Citizen adoption is close to complete, while fewer than two Danish firms in five make any e-sales, and a fixed compliance cost is heavier the smaller the firm bearing it.</w:t>
-      </w:r>
-    </w:p>
-    <w:p>
-      <w:pPr>
-        <w:spacing w:before="0" w:after="120"/>
-        <w:jc w:val="both"/>
-      </w:pPr>
-      <w:r>
-        <w:rPr>
-          <w:rFonts w:ascii="Times New Roman" w:hAnsi="Times New Roman"/>
-          <w:b w:val="0"/>
-          <w:i w:val="0"/>
-          <w:sz w:val="24"/>
-        </w:rPr>
-        <w:t>The lecture therefore supports the direction of Section 6's recommendation while tightening its condition: a capability subsidy is worth extending only if its effect can be established by someone other than the body paying for it.</w:t>
-      </w:r>
-    </w:p>
-    <w:p>
-      <w:pPr>
-        <w:spacing w:before="240" w:after="120"/>
-        <w:jc w:val="left"/>
-      </w:pPr>
-      <w:r>
-        <w:rPr>
-          <w:rFonts w:ascii="Times New Roman" w:hAnsi="Times New Roman"/>
-          <w:b/>
-          <w:i w:val="0"/>
-          <w:sz w:val="26"/>
-        </w:rPr>
-        <w:t>6. Recommendation and limitations</w:t>
-      </w:r>
-    </w:p>
-    <w:p>
-      <w:pPr>
-        <w:spacing w:before="0" w:after="120"/>
-        <w:jc w:val="both"/>
-      </w:pPr>
-      <w:r>
-        <w:rPr>
-          <w:rFonts w:ascii="Times New Roman" w:hAnsi="Times New Roman"/>
-          <w:b w:val="0"/>
-          <w:i w:val="0"/>
-          <w:sz w:val="24"/>
-        </w:rPr>
-        <w:t>This report opened on a projected saving of roughly DKK 1,000 million a year. Of that, Rigsrevisionen (2016) could verify DKK 450 million in postage, paper and envelopes. The wage and overhead component was never substantiated, and the study intended to settle the question was abandoned when the municipalities declined to take part. Denmark compels its adult population on the basis of a business case that remains 55% unaudited.</w:t>
-      </w:r>
-    </w:p>
-    <w:p>
-      <w:pPr>
-        <w:spacing w:before="0" w:after="120"/>
-        <w:jc w:val="both"/>
-      </w:pPr>
-      <w:r>
-        <w:rPr>
-          <w:rFonts w:ascii="Times New Roman" w:hAnsi="Times New Roman"/>
-          <w:b w:val="0"/>
-          <w:i w:val="0"/>
-          <w:sz w:val="24"/>
-        </w:rPr>
-        <w:t>Two measures follow. First, the exemption criteria in *Lov om Offentlig Digital Post* should be widened to admit documented difficulty. Denmark has already addressed the adjacent problem, since Folketinget (2023) provided that from June 2023 an exempt citizen is entitled, on request, to a non-digital alternative to any mandatory self-service solution. That reform decoupled the channel from the obligation but left the qualifying criteria untouched, because the right runs only to those already exempt. Section 4 measured the gap: roughly three-quarters of a million people report the difficulty the 2023 Act relieves and cannot obtain it. The Conseil d'État (2022) and the Belgian Cour constitutionnelle (2025) have since attached the entitlement to the difficulty rather than to a prior status (Appendix D).</w:t>
-      </w:r>
-    </w:p>
-    <w:p>
-      <w:pPr>
-        <w:spacing w:before="0" w:after="120"/>
-        <w:jc w:val="both"/>
-      </w:pPr>
-      <w:r>
-        <w:rPr>
-          <w:rFonts w:ascii="Times New Roman" w:hAnsi="Times New Roman"/>
-          <w:b w:val="0"/>
-          <w:i w:val="0"/>
-          <w:sz w:val="24"/>
-        </w:rPr>
-        <w:t>Second, SMV:Digital should be redirected toward the complementary capability, specifically data integration and specialist skills, that Section 3 identified as the binding constraint. Its effect is better evidenced than that of most comparable programmes, since Digitaliseringsstyrelsen (2025b) matches recipients to comparable firms in the Danmarks Statistik registers and finds revenue growth five percentage points higher. Matching, however, addresses selection on what the registers record, namely sector, size, age and prior trajectory, not on what they do not. For a voluntary scheme that residual is the substantive problem, because a manager ambitious enough to apply is also ambitious enough to grow unaided. The next pool opens on 26 October 2026 (SMV:Digital 2026), and the scheme's eligibility scoring already produces a threshold capable of identifying the effect directly, as Appendix C specifies.</w:t>
-      </w:r>
-    </w:p>
-    <w:p>
-      <w:pPr>
-        <w:spacing w:before="0" w:after="120"/>
-        <w:jc w:val="both"/>
-      </w:pPr>
-      <w:r>
-        <w:rPr>
-          <w:rFonts w:ascii="Times New Roman" w:hAnsi="Times New Roman"/>
-          <w:b w:val="0"/>
-          <w:i w:val="0"/>
-          <w:sz w:val="24"/>
-        </w:rPr>
-        <w:t>Both measures follow from a single reading of the evidence: Denmark built shared infrastructure and left the questions of who could use it, and who could build on it, to a capability it never distributed. The evidence has limits, set out in the appendices; chief among them is that Section 2 establishes association, not cause.</w:t>
+        <w:t>One detail transfers directly to policy. Tran put the cost of that validation at USD 10,000 to 25,000, which in practice restricts it to large corporations, and described publicly funded programmes that extend equivalent capability to smaller firms. That is the same instrument, and the same justification, as SMV:Digital. A fixed cost of proving anything, whether emissions or returns, is heavier the smaller the firm bearing it, and closing that gap is a government function in both domains.</w:t>
       </w:r>
     </w:p>
     <w:p>
@@ -1750,7 +2006,7 @@
           <w:i w:val="0"/>
           <w:sz w:val="24"/>
         </w:rPr>
-        <w:t>This appendix supports the regression reported in Section 2. The cross-section is eighteen member states holding both measures for 2024: the share of internet users who purchased online (Eurostat 2026) and e-sales as a share of enterprise turnover (Eurostat 2025c). All computation is reproducible from `02_MASTER`; the workbook computes the same statistics as live formulas on sheet `F6_ADOPT_BENEFIT`.</w:t>
+        <w:t>This appendix supports the regression reported in Question 1. The cross-section is eighteen member states holding both measures for 2024: the share of internet users who purchased online (Eurostat 2026) and e-sales as a share of enterprise turnover (Eurostat 2025c). All computation is reproducible from `02_MASTER`; the workbook computes the same statistics as live formulas on sheet `F6_ADOPT_BENEFIT`.</w:t>
       </w:r>
     </w:p>
     <w:p>
@@ -2088,14 +2344,6 @@
         <w:spacing w:before="0" w:after="0"/>
         <w:jc w:val="both"/>
       </w:pPr>
-      <w:r>
-        <w:rPr>
-          <w:rFonts w:ascii="Times New Roman" w:hAnsi="Times New Roman"/>
-          <w:b w:val="0"/>
-          <w:i w:val="0"/>
-          <w:sz w:val="12"/>
-        </w:rPr>
-      </w:r>
     </w:p>
     <w:p>
       <w:pPr>
@@ -2169,7 +2417,25 @@
           <w:i w:val="0"/>
           <w:sz w:val="24"/>
         </w:rPr>
-        <w:t>Denmark's residual is **+4.34pp, or +0.97 RMSE, fourth largest of eighteen**. This is the figure that killed an earlier version of this report's argument. A residual inside one standard error, with three states further above the line, is an ordinary position on the fitted relationship, not evidence that Denmark converts adoption into commercial activity unusually well. Section 2 says only that Denmark sits above the line and within one standard error of it.</w:t>
+        <w:t xml:space="preserve">Denmark's residual is </w:t>
+      </w:r>
+      <w:r>
+        <w:rPr>
+          <w:rFonts w:ascii="Times New Roman" w:hAnsi="Times New Roman"/>
+          <w:b/>
+          <w:i w:val="0"/>
+          <w:sz w:val="24"/>
+        </w:rPr>
+        <w:t>+4.34pp, or +0.97 RMSE, fourth largest of eighteen</w:t>
+      </w:r>
+      <w:r>
+        <w:rPr>
+          <w:rFonts w:ascii="Times New Roman" w:hAnsi="Times New Roman"/>
+          <w:b w:val="0"/>
+          <w:i w:val="0"/>
+          <w:sz w:val="24"/>
+        </w:rPr>
+        <w:t>. This is the figure that killed an earlier version of this report's argument. A residual inside one standard error, with three states further above the line, is an ordinary position on the fitted relationship, not evidence that Denmark converts adoption into commercial activity unusually well. Question 1 says only that Denmark sits above the line and within one standard error of it.</w:t>
       </w:r>
     </w:p>
     <w:p>
@@ -2214,7 +2480,25 @@
           <w:i w:val="0"/>
           <w:sz w:val="24"/>
         </w:rPr>
-        <w:t>Re-estimating the slope eighteen times, dropping each member state in turn, gives a range of **[0.516, 0.672]**. The slope never approaches zero and never changes sign, and every re-estimate falls inside the full-sample confidence interval. Ireland is the most influential single observation: dropping it moves the slope by −0.086, about 14%. That is unsurprising, since Ireland is the extreme point on both axes, and it is the reason Section 2 quotes an interval rather than a point.</w:t>
+        <w:t xml:space="preserve">Re-estimating the slope eighteen times, dropping each member state in turn, gives a range of </w:t>
+      </w:r>
+      <w:r>
+        <w:rPr>
+          <w:rFonts w:ascii="Times New Roman" w:hAnsi="Times New Roman"/>
+          <w:b/>
+          <w:i w:val="0"/>
+          <w:sz w:val="24"/>
+        </w:rPr>
+        <w:t>[0.516, 0.672]</w:t>
+      </w:r>
+      <w:r>
+        <w:rPr>
+          <w:rFonts w:ascii="Times New Roman" w:hAnsi="Times New Roman"/>
+          <w:b w:val="0"/>
+          <w:i w:val="0"/>
+          <w:sz w:val="24"/>
+        </w:rPr>
+        <w:t>. The slope never approaches zero and never changes sign, and every re-estimate falls inside the full-sample confidence interval. Ireland is the most influential single observation: dropping it moves the slope by −0.086, about 14%. That is unsurprising, since Ireland is the extreme point on both axes, and it is the reason Question 1 quotes an interval rather than a point.</w:t>
       </w:r>
     </w:p>
     <w:p>
@@ -2502,14 +2786,6 @@
         <w:spacing w:before="0" w:after="0"/>
         <w:jc w:val="both"/>
       </w:pPr>
-      <w:r>
-        <w:rPr>
-          <w:rFonts w:ascii="Times New Roman" w:hAnsi="Times New Roman"/>
-          <w:b w:val="0"/>
-          <w:i w:val="0"/>
-          <w:sz w:val="12"/>
-        </w:rPr>
-      </w:r>
     </w:p>
     <w:p>
       <w:pPr>
@@ -2538,7 +2814,25 @@
           <w:i w:val="0"/>
           <w:sz w:val="24"/>
         </w:rPr>
-        <w:t>One detail matters for anyone reproducing this. The tail-sample statistics are computed from the **rounded values the press release printed** (Ireland 96, Denmark 91, Germany 83, Hungary 79, Italy 60, Bulgaria 57), because the point is what the earlier figure actually showed. Recomputing the same six countries from the databrowser's unrounded values gives a slope of 0.658 and R² of 0.854: the same conclusion, marginally different digits.</w:t>
+        <w:t xml:space="preserve">One detail matters for anyone reproducing this. The tail-sample statistics are computed from the </w:t>
+      </w:r>
+      <w:r>
+        <w:rPr>
+          <w:rFonts w:ascii="Times New Roman" w:hAnsi="Times New Roman"/>
+          <w:b/>
+          <w:i w:val="0"/>
+          <w:sz w:val="24"/>
+        </w:rPr>
+        <w:t>rounded values the press release printed</w:t>
+      </w:r>
+      <w:r>
+        <w:rPr>
+          <w:rFonts w:ascii="Times New Roman" w:hAnsi="Times New Roman"/>
+          <w:b w:val="0"/>
+          <w:i w:val="0"/>
+          <w:sz w:val="24"/>
+        </w:rPr>
+        <w:t xml:space="preserve"> (Ireland 96, Denmark 91, Germany 83, Hungary 79, Italy 60, Bulgaria 57), because the point is what the earlier figure actually showed. Recomputing the same six countries from the databrowser's unrounded values gives a slope of 0.658 and R² of 0.854: the same conclusion, marginally different digits.</w:t>
       </w:r>
     </w:p>
     <w:p>
@@ -2583,7 +2877,43 @@
           <w:i w:val="0"/>
           <w:sz w:val="24"/>
         </w:rPr>
-        <w:t>They average **75.67%** on adoption against the plotted eighteen's **77.23%**, a difference of −1.57pp, with a two-sample t of −0.372 on 25 degrees of freedom, p ≈ 0.71. The two groups are statistically indistinguishable on the x-axis. The sample is missing on availability of the outcome measure, not selected on the regressor.</w:t>
+        <w:t xml:space="preserve">They average </w:t>
+      </w:r>
+      <w:r>
+        <w:rPr>
+          <w:rFonts w:ascii="Times New Roman" w:hAnsi="Times New Roman"/>
+          <w:b/>
+          <w:i w:val="0"/>
+          <w:sz w:val="24"/>
+        </w:rPr>
+        <w:t>75.67%</w:t>
+      </w:r>
+      <w:r>
+        <w:rPr>
+          <w:rFonts w:ascii="Times New Roman" w:hAnsi="Times New Roman"/>
+          <w:b w:val="0"/>
+          <w:i w:val="0"/>
+          <w:sz w:val="24"/>
+        </w:rPr>
+        <w:t xml:space="preserve"> on adoption against the plotted eighteen's </w:t>
+      </w:r>
+      <w:r>
+        <w:rPr>
+          <w:rFonts w:ascii="Times New Roman" w:hAnsi="Times New Roman"/>
+          <w:b/>
+          <w:i w:val="0"/>
+          <w:sz w:val="24"/>
+        </w:rPr>
+        <w:t>77.23%</w:t>
+      </w:r>
+      <w:r>
+        <w:rPr>
+          <w:rFonts w:ascii="Times New Roman" w:hAnsi="Times New Roman"/>
+          <w:b w:val="0"/>
+          <w:i w:val="0"/>
+          <w:sz w:val="24"/>
+        </w:rPr>
+        <w:t>, a difference of −1.57pp, with a two-sample t of −0.372 on 25 degrees of freedom, p ≈ 0.71. The two groups are statistically indistinguishable on the x-axis. The sample is missing on availability of the outcome measure, not selected on the regressor.</w:t>
       </w:r>
     </w:p>
     <w:p>
@@ -2640,7 +2970,7 @@
         <w:drawing>
           <wp:inline xmlns:a="http://schemas.openxmlformats.org/drawingml/2006/main" xmlns:pic="http://schemas.openxmlformats.org/drawingml/2006/picture">
             <wp:extent cx="5760000" cy="3228413"/>
-            <wp:docPr id="8" name="Picture 8"/>
+            <wp:docPr id="10" name="Picture 10"/>
             <wp:cNvGraphicFramePr>
               <a:graphicFrameLocks noChangeAspect="1"/>
             </wp:cNvGraphicFramePr>
@@ -2652,7 +2982,7 @@
                     <pic:cNvPicPr/>
                   </pic:nvPicPr>
                   <pic:blipFill>
-                    <a:blip r:embed="rId17"/>
+                    <a:blip r:embed="rId19"/>
                     <a:stretch>
                       <a:fillRect/>
                     </a:stretch>
@@ -2695,7 +3025,7 @@
         <w:drawing>
           <wp:inline xmlns:a="http://schemas.openxmlformats.org/drawingml/2006/main" xmlns:pic="http://schemas.openxmlformats.org/drawingml/2006/picture">
             <wp:extent cx="5760000" cy="3552897"/>
-            <wp:docPr id="9" name="Picture 9"/>
+            <wp:docPr id="11" name="Picture 11"/>
             <wp:cNvGraphicFramePr>
               <a:graphicFrameLocks noChangeAspect="1"/>
             </wp:cNvGraphicFramePr>
@@ -2707,7 +3037,7 @@
                     <pic:cNvPicPr/>
                   </pic:nvPicPr>
                   <pic:blipFill>
-                    <a:blip r:embed="rId18"/>
+                    <a:blip r:embed="rId20"/>
                     <a:stretch>
                       <a:fillRect/>
                     </a:stretch>
@@ -2750,7 +3080,7 @@
         <w:drawing>
           <wp:inline xmlns:a="http://schemas.openxmlformats.org/drawingml/2006/main" xmlns:pic="http://schemas.openxmlformats.org/drawingml/2006/picture">
             <wp:extent cx="5760000" cy="3759308"/>
-            <wp:docPr id="10" name="Picture 10"/>
+            <wp:docPr id="12" name="Picture 12"/>
             <wp:cNvGraphicFramePr>
               <a:graphicFrameLocks noChangeAspect="1"/>
             </wp:cNvGraphicFramePr>
@@ -2762,7 +3092,7 @@
                     <pic:cNvPicPr/>
                   </pic:nvPicPr>
                   <pic:blipFill>
-                    <a:blip r:embed="rId19"/>
+                    <a:blip r:embed="rId21"/>
                     <a:stretch>
                       <a:fillRect/>
                     </a:stretch>
@@ -2813,7 +3143,7 @@
           <w:i w:val="0"/>
           <w:sz w:val="26"/>
         </w:rPr>
-        <w:t>Appendix B. Reconciling the Exclusion Estimates</w:t>
+        <w:t>Appendix B. Policy Specification and Implementation Timeline</w:t>
       </w:r>
     </w:p>
     <w:p>
@@ -2828,7 +3158,7 @@
           <w:i w:val="0"/>
           <w:sz w:val="24"/>
         </w:rPr>
-        <w:t>Section 4 reports five estimates of Danish digital exclusion ranging from 4.7% to 25%. They are not five measurements of one quantity, and this appendix sets out why, because the spread is the finding rather than an embarrassment.</w:t>
+        <w:t>Question 2 recommends restructuring SMV:Digital's allocation so that the scheme can measure its own effect, is a research design as much as a policy, and a design is only as good as its specification. This appendix states it at the level of detail an administering agency would need to act on it.</w:t>
       </w:r>
     </w:p>
     <w:p>
@@ -2843,587 +3173,7 @@
           <w:i w:val="0"/>
           <w:sz w:val="24"/>
         </w:rPr>
-        <w:t>B.1 The estimates differ in three ways at once</w:t>
-      </w:r>
-    </w:p>
-    <w:tbl>
-      <w:tblPr>
-        <w:tblStyle w:val="TableGrid"/>
-        <w:tblW w:type="auto" w:w="0"/>
-        <w:tblLook w:firstColumn="1" w:firstRow="1" w:lastColumn="0" w:lastRow="0" w:noHBand="0" w:noVBand="1" w:val="04A0"/>
-      </w:tblPr>
-      <w:tblGrid>
-        <w:gridCol w:w="1872"/>
-        <w:gridCol w:w="1872"/>
-        <w:gridCol w:w="1872"/>
-        <w:gridCol w:w="1872"/>
-        <w:gridCol w:w="1872"/>
-      </w:tblGrid>
-      <w:tr>
-        <w:tc>
-          <w:tcPr>
-            <w:tcW w:type="dxa" w:w="1872"/>
-          </w:tcPr>
-          <w:p>
-            <w:pPr>
-              <w:spacing w:line="240" w:lineRule="auto" w:after="40"/>
-            </w:pPr>
-            <w:r>
-              <w:rPr>
-                <w:rFonts w:ascii="Times New Roman" w:hAnsi="Times New Roman"/>
-                <w:b/>
-                <w:sz w:val="20"/>
-              </w:rPr>
-              <w:t>Estimate</w:t>
-            </w:r>
-          </w:p>
-        </w:tc>
-        <w:tc>
-          <w:tcPr>
-            <w:tcW w:type="dxa" w:w="1872"/>
-          </w:tcPr>
-          <w:p>
-            <w:pPr>
-              <w:spacing w:line="240" w:lineRule="auto" w:after="40"/>
-            </w:pPr>
-            <w:r>
-              <w:rPr>
-                <w:rFonts w:ascii="Times New Roman" w:hAnsi="Times New Roman"/>
-                <w:b/>
-                <w:sz w:val="20"/>
-              </w:rPr>
-              <w:t>Value</w:t>
-            </w:r>
-          </w:p>
-        </w:tc>
-        <w:tc>
-          <w:tcPr>
-            <w:tcW w:type="dxa" w:w="1872"/>
-          </w:tcPr>
-          <w:p>
-            <w:pPr>
-              <w:spacing w:line="240" w:lineRule="auto" w:after="40"/>
-            </w:pPr>
-            <w:r>
-              <w:rPr>
-                <w:rFonts w:ascii="Times New Roman" w:hAnsi="Times New Roman"/>
-                <w:b/>
-                <w:sz w:val="20"/>
-              </w:rPr>
-              <w:t>Year</w:t>
-            </w:r>
-          </w:p>
-        </w:tc>
-        <w:tc>
-          <w:tcPr>
-            <w:tcW w:type="dxa" w:w="1872"/>
-          </w:tcPr>
-          <w:p>
-            <w:pPr>
-              <w:spacing w:line="240" w:lineRule="auto" w:after="40"/>
-            </w:pPr>
-            <w:r>
-              <w:rPr>
-                <w:rFonts w:ascii="Times New Roman" w:hAnsi="Times New Roman"/>
-                <w:b/>
-                <w:sz w:val="20"/>
-              </w:rPr>
-              <w:t>Stated base</w:t>
-            </w:r>
-          </w:p>
-        </w:tc>
-        <w:tc>
-          <w:tcPr>
-            <w:tcW w:type="dxa" w:w="1872"/>
-          </w:tcPr>
-          <w:p>
-            <w:pPr>
-              <w:spacing w:line="240" w:lineRule="auto" w:after="40"/>
-            </w:pPr>
-            <w:r>
-              <w:rPr>
-                <w:rFonts w:ascii="Times New Roman" w:hAnsi="Times New Roman"/>
-                <w:b/>
-                <w:sz w:val="20"/>
-              </w:rPr>
-              <w:t>Source</w:t>
-            </w:r>
-          </w:p>
-        </w:tc>
-      </w:tr>
-      <w:tr>
-        <w:tc>
-          <w:tcPr>
-            <w:tcW w:type="dxa" w:w="1872"/>
-          </w:tcPr>
-          <w:p>
-            <w:pPr>
-              <w:spacing w:line="240" w:lineRule="auto" w:after="40"/>
-            </w:pPr>
-            <w:r>
-              <w:rPr>
-                <w:rFonts w:ascii="Times New Roman" w:hAnsi="Times New Roman"/>
-                <w:b w:val="0"/>
-                <w:sz w:val="20"/>
-              </w:rPr>
-              <w:t>Formally exempt from Digital Post</w:t>
-            </w:r>
-          </w:p>
-        </w:tc>
-        <w:tc>
-          <w:tcPr>
-            <w:tcW w:type="dxa" w:w="1872"/>
-          </w:tcPr>
-          <w:p>
-            <w:pPr>
-              <w:spacing w:line="240" w:lineRule="auto" w:after="40"/>
-            </w:pPr>
-            <w:r>
-              <w:rPr>
-                <w:rFonts w:ascii="Times New Roman" w:hAnsi="Times New Roman"/>
-                <w:b w:val="0"/>
-                <w:sz w:val="20"/>
-              </w:rPr>
-              <w:t>4.7%</w:t>
-            </w:r>
-          </w:p>
-        </w:tc>
-        <w:tc>
-          <w:tcPr>
-            <w:tcW w:type="dxa" w:w="1872"/>
-          </w:tcPr>
-          <w:p>
-            <w:pPr>
-              <w:spacing w:line="240" w:lineRule="auto" w:after="40"/>
-            </w:pPr>
-            <w:r>
-              <w:rPr>
-                <w:rFonts w:ascii="Times New Roman" w:hAnsi="Times New Roman"/>
-                <w:b w:val="0"/>
-                <w:sz w:val="20"/>
-              </w:rPr>
-              <w:t>2026</w:t>
-            </w:r>
-          </w:p>
-        </w:tc>
-        <w:tc>
-          <w:tcPr>
-            <w:tcW w:type="dxa" w:w="1872"/>
-          </w:tcPr>
-          <w:p>
-            <w:pPr>
-              <w:spacing w:line="240" w:lineRule="auto" w:after="40"/>
-            </w:pPr>
-            <w:r>
-              <w:rPr>
-                <w:rFonts w:ascii="Times New Roman" w:hAnsi="Times New Roman"/>
-                <w:b w:val="0"/>
-                <w:sz w:val="20"/>
-              </w:rPr>
-              <w:t>Citizens aged 15+</w:t>
-            </w:r>
-          </w:p>
-        </w:tc>
-        <w:tc>
-          <w:tcPr>
-            <w:tcW w:type="dxa" w:w="1872"/>
-          </w:tcPr>
-          <w:p>
-            <w:pPr>
-              <w:spacing w:line="240" w:lineRule="auto" w:after="40"/>
-            </w:pPr>
-            <w:r>
-              <w:rPr>
-                <w:rFonts w:ascii="Times New Roman" w:hAnsi="Times New Roman"/>
-                <w:b w:val="0"/>
-                <w:sz w:val="20"/>
-              </w:rPr>
-              <w:t>Digitaliseringsstyrelsen 2026</w:t>
-            </w:r>
-          </w:p>
-        </w:tc>
-      </w:tr>
-      <w:tr>
-        <w:tc>
-          <w:tcPr>
-            <w:tcW w:type="dxa" w:w="1872"/>
-          </w:tcPr>
-          <w:p>
-            <w:pPr>
-              <w:spacing w:line="240" w:lineRule="auto" w:after="40"/>
-            </w:pPr>
-            <w:r>
-              <w:rPr>
-                <w:rFonts w:ascii="Times New Roman" w:hAnsi="Times New Roman"/>
-                <w:b w:val="0"/>
-                <w:sz w:val="20"/>
-              </w:rPr>
-              <w:t>Do not use digital public services</w:t>
-            </w:r>
-          </w:p>
-        </w:tc>
-        <w:tc>
-          <w:tcPr>
-            <w:tcW w:type="dxa" w:w="1872"/>
-          </w:tcPr>
-          <w:p>
-            <w:pPr>
-              <w:spacing w:line="240" w:lineRule="auto" w:after="40"/>
-            </w:pPr>
-            <w:r>
-              <w:rPr>
-                <w:rFonts w:ascii="Times New Roman" w:hAnsi="Times New Roman"/>
-                <w:b w:val="0"/>
-                <w:sz w:val="20"/>
-              </w:rPr>
-              <w:t>6.5%</w:t>
-            </w:r>
-          </w:p>
-        </w:tc>
-        <w:tc>
-          <w:tcPr>
-            <w:tcW w:type="dxa" w:w="1872"/>
-          </w:tcPr>
-          <w:p>
-            <w:pPr>
-              <w:spacing w:line="240" w:lineRule="auto" w:after="40"/>
-            </w:pPr>
-            <w:r>
-              <w:rPr>
-                <w:rFonts w:ascii="Times New Roman" w:hAnsi="Times New Roman"/>
-                <w:b w:val="0"/>
-                <w:sz w:val="20"/>
-              </w:rPr>
-              <w:t>2026</w:t>
-            </w:r>
-          </w:p>
-        </w:tc>
-        <w:tc>
-          <w:tcPr>
-            <w:tcW w:type="dxa" w:w="1872"/>
-          </w:tcPr>
-          <w:p>
-            <w:pPr>
-              <w:spacing w:line="240" w:lineRule="auto" w:after="40"/>
-            </w:pPr>
-            <w:r>
-              <w:rPr>
-                <w:rFonts w:ascii="Times New Roman" w:hAnsi="Times New Roman"/>
-                <w:b w:val="0"/>
-                <w:sz w:val="20"/>
-              </w:rPr>
-              <w:t>Population</w:t>
-            </w:r>
-          </w:p>
-        </w:tc>
-        <w:tc>
-          <w:tcPr>
-            <w:tcW w:type="dxa" w:w="1872"/>
-          </w:tcPr>
-          <w:p>
-            <w:pPr>
-              <w:spacing w:line="240" w:lineRule="auto" w:after="40"/>
-            </w:pPr>
-            <w:r>
-              <w:rPr>
-                <w:rFonts w:ascii="Times New Roman" w:hAnsi="Times New Roman"/>
-                <w:b w:val="0"/>
-                <w:sz w:val="20"/>
-              </w:rPr>
-              <w:t>European Commission 2026</w:t>
-            </w:r>
-          </w:p>
-        </w:tc>
-      </w:tr>
-      <w:tr>
-        <w:tc>
-          <w:tcPr>
-            <w:tcW w:type="dxa" w:w="1872"/>
-          </w:tcPr>
-          <w:p>
-            <w:pPr>
-              <w:spacing w:line="240" w:lineRule="auto" w:after="40"/>
-            </w:pPr>
-            <w:r>
-              <w:rPr>
-                <w:rFonts w:ascii="Times New Roman" w:hAnsi="Times New Roman"/>
-                <w:b w:val="0"/>
-                <w:sz w:val="20"/>
-              </w:rPr>
-              <w:t>Report difficulty using them</w:t>
-            </w:r>
-          </w:p>
-        </w:tc>
-        <w:tc>
-          <w:tcPr>
-            <w:tcW w:type="dxa" w:w="1872"/>
-          </w:tcPr>
-          <w:p>
-            <w:pPr>
-              <w:spacing w:line="240" w:lineRule="auto" w:after="40"/>
-            </w:pPr>
-            <w:r>
-              <w:rPr>
-                <w:rFonts w:ascii="Times New Roman" w:hAnsi="Times New Roman"/>
-                <w:b w:val="0"/>
-                <w:sz w:val="20"/>
-              </w:rPr>
-              <w:t>16.5%</w:t>
-            </w:r>
-          </w:p>
-        </w:tc>
-        <w:tc>
-          <w:tcPr>
-            <w:tcW w:type="dxa" w:w="1872"/>
-          </w:tcPr>
-          <w:p>
-            <w:pPr>
-              <w:spacing w:line="240" w:lineRule="auto" w:after="40"/>
-            </w:pPr>
-            <w:r>
-              <w:rPr>
-                <w:rFonts w:ascii="Times New Roman" w:hAnsi="Times New Roman"/>
-                <w:b w:val="0"/>
-                <w:sz w:val="20"/>
-              </w:rPr>
-              <w:t>2026</w:t>
-            </w:r>
-          </w:p>
-        </w:tc>
-        <w:tc>
-          <w:tcPr>
-            <w:tcW w:type="dxa" w:w="1872"/>
-          </w:tcPr>
-          <w:p>
-            <w:pPr>
-              <w:spacing w:line="240" w:lineRule="auto" w:after="40"/>
-            </w:pPr>
-            <w:r>
-              <w:rPr>
-                <w:rFonts w:ascii="Times New Roman" w:hAnsi="Times New Roman"/>
-                <w:b w:val="0"/>
-                <w:sz w:val="20"/>
-              </w:rPr>
-              <w:t>Population</w:t>
-            </w:r>
-          </w:p>
-        </w:tc>
-        <w:tc>
-          <w:tcPr>
-            <w:tcW w:type="dxa" w:w="1872"/>
-          </w:tcPr>
-          <w:p>
-            <w:pPr>
-              <w:spacing w:line="240" w:lineRule="auto" w:after="40"/>
-            </w:pPr>
-            <w:r>
-              <w:rPr>
-                <w:rFonts w:ascii="Times New Roman" w:hAnsi="Times New Roman"/>
-                <w:b w:val="0"/>
-                <w:sz w:val="20"/>
-              </w:rPr>
-              <w:t>European Commission 2026</w:t>
-            </w:r>
-          </w:p>
-        </w:tc>
-      </w:tr>
-      <w:tr>
-        <w:tc>
-          <w:tcPr>
-            <w:tcW w:type="dxa" w:w="1872"/>
-          </w:tcPr>
-          <w:p>
-            <w:pPr>
-              <w:spacing w:line="240" w:lineRule="auto" w:after="40"/>
-            </w:pPr>
-            <w:r>
-              <w:rPr>
-                <w:rFonts w:ascii="Times New Roman" w:hAnsi="Times New Roman"/>
-                <w:b w:val="0"/>
-                <w:sz w:val="20"/>
-              </w:rPr>
-              <w:t>"Digitally disadvantaged"</w:t>
-            </w:r>
-          </w:p>
-        </w:tc>
-        <w:tc>
-          <w:tcPr>
-            <w:tcW w:type="dxa" w:w="1872"/>
-          </w:tcPr>
-          <w:p>
-            <w:pPr>
-              <w:spacing w:line="240" w:lineRule="auto" w:after="40"/>
-            </w:pPr>
-            <w:r>
-              <w:rPr>
-                <w:rFonts w:ascii="Times New Roman" w:hAnsi="Times New Roman"/>
-                <w:b w:val="0"/>
-                <w:sz w:val="20"/>
-              </w:rPr>
-              <w:t>17-22%</w:t>
-            </w:r>
-          </w:p>
-        </w:tc>
-        <w:tc>
-          <w:tcPr>
-            <w:tcW w:type="dxa" w:w="1872"/>
-          </w:tcPr>
-          <w:p>
-            <w:pPr>
-              <w:spacing w:line="240" w:lineRule="auto" w:after="40"/>
-            </w:pPr>
-            <w:r>
-              <w:rPr>
-                <w:rFonts w:ascii="Times New Roman" w:hAnsi="Times New Roman"/>
-                <w:b w:val="0"/>
-                <w:sz w:val="20"/>
-              </w:rPr>
-              <w:t>2025</w:t>
-            </w:r>
-          </w:p>
-        </w:tc>
-        <w:tc>
-          <w:tcPr>
-            <w:tcW w:type="dxa" w:w="1872"/>
-          </w:tcPr>
-          <w:p>
-            <w:pPr>
-              <w:spacing w:line="240" w:lineRule="auto" w:after="40"/>
-            </w:pPr>
-            <w:r>
-              <w:rPr>
-                <w:rFonts w:ascii="Times New Roman" w:hAnsi="Times New Roman"/>
-                <w:b w:val="0"/>
-                <w:sz w:val="20"/>
-              </w:rPr>
-              <w:t>Adult population</w:t>
-            </w:r>
-          </w:p>
-        </w:tc>
-        <w:tc>
-          <w:tcPr>
-            <w:tcW w:type="dxa" w:w="1872"/>
-          </w:tcPr>
-          <w:p>
-            <w:pPr>
-              <w:spacing w:line="240" w:lineRule="auto" w:after="40"/>
-            </w:pPr>
-            <w:r>
-              <w:rPr>
-                <w:rFonts w:ascii="Times New Roman" w:hAnsi="Times New Roman"/>
-                <w:b w:val="0"/>
-                <w:sz w:val="20"/>
-              </w:rPr>
-              <w:t>Digitaliseringsstyrelsen 2025c</w:t>
-            </w:r>
-          </w:p>
-        </w:tc>
-      </w:tr>
-      <w:tr>
-        <w:tc>
-          <w:tcPr>
-            <w:tcW w:type="dxa" w:w="1872"/>
-          </w:tcPr>
-          <w:p>
-            <w:pPr>
-              <w:spacing w:line="240" w:lineRule="auto" w:after="40"/>
-            </w:pPr>
-            <w:r>
-              <w:rPr>
-                <w:rFonts w:ascii="Times New Roman" w:hAnsi="Times New Roman"/>
-                <w:b w:val="0"/>
-                <w:sz w:val="20"/>
-              </w:rPr>
-              <w:t>Justitia estimate</w:t>
-            </w:r>
-          </w:p>
-        </w:tc>
-        <w:tc>
-          <w:tcPr>
-            <w:tcW w:type="dxa" w:w="1872"/>
-          </w:tcPr>
-          <w:p>
-            <w:pPr>
-              <w:spacing w:line="240" w:lineRule="auto" w:after="40"/>
-            </w:pPr>
-            <w:r>
-              <w:rPr>
-                <w:rFonts w:ascii="Times New Roman" w:hAnsi="Times New Roman"/>
-                <w:b w:val="0"/>
-                <w:sz w:val="20"/>
-              </w:rPr>
-              <w:t>Up to 25%</w:t>
-            </w:r>
-          </w:p>
-        </w:tc>
-        <w:tc>
-          <w:tcPr>
-            <w:tcW w:type="dxa" w:w="1872"/>
-          </w:tcPr>
-          <w:p>
-            <w:pPr>
-              <w:spacing w:line="240" w:lineRule="auto" w:after="40"/>
-            </w:pPr>
-            <w:r>
-              <w:rPr>
-                <w:rFonts w:ascii="Times New Roman" w:hAnsi="Times New Roman"/>
-                <w:b w:val="0"/>
-                <w:sz w:val="20"/>
-              </w:rPr>
-              <w:t>2022</w:t>
-            </w:r>
-          </w:p>
-        </w:tc>
-        <w:tc>
-          <w:tcPr>
-            <w:tcW w:type="dxa" w:w="1872"/>
-          </w:tcPr>
-          <w:p>
-            <w:pPr>
-              <w:spacing w:line="240" w:lineRule="auto" w:after="40"/>
-            </w:pPr>
-            <w:r>
-              <w:rPr>
-                <w:rFonts w:ascii="Times New Roman" w:hAnsi="Times New Roman"/>
-                <w:b w:val="0"/>
-                <w:sz w:val="20"/>
-              </w:rPr>
-              <w:t>Adult population</w:t>
-            </w:r>
-          </w:p>
-        </w:tc>
-        <w:tc>
-          <w:tcPr>
-            <w:tcW w:type="dxa" w:w="1872"/>
-          </w:tcPr>
-          <w:p>
-            <w:pPr>
-              <w:spacing w:line="240" w:lineRule="auto" w:after="40"/>
-            </w:pPr>
-            <w:r>
-              <w:rPr>
-                <w:rFonts w:ascii="Times New Roman" w:hAnsi="Times New Roman"/>
-                <w:b w:val="0"/>
-                <w:sz w:val="20"/>
-              </w:rPr>
-              <w:t>Justitia 2022</w:t>
-            </w:r>
-          </w:p>
-        </w:tc>
-      </w:tr>
-    </w:tbl>
-    <w:p>
-      <w:pPr>
-        <w:spacing w:before="0" w:after="0"/>
-        <w:jc w:val="both"/>
-      </w:pPr>
-      <w:r>
-        <w:rPr>
-          <w:rFonts w:ascii="Times New Roman" w:hAnsi="Times New Roman"/>
-          <w:b w:val="0"/>
-          <w:i w:val="0"/>
-          <w:sz w:val="12"/>
-        </w:rPr>
+        <w:t>B.1 What the present scheme can and cannot establish</w:t>
       </w:r>
     </w:p>
     <w:p>
@@ -3438,22 +3188,7 @@
           <w:i w:val="0"/>
           <w:sz w:val="24"/>
         </w:rPr>
-        <w:t>Three things vary together: what is being measured (a legal status, a behaviour, a self-reported difficulty, an analyst's category), the year, and the denominator. Any one of the three would make them non-comparable; all three together mean the ladder cannot be read as a series and the differences between its rungs cannot be taken.</w:t>
-      </w:r>
-    </w:p>
-    <w:p>
-      <w:pPr>
-        <w:spacing w:before="160" w:after="80"/>
-        <w:jc w:val="left"/>
-      </w:pPr>
-      <w:r>
-        <w:rPr>
-          <w:rFonts w:ascii="Times New Roman" w:hAnsi="Times New Roman"/>
-          <w:b/>
-          <w:i w:val="0"/>
-          <w:sz w:val="24"/>
-        </w:rPr>
-        <w:t>B.2 What that rules out</w:t>
+        <w:t>SMV:Digital is better evaluated than most such schemes. Digitaliseringsstyrelsen links recipients to Danmarks Statistik registers and compares them with matched control firms, reporting revenue growth of 18% against the controls' 13%, a gap of five percentage points, and employment growth of 8% against 4% (Digitaliseringsstyrelsen 2025b). That is register data with a comparison group, and it disposes of the naive reading of the scheme's own headline, that 65% of participants invested further, which compares applicants with the general SME population and is besides self-reported to the scheme's own funder.</w:t>
       </w:r>
     </w:p>
     <w:p>
@@ -3468,22 +3203,7 @@
           <w:i w:val="0"/>
           <w:sz w:val="24"/>
         </w:rPr>
-        <w:t>An earlier draft of Section 4 subtracted 4.7% from 16.5% and multiplied the 11.8-percentage-point gap by the 15+ base to obtain "roughly 600,000 citizens." That calculation is invalid twice over. The two rates rest on different denominators, so their difference is not a quantity; and applying the 15+ base to a percentage defined on the total population understates the count. The corrected figures appear in Section 4 as two separate counts rather than a difference.</w:t>
-      </w:r>
-    </w:p>
-    <w:p>
-      <w:pPr>
-        <w:spacing w:before="160" w:after="80"/>
-        <w:jc w:val="left"/>
-      </w:pPr>
-      <w:r>
-        <w:rPr>
-          <w:rFonts w:ascii="Times New Roman" w:hAnsi="Times New Roman"/>
-          <w:b/>
-          <w:i w:val="0"/>
-          <w:sz w:val="24"/>
-        </w:rPr>
-        <w:t>B.3 The ladder in people</w:t>
+        <w:t>The residual problem is the one matching cannot reach. Recipients are matched on what the registers record: sector, size, age, prior trajectory. Selection into a voluntary scheme runs on what they do not record: managerial ambition, an existing digitalisation plan, the slack to write an application. Those are precisely the traits that also produce revenue growth, so the matched estimate retains an upward bias of unknown size. Closing it requires variation in funding that is independent of the firm, and matching cannot manufacture that.</w:t>
       </w:r>
     </w:p>
     <w:p>
@@ -3503,36 +3223,6 @@
     </w:p>
     <w:p>
       <w:pPr>
-        <w:spacing w:before="0" w:after="120"/>
-        <w:jc w:val="both"/>
-      </w:pPr>
-      <w:r>
-        <w:rPr>
-          <w:rFonts w:ascii="Times New Roman" w:hAnsi="Times New Roman"/>
-          <w:b w:val="0"/>
-          <w:i w:val="0"/>
-          <w:sz w:val="24"/>
-        </w:rPr>
-        <w:t>Converting each estimate to a headcount on its own stated base makes the comparison legitimate, because counts of people share a unit where percentages of different populations do not.</w:t>
-      </w:r>
-    </w:p>
-    <w:p>
-      <w:pPr>
-        <w:spacing w:before="0" w:after="120"/>
-        <w:jc w:val="both"/>
-      </w:pPr>
-      <w:r>
-        <w:rPr>
-          <w:rFonts w:ascii="Times New Roman" w:hAnsi="Times New Roman"/>
-          <w:b w:val="0"/>
-          <w:i w:val="0"/>
-          <w:sz w:val="24"/>
-        </w:rPr>
-        <w:t>Two of the five sources say "adult population" without defining it, and Denmark has no verified adult-population figure in this dataset. Those two are therefore shown as a range between the two defensible bases: the 15+ base of about 5.07 million implied by the Digital Post statistics, and the total population of 6,025,603 (Danmarks Statistik 2026). Choosing one silently is the error B.2 describes.</w:t>
-      </w:r>
-    </w:p>
-    <w:p>
-      <w:pPr>
         <w:spacing w:before="160" w:after="80"/>
         <w:jc w:val="left"/>
       </w:pPr>
@@ -3543,187 +3233,7 @@
           <w:i w:val="0"/>
           <w:sz w:val="24"/>
         </w:rPr>
-        <w:t>B.4 What survives</w:t>
-      </w:r>
-    </w:p>
-    <w:p>
-      <w:pPr>
-        <w:spacing w:before="0" w:after="120"/>
-        <w:jc w:val="both"/>
-      </w:pPr>
-      <w:r>
-        <w:rPr>
-          <w:rFonts w:ascii="Times New Roman" w:hAnsi="Times New Roman"/>
-          <w:b w:val="0"/>
-          <w:i w:val="0"/>
-          <w:sz w:val="24"/>
-        </w:rPr>
-        <w:t>Exemption reaches 238,479 people. The narrowest estimate of need that measures difficulty rather than legal status is 16.5%, or roughly 994,000 on the stated base. The gap between the relief mechanism and the difficulty it relieves is therefore on the order of three-quarters of a million people, and that statement holds under any of the bases considered here, which is why Section 4 makes it in that form rather than as a precise subtraction.</w:t>
-      </w:r>
-    </w:p>
-    <w:p>
-      <w:pPr>
-        <w:spacing w:before="160" w:after="40"/>
-        <w:jc w:val="center"/>
-      </w:pPr>
-      <w:r>
-        <w:drawing>
-          <wp:inline xmlns:a="http://schemas.openxmlformats.org/drawingml/2006/main" xmlns:pic="http://schemas.openxmlformats.org/drawingml/2006/picture">
-            <wp:extent cx="5760000" cy="3292282"/>
-            <wp:docPr id="11" name="Picture 11"/>
-            <wp:cNvGraphicFramePr>
-              <a:graphicFrameLocks noChangeAspect="1"/>
-            </wp:cNvGraphicFramePr>
-            <a:graphic>
-              <a:graphicData uri="http://schemas.openxmlformats.org/drawingml/2006/picture">
-                <pic:pic>
-                  <pic:nvPicPr>
-                    <pic:cNvPr id="0" name="figA_d1_denominators.png"/>
-                    <pic:cNvPicPr/>
-                  </pic:nvPicPr>
-                  <pic:blipFill>
-                    <a:blip r:embed="rId20"/>
-                    <a:stretch>
-                      <a:fillRect/>
-                    </a:stretch>
-                  </pic:blipFill>
-                  <pic:spPr>
-                    <a:xfrm>
-                      <a:off x="0" y="0"/>
-                      <a:ext cx="5760000" cy="3292282"/>
-                    </a:xfrm>
-                    <a:prstGeom prst="rect"/>
-                  </pic:spPr>
-                </pic:pic>
-              </a:graphicData>
-            </a:graphic>
-          </wp:inline>
-        </w:drawing>
-      </w:r>
-    </w:p>
-    <w:p>
-      <w:pPr>
-        <w:spacing w:before="0" w:after="200" w:line="240" w:lineRule="auto"/>
-        <w:jc w:val="center"/>
-      </w:pPr>
-      <w:r>
-        <w:rPr>
-          <w:rFonts w:ascii="Times New Roman" w:hAnsi="Times New Roman"/>
-          <w:b w:val="0"/>
-          <w:i/>
-          <w:sz w:val="20"/>
-        </w:rPr>
-        <w:t>Figure B1. The exclusion estimates converted to people on their own bases.</w:t>
-      </w:r>
-    </w:p>
-    <w:p>
-      <w:r>
-        <w:br w:type="page"/>
-      </w:r>
-    </w:p>
-    <w:p>
-      <w:pPr>
-        <w:spacing w:before="0" w:after="160"/>
-        <w:jc w:val="left"/>
-      </w:pPr>
-      <w:r>
-        <w:rPr>
-          <w:rFonts w:ascii="Times New Roman" w:hAnsi="Times New Roman"/>
-          <w:b/>
-          <w:i w:val="0"/>
-          <w:sz w:val="26"/>
-        </w:rPr>
-        <w:t>Appendix C. Policy Specification and Implementation Timeline</w:t>
-      </w:r>
-    </w:p>
-    <w:p>
-      <w:pPr>
-        <w:spacing w:before="0" w:after="120"/>
-        <w:jc w:val="both"/>
-      </w:pPr>
-      <w:r>
-        <w:rPr>
-          <w:rFonts w:ascii="Times New Roman" w:hAnsi="Times New Roman"/>
-          <w:b w:val="0"/>
-          <w:i w:val="0"/>
-          <w:sz w:val="24"/>
-        </w:rPr>
-        <w:t>Section 6 recommends two measures. The second of these, restructuring SMV:Digital's allocation so that the scheme can measure its own effect, is a research design as much as a policy, and a design is only as good as its specification. This appendix states it at the level of detail an administering agency would need to act on it.</w:t>
-      </w:r>
-    </w:p>
-    <w:p>
-      <w:pPr>
-        <w:spacing w:before="160" w:after="80"/>
-        <w:jc w:val="left"/>
-      </w:pPr>
-      <w:r>
-        <w:rPr>
-          <w:rFonts w:ascii="Times New Roman" w:hAnsi="Times New Roman"/>
-          <w:b/>
-          <w:i w:val="0"/>
-          <w:sz w:val="24"/>
-        </w:rPr>
-        <w:t>C.1 What the present scheme can and cannot establish</w:t>
-      </w:r>
-    </w:p>
-    <w:p>
-      <w:pPr>
-        <w:spacing w:before="0" w:after="120"/>
-        <w:jc w:val="both"/>
-      </w:pPr>
-      <w:r>
-        <w:rPr>
-          <w:rFonts w:ascii="Times New Roman" w:hAnsi="Times New Roman"/>
-          <w:b w:val="0"/>
-          <w:i w:val="0"/>
-          <w:sz w:val="24"/>
-        </w:rPr>
-        <w:t>SMV:Digital is better evaluated than most such schemes. Digitaliseringsstyrelsen links recipients to Danmarks Statistik registers and compares them with matched control firms, reporting revenue growth of 18% against the controls' 13%, a gap of five percentage points, and employment growth of 8% against 4% (Digitaliseringsstyrelsen 2025b). That is register data with a comparison group, and it disposes of the naive reading of the scheme's own headline, that 65% of participants invested further, which compares applicants with the general SME population and is besides self-reported to the scheme's own funder.</w:t>
-      </w:r>
-    </w:p>
-    <w:p>
-      <w:pPr>
-        <w:spacing w:before="0" w:after="120"/>
-        <w:jc w:val="both"/>
-      </w:pPr>
-      <w:r>
-        <w:rPr>
-          <w:rFonts w:ascii="Times New Roman" w:hAnsi="Times New Roman"/>
-          <w:b w:val="0"/>
-          <w:i w:val="0"/>
-          <w:sz w:val="24"/>
-        </w:rPr>
-        <w:t>The residual problem is the one matching cannot reach. Recipients are matched on what the registers record: sector, size, age, prior trajectory. Selection into a voluntary scheme runs on what they do not record: managerial ambition, an existing digitalisation plan, the slack to write an application. Those are precisely the traits that also produce revenue growth, so the matched estimate retains an upward bias of unknown size. Closing it requires variation in funding that is independent of the firm, and matching cannot manufacture that.</w:t>
-      </w:r>
-    </w:p>
-    <w:p>
-      <w:pPr>
-        <w:spacing w:before="0" w:after="120"/>
-        <w:jc w:val="both"/>
-      </w:pPr>
-      <w:r>
-        <w:rPr>
-          <w:rFonts w:ascii="Times New Roman" w:hAnsi="Times New Roman"/>
-          <w:b w:val="0"/>
-          <w:i w:val="0"/>
-          <w:sz w:val="24"/>
-        </w:rPr>
-        <w:t>Figure C1</w:t>
-      </w:r>
-    </w:p>
-    <w:p>
-      <w:pPr>
-        <w:spacing w:before="160" w:after="80"/>
-        <w:jc w:val="left"/>
-      </w:pPr>
-      <w:r>
-        <w:rPr>
-          <w:rFonts w:ascii="Times New Roman" w:hAnsi="Times New Roman"/>
-          <w:b/>
-          <w:i w:val="0"/>
-          <w:sz w:val="24"/>
-        </w:rPr>
-        <w:t>C.2 The instrument</w:t>
+        <w:t>B.2 The instrument</w:t>
       </w:r>
     </w:p>
     <w:tbl>
@@ -4388,14 +3898,6 @@
         <w:spacing w:before="0" w:after="0"/>
         <w:jc w:val="both"/>
       </w:pPr>
-      <w:r>
-        <w:rPr>
-          <w:rFonts w:ascii="Times New Roman" w:hAnsi="Times New Roman"/>
-          <w:b w:val="0"/>
-          <w:i w:val="0"/>
-          <w:sz w:val="12"/>
-        </w:rPr>
-      </w:r>
     </w:p>
     <w:p>
       <w:pPr>
@@ -4454,7 +3956,7 @@
           <w:i w:val="0"/>
           <w:sz w:val="24"/>
         </w:rPr>
-        <w:t>C.3 The alternative, and why it is rejected</w:t>
+        <w:t>B.3 The alternative, and why it is rejected</w:t>
       </w:r>
     </w:p>
     <w:p>
@@ -4469,14 +3971,26 @@
           <w:i w:val="0"/>
           <w:sz w:val="24"/>
         </w:rPr>
-        <w:t>The cleaner design is randomised allocation among eligible applicants, and an oversubscribed pool would supply it at no budgetary cost. Germany tried it. Under *Digital Jetzt*, the Bundesrechnungshof found that lottery allocation led firms to **postpone** investment while waiting for a favourable draw, and called for the procedure to be discontinued (Bundesrechnungshof 2022). The objection is not a technicality about budget law: a lottery makes the grant a prize worth waiting for, and waiting is the opposite of the behaviour the scheme exists to produce. A scoring threshold carries no such incentive, because applying at the highest quality one can manage remains the dominant strategy whichever side of the cut-off one lands on.</w:t>
+        <w:t xml:space="preserve">The cleaner design is randomised allocation among eligible applicants, and an oversubscribed pool would supply it at no budgetary cost. Germany tried it. Under </w:t>
       </w:r>
-    </w:p>
-    <w:p>
-      <w:pPr>
-        <w:spacing w:before="160" w:after="80"/>
-        <w:jc w:val="left"/>
-      </w:pPr>
+      <w:r>
+        <w:rPr>
+          <w:rFonts w:ascii="Times New Roman" w:hAnsi="Times New Roman"/>
+          <w:b w:val="0"/>
+          <w:i/>
+          <w:sz w:val="24"/>
+        </w:rPr>
+        <w:t>Digital Jetzt</w:t>
+      </w:r>
+      <w:r>
+        <w:rPr>
+          <w:rFonts w:ascii="Times New Roman" w:hAnsi="Times New Roman"/>
+          <w:b w:val="0"/>
+          <w:i w:val="0"/>
+          <w:sz w:val="24"/>
+        </w:rPr>
+        <w:t xml:space="preserve">, the Bundesrechnungshof found that lottery allocation led firms to </w:t>
+      </w:r>
       <w:r>
         <w:rPr>
           <w:rFonts w:ascii="Times New Roman" w:hAnsi="Times New Roman"/>
@@ -4484,7 +3998,31 @@
           <w:i w:val="0"/>
           <w:sz w:val="24"/>
         </w:rPr>
-        <w:t>C.4 What the design can and cannot deliver</w:t>
+        <w:t>postpone</w:t>
+      </w:r>
+      <w:r>
+        <w:rPr>
+          <w:rFonts w:ascii="Times New Roman" w:hAnsi="Times New Roman"/>
+          <w:b w:val="0"/>
+          <w:i w:val="0"/>
+          <w:sz w:val="24"/>
+        </w:rPr>
+        <w:t xml:space="preserve"> investment while waiting for a favourable draw, and called for the procedure to be discontinued (Bundesrechnungshof 2022). The objection is not a technicality about budget law: a lottery makes the grant a prize worth waiting for, and waiting is the opposite of the behaviour the scheme exists to produce. A scoring threshold carries no such incentive, because applying at the highest quality one can manage remains the dominant strategy whichever side of the cut-off one lands on.</w:t>
+      </w:r>
+    </w:p>
+    <w:p>
+      <w:pPr>
+        <w:spacing w:before="160" w:after="80"/>
+        <w:jc w:val="left"/>
+      </w:pPr>
+      <w:r>
+        <w:rPr>
+          <w:rFonts w:ascii="Times New Roman" w:hAnsi="Times New Roman"/>
+          <w:b/>
+          <w:i w:val="0"/>
+          <w:sz w:val="24"/>
+        </w:rPr>
+        <w:t>B.4 What the design can and cannot deliver</w:t>
       </w:r>
     </w:p>
     <w:p>
@@ -4514,7 +4052,7 @@
           <w:i w:val="0"/>
           <w:sz w:val="24"/>
         </w:rPr>
-        <w:t>It also cannot detect effects on firms deterred from applying at all, which Section 3 identifies as the larger population. A discontinuity measures the scheme; it does not measure the gap the scheme was built to close.</w:t>
+        <w:t>It also cannot detect effects on firms deterred from applying at all, which Question 2 identifies as the larger population. A discontinuity measures the scheme; it does not measure the gap the scheme was built to close.</w:t>
       </w:r>
     </w:p>
     <w:p>
@@ -4529,7 +4067,7 @@
           <w:i w:val="0"/>
           <w:sz w:val="24"/>
         </w:rPr>
-        <w:t>C.5 Timeline</w:t>
+        <w:t>B.5 Timeline</w:t>
       </w:r>
     </w:p>
     <w:p>
@@ -4544,7 +4082,7 @@
           <w:i w:val="0"/>
           <w:sz w:val="24"/>
         </w:rPr>
-        <w:t>Figure C2</w:t>
+        <w:t>Figure B2</w:t>
       </w:r>
     </w:p>
     <w:p>
@@ -4571,7 +4109,7 @@
         <w:drawing>
           <wp:inline xmlns:a="http://schemas.openxmlformats.org/drawingml/2006/main" xmlns:pic="http://schemas.openxmlformats.org/drawingml/2006/picture">
             <wp:extent cx="5760000" cy="3164796"/>
-            <wp:docPr id="12" name="Picture 12"/>
+            <wp:docPr id="13" name="Picture 13"/>
             <wp:cNvGraphicFramePr>
               <a:graphicFrameLocks noChangeAspect="1"/>
             </wp:cNvGraphicFramePr>
@@ -4583,7 +4121,7 @@
                     <pic:cNvPicPr/>
                   </pic:nvPicPr>
                   <pic:blipFill>
-                    <a:blip r:embed="rId21"/>
+                    <a:blip r:embed="rId22"/>
                     <a:stretch>
                       <a:fillRect/>
                     </a:stretch>
@@ -4614,7 +4152,7 @@
           <w:i/>
           <w:sz w:val="20"/>
         </w:rPr>
-        <w:t>Figure C1. SMV:Digital participation: self-reported by participants to the scheme's own funder. Workbook F8.</w:t>
+        <w:t>Figure B1. SMV:Digital participation: self-reported by participants to the scheme's own funder. Workbook F8.</w:t>
       </w:r>
     </w:p>
     <w:p>
@@ -4626,7 +4164,7 @@
         <w:drawing>
           <wp:inline xmlns:a="http://schemas.openxmlformats.org/drawingml/2006/main" xmlns:pic="http://schemas.openxmlformats.org/drawingml/2006/picture">
             <wp:extent cx="5760000" cy="2770853"/>
-            <wp:docPr id="13" name="Picture 13"/>
+            <wp:docPr id="14" name="Picture 14"/>
             <wp:cNvGraphicFramePr>
               <a:graphicFrameLocks noChangeAspect="1"/>
             </wp:cNvGraphicFramePr>
@@ -4638,7 +4176,7 @@
                     <pic:cNvPicPr/>
                   </pic:nvPicPr>
                   <pic:blipFill>
-                    <a:blip r:embed="rId22"/>
+                    <a:blip r:embed="rId23"/>
                     <a:stretch>
                       <a:fillRect/>
                     </a:stretch>
@@ -4669,7 +4207,819 @@
           <w:i/>
           <w:sz w:val="20"/>
         </w:rPr>
-        <w:t>Figure C2. Implementation and evaluation timeline for the SMV:Digital scoring-threshold design proposed in Section 6.</w:t>
+        <w:t>Figure B2. Implementation and evaluation timeline for the SMV:Digital scoring-threshold design proposed in Question 2.</w:t>
+      </w:r>
+    </w:p>
+    <w:p>
+      <w:r>
+        <w:br w:type="page"/>
+      </w:r>
+    </w:p>
+    <w:p>
+      <w:pPr>
+        <w:spacing w:before="0" w:after="160"/>
+        <w:jc w:val="left"/>
+      </w:pPr>
+      <w:r>
+        <w:rPr>
+          <w:rFonts w:ascii="Times New Roman" w:hAnsi="Times New Roman"/>
+          <w:b/>
+          <w:i w:val="0"/>
+          <w:sz w:val="26"/>
+        </w:rPr>
+        <w:t>Appendix C. Reconciling the Exclusion Estimates</w:t>
+      </w:r>
+    </w:p>
+    <w:p>
+      <w:pPr>
+        <w:spacing w:before="0" w:after="120"/>
+        <w:jc w:val="both"/>
+      </w:pPr>
+      <w:r>
+        <w:rPr>
+          <w:rFonts w:ascii="Times New Roman" w:hAnsi="Times New Roman"/>
+          <w:b w:val="0"/>
+          <w:i w:val="0"/>
+          <w:sz w:val="24"/>
+        </w:rPr>
+        <w:t>Question 4 reports five estimates of Danish digital exclusion ranging from 4.7% to 25%. They are not five measurements of one quantity, and this appendix sets out why, because the spread is the finding rather than an embarrassment.</w:t>
+      </w:r>
+    </w:p>
+    <w:p>
+      <w:pPr>
+        <w:spacing w:before="160" w:after="80"/>
+        <w:jc w:val="left"/>
+      </w:pPr>
+      <w:r>
+        <w:rPr>
+          <w:rFonts w:ascii="Times New Roman" w:hAnsi="Times New Roman"/>
+          <w:b/>
+          <w:i w:val="0"/>
+          <w:sz w:val="24"/>
+        </w:rPr>
+        <w:t>C.1 The estimates differ in three ways at once</w:t>
+      </w:r>
+    </w:p>
+    <w:tbl>
+      <w:tblPr>
+        <w:tblStyle w:val="TableGrid"/>
+        <w:tblW w:type="auto" w:w="0"/>
+        <w:tblLook w:firstColumn="1" w:firstRow="1" w:lastColumn="0" w:lastRow="0" w:noHBand="0" w:noVBand="1" w:val="04A0"/>
+      </w:tblPr>
+      <w:tblGrid>
+        <w:gridCol w:w="1872"/>
+        <w:gridCol w:w="1872"/>
+        <w:gridCol w:w="1872"/>
+        <w:gridCol w:w="1872"/>
+        <w:gridCol w:w="1872"/>
+      </w:tblGrid>
+      <w:tr>
+        <w:tc>
+          <w:tcPr>
+            <w:tcW w:type="dxa" w:w="1872"/>
+          </w:tcPr>
+          <w:p>
+            <w:pPr>
+              <w:spacing w:line="240" w:lineRule="auto" w:after="40"/>
+            </w:pPr>
+            <w:r>
+              <w:rPr>
+                <w:rFonts w:ascii="Times New Roman" w:hAnsi="Times New Roman"/>
+                <w:b/>
+                <w:sz w:val="20"/>
+              </w:rPr>
+              <w:t>Estimate</w:t>
+            </w:r>
+          </w:p>
+        </w:tc>
+        <w:tc>
+          <w:tcPr>
+            <w:tcW w:type="dxa" w:w="1872"/>
+          </w:tcPr>
+          <w:p>
+            <w:pPr>
+              <w:spacing w:line="240" w:lineRule="auto" w:after="40"/>
+            </w:pPr>
+            <w:r>
+              <w:rPr>
+                <w:rFonts w:ascii="Times New Roman" w:hAnsi="Times New Roman"/>
+                <w:b/>
+                <w:sz w:val="20"/>
+              </w:rPr>
+              <w:t>Value</w:t>
+            </w:r>
+          </w:p>
+        </w:tc>
+        <w:tc>
+          <w:tcPr>
+            <w:tcW w:type="dxa" w:w="1872"/>
+          </w:tcPr>
+          <w:p>
+            <w:pPr>
+              <w:spacing w:line="240" w:lineRule="auto" w:after="40"/>
+            </w:pPr>
+            <w:r>
+              <w:rPr>
+                <w:rFonts w:ascii="Times New Roman" w:hAnsi="Times New Roman"/>
+                <w:b/>
+                <w:sz w:val="20"/>
+              </w:rPr>
+              <w:t>Year</w:t>
+            </w:r>
+          </w:p>
+        </w:tc>
+        <w:tc>
+          <w:tcPr>
+            <w:tcW w:type="dxa" w:w="1872"/>
+          </w:tcPr>
+          <w:p>
+            <w:pPr>
+              <w:spacing w:line="240" w:lineRule="auto" w:after="40"/>
+            </w:pPr>
+            <w:r>
+              <w:rPr>
+                <w:rFonts w:ascii="Times New Roman" w:hAnsi="Times New Roman"/>
+                <w:b/>
+                <w:sz w:val="20"/>
+              </w:rPr>
+              <w:t>Stated base</w:t>
+            </w:r>
+          </w:p>
+        </w:tc>
+        <w:tc>
+          <w:tcPr>
+            <w:tcW w:type="dxa" w:w="1872"/>
+          </w:tcPr>
+          <w:p>
+            <w:pPr>
+              <w:spacing w:line="240" w:lineRule="auto" w:after="40"/>
+            </w:pPr>
+            <w:r>
+              <w:rPr>
+                <w:rFonts w:ascii="Times New Roman" w:hAnsi="Times New Roman"/>
+                <w:b/>
+                <w:sz w:val="20"/>
+              </w:rPr>
+              <w:t>Source</w:t>
+            </w:r>
+          </w:p>
+        </w:tc>
+      </w:tr>
+      <w:tr>
+        <w:tc>
+          <w:tcPr>
+            <w:tcW w:type="dxa" w:w="1872"/>
+          </w:tcPr>
+          <w:p>
+            <w:pPr>
+              <w:spacing w:line="240" w:lineRule="auto" w:after="40"/>
+            </w:pPr>
+            <w:r>
+              <w:rPr>
+                <w:rFonts w:ascii="Times New Roman" w:hAnsi="Times New Roman"/>
+                <w:b w:val="0"/>
+                <w:sz w:val="20"/>
+              </w:rPr>
+              <w:t>Formally exempt from Digital Post</w:t>
+            </w:r>
+          </w:p>
+        </w:tc>
+        <w:tc>
+          <w:tcPr>
+            <w:tcW w:type="dxa" w:w="1872"/>
+          </w:tcPr>
+          <w:p>
+            <w:pPr>
+              <w:spacing w:line="240" w:lineRule="auto" w:after="40"/>
+            </w:pPr>
+            <w:r>
+              <w:rPr>
+                <w:rFonts w:ascii="Times New Roman" w:hAnsi="Times New Roman"/>
+                <w:b w:val="0"/>
+                <w:sz w:val="20"/>
+              </w:rPr>
+              <w:t>4.7%</w:t>
+            </w:r>
+          </w:p>
+        </w:tc>
+        <w:tc>
+          <w:tcPr>
+            <w:tcW w:type="dxa" w:w="1872"/>
+          </w:tcPr>
+          <w:p>
+            <w:pPr>
+              <w:spacing w:line="240" w:lineRule="auto" w:after="40"/>
+            </w:pPr>
+            <w:r>
+              <w:rPr>
+                <w:rFonts w:ascii="Times New Roman" w:hAnsi="Times New Roman"/>
+                <w:b w:val="0"/>
+                <w:sz w:val="20"/>
+              </w:rPr>
+              <w:t>2026</w:t>
+            </w:r>
+          </w:p>
+        </w:tc>
+        <w:tc>
+          <w:tcPr>
+            <w:tcW w:type="dxa" w:w="1872"/>
+          </w:tcPr>
+          <w:p>
+            <w:pPr>
+              <w:spacing w:line="240" w:lineRule="auto" w:after="40"/>
+            </w:pPr>
+            <w:r>
+              <w:rPr>
+                <w:rFonts w:ascii="Times New Roman" w:hAnsi="Times New Roman"/>
+                <w:b w:val="0"/>
+                <w:sz w:val="20"/>
+              </w:rPr>
+              <w:t>Citizens aged 15+</w:t>
+            </w:r>
+          </w:p>
+        </w:tc>
+        <w:tc>
+          <w:tcPr>
+            <w:tcW w:type="dxa" w:w="1872"/>
+          </w:tcPr>
+          <w:p>
+            <w:pPr>
+              <w:spacing w:line="240" w:lineRule="auto" w:after="40"/>
+            </w:pPr>
+            <w:r>
+              <w:rPr>
+                <w:rFonts w:ascii="Times New Roman" w:hAnsi="Times New Roman"/>
+                <w:b w:val="0"/>
+                <w:sz w:val="20"/>
+              </w:rPr>
+              <w:t>Digitaliseringsstyrelsen 2026</w:t>
+            </w:r>
+          </w:p>
+        </w:tc>
+      </w:tr>
+      <w:tr>
+        <w:tc>
+          <w:tcPr>
+            <w:tcW w:type="dxa" w:w="1872"/>
+          </w:tcPr>
+          <w:p>
+            <w:pPr>
+              <w:spacing w:line="240" w:lineRule="auto" w:after="40"/>
+            </w:pPr>
+            <w:r>
+              <w:rPr>
+                <w:rFonts w:ascii="Times New Roman" w:hAnsi="Times New Roman"/>
+                <w:b w:val="0"/>
+                <w:sz w:val="20"/>
+              </w:rPr>
+              <w:t>Do not use digital public services</w:t>
+            </w:r>
+          </w:p>
+        </w:tc>
+        <w:tc>
+          <w:tcPr>
+            <w:tcW w:type="dxa" w:w="1872"/>
+          </w:tcPr>
+          <w:p>
+            <w:pPr>
+              <w:spacing w:line="240" w:lineRule="auto" w:after="40"/>
+            </w:pPr>
+            <w:r>
+              <w:rPr>
+                <w:rFonts w:ascii="Times New Roman" w:hAnsi="Times New Roman"/>
+                <w:b w:val="0"/>
+                <w:sz w:val="20"/>
+              </w:rPr>
+              <w:t>6.5%</w:t>
+            </w:r>
+          </w:p>
+        </w:tc>
+        <w:tc>
+          <w:tcPr>
+            <w:tcW w:type="dxa" w:w="1872"/>
+          </w:tcPr>
+          <w:p>
+            <w:pPr>
+              <w:spacing w:line="240" w:lineRule="auto" w:after="40"/>
+            </w:pPr>
+            <w:r>
+              <w:rPr>
+                <w:rFonts w:ascii="Times New Roman" w:hAnsi="Times New Roman"/>
+                <w:b w:val="0"/>
+                <w:sz w:val="20"/>
+              </w:rPr>
+              <w:t>2026</w:t>
+            </w:r>
+          </w:p>
+        </w:tc>
+        <w:tc>
+          <w:tcPr>
+            <w:tcW w:type="dxa" w:w="1872"/>
+          </w:tcPr>
+          <w:p>
+            <w:pPr>
+              <w:spacing w:line="240" w:lineRule="auto" w:after="40"/>
+            </w:pPr>
+            <w:r>
+              <w:rPr>
+                <w:rFonts w:ascii="Times New Roman" w:hAnsi="Times New Roman"/>
+                <w:b w:val="0"/>
+                <w:sz w:val="20"/>
+              </w:rPr>
+              <w:t>Population</w:t>
+            </w:r>
+          </w:p>
+        </w:tc>
+        <w:tc>
+          <w:tcPr>
+            <w:tcW w:type="dxa" w:w="1872"/>
+          </w:tcPr>
+          <w:p>
+            <w:pPr>
+              <w:spacing w:line="240" w:lineRule="auto" w:after="40"/>
+            </w:pPr>
+            <w:r>
+              <w:rPr>
+                <w:rFonts w:ascii="Times New Roman" w:hAnsi="Times New Roman"/>
+                <w:b w:val="0"/>
+                <w:sz w:val="20"/>
+              </w:rPr>
+              <w:t>European Commission 2026</w:t>
+            </w:r>
+          </w:p>
+        </w:tc>
+      </w:tr>
+      <w:tr>
+        <w:tc>
+          <w:tcPr>
+            <w:tcW w:type="dxa" w:w="1872"/>
+          </w:tcPr>
+          <w:p>
+            <w:pPr>
+              <w:spacing w:line="240" w:lineRule="auto" w:after="40"/>
+            </w:pPr>
+            <w:r>
+              <w:rPr>
+                <w:rFonts w:ascii="Times New Roman" w:hAnsi="Times New Roman"/>
+                <w:b w:val="0"/>
+                <w:sz w:val="20"/>
+              </w:rPr>
+              <w:t>Report difficulty using them</w:t>
+            </w:r>
+          </w:p>
+        </w:tc>
+        <w:tc>
+          <w:tcPr>
+            <w:tcW w:type="dxa" w:w="1872"/>
+          </w:tcPr>
+          <w:p>
+            <w:pPr>
+              <w:spacing w:line="240" w:lineRule="auto" w:after="40"/>
+            </w:pPr>
+            <w:r>
+              <w:rPr>
+                <w:rFonts w:ascii="Times New Roman" w:hAnsi="Times New Roman"/>
+                <w:b w:val="0"/>
+                <w:sz w:val="20"/>
+              </w:rPr>
+              <w:t>16.5%</w:t>
+            </w:r>
+          </w:p>
+        </w:tc>
+        <w:tc>
+          <w:tcPr>
+            <w:tcW w:type="dxa" w:w="1872"/>
+          </w:tcPr>
+          <w:p>
+            <w:pPr>
+              <w:spacing w:line="240" w:lineRule="auto" w:after="40"/>
+            </w:pPr>
+            <w:r>
+              <w:rPr>
+                <w:rFonts w:ascii="Times New Roman" w:hAnsi="Times New Roman"/>
+                <w:b w:val="0"/>
+                <w:sz w:val="20"/>
+              </w:rPr>
+              <w:t>2026</w:t>
+            </w:r>
+          </w:p>
+        </w:tc>
+        <w:tc>
+          <w:tcPr>
+            <w:tcW w:type="dxa" w:w="1872"/>
+          </w:tcPr>
+          <w:p>
+            <w:pPr>
+              <w:spacing w:line="240" w:lineRule="auto" w:after="40"/>
+            </w:pPr>
+            <w:r>
+              <w:rPr>
+                <w:rFonts w:ascii="Times New Roman" w:hAnsi="Times New Roman"/>
+                <w:b w:val="0"/>
+                <w:sz w:val="20"/>
+              </w:rPr>
+              <w:t>Population</w:t>
+            </w:r>
+          </w:p>
+        </w:tc>
+        <w:tc>
+          <w:tcPr>
+            <w:tcW w:type="dxa" w:w="1872"/>
+          </w:tcPr>
+          <w:p>
+            <w:pPr>
+              <w:spacing w:line="240" w:lineRule="auto" w:after="40"/>
+            </w:pPr>
+            <w:r>
+              <w:rPr>
+                <w:rFonts w:ascii="Times New Roman" w:hAnsi="Times New Roman"/>
+                <w:b w:val="0"/>
+                <w:sz w:val="20"/>
+              </w:rPr>
+              <w:t>European Commission 2026</w:t>
+            </w:r>
+          </w:p>
+        </w:tc>
+      </w:tr>
+      <w:tr>
+        <w:tc>
+          <w:tcPr>
+            <w:tcW w:type="dxa" w:w="1872"/>
+          </w:tcPr>
+          <w:p>
+            <w:pPr>
+              <w:spacing w:line="240" w:lineRule="auto" w:after="40"/>
+            </w:pPr>
+            <w:r>
+              <w:rPr>
+                <w:rFonts w:ascii="Times New Roman" w:hAnsi="Times New Roman"/>
+                <w:b w:val="0"/>
+                <w:sz w:val="20"/>
+              </w:rPr>
+              <w:t>"Digitally disadvantaged"</w:t>
+            </w:r>
+          </w:p>
+        </w:tc>
+        <w:tc>
+          <w:tcPr>
+            <w:tcW w:type="dxa" w:w="1872"/>
+          </w:tcPr>
+          <w:p>
+            <w:pPr>
+              <w:spacing w:line="240" w:lineRule="auto" w:after="40"/>
+            </w:pPr>
+            <w:r>
+              <w:rPr>
+                <w:rFonts w:ascii="Times New Roman" w:hAnsi="Times New Roman"/>
+                <w:b w:val="0"/>
+                <w:sz w:val="20"/>
+              </w:rPr>
+              <w:t>17-22%</w:t>
+            </w:r>
+          </w:p>
+        </w:tc>
+        <w:tc>
+          <w:tcPr>
+            <w:tcW w:type="dxa" w:w="1872"/>
+          </w:tcPr>
+          <w:p>
+            <w:pPr>
+              <w:spacing w:line="240" w:lineRule="auto" w:after="40"/>
+            </w:pPr>
+            <w:r>
+              <w:rPr>
+                <w:rFonts w:ascii="Times New Roman" w:hAnsi="Times New Roman"/>
+                <w:b w:val="0"/>
+                <w:sz w:val="20"/>
+              </w:rPr>
+              <w:t>2025</w:t>
+            </w:r>
+          </w:p>
+        </w:tc>
+        <w:tc>
+          <w:tcPr>
+            <w:tcW w:type="dxa" w:w="1872"/>
+          </w:tcPr>
+          <w:p>
+            <w:pPr>
+              <w:spacing w:line="240" w:lineRule="auto" w:after="40"/>
+            </w:pPr>
+            <w:r>
+              <w:rPr>
+                <w:rFonts w:ascii="Times New Roman" w:hAnsi="Times New Roman"/>
+                <w:b w:val="0"/>
+                <w:sz w:val="20"/>
+              </w:rPr>
+              <w:t>Adult population</w:t>
+            </w:r>
+          </w:p>
+        </w:tc>
+        <w:tc>
+          <w:tcPr>
+            <w:tcW w:type="dxa" w:w="1872"/>
+          </w:tcPr>
+          <w:p>
+            <w:pPr>
+              <w:spacing w:line="240" w:lineRule="auto" w:after="40"/>
+            </w:pPr>
+            <w:r>
+              <w:rPr>
+                <w:rFonts w:ascii="Times New Roman" w:hAnsi="Times New Roman"/>
+                <w:b w:val="0"/>
+                <w:sz w:val="20"/>
+              </w:rPr>
+              <w:t>Digitaliseringsstyrelsen 2025c</w:t>
+            </w:r>
+          </w:p>
+        </w:tc>
+      </w:tr>
+      <w:tr>
+        <w:tc>
+          <w:tcPr>
+            <w:tcW w:type="dxa" w:w="1872"/>
+          </w:tcPr>
+          <w:p>
+            <w:pPr>
+              <w:spacing w:line="240" w:lineRule="auto" w:after="40"/>
+            </w:pPr>
+            <w:r>
+              <w:rPr>
+                <w:rFonts w:ascii="Times New Roman" w:hAnsi="Times New Roman"/>
+                <w:b w:val="0"/>
+                <w:sz w:val="20"/>
+              </w:rPr>
+              <w:t>Justitia estimate</w:t>
+            </w:r>
+          </w:p>
+        </w:tc>
+        <w:tc>
+          <w:tcPr>
+            <w:tcW w:type="dxa" w:w="1872"/>
+          </w:tcPr>
+          <w:p>
+            <w:pPr>
+              <w:spacing w:line="240" w:lineRule="auto" w:after="40"/>
+            </w:pPr>
+            <w:r>
+              <w:rPr>
+                <w:rFonts w:ascii="Times New Roman" w:hAnsi="Times New Roman"/>
+                <w:b w:val="0"/>
+                <w:sz w:val="20"/>
+              </w:rPr>
+              <w:t>Up to 25%</w:t>
+            </w:r>
+          </w:p>
+        </w:tc>
+        <w:tc>
+          <w:tcPr>
+            <w:tcW w:type="dxa" w:w="1872"/>
+          </w:tcPr>
+          <w:p>
+            <w:pPr>
+              <w:spacing w:line="240" w:lineRule="auto" w:after="40"/>
+            </w:pPr>
+            <w:r>
+              <w:rPr>
+                <w:rFonts w:ascii="Times New Roman" w:hAnsi="Times New Roman"/>
+                <w:b w:val="0"/>
+                <w:sz w:val="20"/>
+              </w:rPr>
+              <w:t>2022</w:t>
+            </w:r>
+          </w:p>
+        </w:tc>
+        <w:tc>
+          <w:tcPr>
+            <w:tcW w:type="dxa" w:w="1872"/>
+          </w:tcPr>
+          <w:p>
+            <w:pPr>
+              <w:spacing w:line="240" w:lineRule="auto" w:after="40"/>
+            </w:pPr>
+            <w:r>
+              <w:rPr>
+                <w:rFonts w:ascii="Times New Roman" w:hAnsi="Times New Roman"/>
+                <w:b w:val="0"/>
+                <w:sz w:val="20"/>
+              </w:rPr>
+              <w:t>Adult population</w:t>
+            </w:r>
+          </w:p>
+        </w:tc>
+        <w:tc>
+          <w:tcPr>
+            <w:tcW w:type="dxa" w:w="1872"/>
+          </w:tcPr>
+          <w:p>
+            <w:pPr>
+              <w:spacing w:line="240" w:lineRule="auto" w:after="40"/>
+            </w:pPr>
+            <w:r>
+              <w:rPr>
+                <w:rFonts w:ascii="Times New Roman" w:hAnsi="Times New Roman"/>
+                <w:b w:val="0"/>
+                <w:sz w:val="20"/>
+              </w:rPr>
+              <w:t>Justitia 2022</w:t>
+            </w:r>
+          </w:p>
+        </w:tc>
+      </w:tr>
+    </w:tbl>
+    <w:p>
+      <w:pPr>
+        <w:spacing w:before="0" w:after="0"/>
+        <w:jc w:val="both"/>
+      </w:pPr>
+    </w:p>
+    <w:p>
+      <w:pPr>
+        <w:spacing w:before="0" w:after="120"/>
+        <w:jc w:val="both"/>
+      </w:pPr>
+      <w:r>
+        <w:rPr>
+          <w:rFonts w:ascii="Times New Roman" w:hAnsi="Times New Roman"/>
+          <w:b w:val="0"/>
+          <w:i w:val="0"/>
+          <w:sz w:val="24"/>
+        </w:rPr>
+        <w:t>Three things vary together: what is being measured (a legal status, a behaviour, a self-reported difficulty, an analyst's category), the year, and the denominator. Any one of the three would make them non-comparable; all three together mean the ladder cannot be read as a series and the differences between its rungs cannot be taken.</w:t>
+      </w:r>
+    </w:p>
+    <w:p>
+      <w:pPr>
+        <w:spacing w:before="160" w:after="80"/>
+        <w:jc w:val="left"/>
+      </w:pPr>
+      <w:r>
+        <w:rPr>
+          <w:rFonts w:ascii="Times New Roman" w:hAnsi="Times New Roman"/>
+          <w:b/>
+          <w:i w:val="0"/>
+          <w:sz w:val="24"/>
+        </w:rPr>
+        <w:t>C.2 What that rules out</w:t>
+      </w:r>
+    </w:p>
+    <w:p>
+      <w:pPr>
+        <w:spacing w:before="0" w:after="120"/>
+        <w:jc w:val="both"/>
+      </w:pPr>
+      <w:r>
+        <w:rPr>
+          <w:rFonts w:ascii="Times New Roman" w:hAnsi="Times New Roman"/>
+          <w:b w:val="0"/>
+          <w:i w:val="0"/>
+          <w:sz w:val="24"/>
+        </w:rPr>
+        <w:t>An earlier draft of Question 4 subtracted 4.7% from 16.5% and multiplied the 11.8-percentage-point gap by the 15+ base to obtain "roughly 600,000 citizens." That calculation is invalid twice over. The two rates rest on different denominators, so their difference is not a quantity; and applying the 15+ base to a percentage defined on the total population understates the count. The corrected figures appear in Question 4 as two separate counts rather than a difference.</w:t>
+      </w:r>
+    </w:p>
+    <w:p>
+      <w:pPr>
+        <w:spacing w:before="160" w:after="80"/>
+        <w:jc w:val="left"/>
+      </w:pPr>
+      <w:r>
+        <w:rPr>
+          <w:rFonts w:ascii="Times New Roman" w:hAnsi="Times New Roman"/>
+          <w:b/>
+          <w:i w:val="0"/>
+          <w:sz w:val="24"/>
+        </w:rPr>
+        <w:t>C.3 The ladder in people</w:t>
+      </w:r>
+    </w:p>
+    <w:p>
+      <w:pPr>
+        <w:spacing w:before="0" w:after="120"/>
+        <w:jc w:val="both"/>
+      </w:pPr>
+      <w:r>
+        <w:rPr>
+          <w:rFonts w:ascii="Times New Roman" w:hAnsi="Times New Roman"/>
+          <w:b w:val="0"/>
+          <w:i w:val="0"/>
+          <w:sz w:val="24"/>
+        </w:rPr>
+        <w:t>Figure C1</w:t>
+      </w:r>
+    </w:p>
+    <w:p>
+      <w:pPr>
+        <w:spacing w:before="0" w:after="120"/>
+        <w:jc w:val="both"/>
+      </w:pPr>
+      <w:r>
+        <w:rPr>
+          <w:rFonts w:ascii="Times New Roman" w:hAnsi="Times New Roman"/>
+          <w:b w:val="0"/>
+          <w:i w:val="0"/>
+          <w:sz w:val="24"/>
+        </w:rPr>
+        <w:t>Converting each estimate to a headcount on its own stated base makes the comparison legitimate, because counts of people share a unit where percentages of different populations do not.</w:t>
+      </w:r>
+    </w:p>
+    <w:p>
+      <w:pPr>
+        <w:spacing w:before="0" w:after="120"/>
+        <w:jc w:val="both"/>
+      </w:pPr>
+      <w:r>
+        <w:rPr>
+          <w:rFonts w:ascii="Times New Roman" w:hAnsi="Times New Roman"/>
+          <w:b w:val="0"/>
+          <w:i w:val="0"/>
+          <w:sz w:val="24"/>
+        </w:rPr>
+        <w:t>Two of the five sources say "adult population" without defining it, and Denmark has no verified adult-population figure in this dataset. Those two are therefore shown as a range between the two defensible bases: the 15+ base of about 5.07 million implied by the Digital Post statistics, and the total population of 6,025,603 (Danmarks Statistik 2026). Choosing one silently is the error C.2 describes.</w:t>
+      </w:r>
+    </w:p>
+    <w:p>
+      <w:pPr>
+        <w:spacing w:before="160" w:after="80"/>
+        <w:jc w:val="left"/>
+      </w:pPr>
+      <w:r>
+        <w:rPr>
+          <w:rFonts w:ascii="Times New Roman" w:hAnsi="Times New Roman"/>
+          <w:b/>
+          <w:i w:val="0"/>
+          <w:sz w:val="24"/>
+        </w:rPr>
+        <w:t>C.4 What survives</w:t>
+      </w:r>
+    </w:p>
+    <w:p>
+      <w:pPr>
+        <w:spacing w:before="0" w:after="120"/>
+        <w:jc w:val="both"/>
+      </w:pPr>
+      <w:r>
+        <w:rPr>
+          <w:rFonts w:ascii="Times New Roman" w:hAnsi="Times New Roman"/>
+          <w:b w:val="0"/>
+          <w:i w:val="0"/>
+          <w:sz w:val="24"/>
+        </w:rPr>
+        <w:t>Exemption reaches 238,479 people. The narrowest estimate of need that measures difficulty rather than legal status is 16.5%, or roughly 994,000 on the stated base. The gap between the relief mechanism and the difficulty it relieves is therefore on the order of three-quarters of a million people, and that statement holds under any of the bases considered here, which is why Question 4 makes it in that form rather than as a precise subtraction.</w:t>
+      </w:r>
+    </w:p>
+    <w:p>
+      <w:pPr>
+        <w:spacing w:before="160" w:after="40"/>
+        <w:jc w:val="center"/>
+      </w:pPr>
+      <w:r>
+        <w:drawing>
+          <wp:inline xmlns:a="http://schemas.openxmlformats.org/drawingml/2006/main" xmlns:pic="http://schemas.openxmlformats.org/drawingml/2006/picture">
+            <wp:extent cx="5760000" cy="3292282"/>
+            <wp:docPr id="15" name="Picture 15"/>
+            <wp:cNvGraphicFramePr>
+              <a:graphicFrameLocks noChangeAspect="1"/>
+            </wp:cNvGraphicFramePr>
+            <a:graphic>
+              <a:graphicData uri="http://schemas.openxmlformats.org/drawingml/2006/picture">
+                <pic:pic>
+                  <pic:nvPicPr>
+                    <pic:cNvPr id="0" name="figA_d1_denominators.png"/>
+                    <pic:cNvPicPr/>
+                  </pic:nvPicPr>
+                  <pic:blipFill>
+                    <a:blip r:embed="rId24"/>
+                    <a:stretch>
+                      <a:fillRect/>
+                    </a:stretch>
+                  </pic:blipFill>
+                  <pic:spPr>
+                    <a:xfrm>
+                      <a:off x="0" y="0"/>
+                      <a:ext cx="5760000" cy="3292282"/>
+                    </a:xfrm>
+                    <a:prstGeom prst="rect"/>
+                  </pic:spPr>
+                </pic:pic>
+              </a:graphicData>
+            </a:graphic>
+          </wp:inline>
+        </w:drawing>
+      </w:r>
+    </w:p>
+    <w:p>
+      <w:pPr>
+        <w:spacing w:before="0" w:after="200" w:line="240" w:lineRule="auto"/>
+        <w:jc w:val="center"/>
+      </w:pPr>
+      <w:r>
+        <w:rPr>
+          <w:rFonts w:ascii="Times New Roman" w:hAnsi="Times New Roman"/>
+          <w:b w:val="0"/>
+          <w:i/>
+          <w:sz w:val="20"/>
+        </w:rPr>
+        <w:t>Figure C1. The exclusion estimates converted to people on their own bases.</w:t>
       </w:r>
     </w:p>
     <w:p>
@@ -4704,7 +5054,25 @@
           <w:i w:val="0"/>
           <w:sz w:val="24"/>
         </w:rPr>
-        <w:t>Section 6 recommends widening the exemption criteria in *Lov om Offentlig Digital Post*. The case for doing so is not only domestic. Two European courts have in the last four years examined mandatory digital administration and set conditions Denmark's mandate does not meet, and one comparable state reached the same place without litigation at all. This appendix sets out each, and what follows for a Danish reform.</w:t>
+        <w:t xml:space="preserve">Question 4 recommends widening the exemption criteria in </w:t>
+      </w:r>
+      <w:r>
+        <w:rPr>
+          <w:rFonts w:ascii="Times New Roman" w:hAnsi="Times New Roman"/>
+          <w:b w:val="0"/>
+          <w:i/>
+          <w:sz w:val="24"/>
+        </w:rPr>
+        <w:t>Lov om Offentlig Digital Post</w:t>
+      </w:r>
+      <w:r>
+        <w:rPr>
+          <w:rFonts w:ascii="Times New Roman" w:hAnsi="Times New Roman"/>
+          <w:b w:val="0"/>
+          <w:i w:val="0"/>
+          <w:sz w:val="24"/>
+        </w:rPr>
+        <w:t>. The case for doing so is not only domestic. Two European courts have in the last four years examined mandatory digital administration and set conditions Denmark's mandate does not meet, and one comparable state reached the same place without litigation at all. This appendix sets out each, and what follows for a Danish reform.</w:t>
       </w:r>
     </w:p>
     <w:p>
@@ -4734,7 +5102,25 @@
           <w:i w:val="0"/>
           <w:sz w:val="24"/>
         </w:rPr>
-        <w:t>In Decision No. 452798 of 3 June 2022, the Conseil d'État partially annulled the decree requiring residence-permit applications to be made through the ANEF portal (Conseil d'État 2022). The court accepted that a regulatory authority may compel the use of a digital service. It held that the obligation is lawful only where users retain normal access to the public service and can exercise their rights effectively, and that this must be assessed *in concreto* against five criteria: the object of the service, the complexity of the procedure, its consequences for those affected, the characteristics of the digital tool, and the characteristics of the public concerned, including any difficulty it has in accessing or using online services.</w:t>
+        <w:t xml:space="preserve">In Decision No. 452798 of 3 June 2022, the Conseil d'État partially annulled the decree requiring residence-permit applications to be made through the ANEF portal (Conseil d'État 2022). The court accepted that a regulatory authority may compel the use of a digital service. It held that the obligation is lawful only where users retain normal access to the public service and can exercise their rights effectively, and that this must be assessed </w:t>
+      </w:r>
+      <w:r>
+        <w:rPr>
+          <w:rFonts w:ascii="Times New Roman" w:hAnsi="Times New Roman"/>
+          <w:b w:val="0"/>
+          <w:i/>
+          <w:sz w:val="24"/>
+        </w:rPr>
+        <w:t>in concreto</w:t>
+      </w:r>
+      <w:r>
+        <w:rPr>
+          <w:rFonts w:ascii="Times New Roman" w:hAnsi="Times New Roman"/>
+          <w:b w:val="0"/>
+          <w:i w:val="0"/>
+          <w:sz w:val="24"/>
+        </w:rPr>
+        <w:t xml:space="preserve"> against five criteria: the object of the service, the complexity of the procedure, its consequences for those affected, the characteristics of the digital tool, and the characteristics of the public concerned, including any difficulty it has in accessing or using online services.</w:t>
       </w:r>
     </w:p>
     <w:p>
@@ -4779,14 +5165,17 @@
           <w:i w:val="0"/>
           <w:sz w:val="24"/>
         </w:rPr>
-        <w:t>In *Arrêt* No. 126/2025 of 25 September 2025, the Cour constitutionnelle ruled on the Brussels Digital ordinance of 2024 in an action brought by twenty-four associations and unions (Cour constitutionnelle 2025). It held that three non-digital channels, namely a physical counter, a telephone service and a postal route, are **cumulative**: each must be offered alongside the digital channel. Any substitute must itself be non-digital and deliver an equivalent level of service. And the obligation does not lapse where meeting it imposes a disproportionate burden on the authority.</w:t>
+        <w:t xml:space="preserve">In </w:t>
       </w:r>
-    </w:p>
-    <w:p>
-      <w:pPr>
-        <w:spacing w:before="0" w:after="120"/>
-        <w:jc w:val="both"/>
-      </w:pPr>
+      <w:r>
+        <w:rPr>
+          <w:rFonts w:ascii="Times New Roman" w:hAnsi="Times New Roman"/>
+          <w:b w:val="0"/>
+          <w:i/>
+          <w:sz w:val="24"/>
+        </w:rPr>
+        <w:t>Arrêt</w:t>
+      </w:r>
       <w:r>
         <w:rPr>
           <w:rFonts w:ascii="Times New Roman" w:hAnsi="Times New Roman"/>
@@ -4794,7 +5183,40 @@
           <w:i w:val="0"/>
           <w:sz w:val="24"/>
         </w:rPr>
-        <w:t>That last holding is the one that bites hardest on a business case. Denmark's justification for compulsory Digital Post is a projected saving (Section 6). The Belgian court's position is that the saving is not a reason the obligation ceases to apply, which, applied to a Danish debate conducted almost entirely in administrative-cost terms, reverses the burden of argument.</w:t>
+        <w:t xml:space="preserve"> No. 126/2025 of 25 September 2025, the Cour constitutionnelle ruled on the Brussels Digital ordinance of 2024 in an action brought by twenty-four associations and unions (Cour constitutionnelle 2025). It held that three non-digital channels, namely a physical counter, a telephone service and a postal route, are </w:t>
+      </w:r>
+      <w:r>
+        <w:rPr>
+          <w:rFonts w:ascii="Times New Roman" w:hAnsi="Times New Roman"/>
+          <w:b/>
+          <w:i w:val="0"/>
+          <w:sz w:val="24"/>
+        </w:rPr>
+        <w:t>cumulative</w:t>
+      </w:r>
+      <w:r>
+        <w:rPr>
+          <w:rFonts w:ascii="Times New Roman" w:hAnsi="Times New Roman"/>
+          <w:b w:val="0"/>
+          <w:i w:val="0"/>
+          <w:sz w:val="24"/>
+        </w:rPr>
+        <w:t>: each must be offered alongside the digital channel. Any substitute must itself be non-digital and deliver an equivalent level of service. And the obligation does not lapse where meeting it imposes a disproportionate burden on the authority.</w:t>
+      </w:r>
+    </w:p>
+    <w:p>
+      <w:pPr>
+        <w:spacing w:before="0" w:after="120"/>
+        <w:jc w:val="both"/>
+      </w:pPr>
+      <w:r>
+        <w:rPr>
+          <w:rFonts w:ascii="Times New Roman" w:hAnsi="Times New Roman"/>
+          <w:b w:val="0"/>
+          <w:i w:val="0"/>
+          <w:sz w:val="24"/>
+        </w:rPr>
+        <w:t>That last holding is the one that bites hardest on a business case. Denmark's justification for compulsory Digital Post is a projected saving (Question 4). The Belgian court's position is that the saving is not a reason the obligation ceases to apply, which, applied to a Danish debate conducted almost entirely in administrative-cost terms, reverses the burden of argument.</w:t>
       </w:r>
     </w:p>
     <w:p>
@@ -4824,14 +5246,17 @@
           <w:i w:val="0"/>
           <w:sz w:val="24"/>
         </w:rPr>
-        <w:t>The sharper contrast is not litigated at all. Norway made electronic communication the administrative default, *digitalt førstevalg*, but under the eGovernment regulations the obligation runs to the public body, and every citizen keeps a statutory right to opt out, the *reservasjonsrett*. The opt-out is recorded in the Contact and Reservation Register, which authorities must check before dispatching; a citizen who has opted out must be sent decisions on paper (Digitaliseringsdirektoratet 2025). Roughly 200,000 people hold a reservation, and Digdir notes the number has lately been falling rather than rising.</w:t>
+        <w:t xml:space="preserve">The sharper contrast is not litigated at all. Norway made electronic communication the administrative default, </w:t>
       </w:r>
-    </w:p>
-    <w:p>
-      <w:pPr>
-        <w:spacing w:before="0" w:after="120"/>
-        <w:jc w:val="both"/>
-      </w:pPr>
+      <w:r>
+        <w:rPr>
+          <w:rFonts w:ascii="Times New Roman" w:hAnsi="Times New Roman"/>
+          <w:b w:val="0"/>
+          <w:i/>
+          <w:sz w:val="24"/>
+        </w:rPr>
+        <w:t>digitalt førstevalg</w:t>
+      </w:r>
       <w:r>
         <w:rPr>
           <w:rFonts w:ascii="Times New Roman" w:hAnsi="Times New Roman"/>
@@ -4839,7 +5264,40 @@
           <w:i w:val="0"/>
           <w:sz w:val="24"/>
         </w:rPr>
-        <w:t>Two features distinguish this from the Danish arrangement, and neither is about how digital the state is. The entitlement attaches to the citizen rather than to an administrative status they must first qualify for, so there is no gate of the kind Section 4 measures. And it is exercisable by telephone or on paper, which matters because an opt-out reachable only through the digital channel would be self-defeating. No rate is offered against Denmark's 4.7%: the Norwegian figure is a count of registrations and the base it should be taken on is not established by the source, which is the error Appendix B exists to name. The comparison worth making is the route rather than the rate: whether reaching a position outside the digital channel requires the state's permission or only the citizen's decision.</w:t>
+        <w:t xml:space="preserve">, but under the eGovernment regulations the obligation runs to the public body, and every citizen keeps a statutory right to opt out, the </w:t>
+      </w:r>
+      <w:r>
+        <w:rPr>
+          <w:rFonts w:ascii="Times New Roman" w:hAnsi="Times New Roman"/>
+          <w:b w:val="0"/>
+          <w:i/>
+          <w:sz w:val="24"/>
+        </w:rPr>
+        <w:t>reservasjonsrett</w:t>
+      </w:r>
+      <w:r>
+        <w:rPr>
+          <w:rFonts w:ascii="Times New Roman" w:hAnsi="Times New Roman"/>
+          <w:b w:val="0"/>
+          <w:i w:val="0"/>
+          <w:sz w:val="24"/>
+        </w:rPr>
+        <w:t>. The opt-out is recorded in the Contact and Reservation Register, which authorities must check before dispatching; a citizen who has opted out must be sent decisions on paper (Digitaliseringsdirektoratet 2025). Roughly 200,000 people hold a reservation, and Digdir notes the number has lately been falling rather than rising.</w:t>
+      </w:r>
+    </w:p>
+    <w:p>
+      <w:pPr>
+        <w:spacing w:before="0" w:after="120"/>
+        <w:jc w:val="both"/>
+      </w:pPr>
+      <w:r>
+        <w:rPr>
+          <w:rFonts w:ascii="Times New Roman" w:hAnsi="Times New Roman"/>
+          <w:b w:val="0"/>
+          <w:i w:val="0"/>
+          <w:sz w:val="24"/>
+        </w:rPr>
+        <w:t>Two features distinguish this from the Danish arrangement, and neither is about how digital the state is. The entitlement attaches to the citizen rather than to an administrative status they must first qualify for, so there is no gate of the kind Question 4 measures. And it is exercisable by telephone or on paper, which matters because an opt-out reachable only through the digital channel would be self-defeating. No rate is offered against Denmark's 4.7%: the Norwegian figure is a count of registrations and the base it should be taken on is not established by the source, which is the error Appendix C exists to name. The comparison worth making is the route rather than the rate: whether reaching a position outside the digital channel requires the state's permission or only the citizen's decision.</w:t>
       </w:r>
     </w:p>
     <w:p>
@@ -4869,14 +5327,17 @@
           <w:i w:val="0"/>
           <w:sz w:val="24"/>
         </w:rPr>
-        <w:t>Neither ruling binds Denmark, and Norway's arrangement is a policy choice rather than a legal requirement on anyone else. The Conseil d'État decision concerns French administrative law and a specific applicant population, namely foreign nationals seeking residence permits, whose vulnerability the court treated as material. The Belgian ruling construes a Brussels regional ordinance against Belgian constitutional guarantees. Neither is a holding about *Lov om Offentlig Digital Post*, and this appendix does not claim that Denmark's mandate is unlawful.</w:t>
+        <w:t xml:space="preserve">Neither ruling binds Denmark, and Norway's arrangement is a policy choice rather than a legal requirement on anyone else. The Conseil d'État decision concerns French administrative law and a specific applicant population, namely foreign nationals seeking residence permits, whose vulnerability the court treated as material. The Belgian ruling construes a Brussels regional ordinance against Belgian constitutional guarantees. Neither is a holding about </w:t>
       </w:r>
-    </w:p>
-    <w:p>
-      <w:pPr>
-        <w:spacing w:before="0" w:after="120"/>
-        <w:jc w:val="both"/>
-      </w:pPr>
+      <w:r>
+        <w:rPr>
+          <w:rFonts w:ascii="Times New Roman" w:hAnsi="Times New Roman"/>
+          <w:b w:val="0"/>
+          <w:i/>
+          <w:sz w:val="24"/>
+        </w:rPr>
+        <w:t>Lov om Offentlig Digital Post</w:t>
+      </w:r>
       <w:r>
         <w:rPr>
           <w:rFonts w:ascii="Times New Roman" w:hAnsi="Times New Roman"/>
@@ -4884,7 +5345,40 @@
           <w:i w:val="0"/>
           <w:sz w:val="24"/>
         </w:rPr>
-        <w:t>What they establish is narrower and still useful: that mandatory digital administration is contested law in comparable European jurisdictions, and that where courts have examined it they have converged on a condition Denmark's scheme does not satisfy. Act 603 of 2023 gives a non-digital alternative to citizens already exempt from Digital Post (Folketinget 2023). The French and Belgian rulings attach the entitlement to the *difficulty*, not to a prior administrative status. That is precisely the gap Section 4 measured and Section 6 proposes to close, and the comparison shows the proposal is not an outlier but a convergence.</w:t>
+        <w:t>, and this appendix does not claim that Denmark's mandate is unlawful.</w:t>
+      </w:r>
+    </w:p>
+    <w:p>
+      <w:pPr>
+        <w:spacing w:before="0" w:after="120"/>
+        <w:jc w:val="both"/>
+      </w:pPr>
+      <w:r>
+        <w:rPr>
+          <w:rFonts w:ascii="Times New Roman" w:hAnsi="Times New Roman"/>
+          <w:b w:val="0"/>
+          <w:i w:val="0"/>
+          <w:sz w:val="24"/>
+        </w:rPr>
+        <w:t xml:space="preserve">What they establish is narrower and still useful: that mandatory digital administration is contested law in comparable European jurisdictions, and that where courts have examined it they have converged on a condition Denmark's scheme does not satisfy. Act 603 of 2023 gives a non-digital alternative to citizens already exempt from Digital Post (Folketinget 2023). The French and Belgian rulings attach the entitlement to the </w:t>
+      </w:r>
+      <w:r>
+        <w:rPr>
+          <w:rFonts w:ascii="Times New Roman" w:hAnsi="Times New Roman"/>
+          <w:b w:val="0"/>
+          <w:i/>
+          <w:sz w:val="24"/>
+        </w:rPr>
+        <w:t>difficulty</w:t>
+      </w:r>
+      <w:r>
+        <w:rPr>
+          <w:rFonts w:ascii="Times New Roman" w:hAnsi="Times New Roman"/>
+          <w:b w:val="0"/>
+          <w:i w:val="0"/>
+          <w:sz w:val="24"/>
+        </w:rPr>
+        <w:t>, not to a prior administrative status. That is precisely the gap Question 4 measured and Question 4 proposes to close, and the comparison shows the proposal is not an outlier but a convergence.</w:t>
       </w:r>
     </w:p>
     <w:p>

--- a/Assignment 2 ECON1596 _ [CLASS GROUP] _ s4040040.docx
+++ b/Assignment 2 ECON1596 _ [CLASS GROUP] _ s4040040.docx
@@ -129,7 +129,7 @@
           <w:i w:val="0"/>
           <w:sz w:val="24"/>
         </w:rPr>
-        <w:t xml:space="preserve"> (Denmark 2012) made a state-run digital mailbox the default legal channel for public correspondence, binding businesses from 2013 and every citizen aged 15 and over from 1 November 2014. Digitaliseringsstyrelsen (2025a) records that the accompanying identity credential, NemID, was replaced by MitID from October 2021 and withdrawn on 31 October 2023. The combination is what distinguishes the Danish case. A mandate alone changes how letters are sent; a mandate plus a universal credential establishes shared authentication infrastructure that every citizen must hold and any firm may build upon without financing its adoption, lowering the fixed cost of every service developed on it. Because compulsion accounts for citizens' use, the economic interest lies in what others built on that foundation.</w:t>
+        <w:t xml:space="preserve"> (Denmark 2012) made a state-run digital mailbox the default legal channel for public correspondence, binding businesses from 2013 and every citizen aged 15 and over from 1 November 2014. Digitaliseringsstyrelsen (2025a) records that the accompanying identity credential, NemID, was replaced by MitID from October 2021 and withdrawn on 31 October 2023. The combination is what distinguishes the Danish case. A mandate alone changes how letters are sent; a mandate plus a universal credential creates shared authentication infrastructure every citizen must hold and any firm may build on without financing its adoption, lowering the fixed cost of services developed on it. Because compulsion accounts for citizens' use, the economic interest lies in what others built there.</w:t>
       </w:r>
     </w:p>
     <w:p>
@@ -153,7 +153,7 @@
           <w:i w:val="0"/>
           <w:sz w:val="24"/>
         </w:rPr>
-        <w:t xml:space="preserve"> Finans Danmark (2025) reports that Danish retail bank branches fell from 2,025 in 2004 to 665 in 2024, a decline of 67.2% (Figure 1). Taken alone that suggests digitalisation eliminated banking employment, but the longer series qualifies it. Between 1991 and 2024 the number of financial institutions fell by 76.7%, from 219 to 51, while bank employment fell by only 29.4%, from roughly 51,000 to 36,000 (Figure 2). Staff per surviving institution therefore rose from 233 to 706, an increase of 203%. The business model changed rather than the workforce: with authentication and correspondence on shared national infrastructure, branch networks became redundant as a distribution channel and the sector consolidated into fewer and larger institutions. The three series begin in different years and must not be differenced.</w:t>
+        <w:t xml:space="preserve"> Finans Danmark (2025) reports that Danish retail bank branches fell from 2,025 in 2004 to 665 in 2024, a decline of 67.2% (Figure 1). Taken alone that suggests digitalisation eliminated banking employment, but the longer series qualifies it: between 1991 and 2024 financial institutions fell by 76.7%, from 219 to 51, while bank employment fell by only 29.4%, from roughly 51,000 to 36,000 (Figure 2). Staff per surviving institution therefore rose from 233 to 706, an increase of 203%. The technologies doing this are online and mobile banking authenticated by MitID: with identity verification and correspondence on shared national infrastructure, branches ceased to be the distribution channel, output per institution rose and the sector consolidated rather than shed labour. The three series begin in different years and must not be differenced.</w:t>
       </w:r>
     </w:p>
     <w:p>
@@ -195,25 +195,7 @@
           <w:i w:val="0"/>
           <w:sz w:val="24"/>
         </w:rPr>
-        <w:t xml:space="preserve"> of payments in physical retail between 2017 and 2025, while card-based mobile wallets reached 32% of the same measure (Figure 3). Much of this is displacement within digital instruments rather than new digitalisation, because wallet payments are card payments and the physical card share fell from 73% to 54%. What changed for consumers was the interface, not the rails underneath, which is precisely the kind of innovation that shared infrastructure makes cheap to attempt. Cash acceptance nonetheless remains a statutory obligation under </w:t>
-      </w:r>
-      <w:r>
-        <w:rPr>
-          <w:rFonts w:ascii="Times New Roman" w:hAnsi="Times New Roman"/>
-          <w:b w:val="0"/>
-          <w:i/>
-          <w:sz w:val="24"/>
-        </w:rPr>
-        <w:t>lov om betalinger</w:t>
-      </w:r>
-      <w:r>
-        <w:rPr>
-          <w:rFonts w:ascii="Times New Roman" w:hAnsi="Times New Roman"/>
-          <w:b w:val="0"/>
-          <w:i w:val="0"/>
-          <w:sz w:val="24"/>
-        </w:rPr>
-        <w:t xml:space="preserve"> §81 (Finanstilsynet 2025).</w:t>
+        <w:t xml:space="preserve"> of payments in physical retail between 2017 and 2025, while card-based mobile wallets reached 32% of the same measure (Figure 3). Much of this is displacement within digital instruments rather than new digitalisation, because wallet payments are card payments and the physical card share fell from 73% to 54%. What changed for consumers was the interface, not the rails underneath, which is the kind of innovation shared infrastructure makes cheap to attempt.</w:t>
       </w:r>
     </w:p>
     <w:p>
@@ -237,7 +219,7 @@
           <w:i w:val="0"/>
           <w:sz w:val="24"/>
         </w:rPr>
-        <w:t xml:space="preserve"> Whether wider consumer adoption is associated with greater commercial activity can be tested directly. Using Eurostat data (2026), Figure 4 plots the share of internet users purchasing online against e-sales as a share of enterprise turnover across the European Union in 2024, the turnover measure from a separate extract (Eurostat 2025c). Across the 18 member states reporting both, the fitted slope is +0.602 percentage points of turnover per percentage point of adoption, with a standard error of 0.105 and an R² of 0.674. Appendix A reports the diagnostics. Causation is not established: adoption is measured on consumers and turnover on enterprises, and national income appears on neither axis. Denmark sits above the fitted line by less than one residual standard error and behind three other states, consistent with the European pattern rather than exceptional to it.</w:t>
+        <w:t xml:space="preserve"> Whether wider consumer adoption is associated with greater commercial activity can be tested directly. Using data from Eurostat (2026), Figure 4 plots the share of internet users purchasing online against e-sales as a share of enterprise turnover across the European Union in 2024, the turnover measure from a separate extract (Eurostat 2025c). Across the 18 member states reporting both, the fitted slope is +0.602 percentage points of turnover per percentage point of adoption, with a standard error of 0.105 and an R² of 0.674. Appendix A reports the diagnostics. Causation is not established: adoption is measured on consumers and turnover on enterprises, and national income appears on neither axis. Denmark sits above the line by less than one residual standard error and behind three other states, consistent with the European pattern rather than exceptional to it.</w:t>
       </w:r>
     </w:p>
     <w:p>
@@ -263,14 +245,14 @@
         <w:tblLook w:firstColumn="1" w:firstRow="1" w:lastColumn="0" w:lastRow="0" w:noHBand="0" w:noVBand="1" w:val="04A0"/>
       </w:tblPr>
       <w:tblGrid>
-        <w:gridCol w:w="3120"/>
-        <w:gridCol w:w="3120"/>
-        <w:gridCol w:w="3120"/>
+        <w:gridCol w:w="3009"/>
+        <w:gridCol w:w="3009"/>
+        <w:gridCol w:w="3009"/>
       </w:tblGrid>
       <w:tr>
         <w:tc>
           <w:tcPr>
-            <w:tcW w:type="dxa" w:w="3120"/>
+            <w:tcW w:type="dxa" w:w="3009"/>
           </w:tcPr>
           <w:p>
             <w:pPr>
@@ -288,7 +270,7 @@
         </w:tc>
         <w:tc>
           <w:tcPr>
-            <w:tcW w:type="dxa" w:w="3120"/>
+            <w:tcW w:type="dxa" w:w="3009"/>
           </w:tcPr>
           <w:p>
             <w:pPr>
@@ -306,7 +288,7 @@
         </w:tc>
         <w:tc>
           <w:tcPr>
-            <w:tcW w:type="dxa" w:w="3120"/>
+            <w:tcW w:type="dxa" w:w="3009"/>
           </w:tcPr>
           <w:p>
             <w:pPr>
@@ -326,7 +308,7 @@
       <w:tr>
         <w:tc>
           <w:tcPr>
-            <w:tcW w:type="dxa" w:w="3120"/>
+            <w:tcW w:type="dxa" w:w="3009"/>
           </w:tcPr>
           <w:p>
             <w:pPr>
@@ -343,7 +325,7 @@
         </w:tc>
         <w:tc>
           <w:tcPr>
-            <w:tcW w:type="dxa" w:w="3120"/>
+            <w:tcW w:type="dxa" w:w="3009"/>
           </w:tcPr>
           <w:p>
             <w:pPr>
@@ -360,7 +342,7 @@
         </w:tc>
         <w:tc>
           <w:tcPr>
-            <w:tcW w:type="dxa" w:w="3120"/>
+            <w:tcW w:type="dxa" w:w="3009"/>
           </w:tcPr>
           <w:p>
             <w:pPr>
@@ -379,7 +361,7 @@
       <w:tr>
         <w:tc>
           <w:tcPr>
-            <w:tcW w:type="dxa" w:w="3120"/>
+            <w:tcW w:type="dxa" w:w="3009"/>
           </w:tcPr>
           <w:p>
             <w:pPr>
@@ -396,7 +378,7 @@
         </w:tc>
         <w:tc>
           <w:tcPr>
-            <w:tcW w:type="dxa" w:w="3120"/>
+            <w:tcW w:type="dxa" w:w="3009"/>
           </w:tcPr>
           <w:p>
             <w:pPr>
@@ -413,7 +395,7 @@
         </w:tc>
         <w:tc>
           <w:tcPr>
-            <w:tcW w:type="dxa" w:w="3120"/>
+            <w:tcW w:type="dxa" w:w="3009"/>
           </w:tcPr>
           <w:p>
             <w:pPr>
@@ -432,60 +414,7 @@
       <w:tr>
         <w:tc>
           <w:tcPr>
-            <w:tcW w:type="dxa" w:w="3120"/>
-          </w:tcPr>
-          <w:p>
-            <w:pPr>
-              <w:spacing w:line="240" w:lineRule="auto" w:after="40"/>
-            </w:pPr>
-            <w:r>
-              <w:rPr>
-                <w:rFonts w:ascii="Times New Roman" w:hAnsi="Times New Roman"/>
-                <w:sz w:val="20"/>
-              </w:rPr>
-              <w:t>2022-07-01</w:t>
-            </w:r>
-          </w:p>
-        </w:tc>
-        <w:tc>
-          <w:tcPr>
-            <w:tcW w:type="dxa" w:w="3120"/>
-          </w:tcPr>
-          <w:p>
-            <w:pPr>
-              <w:spacing w:line="240" w:lineRule="auto" w:after="40"/>
-            </w:pPr>
-            <w:r>
-              <w:rPr>
-                <w:rFonts w:ascii="Times New Roman" w:hAnsi="Times New Roman"/>
-                <w:sz w:val="20"/>
-              </w:rPr>
-              <w:t>Lov om betalinger, § 81</w:t>
-            </w:r>
-          </w:p>
-        </w:tc>
-        <w:tc>
-          <w:tcPr>
-            <w:tcW w:type="dxa" w:w="3120"/>
-          </w:tcPr>
-          <w:p>
-            <w:pPr>
-              <w:spacing w:line="240" w:lineRule="auto" w:after="40"/>
-            </w:pPr>
-            <w:r>
-              <w:rPr>
-                <w:rFonts w:ascii="Times New Roman" w:hAnsi="Times New Roman"/>
-                <w:sz w:val="20"/>
-              </w:rPr>
-              <w:t>Kontantreglen amended</w:t>
-            </w:r>
-          </w:p>
-        </w:tc>
-      </w:tr>
-      <w:tr>
-        <w:tc>
-          <w:tcPr>
-            <w:tcW w:type="dxa" w:w="3120"/>
+            <w:tcW w:type="dxa" w:w="3009"/>
           </w:tcPr>
           <w:p>
             <w:pPr>
@@ -502,7 +431,7 @@
         </w:tc>
         <w:tc>
           <w:tcPr>
-            <w:tcW w:type="dxa" w:w="3120"/>
+            <w:tcW w:type="dxa" w:w="3009"/>
           </w:tcPr>
           <w:p>
             <w:pPr>
@@ -519,7 +448,7 @@
         </w:tc>
         <w:tc>
           <w:tcPr>
-            <w:tcW w:type="dxa" w:w="3120"/>
+            <w:tcW w:type="dxa" w:w="3009"/>
           </w:tcPr>
           <w:p>
             <w:pPr>
@@ -550,7 +479,7 @@
       <w:r>
         <w:drawing>
           <wp:inline xmlns:a="http://schemas.openxmlformats.org/drawingml/2006/main" xmlns:pic="http://schemas.openxmlformats.org/drawingml/2006/picture">
-            <wp:extent cx="5760000" cy="3236110"/>
+            <wp:extent cx="5580000" cy="3134982"/>
             <wp:docPr id="1" name="Picture 1"/>
             <wp:cNvGraphicFramePr>
               <a:graphicFrameLocks noChangeAspect="1"/>
@@ -571,7 +500,7 @@
                   <pic:spPr>
                     <a:xfrm>
                       <a:off x="0" y="0"/>
-                      <a:ext cx="5760000" cy="3236110"/>
+                      <a:ext cx="5580000" cy="3134982"/>
                     </a:xfrm>
                     <a:prstGeom prst="rect"/>
                   </pic:spPr>
@@ -605,7 +534,7 @@
       <w:r>
         <w:drawing>
           <wp:inline xmlns:a="http://schemas.openxmlformats.org/drawingml/2006/main" xmlns:pic="http://schemas.openxmlformats.org/drawingml/2006/picture">
-            <wp:extent cx="5760000" cy="2920388"/>
+            <wp:extent cx="5580000" cy="2829126"/>
             <wp:docPr id="2" name="Picture 2"/>
             <wp:cNvGraphicFramePr>
               <a:graphicFrameLocks noChangeAspect="1"/>
@@ -626,7 +555,7 @@
                   <pic:spPr>
                     <a:xfrm>
                       <a:off x="0" y="0"/>
-                      <a:ext cx="5760000" cy="2920388"/>
+                      <a:ext cx="5580000" cy="2829126"/>
                     </a:xfrm>
                     <a:prstGeom prst="rect"/>
                   </pic:spPr>
@@ -660,7 +589,7 @@
       <w:r>
         <w:drawing>
           <wp:inline xmlns:a="http://schemas.openxmlformats.org/drawingml/2006/main" xmlns:pic="http://schemas.openxmlformats.org/drawingml/2006/picture">
-            <wp:extent cx="5760000" cy="3413993"/>
+            <wp:extent cx="5580000" cy="3307305"/>
             <wp:docPr id="3" name="Picture 3"/>
             <wp:cNvGraphicFramePr>
               <a:graphicFrameLocks noChangeAspect="1"/>
@@ -681,7 +610,7 @@
                   <pic:spPr>
                     <a:xfrm>
                       <a:off x="0" y="0"/>
-                      <a:ext cx="5760000" cy="3413993"/>
+                      <a:ext cx="5580000" cy="3307305"/>
                     </a:xfrm>
                     <a:prstGeom prst="rect"/>
                   </pic:spPr>
@@ -715,7 +644,7 @@
       <w:r>
         <w:drawing>
           <wp:inline xmlns:a="http://schemas.openxmlformats.org/drawingml/2006/main" xmlns:pic="http://schemas.openxmlformats.org/drawingml/2006/picture">
-            <wp:extent cx="5760000" cy="3923066"/>
+            <wp:extent cx="5580000" cy="3800470"/>
             <wp:docPr id="4" name="Picture 4"/>
             <wp:cNvGraphicFramePr>
               <a:graphicFrameLocks noChangeAspect="1"/>
@@ -736,7 +665,7 @@
                   <pic:spPr>
                     <a:xfrm>
                       <a:off x="0" y="0"/>
-                      <a:ext cx="5760000" cy="3923066"/>
+                      <a:ext cx="5580000" cy="3800470"/>
                     </a:xfrm>
                     <a:prstGeom prst="rect"/>
                   </pic:spPr>
@@ -798,7 +727,7 @@
           <w:i w:val="0"/>
           <w:sz w:val="24"/>
         </w:rPr>
-        <w:t xml:space="preserve"> Denmark leads Europe on citizen adoption and not on firm capability. Eurostat (2026) records that 90.86% of Danish internet users bought online in 2024, third of the twenty-seven member states, while only 38.78% of Danish enterprises make any e-sales, second in the Union behind Lithuania at 43.03% and still under two firms in five (Eurostat 2025b). Intensity rose where breadth did not: e-sales grew from 17.05% of enterprise turnover in 2014 to 33.31% in 2024, against an EU-27 average moving from 16.43% to 19.49% (Figure 5). The same split governs the newest technology. The European Commission (2026) reports that 42.03% of Danish enterprises used artificial intelligence in 2025, comprising 74.52% of large firms against 40.99% of small and medium ones, a gap of 33.53 percentage points (Figure 6). This is not a connectivity failure, since 92.45% of Danish SMEs clear the basic digital-intensity threshold against an EU average of 71.39%. What smaller firms lack is the complementary capital, namely data, systems integration and specialist staff, that converts access into application.</w:t>
+        <w:t xml:space="preserve"> Denmark leads Europe on citizen adoption, not on firm capability. Eurostat (2026) records that 90.86% of Danish internet users bought online in 2024, third of the twenty-seven member states, while only 38.78% of Danish enterprises make any e-sales, second in the Union behind Lithuania at 43.03% and still under two firms in five (Eurostat 2025b). Intensity rose where breadth did not: e-sales grew from 17.05% of enterprise turnover in 2014 to 33.31% in 2024, against an EU-27 average moving from 16.43% to 19.49% (Figure 5). The same split governs the newest technology. The European Commission (2026) reports that 42.03% of Danish enterprises used artificial intelligence in 2025, comprising 74.52% of large firms against 40.99% of small and medium ones, a gap of 33.53 percentage points (Figure 6). This is not a connectivity failure, since 92.45% of Danish SMEs clear the basic digital-intensity threshold against an EU average of 71.39%. What smaller firms lack is the complementary capital, namely data, systems integration and specialist staff, that converts access into application.</w:t>
       </w:r>
     </w:p>
     <w:p>
@@ -840,7 +769,7 @@
           <w:i w:val="0"/>
           <w:sz w:val="24"/>
         </w:rPr>
-        <w:t xml:space="preserve"> share an objective, which is to raise digital investment among firms that would not otherwise make it, and both operate as co-financed grants to small and medium enterprises. They differ in how they choose recipients. SMV:Digital scores applications and funds the highest scorers until the pool is exhausted, the next pool opening on 26 October 2026 (SMV:Digital 2026); </w:t>
+        <w:t xml:space="preserve"> share an objective, to raise digital investment among firms that would not otherwise make it, and both are co-financed grants to small and medium enterprises. They differ in how they choose recipients. SMV:Digital scores applications and funds the highest scorers until the pool is exhausted, the next pool opening on 26 October 2026 (SMV:Digital 2026); </w:t>
       </w:r>
       <w:r>
         <w:rPr>
@@ -882,7 +811,25 @@
           <w:i w:val="0"/>
           <w:sz w:val="24"/>
         </w:rPr>
-        <w:t xml:space="preserve"> Denmark's scheme is the better evidenced of the two. Digitaliseringsstyrelsen (2025b) links recipients to Danmarks Statistik registers and compares them with matched control firms, reporting revenue growth of 18% against the controls' 13% and employment growth of 8% against 4%. Germany has no comparable estimate, and its allocation rule produced a perverse result: the Bundesrechnungshof (2022) found that firms postponed investment while waiting for a favourable draw and recommended that the procedure be discontinued. A lottery makes the grant a prize worth waiting for, and waiting is the opposite of the behaviour the scheme exists to produce.</w:t>
+        <w:t xml:space="preserve"> Denmark's scheme is the better evidenced. Digitaliseringsstyrelsen (2025b) links recipients to Danmarks Statistik registers and compares them with matched controls, reporting revenue growth of 18% against 13% and employment growth of 8% against 4%. No comparable register-linked estimate is published for </w:t>
+      </w:r>
+      <w:r>
+        <w:rPr>
+          <w:rFonts w:ascii="Times New Roman" w:hAnsi="Times New Roman"/>
+          <w:b w:val="0"/>
+          <w:i/>
+          <w:sz w:val="24"/>
+        </w:rPr>
+        <w:t>Digital Jetzt</w:t>
+      </w:r>
+      <w:r>
+        <w:rPr>
+          <w:rFonts w:ascii="Times New Roman" w:hAnsi="Times New Roman"/>
+          <w:b w:val="0"/>
+          <w:i w:val="0"/>
+          <w:sz w:val="24"/>
+        </w:rPr>
+        <w:t>, and its allocation rule drew an objection Denmark's does not face: the Bundesrechnungshof (2022) criticised awarding the funding by lottery rather than on criteria, warning that firms would postpone investment while waiting for a favourable draw, and called for the procedure to be discontinued. A lottery makes the grant a prize worth waiting for, and waiting is the opposite of the behaviour the scheme exists to produce.</w:t>
       </w:r>
     </w:p>
     <w:p>
@@ -906,7 +853,7 @@
           <w:i w:val="0"/>
           <w:sz w:val="24"/>
         </w:rPr>
-        <w:t xml:space="preserve"> Denmark's advantage is narrower than it appears. Matching addresses selection on what the registers record, namely sector, size, age and prior trajectory, and not on what they do not. Selection into a voluntary scheme runs on managerial ambition, an existing digitalisation plan and the slack to write an application, which are the traits that also produce revenue growth. The matched estimate therefore retains an upward bias of unknown size, and neither scheme reaches firms that never apply.</w:t>
+        <w:t xml:space="preserve"> Denmark's advantage is narrower than it appears. Matching addresses selection on what the registers record, namely sector, size, age and prior trajectory, and not on what they do not. Selection into a voluntary scheme runs on managerial ambition and the slack to write an application, the traits that also produce revenue growth, so the matched estimate retains an upward bias of unknown size. Neither scheme reaches firms that never apply.</w:t>
       </w:r>
     </w:p>
     <w:p>
@@ -930,7 +877,7 @@
           <w:i w:val="0"/>
           <w:sz w:val="24"/>
         </w:rPr>
-        <w:t xml:space="preserve"> SMV:Digital already scores applicants, so it already produces a funding threshold; it simply discards the information. Near the cut-off, whether a firm is funded turns on assessor variation rather than on the firm, which makes applicants just above and just below comparable on exactly the unobservables that defeat matching. Retaining the scores and publishing the cut-off would allow a regression discontinuity estimate at administrative cost only, with no change to who receives money. Appendix B specifies the design.</w:t>
+        <w:t xml:space="preserve"> SMV:Digital already scores applicants, so it already produces a funding threshold; it simply discards the information. Near the cut-off, whether a firm is funded turns on assessor variation rather than on the firm, which makes applicants just above and just below comparable on exactly the unobservables that defeat matching. Retaining the scores and publishing the cut-off would allow a regression discontinuity estimate at administrative cost only. Appendix B specifies the design.</w:t>
       </w:r>
     </w:p>
     <w:p>
@@ -941,7 +888,7 @@
       <w:r>
         <w:drawing>
           <wp:inline xmlns:a="http://schemas.openxmlformats.org/drawingml/2006/main" xmlns:pic="http://schemas.openxmlformats.org/drawingml/2006/picture">
-            <wp:extent cx="5760000" cy="3040198"/>
+            <wp:extent cx="5580000" cy="2945192"/>
             <wp:docPr id="5" name="Picture 5"/>
             <wp:cNvGraphicFramePr>
               <a:graphicFrameLocks noChangeAspect="1"/>
@@ -962,7 +909,7 @@
                   <pic:spPr>
                     <a:xfrm>
                       <a:off x="0" y="0"/>
-                      <a:ext cx="5760000" cy="3040198"/>
+                      <a:ext cx="5580000" cy="2945192"/>
                     </a:xfrm>
                     <a:prstGeom prst="rect"/>
                   </pic:spPr>
@@ -996,7 +943,7 @@
       <w:r>
         <w:drawing>
           <wp:inline xmlns:a="http://schemas.openxmlformats.org/drawingml/2006/main" xmlns:pic="http://schemas.openxmlformats.org/drawingml/2006/picture">
-            <wp:extent cx="5760000" cy="3250235"/>
+            <wp:extent cx="5580000" cy="3148665"/>
             <wp:docPr id="6" name="Picture 6"/>
             <wp:cNvGraphicFramePr>
               <a:graphicFrameLocks noChangeAspect="1"/>
@@ -1017,7 +964,7 @@
                   <pic:spPr>
                     <a:xfrm>
                       <a:off x="0" y="0"/>
-                      <a:ext cx="5760000" cy="3250235"/>
+                      <a:ext cx="5580000" cy="3148665"/>
                     </a:xfrm>
                     <a:prstGeom prst="rect"/>
                   </pic:spPr>
@@ -1070,7 +1017,7 @@
           <w:i w:val="0"/>
           <w:sz w:val="24"/>
         </w:rPr>
-        <w:t>Sustainable Development Goal 12, on responsible consumption and production, is the goal Danish digitalisation has most clearly moved, and it has moved it in both directions. Digital infrastructure substitutes information for materials at the point of use and creates a new material stream at the point of disposal. Denmark is unusually far along the first and unusually far behind on the second.</w:t>
+        <w:t>Sustainable Development Goal 12, on responsible consumption and production, is the goal Danish digitalisation has most clearly moved, and it has moved it in both directions. Digital infrastructure substitutes information for materials at the point of use and creates a new material stream at disposal. Denmark is unusually far along the first and unusually far behind on the second.</w:t>
       </w:r>
     </w:p>
     <w:p>
@@ -1094,7 +1041,7 @@
           <w:i w:val="0"/>
           <w:sz w:val="24"/>
         </w:rPr>
-        <w:t xml:space="preserve"> The mandate's audited benefit is a dematerialisation benefit. Rigsrevisionen (2016) could verify roughly DKK 450 million a year of the projected saving from compulsory Digital Post, and the verified component is precisely postage, paper and envelopes. That is a financial figure rather than a tonnage, so it prices the paper avoided rather than weighing it, but the substitution is real and applies to correspondence with every adult in the country. The payment system shows the same substitution privately: cash fell from 23% to 9% of physical retail payments between 2017 and 2025 (Danmarks Nationalbank 2025), removing the printing, transport, storage and destruction physical currency requires.</w:t>
+        <w:t xml:space="preserve"> The mandate's audited benefit is a dematerialisation benefit. Rigsrevisionen (2016) could verify roughly DKK 450 million a year of the projected saving from compulsory Digital Post, and the verified component is precisely postage, paper and envelopes. That is a financial figure rather than a tonnage, so it prices the paper avoided rather than weighing it, but the substitution is real and covers correspondence with every adult in the country. The payment system shows the same substitution privately: cash fell from 23% to 9% of physical retail payments between 2017 and 2025 (Danmarks Nationalbank 2025). That is a share rather than a volume, so it establishes the direction of substitution away from the printing, transport and destruction physical currency requires, and not the quantity of it avoided.</w:t>
       </w:r>
     </w:p>
     <w:p>
@@ -1160,7 +1107,7 @@
           <w:i w:val="0"/>
           <w:sz w:val="24"/>
         </w:rPr>
-        <w:t xml:space="preserve"> No trend can be reported. The source publishes a single year for this indicator, so the 15.37% is a level and not a direction, and the report makes no claim about whether Danish performance is improving.</w:t>
+        <w:t xml:space="preserve"> No trend can be reported. The source publishes a single year for this indicator, so 15.37% is a level and not a direction, and no claim is made about whether Danish performance is improving.</w:t>
       </w:r>
     </w:p>
     <w:p>
@@ -1184,7 +1131,7 @@
           <w:i w:val="0"/>
           <w:sz w:val="24"/>
         </w:rPr>
-        <w:t xml:space="preserve"> The two halves are connected by the same policy. A mandate that requires every adult to transact digitally also requires every adult to hold a device capable of running MitID, so the state has taken a deliberate decision to raise the number of devices in circulation while leaving their end of life to a system recovering a fifth of the European average. Denmark has treated dematerialisation as the environmental case for digitalisation and has not treated circularity as its cost.</w:t>
+        <w:t xml:space="preserve"> The two halves are connected by the same policy. A mandate requiring every adult to transact digitally also requires every adult to hold a device capable of running MitID, and that obligation was justified on an administrative saving alone. The environmental case for Danish digitalisation has been made on dematerialisation; the circularity side of the same goal is where its measured performance is weakest.</w:t>
       </w:r>
     </w:p>
     <w:p>
@@ -1195,7 +1142,7 @@
       <w:r>
         <w:drawing>
           <wp:inline xmlns:a="http://schemas.openxmlformats.org/drawingml/2006/main" xmlns:pic="http://schemas.openxmlformats.org/drawingml/2006/picture">
-            <wp:extent cx="5760000" cy="2284027"/>
+            <wp:extent cx="5580000" cy="2212651"/>
             <wp:docPr id="7" name="Picture 7"/>
             <wp:cNvGraphicFramePr>
               <a:graphicFrameLocks noChangeAspect="1"/>
@@ -1216,7 +1163,7 @@
                   <pic:spPr>
                     <a:xfrm>
                       <a:off x="0" y="0"/>
-                      <a:ext cx="5760000" cy="2284027"/>
+                      <a:ext cx="5580000" cy="2212651"/>
                     </a:xfrm>
                     <a:prstGeom prst="rect"/>
                   </pic:spPr>
@@ -1278,7 +1225,7 @@
           <w:i w:val="0"/>
           <w:sz w:val="24"/>
         </w:rPr>
-        <w:t xml:space="preserve"> The mandate's effects fall most heavily on the oldest citizens, and the only relief available to them is statutory exemption from Digital Post. Digitaliseringsstyrelsen (2026) reports that 20% of Danish citizens aged 75 to 84 hold a formal exemption, rising to 33% among those 85 and over, so one in three of the oldest cohort sits outside a compulsory system. Those are 2022 figures and the rate below is from 2026, so the two are complementary measures rather than points on a trend.</w:t>
+        <w:t xml:space="preserve"> The mandate falls most heavily on the oldest citizens, whose only relief is statutory exemption from Digital Post. Digitaliseringsstyrelsen (2026) reports that nearly one Danish citizen in five aged 75 to 84 holds a formal exemption, rising to roughly one in three among those 85 and over, so a third of the oldest cohort sits outside a compulsory system. Those are 2022 figures and the rate below is from 2026, so the two are complementary rather than points on a trend.</w:t>
       </w:r>
     </w:p>
     <w:p>
@@ -1302,7 +1249,7 @@
           <w:i w:val="0"/>
           <w:sz w:val="24"/>
         </w:rPr>
-        <w:t xml:space="preserve"> In the first quarter of 2026, 4.7% of citizens aged 15 and over, or 238,479 people, were exempt. Exemption is the narrowest available measure of the problem. Figure 8 sets it against four wider estimates, which are not comparable because measure, year and denominator all differ; Appendix C reconciles them. The European Commission (2026) reports that 6.5% of Danes do not use digital public services and 16.5% report difficulty using them, while Digitaliseringsstyrelsen (2025c) and Justitia (2022) put the widest estimates at about a quarter of adults. The counts are clearer than the percentages: exemption reaches 238,479 people, while 16.5% of 6,025,603 (Danmarks Statistik 2026) is roughly 994,000. On the order of three-quarters of a million Danes therefore struggle with a compulsory system while holding no standing outside it.</w:t>
+        <w:t xml:space="preserve"> In the first quarter of 2026, 4.7% of citizens aged 15 and over, or 238,479 people, were exempt, which is the narrowest available measure of the problem. Figure 8 sets it against four wider estimates, which are not comparable because measure, year and denominator all differ; Appendix C reconciles them. The European Commission (2026) reports that 6.5% of Danes do not use digital public services and 16.5% report difficulty using them, while Digitaliseringsstyrelsen (2025c) and Justitia (2022) put the widest estimates at about a quarter of adults. The counts are clearer than the percentages: 16.5% of 6,025,603 (Danmarks Statistik 2026) is roughly 994,000 against 238,479 exempt, so on the order of three-quarters of a million Danes struggle with a compulsory system while holding no standing outside it.</w:t>
       </w:r>
     </w:p>
     <w:p>
@@ -1361,7 +1308,7 @@
       <w:r>
         <w:drawing>
           <wp:inline xmlns:a="http://schemas.openxmlformats.org/drawingml/2006/main" xmlns:pic="http://schemas.openxmlformats.org/drawingml/2006/picture">
-            <wp:extent cx="5760000" cy="3228750"/>
+            <wp:extent cx="5580000" cy="3127852"/>
             <wp:docPr id="8" name="Picture 8"/>
             <wp:cNvGraphicFramePr>
               <a:graphicFrameLocks noChangeAspect="1"/>
@@ -1382,7 +1329,7 @@
                   <pic:spPr>
                     <a:xfrm>
                       <a:off x="0" y="0"/>
-                      <a:ext cx="5760000" cy="3228750"/>
+                      <a:ext cx="5580000" cy="3127852"/>
                     </a:xfrm>
                     <a:prstGeom prst="rect"/>
                   </pic:spPr>
@@ -1416,7 +1363,7 @@
       <w:r>
         <w:drawing>
           <wp:inline xmlns:a="http://schemas.openxmlformats.org/drawingml/2006/main" xmlns:pic="http://schemas.openxmlformats.org/drawingml/2006/picture">
-            <wp:extent cx="5760000" cy="3388442"/>
+            <wp:extent cx="5580000" cy="3282553"/>
             <wp:docPr id="9" name="Picture 9"/>
             <wp:cNvGraphicFramePr>
               <a:graphicFrameLocks noChangeAspect="1"/>
@@ -1437,7 +1384,7 @@
                   <pic:spPr>
                     <a:xfrm>
                       <a:off x="0" y="0"/>
-                      <a:ext cx="5760000" cy="3388442"/>
+                      <a:ext cx="5580000" cy="3282553"/>
                     </a:xfrm>
                     <a:prstGeom prst="rect"/>
                   </pic:spPr>
@@ -1490,7 +1437,7 @@
           <w:i w:val="0"/>
           <w:sz w:val="24"/>
         </w:rPr>
-        <w:t>The session addressed corporate sustainability at PwC rather than digital government, and the connection to Denmark was not one I expected. It rests on an idea running through both halves of the talk: adoption is easy to claim and effect is hard to prove, so what separates them is whether somebody other than the claimant does the measuring.</w:t>
+        <w:t>The session addressed corporate sustainability at PwC rather than digital government, and the connection to Denmark was not one I expected. It rests on an idea running through both halves of the talk: adoption is easy to claim and effect is hard to prove, and what separates them is who does the measuring.</w:t>
       </w:r>
     </w:p>
     <w:p>
@@ -1505,7 +1452,7 @@
           <w:i w:val="0"/>
           <w:sz w:val="24"/>
         </w:rPr>
-        <w:t>Tran (2026) reported that in a PwC survey of Asia-Pacific chief executives, 82% had adopted generative artificial intelligence within five years while far fewer could identify revenue attributable to it. Denmark shows the same gap in its own data. Adoption is high by European standards at 42.03% of enterprises, and it is concentrated: 74.52% of large firms against 40.99% of small and medium ones. Access has been distributed and capability has not, which is the finding Question 2 reaches from Danish evidence and the guest speaker reached from a regional survey.</w:t>
+        <w:t>Tran (2026) reported that in a PwC survey of Asia-Pacific chief executives, 82% had adopted generative artificial intelligence within five years while far fewer could identify revenue attributable to it. Denmark shows the same gap. Adoption is high by European standards at 42.03% of enterprises and it is concentrated, 74.52% of large firms against 40.99% of small and medium ones. Access has been distributed and capability has not, which is the finding Question 2 reaches from Danish evidence and the guest speaker reached from a regional survey.</w:t>
       </w:r>
     </w:p>
     <w:p>
@@ -1520,7 +1467,7 @@
           <w:i w:val="0"/>
           <w:sz w:val="24"/>
         </w:rPr>
-        <w:t>The sustainability half supplied the test. Tran's position was that a corporate net zero commitment means little unless an external body has validated it, because an unvalidated commitment is one the claimant grades itself; PwC's own reduction of 22% against a 2019 baseline is stated against a target the Science Based Targets initiative validated. Applied to Denmark, that standard is uncomfortable. SMV:Digital's headline figures are reported by participants to the body funding the scheme (Digitaliseringsstyrelsen 2025b), which is why Question 2 recommends an evaluation the agency does not run. Denmark's position on ICT waste recovery is measured and published by the European Commission and has not produced a corresponding target, which is disclosure without commitment rather than the reverse.</w:t>
+        <w:t>The sustainability half supplied the test. Tran's position was that a corporate net zero commitment means little unless an external body has validated it, because an unvalidated commitment is one the claimant grades itself; PwC's own reduction of 22% against a 2019 baseline is stated against a target the Science Based Targets initiative validated. Applied to Denmark, that standard is uncomfortable. SMV:Digital's headline figures are reported by participants to the body funding the scheme (Digitaliseringsstyrelsen 2025b), which is why Question 2 recommends an evaluation the agency does not run. The same standard applies to Question 3: Denmark's position on ICT waste recovery is measured and published by an external body rather than self-reported, which is why it can be stated against the EU-27 average at all.</w:t>
       </w:r>
     </w:p>
     <w:p>
@@ -1535,7 +1482,7 @@
           <w:i w:val="0"/>
           <w:sz w:val="24"/>
         </w:rPr>
-        <w:t>One detail transfers directly to policy. Tran put the cost of that validation at USD 10,000 to 25,000, which in practice restricts it to large corporations, and described publicly funded programmes that extend equivalent capability to smaller firms. That is the same instrument, and the same justification, as SMV:Digital. A fixed cost of proving anything, whether emissions or returns, is heavier the smaller the firm bearing it, and closing that gap is a government function in both domains.</w:t>
+        <w:t>One detail transfers directly to policy. Tran put the cost of that validation at USD 10,000 to 25,000, which in practice restricts it to large corporations, and described publicly funded programmes extending equivalent capability to smaller firms. That is the same instrument, and the same justification, as SMV:Digital. A fixed cost of proving anything, emissions or returns, is heavier the smaller the firm bearing it, and closing that gap is a government function in both.</w:t>
       </w:r>
     </w:p>
     <w:p>
@@ -1828,22 +1775,6 @@
           <w:sz w:val="24"/>
         </w:rPr>
         <w:t>Finans Danmark 2025, Institutter, filialer &amp; ansatte, Finans Danmark, Copenhagen, accessed 12 September 2026, &lt;https://finansdanmark.dk/tal-og-data/institutter-filialer-ansatte/&gt;.</w:t>
-      </w:r>
-    </w:p>
-    <w:p>
-      <w:pPr>
-        <w:spacing w:before="0" w:after="160"/>
-        <w:ind w:left="720" w:hanging="720"/>
-        <w:jc w:val="left"/>
-      </w:pPr>
-      <w:r>
-        <w:rPr>
-          <w:rFonts w:ascii="Times New Roman" w:hAnsi="Times New Roman"/>
-          <w:b w:val="0"/>
-          <w:i w:val="0"/>
-          <w:sz w:val="24"/>
-        </w:rPr>
-        <w:t>Finanstilsynet 2025, Kontantreglen, Danish Financial Supervisory Authority, Copenhagen, accessed 12 September 2026.</w:t>
       </w:r>
     </w:p>
     <w:p>
@@ -2031,13 +1962,13 @@
         <w:tblLook w:firstColumn="1" w:firstRow="1" w:lastColumn="0" w:lastRow="0" w:noHBand="0" w:noVBand="1" w:val="04A0"/>
       </w:tblPr>
       <w:tblGrid>
-        <w:gridCol w:w="4680"/>
-        <w:gridCol w:w="4680"/>
+        <w:gridCol w:w="4513"/>
+        <w:gridCol w:w="4513"/>
       </w:tblGrid>
       <w:tr>
         <w:tc>
           <w:tcPr>
-            <w:tcW w:type="dxa" w:w="4680"/>
+            <w:tcW w:type="dxa" w:w="4513"/>
           </w:tcPr>
           <w:p>
             <w:pPr>
@@ -2055,7 +1986,7 @@
         </w:tc>
         <w:tc>
           <w:tcPr>
-            <w:tcW w:type="dxa" w:w="4680"/>
+            <w:tcW w:type="dxa" w:w="4513"/>
           </w:tcPr>
           <w:p>
             <w:pPr>
@@ -2075,7 +2006,7 @@
       <w:tr>
         <w:tc>
           <w:tcPr>
-            <w:tcW w:type="dxa" w:w="4680"/>
+            <w:tcW w:type="dxa" w:w="4513"/>
           </w:tcPr>
           <w:p>
             <w:pPr>
@@ -2093,7 +2024,7 @@
         </w:tc>
         <w:tc>
           <w:tcPr>
-            <w:tcW w:type="dxa" w:w="4680"/>
+            <w:tcW w:type="dxa" w:w="4513"/>
           </w:tcPr>
           <w:p>
             <w:pPr>
@@ -2113,7 +2044,7 @@
       <w:tr>
         <w:tc>
           <w:tcPr>
-            <w:tcW w:type="dxa" w:w="4680"/>
+            <w:tcW w:type="dxa" w:w="4513"/>
           </w:tcPr>
           <w:p>
             <w:pPr>
@@ -2131,7 +2062,7 @@
         </w:tc>
         <w:tc>
           <w:tcPr>
-            <w:tcW w:type="dxa" w:w="4680"/>
+            <w:tcW w:type="dxa" w:w="4513"/>
           </w:tcPr>
           <w:p>
             <w:pPr>
@@ -2151,7 +2082,7 @@
       <w:tr>
         <w:tc>
           <w:tcPr>
-            <w:tcW w:type="dxa" w:w="4680"/>
+            <w:tcW w:type="dxa" w:w="4513"/>
           </w:tcPr>
           <w:p>
             <w:pPr>
@@ -2169,7 +2100,7 @@
         </w:tc>
         <w:tc>
           <w:tcPr>
-            <w:tcW w:type="dxa" w:w="4680"/>
+            <w:tcW w:type="dxa" w:w="4513"/>
           </w:tcPr>
           <w:p>
             <w:pPr>
@@ -2189,7 +2120,7 @@
       <w:tr>
         <w:tc>
           <w:tcPr>
-            <w:tcW w:type="dxa" w:w="4680"/>
+            <w:tcW w:type="dxa" w:w="4513"/>
           </w:tcPr>
           <w:p>
             <w:pPr>
@@ -2207,7 +2138,7 @@
         </w:tc>
         <w:tc>
           <w:tcPr>
-            <w:tcW w:type="dxa" w:w="4680"/>
+            <w:tcW w:type="dxa" w:w="4513"/>
           </w:tcPr>
           <w:p>
             <w:pPr>
@@ -2227,7 +2158,7 @@
       <w:tr>
         <w:tc>
           <w:tcPr>
-            <w:tcW w:type="dxa" w:w="4680"/>
+            <w:tcW w:type="dxa" w:w="4513"/>
           </w:tcPr>
           <w:p>
             <w:pPr>
@@ -2245,7 +2176,7 @@
         </w:tc>
         <w:tc>
           <w:tcPr>
-            <w:tcW w:type="dxa" w:w="4680"/>
+            <w:tcW w:type="dxa" w:w="4513"/>
           </w:tcPr>
           <w:p>
             <w:pPr>
@@ -2265,7 +2196,7 @@
       <w:tr>
         <w:tc>
           <w:tcPr>
-            <w:tcW w:type="dxa" w:w="4680"/>
+            <w:tcW w:type="dxa" w:w="4513"/>
           </w:tcPr>
           <w:p>
             <w:pPr>
@@ -2283,7 +2214,7 @@
         </w:tc>
         <w:tc>
           <w:tcPr>
-            <w:tcW w:type="dxa" w:w="4680"/>
+            <w:tcW w:type="dxa" w:w="4513"/>
           </w:tcPr>
           <w:p>
             <w:pPr>
@@ -2303,7 +2234,7 @@
       <w:tr>
         <w:tc>
           <w:tcPr>
-            <w:tcW w:type="dxa" w:w="4680"/>
+            <w:tcW w:type="dxa" w:w="4513"/>
           </w:tcPr>
           <w:p>
             <w:pPr>
@@ -2321,7 +2252,7 @@
         </w:tc>
         <w:tc>
           <w:tcPr>
-            <w:tcW w:type="dxa" w:w="4680"/>
+            <w:tcW w:type="dxa" w:w="4513"/>
           </w:tcPr>
           <w:p>
             <w:pPr>
@@ -2553,15 +2484,15 @@
         <w:tblLook w:firstColumn="1" w:firstRow="1" w:lastColumn="0" w:lastRow="0" w:noHBand="0" w:noVBand="1" w:val="04A0"/>
       </w:tblPr>
       <w:tblGrid>
-        <w:gridCol w:w="2340"/>
-        <w:gridCol w:w="2340"/>
-        <w:gridCol w:w="2340"/>
-        <w:gridCol w:w="2340"/>
+        <w:gridCol w:w="2256"/>
+        <w:gridCol w:w="2256"/>
+        <w:gridCol w:w="2256"/>
+        <w:gridCol w:w="2256"/>
       </w:tblGrid>
       <w:tr>
         <w:tc>
           <w:tcPr>
-            <w:tcW w:type="dxa" w:w="2340"/>
+            <w:tcW w:type="dxa" w:w="2256"/>
           </w:tcPr>
           <w:p>
             <w:pPr>
@@ -2579,7 +2510,7 @@
         </w:tc>
         <w:tc>
           <w:tcPr>
-            <w:tcW w:type="dxa" w:w="2340"/>
+            <w:tcW w:type="dxa" w:w="2256"/>
           </w:tcPr>
           <w:p>
             <w:pPr>
@@ -2597,7 +2528,7 @@
         </w:tc>
         <w:tc>
           <w:tcPr>
-            <w:tcW w:type="dxa" w:w="2340"/>
+            <w:tcW w:type="dxa" w:w="2256"/>
           </w:tcPr>
           <w:p>
             <w:pPr>
@@ -2615,7 +2546,7 @@
         </w:tc>
         <w:tc>
           <w:tcPr>
-            <w:tcW w:type="dxa" w:w="2340"/>
+            <w:tcW w:type="dxa" w:w="2256"/>
           </w:tcPr>
           <w:p>
             <w:pPr>
@@ -2635,7 +2566,7 @@
       <w:tr>
         <w:tc>
           <w:tcPr>
-            <w:tcW w:type="dxa" w:w="2340"/>
+            <w:tcW w:type="dxa" w:w="2256"/>
           </w:tcPr>
           <w:p>
             <w:pPr>
@@ -2653,7 +2584,7 @@
         </w:tc>
         <w:tc>
           <w:tcPr>
-            <w:tcW w:type="dxa" w:w="2340"/>
+            <w:tcW w:type="dxa" w:w="2256"/>
           </w:tcPr>
           <w:p>
             <w:pPr>
@@ -2671,7 +2602,7 @@
         </w:tc>
         <w:tc>
           <w:tcPr>
-            <w:tcW w:type="dxa" w:w="2340"/>
+            <w:tcW w:type="dxa" w:w="2256"/>
           </w:tcPr>
           <w:p>
             <w:pPr>
@@ -2689,7 +2620,7 @@
         </w:tc>
         <w:tc>
           <w:tcPr>
-            <w:tcW w:type="dxa" w:w="2340"/>
+            <w:tcW w:type="dxa" w:w="2256"/>
           </w:tcPr>
           <w:p>
             <w:pPr>
@@ -2709,7 +2640,7 @@
       <w:tr>
         <w:tc>
           <w:tcPr>
-            <w:tcW w:type="dxa" w:w="2340"/>
+            <w:tcW w:type="dxa" w:w="2256"/>
           </w:tcPr>
           <w:p>
             <w:pPr>
@@ -2727,7 +2658,7 @@
         </w:tc>
         <w:tc>
           <w:tcPr>
-            <w:tcW w:type="dxa" w:w="2340"/>
+            <w:tcW w:type="dxa" w:w="2256"/>
           </w:tcPr>
           <w:p>
             <w:pPr>
@@ -2745,7 +2676,7 @@
         </w:tc>
         <w:tc>
           <w:tcPr>
-            <w:tcW w:type="dxa" w:w="2340"/>
+            <w:tcW w:type="dxa" w:w="2256"/>
           </w:tcPr>
           <w:p>
             <w:pPr>
@@ -2763,7 +2694,7 @@
         </w:tc>
         <w:tc>
           <w:tcPr>
-            <w:tcW w:type="dxa" w:w="2340"/>
+            <w:tcW w:type="dxa" w:w="2256"/>
           </w:tcPr>
           <w:p>
             <w:pPr>
@@ -2969,7 +2900,7 @@
       <w:r>
         <w:drawing>
           <wp:inline xmlns:a="http://schemas.openxmlformats.org/drawingml/2006/main" xmlns:pic="http://schemas.openxmlformats.org/drawingml/2006/picture">
-            <wp:extent cx="5760000" cy="3228413"/>
+            <wp:extent cx="5580000" cy="3127525"/>
             <wp:docPr id="10" name="Picture 10"/>
             <wp:cNvGraphicFramePr>
               <a:graphicFrameLocks noChangeAspect="1"/>
@@ -2990,7 +2921,7 @@
                   <pic:spPr>
                     <a:xfrm>
                       <a:off x="0" y="0"/>
-                      <a:ext cx="5760000" cy="3228413"/>
+                      <a:ext cx="5580000" cy="3127525"/>
                     </a:xfrm>
                     <a:prstGeom prst="rect"/>
                   </pic:spPr>
@@ -3024,7 +2955,7 @@
       <w:r>
         <w:drawing>
           <wp:inline xmlns:a="http://schemas.openxmlformats.org/drawingml/2006/main" xmlns:pic="http://schemas.openxmlformats.org/drawingml/2006/picture">
-            <wp:extent cx="5760000" cy="3552897"/>
+            <wp:extent cx="5580000" cy="3441869"/>
             <wp:docPr id="11" name="Picture 11"/>
             <wp:cNvGraphicFramePr>
               <a:graphicFrameLocks noChangeAspect="1"/>
@@ -3045,7 +2976,7 @@
                   <pic:spPr>
                     <a:xfrm>
                       <a:off x="0" y="0"/>
-                      <a:ext cx="5760000" cy="3552897"/>
+                      <a:ext cx="5580000" cy="3441869"/>
                     </a:xfrm>
                     <a:prstGeom prst="rect"/>
                   </pic:spPr>
@@ -3079,7 +3010,7 @@
       <w:r>
         <w:drawing>
           <wp:inline xmlns:a="http://schemas.openxmlformats.org/drawingml/2006/main" xmlns:pic="http://schemas.openxmlformats.org/drawingml/2006/picture">
-            <wp:extent cx="5760000" cy="3759308"/>
+            <wp:extent cx="5580000" cy="3641829"/>
             <wp:docPr id="12" name="Picture 12"/>
             <wp:cNvGraphicFramePr>
               <a:graphicFrameLocks noChangeAspect="1"/>
@@ -3100,7 +3031,7 @@
                   <pic:spPr>
                     <a:xfrm>
                       <a:off x="0" y="0"/>
-                      <a:ext cx="5760000" cy="3759308"/>
+                      <a:ext cx="5580000" cy="3641829"/>
                     </a:xfrm>
                     <a:prstGeom prst="rect"/>
                   </pic:spPr>
@@ -3243,13 +3174,13 @@
         <w:tblLook w:firstColumn="1" w:firstRow="1" w:lastColumn="0" w:lastRow="0" w:noHBand="0" w:noVBand="1" w:val="04A0"/>
       </w:tblPr>
       <w:tblGrid>
-        <w:gridCol w:w="4680"/>
-        <w:gridCol w:w="4680"/>
+        <w:gridCol w:w="4513"/>
+        <w:gridCol w:w="4513"/>
       </w:tblGrid>
       <w:tr>
         <w:tc>
           <w:tcPr>
-            <w:tcW w:type="dxa" w:w="4680"/>
+            <w:tcW w:type="dxa" w:w="4513"/>
           </w:tcPr>
           <w:p>
             <w:pPr>
@@ -3267,7 +3198,7 @@
         </w:tc>
         <w:tc>
           <w:tcPr>
-            <w:tcW w:type="dxa" w:w="4680"/>
+            <w:tcW w:type="dxa" w:w="4513"/>
           </w:tcPr>
           <w:p>
             <w:pPr>
@@ -3287,7 +3218,7 @@
       <w:tr>
         <w:tc>
           <w:tcPr>
-            <w:tcW w:type="dxa" w:w="4680"/>
+            <w:tcW w:type="dxa" w:w="4513"/>
           </w:tcPr>
           <w:p>
             <w:pPr>
@@ -3305,7 +3236,7 @@
         </w:tc>
         <w:tc>
           <w:tcPr>
-            <w:tcW w:type="dxa" w:w="4680"/>
+            <w:tcW w:type="dxa" w:w="4513"/>
           </w:tcPr>
           <w:p>
             <w:pPr>
@@ -3325,7 +3256,7 @@
       <w:tr>
         <w:tc>
           <w:tcPr>
-            <w:tcW w:type="dxa" w:w="4680"/>
+            <w:tcW w:type="dxa" w:w="4513"/>
           </w:tcPr>
           <w:p>
             <w:pPr>
@@ -3343,7 +3274,7 @@
         </w:tc>
         <w:tc>
           <w:tcPr>
-            <w:tcW w:type="dxa" w:w="4680"/>
+            <w:tcW w:type="dxa" w:w="4513"/>
           </w:tcPr>
           <w:p>
             <w:pPr>
@@ -3363,7 +3294,7 @@
       <w:tr>
         <w:tc>
           <w:tcPr>
-            <w:tcW w:type="dxa" w:w="4680"/>
+            <w:tcW w:type="dxa" w:w="4513"/>
           </w:tcPr>
           <w:p>
             <w:pPr>
@@ -3381,7 +3312,7 @@
         </w:tc>
         <w:tc>
           <w:tcPr>
-            <w:tcW w:type="dxa" w:w="4680"/>
+            <w:tcW w:type="dxa" w:w="4513"/>
           </w:tcPr>
           <w:p>
             <w:pPr>
@@ -3401,7 +3332,7 @@
       <w:tr>
         <w:tc>
           <w:tcPr>
-            <w:tcW w:type="dxa" w:w="4680"/>
+            <w:tcW w:type="dxa" w:w="4513"/>
           </w:tcPr>
           <w:p>
             <w:pPr>
@@ -3419,7 +3350,7 @@
         </w:tc>
         <w:tc>
           <w:tcPr>
-            <w:tcW w:type="dxa" w:w="4680"/>
+            <w:tcW w:type="dxa" w:w="4513"/>
           </w:tcPr>
           <w:p>
             <w:pPr>
@@ -3439,7 +3370,7 @@
       <w:tr>
         <w:tc>
           <w:tcPr>
-            <w:tcW w:type="dxa" w:w="4680"/>
+            <w:tcW w:type="dxa" w:w="4513"/>
           </w:tcPr>
           <w:p>
             <w:pPr>
@@ -3457,7 +3388,7 @@
         </w:tc>
         <w:tc>
           <w:tcPr>
-            <w:tcW w:type="dxa" w:w="4680"/>
+            <w:tcW w:type="dxa" w:w="4513"/>
           </w:tcPr>
           <w:p>
             <w:pPr>
@@ -3477,7 +3408,7 @@
       <w:tr>
         <w:tc>
           <w:tcPr>
-            <w:tcW w:type="dxa" w:w="4680"/>
+            <w:tcW w:type="dxa" w:w="4513"/>
           </w:tcPr>
           <w:p>
             <w:pPr>
@@ -3495,7 +3426,7 @@
         </w:tc>
         <w:tc>
           <w:tcPr>
-            <w:tcW w:type="dxa" w:w="4680"/>
+            <w:tcW w:type="dxa" w:w="4513"/>
           </w:tcPr>
           <w:p>
             <w:pPr>
@@ -3515,7 +3446,7 @@
       <w:tr>
         <w:tc>
           <w:tcPr>
-            <w:tcW w:type="dxa" w:w="4680"/>
+            <w:tcW w:type="dxa" w:w="4513"/>
           </w:tcPr>
           <w:p>
             <w:pPr>
@@ -3533,7 +3464,7 @@
         </w:tc>
         <w:tc>
           <w:tcPr>
-            <w:tcW w:type="dxa" w:w="4680"/>
+            <w:tcW w:type="dxa" w:w="4513"/>
           </w:tcPr>
           <w:p>
             <w:pPr>
@@ -3553,7 +3484,7 @@
       <w:tr>
         <w:tc>
           <w:tcPr>
-            <w:tcW w:type="dxa" w:w="4680"/>
+            <w:tcW w:type="dxa" w:w="4513"/>
           </w:tcPr>
           <w:p>
             <w:pPr>
@@ -3571,7 +3502,7 @@
         </w:tc>
         <w:tc>
           <w:tcPr>
-            <w:tcW w:type="dxa" w:w="4680"/>
+            <w:tcW w:type="dxa" w:w="4513"/>
           </w:tcPr>
           <w:p>
             <w:pPr>
@@ -3591,7 +3522,7 @@
       <w:tr>
         <w:tc>
           <w:tcPr>
-            <w:tcW w:type="dxa" w:w="4680"/>
+            <w:tcW w:type="dxa" w:w="4513"/>
           </w:tcPr>
           <w:p>
             <w:pPr>
@@ -3609,7 +3540,7 @@
         </w:tc>
         <w:tc>
           <w:tcPr>
-            <w:tcW w:type="dxa" w:w="4680"/>
+            <w:tcW w:type="dxa" w:w="4513"/>
           </w:tcPr>
           <w:p>
             <w:pPr>
@@ -3629,7 +3560,7 @@
       <w:tr>
         <w:tc>
           <w:tcPr>
-            <w:tcW w:type="dxa" w:w="4680"/>
+            <w:tcW w:type="dxa" w:w="4513"/>
           </w:tcPr>
           <w:p>
             <w:pPr>
@@ -3647,7 +3578,7 @@
         </w:tc>
         <w:tc>
           <w:tcPr>
-            <w:tcW w:type="dxa" w:w="4680"/>
+            <w:tcW w:type="dxa" w:w="4513"/>
           </w:tcPr>
           <w:p>
             <w:pPr>
@@ -3667,7 +3598,7 @@
       <w:tr>
         <w:tc>
           <w:tcPr>
-            <w:tcW w:type="dxa" w:w="4680"/>
+            <w:tcW w:type="dxa" w:w="4513"/>
           </w:tcPr>
           <w:p>
             <w:pPr>
@@ -3685,7 +3616,7 @@
         </w:tc>
         <w:tc>
           <w:tcPr>
-            <w:tcW w:type="dxa" w:w="4680"/>
+            <w:tcW w:type="dxa" w:w="4513"/>
           </w:tcPr>
           <w:p>
             <w:pPr>
@@ -3705,7 +3636,7 @@
       <w:tr>
         <w:tc>
           <w:tcPr>
-            <w:tcW w:type="dxa" w:w="4680"/>
+            <w:tcW w:type="dxa" w:w="4513"/>
           </w:tcPr>
           <w:p>
             <w:pPr>
@@ -3723,7 +3654,7 @@
         </w:tc>
         <w:tc>
           <w:tcPr>
-            <w:tcW w:type="dxa" w:w="4680"/>
+            <w:tcW w:type="dxa" w:w="4513"/>
           </w:tcPr>
           <w:p>
             <w:pPr>
@@ -3743,7 +3674,7 @@
       <w:tr>
         <w:tc>
           <w:tcPr>
-            <w:tcW w:type="dxa" w:w="4680"/>
+            <w:tcW w:type="dxa" w:w="4513"/>
           </w:tcPr>
           <w:p>
             <w:pPr>
@@ -3761,7 +3692,7 @@
         </w:tc>
         <w:tc>
           <w:tcPr>
-            <w:tcW w:type="dxa" w:w="4680"/>
+            <w:tcW w:type="dxa" w:w="4513"/>
           </w:tcPr>
           <w:p>
             <w:pPr>
@@ -3781,7 +3712,7 @@
       <w:tr>
         <w:tc>
           <w:tcPr>
-            <w:tcW w:type="dxa" w:w="4680"/>
+            <w:tcW w:type="dxa" w:w="4513"/>
           </w:tcPr>
           <w:p>
             <w:pPr>
@@ -3799,7 +3730,7 @@
         </w:tc>
         <w:tc>
           <w:tcPr>
-            <w:tcW w:type="dxa" w:w="4680"/>
+            <w:tcW w:type="dxa" w:w="4513"/>
           </w:tcPr>
           <w:p>
             <w:pPr>
@@ -3819,7 +3750,7 @@
       <w:tr>
         <w:tc>
           <w:tcPr>
-            <w:tcW w:type="dxa" w:w="4680"/>
+            <w:tcW w:type="dxa" w:w="4513"/>
           </w:tcPr>
           <w:p>
             <w:pPr>
@@ -3837,7 +3768,7 @@
         </w:tc>
         <w:tc>
           <w:tcPr>
-            <w:tcW w:type="dxa" w:w="4680"/>
+            <w:tcW w:type="dxa" w:w="4513"/>
           </w:tcPr>
           <w:p>
             <w:pPr>
@@ -3857,7 +3788,7 @@
       <w:tr>
         <w:tc>
           <w:tcPr>
-            <w:tcW w:type="dxa" w:w="4680"/>
+            <w:tcW w:type="dxa" w:w="4513"/>
           </w:tcPr>
           <w:p>
             <w:pPr>
@@ -3875,7 +3806,7 @@
         </w:tc>
         <w:tc>
           <w:tcPr>
-            <w:tcW w:type="dxa" w:w="4680"/>
+            <w:tcW w:type="dxa" w:w="4513"/>
           </w:tcPr>
           <w:p>
             <w:pPr>
@@ -3989,7 +3920,7 @@
           <w:i w:val="0"/>
           <w:sz w:val="24"/>
         </w:rPr>
-        <w:t xml:space="preserve">, the Bundesrechnungshof found that lottery allocation led firms to </w:t>
+        <w:t xml:space="preserve">, the Bundesrechnungshof criticised allocation by lottery rather than on criteria, warning that firms would </w:t>
       </w:r>
       <w:r>
         <w:rPr>
@@ -4108,7 +4039,7 @@
       <w:r>
         <w:drawing>
           <wp:inline xmlns:a="http://schemas.openxmlformats.org/drawingml/2006/main" xmlns:pic="http://schemas.openxmlformats.org/drawingml/2006/picture">
-            <wp:extent cx="5760000" cy="3164796"/>
+            <wp:extent cx="5580000" cy="3065896"/>
             <wp:docPr id="13" name="Picture 13"/>
             <wp:cNvGraphicFramePr>
               <a:graphicFrameLocks noChangeAspect="1"/>
@@ -4129,7 +4060,7 @@
                   <pic:spPr>
                     <a:xfrm>
                       <a:off x="0" y="0"/>
-                      <a:ext cx="5760000" cy="3164796"/>
+                      <a:ext cx="5580000" cy="3065896"/>
                     </a:xfrm>
                     <a:prstGeom prst="rect"/>
                   </pic:spPr>
@@ -4163,7 +4094,7 @@
       <w:r>
         <w:drawing>
           <wp:inline xmlns:a="http://schemas.openxmlformats.org/drawingml/2006/main" xmlns:pic="http://schemas.openxmlformats.org/drawingml/2006/picture">
-            <wp:extent cx="5760000" cy="2770853"/>
+            <wp:extent cx="5580000" cy="2684264"/>
             <wp:docPr id="14" name="Picture 14"/>
             <wp:cNvGraphicFramePr>
               <a:graphicFrameLocks noChangeAspect="1"/>
@@ -4184,7 +4115,7 @@
                   <pic:spPr>
                     <a:xfrm>
                       <a:off x="0" y="0"/>
-                      <a:ext cx="5760000" cy="2770853"/>
+                      <a:ext cx="5580000" cy="2684264"/>
                     </a:xfrm>
                     <a:prstGeom prst="rect"/>
                   </pic:spPr>
@@ -4267,16 +4198,16 @@
         <w:tblLook w:firstColumn="1" w:firstRow="1" w:lastColumn="0" w:lastRow="0" w:noHBand="0" w:noVBand="1" w:val="04A0"/>
       </w:tblPr>
       <w:tblGrid>
-        <w:gridCol w:w="1872"/>
-        <w:gridCol w:w="1872"/>
-        <w:gridCol w:w="1872"/>
-        <w:gridCol w:w="1872"/>
-        <w:gridCol w:w="1872"/>
+        <w:gridCol w:w="1805"/>
+        <w:gridCol w:w="1805"/>
+        <w:gridCol w:w="1805"/>
+        <w:gridCol w:w="1805"/>
+        <w:gridCol w:w="1805"/>
       </w:tblGrid>
       <w:tr>
         <w:tc>
           <w:tcPr>
-            <w:tcW w:type="dxa" w:w="1872"/>
+            <w:tcW w:type="dxa" w:w="1805"/>
           </w:tcPr>
           <w:p>
             <w:pPr>
@@ -4294,7 +4225,7 @@
         </w:tc>
         <w:tc>
           <w:tcPr>
-            <w:tcW w:type="dxa" w:w="1872"/>
+            <w:tcW w:type="dxa" w:w="1805"/>
           </w:tcPr>
           <w:p>
             <w:pPr>
@@ -4312,7 +4243,7 @@
         </w:tc>
         <w:tc>
           <w:tcPr>
-            <w:tcW w:type="dxa" w:w="1872"/>
+            <w:tcW w:type="dxa" w:w="1805"/>
           </w:tcPr>
           <w:p>
             <w:pPr>
@@ -4330,7 +4261,7 @@
         </w:tc>
         <w:tc>
           <w:tcPr>
-            <w:tcW w:type="dxa" w:w="1872"/>
+            <w:tcW w:type="dxa" w:w="1805"/>
           </w:tcPr>
           <w:p>
             <w:pPr>
@@ -4348,7 +4279,7 @@
         </w:tc>
         <w:tc>
           <w:tcPr>
-            <w:tcW w:type="dxa" w:w="1872"/>
+            <w:tcW w:type="dxa" w:w="1805"/>
           </w:tcPr>
           <w:p>
             <w:pPr>
@@ -4368,7 +4299,7 @@
       <w:tr>
         <w:tc>
           <w:tcPr>
-            <w:tcW w:type="dxa" w:w="1872"/>
+            <w:tcW w:type="dxa" w:w="1805"/>
           </w:tcPr>
           <w:p>
             <w:pPr>
@@ -4386,7 +4317,7 @@
         </w:tc>
         <w:tc>
           <w:tcPr>
-            <w:tcW w:type="dxa" w:w="1872"/>
+            <w:tcW w:type="dxa" w:w="1805"/>
           </w:tcPr>
           <w:p>
             <w:pPr>
@@ -4404,7 +4335,7 @@
         </w:tc>
         <w:tc>
           <w:tcPr>
-            <w:tcW w:type="dxa" w:w="1872"/>
+            <w:tcW w:type="dxa" w:w="1805"/>
           </w:tcPr>
           <w:p>
             <w:pPr>
@@ -4422,7 +4353,7 @@
         </w:tc>
         <w:tc>
           <w:tcPr>
-            <w:tcW w:type="dxa" w:w="1872"/>
+            <w:tcW w:type="dxa" w:w="1805"/>
           </w:tcPr>
           <w:p>
             <w:pPr>
@@ -4440,7 +4371,7 @@
         </w:tc>
         <w:tc>
           <w:tcPr>
-            <w:tcW w:type="dxa" w:w="1872"/>
+            <w:tcW w:type="dxa" w:w="1805"/>
           </w:tcPr>
           <w:p>
             <w:pPr>
@@ -4460,7 +4391,7 @@
       <w:tr>
         <w:tc>
           <w:tcPr>
-            <w:tcW w:type="dxa" w:w="1872"/>
+            <w:tcW w:type="dxa" w:w="1805"/>
           </w:tcPr>
           <w:p>
             <w:pPr>
@@ -4478,7 +4409,7 @@
         </w:tc>
         <w:tc>
           <w:tcPr>
-            <w:tcW w:type="dxa" w:w="1872"/>
+            <w:tcW w:type="dxa" w:w="1805"/>
           </w:tcPr>
           <w:p>
             <w:pPr>
@@ -4496,7 +4427,7 @@
         </w:tc>
         <w:tc>
           <w:tcPr>
-            <w:tcW w:type="dxa" w:w="1872"/>
+            <w:tcW w:type="dxa" w:w="1805"/>
           </w:tcPr>
           <w:p>
             <w:pPr>
@@ -4514,7 +4445,7 @@
         </w:tc>
         <w:tc>
           <w:tcPr>
-            <w:tcW w:type="dxa" w:w="1872"/>
+            <w:tcW w:type="dxa" w:w="1805"/>
           </w:tcPr>
           <w:p>
             <w:pPr>
@@ -4532,7 +4463,7 @@
         </w:tc>
         <w:tc>
           <w:tcPr>
-            <w:tcW w:type="dxa" w:w="1872"/>
+            <w:tcW w:type="dxa" w:w="1805"/>
           </w:tcPr>
           <w:p>
             <w:pPr>
@@ -4552,7 +4483,7 @@
       <w:tr>
         <w:tc>
           <w:tcPr>
-            <w:tcW w:type="dxa" w:w="1872"/>
+            <w:tcW w:type="dxa" w:w="1805"/>
           </w:tcPr>
           <w:p>
             <w:pPr>
@@ -4570,7 +4501,7 @@
         </w:tc>
         <w:tc>
           <w:tcPr>
-            <w:tcW w:type="dxa" w:w="1872"/>
+            <w:tcW w:type="dxa" w:w="1805"/>
           </w:tcPr>
           <w:p>
             <w:pPr>
@@ -4588,7 +4519,7 @@
         </w:tc>
         <w:tc>
           <w:tcPr>
-            <w:tcW w:type="dxa" w:w="1872"/>
+            <w:tcW w:type="dxa" w:w="1805"/>
           </w:tcPr>
           <w:p>
             <w:pPr>
@@ -4606,7 +4537,7 @@
         </w:tc>
         <w:tc>
           <w:tcPr>
-            <w:tcW w:type="dxa" w:w="1872"/>
+            <w:tcW w:type="dxa" w:w="1805"/>
           </w:tcPr>
           <w:p>
             <w:pPr>
@@ -4624,7 +4555,7 @@
         </w:tc>
         <w:tc>
           <w:tcPr>
-            <w:tcW w:type="dxa" w:w="1872"/>
+            <w:tcW w:type="dxa" w:w="1805"/>
           </w:tcPr>
           <w:p>
             <w:pPr>
@@ -4644,7 +4575,7 @@
       <w:tr>
         <w:tc>
           <w:tcPr>
-            <w:tcW w:type="dxa" w:w="1872"/>
+            <w:tcW w:type="dxa" w:w="1805"/>
           </w:tcPr>
           <w:p>
             <w:pPr>
@@ -4662,7 +4593,7 @@
         </w:tc>
         <w:tc>
           <w:tcPr>
-            <w:tcW w:type="dxa" w:w="1872"/>
+            <w:tcW w:type="dxa" w:w="1805"/>
           </w:tcPr>
           <w:p>
             <w:pPr>
@@ -4680,7 +4611,7 @@
         </w:tc>
         <w:tc>
           <w:tcPr>
-            <w:tcW w:type="dxa" w:w="1872"/>
+            <w:tcW w:type="dxa" w:w="1805"/>
           </w:tcPr>
           <w:p>
             <w:pPr>
@@ -4698,7 +4629,7 @@
         </w:tc>
         <w:tc>
           <w:tcPr>
-            <w:tcW w:type="dxa" w:w="1872"/>
+            <w:tcW w:type="dxa" w:w="1805"/>
           </w:tcPr>
           <w:p>
             <w:pPr>
@@ -4716,7 +4647,7 @@
         </w:tc>
         <w:tc>
           <w:tcPr>
-            <w:tcW w:type="dxa" w:w="1872"/>
+            <w:tcW w:type="dxa" w:w="1805"/>
           </w:tcPr>
           <w:p>
             <w:pPr>
@@ -4736,7 +4667,7 @@
       <w:tr>
         <w:tc>
           <w:tcPr>
-            <w:tcW w:type="dxa" w:w="1872"/>
+            <w:tcW w:type="dxa" w:w="1805"/>
           </w:tcPr>
           <w:p>
             <w:pPr>
@@ -4754,7 +4685,7 @@
         </w:tc>
         <w:tc>
           <w:tcPr>
-            <w:tcW w:type="dxa" w:w="1872"/>
+            <w:tcW w:type="dxa" w:w="1805"/>
           </w:tcPr>
           <w:p>
             <w:pPr>
@@ -4772,7 +4703,7 @@
         </w:tc>
         <w:tc>
           <w:tcPr>
-            <w:tcW w:type="dxa" w:w="1872"/>
+            <w:tcW w:type="dxa" w:w="1805"/>
           </w:tcPr>
           <w:p>
             <w:pPr>
@@ -4790,7 +4721,7 @@
         </w:tc>
         <w:tc>
           <w:tcPr>
-            <w:tcW w:type="dxa" w:w="1872"/>
+            <w:tcW w:type="dxa" w:w="1805"/>
           </w:tcPr>
           <w:p>
             <w:pPr>
@@ -4808,7 +4739,7 @@
         </w:tc>
         <w:tc>
           <w:tcPr>
-            <w:tcW w:type="dxa" w:w="1872"/>
+            <w:tcW w:type="dxa" w:w="1805"/>
           </w:tcPr>
           <w:p>
             <w:pPr>
@@ -4975,7 +4906,7 @@
       <w:r>
         <w:drawing>
           <wp:inline xmlns:a="http://schemas.openxmlformats.org/drawingml/2006/main" xmlns:pic="http://schemas.openxmlformats.org/drawingml/2006/picture">
-            <wp:extent cx="5760000" cy="3292282"/>
+            <wp:extent cx="5580000" cy="3189398"/>
             <wp:docPr id="15" name="Picture 15"/>
             <wp:cNvGraphicFramePr>
               <a:graphicFrameLocks noChangeAspect="1"/>
@@ -4996,7 +4927,7 @@
                   <pic:spPr>
                     <a:xfrm>
                       <a:off x="0" y="0"/>
-                      <a:ext cx="5760000" cy="3292282"/>
+                      <a:ext cx="5580000" cy="3189398"/>
                     </a:xfrm>
                     <a:prstGeom prst="rect"/>
                   </pic:spPr>
@@ -5398,7 +5329,7 @@
     </w:p>
     <w:sectPr>
       <w:footerReference w:type="default" r:id="rId9"/>
-      <w:pgSz w:w="12240" w:h="15840"/>
+      <w:pgSz w:w="11906" w:h="16838"/>
       <w:pgMar w:top="1440" w:right="1440" w:bottom="1440" w:left="1440" w:header="720" w:footer="720" w:gutter="0"/>
       <w:cols w:space="720"/>
       <w:docGrid w:linePitch="360"/>

--- a/Assignment 2 ECON1596 _ [CLASS GROUP] _ s4040040.docx
+++ b/Assignment 2 ECON1596 _ [CLASS GROUP] _ s4040040.docx
@@ -129,7 +129,7 @@
           <w:i w:val="0"/>
           <w:sz w:val="24"/>
         </w:rPr>
-        <w:t xml:space="preserve"> (Denmark 2012) made a state-run digital mailbox the default legal channel for public correspondence, binding businesses from 2013 and every citizen aged 15 and over from 1 November 2014. Digitaliseringsstyrelsen (2025a) records that the accompanying identity credential, NemID, was replaced by MitID from October 2021 and withdrawn on 31 October 2023. The combination is what distinguishes the Danish case. A mandate alone changes how letters are sent; a mandate plus a universal credential creates shared authentication infrastructure every citizen must hold and any firm may build on without financing its adoption, lowering the fixed cost of services developed on it. Because compulsion accounts for citizens' use, the economic interest lies in what others built there.</w:t>
+        <w:t xml:space="preserve"> (Denmark 2012) made a state-run digital mailbox the default legal channel for public correspondence, binding businesses from 2013 and every citizen aged 15 and over from 1 November 2014. Digitaliseringsstyrelsen (2025a) records that the accompanying credential, NemID, was replaced by MitID from October 2021 and withdrawn on 31 October 2023. The combination is what distinguishes the Danish case. A mandate alone changes how letters are sent; a mandate plus a universal credential creates shared authentication infrastructure every citizen must hold and any firm may build on without financing its adoption, lowering the fixed cost of services built on it. Because compulsion accounts for citizens' use, the economic interest lies in what others built there.</w:t>
       </w:r>
     </w:p>
     <w:p>
@@ -153,7 +153,7 @@
           <w:i w:val="0"/>
           <w:sz w:val="24"/>
         </w:rPr>
-        <w:t xml:space="preserve"> Finans Danmark (2025) reports that Danish retail bank branches fell from 2,025 in 2004 to 665 in 2024, a decline of 67.2% (Figure 1). Taken alone that suggests digitalisation eliminated banking employment, but the longer series qualifies it: between 1991 and 2024 financial institutions fell by 76.7%, from 219 to 51, while bank employment fell by only 29.4%, from roughly 51,000 to 36,000 (Figure 2). Staff per surviving institution therefore rose from 233 to 706, an increase of 203%. The technologies doing this are online and mobile banking authenticated by MitID: with identity verification and correspondence on shared national infrastructure, branches ceased to be the distribution channel, output per institution rose and the sector consolidated rather than shed labour. The three series begin in different years and must not be differenced.</w:t>
+        <w:t xml:space="preserve"> Finans Danmark (2025) reports that Danish retail bank branches fell from 2,025 in 2004 to 665 in 2024, a decline of 67.2% (Figure 1). Taken alone that suggests digitalisation eliminated banking employment, but the longer series qualifies it: between 1991 and 2024 financial institutions fell 76.7%, from 219 to 51, while bank employment fell only 29.4%, from roughly 51,000 to 36,000 (Figure 2). Staff per surviving institution rose from 233 to 706. The technologies doing this are online and mobile banking authenticated by MitID: with identity verification and correspondence on shared national infrastructure, branches ceased to be the distribution channel, output per institution rose and the sector consolidated rather than shed labour. The three series begin in different years and must not be differenced.</w:t>
       </w:r>
     </w:p>
     <w:p>
@@ -219,7 +219,7 @@
           <w:i w:val="0"/>
           <w:sz w:val="24"/>
         </w:rPr>
-        <w:t xml:space="preserve"> Whether wider consumer adoption is associated with greater commercial activity can be tested directly. Using data from Eurostat (2026), Figure 4 plots the share of internet users purchasing online against e-sales as a share of enterprise turnover across the European Union in 2024, the turnover measure from a separate extract (Eurostat 2025c). Across the 18 member states reporting both, the fitted slope is +0.602 percentage points of turnover per percentage point of adoption, with a standard error of 0.105 and an R² of 0.674. Appendix A reports the diagnostics. Causation is not established: adoption is measured on consumers and turnover on enterprises, and national income appears on neither axis. Denmark sits above the line by less than one residual standard error and behind three other states, consistent with the European pattern rather than exceptional to it.</w:t>
+        <w:t xml:space="preserve"> Whether wider consumer adoption is associated with greater commercial activity can be tested directly. Using data from Eurostat (2026), Figure 4 plots the share of internet users purchasing online against e-sales as a share of enterprise turnover across the European Union in 2024, the turnover measure from a separate extract (Eurostat 2025d). Across the 18 member states reporting both, the fitted slope is +0.602 percentage points of turnover per percentage point of adoption, with a standard error of 0.105 and an R² of 0.674. Appendix A reports the diagnostics. Causation is not established: adoption is measured on consumers and turnover on enterprises, and national income appears on neither axis. Denmark sits above the line by less than one residual standard error and behind three other states, consistent with the European pattern rather than exceptional to it.</w:t>
       </w:r>
     </w:p>
     <w:p>
@@ -727,7 +727,7 @@
           <w:i w:val="0"/>
           <w:sz w:val="24"/>
         </w:rPr>
-        <w:t xml:space="preserve"> Denmark leads Europe on citizen adoption, not on firm capability. Eurostat (2026) records that 90.86% of Danish internet users bought online in 2024, third of the twenty-seven member states, while only 38.78% of Danish enterprises make any e-sales, second in the Union behind Lithuania at 43.03% and still under two firms in five (Eurostat 2025b). Intensity rose where breadth did not: e-sales grew from 17.05% of enterprise turnover in 2014 to 33.31% in 2024, against an EU-27 average moving from 16.43% to 19.49% (Figure 5). The same split governs the newest technology. The European Commission (2026) reports that 42.03% of Danish enterprises used artificial intelligence in 2025, comprising 74.52% of large firms against 40.99% of small and medium ones, a gap of 33.53 percentage points (Figure 6). This is not a connectivity failure, since 92.45% of Danish SMEs clear the basic digital-intensity threshold against an EU average of 71.39%. What smaller firms lack is the complementary capital, namely data, systems integration and specialist staff, that converts access into application.</w:t>
+        <w:t xml:space="preserve"> Denmark leads Europe on citizen adoption, not on firm capability. Eurostat (2025b) records that 98.5% of Danish individuals aged 16 to 74 used the website or app of a public authority in 2024, the highest share in the Union against an EU-27 average of 70.0%. Firm-side adoption is not comparable: only 38.78% of Danish enterprises make any e-sales, second in the Union behind Lithuania at 43.03% and still under two firms in five (Eurostat 2025c). Intensity rose where breadth did not: e-sales grew from 17.05% of enterprise turnover in 2014 to 33.31% in 2024, against an EU-27 average moving from 16.43% to 19.49% (Figure 5). The same split governs the newest technology. The European Commission (2026) reports that 42.03% of Danish enterprises used artificial intelligence in 2025, comprising 74.52% of large firms against 40.99% of small and medium ones, a gap of 33.53 percentage points (Figure 6). This is not a connectivity failure, since 92.45% of Danish SMEs clear the basic digital-intensity threshold against an EU average of 71.39%. What smaller firms lack is the complementary capital, namely data, systems integration and specialist staff, that converts access into application.</w:t>
       </w:r>
     </w:p>
     <w:p>
@@ -1726,7 +1726,7 @@
           <w:i w:val="0"/>
           <w:sz w:val="24"/>
         </w:rPr>
-        <w:t>Eurostat 2025b, EU enterprises' online sales reach new heights, European Commission, Luxembourg, accessed 12 September 2026.</w:t>
+        <w:t>Eurostat 2025b, E-government activities of individuals via websites, dataset isoc_ciegi_ac, Eurostat, Luxembourg, accessed 14 September 2026, &lt;https://ec.europa.eu/eurostat/databrowser/view/isoc_ciegi_ac/default/table?lang=en&gt;.</w:t>
       </w:r>
     </w:p>
     <w:p>
@@ -1742,7 +1742,23 @@
           <w:i w:val="0"/>
           <w:sz w:val="24"/>
         </w:rPr>
-        <w:t>Eurostat 2025c, Share of enterprises' turnover on e-commerce (tin00110), European Commission, Luxembourg, accessed 12 September 2026.</w:t>
+        <w:t>Eurostat 2025c, EU enterprises' online sales reach new heights, European Commission, Luxembourg, accessed 12 September 2026.</w:t>
+      </w:r>
+    </w:p>
+    <w:p>
+      <w:pPr>
+        <w:spacing w:before="0" w:after="160"/>
+        <w:ind w:left="720" w:hanging="720"/>
+        <w:jc w:val="left"/>
+      </w:pPr>
+      <w:r>
+        <w:rPr>
+          <w:rFonts w:ascii="Times New Roman" w:hAnsi="Times New Roman"/>
+          <w:b w:val="0"/>
+          <w:i w:val="0"/>
+          <w:sz w:val="24"/>
+        </w:rPr>
+        <w:t>Eurostat 2025d, Share of enterprises' turnover on e-commerce (tin00110), European Commission, Luxembourg, accessed 12 September 2026.</w:t>
       </w:r>
     </w:p>
     <w:p>
@@ -1937,7 +1953,7 @@
           <w:i w:val="0"/>
           <w:sz w:val="24"/>
         </w:rPr>
-        <w:t>This appendix supports the regression reported in Question 1. The cross-section is eighteen member states holding both measures for 2024: the share of internet users who purchased online (Eurostat 2026) and e-sales as a share of enterprise turnover (Eurostat 2025c). All computation is reproducible from `02_MASTER`; the workbook computes the same statistics as live formulas on sheet `F6_ADOPT_BENEFIT`.</w:t>
+        <w:t>This appendix supports the regression reported in Question 1. The cross-section is eighteen member states holding both measures for 2024: the share of internet users who purchased online (Eurostat 2026) and e-sales as a share of enterprise turnover (Eurostat 2025d). All computation is reproducible from `02_MASTER`; the workbook computes the same statistics as live formulas on sheet `F6_ADOPT_BENEFIT`.</w:t>
       </w:r>
     </w:p>
     <w:p>

--- a/Assignment 2 ECON1596 _ [CLASS GROUP] _ s4040040.docx
+++ b/Assignment 2 ECON1596 _ [CLASS GROUP] _ s4040040.docx
@@ -129,7 +129,7 @@
           <w:i w:val="0"/>
           <w:sz w:val="24"/>
         </w:rPr>
-        <w:t xml:space="preserve"> (Denmark 2012) made a state-run digital mailbox the default legal channel for public correspondence, binding businesses from 2013 and every citizen aged 15 and over from 1 November 2014. Digitaliseringsstyrelsen (2025a) records that the accompanying credential, NemID, was replaced by MitID from October 2021 and withdrawn on 31 October 2023. The combination is what distinguishes the Danish case. A mandate alone changes how letters are sent; a mandate plus a universal credential creates shared authentication infrastructure every citizen must hold and any firm may build on without financing its adoption, lowering the fixed cost of services built on it. Because compulsion accounts for citizens' use, the economic interest lies in what others built there.</w:t>
+        <w:t xml:space="preserve"> (Denmark 2012) made a state-run digital mailbox the default legal channel for public correspondence, binding businesses from 2013 and every citizen aged 15 and over from 1 November 2014. Table 1 dates the accompanying credential: NemID gave way to MitID, withdrawn on 31 October 2023. The combination is what distinguishes the Danish case. A mandate alone changes how letters are sent; a mandate plus a universal credential creates shared authentication infrastructure every citizen must hold and any firm may build on without financing its adoption, lowering the fixed cost of services built on it. The mandate worked as an adoption instrument: Eurostat (2025b) records that 98.5% of Danish individuals aged 16 to 74 used a public authority website or app during 2024, the highest share in the Union against an EU-27 average of 70.0%. Because compulsion accounts for that use, the economic interest lies in what others built on the same infrastructure.</w:t>
       </w:r>
     </w:p>
     <w:p>
@@ -195,7 +195,7 @@
           <w:i w:val="0"/>
           <w:sz w:val="24"/>
         </w:rPr>
-        <w:t xml:space="preserve"> of payments in physical retail between 2017 and 2025, while card-based mobile wallets reached 32% of the same measure (Figure 3). Much of this is displacement within digital instruments rather than new digitalisation, because wallet payments are card payments and the physical card share fell from 73% to 54%. What changed for consumers was the interface, not the rails underneath, which is the kind of innovation shared infrastructure makes cheap to attempt.</w:t>
+        <w:t xml:space="preserve"> of payments in physical retail between 2017 and 2025, while card-based mobile wallets reached 32% of the same measure (Figure 3). Much of this is displacement within digital instruments rather than new digitalisation, because wallet payments are card payments and the physical card share fell from 73% to 54%. What changed was the interface, not the rails underneath, which is the kind of innovation shared infrastructure makes cheap to attempt.</w:t>
       </w:r>
     </w:p>
     <w:p>
@@ -219,7 +219,7 @@
           <w:i w:val="0"/>
           <w:sz w:val="24"/>
         </w:rPr>
-        <w:t xml:space="preserve"> Whether wider consumer adoption is associated with greater commercial activity can be tested directly. Using data from Eurostat (2026), Figure 4 plots the share of internet users purchasing online against e-sales as a share of enterprise turnover across the European Union in 2024, the turnover measure from a separate extract (Eurostat 2025d). Across the 18 member states reporting both, the fitted slope is +0.602 percentage points of turnover per percentage point of adoption, with a standard error of 0.105 and an R² of 0.674. Appendix A reports the diagnostics. Causation is not established: adoption is measured on consumers and turnover on enterprises, and national income appears on neither axis. Denmark sits above the line by less than one residual standard error and behind three other states, consistent with the European pattern rather than exceptional to it.</w:t>
+        <w:t xml:space="preserve"> Whether wider consumer adoption is associated with greater commercial activity can be tested directly. Using Eurostat (2026), Figure 4 plots the share of internet users purchasing online against e-sales as a share of enterprise turnover across the Union in 2024, the turnover measure from a separate extract (Eurostat 2025d). Across the 18 member states reporting both, the fitted slope is +0.602 percentage points of turnover per percentage point of adoption, with a standard error of 0.105 and an R² of 0.674. Appendix A reports the diagnostics. Causation is not established: adoption is measured on consumers and turnover on enterprises, and national income appears on neither axis. Denmark sits above the line by less than one residual standard error and behind three other states, consistent with the European pattern rather than exceptional to it.</w:t>
       </w:r>
     </w:p>
     <w:p>
@@ -245,14 +245,15 @@
         <w:tblLook w:firstColumn="1" w:firstRow="1" w:lastColumn="0" w:lastRow="0" w:noHBand="0" w:noVBand="1" w:val="04A0"/>
       </w:tblPr>
       <w:tblGrid>
-        <w:gridCol w:w="3009"/>
-        <w:gridCol w:w="3009"/>
-        <w:gridCol w:w="3009"/>
+        <w:gridCol w:w="2256"/>
+        <w:gridCol w:w="2256"/>
+        <w:gridCol w:w="2256"/>
+        <w:gridCol w:w="2256"/>
       </w:tblGrid>
       <w:tr>
         <w:tc>
           <w:tcPr>
-            <w:tcW w:type="dxa" w:w="3009"/>
+            <w:tcW w:type="dxa" w:w="2256"/>
           </w:tcPr>
           <w:p>
             <w:pPr>
@@ -270,7 +271,7 @@
         </w:tc>
         <w:tc>
           <w:tcPr>
-            <w:tcW w:type="dxa" w:w="3009"/>
+            <w:tcW w:type="dxa" w:w="2256"/>
           </w:tcPr>
           <w:p>
             <w:pPr>
@@ -288,7 +289,7 @@
         </w:tc>
         <w:tc>
           <w:tcPr>
-            <w:tcW w:type="dxa" w:w="3009"/>
+            <w:tcW w:type="dxa" w:w="2256"/>
           </w:tcPr>
           <w:p>
             <w:pPr>
@@ -304,11 +305,29 @@
             </w:r>
           </w:p>
         </w:tc>
+        <w:tc>
+          <w:tcPr>
+            <w:tcW w:type="dxa" w:w="2256"/>
+          </w:tcPr>
+          <w:p>
+            <w:pPr>
+              <w:spacing w:line="240" w:lineRule="auto" w:after="40"/>
+            </w:pPr>
+            <w:r>
+              <w:rPr>
+                <w:rFonts w:ascii="Times New Roman" w:hAnsi="Times New Roman"/>
+                <w:b/>
+                <w:sz w:val="20"/>
+              </w:rPr>
+              <w:t>Source</w:t>
+            </w:r>
+          </w:p>
+        </w:tc>
       </w:tr>
       <w:tr>
         <w:tc>
           <w:tcPr>
-            <w:tcW w:type="dxa" w:w="3009"/>
+            <w:tcW w:type="dxa" w:w="2256"/>
           </w:tcPr>
           <w:p>
             <w:pPr>
@@ -325,7 +344,7 @@
         </w:tc>
         <w:tc>
           <w:tcPr>
-            <w:tcW w:type="dxa" w:w="3009"/>
+            <w:tcW w:type="dxa" w:w="2256"/>
           </w:tcPr>
           <w:p>
             <w:pPr>
@@ -342,7 +361,7 @@
         </w:tc>
         <w:tc>
           <w:tcPr>
-            <w:tcW w:type="dxa" w:w="3009"/>
+            <w:tcW w:type="dxa" w:w="2256"/>
           </w:tcPr>
           <w:p>
             <w:pPr>
@@ -357,11 +376,28 @@
             </w:r>
           </w:p>
         </w:tc>
+        <w:tc>
+          <w:tcPr>
+            <w:tcW w:type="dxa" w:w="2256"/>
+          </w:tcPr>
+          <w:p>
+            <w:pPr>
+              <w:spacing w:line="240" w:lineRule="auto" w:after="40"/>
+            </w:pPr>
+            <w:r>
+              <w:rPr>
+                <w:rFonts w:ascii="Times New Roman" w:hAnsi="Times New Roman"/>
+                <w:sz w:val="20"/>
+              </w:rPr>
+              <w:t>Denmark 2012</w:t>
+            </w:r>
+          </w:p>
+        </w:tc>
       </w:tr>
       <w:tr>
         <w:tc>
           <w:tcPr>
-            <w:tcW w:type="dxa" w:w="3009"/>
+            <w:tcW w:type="dxa" w:w="2256"/>
           </w:tcPr>
           <w:p>
             <w:pPr>
@@ -378,7 +414,7 @@
         </w:tc>
         <w:tc>
           <w:tcPr>
-            <w:tcW w:type="dxa" w:w="3009"/>
+            <w:tcW w:type="dxa" w:w="2256"/>
           </w:tcPr>
           <w:p>
             <w:pPr>
@@ -395,7 +431,7 @@
         </w:tc>
         <w:tc>
           <w:tcPr>
-            <w:tcW w:type="dxa" w:w="3009"/>
+            <w:tcW w:type="dxa" w:w="2256"/>
           </w:tcPr>
           <w:p>
             <w:pPr>
@@ -410,11 +446,28 @@
             </w:r>
           </w:p>
         </w:tc>
+        <w:tc>
+          <w:tcPr>
+            <w:tcW w:type="dxa" w:w="2256"/>
+          </w:tcPr>
+          <w:p>
+            <w:pPr>
+              <w:spacing w:line="240" w:lineRule="auto" w:after="40"/>
+            </w:pPr>
+            <w:r>
+              <w:rPr>
+                <w:rFonts w:ascii="Times New Roman" w:hAnsi="Times New Roman"/>
+                <w:sz w:val="20"/>
+              </w:rPr>
+              <w:t>Digitaliseringsstyrelsen 2025a</w:t>
+            </w:r>
+          </w:p>
+        </w:tc>
       </w:tr>
       <w:tr>
         <w:tc>
           <w:tcPr>
-            <w:tcW w:type="dxa" w:w="3009"/>
+            <w:tcW w:type="dxa" w:w="2256"/>
           </w:tcPr>
           <w:p>
             <w:pPr>
@@ -431,7 +484,7 @@
         </w:tc>
         <w:tc>
           <w:tcPr>
-            <w:tcW w:type="dxa" w:w="3009"/>
+            <w:tcW w:type="dxa" w:w="2256"/>
           </w:tcPr>
           <w:p>
             <w:pPr>
@@ -448,7 +501,7 @@
         </w:tc>
         <w:tc>
           <w:tcPr>
-            <w:tcW w:type="dxa" w:w="3009"/>
+            <w:tcW w:type="dxa" w:w="2256"/>
           </w:tcPr>
           <w:p>
             <w:pPr>
@@ -460,6 +513,23 @@
                 <w:sz w:val="20"/>
               </w:rPr>
               <w:t>NemID fully phased out</w:t>
+            </w:r>
+          </w:p>
+        </w:tc>
+        <w:tc>
+          <w:tcPr>
+            <w:tcW w:type="dxa" w:w="2256"/>
+          </w:tcPr>
+          <w:p>
+            <w:pPr>
+              <w:spacing w:line="240" w:lineRule="auto" w:after="40"/>
+            </w:pPr>
+            <w:r>
+              <w:rPr>
+                <w:rFonts w:ascii="Times New Roman" w:hAnsi="Times New Roman"/>
+                <w:sz w:val="20"/>
+              </w:rPr>
+              <w:t>Digitaliseringsstyrelsen 2025a</w:t>
             </w:r>
           </w:p>
         </w:tc>
@@ -727,7 +797,7 @@
           <w:i w:val="0"/>
           <w:sz w:val="24"/>
         </w:rPr>
-        <w:t xml:space="preserve"> Denmark leads Europe on citizen adoption, not on firm capability. Eurostat (2025b) records that 98.5% of Danish individuals aged 16 to 74 used the website or app of a public authority in 2024, the highest share in the Union against an EU-27 average of 70.0%. Firm-side adoption is not comparable: only 38.78% of Danish enterprises make any e-sales, second in the Union behind Lithuania at 43.03% and still under two firms in five (Eurostat 2025c). Intensity rose where breadth did not: e-sales grew from 17.05% of enterprise turnover in 2014 to 33.31% in 2024, against an EU-27 average moving from 16.43% to 19.49% (Figure 5). The same split governs the newest technology. The European Commission (2026) reports that 42.03% of Danish enterprises used artificial intelligence in 2025, comprising 74.52% of large firms against 40.99% of small and medium ones, a gap of 33.53 percentage points (Figure 6). This is not a connectivity failure, since 92.45% of Danish SMEs clear the basic digital-intensity threshold against an EU average of 71.39%. What smaller firms lack is the complementary capital, namely data, systems integration and specialist staff, that converts access into application.</w:t>
+        <w:t xml:space="preserve"> Denmark leads Europe on citizen adoption but not on firm capability. Against the first place it holds on e-government use, only 38.78% of Danish enterprises make any e-sales, second in the Union behind Lithuania at 43.03% and still under two firms in five (Eurostat 2025c). Intensity rose where breadth did not: e-sales grew from 17.05% of enterprise turnover in 2014 to 33.31% in 2024, against an EU-27 average moving from 16.43% to 19.49% (Figure 5). The same split governs the newest technology. The European Commission (2026) reports that 42.03% of Danish enterprises used artificial intelligence in 2025, comprising 74.52% of large firms against 40.99% of small and medium ones, a gap of 33.53 percentage points (Figure 6). This is not a connectivity failure, since 92.45% of Danish SMEs clear the basic digital-intensity threshold against an EU average of 71.39%. What smaller firms lack is the complementary capital, namely data, systems integration and specialist staff, that converts access into application.</w:t>
       </w:r>
     </w:p>
     <w:p>
@@ -829,7 +899,7 @@
           <w:i w:val="0"/>
           <w:sz w:val="24"/>
         </w:rPr>
-        <w:t>, and its allocation rule drew an objection Denmark's does not face: the Bundesrechnungshof (2022) criticised awarding the funding by lottery rather than on criteria, warning that firms would postpone investment while waiting for a favourable draw, and called for the procedure to be discontinued. A lottery makes the grant a prize worth waiting for, and waiting is the opposite of the behaviour the scheme exists to produce.</w:t>
+        <w:t>, and its allocation rule drew an objection Denmark's does not face: the Bundesrechnungshof (2022) criticised awarding the funding by lottery rather than on criteria, warning that firms would postpone investment while waiting for a favourable draw, and called for the procedure to be discontinued. A lottery makes the grant a prize worth waiting for, and waiting is the opposite of what the scheme exists to produce.</w:t>
       </w:r>
     </w:p>
     <w:p>
@@ -877,7 +947,7 @@
           <w:i w:val="0"/>
           <w:sz w:val="24"/>
         </w:rPr>
-        <w:t xml:space="preserve"> SMV:Digital already scores applicants, so it already produces a funding threshold; it simply discards the information. Near the cut-off, whether a firm is funded turns on assessor variation rather than on the firm, which makes applicants just above and just below comparable on exactly the unobservables that defeat matching. Retaining the scores and publishing the cut-off would allow a regression discontinuity estimate at administrative cost only. Appendix B specifies the design.</w:t>
+        <w:t xml:space="preserve"> SMV:Digital already scores applicants, so it already produces a funding threshold; it simply discards the information. Near the cut-off, whether a firm is funded turns on assessor variation rather than on the firm, which makes applicants just above and just below comparable on exactly the unobservables that defeat matching. Retaining the scores and publishing the cut-off would allow a regression discontinuity estimate at administrative cost only (Appendix B).</w:t>
       </w:r>
     </w:p>
     <w:p>
@@ -1017,7 +1087,7 @@
           <w:i w:val="0"/>
           <w:sz w:val="24"/>
         </w:rPr>
-        <w:t>Sustainable Development Goal 12, on responsible consumption and production, is the goal Danish digitalisation has most clearly moved, and it has moved it in both directions. Digital infrastructure substitutes information for materials at the point of use and creates a new material stream at disposal. Denmark is unusually far along the first and unusually far behind on the second.</w:t>
+        <w:t>Sustainable Development Goal 12, on responsible consumption and production, is the goal Danish digitalisation has most clearly moved, and it has moved it in both directions. Digital infrastructure substitutes information for materials at the point of use and creates a new material stream at disposal. Denmark is unusually far along the first and far behind on the second.</w:t>
       </w:r>
     </w:p>
     <w:p>
@@ -1041,7 +1111,7 @@
           <w:i w:val="0"/>
           <w:sz w:val="24"/>
         </w:rPr>
-        <w:t xml:space="preserve"> The mandate's audited benefit is a dematerialisation benefit. Rigsrevisionen (2016) could verify roughly DKK 450 million a year of the projected saving from compulsory Digital Post, and the verified component is precisely postage, paper and envelopes. That is a financial figure rather than a tonnage, so it prices the paper avoided rather than weighing it, but the substitution is real and covers correspondence with every adult in the country. The payment system shows the same substitution privately: cash fell from 23% to 9% of physical retail payments between 2017 and 2025 (Danmarks Nationalbank 2025). That is a share rather than a volume, so it establishes the direction of substitution away from the printing, transport and destruction physical currency requires, and not the quantity of it avoided.</w:t>
+        <w:t xml:space="preserve"> The mandate's audited benefit is a dematerialisation benefit. Rigsrevisionen (2016) could verify roughly DKK 450 million a year of the projected saving from compulsory Digital Post, and the verified component is precisely postage, paper and envelopes. That is a financial figure rather than a tonnage, so it prices the paper avoided rather than weighing it, but the substitution covers correspondence with every adult in the country. Payments show the same substitution privately: cash fell from 23% to 9% of physical retail payments between 2017 and 2025 (Danmarks Nationalbank 2025). That is a share rather than a volume, so it establishes the direction of the substitution and not its quantity.</w:t>
       </w:r>
     </w:p>
     <w:p>
@@ -1225,7 +1295,7 @@
           <w:i w:val="0"/>
           <w:sz w:val="24"/>
         </w:rPr>
-        <w:t xml:space="preserve"> The mandate falls most heavily on the oldest citizens, whose only relief is statutory exemption from Digital Post. Digitaliseringsstyrelsen (2026) reports that nearly one Danish citizen in five aged 75 to 84 holds a formal exemption, rising to roughly one in three among those 85 and over, so a third of the oldest cohort sits outside a compulsory system. Those are 2022 figures and the rate below is from 2026, so the two are complementary rather than points on a trend.</w:t>
+        <w:t xml:space="preserve"> The mandate falls most heavily on the oldest citizens, whose only relief is statutory exemption from Digital Post. Digitaliseringsstyrelsen (2026) reports that nearly one citizen in five aged 75 to 84 holds a formal exemption, rising to roughly one in three among those 85 and over. Those are 2022 figures against a 2026 rate below, so the two are complementary rather than points on a trend.</w:t>
       </w:r>
     </w:p>
     <w:p>
@@ -1240,7 +1310,7 @@
           <w:i w:val="0"/>
           <w:sz w:val="24"/>
         </w:rPr>
-        <w:t>Effectiveness.</w:t>
+        <w:t>Effectiveness, and what the headline conceals.</w:t>
       </w:r>
       <w:r>
         <w:rPr>
@@ -1249,7 +1319,7 @@
           <w:i w:val="0"/>
           <w:sz w:val="24"/>
         </w:rPr>
-        <w:t xml:space="preserve"> In the first quarter of 2026, 4.7% of citizens aged 15 and over, or 238,479 people, were exempt, which is the narrowest available measure of the problem. Figure 8 sets it against four wider estimates, which are not comparable because measure, year and denominator all differ; Appendix C reconciles them. The European Commission (2026) reports that 6.5% of Danes do not use digital public services and 16.5% report difficulty using them, while Digitaliseringsstyrelsen (2025c) and Justitia (2022) put the widest estimates at about a quarter of adults. The counts are clearer than the percentages: 16.5% of 6,025,603 (Danmarks Statistik 2026) is roughly 994,000 against 238,479 exempt, so on the order of three-quarters of a million Danes struggle with a compulsory system while holding no standing outside it.</w:t>
+        <w:t xml:space="preserve"> The measure on which Denmark ranks first is the one least able to detect this problem. The Eurostat survey behind the 98.5% asks only whether a person interacted online at all, once, in twelve months: it records reach, and is silent on whether the attempt succeeded or was made independently (Figure 8). In the first quarter of 2026, 4.7% of citizens aged 15 and over, or 238,479 people, were exempt, the narrowest available measure of the problem; Figure 9 sets it against four wider estimates that are not comparable because measure, year and denominator all differ, and Appendix C reconciles them. The European Commission (2026) reports that 6.5% of Danes do not use digital public services and 16.5% report difficulty using them, while Digitaliseringsstyrelsen (2025c) and Justitia (2022) put the widest estimates at about a quarter of adults. The counts are clearer than the percentages: 16.5% of 6,025,603 (Danmarks Statistik 2026) is roughly 994,000 against 238,479 exempt, so on the order of three-quarters of a million Danes struggle with a compulsory system while holding no standing outside it.</w:t>
       </w:r>
     </w:p>
     <w:p>
@@ -1273,7 +1343,7 @@
           <w:i w:val="0"/>
           <w:sz w:val="24"/>
         </w:rPr>
-        <w:t xml:space="preserve"> Denmark's weakest age band, those aged 55 to 74, reaches 67.81% with at least basic digital skills against an EU average of 42.60%, and Denmark leads the Union in all three bands (Figure 9). The mandate is calibrated above the bottom of its own distribution, and the exemption criteria are drawn more narrowly than the difficulty they relieve.</w:t>
+        <w:t xml:space="preserve"> Denmark's weakest age band, those aged 55 to 74, reaches 67.81% with at least basic digital skills against an EU average of 42.60%, and leads the Union in all three bands (Figure 10). The mandate is calibrated above the bottom of its own distribution, and the exemption criteria are drawn more narrowly than the difficulty they relieve.</w:t>
       </w:r>
     </w:p>
     <w:p>
@@ -1297,7 +1367,62 @@
           <w:i w:val="0"/>
           <w:sz w:val="24"/>
         </w:rPr>
-        <w:t xml:space="preserve"> The exemption criteria should be widened to admit documented difficulty rather than only the listed statutory grounds. Denmark has already solved the adjacent problem: Folketinget (2023) provided that from June 2023 an exempt citizen is entitled, on request, to a non-digital alternative to any mandatory self-service solution. That reform decoupled the channel from the obligation but left the qualifying criteria untouched, because the right runs only to those already exempt. The Conseil d'État (2022) and the Belgian Cour constitutionnelle (2025) have since attached the entitlement to the difficulty rather than to a prior status (Appendix D).</w:t>
+        <w:t xml:space="preserve"> The exemption criteria should be widened to admit documented difficulty rather than only the listed statutory grounds. Denmark has already solved the adjacent problem: Folketinget (2023) provided that from June 2023 an exempt citizen is entitled, on request, to a non-digital alternative to any mandatory self-service solution. That decoupled the channel from the obligation but left the qualifying criteria untouched, because the right runs only to those already exempt. The Conseil d'État (2022) and the Belgian Cour constitutionnelle (2025) have since attached the entitlement to the difficulty rather than to a prior status (Appendix D).</w:t>
+      </w:r>
+    </w:p>
+    <w:p>
+      <w:pPr>
+        <w:spacing w:before="160" w:after="40"/>
+        <w:jc w:val="center"/>
+      </w:pPr>
+      <w:r>
+        <w:drawing>
+          <wp:inline xmlns:a="http://schemas.openxmlformats.org/drawingml/2006/main" xmlns:pic="http://schemas.openxmlformats.org/drawingml/2006/picture">
+            <wp:extent cx="5580000" cy="2271647"/>
+            <wp:docPr id="8" name="Picture 8"/>
+            <wp:cNvGraphicFramePr>
+              <a:graphicFrameLocks noChangeAspect="1"/>
+            </wp:cNvGraphicFramePr>
+            <a:graphic>
+              <a:graphicData uri="http://schemas.openxmlformats.org/drawingml/2006/picture">
+                <pic:pic>
+                  <pic:nvPicPr>
+                    <pic:cNvPr id="0" name="fig10_reach.png"/>
+                    <pic:cNvPicPr/>
+                  </pic:nvPicPr>
+                  <pic:blipFill>
+                    <a:blip r:embed="rId17"/>
+                    <a:stretch>
+                      <a:fillRect/>
+                    </a:stretch>
+                  </pic:blipFill>
+                  <pic:spPr>
+                    <a:xfrm>
+                      <a:off x="0" y="0"/>
+                      <a:ext cx="5580000" cy="2271647"/>
+                    </a:xfrm>
+                    <a:prstGeom prst="rect"/>
+                  </pic:spPr>
+                </pic:pic>
+              </a:graphicData>
+            </a:graphic>
+          </wp:inline>
+        </w:drawing>
+      </w:r>
+    </w:p>
+    <w:p>
+      <w:pPr>
+        <w:spacing w:before="0" w:after="200" w:line="240" w:lineRule="auto"/>
+        <w:jc w:val="center"/>
+      </w:pPr>
+      <w:r>
+        <w:rPr>
+          <w:rFonts w:ascii="Times New Roman" w:hAnsi="Times New Roman"/>
+          <w:b w:val="0"/>
+          <w:i/>
+          <w:sz w:val="20"/>
+        </w:rPr>
+        <w:t>Figure 8. E-government reach against the measures it cannot see, Denmark. Left panel, Eurostat isoc_ciegi_ac, individuals aged 16 to 74, 2024; right panel, European Commission and Digitaliseringsstyrelsen, 2026, each measure on its own base. The panels are not comparable and are never differenced; workbook F12_REACH.</w:t>
       </w:r>
     </w:p>
     <w:p>
@@ -1309,7 +1434,7 @@
         <w:drawing>
           <wp:inline xmlns:a="http://schemas.openxmlformats.org/drawingml/2006/main" xmlns:pic="http://schemas.openxmlformats.org/drawingml/2006/picture">
             <wp:extent cx="5580000" cy="3127852"/>
-            <wp:docPr id="8" name="Picture 8"/>
+            <wp:docPr id="9" name="Picture 9"/>
             <wp:cNvGraphicFramePr>
               <a:graphicFrameLocks noChangeAspect="1"/>
             </wp:cNvGraphicFramePr>
@@ -1321,7 +1446,7 @@
                     <pic:cNvPicPr/>
                   </pic:nvPicPr>
                   <pic:blipFill>
-                    <a:blip r:embed="rId17"/>
+                    <a:blip r:embed="rId18"/>
                     <a:stretch>
                       <a:fillRect/>
                     </a:stretch>
@@ -1352,7 +1477,7 @@
           <w:i/>
           <w:sz w:val="20"/>
         </w:rPr>
-        <w:t>Figure 8. Five estimates of Danish digital exclusion; denominators and years differ. Workbook F4.</w:t>
+        <w:t>Figure 9. Five estimates of Danish digital exclusion; denominators and years differ. Workbook F4.</w:t>
       </w:r>
     </w:p>
     <w:p>
@@ -1364,7 +1489,7 @@
         <w:drawing>
           <wp:inline xmlns:a="http://schemas.openxmlformats.org/drawingml/2006/main" xmlns:pic="http://schemas.openxmlformats.org/drawingml/2006/picture">
             <wp:extent cx="5580000" cy="3282553"/>
-            <wp:docPr id="9" name="Picture 9"/>
+            <wp:docPr id="10" name="Picture 10"/>
             <wp:cNvGraphicFramePr>
               <a:graphicFrameLocks noChangeAspect="1"/>
             </wp:cNvGraphicFramePr>
@@ -1376,7 +1501,7 @@
                     <pic:cNvPicPr/>
                   </pic:nvPicPr>
                   <pic:blipFill>
-                    <a:blip r:embed="rId18"/>
+                    <a:blip r:embed="rId19"/>
                     <a:stretch>
                       <a:fillRect/>
                     </a:stretch>
@@ -1407,7 +1532,7 @@
           <w:i/>
           <w:sz w:val="20"/>
         </w:rPr>
-        <w:t>Figure 9. Basic digital skills by age band, Denmark and EU-27, 2025. European Commission; workbook F10.</w:t>
+        <w:t>Figure 10. Basic digital skills by age band, Denmark and EU-27, 2025. European Commission; workbook F10.</w:t>
       </w:r>
     </w:p>
     <w:p>
@@ -1467,7 +1592,7 @@
           <w:i w:val="0"/>
           <w:sz w:val="24"/>
         </w:rPr>
-        <w:t>The sustainability half supplied the test. Tran's position was that a corporate net zero commitment means little unless an external body has validated it, because an unvalidated commitment is one the claimant grades itself; PwC's own reduction of 22% against a 2019 baseline is stated against a target the Science Based Targets initiative validated. Applied to Denmark, that standard is uncomfortable. SMV:Digital's headline figures are reported by participants to the body funding the scheme (Digitaliseringsstyrelsen 2025b), which is why Question 2 recommends an evaluation the agency does not run. The same standard applies to Question 3: Denmark's position on ICT waste recovery is measured and published by an external body rather than self-reported, which is why it can be stated against the EU-27 average at all.</w:t>
+        <w:t>The sustainability half supplied the test. Tran's position was that a corporate net zero commitment means little unless an external body has validated it, because an unvalidated commitment is one the claimant grades itself; PwC's own reduction of 22% against a 2019 baseline is stated against a target the Science Based Targets initiative validated. Applied to Denmark, that standard is uncomfortable. SMV:Digital's headline figures are reported by participants to the body funding the scheme (Digitaliseringsstyrelsen 2025b), which is why Question 2 recommends an evaluation the agency does not run. Question 3 meets the same standard from the other side: Denmark's position on ICT waste recovery is measured externally rather than self-reported, which is why it can be stated at all.</w:t>
       </w:r>
     </w:p>
     <w:p>
@@ -1482,7 +1607,7 @@
           <w:i w:val="0"/>
           <w:sz w:val="24"/>
         </w:rPr>
-        <w:t>One detail transfers directly to policy. Tran put the cost of that validation at USD 10,000 to 25,000, which in practice restricts it to large corporations, and described publicly funded programmes extending equivalent capability to smaller firms. That is the same instrument, and the same justification, as SMV:Digital. A fixed cost of proving anything, emissions or returns, is heavier the smaller the firm bearing it, and closing that gap is a government function in both.</w:t>
+        <w:t>One detail transfers directly to policy. Tran put the cost of that validation at USD 10,000 to 25,000, which in practice restricts it to large corporations, and described publicly funded programmes extending equivalent capability to smaller firms. That is the same instrument, and the same justification, as SMV:Digital. A fixed cost of proving anything, emissions or returns, is heavier the smaller the firm bearing it.</w:t>
       </w:r>
     </w:p>
     <w:p>
@@ -2917,7 +3042,7 @@
         <w:drawing>
           <wp:inline xmlns:a="http://schemas.openxmlformats.org/drawingml/2006/main" xmlns:pic="http://schemas.openxmlformats.org/drawingml/2006/picture">
             <wp:extent cx="5580000" cy="3127525"/>
-            <wp:docPr id="10" name="Picture 10"/>
+            <wp:docPr id="11" name="Picture 11"/>
             <wp:cNvGraphicFramePr>
               <a:graphicFrameLocks noChangeAspect="1"/>
             </wp:cNvGraphicFramePr>
@@ -2929,7 +3054,7 @@
                     <pic:cNvPicPr/>
                   </pic:nvPicPr>
                   <pic:blipFill>
-                    <a:blip r:embed="rId19"/>
+                    <a:blip r:embed="rId20"/>
                     <a:stretch>
                       <a:fillRect/>
                     </a:stretch>
@@ -2972,7 +3097,7 @@
         <w:drawing>
           <wp:inline xmlns:a="http://schemas.openxmlformats.org/drawingml/2006/main" xmlns:pic="http://schemas.openxmlformats.org/drawingml/2006/picture">
             <wp:extent cx="5580000" cy="3441869"/>
-            <wp:docPr id="11" name="Picture 11"/>
+            <wp:docPr id="12" name="Picture 12"/>
             <wp:cNvGraphicFramePr>
               <a:graphicFrameLocks noChangeAspect="1"/>
             </wp:cNvGraphicFramePr>
@@ -2984,7 +3109,7 @@
                     <pic:cNvPicPr/>
                   </pic:nvPicPr>
                   <pic:blipFill>
-                    <a:blip r:embed="rId20"/>
+                    <a:blip r:embed="rId21"/>
                     <a:stretch>
                       <a:fillRect/>
                     </a:stretch>
@@ -3027,7 +3152,7 @@
         <w:drawing>
           <wp:inline xmlns:a="http://schemas.openxmlformats.org/drawingml/2006/main" xmlns:pic="http://schemas.openxmlformats.org/drawingml/2006/picture">
             <wp:extent cx="5580000" cy="3641829"/>
-            <wp:docPr id="12" name="Picture 12"/>
+            <wp:docPr id="13" name="Picture 13"/>
             <wp:cNvGraphicFramePr>
               <a:graphicFrameLocks noChangeAspect="1"/>
             </wp:cNvGraphicFramePr>
@@ -3039,7 +3164,7 @@
                     <pic:cNvPicPr/>
                   </pic:nvPicPr>
                   <pic:blipFill>
-                    <a:blip r:embed="rId21"/>
+                    <a:blip r:embed="rId22"/>
                     <a:stretch>
                       <a:fillRect/>
                     </a:stretch>
@@ -4056,7 +4181,7 @@
         <w:drawing>
           <wp:inline xmlns:a="http://schemas.openxmlformats.org/drawingml/2006/main" xmlns:pic="http://schemas.openxmlformats.org/drawingml/2006/picture">
             <wp:extent cx="5580000" cy="3065896"/>
-            <wp:docPr id="13" name="Picture 13"/>
+            <wp:docPr id="14" name="Picture 14"/>
             <wp:cNvGraphicFramePr>
               <a:graphicFrameLocks noChangeAspect="1"/>
             </wp:cNvGraphicFramePr>
@@ -4068,7 +4193,7 @@
                     <pic:cNvPicPr/>
                   </pic:nvPicPr>
                   <pic:blipFill>
-                    <a:blip r:embed="rId22"/>
+                    <a:blip r:embed="rId23"/>
                     <a:stretch>
                       <a:fillRect/>
                     </a:stretch>
@@ -4111,7 +4236,7 @@
         <w:drawing>
           <wp:inline xmlns:a="http://schemas.openxmlformats.org/drawingml/2006/main" xmlns:pic="http://schemas.openxmlformats.org/drawingml/2006/picture">
             <wp:extent cx="5580000" cy="2684264"/>
-            <wp:docPr id="14" name="Picture 14"/>
+            <wp:docPr id="15" name="Picture 15"/>
             <wp:cNvGraphicFramePr>
               <a:graphicFrameLocks noChangeAspect="1"/>
             </wp:cNvGraphicFramePr>
@@ -4123,7 +4248,7 @@
                     <pic:cNvPicPr/>
                   </pic:nvPicPr>
                   <pic:blipFill>
-                    <a:blip r:embed="rId23"/>
+                    <a:blip r:embed="rId24"/>
                     <a:stretch>
                       <a:fillRect/>
                     </a:stretch>
@@ -4923,7 +5048,7 @@
         <w:drawing>
           <wp:inline xmlns:a="http://schemas.openxmlformats.org/drawingml/2006/main" xmlns:pic="http://schemas.openxmlformats.org/drawingml/2006/picture">
             <wp:extent cx="5580000" cy="3189398"/>
-            <wp:docPr id="15" name="Picture 15"/>
+            <wp:docPr id="16" name="Picture 16"/>
             <wp:cNvGraphicFramePr>
               <a:graphicFrameLocks noChangeAspect="1"/>
             </wp:cNvGraphicFramePr>
@@ -4935,7 +5060,7 @@
                     <pic:cNvPicPr/>
                   </pic:nvPicPr>
                   <pic:blipFill>
-                    <a:blip r:embed="rId24"/>
+                    <a:blip r:embed="rId25"/>
                     <a:stretch>
                       <a:fillRect/>
                     </a:stretch>

--- a/Assignment 2 ECON1596 _ [CLASS GROUP] _ s4040040.docx
+++ b/Assignment 2 ECON1596 _ [CLASS GROUP] _ s4040040.docx
@@ -129,7 +129,7 @@
           <w:i w:val="0"/>
           <w:sz w:val="24"/>
         </w:rPr>
-        <w:t xml:space="preserve"> (Denmark 2012) made a state-run digital mailbox the default legal channel for public correspondence, binding businesses from 2013 and every citizen aged 15 and over from 1 November 2014. Table 1 dates the accompanying credential: NemID gave way to MitID, withdrawn on 31 October 2023. The combination is what distinguishes the Danish case. A mandate alone changes how letters are sent; a mandate plus a universal credential creates shared authentication infrastructure every citizen must hold and any firm may build on without financing its adoption, lowering the fixed cost of services built on it. The mandate worked as an adoption instrument: Eurostat (2025b) records that 98.5% of Danish individuals aged 16 to 74 used a public authority website or app during 2024, the highest share in the Union against an EU-27 average of 70.0%. Because compulsion accounts for that use, the economic interest lies in what others built on the same infrastructure.</w:t>
+        <w:t xml:space="preserve"> (Denmark 2012) made a state-run digital mailbox the default legal channel for public correspondence, binding businesses from 2013 and every citizen aged 15 and over from 1 November 2014. Table 1 dates the accompanying credential: MitID replaced NemID, which was withdrawn on 31 October 2023. The combination distinguishes the Danish case. A mandate alone changes how letters are sent; a mandate plus a universal credential creates authentication infrastructure every citizen must hold and any firm may build on without financing its adoption, lowering the fixed cost of services built on it. The mandate worked as an adoption instrument: Eurostat (2025b) records that 98.5% of Danish individuals aged 16 to 74 used a public authority website or app during 2024, the highest share in the Union against an EU-27 average of 70.0%. Because compulsion accounts for that use, the economic interest lies in what others built on the same infrastructure.</w:t>
       </w:r>
     </w:p>
     <w:p>
@@ -153,7 +153,7 @@
           <w:i w:val="0"/>
           <w:sz w:val="24"/>
         </w:rPr>
-        <w:t xml:space="preserve"> Finans Danmark (2025) reports that Danish retail bank branches fell from 2,025 in 2004 to 665 in 2024, a decline of 67.2% (Figure 1). Taken alone that suggests digitalisation eliminated banking employment, but the longer series qualifies it: between 1991 and 2024 financial institutions fell 76.7%, from 219 to 51, while bank employment fell only 29.4%, from roughly 51,000 to 36,000 (Figure 2). Staff per surviving institution rose from 233 to 706. The technologies doing this are online and mobile banking authenticated by MitID: with identity verification and correspondence on shared national infrastructure, branches ceased to be the distribution channel, output per institution rose and the sector consolidated rather than shed labour. The three series begin in different years and must not be differenced.</w:t>
+        <w:t xml:space="preserve"> Finans Danmark (2025) reports that Danish retail bank branches fell from 2,025 in 2004 to 665 in 2024, a decline of 67.2% (Figure 1). Taken alone that suggests digitalisation eliminated banking employment, but the longer series qualifies it: between 1991 and 2024 financial institutions fell 76.7%, from 219 to 51, while bank employment fell only 29.4%, from roughly 51,000 to 36,000 (Figure 2). Staff per surviving institution rose from 233 to 706. The technologies doing this are online and mobile banking authenticated by MitID: with identity verification and correspondence on shared national infrastructure, branches ceased to be the distribution channel, output per institution rose and the sector consolidated rather than shed labour.</w:t>
       </w:r>
     </w:p>
     <w:p>
@@ -219,7 +219,7 @@
           <w:i w:val="0"/>
           <w:sz w:val="24"/>
         </w:rPr>
-        <w:t xml:space="preserve"> Whether wider consumer adoption is associated with greater commercial activity can be tested directly. Using Eurostat (2026), Figure 4 plots the share of internet users purchasing online against e-sales as a share of enterprise turnover across the Union in 2024, the turnover measure from a separate extract (Eurostat 2025d). Across the 18 member states reporting both, the fitted slope is +0.602 percentage points of turnover per percentage point of adoption, with a standard error of 0.105 and an R² of 0.674. Appendix A reports the diagnostics. Causation is not established: adoption is measured on consumers and turnover on enterprises, and national income appears on neither axis. Denmark sits above the line by less than one residual standard error and behind three other states, consistent with the European pattern rather than exceptional to it.</w:t>
+        <w:t xml:space="preserve"> Whether wider consumer adoption is associated with greater commercial activity can be tested. Using Eurostat (2026), Figure 4 plots the share of internet users purchasing online against e-sales as a share of enterprise turnover across the Union in 2024, the turnover measure from a separate extract (Eurostat 2025d). Across the 18 member states reporting both, the fitted slope is +0.602 percentage points of turnover per percentage point of adoption, with a standard error of 0.105 and R² of 0.674. Appendix A reports the diagnostics. Causation is not established: adoption is measured on consumers and turnover on enterprises, and national income appears on neither axis. Denmark sits above the line by less than one residual standard error and behind three other states, consistent with the European pattern rather than exceptional to it.</w:t>
       </w:r>
     </w:p>
     <w:p>
@@ -648,7 +648,7 @@
           <w:i/>
           <w:sz w:val="20"/>
         </w:rPr>
-        <w:t>Figure 2. Danish banking consolidation: institutions, branches, employment; differing base years. Finans Danmark; workbook F9.</w:t>
+        <w:t>Figure 2. Danish banking consolidation: institutions, branches, employment. The three series begin in different years and must never be differenced. Finans Danmark; workbook F9.</w:t>
       </w:r>
     </w:p>
     <w:p>
@@ -797,7 +797,7 @@
           <w:i w:val="0"/>
           <w:sz w:val="24"/>
         </w:rPr>
-        <w:t xml:space="preserve"> Denmark leads Europe on citizen adoption but not on firm capability. Against the first place it holds on e-government use, only 38.78% of Danish enterprises make any e-sales, second in the Union behind Lithuania at 43.03% and still under two firms in five (Eurostat 2025c). Intensity rose where breadth did not: e-sales grew from 17.05% of enterprise turnover in 2014 to 33.31% in 2024, against an EU-27 average moving from 16.43% to 19.49% (Figure 5). The same split governs the newest technology. The European Commission (2026) reports that 42.03% of Danish enterprises used artificial intelligence in 2025, comprising 74.52% of large firms against 40.99% of small and medium ones, a gap of 33.53 percentage points (Figure 6). This is not a connectivity failure, since 92.45% of Danish SMEs clear the basic digital-intensity threshold against an EU average of 71.39%. What smaller firms lack is the complementary capital, namely data, systems integration and specialist staff, that converts access into application.</w:t>
+        <w:t xml:space="preserve"> Denmark leads Europe on citizen adoption but not on firm capability. Its citizens rank first in the Union on e-government use; its firms rank second on e-sales and still only 38.78% of them make any, behind Lithuania at 43.03% and under two firms in five (Eurostat 2025c). A high rank on a low level is the problem, not the achievement. Intensity rose where breadth did not: e-sales grew from 17.05% of enterprise turnover in 2014 to 33.31% in 2024, against an EU-27 average moving from 16.43% to 19.49% (Figure 5). The same split governs the newest technology. The European Commission (2026) reports that 42.03% of Danish enterprises used artificial intelligence in 2025, comprising 74.52% of large firms against 40.99% of small and medium ones, a gap of 33.53 percentage points (Figure 6). This is not a connectivity failure, since 92.45% of Danish SMEs clear the basic digital-intensity threshold against an EU average of 71.39%. What smaller firms lack is the complementary capital, namely data, systems integration and specialist staff, that converts access into application.</w:t>
       </w:r>
     </w:p>
     <w:p>
@@ -1319,7 +1319,7 @@
           <w:i w:val="0"/>
           <w:sz w:val="24"/>
         </w:rPr>
-        <w:t xml:space="preserve"> The measure on which Denmark ranks first is the one least able to detect this problem. The Eurostat survey behind the 98.5% asks only whether a person interacted online at all, once, in twelve months: it records reach, and is silent on whether the attempt succeeded or was made independently (Figure 8). In the first quarter of 2026, 4.7% of citizens aged 15 and over, or 238,479 people, were exempt, the narrowest available measure of the problem; Figure 9 sets it against four wider estimates that are not comparable because measure, year and denominator all differ, and Appendix C reconciles them. The European Commission (2026) reports that 6.5% of Danes do not use digital public services and 16.5% report difficulty using them, while Digitaliseringsstyrelsen (2025c) and Justitia (2022) put the widest estimates at about a quarter of adults. The counts are clearer than the percentages: 16.5% of 6,025,603 (Danmarks Statistik 2026) is roughly 994,000 against 238,479 exempt, so on the order of three-quarters of a million Danes struggle with a compulsory system while holding no standing outside it.</w:t>
+        <w:t xml:space="preserve"> The measure on which Denmark ranks first is the one least able to detect this problem. Eurostat (2025b) puts Danish e-government use at 98.5%, but the survey asks only whether a person interacted online at all, once, in twelve months: it records reach, and is silent on whether the attempt succeeded or was made independently (Figure 8). In the first quarter of 2026, 4.7% of citizens aged 15 and over, or 238,479 people, were exempt, the narrowest available measure of the problem; Figure 9 sets it against four wider estimates that are not comparable because measure, year and denominator all differ, and Appendix C reconciles them. The European Commission (2026) reports that 6.5% of Danes do not use digital public services and 16.5% report difficulty using them, while Digitaliseringsstyrelsen (2025c) and Justitia (2022) put the widest estimates at about a quarter of adults. The counts are clearer than the percentages: 16.5% of 6,025,603 (Danmarks Statistik 2026) is roughly 994,000 against 238,479 exempt, so on the order of three-quarters of a million Danes struggle with a compulsory system while holding no standing outside it.</w:t>
       </w:r>
     </w:p>
     <w:p>

--- a/Assignment 2 ECON1596 _ [CLASS GROUP] _ s4040040.docx
+++ b/Assignment 2 ECON1596 _ [CLASS GROUP] _ s4040040.docx
@@ -129,7 +129,7 @@
           <w:i w:val="0"/>
           <w:sz w:val="24"/>
         </w:rPr>
-        <w:t xml:space="preserve"> (Denmark 2012) made a state-run digital mailbox the default legal channel for public correspondence, binding businesses from 2013 and every citizen aged 15 and over from 1 November 2014. Table 1 dates the accompanying credential: MitID replaced NemID, which was withdrawn on 31 October 2023. The combination distinguishes the Danish case. A mandate alone changes how letters are sent; a mandate plus a universal credential creates authentication infrastructure every citizen must hold and any firm may build on without financing its adoption, lowering the fixed cost of services built on it. The mandate worked as an adoption instrument: Eurostat (2025b) records that 98.5% of Danish individuals aged 16 to 74 used a public authority website or app during 2024, the highest share in the Union against an EU-27 average of 70.0%. Because compulsion accounts for that use, the economic interest lies in what others built on the same infrastructure.</w:t>
+        <w:t xml:space="preserve"> (Denmark 2012) made a state-run digital mailbox the default legal channel for public correspondence, binding businesses from 2013 and every citizen aged 15 and over from 1 November 2014. Table 1 dates the accompanying credential: MitID replaced NemID, which was withdrawn on 31 October 2023. The combination distinguishes the Danish case. A mandate alone changes how letters are sent; a mandate plus a universal credential creates authentication infrastructure every citizen must hold and any firm may build on without financing its adoption, lowering the fixed cost of services built on it. The mandate worked as an adoption instrument: Eurostat (2026a) records that 98.5% of Danish individuals aged 16 to 74 used a public authority website or app during 2024, the highest share in the Union against an EU-27 average of 70.0%. Because compulsion accounts for that use, the economic interest lies in what others built on the same infrastructure.</w:t>
       </w:r>
     </w:p>
     <w:p>
@@ -219,7 +219,7 @@
           <w:i w:val="0"/>
           <w:sz w:val="24"/>
         </w:rPr>
-        <w:t xml:space="preserve"> Whether wider consumer adoption is associated with greater commercial activity can be tested. Using Eurostat (2026), Figure 4 plots the share of internet users purchasing online against e-sales as a share of enterprise turnover across the Union in 2024, the turnover measure from a separate extract (Eurostat 2025d). Across the 18 member states reporting both, the fitted slope is +0.602 percentage points of turnover per percentage point of adoption, with a standard error of 0.105 and R² of 0.674. Appendix A reports the diagnostics. Causation is not established: adoption is measured on consumers and turnover on enterprises, and national income appears on neither axis. Denmark sits above the line by less than one residual standard error and behind three other states, consistent with the European pattern rather than exceptional to it.</w:t>
+        <w:t xml:space="preserve"> Whether wider consumer adoption is associated with greater commercial activity can be tested. Using Eurostat (2026b), Figure 4 plots the share of internet users purchasing online against e-sales as a share of enterprise turnover across the Union in 2024, the turnover measure from a separate extract (Eurostat 2025c). Across the 18 member states reporting both, the fitted slope is +0.602 percentage points of turnover per percentage point of adoption, with a standard error of 0.105 and R² of 0.674. Appendix A reports the diagnostics. Causation is not established: adoption is measured on consumers and turnover on enterprises, and national income appears on neither axis. Denmark sits above the line by less than one residual standard error and behind three other states, consistent with the European pattern rather than exceptional to it.</w:t>
       </w:r>
     </w:p>
     <w:p>
@@ -529,7 +529,7 @@
                 <w:rFonts w:ascii="Times New Roman" w:hAnsi="Times New Roman"/>
                 <w:sz w:val="20"/>
               </w:rPr>
-              <w:t>Digitaliseringsstyrelsen 2025a</w:t>
+              <w:t>Digitaliseringsstyrelsen 2023</w:t>
             </w:r>
           </w:p>
         </w:tc>
@@ -797,7 +797,7 @@
           <w:i w:val="0"/>
           <w:sz w:val="24"/>
         </w:rPr>
-        <w:t xml:space="preserve"> Denmark leads Europe on citizen adoption but not on firm capability. Its citizens rank first in the Union on e-government use; its firms rank second on e-sales and still only 38.78% of them make any, behind Lithuania at 43.03% and under two firms in five (Eurostat 2025c). A high rank on a low level is the problem, not the achievement. Intensity rose where breadth did not: e-sales grew from 17.05% of enterprise turnover in 2014 to 33.31% in 2024, against an EU-27 average moving from 16.43% to 19.49% (Figure 5). The same split governs the newest technology. The European Commission (2026) reports that 42.03% of Danish enterprises used artificial intelligence in 2025, comprising 74.52% of large firms against 40.99% of small and medium ones, a gap of 33.53 percentage points (Figure 6). This is not a connectivity failure, since 92.45% of Danish SMEs clear the basic digital-intensity threshold against an EU average of 71.39%. What smaller firms lack is the complementary capital, namely data, systems integration and specialist staff, that converts access into application.</w:t>
+        <w:t xml:space="preserve"> Denmark leads Europe on citizen adoption but not on firm capability. Its citizens rank first in the Union on e-government use; its firms rank second on e-sales and still only 38.78% of them make any, behind Lithuania at 43.03% and under two firms in five (Eurostat 2025b). A high rank on a low level is the problem, not the achievement. Intensity rose where breadth did not: e-sales grew from 17.05% of enterprise turnover in 2014 to 33.31% in 2024, against an EU-27 average moving from 16.43% to 19.49% (Figure 5). The same split governs the newest technology. The European Commission (2026) reports that 42.03% of Danish enterprises used artificial intelligence in 2025, comprising 74.52% of large firms against 40.99% of small and medium ones, a gap of 33.53 percentage points (Figure 6). This is not a connectivity failure, since 92.45% of Danish SMEs clear the basic digital-intensity threshold against an EU average of 71.39%. What smaller firms lack is the complementary capital, namely data, systems integration and specialist staff, that converts access into application.</w:t>
       </w:r>
     </w:p>
     <w:p>
@@ -1319,7 +1319,7 @@
           <w:i w:val="0"/>
           <w:sz w:val="24"/>
         </w:rPr>
-        <w:t xml:space="preserve"> The measure on which Denmark ranks first is the one least able to detect this problem. Eurostat (2025b) puts Danish e-government use at 98.5%, but the survey asks only whether a person interacted online at all, once, in twelve months: it records reach, and is silent on whether the attempt succeeded or was made independently (Figure 8). In the first quarter of 2026, 4.7% of citizens aged 15 and over, or 238,479 people, were exempt, the narrowest available measure of the problem; Figure 9 sets it against four wider estimates that are not comparable because measure, year and denominator all differ, and Appendix C reconciles them. The European Commission (2026) reports that 6.5% of Danes do not use digital public services and 16.5% report difficulty using them, while Digitaliseringsstyrelsen (2025c) and Justitia (2022) put the widest estimates at about a quarter of adults. The counts are clearer than the percentages: 16.5% of 6,025,603 (Danmarks Statistik 2026) is roughly 994,000 against 238,479 exempt, so on the order of three-quarters of a million Danes struggle with a compulsory system while holding no standing outside it.</w:t>
+        <w:t xml:space="preserve"> The measure on which Denmark ranks first is the one least able to detect this problem. Eurostat (2026a) puts Danish e-government use at 98.5%, but the survey asks only whether a person interacted online at all, once, in twelve months: it records reach, and is silent on whether the attempt succeeded or was made independently (Figure 8). In the first quarter of 2026, 4.7% of citizens aged 15 and over, or 238,479 people, were exempt, the narrowest available measure of the problem; Figure 9 sets it against four wider estimates that are not comparable because measure, year and denominator all differ, and Appendix C reconciles them. The European Commission (2026) reports that 6.5% of Danes do not use digital public services and 16.5% report difficulty using them, while Digitaliseringsstyrelsen (2025c) and Justitia (2022) put the widest estimates at about a quarter of adults. The counts are clearer than the percentages: 16.5% of 6,025,603 (Danmarks Statistik 2026) is roughly 994,000 against 238,479 exempt, so on the order of three-quarters of a million Danes struggle with a compulsory system while holding no standing outside it.</w:t>
       </w:r>
     </w:p>
     <w:p>
@@ -1755,6 +1755,22 @@
           <w:i w:val="0"/>
           <w:sz w:val="24"/>
         </w:rPr>
+        <w:t>Digitaliseringsstyrelsen 2023, NemID is about to be closed, MitID, Agency for Digital Government, Copenhagen, accessed 14 September 2026, &lt;https://www.mitid.dk/en-gb/about-mitid/news/nemid-is-about-to-be-closed/&gt;.</w:t>
+      </w:r>
+    </w:p>
+    <w:p>
+      <w:pPr>
+        <w:spacing w:before="0" w:after="160"/>
+        <w:ind w:left="720" w:hanging="720"/>
+        <w:jc w:val="left"/>
+      </w:pPr>
+      <w:r>
+        <w:rPr>
+          <w:rFonts w:ascii="Times New Roman" w:hAnsi="Times New Roman"/>
+          <w:b w:val="0"/>
+          <w:i w:val="0"/>
+          <w:sz w:val="24"/>
+        </w:rPr>
         <w:t>Digitaliseringsstyrelsen 2025a, Digital Post – lovgivning, Agency for Digital Government, Copenhagen, accessed 12 September 2026.</w:t>
       </w:r>
     </w:p>
@@ -1851,7 +1867,7 @@
           <w:i w:val="0"/>
           <w:sz w:val="24"/>
         </w:rPr>
-        <w:t>Eurostat 2025b, E-government activities of individuals via websites, dataset isoc_ciegi_ac, Eurostat, Luxembourg, accessed 14 September 2026, &lt;https://ec.europa.eu/eurostat/databrowser/view/isoc_ciegi_ac/default/table?lang=en&gt;.</w:t>
+        <w:t>Eurostat 2025b, EU enterprises' online sales reach new heights, European Commission, Luxembourg, accessed 12 September 2026.</w:t>
       </w:r>
     </w:p>
     <w:p>
@@ -1867,7 +1883,7 @@
           <w:i w:val="0"/>
           <w:sz w:val="24"/>
         </w:rPr>
-        <w:t>Eurostat 2025c, EU enterprises' online sales reach new heights, European Commission, Luxembourg, accessed 12 September 2026.</w:t>
+        <w:t>Eurostat 2025c, Share of enterprises' turnover on e-commerce (tin00110), European Commission, Luxembourg, accessed 12 September 2026.</w:t>
       </w:r>
     </w:p>
     <w:p>
@@ -1883,7 +1899,7 @@
           <w:i w:val="0"/>
           <w:sz w:val="24"/>
         </w:rPr>
-        <w:t>Eurostat 2025d, Share of enterprises' turnover on e-commerce (tin00110), European Commission, Luxembourg, accessed 12 September 2026.</w:t>
+        <w:t>Eurostat 2026a, E-government activities of individuals via websites, dataset isoc_ciegi_ac, Statistical Office of the European Union, Luxembourg, accessed 14 September 2026, &lt;https://ec.europa.eu/eurostat/databrowser/view/isoc_ciegi_ac/default/table?lang=en&gt;.</w:t>
       </w:r>
     </w:p>
     <w:p>
@@ -1899,7 +1915,7 @@
           <w:i w:val="0"/>
           <w:sz w:val="24"/>
         </w:rPr>
-        <w:t>Eurostat 2026, Internet purchases by individuals (2020 onwards), dataset isoc_ec_ib20, Statistical Office of the European Union, Luxembourg, data last updated 17 April 2026, accessed 12 September 2026, &lt;https://ec.europa.eu/eurostat/databrowser/view/isoc_ec_ib20/default/table?lang=en&gt;.</w:t>
+        <w:t>Eurostat 2026b, Internet purchases by individuals (2020 onwards), dataset isoc_ec_ib20, Statistical Office of the European Union, Luxembourg, data last updated 17 April 2026, accessed 12 September 2026, &lt;https://ec.europa.eu/eurostat/databrowser/view/isoc_ec_ib20/default/table?lang=en&gt;.</w:t>
       </w:r>
     </w:p>
     <w:p>
@@ -2078,7 +2094,7 @@
           <w:i w:val="0"/>
           <w:sz w:val="24"/>
         </w:rPr>
-        <w:t>This appendix supports the regression reported in Question 1. The cross-section is eighteen member states holding both measures for 2024: the share of internet users who purchased online (Eurostat 2026) and e-sales as a share of enterprise turnover (Eurostat 2025d). All computation is reproducible from `02_MASTER`; the workbook computes the same statistics as live formulas on sheet `F6_ADOPT_BENEFIT`.</w:t>
+        <w:t>This appendix supports the regression reported in Question 1. The cross-section is eighteen member states holding both measures for 2024: the share of internet users who purchased online (Eurostat 2026b) and e-sales as a share of enterprise turnover (Eurostat 2025c). All computation is reproducible from `02_MASTER`; the workbook computes the same statistics as live formulas on sheet `F6_ADOPT_BENEFIT`.</w:t>
       </w:r>
     </w:p>
     <w:p>

--- a/Assignment 2 ECON1596 _ [CLASS GROUP] _ s4040040.docx
+++ b/Assignment 2 ECON1596 _ [CLASS GROUP] _ s4040040.docx
@@ -111,7 +111,7 @@
           <w:i w:val="0"/>
           <w:sz w:val="24"/>
         </w:rPr>
-        <w:t xml:space="preserve">Denmark did not persuade its citizens to adopt digital public services; it required them to do so. </w:t>
+        <w:t xml:space="preserve">Denmark's digital transformation began with an obligation rather than an invitation, and that origin explains both its speed and its shape. </w:t>
       </w:r>
       <w:r>
         <w:rPr>
@@ -129,7 +129,7 @@
           <w:i w:val="0"/>
           <w:sz w:val="24"/>
         </w:rPr>
-        <w:t xml:space="preserve"> (Denmark 2012) made a state-run digital mailbox the default legal channel for public correspondence, binding businesses from 2013 and every citizen aged 15 and over from 1 November 2014. Table 1 dates the accompanying credential: MitID replaced NemID, which was withdrawn on 31 October 2023. The combination distinguishes the Danish case. A mandate alone changes how letters are sent; a mandate plus a universal credential creates authentication infrastructure every citizen must hold and any firm may build on without financing its adoption, lowering the fixed cost of services built on it. The mandate worked as an adoption instrument: Eurostat (2026a) records that 98.5% of Danish individuals aged 16 to 74 used a public authority website or app during 2024, the highest share in the Union against an EU-27 average of 70.0%. Because compulsion accounts for that use, the economic interest lies in what others built on the same infrastructure.</w:t>
+        <w:t xml:space="preserve"> (Denmark 2012) made a state-run digital mailbox the default legal channel for public correspondence, binding businesses from 2013 and every citizen aged 15 and over from 1 November 2014. Alongside it came a universal electronic credential, dated in Table 1.</w:t>
       </w:r>
     </w:p>
     <w:p>
@@ -137,15 +137,6 @@
         <w:spacing w:before="0" w:after="120"/>
         <w:jc w:val="both"/>
       </w:pPr>
-      <w:r>
-        <w:rPr>
-          <w:rFonts w:ascii="Times New Roman" w:hAnsi="Times New Roman"/>
-          <w:b/>
-          <w:i w:val="0"/>
-          <w:sz w:val="24"/>
-        </w:rPr>
-        <w:t>Retail banking.</w:t>
-      </w:r>
       <w:r>
         <w:rPr>
           <w:rFonts w:ascii="Times New Roman" w:hAnsi="Times New Roman"/>
@@ -153,7 +144,7 @@
           <w:i w:val="0"/>
           <w:sz w:val="24"/>
         </w:rPr>
-        <w:t xml:space="preserve"> Finans Danmark (2025) reports that Danish retail bank branches fell from 2,025 in 2004 to 665 in 2024, a decline of 67.2% (Figure 1). Taken alone that suggests digitalisation eliminated banking employment, but the longer series qualifies it: between 1991 and 2024 financial institutions fell 76.7%, from 219 to 51, while bank employment fell only 29.4%, from roughly 51,000 to 36,000 (Figure 2). Staff per surviving institution rose from 233 to 706. The technologies doing this are online and mobile banking authenticated by MitID: with identity verification and correspondence on shared national infrastructure, branches ceased to be the distribution channel, output per institution rose and the sector consolidated rather than shed labour.</w:t>
+        <w:t>The combination is what distinguishes the Danish case. A mandate alone changes how letters are sent. A mandate joined to a universal credential creates authentication infrastructure that every citizen must hold and any firm may build upon without financing its adoption. That lowers the fixed cost of every service built on top of it. As an adoption instrument it worked: Eurostat (2026a) records that 98.5% of Danish individuals aged 16 to 74 used a public authority website or app during 2024, the highest share in the Union against an EU-27 average of 70%. Because compulsion accounts for that use, the economic interest lies not in the adoption but in what private industry built on the same foundation. Two sectors show the pattern.</w:t>
       </w:r>
     </w:p>
     <w:p>
@@ -161,15 +152,6 @@
         <w:spacing w:before="0" w:after="120"/>
         <w:jc w:val="both"/>
       </w:pPr>
-      <w:r>
-        <w:rPr>
-          <w:rFonts w:ascii="Times New Roman" w:hAnsi="Times New Roman"/>
-          <w:b/>
-          <w:i w:val="0"/>
-          <w:sz w:val="24"/>
-        </w:rPr>
-        <w:t>Retail payments.</w:t>
-      </w:r>
       <w:r>
         <w:rPr>
           <w:rFonts w:ascii="Times New Roman" w:hAnsi="Times New Roman"/>
@@ -177,17 +159,14 @@
           <w:i w:val="0"/>
           <w:sz w:val="24"/>
         </w:rPr>
-        <w:t xml:space="preserve"> Danmarks Nationalbank (2025) reports that cash fell from 23% to 9% of the </w:t>
+        <w:t>Retail banking consolidated rather than contracted. Finans Danmark (2025) reports that branches fell from 2,025 in 2004 to 665 in 2024, a decline of 67% (Figure 1). Taken alone that would suggest digitalisation destroyed banking employment, but the longer series qualifies it. Between 1991 and 2024 institutions fell by 77%, from 219 to 51, while employment fell by only 29%, from roughly 51,000 to 36,000 (Figure 2), so staff per surviving institution rose from 233 to 706. The technologies behind this are online and mobile banking authenticated by MitID. Once identity and correspondence moved onto shared national infrastructure, the branch ceased to be the distribution channel, output per institution rose, and the sector shed premises rather than labour.</w:t>
       </w:r>
-      <w:r>
-        <w:rPr>
-          <w:rFonts w:ascii="Times New Roman" w:hAnsi="Times New Roman"/>
-          <w:b w:val="0"/>
-          <w:i/>
-          <w:sz w:val="24"/>
-        </w:rPr>
-        <w:t>number</w:t>
-      </w:r>
+    </w:p>
+    <w:p>
+      <w:pPr>
+        <w:spacing w:before="0" w:after="120"/>
+        <w:jc w:val="both"/>
+      </w:pPr>
       <w:r>
         <w:rPr>
           <w:rFonts w:ascii="Times New Roman" w:hAnsi="Times New Roman"/>
@@ -195,7 +174,7 @@
           <w:i w:val="0"/>
           <w:sz w:val="24"/>
         </w:rPr>
-        <w:t xml:space="preserve"> of payments in physical retail between 2017 and 2025, while card-based mobile wallets reached 32% of the same measure (Figure 3). Much of this is displacement within digital instruments rather than new digitalisation, because wallet payments are card payments and the physical card share fell from 73% to 54%. What changed was the interface, not the rails underneath, which is the kind of innovation shared infrastructure makes cheap to attempt.</w:t>
+        <w:t>Retail payments show innovation of a different kind. Danmarks Nationalbank (2025) reports that cash fell from 23% to 9% of the number of payments made in physical retail between 2017 and 2025, while card-based mobile wallets reached 32% of the same measure (Figure 3). Much of this is displacement within digital instruments rather than fresh digitalisation, because a wallet payment is a card payment and the physical card share fell from 73% to 54%. What changed was the interface rather than the rails beneath it, the kind of incremental innovation that shared infrastructure makes cheap to attempt.</w:t>
       </w:r>
     </w:p>
     <w:p>
@@ -203,15 +182,6 @@
         <w:spacing w:before="0" w:after="120"/>
         <w:jc w:val="both"/>
       </w:pPr>
-      <w:r>
-        <w:rPr>
-          <w:rFonts w:ascii="Times New Roman" w:hAnsi="Times New Roman"/>
-          <w:b/>
-          <w:i w:val="0"/>
-          <w:sz w:val="24"/>
-        </w:rPr>
-        <w:t>Broader economic effect.</w:t>
-      </w:r>
       <w:r>
         <w:rPr>
           <w:rFonts w:ascii="Times New Roman" w:hAnsi="Times New Roman"/>
@@ -219,7 +189,7 @@
           <w:i w:val="0"/>
           <w:sz w:val="24"/>
         </w:rPr>
-        <w:t xml:space="preserve"> Whether wider consumer adoption is associated with greater commercial activity can be tested. Using Eurostat (2026b), Figure 4 plots the share of internet users purchasing online against e-sales as a share of enterprise turnover across the Union in 2024, the turnover measure from a separate extract (Eurostat 2025c). Across the 18 member states reporting both, the fitted slope is +0.602 percentage points of turnover per percentage point of adoption, with a standard error of 0.105 and R² of 0.674. Appendix A reports the diagnostics. Causation is not established: adoption is measured on consumers and turnover on enterprises, and national income appears on neither axis. Denmark sits above the line by less than one residual standard error and behind three other states, consistent with the European pattern rather than exceptional to it.</w:t>
+        <w:t>Whether wider consumer adoption is associated with greater commercial activity can be tested directly. Using Eurostat (2026b), Figure 4 plots the share of internet users purchasing online against e-sales as a share of enterprise turnover across the Union in 2024, turnover from a separate extract (Eurostat 2025c). Across the 18 member states reporting both, the fitted slope is +0.60 percentage points of turnover per percentage point of adoption, with an R² of 0.674 and diagnostics in Appendix A. Causation is not established: adoption is measured on consumers and turnover on enterprises, and national income appears on neither axis. Denmark sits above the line by less than one residual standard error, within the European pattern rather than outside it.</w:t>
       </w:r>
     </w:p>
     <w:p>
@@ -784,12 +754,18 @@
       <w:r>
         <w:rPr>
           <w:rFonts w:ascii="Times New Roman" w:hAnsi="Times New Roman"/>
-          <w:b/>
+          <w:b w:val="0"/>
           <w:i w:val="0"/>
           <w:sz w:val="24"/>
         </w:rPr>
-        <w:t>The problem both policies address.</w:t>
+        <w:t>Denmark's difficulty is not getting technology to its firms but getting value out of it once it arrives, and both policies here address that gap. Its citizens rank first in the Union on e-government use, yet its firms rank second on e-sales while only 39% make any, behind Lithuania at 43% (Eurostat 2025b). A high rank on a low level is the problem rather than the achievement.</w:t>
       </w:r>
+    </w:p>
+    <w:p>
+      <w:pPr>
+        <w:spacing w:before="0" w:after="120"/>
+        <w:jc w:val="both"/>
+      </w:pPr>
       <w:r>
         <w:rPr>
           <w:rFonts w:ascii="Times New Roman" w:hAnsi="Times New Roman"/>
@@ -797,7 +773,7 @@
           <w:i w:val="0"/>
           <w:sz w:val="24"/>
         </w:rPr>
-        <w:t xml:space="preserve"> Denmark leads Europe on citizen adoption but not on firm capability. Its citizens rank first in the Union on e-government use; its firms rank second on e-sales and still only 38.78% of them make any, behind Lithuania at 43.03% and under two firms in five (Eurostat 2025b). A high rank on a low level is the problem, not the achievement. Intensity rose where breadth did not: e-sales grew from 17.05% of enterprise turnover in 2014 to 33.31% in 2024, against an EU-27 average moving from 16.43% to 19.49% (Figure 5). The same split governs the newest technology. The European Commission (2026) reports that 42.03% of Danish enterprises used artificial intelligence in 2025, comprising 74.52% of large firms against 40.99% of small and medium ones, a gap of 33.53 percentage points (Figure 6). This is not a connectivity failure, since 92.45% of Danish SMEs clear the basic digital-intensity threshold against an EU average of 71.39%. What smaller firms lack is the complementary capital, namely data, systems integration and specialist staff, that converts access into application.</w:t>
+        <w:t>Intensity has risen where breadth has not. E-sales grew from 17% of enterprise turnover in 2014 to 33% in 2024, against an EU-27 average moving from 16% to 19% (Figure 5): the firms that do sell online depend on it heavily, while the majority still do not sell online at all. The newest technology divides along the same line. The European Commission (2026) reports that 42% of Danish enterprises used artificial intelligence in 2025, comprising 75% of large firms against 41% of small and medium ones (Figure 6). This is not a connectivity failure, since 92% of Danish SMEs clear the basic digital-intensity threshold against an EU average of 71%. What they lack is the complementary capital, namely data, systems integration and specialist staff, that converts access into application.</w:t>
       </w:r>
     </w:p>
     <w:p>
@@ -805,15 +781,6 @@
         <w:spacing w:before="0" w:after="120"/>
         <w:jc w:val="both"/>
       </w:pPr>
-      <w:r>
-        <w:rPr>
-          <w:rFonts w:ascii="Times New Roman" w:hAnsi="Times New Roman"/>
-          <w:b/>
-          <w:i w:val="0"/>
-          <w:sz w:val="24"/>
-        </w:rPr>
-        <w:t>The two instruments.</w:t>
-      </w:r>
       <w:r>
         <w:rPr>
           <w:rFonts w:ascii="Times New Roman" w:hAnsi="Times New Roman"/>
@@ -821,7 +788,7 @@
           <w:i w:val="0"/>
           <w:sz w:val="24"/>
         </w:rPr>
-        <w:t xml:space="preserve"> Denmark's SMV:Digital and Germany's </w:t>
+        <w:t xml:space="preserve">Denmark's SMV:Digital and Germany's </w:t>
       </w:r>
       <w:r>
         <w:rPr>
@@ -839,7 +806,7 @@
           <w:i w:val="0"/>
           <w:sz w:val="24"/>
         </w:rPr>
-        <w:t xml:space="preserve"> share an objective, to raise digital investment among firms that would not otherwise make it, and both are co-financed grants to small and medium enterprises. They differ in how they choose recipients. SMV:Digital scores applications and funds the highest scorers until the pool is exhausted, the next pool opening on 26 October 2026 (SMV:Digital 2026); </w:t>
+        <w:t xml:space="preserve"> were both built for this purpose. Both are co-financed grants to small and medium enterprises meant to raise digital investment among firms that would not otherwise make it, differing in how they choose recipients. SMV:Digital scores applications and funds the highest scorers until the pool is exhausted (SMV:Digital 2026); </w:t>
       </w:r>
       <w:r>
         <w:rPr>
@@ -899,7 +866,7 @@
           <w:i w:val="0"/>
           <w:sz w:val="24"/>
         </w:rPr>
-        <w:t>, and its allocation rule drew an objection Denmark's does not face: the Bundesrechnungshof (2022) criticised awarding the funding by lottery rather than on criteria, warning that firms would postpone investment while waiting for a favourable draw, and called for the procedure to be discontinued. A lottery makes the grant a prize worth waiting for, and waiting is the opposite of what the scheme exists to produce.</w:t>
+        <w:t>, whose allocation rule drew an objection Denmark's does not face. The Bundesrechnungshof (2022) criticised awarding funding by lottery rather than on criteria, warning that firms would postpone investment while awaiting a favourable draw, and called for the procedure to be discontinued. A lottery makes the grant a prize worth waiting for, and waiting is the opposite of what the scheme exists to produce.</w:t>
       </w:r>
     </w:p>
     <w:p>
@@ -914,7 +881,7 @@
           <w:i w:val="0"/>
           <w:sz w:val="24"/>
         </w:rPr>
-        <w:t>Weaknesses and implementation challenges.</w:t>
+        <w:t>Weaknesses.</w:t>
       </w:r>
       <w:r>
         <w:rPr>
@@ -923,7 +890,7 @@
           <w:i w:val="0"/>
           <w:sz w:val="24"/>
         </w:rPr>
-        <w:t xml:space="preserve"> Denmark's advantage is narrower than it appears. Matching addresses selection on what the registers record, namely sector, size, age and prior trajectory, and not on what they do not. Selection into a voluntary scheme runs on managerial ambition and the slack to write an application, the traits that also produce revenue growth, so the matched estimate retains an upward bias of unknown size. Neither scheme reaches firms that never apply.</w:t>
+        <w:t xml:space="preserve"> Denmark's advantage is narrower than it appears. Matching addresses selection on what the registers record, namely sector, size, age and prior trajectory, and not on what they do not. Selection into a voluntary scheme runs on managerial ambition and the slack to write an application, traits that independently produce revenue growth, so the matched estimate retains an upward bias of unknown size. Neither scheme reaches the firms that never apply.</w:t>
       </w:r>
     </w:p>
     <w:p>
@@ -947,7 +914,7 @@
           <w:i w:val="0"/>
           <w:sz w:val="24"/>
         </w:rPr>
-        <w:t xml:space="preserve"> SMV:Digital already scores applicants, so it already produces a funding threshold; it simply discards the information. Near the cut-off, whether a firm is funded turns on assessor variation rather than on the firm, which makes applicants just above and just below comparable on exactly the unobservables that defeat matching. Retaining the scores and publishing the cut-off would allow a regression discontinuity estimate at administrative cost only (Appendix B).</w:t>
+        <w:t xml:space="preserve"> The remedy is latent in the Danish design. SMV:Digital scores its applicants, so it already produces a funding threshold; it simply discards the information afterwards. Near that cut-off, funding turns on assessor variation rather than on the firm, which makes applicants just above and just below comparable on precisely the unobservables that defeat matching. Retaining the scores and publishing the cut-off would permit a regression discontinuity estimate at administrative cost alone (Appendix B).</w:t>
       </w:r>
     </w:p>
     <w:p>
@@ -1087,7 +1054,7 @@
           <w:i w:val="0"/>
           <w:sz w:val="24"/>
         </w:rPr>
-        <w:t>Sustainable Development Goal 12, on responsible consumption and production, is the goal Danish digitalisation has most clearly moved, and it has moved it in both directions. Digital infrastructure substitutes information for materials at the point of use and creates a new material stream at disposal. Denmark is unusually far along the first and far behind on the second.</w:t>
+        <w:t>Sustainable Development Goal 12, on responsible consumption and production, is the goal Danish digitalisation has most clearly moved, and it has moved it in both directions at once. Digital infrastructure substitutes information for materials at the point of use, and creates a new material stream at disposal. Denmark is unusually far along the first and far behind on the second.</w:t>
       </w:r>
     </w:p>
     <w:p>
@@ -1095,15 +1062,6 @@
         <w:spacing w:before="0" w:after="120"/>
         <w:jc w:val="both"/>
       </w:pPr>
-      <w:r>
-        <w:rPr>
-          <w:rFonts w:ascii="Times New Roman" w:hAnsi="Times New Roman"/>
-          <w:b/>
-          <w:i w:val="0"/>
-          <w:sz w:val="24"/>
-        </w:rPr>
-        <w:t>Positive contribution.</w:t>
-      </w:r>
       <w:r>
         <w:rPr>
           <w:rFonts w:ascii="Times New Roman" w:hAnsi="Times New Roman"/>
@@ -1111,7 +1069,7 @@
           <w:i w:val="0"/>
           <w:sz w:val="24"/>
         </w:rPr>
-        <w:t xml:space="preserve"> The mandate's audited benefit is a dematerialisation benefit. Rigsrevisionen (2016) could verify roughly DKK 450 million a year of the projected saving from compulsory Digital Post, and the verified component is precisely postage, paper and envelopes. That is a financial figure rather than a tonnage, so it prices the paper avoided rather than weighing it, but the substitution covers correspondence with every adult in the country. Payments show the same substitution privately: cash fell from 23% to 9% of physical retail payments between 2017 and 2025 (Danmarks Nationalbank 2025). That is a share rather than a volume, so it establishes the direction of the substitution and not its quantity.</w:t>
+        <w:t>The positive contribution is a dematerialisation benefit, and it has been audited. Rigsrevisionen (2016) could verify roughly DKK 450 million a year of the saving projected from compulsory Digital Post, and the component verified is precisely postage, paper and envelopes. That prices the paper avoided rather than weighing it, but the substitution covers correspondence with every adult in the country. Private payments show the same substitution: cash fell from 23% to 9% of physical retail payments between 2017 and 2025 (Danmarks Nationalbank 2025), a share rather than a volume, which establishes direction without quantity.</w:t>
       </w:r>
     </w:p>
     <w:p>
@@ -1119,15 +1077,6 @@
         <w:spacing w:before="0" w:after="120"/>
         <w:jc w:val="both"/>
       </w:pPr>
-      <w:r>
-        <w:rPr>
-          <w:rFonts w:ascii="Times New Roman" w:hAnsi="Times New Roman"/>
-          <w:b/>
-          <w:i w:val="0"/>
-          <w:sz w:val="24"/>
-        </w:rPr>
-        <w:t>The remaining challenge.</w:t>
-      </w:r>
       <w:r>
         <w:rPr>
           <w:rFonts w:ascii="Times New Roman" w:hAnsi="Times New Roman"/>
@@ -1135,7 +1084,7 @@
           <w:i w:val="0"/>
           <w:sz w:val="24"/>
         </w:rPr>
-        <w:t xml:space="preserve"> Denmark performs the disposal side badly. The European Commission (2026) reports that Denmark recycled or prepared for reuse 15.37% of the ICT waste it collected in 2023, against an EU-27 average of 80.23%, a gap of roughly 65 percentage points (Figure 7). The denominator matters and narrows the claim: the base is ICT waste </w:t>
+        <w:t xml:space="preserve">Against this, Denmark performs the disposal side of the same goal badly. The European Commission (2026) reports that it recycled or prepared for reuse 15% of the ICT waste collected in 2023, against an EU-27 average of 80%, a gap of some 65 percentage points (Figure 7). The denominator narrows the claim: the base is ICT waste </w:t>
       </w:r>
       <w:r>
         <w:rPr>
@@ -1153,7 +1102,7 @@
           <w:i w:val="0"/>
           <w:sz w:val="24"/>
         </w:rPr>
-        <w:t>, so the indicator describes what happens to devices that reach the waste stream and is silent on how many never do. On the measure that exists, a country at or near the top of the Union on almost every digital indicator sits near the bottom on this one.</w:t>
+        <w:t>, so the indicator describes what happens to devices that reach the waste stream and is silent on how many never do. No trend accompanies it either, the source publishing a single year, which makes 15% a level rather than a direction. On the measure that does exist, a country at or near the top of the Union on almost every digital indicator sits near the bottom on this one.</w:t>
       </w:r>
     </w:p>
     <w:p>
@@ -1161,15 +1110,6 @@
         <w:spacing w:before="0" w:after="120"/>
         <w:jc w:val="both"/>
       </w:pPr>
-      <w:r>
-        <w:rPr>
-          <w:rFonts w:ascii="Times New Roman" w:hAnsi="Times New Roman"/>
-          <w:b/>
-          <w:i w:val="0"/>
-          <w:sz w:val="24"/>
-        </w:rPr>
-        <w:t>Indicator trend.</w:t>
-      </w:r>
       <w:r>
         <w:rPr>
           <w:rFonts w:ascii="Times New Roman" w:hAnsi="Times New Roman"/>
@@ -1177,31 +1117,7 @@
           <w:i w:val="0"/>
           <w:sz w:val="24"/>
         </w:rPr>
-        <w:t xml:space="preserve"> No trend can be reported. The source publishes a single year for this indicator, so 15.37% is a level and not a direction, and no claim is made about whether Danish performance is improving.</w:t>
-      </w:r>
-    </w:p>
-    <w:p>
-      <w:pPr>
-        <w:spacing w:before="0" w:after="120"/>
-        <w:jc w:val="both"/>
-      </w:pPr>
-      <w:r>
-        <w:rPr>
-          <w:rFonts w:ascii="Times New Roman" w:hAnsi="Times New Roman"/>
-          <w:b/>
-          <w:i w:val="0"/>
-          <w:sz w:val="24"/>
-        </w:rPr>
-        <w:t>What this implies.</w:t>
-      </w:r>
-      <w:r>
-        <w:rPr>
-          <w:rFonts w:ascii="Times New Roman" w:hAnsi="Times New Roman"/>
-          <w:b w:val="0"/>
-          <w:i w:val="0"/>
-          <w:sz w:val="24"/>
-        </w:rPr>
-        <w:t xml:space="preserve"> The two halves are connected by the same policy. A mandate requiring every adult to transact digitally also requires every adult to hold a device capable of running MitID, and that obligation was justified on an administrative saving alone. The environmental case for Danish digitalisation has been made on dematerialisation; the circularity side of the same goal is where its measured performance is weakest.</w:t>
+        <w:t>The two halves are connected by the same policy, which makes the contrast more than coincidence. A mandate requiring every adult to transact digitally also requires every adult to hold a device capable of running MitID, and that obligation was justified on an administrative saving alone. The environmental case for Danish digitalisation has been made on dematerialisation; the circularity side of the same goal is where its measured performance is weakest.</w:t>
       </w:r>
     </w:p>
     <w:p>
@@ -1282,12 +1198,18 @@
       <w:r>
         <w:rPr>
           <w:rFonts w:ascii="Times New Roman" w:hAnsi="Times New Roman"/>
-          <w:b/>
+          <w:b w:val="0"/>
           <w:i w:val="0"/>
           <w:sz w:val="24"/>
         </w:rPr>
-        <w:t>The group and the policy.</w:t>
+        <w:t>A mandate binding every adult falls most heavily on those least able to comply, and the only relief available to them is statutory exemption from Digital Post. The scale of that relief among the oldest citizens indicates the difficulty: Digitaliseringsstyrelsen (2026) reports that nearly one citizen in five aged 75 to 84 holds a formal exemption, rising to roughly one in three among those aged 85 and over.</w:t>
       </w:r>
+    </w:p>
+    <w:p>
+      <w:pPr>
+        <w:spacing w:before="0" w:after="120"/>
+        <w:jc w:val="both"/>
+      </w:pPr>
       <w:r>
         <w:rPr>
           <w:rFonts w:ascii="Times New Roman" w:hAnsi="Times New Roman"/>
@@ -1295,7 +1217,7 @@
           <w:i w:val="0"/>
           <w:sz w:val="24"/>
         </w:rPr>
-        <w:t xml:space="preserve"> The mandate falls most heavily on the oldest citizens, whose only relief is statutory exemption from Digital Post. Digitaliseringsstyrelsen (2026) reports that nearly one citizen in five aged 75 to 84 holds a formal exemption, rising to roughly one in three among those 85 and over. Those are 2022 figures against a 2026 rate below, so the two are complementary rather than points on a trend.</w:t>
+        <w:t>The measure on which Denmark ranks first is the one least able to detect this. Eurostat (2026a) puts Danish e-government use at 98.5%, but the survey asks only whether a person interacted online at all, once, in twelve months. It records reach, and says nothing about whether the attempt succeeded or was made independently (Figure 8).</w:t>
       </w:r>
     </w:p>
     <w:p>
@@ -1303,15 +1225,6 @@
         <w:spacing w:before="0" w:after="120"/>
         <w:jc w:val="both"/>
       </w:pPr>
-      <w:r>
-        <w:rPr>
-          <w:rFonts w:ascii="Times New Roman" w:hAnsi="Times New Roman"/>
-          <w:b/>
-          <w:i w:val="0"/>
-          <w:sz w:val="24"/>
-        </w:rPr>
-        <w:t>Effectiveness, and what the headline conceals.</w:t>
-      </w:r>
       <w:r>
         <w:rPr>
           <w:rFonts w:ascii="Times New Roman" w:hAnsi="Times New Roman"/>
@@ -1319,7 +1232,7 @@
           <w:i w:val="0"/>
           <w:sz w:val="24"/>
         </w:rPr>
-        <w:t xml:space="preserve"> The measure on which Denmark ranks first is the one least able to detect this problem. Eurostat (2026a) puts Danish e-government use at 98.5%, but the survey asks only whether a person interacted online at all, once, in twelve months: it records reach, and is silent on whether the attempt succeeded or was made independently (Figure 8). In the first quarter of 2026, 4.7% of citizens aged 15 and over, or 238,479 people, were exempt, the narrowest available measure of the problem; Figure 9 sets it against four wider estimates that are not comparable because measure, year and denominator all differ, and Appendix C reconciles them. The European Commission (2026) reports that 6.5% of Danes do not use digital public services and 16.5% report difficulty using them, while Digitaliseringsstyrelsen (2025c) and Justitia (2022) put the widest estimates at about a quarter of adults. The counts are clearer than the percentages: 16.5% of 6,025,603 (Danmarks Statistik 2026) is roughly 994,000 against 238,479 exempt, so on the order of three-quarters of a million Danes struggle with a compulsory system while holding no standing outside it.</w:t>
+        <w:t>Measuring the problem instead of the reach means choosing between estimates that do not agree. The narrowest is exemption itself: in the first quarter of 2026, 4.7% of citizens aged 15 and over, or 238,479 people, held one. The European Commission (2026) reports that 16.5% of Danes have difficulty using digital public services, while Digitaliseringsstyrelsen (2025c) and Justitia (2022) put the widest estimates at about a quarter of adults. These are not points on a scale, since measure, year and denominator all differ; Figure 9 sets them side by side and Appendix C reconciles them. The counts are clearer than the percentages. Against a population of 6,025,603 (Danmarks Statistik 2026), 16.5% is roughly 994,000 people to 238,479 exempt, so on the order of three-quarters of a million Danes struggle with a compulsory system while holding no standing outside it.</w:t>
       </w:r>
     </w:p>
     <w:p>
@@ -1327,15 +1240,6 @@
         <w:spacing w:before="0" w:after="120"/>
         <w:jc w:val="both"/>
       </w:pPr>
-      <w:r>
-        <w:rPr>
-          <w:rFonts w:ascii="Times New Roman" w:hAnsi="Times New Roman"/>
-          <w:b/>
-          <w:i w:val="0"/>
-          <w:sz w:val="24"/>
-        </w:rPr>
-        <w:t>The barrier is administrative, not a skills deficit.</w:t>
-      </w:r>
       <w:r>
         <w:rPr>
           <w:rFonts w:ascii="Times New Roman" w:hAnsi="Times New Roman"/>
@@ -1343,7 +1247,7 @@
           <w:i w:val="0"/>
           <w:sz w:val="24"/>
         </w:rPr>
-        <w:t xml:space="preserve"> Denmark's weakest age band, those aged 55 to 74, reaches 67.81% with at least basic digital skills against an EU average of 42.60%, and leads the Union in all three bands (Figure 10). The mandate is calibrated above the bottom of its own distribution, and the exemption criteria are drawn more narrowly than the difficulty they relieve.</w:t>
+        <w:t>That gap is administrative rather than a skills deficit, and the skills data make the point. Denmark's weakest age band, those aged 55 to 74, reaches 68% with at least basic digital skills against an EU average of 43%, and Denmark leads the Union in all three bands (Figure 10). The mandate is calibrated above the bottom of its own distribution, and the exemption criteria are drawn more narrowly than the difficulty they exist to relieve.</w:t>
       </w:r>
     </w:p>
     <w:p>
@@ -1351,15 +1255,6 @@
         <w:spacing w:before="0" w:after="120"/>
         <w:jc w:val="both"/>
       </w:pPr>
-      <w:r>
-        <w:rPr>
-          <w:rFonts w:ascii="Times New Roman" w:hAnsi="Times New Roman"/>
-          <w:b/>
-          <w:i w:val="0"/>
-          <w:sz w:val="24"/>
-        </w:rPr>
-        <w:t>Recommendation.</w:t>
-      </w:r>
       <w:r>
         <w:rPr>
           <w:rFonts w:ascii="Times New Roman" w:hAnsi="Times New Roman"/>
@@ -1367,7 +1262,7 @@
           <w:i w:val="0"/>
           <w:sz w:val="24"/>
         </w:rPr>
-        <w:t xml:space="preserve"> The exemption criteria should be widened to admit documented difficulty rather than only the listed statutory grounds. Denmark has already solved the adjacent problem: Folketinget (2023) provided that from June 2023 an exempt citizen is entitled, on request, to a non-digital alternative to any mandatory self-service solution. That decoupled the channel from the obligation but left the qualifying criteria untouched, because the right runs only to those already exempt. The Conseil d'État (2022) and the Belgian Cour constitutionnelle (2025) have since attached the entitlement to the difficulty rather than to a prior status (Appendix D).</w:t>
+        <w:t>The criteria should accordingly be widened to admit documented difficulty rather than only the listed statutory grounds. Denmark has solved the adjacent problem: Folketinget (2023) provided that from June 2023 an exempt citizen is entitled, on request, to a non-digital alternative to any mandatory self-service solution. That decoupled the channel from the obligation but left the qualifying criteria untouched, because the right runs only to those already exempt. The Conseil d'État (2022) and the Belgian Cour constitutionnelle (2025) have since attached the equivalent entitlement to the difficulty itself rather than to a prior status (Appendix D).</w:t>
       </w:r>
     </w:p>
     <w:p>
@@ -1562,7 +1457,7 @@
           <w:i w:val="0"/>
           <w:sz w:val="24"/>
         </w:rPr>
-        <w:t>The session addressed corporate sustainability at PwC rather than digital government, and the connection to Denmark was not one I expected. It rests on an idea running through both halves of the talk: adoption is easy to claim and effect is hard to prove, and what separates them is who does the measuring.</w:t>
+        <w:t>The session addressed corporate sustainability at PwC rather than digital government, so the connection to Denmark was not the one I expected. It rests on an idea running through both halves of the talk: adoption is easy to claim and effect is hard to prove, and what separates them is who does the measuring.</w:t>
       </w:r>
     </w:p>
     <w:p>
@@ -1577,7 +1472,7 @@
           <w:i w:val="0"/>
           <w:sz w:val="24"/>
         </w:rPr>
-        <w:t>Tran (2026) reported that in a PwC survey of Asia-Pacific chief executives, 82% had adopted generative artificial intelligence within five years while far fewer could identify revenue attributable to it. Denmark shows the same gap. Adoption is high by European standards at 42.03% of enterprises and it is concentrated, 74.52% of large firms against 40.99% of small and medium ones. Access has been distributed and capability has not, which is the finding Question 2 reaches from Danish evidence and the guest speaker reached from a regional survey.</w:t>
+        <w:t>Tran (2026) reported that in a PwC survey of Asia-Pacific chief executives, 82% had adopted generative artificial intelligence within five years while far fewer could identify revenue attributable to it. Denmark shows the same gap. Adoption is high by European standards at 42% of enterprises, and it is concentrated, at 75% of large firms against 41% of small and medium ones. Access has been distributed and capability has not, the conclusion Question 2 reaches from Danish registers and the speaker reached from a regional survey.</w:t>
       </w:r>
     </w:p>
     <w:p>
@@ -1592,7 +1487,7 @@
           <w:i w:val="0"/>
           <w:sz w:val="24"/>
         </w:rPr>
-        <w:t>The sustainability half supplied the test. Tran's position was that a corporate net zero commitment means little unless an external body has validated it, because an unvalidated commitment is one the claimant grades itself; PwC's own reduction of 22% against a 2019 baseline is stated against a target the Science Based Targets initiative validated. Applied to Denmark, that standard is uncomfortable. SMV:Digital's headline figures are reported by participants to the body funding the scheme (Digitaliseringsstyrelsen 2025b), which is why Question 2 recommends an evaluation the agency does not run. Question 3 meets the same standard from the other side: Denmark's position on ICT waste recovery is measured externally rather than self-reported, which is why it can be stated at all.</w:t>
+        <w:t>The sustainability half supplied a test for that kind of claim. Tran's position was that a net zero commitment means little unless an external body has validated it, because an unvalidated commitment is one the claimant grades itself; PwC's own reduction of 22% against a 2019 baseline is stated against a target the Science Based Targets initiative validated. Applied to Denmark, that standard is uncomfortable. SMV:Digital's headline figures are reported by participants to the body funding the scheme (Digitaliseringsstyrelsen 2025b), which is why Question 2 recommends an evaluation the agency does not run. Question 3 meets the standard from the other side: Denmark's position on ICT waste recovery is measured externally rather than self-reported, which is why it can be stated at all.</w:t>
       </w:r>
     </w:p>
     <w:p>
@@ -1607,7 +1502,7 @@
           <w:i w:val="0"/>
           <w:sz w:val="24"/>
         </w:rPr>
-        <w:t>One detail transfers directly to policy. Tran put the cost of that validation at USD 10,000 to 25,000, which in practice restricts it to large corporations, and described publicly funded programmes extending equivalent capability to smaller firms. That is the same instrument, and the same justification, as SMV:Digital. A fixed cost of proving anything, emissions or returns, is heavier the smaller the firm bearing it.</w:t>
+        <w:t>One detail transfers directly to policy. Tran put the cost of validation at USD 10,000 to 25,000, which in practice restricts it to large corporations, and described publicly funded programmes extending the equivalent capability to smaller firms. That is the same instrument, and the same justification, as SMV:Digital: the fixed cost of proving anything, emissions or returns, weighs more heavily the smaller the firm that must bear it.</w:t>
       </w:r>
     </w:p>
     <w:p>

--- a/Assignment 2 ECON1596 _ [CLASS GROUP] _ s4040040.docx
+++ b/Assignment 2 ECON1596 _ [CLASS GROUP] _ s4040040.docx
@@ -129,7 +129,7 @@
           <w:i w:val="0"/>
           <w:sz w:val="24"/>
         </w:rPr>
-        <w:t xml:space="preserve"> (Denmark 2012) made a state-run digital mailbox the default legal channel for public correspondence, binding businesses from 2013 and every citizen aged 15 and over from 1 November 2014. Alongside it came a universal electronic credential, dated in Table 1.</w:t>
+        <w:t xml:space="preserve"> (Denmark 2012) made a state-run digital mailbox the default legal channel for public correspondence, binding businesses from 2013 and every citizen aged 15 and over from 1 November 2014. Alongside it the state issued a universal electronic credential, whose dates Table 1 records.</w:t>
       </w:r>
     </w:p>
     <w:p>
@@ -144,7 +144,7 @@
           <w:i w:val="0"/>
           <w:sz w:val="24"/>
         </w:rPr>
-        <w:t>The combination is what distinguishes the Danish case. A mandate alone changes how letters are sent. A mandate joined to a universal credential creates authentication infrastructure that every citizen must hold and any firm may build upon without financing its adoption. That lowers the fixed cost of every service built on top of it. As an adoption instrument it worked: Eurostat (2026a) records that 98.5% of Danish individuals aged 16 to 74 used a public authority website or app during 2024, the highest share in the Union against an EU-27 average of 70%. Because compulsion accounts for that use, the economic interest lies not in the adoption but in what private industry built on the same foundation. Two sectors show the pattern.</w:t>
+        <w:t>What distinguishes the Danish case is the combination of the two, since a mandate alone changes only how letters are sent. A mandate joined to a universal credential, by contrast, creates authentication infrastructure that every citizen must hold and any firm may build upon without financing its adoption, lowering the fixed cost of everything built on top of it. As an adoption instrument it worked: Eurostat (2026a) records that 98.5% of Danish individuals aged 16 to 74 used a public authority website or app during 2024, the highest share in the Union against an EU-27 average of 70%. Because compulsion rather than preference accounts for that use, the economic interest lies not in the adoption but in what industry built on the foundation, as two sectors show.</w:t>
       </w:r>
     </w:p>
     <w:p>
@@ -159,7 +159,7 @@
           <w:i w:val="0"/>
           <w:sz w:val="24"/>
         </w:rPr>
-        <w:t>Retail banking consolidated rather than contracted. Finans Danmark (2025) reports that branches fell from 2,025 in 2004 to 665 in 2024, a decline of 67% (Figure 1). Taken alone that would suggest digitalisation destroyed banking employment, but the longer series qualifies it. Between 1991 and 2024 institutions fell by 77%, from 219 to 51, while employment fell by only 29%, from roughly 51,000 to 36,000 (Figure 2), so staff per surviving institution rose from 233 to 706. The technologies behind this are online and mobile banking authenticated by MitID. Once identity and correspondence moved onto shared national infrastructure, the branch ceased to be the distribution channel, output per institution rose, and the sector shed premises rather than labour.</w:t>
+        <w:t>In retail banking the outcome was consolidation rather than contraction. Finans Danmark (2025) reports that branches fell from 2,025 in 2004 to 665 in 2024, a decline of 67% (Figure 1), which alone would suggest that digitalisation destroyed banking employment. The longer series qualifies that reading, however, because between 1991 and 2024 institutions fell by 77% while employment fell by only 29% (Figure 2), so that staff per surviving institution rose from 233 to 706. The technologies behind this are online and mobile banking authenticated by MitID. Once identity and correspondence had moved onto shared national infrastructure, the branch ceased to be the distribution channel, output per institution rose, and the sector shed premises rather than labour.</w:t>
       </w:r>
     </w:p>
     <w:p>
@@ -174,7 +174,7 @@
           <w:i w:val="0"/>
           <w:sz w:val="24"/>
         </w:rPr>
-        <w:t>Retail payments show innovation of a different kind. Danmarks Nationalbank (2025) reports that cash fell from 23% to 9% of the number of payments made in physical retail between 2017 and 2025, while card-based mobile wallets reached 32% of the same measure (Figure 3). Much of this is displacement within digital instruments rather than fresh digitalisation, because a wallet payment is a card payment and the physical card share fell from 73% to 54%. What changed was the interface rather than the rails beneath it, the kind of incremental innovation that shared infrastructure makes cheap to attempt.</w:t>
+        <w:t>Retail payments show innovation of a different kind, in that Danmarks Nationalbank (2025) reports that cash fell from 23% to 9% of the number of payments made in physical retail between 2017 and 2025, while card-based mobile wallets reached 32% of the same measure (Figure 3). Much of this is displacement within digital instruments rather than fresh digitalisation, since a wallet payment is itself a card payment and the physical card share fell from 73% to 54%. What changed was the interface rather than the rails beneath it, the kind of incremental innovation that shared infrastructure makes cheap to attempt.</w:t>
       </w:r>
     </w:p>
     <w:p>
@@ -189,7 +189,7 @@
           <w:i w:val="0"/>
           <w:sz w:val="24"/>
         </w:rPr>
-        <w:t>Whether wider consumer adoption is associated with greater commercial activity can be tested directly. Using Eurostat (2026b), Figure 4 plots the share of internet users purchasing online against e-sales as a share of enterprise turnover across the Union in 2024, turnover from a separate extract (Eurostat 2025c). Across the 18 member states reporting both, the fitted slope is +0.60 percentage points of turnover per percentage point of adoption, with an R² of 0.674 and diagnostics in Appendix A. Causation is not established: adoption is measured on consumers and turnover on enterprises, and national income appears on neither axis. Denmark sits above the line by less than one residual standard error, within the European pattern rather than outside it.</w:t>
+        <w:t>Whether wider adoption is associated with greater commercial activity can in turn be tested directly. Using Eurostat (2026b), Figure 4 plots the share of internet users purchasing online against e-sales as a share of enterprise turnover across the Union in 2024, with turnover drawn from a separate extract (Eurostat 2025c). Across the 18 member states reporting both, the fitted slope is +0.60 percentage points of turnover per percentage point of adoption, with an R² of 0.674 and diagnostics in Appendix A. Causation is not established, since adoption is measured on consumers and turnover on enterprises while national income appears on neither axis. Denmark sits above the line by less than one residual standard error, within the European pattern rather than outside it.</w:t>
       </w:r>
     </w:p>
     <w:p>
@@ -758,7 +758,7 @@
           <w:i w:val="0"/>
           <w:sz w:val="24"/>
         </w:rPr>
-        <w:t>Denmark's difficulty is not getting technology to its firms but getting value out of it once it arrives, and both policies here address that gap. Its citizens rank first in the Union on e-government use, yet its firms rank second on e-sales while only 39% make any, behind Lithuania at 43% (Eurostat 2025b). A high rank on a low level is the problem rather than the achievement.</w:t>
+        <w:t>Denmark's difficulty is not getting technology to its firms but getting value out of it once it arrives, and both policies here address that gap. Its citizens rank first in the Union on e-government use, yet its firms rank second on e-sales while only 39% make any, behind Lithuania at 43% (Eurostat 2025b): a high rank on a low level is the problem rather than the achievement.</w:t>
       </w:r>
     </w:p>
     <w:p>
@@ -773,7 +773,7 @@
           <w:i w:val="0"/>
           <w:sz w:val="24"/>
         </w:rPr>
-        <w:t>Intensity has risen where breadth has not. E-sales grew from 17% of enterprise turnover in 2014 to 33% in 2024, against an EU-27 average moving from 16% to 19% (Figure 5): the firms that do sell online depend on it heavily, while the majority still do not sell online at all. The newest technology divides along the same line. The European Commission (2026) reports that 42% of Danish enterprises used artificial intelligence in 2025, comprising 75% of large firms against 41% of small and medium ones (Figure 6). This is not a connectivity failure, since 92% of Danish SMEs clear the basic digital-intensity threshold against an EU average of 71%. What they lack is the complementary capital, namely data, systems integration and specialist staff, that converts access into application.</w:t>
+        <w:t>Intensity has risen where breadth has not, since e-sales grew from 17% of enterprise turnover in 2014 to 33% in 2024 against an EU-27 average moving from 16% to 19% (Figure 5): the firms that do sell online depend on it heavily, while the majority do not sell online at all. The newest technology divides along the same line, for the European Commission (2026) reports that 42% of Danish enterprises used artificial intelligence in 2025, comprising 75% of large firms against 41% of small and medium ones (Figure 6). This is not a connectivity failure, since 92% of Danish SMEs clear the basic digital-intensity threshold against an EU average of 71%. What they lack is the complementary capital, namely data, systems integration and specialist staff, that converts access into application.</w:t>
       </w:r>
     </w:p>
     <w:p>
@@ -806,7 +806,7 @@
           <w:i w:val="0"/>
           <w:sz w:val="24"/>
         </w:rPr>
-        <w:t xml:space="preserve"> were both built for this purpose. Both are co-financed grants to small and medium enterprises meant to raise digital investment among firms that would not otherwise make it, differing in how they choose recipients. SMV:Digital scores applications and funds the highest scorers until the pool is exhausted (SMV:Digital 2026); </w:t>
+        <w:t xml:space="preserve"> were both built for this purpose, both being co-financed grants aimed at small and medium enterprises that would not otherwise invest. They differ chiefly in how they choose recipients: SMV:Digital scores applications and funds the highest scorers until the pool is exhausted (SMV:Digital 2026), whereas </w:t>
       </w:r>
       <w:r>
         <w:rPr>
@@ -848,7 +848,7 @@
           <w:i w:val="0"/>
           <w:sz w:val="24"/>
         </w:rPr>
-        <w:t xml:space="preserve"> Denmark's scheme is the better evidenced. Digitaliseringsstyrelsen (2025b) links recipients to Danmarks Statistik registers and compares them with matched controls, reporting revenue growth of 18% against 13% and employment growth of 8% against 4%. No comparable register-linked estimate is published for </w:t>
+        <w:t xml:space="preserve"> Denmark's scheme is the better evidenced, since Digitaliseringsstyrelsen (2025b) links recipients to Danmarks Statistik registers and compares them with matched controls, reporting revenue growth of 18% against 13% and employment growth of 8% against 4%. No comparable register-linked estimate is published for </w:t>
       </w:r>
       <w:r>
         <w:rPr>
@@ -866,7 +866,7 @@
           <w:i w:val="0"/>
           <w:sz w:val="24"/>
         </w:rPr>
-        <w:t>, whose allocation rule drew an objection Denmark's does not face. The Bundesrechnungshof (2022) criticised awarding funding by lottery rather than on criteria, warning that firms would postpone investment while awaiting a favourable draw, and called for the procedure to be discontinued. A lottery makes the grant a prize worth waiting for, and waiting is the opposite of what the scheme exists to produce.</w:t>
+        <w:t>, whose allocation rule moreover drew an objection Denmark's does not face. The Bundesrechnungshof (2022) criticised awarding funding by lottery rather than on criteria, warned that firms would postpone investment while awaiting a favourable draw, and called for the procedure to be discontinued. A lottery makes the grant a prize worth waiting for, and waiting is the opposite of what the scheme exists to produce.</w:t>
       </w:r>
     </w:p>
     <w:p>
@@ -890,7 +890,7 @@
           <w:i w:val="0"/>
           <w:sz w:val="24"/>
         </w:rPr>
-        <w:t xml:space="preserve"> Denmark's advantage is narrower than it appears. Matching addresses selection on what the registers record, namely sector, size, age and prior trajectory, and not on what they do not. Selection into a voluntary scheme runs on managerial ambition and the slack to write an application, traits that independently produce revenue growth, so the matched estimate retains an upward bias of unknown size. Neither scheme reaches the firms that never apply.</w:t>
+        <w:t xml:space="preserve"> Denmark's advantage is nevertheless narrower than it appears, because matching addresses selection on what the registers record, namely sector, size, age and prior trajectory, and not on what they do not. Selection into a voluntary scheme runs on managerial ambition and the slack to write an application, traits that independently produce revenue growth, so the matched estimate retains an upward bias of unknown size. Neither scheme reaches the firms that never apply.</w:t>
       </w:r>
     </w:p>
     <w:p>
@@ -914,7 +914,7 @@
           <w:i w:val="0"/>
           <w:sz w:val="24"/>
         </w:rPr>
-        <w:t xml:space="preserve"> The remedy is latent in the Danish design. SMV:Digital scores its applicants, so it already produces a funding threshold; it simply discards the information afterwards. Near that cut-off, funding turns on assessor variation rather than on the firm, which makes applicants just above and just below comparable on precisely the unobservables that defeat matching. Retaining the scores and publishing the cut-off would permit a regression discontinuity estimate at administrative cost alone (Appendix B).</w:t>
+        <w:t xml:space="preserve"> The remedy is latent in the Danish design, since SMV:Digital already scores its applicants and so already produces a funding threshold, which it then discards. Near that cut-off, funding turns on assessor variation rather than on the firm, which makes applicants just above and just below comparable on precisely the unobservables that defeat matching. Retaining the scores and publishing the cut-off would therefore permit a regression discontinuity estimate at administrative cost alone (Appendix B).</w:t>
       </w:r>
     </w:p>
     <w:p>
@@ -1054,7 +1054,7 @@
           <w:i w:val="0"/>
           <w:sz w:val="24"/>
         </w:rPr>
-        <w:t>Sustainable Development Goal 12, on responsible consumption and production, is the goal Danish digitalisation has most clearly moved, and it has moved it in both directions at once. Digital infrastructure substitutes information for materials at the point of use, and creates a new material stream at disposal. Denmark is unusually far along the first and far behind on the second.</w:t>
+        <w:t>Sustainable Development Goal 12, on responsible consumption and production, is the goal Danish digitalisation has most clearly moved, and it has moved it in both directions at once, since digital infrastructure substitutes information for materials at the point of use while creating a new material stream at disposal. Denmark is unusually far along the first and far behind on the second.</w:t>
       </w:r>
     </w:p>
     <w:p>
@@ -1069,7 +1069,7 @@
           <w:i w:val="0"/>
           <w:sz w:val="24"/>
         </w:rPr>
-        <w:t>The positive contribution is a dematerialisation benefit, and it has been audited. Rigsrevisionen (2016) could verify roughly DKK 450 million a year of the saving projected from compulsory Digital Post, and the component verified is precisely postage, paper and envelopes. That prices the paper avoided rather than weighing it, but the substitution covers correspondence with every adult in the country. Private payments show the same substitution: cash fell from 23% to 9% of physical retail payments between 2017 and 2025 (Danmarks Nationalbank 2025), a share rather than a volume, which establishes direction without quantity.</w:t>
+        <w:t>The positive contribution is a dematerialisation benefit, and unusually it has been audited: Rigsrevisionen (2016) could verify roughly DKK 450 million a year of the saving projected from compulsory Digital Post, the component verified being precisely postage, paper and envelopes. That prices the paper avoided rather than weighing it, but the substitution covers correspondence with every adult in the country. The same substitution runs through private payments, where the displacement of cash reported in Question 1 (Danmarks Nationalbank 2025) is a share rather than a volume, establishing direction without quantity.</w:t>
       </w:r>
     </w:p>
     <w:p>
@@ -1084,7 +1084,7 @@
           <w:i w:val="0"/>
           <w:sz w:val="24"/>
         </w:rPr>
-        <w:t xml:space="preserve">Against this, Denmark performs the disposal side of the same goal badly. The European Commission (2026) reports that it recycled or prepared for reuse 15% of the ICT waste collected in 2023, against an EU-27 average of 80%, a gap of some 65 percentage points (Figure 7). The denominator narrows the claim: the base is ICT waste </w:t>
+        <w:t xml:space="preserve">Against this, Denmark performs the disposal side of the same goal badly, for the European Commission (2026) reports that it recycled or prepared for reuse 15% of the ICT waste collected in 2023 against an EU-27 average of 80% (Figure 7). The denominator narrows the claim, because the base is ICT waste </w:t>
       </w:r>
       <w:r>
         <w:rPr>
@@ -1102,7 +1102,7 @@
           <w:i w:val="0"/>
           <w:sz w:val="24"/>
         </w:rPr>
-        <w:t>, so the indicator describes what happens to devices that reach the waste stream and is silent on how many never do. No trend accompanies it either, the source publishing a single year, which makes 15% a level rather than a direction. On the measure that does exist, a country at or near the top of the Union on almost every digital indicator sits near the bottom on this one.</w:t>
+        <w:t>: the indicator describes what happens to devices reaching the waste stream, while remaining silent on how many never do. Nor does any trend accompany it, the source publishing a single year, which makes 15% a level and not a direction. On the measure that does exist, a country at or near the top of the Union on almost every digital indicator sits near the bottom on this one.</w:t>
       </w:r>
     </w:p>
     <w:p>
@@ -1117,7 +1117,7 @@
           <w:i w:val="0"/>
           <w:sz w:val="24"/>
         </w:rPr>
-        <w:t>The two halves are connected by the same policy, which makes the contrast more than coincidence. A mandate requiring every adult to transact digitally also requires every adult to hold a device capable of running MitID, and that obligation was justified on an administrative saving alone. The environmental case for Danish digitalisation has been made on dematerialisation; the circularity side of the same goal is where its measured performance is weakest.</w:t>
+        <w:t>The two halves are connected by the same policy, which makes the contrast more than coincidence: a mandate requiring every adult to transact digitally also requires every adult to hold a device capable of running MitID, and that obligation was justified on an administrative saving alone. The environmental case for Danish digitalisation has accordingly been made on dematerialisation, while the circularity side of the same goal is where performance is weakest.</w:t>
       </w:r>
     </w:p>
     <w:p>
@@ -1202,7 +1202,7 @@
           <w:i w:val="0"/>
           <w:sz w:val="24"/>
         </w:rPr>
-        <w:t>A mandate binding every adult falls most heavily on those least able to comply, and the only relief available to them is statutory exemption from Digital Post. The scale of that relief among the oldest citizens indicates the difficulty: Digitaliseringsstyrelsen (2026) reports that nearly one citizen in five aged 75 to 84 holds a formal exemption, rising to roughly one in three among those aged 85 and over.</w:t>
+        <w:t>A mandate binding every adult falls most heavily on those least able to comply, whose only relief is statutory exemption from Digital Post. The scale of that relief among the oldest citizens therefore indicates the difficulty: Digitaliseringsstyrelsen (2026) reports that nearly one citizen in five aged 75 to 84 holds a formal exemption, rising to roughly one in three among those aged 85 and over.</w:t>
       </w:r>
     </w:p>
     <w:p>
@@ -1217,7 +1217,7 @@
           <w:i w:val="0"/>
           <w:sz w:val="24"/>
         </w:rPr>
-        <w:t>The measure on which Denmark ranks first is the one least able to detect this. Eurostat (2026a) puts Danish e-government use at 98.5%, but the survey asks only whether a person interacted online at all, once, in twelve months. It records reach, and says nothing about whether the attempt succeeded or was made independently (Figure 8).</w:t>
+        <w:t>The measure on which Denmark ranks first is the one least able to detect this, since Eurostat (2026a) puts Danish e-government use at 98.5% while the survey asks only whether a person interacted online at all, once, in twelve months. It records reach, and says nothing about whether the attempt succeeded or was made independently (Figure 8).</w:t>
       </w:r>
     </w:p>
     <w:p>
@@ -1232,7 +1232,7 @@
           <w:i w:val="0"/>
           <w:sz w:val="24"/>
         </w:rPr>
-        <w:t>Measuring the problem instead of the reach means choosing between estimates that do not agree. The narrowest is exemption itself: in the first quarter of 2026, 4.7% of citizens aged 15 and over, or 238,479 people, held one. The European Commission (2026) reports that 16.5% of Danes have difficulty using digital public services, while Digitaliseringsstyrelsen (2025c) and Justitia (2022) put the widest estimates at about a quarter of adults. These are not points on a scale, since measure, year and denominator all differ; Figure 9 sets them side by side and Appendix C reconciles them. The counts are clearer than the percentages. Against a population of 6,025,603 (Danmarks Statistik 2026), 16.5% is roughly 994,000 people to 238,479 exempt, so on the order of three-quarters of a million Danes struggle with a compulsory system while holding no standing outside it.</w:t>
+        <w:t>Measuring the problem rather than the reach means choosing between estimates that do not agree, the narrowest being exemption itself: in the first quarter of 2026, 4.7% of citizens aged 15 and over, or 238,479 people, held one. The European Commission (2026) reports that 16.5% of Danes have difficulty using digital public services, while Digitaliseringsstyrelsen (2025c) and Justitia (2022) put the widest estimates near a quarter of adults. These are not points on a scale, since measure, year and denominator all differ; Figure 9 sets them side by side and Appendix C reconciles them. Because the counts are clearer than the percentages, the conversion is worth making: against a population of 6,025,603 (Danmarks Statistik 2026), 16.5% is roughly 994,000 people to 238,479 exempt, so that some three-quarters of a million Danes struggle with a compulsory system while holding no standing outside it.</w:t>
       </w:r>
     </w:p>
     <w:p>
@@ -1247,7 +1247,7 @@
           <w:i w:val="0"/>
           <w:sz w:val="24"/>
         </w:rPr>
-        <w:t>That gap is administrative rather than a skills deficit, and the skills data make the point. Denmark's weakest age band, those aged 55 to 74, reaches 68% with at least basic digital skills against an EU average of 43%, and Denmark leads the Union in all three bands (Figure 10). The mandate is calibrated above the bottom of its own distribution, and the exemption criteria are drawn more narrowly than the difficulty they exist to relieve.</w:t>
+        <w:t>That gap is administrative rather than a skills deficit, as the skills data make clear: Denmark's weakest age band, those aged 55 to 74, reaches 68% with at least basic digital skills against an EU average of 43%, and Denmark leads the Union in all three bands (Figure 10). The mandate is therefore calibrated above the bottom of its own distribution, and the exemption criteria are drawn more narrowly than the difficulty they relieve.</w:t>
       </w:r>
     </w:p>
     <w:p>
@@ -1262,7 +1262,7 @@
           <w:i w:val="0"/>
           <w:sz w:val="24"/>
         </w:rPr>
-        <w:t>The criteria should accordingly be widened to admit documented difficulty rather than only the listed statutory grounds. Denmark has solved the adjacent problem: Folketinget (2023) provided that from June 2023 an exempt citizen is entitled, on request, to a non-digital alternative to any mandatory self-service solution. That decoupled the channel from the obligation but left the qualifying criteria untouched, because the right runs only to those already exempt. The Conseil d'État (2022) and the Belgian Cour constitutionnelle (2025) have since attached the equivalent entitlement to the difficulty itself rather than to a prior status (Appendix D).</w:t>
+        <w:t>The criteria should accordingly be widened to admit documented difficulty rather than only the listed statutory grounds, and Denmark has solved the adjacent problem already. Folketinget (2023) provided that from June 2023 an exempt citizen is entitled, on request, to a non-digital alternative to any mandatory self-service solution. That decoupled the channel from the obligation but left the qualifying criteria untouched, because the right runs only to those already exempt. The Conseil d'État (2022) and the Belgian Cour constitutionnelle (2025) have since attached the equivalent entitlement to the difficulty itself rather than to a prior status (Appendix D).</w:t>
       </w:r>
     </w:p>
     <w:p>
@@ -1472,7 +1472,7 @@
           <w:i w:val="0"/>
           <w:sz w:val="24"/>
         </w:rPr>
-        <w:t>Tran (2026) reported that in a PwC survey of Asia-Pacific chief executives, 82% had adopted generative artificial intelligence within five years while far fewer could identify revenue attributable to it. Denmark shows the same gap. Adoption is high by European standards at 42% of enterprises, and it is concentrated, at 75% of large firms against 41% of small and medium ones. Access has been distributed and capability has not, the conclusion Question 2 reaches from Danish registers and the speaker reached from a regional survey.</w:t>
+        <w:t>Tran (2026) reported that in a PwC survey of Asia-Pacific chief executives, 82% had adopted generative artificial intelligence within five years while far fewer could identify revenue attributable to it. Denmark shows the same gap, adoption being high by European standards at 42% of enterprises yet concentrated at 75% of large firms against 41% of small and medium ones. Access has been distributed and capability has not, the conclusion Question 2 reaches from Danish registers and the speaker reached from a regional survey.</w:t>
       </w:r>
     </w:p>
     <w:p>
@@ -1487,7 +1487,7 @@
           <w:i w:val="0"/>
           <w:sz w:val="24"/>
         </w:rPr>
-        <w:t>The sustainability half supplied a test for that kind of claim. Tran's position was that a net zero commitment means little unless an external body has validated it, because an unvalidated commitment is one the claimant grades itself; PwC's own reduction of 22% against a 2019 baseline is stated against a target the Science Based Targets initiative validated. Applied to Denmark, that standard is uncomfortable. SMV:Digital's headline figures are reported by participants to the body funding the scheme (Digitaliseringsstyrelsen 2025b), which is why Question 2 recommends an evaluation the agency does not run. Question 3 meets the standard from the other side: Denmark's position on ICT waste recovery is measured externally rather than self-reported, which is why it can be stated at all.</w:t>
+        <w:t>The sustainability half supplied a test for that kind of claim, Tran's position being that a net zero commitment means little unless an external body has validated it, an unvalidated commitment being one the claimant grades itself, whereas PwC's own reduction of 22% is stated against a target the Science Based Targets initiative validated. Applied to Denmark, that standard is uncomfortable, since SMV:Digital's headline figures are reported by participants to the body funding the scheme (Digitaliseringsstyrelsen 2025b), which is why Question 2 recommends an evaluation the agency does not run. Question 3 meets the standard from the other side, Denmark's position on ICT waste recovery being measured externally rather than self-reported, which is why it can be stated at all.</w:t>
       </w:r>
     </w:p>
     <w:p>
@@ -1502,7 +1502,7 @@
           <w:i w:val="0"/>
           <w:sz w:val="24"/>
         </w:rPr>
-        <w:t>One detail transfers directly to policy. Tran put the cost of validation at USD 10,000 to 25,000, which in practice restricts it to large corporations, and described publicly funded programmes extending the equivalent capability to smaller firms. That is the same instrument, and the same justification, as SMV:Digital: the fixed cost of proving anything, emissions or returns, weighs more heavily the smaller the firm that must bear it.</w:t>
+        <w:t>One detail transfers directly to policy: Tran put the cost of validation at USD 10,000 to 25,000, which in practice restricts it to large corporations, and described public programmes extending that capability to smaller firms. That is the same instrument, and the same justification, as SMV:Digital, since the fixed cost of proving anything, emissions or returns, weighs more heavily the smaller the firm bearing it.</w:t>
       </w:r>
     </w:p>
     <w:p>

--- a/Assignment 2 ECON1596 _ [CLASS GROUP] _ s4040040.docx
+++ b/Assignment 2 ECON1596 _ [CLASS GROUP] _ s4040040.docx
@@ -81,7 +81,7 @@
           <w:i/>
           <w:sz w:val="24"/>
         </w:rPr>
-        <w:t>Thesis. Danish digital adoption is near-universal among citizens and thin among firms and at the edges of the population, and the instrument that delivered the universal part, legal compulsion, is why the rest is missing.</w:t>
+        <w:t>Thesis. Danish digital adoption is near-universal among citizens but thin among firms and at the edges of the population, and legal compulsion, the instrument that delivered the universal part, is why the rest is missing.</w:t>
       </w:r>
     </w:p>
     <w:p>
@@ -111,7 +111,7 @@
           <w:i w:val="0"/>
           <w:sz w:val="24"/>
         </w:rPr>
-        <w:t xml:space="preserve">Denmark's digital transformation began with an obligation rather than an invitation, and that origin explains both its speed and its shape. </w:t>
+        <w:t xml:space="preserve">Denmark's digital transformation began with an obligation rather than an invitation, and that origin explains its speed and its shape. </w:t>
       </w:r>
       <w:r>
         <w:rPr>
@@ -144,7 +144,7 @@
           <w:i w:val="0"/>
           <w:sz w:val="24"/>
         </w:rPr>
-        <w:t>What distinguishes the Danish case is the combination of the two, since a mandate alone changes only how letters are sent. A mandate joined to a universal credential, by contrast, creates authentication infrastructure that every citizen must hold and any firm may build upon without financing its adoption, lowering the fixed cost of everything built on top of it. As an adoption instrument it worked: Eurostat (2026a) records that 98.5% of Danish individuals aged 16 to 74 used a public authority website or app during 2024, the highest share in the Union against an EU-27 average of 70%. Because compulsion rather than preference accounts for that use, the economic interest lies not in the adoption but in what industry built on the foundation, as two sectors show.</w:t>
+        <w:t>What distinguishes the Danish case is the combination of the two. A mandate alone changes only how letters are sent, whereas a mandate joined to a universal credential creates authentication infrastructure that every citizen must hold and any firm may build upon without financing its adoption, lowering the fixed cost of everything built on top of it. As an adoption instrument it worked: Eurostat (2026a) records that 98.5% of Danish individuals aged 16 to 74 used a public authority website or app during 2024, the highest share in the Union against an EU-27 average of 70%. Because compulsion rather than preference accounts for that use, the economic interest lies not in the adoption itself but in what industry built on that foundation, as the following two sectors show.</w:t>
       </w:r>
     </w:p>
     <w:p>
@@ -159,7 +159,7 @@
           <w:i w:val="0"/>
           <w:sz w:val="24"/>
         </w:rPr>
-        <w:t>In retail banking the outcome was consolidation rather than contraction. Finans Danmark (2025) reports that branches fell from 2,025 in 2004 to 665 in 2024, a decline of 67% (Figure 1), which alone would suggest that digitalisation destroyed banking employment. The longer series qualifies that reading, however, because between 1991 and 2024 institutions fell by 77% while employment fell by only 29% (Figure 2), so that staff per surviving institution rose from 233 to 706. The technologies behind this are online and mobile banking authenticated by MitID. Once identity and correspondence had moved onto shared national infrastructure, the branch ceased to be the distribution channel, output per institution rose, and the sector shed premises rather than labour.</w:t>
+        <w:t>In retail banking the outcome was consolidation rather than contraction. Finans Danmark (2025) reports that branches fell from 2,025 in 2004 to 665 in 2024, a decline of 67% (Figure 1), which taken alone suggests that digitalisation destroyed banking employment. The longer series qualifies that reading, however, because between 1991 and 2024 institutions fell by 77% while employment fell by only 29% (Figure 2), so that staff per surviving institution rose from 233 to 706. The technologies behind this are online and mobile banking authenticated by MitID. Once identity and correspondence had moved onto shared national infrastructure, the branch ceased to be the distribution channel and the sector shed premises rather than labour.</w:t>
       </w:r>
     </w:p>
     <w:p>
@@ -174,7 +174,7 @@
           <w:i w:val="0"/>
           <w:sz w:val="24"/>
         </w:rPr>
-        <w:t>Retail payments show innovation of a different kind, in that Danmarks Nationalbank (2025) reports that cash fell from 23% to 9% of the number of payments made in physical retail between 2017 and 2025, while card-based mobile wallets reached 32% of the same measure (Figure 3). Much of this is displacement within digital instruments rather than fresh digitalisation, since a wallet payment is itself a card payment and the physical card share fell from 73% to 54%. What changed was the interface rather than the rails beneath it, the kind of incremental innovation that shared infrastructure makes cheap to attempt.</w:t>
+        <w:t>Retail payments show innovation of a different kind. Danmarks Nationalbank (2025) reports that cash fell from 23% to 9% of the number of payments made in physical retail between 2017 and 2025, while card-based mobile wallets reached 32% of the same measure (Figure 3). Much of this is displacement within digital instruments rather than fresh digitalisation, since a wallet payment is itself a card payment and the physical card share fell from 73% to 54%. What changed was the interface rather than the rails beneath it, the kind of incremental innovation that shared infrastructure makes cheap to attempt.</w:t>
       </w:r>
     </w:p>
     <w:p>
@@ -189,7 +189,7 @@
           <w:i w:val="0"/>
           <w:sz w:val="24"/>
         </w:rPr>
-        <w:t>Whether wider adoption is associated with greater commercial activity can in turn be tested directly. Using Eurostat (2026b), Figure 4 plots the share of internet users purchasing online against e-sales as a share of enterprise turnover across the Union in 2024, with turnover drawn from a separate extract (Eurostat 2025c). Across the 18 member states reporting both, the fitted slope is +0.60 percentage points of turnover per percentage point of adoption, with an R² of 0.674 and diagnostics in Appendix A. Causation is not established, since adoption is measured on consumers and turnover on enterprises while national income appears on neither axis. Denmark sits above the line by less than one residual standard error, within the European pattern rather than outside it.</w:t>
+        <w:t>Whether wider adoption is associated with greater commercial activity can in turn be tested. Using Eurostat (2026b), Figure 4 plots the share of internet users purchasing online against e-sales as a share of enterprise turnover across the Union in 2024, turnover coming from a separate extract (Eurostat 2025c). Across the 18 member states reporting both, the fitted slope is +0.60 percentage points of turnover per percentage point of adoption, with an R² of 0.674 and diagnostics in Appendix A. Causation is not established, since adoption is measured on consumers and turnover on enterprises while national income appears on neither axis. Denmark sits above the line by less than one residual standard error, within the European pattern rather than outside it.</w:t>
       </w:r>
     </w:p>
     <w:p>
@@ -758,7 +758,7 @@
           <w:i w:val="0"/>
           <w:sz w:val="24"/>
         </w:rPr>
-        <w:t>Denmark's difficulty is not getting technology to its firms but getting value out of it once it arrives, and both policies here address that gap. Its citizens rank first in the Union on e-government use, yet its firms rank second on e-sales while only 39% make any, behind Lithuania at 43% (Eurostat 2025b): a high rank on a low level is the problem rather than the achievement.</w:t>
+        <w:t>Denmark's difficulty is not getting technology to its firms but getting value out of it once it arrives, and both policies compared below address that gap. Its citizens rank first in the Union on e-government use, yet its firms rank second on e-sales while only 39% make any, behind Lithuania at 43% (Eurostat 2025b): a high rank on a low level is the problem rather than the achievement.</w:t>
       </w:r>
     </w:p>
     <w:p>
@@ -806,7 +806,7 @@
           <w:i w:val="0"/>
           <w:sz w:val="24"/>
         </w:rPr>
-        <w:t xml:space="preserve"> were both built for this purpose, both being co-financed grants aimed at small and medium enterprises that would not otherwise invest. They differ chiefly in how they choose recipients: SMV:Digital scores applications and funds the highest scorers until the pool is exhausted (SMV:Digital 2026), whereas </w:t>
+        <w:t xml:space="preserve"> were built for this purpose, both being co-financed grants aimed at small and medium enterprises that would not otherwise invest. They differ chiefly in how they choose recipients: SMV:Digital scores applications and funds the highest scorers until the pool is exhausted (SMV:Digital 2026), whereas </w:t>
       </w:r>
       <w:r>
         <w:rPr>
@@ -848,7 +848,7 @@
           <w:i w:val="0"/>
           <w:sz w:val="24"/>
         </w:rPr>
-        <w:t xml:space="preserve"> Denmark's scheme is the better evidenced, since Digitaliseringsstyrelsen (2025b) links recipients to Danmarks Statistik registers and compares them with matched controls, reporting revenue growth of 18% against 13% and employment growth of 8% against 4%. No comparable register-linked estimate is published for </w:t>
+        <w:t xml:space="preserve"> Denmark's scheme is the better evidenced, since Digitaliseringsstyrelsen (2025b) links recipients to Danmarks Statistik registers and compares them with matched controls, reporting revenue growth of 18% against 13% and employment growth of 8% against 4%. No comparable estimate is published for </w:t>
       </w:r>
       <w:r>
         <w:rPr>
@@ -914,7 +914,7 @@
           <w:i w:val="0"/>
           <w:sz w:val="24"/>
         </w:rPr>
-        <w:t xml:space="preserve"> The remedy is latent in the Danish design, since SMV:Digital already scores its applicants and so already produces a funding threshold, which it then discards. Near that cut-off, funding turns on assessor variation rather than on the firm, which makes applicants just above and just below comparable on precisely the unobservables that defeat matching. Retaining the scores and publishing the cut-off would therefore permit a regression discontinuity estimate at administrative cost alone (Appendix B).</w:t>
+        <w:t xml:space="preserve"> The remedy is latent in the Danish design, since SMV:Digital already scores its applicants and so already produces a funding threshold, which it then discards. Near that cut-off, funding turns on assessor variation rather than on the firm, which makes applicants just above and below comparable on precisely the unobservables that defeat matching. Retaining the scores and publishing the cut-off would therefore permit a regression discontinuity estimate at administrative cost alone (Appendix B).</w:t>
       </w:r>
     </w:p>
     <w:p>
@@ -1069,7 +1069,7 @@
           <w:i w:val="0"/>
           <w:sz w:val="24"/>
         </w:rPr>
-        <w:t>The positive contribution is a dematerialisation benefit, and unusually it has been audited: Rigsrevisionen (2016) could verify roughly DKK 450 million a year of the saving projected from compulsory Digital Post, the component verified being precisely postage, paper and envelopes. That prices the paper avoided rather than weighing it, but the substitution covers correspondence with every adult in the country. The same substitution runs through private payments, where the displacement of cash reported in Question 1 (Danmarks Nationalbank 2025) is a share rather than a volume, establishing direction without quantity.</w:t>
+        <w:t>The positive contribution is a dematerialisation benefit, and unusually it has been audited: Rigsrevisionen (2016) could verify roughly DKK 450 million a year of the saving projected from compulsory Digital Post, the verified component being precisely postage, paper and envelopes. That prices the paper avoided rather than weighing it, but the substitution covers correspondence with every adult in the country. Private payments substitute in the same way, Danmarks Nationalbank (2025) reporting that cash fell from 23% to 9% of physical retail payments between 2017 and 2025: a share rather than a volume, which establishes direction without quantity.</w:t>
       </w:r>
     </w:p>
     <w:p>
@@ -1102,7 +1102,7 @@
           <w:i w:val="0"/>
           <w:sz w:val="24"/>
         </w:rPr>
-        <w:t>: the indicator describes what happens to devices reaching the waste stream, while remaining silent on how many never do. Nor does any trend accompany it, the source publishing a single year, which makes 15% a level and not a direction. On the measure that does exist, a country at or near the top of the Union on almost every digital indicator sits near the bottom on this one.</w:t>
+        <w:t>: the indicator describes what happens to devices reaching the waste stream, while remaining silent on how many never do. Nor does any trend accompany it, the source publishing a single year, which makes 15% a level and not a direction. On the measure that exists, a country at or near the top of the Union on almost every digital indicator sits near the bottom on this one.</w:t>
       </w:r>
     </w:p>
     <w:p>
@@ -1202,7 +1202,7 @@
           <w:i w:val="0"/>
           <w:sz w:val="24"/>
         </w:rPr>
-        <w:t>A mandate binding every adult falls most heavily on those least able to comply, whose only relief is statutory exemption from Digital Post. The scale of that relief among the oldest citizens therefore indicates the difficulty: Digitaliseringsstyrelsen (2026) reports that nearly one citizen in five aged 75 to 84 holds a formal exemption, rising to roughly one in three among those aged 85 and over.</w:t>
+        <w:t>A mandate binding every adult falls most heavily on those least able to comply, whose only relief is statutory exemption from Digital Post. The scale of that relief among the oldest citizens therefore indicates the difficulty: Digitaliseringsstyrelsen (2026) reports that nearly one citizen in five aged 75 to 84 holds a formal exemption, rising to roughly one in three among those 85 and over.</w:t>
       </w:r>
     </w:p>
     <w:p>
@@ -1232,7 +1232,7 @@
           <w:i w:val="0"/>
           <w:sz w:val="24"/>
         </w:rPr>
-        <w:t>Measuring the problem rather than the reach means choosing between estimates that do not agree, the narrowest being exemption itself: in the first quarter of 2026, 4.7% of citizens aged 15 and over, or 238,479 people, held one. The European Commission (2026) reports that 16.5% of Danes have difficulty using digital public services, while Digitaliseringsstyrelsen (2025c) and Justitia (2022) put the widest estimates near a quarter of adults. These are not points on a scale, since measure, year and denominator all differ; Figure 9 sets them side by side and Appendix C reconciles them. Because the counts are clearer than the percentages, the conversion is worth making: against a population of 6,025,603 (Danmarks Statistik 2026), 16.5% is roughly 994,000 people to 238,479 exempt, so that some three-quarters of a million Danes struggle with a compulsory system while holding no standing outside it.</w:t>
+        <w:t>Measuring the problem rather than the reach means choosing between estimates that do not agree, the narrowest being exemption itself: in the first quarter of 2026, 4.7% of citizens aged 15 and over, or 238,479 people, held one. The European Commission (2026) reports that 16.5% of Danes have difficulty using digital public services, while Digitaliseringsstyrelsen (2025c) and Justitia (2022) put the widest estimates near a quarter of adults. These are not points on a scale, since measure, year and denominator differ; Figure 9 sets them side by side and Appendix C reconciles them. Because the counts are clearer than the percentages, the conversion is worth making: against a population of 6,025,603 (Danmarks Statistik 2026), 16.5% is roughly 994,000 people to 238,479 exempt, meaning that some three-quarters of a million Danes struggle with a compulsory system while holding no standing outside it.</w:t>
       </w:r>
     </w:p>
     <w:p>
@@ -1262,7 +1262,7 @@
           <w:i w:val="0"/>
           <w:sz w:val="24"/>
         </w:rPr>
-        <w:t>The criteria should accordingly be widened to admit documented difficulty rather than only the listed statutory grounds, and Denmark has solved the adjacent problem already. Folketinget (2023) provided that from June 2023 an exempt citizen is entitled, on request, to a non-digital alternative to any mandatory self-service solution. That decoupled the channel from the obligation but left the qualifying criteria untouched, because the right runs only to those already exempt. The Conseil d'État (2022) and the Belgian Cour constitutionnelle (2025) have since attached the equivalent entitlement to the difficulty itself rather than to a prior status (Appendix D).</w:t>
+        <w:t>The criteria should accordingly be widened to admit documented difficulty rather than the listed statutory grounds alone, and Denmark has solved the adjacent problem already. Folketinget (2023) provided that from June 2023 an exempt citizen is entitled, on request, to a non-digital alternative to any mandatory self-service solution. That decoupled the channel from the obligation but left the qualifying criteria untouched, because the right runs only to those already exempt. The Conseil d'État (2022) and the Belgian Cour constitutionnelle (2025) have since attached the equivalent entitlement to the difficulty itself rather than to a prior status (Appendix D).</w:t>
       </w:r>
     </w:p>
     <w:p>
@@ -1472,7 +1472,7 @@
           <w:i w:val="0"/>
           <w:sz w:val="24"/>
         </w:rPr>
-        <w:t>Tran (2026) reported that in a PwC survey of Asia-Pacific chief executives, 82% had adopted generative artificial intelligence within five years while far fewer could identify revenue attributable to it. Denmark shows the same gap, adoption being high by European standards at 42% of enterprises yet concentrated at 75% of large firms against 41% of small and medium ones. Access has been distributed and capability has not, the conclusion Question 2 reaches from Danish registers and the speaker reached from a regional survey.</w:t>
+        <w:t>Tran (2026) reported that in a PwC survey of Asia-Pacific chief executives, 82% had adopted generative artificial intelligence within five years while far fewer could identify revenue attributable to it. Denmark shows the same gap, adoption being high by European standards at 42% of enterprises yet concentrated at 75% of large firms against 41% of small and medium ones. Access has been distributed and capability has not, which is the conclusion Question 2 reaches from Danish registers and the speaker from a regional survey.</w:t>
       </w:r>
     </w:p>
     <w:p>
@@ -1487,7 +1487,7 @@
           <w:i w:val="0"/>
           <w:sz w:val="24"/>
         </w:rPr>
-        <w:t>The sustainability half supplied a test for that kind of claim, Tran's position being that a net zero commitment means little unless an external body has validated it, an unvalidated commitment being one the claimant grades itself, whereas PwC's own reduction of 22% is stated against a target the Science Based Targets initiative validated. Applied to Denmark, that standard is uncomfortable, since SMV:Digital's headline figures are reported by participants to the body funding the scheme (Digitaliseringsstyrelsen 2025b), which is why Question 2 recommends an evaluation the agency does not run. Question 3 meets the standard from the other side, Denmark's position on ICT waste recovery being measured externally rather than self-reported, which is why it can be stated at all.</w:t>
+        <w:t>The sustainability half supplied a test for that kind of claim. Tran's position was that a net zero commitment means little unless an external body has validated it, because an unvalidated commitment is one the claimant grades itself; PwC's own reduction of 22% is stated against a target the Science Based Targets initiative validated. Applied to Denmark, that standard is uncomfortable, since SMV:Digital's headline figures are reported by participants to the body funding the scheme (Digitaliseringsstyrelsen 2025b), which is why Question 2 recommends an evaluation the agency does not run. Question 3 meets the standard from the other side, Denmark's position on ICT waste recovery being measured externally rather than self-reported, which is why it can be stated at all.</w:t>
       </w:r>
     </w:p>
     <w:p>
@@ -1502,7 +1502,7 @@
           <w:i w:val="0"/>
           <w:sz w:val="24"/>
         </w:rPr>
-        <w:t>One detail transfers directly to policy: Tran put the cost of validation at USD 10,000 to 25,000, which in practice restricts it to large corporations, and described public programmes extending that capability to smaller firms. That is the same instrument, and the same justification, as SMV:Digital, since the fixed cost of proving anything, emissions or returns, weighs more heavily the smaller the firm bearing it.</w:t>
+        <w:t>One detail transfers directly to policy: Tran put the cost of validation at USD 10,000 to 25,000, which in practice restricts it to large corporations, and described public programmes extending that capability to smaller firms. That is the same instrument, and the same justification, as SMV:Digital, since the fixed cost of proving anything, emissions or returns, weighs the more heavily on the smaller firm.</w:t>
       </w:r>
     </w:p>
     <w:p>

--- a/Assignment 2 ECON1596 _ [CLASS GROUP] _ s4040040.docx
+++ b/Assignment 2 ECON1596 _ [CLASS GROUP] _ s4040040.docx
@@ -2896,7 +2896,7 @@
           <w:i w:val="0"/>
           <w:sz w:val="24"/>
         </w:rPr>
-        <w:t>, a difference of −1.57pp, with a two-sample t of −0.372 on 25 degrees of freedom, p ≈ 0.71. The two groups are statistically indistinguishable on the x-axis. The sample is missing on availability of the outcome measure, not selected on the regressor.</w:t>
+        <w:t>, a difference of −1.57pp, with a two-sample t of −0.372 on 25 degrees of freedom, p ≈ 0.71. The two groups are therefore statistically indistinguishable on the x-axis, so that the sample is missing on availability of the outcome measure rather than selected on the regressor.</w:t>
       </w:r>
     </w:p>
     <w:p>
@@ -2911,7 +2911,7 @@
           <w:i w:val="0"/>
           <w:sz w:val="24"/>
         </w:rPr>
-        <w:t>That test has a limit worth stating, because it is the strongest objection to this section. Balance on the regressor is not balance on the outcome, and the reasons a national statistical institute fails to publish an e-sales turnover figure are not all random with respect to economic structure. Eurostat requires turnover at basic prices excluding VAT, and rejects national submissions failing coherence checks against Structural Business Statistics. Web and EDI sales behave differently, since EDI carries industrial business-to-business volume, so a small change in which large manufacturers fall into the sample can move a national share by several points. And secondary suppression removes a national total outright where one or two dominant firms in a NACE division would let their figure be recovered by subtraction. That last mechanism is the troubling one: it makes missingness a function of market concentration, which is plausibly related to enterprise e-commerce intensity. A balance test on consumer adoption cannot detect it. The honest statement is that the nine are missing for administrative and disclosure reasons rather than for anything this section could observe, which is weaker than missing at random and stronger than selected on the outcome.</w:t>
+        <w:t>That test has a limit worth stating, since the limit is the strongest objection to this section. Balance on the regressor is not balance on the outcome, and the reasons a national statistical institute fails to publish an e-sales turnover figure are not all random with respect to economic structure. Eurostat requires turnover at basic prices excluding VAT, and rejects national submissions failing coherence checks against Structural Business Statistics. Web and EDI sales behave differently, since EDI carries industrial business-to-business volume, so a small change in which large manufacturers fall into the sample can move a national share by several points. Secondary suppression, finally, removes a national total outright where one or two dominant firms in a NACE division would let their figure be recovered by subtraction. That last mechanism is the troubling one: it makes missingness a function of market concentration, which is plausibly related to enterprise e-commerce intensity. A balance test on consumer adoption cannot detect it. The honest statement is that the nine are missing for administrative and disclosure reasons rather than for anything this section could observe, which is weaker than missing at random and stronger than selected on the outcome.</w:t>
       </w:r>
     </w:p>
     <w:p>
@@ -3141,7 +3141,7 @@
           <w:i w:val="0"/>
           <w:sz w:val="24"/>
         </w:rPr>
-        <w:t>Question 2 recommends restructuring SMV:Digital's allocation so that the scheme can measure its own effect, is a research design as much as a policy, and a design is only as good as its specification. This appendix states it at the level of detail an administering agency would need to act on it.</w:t>
+        <w:t>The restructuring Question 2 recommends, which would let SMV:Digital measure its own effect, is a research design as much as a policy, and a design is only as good as its specification. This appendix states it at the level of detail an administering agency would need in order to act on it.</w:t>
       </w:r>
     </w:p>
     <w:p>
@@ -3171,7 +3171,7 @@
           <w:i w:val="0"/>
           <w:sz w:val="24"/>
         </w:rPr>
-        <w:t>SMV:Digital is better evaluated than most such schemes. Digitaliseringsstyrelsen links recipients to Danmarks Statistik registers and compares them with matched control firms, reporting revenue growth of 18% against the controls' 13%, a gap of five percentage points, and employment growth of 8% against 4% (Digitaliseringsstyrelsen 2025b). That is register data with a comparison group, and it disposes of the naive reading of the scheme's own headline, that 65% of participants invested further, which compares applicants with the general SME population and is besides self-reported to the scheme's own funder.</w:t>
+        <w:t>SMV:Digital is better evaluated than most such schemes, since Digitaliseringsstyrelsen links recipients to Danmarks Statistik registers and compares them with matched control firms, reporting revenue growth of 18% against the controls' 13%, a gap of five percentage points, and employment growth of 8% against 4% (Digitaliseringsstyrelsen 2025b). That is register data with a comparison group, and it disposes of the naive reading of the scheme's own headline, that 65% of participants invested further, which compares applicants with the general SME population and is in addition self-reported to the body funding the scheme.</w:t>
       </w:r>
     </w:p>
     <w:p>
@@ -3186,7 +3186,7 @@
           <w:i w:val="0"/>
           <w:sz w:val="24"/>
         </w:rPr>
-        <w:t>The residual problem is the one matching cannot reach. Recipients are matched on what the registers record: sector, size, age, prior trajectory. Selection into a voluntary scheme runs on what they do not record: managerial ambition, an existing digitalisation plan, the slack to write an application. Those are precisely the traits that also produce revenue growth, so the matched estimate retains an upward bias of unknown size. Closing it requires variation in funding that is independent of the firm, and matching cannot manufacture that.</w:t>
+        <w:t>The residual problem is the one matching cannot reach, because recipients are matched on what the registers record: sector, size, age, prior trajectory. Selection into a voluntary scheme runs on what they do not record: managerial ambition, an existing digitalisation plan, the slack to write an application. Those are precisely the traits that also produce revenue growth, so the matched estimate retains an upward bias of unknown size. Closing it requires variation in funding that is independent of the firm, and matching cannot manufacture that.</w:t>
       </w:r>
     </w:p>
     <w:p>
@@ -3924,7 +3924,7 @@
           <w:i w:val="0"/>
           <w:sz w:val="24"/>
         </w:rPr>
-        <w:t>Three features carry the argument. Near the cut-off, whether a firm is funded turns on assessor variation rather than on the firm, so above and below are comparable on the unobservables that defeat matching, which is the entire gain over the present evaluation. Nothing about who receives money changes: the highest-scoring applicants are still funded, so the reform imposes no cost on applicants and needs no new appropriation. And the control arm already exists, since those firms are being turned away today; the scheme simply stops discarding the information that it turned them away at a known distance from a known threshold.</w:t>
+        <w:t>Three features carry the argument. Near the cut-off, whether a firm is funded turns on assessor variation rather than on the firm, so above and below are comparable on the unobservables that defeat matching, which is the entire gain over the present evaluation. Nothing about who receives money changes: the highest-scoring applicants are still funded, so the reform imposes no cost on applicants and needs no new appropriation. The control arm, moreover, already exists, since those firms are being turned away today; the scheme simply stops discarding the information that it turned them away at a known distance from a known threshold.</w:t>
       </w:r>
     </w:p>
     <w:p>
@@ -3954,7 +3954,7 @@
           <w:i w:val="0"/>
           <w:sz w:val="24"/>
         </w:rPr>
-        <w:t xml:space="preserve">The cleaner design is randomised allocation among eligible applicants, and an oversubscribed pool would supply it at no budgetary cost. Germany tried it. Under </w:t>
+        <w:t xml:space="preserve">The cleaner design is randomised allocation among eligible applicants, and an oversubscribed pool would supply it at no budgetary cost. Germany tried exactly that, and the result is a caution rather than a precedent: under </w:t>
       </w:r>
       <w:r>
         <w:rPr>
@@ -3972,7 +3972,7 @@
           <w:i w:val="0"/>
           <w:sz w:val="24"/>
         </w:rPr>
-        <w:t xml:space="preserve">, the Bundesrechnungshof criticised allocation by lottery rather than on criteria, warning that firms would </w:t>
+        <w:t xml:space="preserve"> the Bundesrechnungshof criticised allocation by lottery rather than on criteria, warning that firms would </w:t>
       </w:r>
       <w:r>
         <w:rPr>
@@ -4020,7 +4020,7 @@
           <w:i w:val="0"/>
           <w:sz w:val="24"/>
         </w:rPr>
-        <w:t>The estimate is local to the threshold. It identifies the effect of the grant on marginal applicants, meaning firms the assessors found neither clearly strong nor clearly weak, and not on the strongest recipients, and not on Danish SMEs generally. That is a narrower quantity than the present evaluation claims, and a credible one, which is the trade the design makes.</w:t>
+        <w:t>The estimate is local to the threshold. It identifies the effect of the grant on marginal applicants, meaning firms the assessors found neither clearly strong nor clearly weak, rather than on the strongest recipients or on Danish SMEs generally. That is a narrower quantity than the present evaluation claims, and a credible one, which is the trade the design makes.</w:t>
       </w:r>
     </w:p>
     <w:p>
@@ -4225,7 +4225,7 @@
           <w:i w:val="0"/>
           <w:sz w:val="24"/>
         </w:rPr>
-        <w:t>Question 4 reports five estimates of Danish digital exclusion ranging from 4.7% to 25%. They are not five measurements of one quantity, and this appendix sets out why, because the spread is the finding rather than an embarrassment.</w:t>
+        <w:t>Question 4 reports five estimates of Danish digital exclusion ranging from 4.7% to 25%. They are not five measurements of one quantity, and this appendix sets out why, since the spread is itself the finding rather than an embarrassment.</w:t>
       </w:r>
     </w:p>
     <w:p>
@@ -4947,7 +4947,7 @@
           <w:i w:val="0"/>
           <w:sz w:val="24"/>
         </w:rPr>
-        <w:t>Exemption reaches 238,479 people. The narrowest estimate of need that measures difficulty rather than legal status is 16.5%, or roughly 994,000 on the stated base. The gap between the relief mechanism and the difficulty it relieves is therefore on the order of three-quarters of a million people, and that statement holds under any of the bases considered here, which is why Question 4 makes it in that form rather than as a precise subtraction.</w:t>
+        <w:t>Exemption reaches 238,479 people, whereas the narrowest estimate of need that measures difficulty rather than legal status is 16.5%, or roughly 994,000 on the stated base. The gap between the relief mechanism and the difficulty it relieves is therefore on the order of three-quarters of a million people, and that statement holds under any of the bases considered here, which is why Question 4 makes it in that form rather than as a precise subtraction.</w:t>
       </w:r>
     </w:p>
     <w:p>
@@ -5085,7 +5085,7 @@
           <w:i w:val="0"/>
           <w:sz w:val="24"/>
         </w:rPr>
-        <w:t xml:space="preserve">In Decision No. 452798 of 3 June 2022, the Conseil d'État partially annulled the decree requiring residence-permit applications to be made through the ANEF portal (Conseil d'État 2022). The court accepted that a regulatory authority may compel the use of a digital service. It held that the obligation is lawful only where users retain normal access to the public service and can exercise their rights effectively, and that this must be assessed </w:t>
+        <w:t xml:space="preserve">In Decision No. 452798 of 3 June 2022, the Conseil d'État partially annulled the decree requiring residence-permit applications to be made through the ANEF portal (Conseil d'État 2022). While the court accepted that a regulatory authority may compel the use of a digital service, it held that the obligation is lawful only where users retain normal access to the public service and can exercise their rights effectively, and that this must be assessed </w:t>
       </w:r>
       <w:r>
         <w:rPr>
@@ -5118,7 +5118,7 @@
           <w:i w:val="0"/>
           <w:sz w:val="24"/>
         </w:rPr>
-        <w:t>Two remedies followed. The administration must provide support for users who need it, and a non-digital substitute route where the digital one fails. The reasoning is the one this report has been making empirically: a mandate is justified by the capability of the population it binds, not by the capability of the median user.</w:t>
+        <w:t>Two remedies followed: the administration must provide support for users who need it, and a non-digital substitute route where the digital one fails. The reasoning is the one this report has been making empirically: a mandate is justified by the capability of the population it binds, not by the capability of the median user.</w:t>
       </w:r>
     </w:p>
     <w:p>
@@ -5184,7 +5184,7 @@
           <w:i w:val="0"/>
           <w:sz w:val="24"/>
         </w:rPr>
-        <w:t>: each must be offered alongside the digital channel. Any substitute must itself be non-digital and deliver an equivalent level of service. And the obligation does not lapse where meeting it imposes a disproportionate burden on the authority.</w:t>
+        <w:t>: each must be offered alongside the digital channel. Any substitute must itself be non-digital and deliver an equivalent level of service. Nor does the obligation lapse where meeting it imposes a disproportionate burden on the authority.</w:t>
       </w:r>
     </w:p>
     <w:p>
@@ -5280,7 +5280,7 @@
           <w:i w:val="0"/>
           <w:sz w:val="24"/>
         </w:rPr>
-        <w:t>Two features distinguish this from the Danish arrangement, and neither is about how digital the state is. The entitlement attaches to the citizen rather than to an administrative status they must first qualify for, so there is no gate of the kind Question 4 measures. And it is exercisable by telephone or on paper, which matters because an opt-out reachable only through the digital channel would be self-defeating. No rate is offered against Denmark's 4.7%: the Norwegian figure is a count of registrations and the base it should be taken on is not established by the source, which is the error Appendix C exists to name. The comparison worth making is the route rather than the rate: whether reaching a position outside the digital channel requires the state's permission or only the citizen's decision.</w:t>
+        <w:t>Two features distinguish this from the Danish arrangement, and neither is about how digital the state is. The first is that the entitlement attaches to the citizen rather than to an administrative status they must first qualify for, so that there is no gate of the kind Question 4 measures. It is also exercisable by telephone or on paper, which matters because an opt-out reachable only through the digital channel would be self-defeating. No rate is offered against Denmark's 4.7%: the Norwegian figure is a count of registrations and the base it should be taken on is not established by the source, which is the error Appendix C exists to name. The comparison worth making is the route rather than the rate: whether reaching a position outside the digital channel requires the state's permission or only the citizen's decision.</w:t>
       </w:r>
     </w:p>
     <w:p>
@@ -5343,7 +5343,7 @@
           <w:i w:val="0"/>
           <w:sz w:val="24"/>
         </w:rPr>
-        <w:t xml:space="preserve">What they establish is narrower and still useful: that mandatory digital administration is contested law in comparable European jurisdictions, and that where courts have examined it they have converged on a condition Denmark's scheme does not satisfy. Act 603 of 2023 gives a non-digital alternative to citizens already exempt from Digital Post (Folketinget 2023). The French and Belgian rulings attach the entitlement to the </w:t>
+        <w:t xml:space="preserve">What they establish is narrower and still useful: that mandatory digital administration is contested law in comparable European jurisdictions, and that where courts have examined it they have converged on a condition Denmark's scheme does not satisfy. Act 603 of 2023 gives a non-digital alternative to citizens already exempt from Digital Post (Folketinget 2023), whereas the French and Belgian rulings attach the entitlement to the </w:t>
       </w:r>
       <w:r>
         <w:rPr>
@@ -5361,7 +5361,7 @@
           <w:i w:val="0"/>
           <w:sz w:val="24"/>
         </w:rPr>
-        <w:t>, not to a prior administrative status. That is precisely the gap Question 4 measured and Question 4 proposes to close, and the comparison shows the proposal is not an outlier but a convergence.</w:t>
+        <w:t xml:space="preserve"> rather than to a prior administrative status. That is precisely the gap Question 4 measured and Question 4 proposes to close, and the comparison shows the proposal is not an outlier but a convergence.</w:t>
       </w:r>
     </w:p>
     <w:p>

--- a/Assignment 2 ECON1596 _ [CLASS GROUP] _ s4040040.docx
+++ b/Assignment 2 ECON1596 _ [CLASS GROUP] _ s4040040.docx
@@ -563,7 +563,7 @@
           <w:i/>
           <w:sz w:val="20"/>
         </w:rPr>
-        <w:t>Figure 1. Danish retail bank branches, 2004-2024. Finans Danmark; workbook F1_BRANCHES.</w:t>
+        <w:t>Figure 1. Danish retail bank branches, 2004-2024. Finans Danmark; workbook 06_SERIES.</w:t>
       </w:r>
     </w:p>
     <w:p>
@@ -618,7 +618,7 @@
           <w:i/>
           <w:sz w:val="20"/>
         </w:rPr>
-        <w:t>Figure 2. Danish banking consolidation: institutions, branches, employment. The three series begin in different years and must never be differenced. Finans Danmark; workbook F9.</w:t>
+        <w:t>Figure 2. Danish banking consolidation: institutions, branches, employment. The three series begin in different years and must never be differenced. Finans Danmark; workbook 06_SERIES.</w:t>
       </w:r>
     </w:p>
     <w:p>
@@ -728,7 +728,7 @@
           <w:i/>
           <w:sz w:val="20"/>
         </w:rPr>
-        <w:t>Figure 4. Consumer adoption and enterprise e-commerce turnover, EU 2024. Eurostat; workbook F6.</w:t>
+        <w:t>Figure 4. Consumer adoption and enterprise e-commerce turnover, EU 2024. Eurostat; workbook F6_ADOPT_BENEFIT.</w:t>
       </w:r>
     </w:p>
     <w:p>
@@ -969,7 +969,7 @@
           <w:i/>
           <w:sz w:val="20"/>
         </w:rPr>
-        <w:t>Figure 5. E-sales share of enterprise turnover, Denmark and EU-27, 2014 and 2024. Eurostat; workbook F3.</w:t>
+        <w:t>Figure 5. E-sales share of enterprise turnover, Denmark and EU-27, 2014 and 2024. Eurostat; workbook 06_SERIES.</w:t>
       </w:r>
     </w:p>
     <w:p>
@@ -1024,7 +1024,7 @@
           <w:i/>
           <w:sz w:val="20"/>
         </w:rPr>
-        <w:t>Figure 6. AI adoption by firm size, Denmark 2025. European Commission; workbook F7.</w:t>
+        <w:t>Figure 6. AI adoption by firm size, Denmark 2025. European Commission; workbook 06_SERIES.</w:t>
       </w:r>
     </w:p>
     <w:p>
@@ -1172,7 +1172,7 @@
           <w:i/>
           <w:sz w:val="20"/>
         </w:rPr>
-        <w:t>Figure 7. ICT waste recycled or prepared for reuse, 2023. European Commission; workbook F11_EWASTE.</w:t>
+        <w:t>Figure 7. ICT waste recycled or prepared for reuse, 2023. European Commission; workbook 06_SERIES.</w:t>
       </w:r>
     </w:p>
     <w:p>
@@ -1317,7 +1317,7 @@
           <w:i/>
           <w:sz w:val="20"/>
         </w:rPr>
-        <w:t>Figure 8. E-government reach against the measures it cannot see, Denmark. Left panel, Eurostat isoc_ciegi_ac, individuals aged 16 to 74, 2024; right panel, European Commission and Digitaliseringsstyrelsen, 2026, each measure on its own base. The panels are not comparable and are never differenced; workbook F12_REACH.</w:t>
+        <w:t>Figure 8. E-government reach against the measures it cannot see, Denmark. Left panel, Eurostat isoc_ciegi_ac, individuals aged 16 to 74, 2024; right panel, European Commission and Digitaliseringsstyrelsen, 2026, each measure on its own base. The panels are not comparable and are never differenced; workbook 06_SERIES.</w:t>
       </w:r>
     </w:p>
     <w:p>
@@ -1372,7 +1372,7 @@
           <w:i/>
           <w:sz w:val="20"/>
         </w:rPr>
-        <w:t>Figure 9. Five estimates of Danish digital exclusion; denominators and years differ. Workbook F4.</w:t>
+        <w:t>Figure 9. Five estimates of Danish digital exclusion; denominators and years differ. Workbook F4_EXCLUSION.</w:t>
       </w:r>
     </w:p>
     <w:p>
@@ -1427,7 +1427,7 @@
           <w:i/>
           <w:sz w:val="20"/>
         </w:rPr>
-        <w:t>Figure 10. Basic digital skills by age band, Denmark and EU-27, 2025. European Commission; workbook F10.</w:t>
+        <w:t>Figure 10. Basic digital skills by age band, Denmark and EU-27, 2025. European Commission; workbook 06_SERIES.</w:t>
       </w:r>
     </w:p>
     <w:p>
@@ -2996,7 +2996,7 @@
           <w:i/>
           <w:sz w:val="20"/>
         </w:rPr>
-        <w:t>Figure A1. Residuals against fitted values, EU 2024 regression. Workbook F6.</w:t>
+        <w:t>Figure A1. Residuals against fitted values, EU 2024 regression. Workbook F6_ADOPT_BENEFIT.</w:t>
       </w:r>
     </w:p>
     <w:p>
@@ -3051,7 +3051,7 @@
           <w:i/>
           <w:sz w:val="20"/>
         </w:rPr>
-        <w:t>Figure A2. Leave-one-out slopes, all 18 drops. Workbook F6.</w:t>
+        <w:t>Figure A2. Leave-one-out slopes, all 18 drops. Workbook F6_ADOPT_BENEFIT.</w:t>
       </w:r>
     </w:p>
     <w:p>
@@ -3106,7 +3106,7 @@
           <w:i/>
           <w:sz w:val="20"/>
         </w:rPr>
-        <w:t>Figure A3. The six tail countries against the full cross-section. Workbook F6.</w:t>
+        <w:t>Figure A3. The six tail countries against the full cross-section. Workbook F6_ADOPT_BENEFIT.</w:t>
       </w:r>
     </w:p>
     <w:p>
@@ -4135,7 +4135,7 @@
           <w:i/>
           <w:sz w:val="20"/>
         </w:rPr>
-        <w:t>Figure B1. SMV:Digital participation: self-reported by participants to the scheme's own funder. Workbook F8.</w:t>
+        <w:t>Figure B1. SMV:Digital participation: self-reported by participants to the scheme's own funder. Workbook 06_SERIES.</w:t>
       </w:r>
     </w:p>
     <w:p>

--- a/Assignment 2 ECON1596 _ [CLASS GROUP] _ s4040040.docx
+++ b/Assignment 2 ECON1596 _ [CLASS GROUP] _ s4040040.docx
@@ -129,7 +129,7 @@
           <w:i w:val="0"/>
           <w:sz w:val="24"/>
         </w:rPr>
-        <w:t xml:space="preserve"> (Denmark 2012) made a state-run digital mailbox the default legal channel for public correspondence, binding businesses from 2013 and every citizen aged 15 and over from 1 November 2014. Alongside it the state issued a universal electronic credential, whose dates Table 1 records.</w:t>
+        <w:t xml:space="preserve"> (Folketinget 2012) made a state-run digital mailbox the default legal channel for public correspondence, binding businesses from 2013 and every citizen aged 15 and over from 1 November 2014. Alongside it the state issued a universal electronic credential, whose dates Table 1 records.</w:t>
       </w:r>
     </w:p>
     <w:p>
@@ -359,7 +359,7 @@
                 <w:rFonts w:ascii="Times New Roman" w:hAnsi="Times New Roman"/>
                 <w:sz w:val="20"/>
               </w:rPr>
-              <w:t>Denmark 2012</w:t>
+              <w:t>Folketinget 2012</w:t>
             </w:r>
           </w:p>
         </w:tc>
@@ -1538,15 +1538,17 @@
           <w:i w:val="0"/>
           <w:sz w:val="24"/>
         </w:rPr>
-        <w:t>Bundesrechnungshof 2022, Bemerkungen 2022 zur Haushalts- und Wirtschaftsführung des Bundes, German Federal Court of Auditors, accessed 13 September 2026, &lt;https://www.bundesrechnungshof.de/SharedDocs/Pressemitteilungen/DE/2022/bemerkungen2022-hauptband.html&gt;.</w:t>
+        <w:t xml:space="preserve">Bundesrechnungshof 2022, </w:t>
       </w:r>
-    </w:p>
-    <w:p>
-      <w:pPr>
-        <w:spacing w:before="0" w:after="160"/>
-        <w:ind w:left="720" w:hanging="720"/>
-        <w:jc w:val="left"/>
-      </w:pPr>
+      <w:r>
+        <w:rPr>
+          <w:rFonts w:ascii="Times New Roman" w:hAnsi="Times New Roman"/>
+          <w:b w:val="0"/>
+          <w:i/>
+          <w:sz w:val="24"/>
+        </w:rPr>
+        <w:t>Bemerkungen 2022 zur Haushalts- und Wirtschaftsführung des Bundes</w:t>
+      </w:r>
       <w:r>
         <w:rPr>
           <w:rFonts w:ascii="Times New Roman" w:hAnsi="Times New Roman"/>
@@ -1554,7 +1556,7 @@
           <w:i w:val="0"/>
           <w:sz w:val="24"/>
         </w:rPr>
-        <w:t>Conseil d'État 2022, Decision No. 452798, 3 June 2022, Conseil d'État, Paris, accessed 13 September 2026, &lt;https://www.conseil-etat.fr/fr/arianeweb/CE/decision/2022-06-03/452798&gt;.</w:t>
+        <w:t>, German Federal Court of Auditors, Bonn, accessed 13 September 2026, &lt;https://www.bundesrechnungshof.de/SharedDocs/Pressemitteilungen/DE/2022/bemerkungen2022-hauptband.html&gt;.</w:t>
       </w:r>
     </w:p>
     <w:p>
@@ -1570,15 +1572,17 @@
           <w:i w:val="0"/>
           <w:sz w:val="24"/>
         </w:rPr>
-        <w:t>Cour constitutionnelle 2025, Arrêt no. 126/2025, 25 September 2025, ECLI:BE:GHCC:2025:ARR.126, Cour constitutionnelle, Brussels, accessed 13 September 2026, &lt;https://fr.const-court.be/public/f/2025/2025-126f.pdf&gt;.</w:t>
+        <w:t xml:space="preserve">Conseil d'État 2022, </w:t>
       </w:r>
-    </w:p>
-    <w:p>
-      <w:pPr>
-        <w:spacing w:before="0" w:after="160"/>
-        <w:ind w:left="720" w:hanging="720"/>
-        <w:jc w:val="left"/>
-      </w:pPr>
+      <w:r>
+        <w:rPr>
+          <w:rFonts w:ascii="Times New Roman" w:hAnsi="Times New Roman"/>
+          <w:b w:val="0"/>
+          <w:i/>
+          <w:sz w:val="24"/>
+        </w:rPr>
+        <w:t>Decision No. 452798</w:t>
+      </w:r>
       <w:r>
         <w:rPr>
           <w:rFonts w:ascii="Times New Roman" w:hAnsi="Times New Roman"/>
@@ -1586,7 +1590,7 @@
           <w:i w:val="0"/>
           <w:sz w:val="24"/>
         </w:rPr>
-        <w:t>Danmarks Nationalbank 2025, Danskernes betalingsvaner, Danmarks Nationalbank, Copenhagen, accessed 12 September 2026, &lt;https://www.nationalbanken.dk/en/what-we-do/safe-and-efficient-payments/payment-habits-in-denmark&gt;.</w:t>
+        <w:t>, 3 June 2022, Conseil d'État, Paris, accessed 13 September 2026, &lt;https://www.conseil-etat.fr/fr/arianeweb/CE/decision/2022-06-03/452798&gt;.</w:t>
       </w:r>
     </w:p>
     <w:p>
@@ -1602,15 +1606,17 @@
           <w:i w:val="0"/>
           <w:sz w:val="24"/>
         </w:rPr>
-        <w:t>Danmarks Statistik 2026, Befolkningstal, Statistics Denmark, Copenhagen, accessed 12 September 2026.</w:t>
+        <w:t xml:space="preserve">Cour constitutionnelle 2025, </w:t>
       </w:r>
-    </w:p>
-    <w:p>
-      <w:pPr>
-        <w:spacing w:before="0" w:after="160"/>
-        <w:ind w:left="720" w:hanging="720"/>
-        <w:jc w:val="left"/>
-      </w:pPr>
+      <w:r>
+        <w:rPr>
+          <w:rFonts w:ascii="Times New Roman" w:hAnsi="Times New Roman"/>
+          <w:b w:val="0"/>
+          <w:i/>
+          <w:sz w:val="24"/>
+        </w:rPr>
+        <w:t>Arrêt no. 126/2025</w:t>
+      </w:r>
       <w:r>
         <w:rPr>
           <w:rFonts w:ascii="Times New Roman" w:hAnsi="Times New Roman"/>
@@ -1618,7 +1624,7 @@
           <w:i w:val="0"/>
           <w:sz w:val="24"/>
         </w:rPr>
-        <w:t>Denmark 2012, Lov om Offentlig Digital Post (LOV nr 528 af 11/06/2012), Retsinformation, Copenhagen, accessed 12 September 2026.</w:t>
+        <w:t>, 25 September 2025, ECLI:BE:GHCC:2025:ARR.126, Cour constitutionnelle, Brussels, accessed 13 September 2026, &lt;https://fr.const-court.be/public/f/2025/2025-126f.pdf&gt;.</w:t>
       </w:r>
     </w:p>
     <w:p>
@@ -1634,15 +1640,17 @@
           <w:i w:val="0"/>
           <w:sz w:val="24"/>
         </w:rPr>
-        <w:t>Digitaliseringsdirektoratet 2025, Kontakt- og reservasjonsregisteret, Norwegian Digitalisation Agency, accessed 13 September 2026, &lt;https://www.digdir.no/digitale-felleslosninger/kontakt-og-reservasjonsregisteret-krr/865&gt;.</w:t>
+        <w:t xml:space="preserve">Danmarks Nationalbank 2025, </w:t>
       </w:r>
-    </w:p>
-    <w:p>
-      <w:pPr>
-        <w:spacing w:before="0" w:after="160"/>
-        <w:ind w:left="720" w:hanging="720"/>
-        <w:jc w:val="left"/>
-      </w:pPr>
+      <w:r>
+        <w:rPr>
+          <w:rFonts w:ascii="Times New Roman" w:hAnsi="Times New Roman"/>
+          <w:b w:val="0"/>
+          <w:i/>
+          <w:sz w:val="24"/>
+        </w:rPr>
+        <w:t>Danskernes betalingsvaner</w:t>
+      </w:r>
       <w:r>
         <w:rPr>
           <w:rFonts w:ascii="Times New Roman" w:hAnsi="Times New Roman"/>
@@ -1650,7 +1658,7 @@
           <w:i w:val="0"/>
           <w:sz w:val="24"/>
         </w:rPr>
-        <w:t>Digitaliseringsstyrelsen 2023, NemID is about to be closed, MitID, Agency for Digital Government, Copenhagen, accessed 14 September 2026, &lt;https://www.mitid.dk/en-gb/about-mitid/news/nemid-is-about-to-be-closed/&gt;.</w:t>
+        <w:t>, Danmarks Nationalbank, Copenhagen, accessed 12 September 2026, &lt;https://www.nationalbanken.dk/en/what-we-do/safe-and-efficient-payments/payment-habits-in-denmark&gt;.</w:t>
       </w:r>
     </w:p>
     <w:p>
@@ -1666,15 +1674,17 @@
           <w:i w:val="0"/>
           <w:sz w:val="24"/>
         </w:rPr>
-        <w:t>Digitaliseringsstyrelsen 2025a, Digital Post – lovgivning, Agency for Digital Government, Copenhagen, accessed 12 September 2026.</w:t>
+        <w:t xml:space="preserve">Danmarks Statistik 2026, </w:t>
       </w:r>
-    </w:p>
-    <w:p>
-      <w:pPr>
-        <w:spacing w:before="0" w:after="160"/>
-        <w:ind w:left="720" w:hanging="720"/>
-        <w:jc w:val="left"/>
-      </w:pPr>
+      <w:r>
+        <w:rPr>
+          <w:rFonts w:ascii="Times New Roman" w:hAnsi="Times New Roman"/>
+          <w:b w:val="0"/>
+          <w:i/>
+          <w:sz w:val="24"/>
+        </w:rPr>
+        <w:t>Befolkningstal</w:t>
+      </w:r>
       <w:r>
         <w:rPr>
           <w:rFonts w:ascii="Times New Roman" w:hAnsi="Times New Roman"/>
@@ -1682,7 +1692,7 @@
           <w:i w:val="0"/>
           <w:sz w:val="24"/>
         </w:rPr>
-        <w:t>Digitaliseringsstyrelsen 2025b, Effektmåling af SMV:Digital, prepared by Danmarks Statistik, Agency for Digital Government, Copenhagen, accessed 12 September 2026, &lt;https://digst.dk/media/yz2ouzzz/effektmaaling-af-smvdigital-2025.pdf&gt;.</w:t>
+        <w:t>, Statistics Denmark, Copenhagen, accessed 12 September 2026, &lt;https://www.dst.dk/da/Statistik/emner/borgere/befolkning/befolkningstal&gt;.</w:t>
       </w:r>
     </w:p>
     <w:p>
@@ -1698,15 +1708,17 @@
           <w:i w:val="0"/>
           <w:sz w:val="24"/>
         </w:rPr>
-        <w:t>Digitaliseringsstyrelsen 2025c, Hvem oplever udfordringer ved det digitale?, Agency for Digital Government, Copenhagen, accessed 12 September 2026.</w:t>
+        <w:t xml:space="preserve">Digitaliseringsdirektoratet 2025, </w:t>
       </w:r>
-    </w:p>
-    <w:p>
-      <w:pPr>
-        <w:spacing w:before="0" w:after="160"/>
-        <w:ind w:left="720" w:hanging="720"/>
-        <w:jc w:val="left"/>
-      </w:pPr>
+      <w:r>
+        <w:rPr>
+          <w:rFonts w:ascii="Times New Roman" w:hAnsi="Times New Roman"/>
+          <w:b w:val="0"/>
+          <w:i/>
+          <w:sz w:val="24"/>
+        </w:rPr>
+        <w:t>Kontakt- og reservasjonsregisteret</w:t>
+      </w:r>
       <w:r>
         <w:rPr>
           <w:rFonts w:ascii="Times New Roman" w:hAnsi="Times New Roman"/>
@@ -1714,7 +1726,7 @@
           <w:i w:val="0"/>
           <w:sz w:val="24"/>
         </w:rPr>
-        <w:t>Digitaliseringsstyrelsen 2026, Statistik om Digital Post, Agency for Digital Government, Copenhagen, accessed 12 September 2026.</w:t>
+        <w:t>, Norwegian Digitalisation Agency, Oslo, accessed 13 September 2026, &lt;https://www.digdir.no/digitale-felleslosninger/kontakt-og-reservasjonsregisteret-krr/865&gt;.</w:t>
       </w:r>
     </w:p>
     <w:p>
@@ -1730,15 +1742,17 @@
           <w:i w:val="0"/>
           <w:sz w:val="24"/>
         </w:rPr>
-        <w:t>European Commission 2026, Digital Decade 2026 country report: Denmark, SWD(2026) 155 final, Part 7/27, European Commission, Brussels.</w:t>
+        <w:t xml:space="preserve">Digitaliseringsstyrelsen 2023, </w:t>
       </w:r>
-    </w:p>
-    <w:p>
-      <w:pPr>
-        <w:spacing w:before="0" w:after="160"/>
-        <w:ind w:left="720" w:hanging="720"/>
-        <w:jc w:val="left"/>
-      </w:pPr>
+      <w:r>
+        <w:rPr>
+          <w:rFonts w:ascii="Times New Roman" w:hAnsi="Times New Roman"/>
+          <w:b w:val="0"/>
+          <w:i/>
+          <w:sz w:val="24"/>
+        </w:rPr>
+        <w:t>NemID is about to be closed</w:t>
+      </w:r>
       <w:r>
         <w:rPr>
           <w:rFonts w:ascii="Times New Roman" w:hAnsi="Times New Roman"/>
@@ -1746,7 +1760,7 @@
           <w:i w:val="0"/>
           <w:sz w:val="24"/>
         </w:rPr>
-        <w:t>Eurostat 2025a, E-commerce statistics for individuals, European Commission, Luxembourg, accessed 12 September 2026.</w:t>
+        <w:t>, MitID, Agency for Digital Government, Copenhagen, accessed 14 September 2026, &lt;https://www.mitid.dk/en-gb/about-mitid/news/nemid-is-about-to-be-closed/&gt;.</w:t>
       </w:r>
     </w:p>
     <w:p>
@@ -1762,15 +1776,17 @@
           <w:i w:val="0"/>
           <w:sz w:val="24"/>
         </w:rPr>
-        <w:t>Eurostat 2025b, EU enterprises' online sales reach new heights, European Commission, Luxembourg, accessed 12 September 2026.</w:t>
+        <w:t xml:space="preserve">Digitaliseringsstyrelsen 2025a, </w:t>
       </w:r>
-    </w:p>
-    <w:p>
-      <w:pPr>
-        <w:spacing w:before="0" w:after="160"/>
-        <w:ind w:left="720" w:hanging="720"/>
-        <w:jc w:val="left"/>
-      </w:pPr>
+      <w:r>
+        <w:rPr>
+          <w:rFonts w:ascii="Times New Roman" w:hAnsi="Times New Roman"/>
+          <w:b w:val="0"/>
+          <w:i/>
+          <w:sz w:val="24"/>
+        </w:rPr>
+        <w:t>Digital Post – lovgivning</w:t>
+      </w:r>
       <w:r>
         <w:rPr>
           <w:rFonts w:ascii="Times New Roman" w:hAnsi="Times New Roman"/>
@@ -1778,7 +1794,7 @@
           <w:i w:val="0"/>
           <w:sz w:val="24"/>
         </w:rPr>
-        <w:t>Eurostat 2025c, Share of enterprises' turnover on e-commerce (tin00110), European Commission, Luxembourg, accessed 12 September 2026.</w:t>
+        <w:t>, Agency for Digital Government, Copenhagen, accessed 12 September 2026, &lt;https://digst.dk/it-loesninger/digital-post/lovgivning/&gt;.</w:t>
       </w:r>
     </w:p>
     <w:p>
@@ -1794,15 +1810,17 @@
           <w:i w:val="0"/>
           <w:sz w:val="24"/>
         </w:rPr>
-        <w:t>Eurostat 2026a, E-government activities of individuals via websites, dataset isoc_ciegi_ac, Statistical Office of the European Union, Luxembourg, accessed 14 September 2026, &lt;https://ec.europa.eu/eurostat/databrowser/view/isoc_ciegi_ac/default/table?lang=en&gt;.</w:t>
+        <w:t xml:space="preserve">Digitaliseringsstyrelsen 2025b, </w:t>
       </w:r>
-    </w:p>
-    <w:p>
-      <w:pPr>
-        <w:spacing w:before="0" w:after="160"/>
-        <w:ind w:left="720" w:hanging="720"/>
-        <w:jc w:val="left"/>
-      </w:pPr>
+      <w:r>
+        <w:rPr>
+          <w:rFonts w:ascii="Times New Roman" w:hAnsi="Times New Roman"/>
+          <w:b w:val="0"/>
+          <w:i/>
+          <w:sz w:val="24"/>
+        </w:rPr>
+        <w:t>Effektmåling af SMV:Digital</w:t>
+      </w:r>
       <w:r>
         <w:rPr>
           <w:rFonts w:ascii="Times New Roman" w:hAnsi="Times New Roman"/>
@@ -1810,7 +1828,7 @@
           <w:i w:val="0"/>
           <w:sz w:val="24"/>
         </w:rPr>
-        <w:t>Eurostat 2026b, Internet purchases by individuals (2020 onwards), dataset isoc_ec_ib20, Statistical Office of the European Union, Luxembourg, data last updated 17 April 2026, accessed 12 September 2026, &lt;https://ec.europa.eu/eurostat/databrowser/view/isoc_ec_ib20/default/table?lang=en&gt;.</w:t>
+        <w:t>, prepared by Danmarks Statistik, Agency for Digital Government, Copenhagen, accessed 12 September 2026, &lt;https://digst.dk/media/yz2ouzzz/effektmaaling-af-smvdigital-2025.pdf&gt;.</w:t>
       </w:r>
     </w:p>
     <w:p>
@@ -1826,15 +1844,17 @@
           <w:i w:val="0"/>
           <w:sz w:val="24"/>
         </w:rPr>
-        <w:t>Finans Danmark 2025, Institutter, filialer &amp; ansatte, Finans Danmark, Copenhagen, accessed 12 September 2026, &lt;https://finansdanmark.dk/tal-og-data/institutter-filialer-ansatte/&gt;.</w:t>
+        <w:t xml:space="preserve">Digitaliseringsstyrelsen 2025c, </w:t>
       </w:r>
-    </w:p>
-    <w:p>
-      <w:pPr>
-        <w:spacing w:before="0" w:after="160"/>
-        <w:ind w:left="720" w:hanging="720"/>
-        <w:jc w:val="left"/>
-      </w:pPr>
+      <w:r>
+        <w:rPr>
+          <w:rFonts w:ascii="Times New Roman" w:hAnsi="Times New Roman"/>
+          <w:b w:val="0"/>
+          <w:i/>
+          <w:sz w:val="24"/>
+        </w:rPr>
+        <w:t>Hvem oplever udfordringer ved det digitale?</w:t>
+      </w:r>
       <w:r>
         <w:rPr>
           <w:rFonts w:ascii="Times New Roman" w:hAnsi="Times New Roman"/>
@@ -1842,7 +1862,7 @@
           <w:i w:val="0"/>
           <w:sz w:val="24"/>
         </w:rPr>
-        <w:t>Folketinget 2023, Lov om fravigelse fra obligatorisk digital selvbetjening, LOV nr 603 af 31. maj 2023, in force 1 June 2023, Retsinformation, accessed 13 September 2026, &lt;https://www.retsinformation.dk/eli/lta/2023/603&gt;.</w:t>
+        <w:t>, Agency for Digital Government, Copenhagen, accessed 12 September 2026, &lt;https://digst.dk/digital-inklusion/viden-om-digital-inklusion/hvem-oplever-udfordringer-ved-det-digitale/&gt;.</w:t>
       </w:r>
     </w:p>
     <w:p>
@@ -1858,15 +1878,17 @@
           <w:i w:val="0"/>
           <w:sz w:val="24"/>
         </w:rPr>
-        <w:t>Howell, ST 2017, 'Financing innovation: evidence from R&amp;D grants', American Economic Review, vol. 107, no. 4, pp. 1136-1164.</w:t>
+        <w:t xml:space="preserve">Digitaliseringsstyrelsen 2026, </w:t>
       </w:r>
-    </w:p>
-    <w:p>
-      <w:pPr>
-        <w:spacing w:before="0" w:after="160"/>
-        <w:ind w:left="720" w:hanging="720"/>
-        <w:jc w:val="left"/>
-      </w:pPr>
+      <w:r>
+        <w:rPr>
+          <w:rFonts w:ascii="Times New Roman" w:hAnsi="Times New Roman"/>
+          <w:b w:val="0"/>
+          <w:i/>
+          <w:sz w:val="24"/>
+        </w:rPr>
+        <w:t>Statistik om Digital Post</w:t>
+      </w:r>
       <w:r>
         <w:rPr>
           <w:rFonts w:ascii="Times New Roman" w:hAnsi="Times New Roman"/>
@@ -1874,7 +1896,7 @@
           <w:i w:val="0"/>
           <w:sz w:val="24"/>
         </w:rPr>
-        <w:t>Institut for Menneskerettigheder 2023, Rettigheder i den digitale velfærdsstat, Danish Institute for Human Rights, Copenhagen, accessed 12 September 2026.</w:t>
+        <w:t>, Agency for Digital Government, Copenhagen, accessed 12 September 2026, &lt;https://digst.dk/tal-og-statistik/&gt;.</w:t>
       </w:r>
     </w:p>
     <w:p>
@@ -1890,15 +1912,17 @@
           <w:i w:val="0"/>
           <w:sz w:val="24"/>
         </w:rPr>
-        <w:t>Justitia 2022, Retssikkerhed for digitalt udsatte borgere, Justitia, Copenhagen, accessed 12 September 2026.</w:t>
+        <w:t xml:space="preserve">European Commission 2026, </w:t>
       </w:r>
-    </w:p>
-    <w:p>
-      <w:pPr>
-        <w:spacing w:before="0" w:after="160"/>
-        <w:ind w:left="720" w:hanging="720"/>
-        <w:jc w:val="left"/>
-      </w:pPr>
+      <w:r>
+        <w:rPr>
+          <w:rFonts w:ascii="Times New Roman" w:hAnsi="Times New Roman"/>
+          <w:b w:val="0"/>
+          <w:i/>
+          <w:sz w:val="24"/>
+        </w:rPr>
+        <w:t>Digital Decade 2026 country report: Denmark</w:t>
+      </w:r>
       <w:r>
         <w:rPr>
           <w:rFonts w:ascii="Times New Roman" w:hAnsi="Times New Roman"/>
@@ -1906,7 +1930,7 @@
           <w:i w:val="0"/>
           <w:sz w:val="24"/>
         </w:rPr>
-        <w:t>Rigsrevisionen 2016, Beretning om besparelsespotentialet ved obligatorisk Digital Post på ca. 1 mia. kr. om året, National Audit Office of Denmark, Copenhagen, accessed 12 September 2026.</w:t>
+        <w:t>, SWD(2026) 155 final, Part 7/27, European Commission, Brussels, accessed 12 September 2026, &lt;https://digital-strategy.ec.europa.eu/en/policies/desi&gt;.</w:t>
       </w:r>
     </w:p>
     <w:p>
@@ -1922,15 +1946,17 @@
           <w:i w:val="0"/>
           <w:sz w:val="24"/>
         </w:rPr>
-        <w:t>Santoleri, P, Barrows, G, Caravella, S, Crespi, F and Pellegrino, G 2022, The causal effects of R&amp;D grants: evidence from a regression discontinuity, working paper, accessed 13 September 2026, &lt;https://pietrosantoleri.github.io/files/Santoleri_et_al_The_effects_of_R_D_grants.pdf&gt;.</w:t>
+        <w:t xml:space="preserve">Eurostat 2025a, </w:t>
       </w:r>
-    </w:p>
-    <w:p>
-      <w:pPr>
-        <w:spacing w:before="0" w:after="160"/>
-        <w:ind w:left="720" w:hanging="720"/>
-        <w:jc w:val="left"/>
-      </w:pPr>
+      <w:r>
+        <w:rPr>
+          <w:rFonts w:ascii="Times New Roman" w:hAnsi="Times New Roman"/>
+          <w:b w:val="0"/>
+          <w:i/>
+          <w:sz w:val="24"/>
+        </w:rPr>
+        <w:t>E-commerce statistics for individuals</w:t>
+      </w:r>
       <w:r>
         <w:rPr>
           <w:rFonts w:ascii="Times New Roman" w:hAnsi="Times New Roman"/>
@@ -1938,7 +1964,7 @@
           <w:i w:val="0"/>
           <w:sz w:val="24"/>
         </w:rPr>
-        <w:t>SMV:Digital 2026, Tilskudspuljer i 2026, SMV:Digital, Copenhagen, accessed 12 September 2026.</w:t>
+        <w:t>, European Commission, Luxembourg, accessed 12 September 2026, &lt;https://ec.europa.eu/eurostat/web/products-eurostat-news/w/ddn-20250220-3&gt;.</w:t>
       </w:r>
     </w:p>
     <w:p>
@@ -1954,7 +1980,467 @@
           <w:i w:val="0"/>
           <w:sz w:val="24"/>
         </w:rPr>
-        <w:t>Tran, TT 2026, 'Guest speaker session: corporate sustainability and the adoption of artificial intelligence', guest lecture, ECON1596 Business Challenges in the Digital Economy, RMIT University Vietnam, Ho Chi Minh City, [LECTURE DATE: to be completed by the author].</w:t>
+        <w:t xml:space="preserve">Eurostat 2025b, </w:t>
+      </w:r>
+      <w:r>
+        <w:rPr>
+          <w:rFonts w:ascii="Times New Roman" w:hAnsi="Times New Roman"/>
+          <w:b w:val="0"/>
+          <w:i/>
+          <w:sz w:val="24"/>
+        </w:rPr>
+        <w:t>EU enterprises' online sales reach new heights</w:t>
+      </w:r>
+      <w:r>
+        <w:rPr>
+          <w:rFonts w:ascii="Times New Roman" w:hAnsi="Times New Roman"/>
+          <w:b w:val="0"/>
+          <w:i w:val="0"/>
+          <w:sz w:val="24"/>
+        </w:rPr>
+        <w:t>, European Commission, Luxembourg, accessed 12 September 2026, &lt;https://ec.europa.eu/eurostat/web/products-eurostat-news/w/ddn-20250227-2&gt;.</w:t>
+      </w:r>
+    </w:p>
+    <w:p>
+      <w:pPr>
+        <w:spacing w:before="0" w:after="160"/>
+        <w:ind w:left="720" w:hanging="720"/>
+        <w:jc w:val="left"/>
+      </w:pPr>
+      <w:r>
+        <w:rPr>
+          <w:rFonts w:ascii="Times New Roman" w:hAnsi="Times New Roman"/>
+          <w:b w:val="0"/>
+          <w:i w:val="0"/>
+          <w:sz w:val="24"/>
+        </w:rPr>
+        <w:t xml:space="preserve">Eurostat 2025c, </w:t>
+      </w:r>
+      <w:r>
+        <w:rPr>
+          <w:rFonts w:ascii="Times New Roman" w:hAnsi="Times New Roman"/>
+          <w:b w:val="0"/>
+          <w:i/>
+          <w:sz w:val="24"/>
+        </w:rPr>
+        <w:t>Share of enterprises' turnover on e-commerce (tin00110)</w:t>
+      </w:r>
+      <w:r>
+        <w:rPr>
+          <w:rFonts w:ascii="Times New Roman" w:hAnsi="Times New Roman"/>
+          <w:b w:val="0"/>
+          <w:i w:val="0"/>
+          <w:sz w:val="24"/>
+        </w:rPr>
+        <w:t>, European Commission, Luxembourg, accessed 12 September 2026, &lt;https://ec.europa.eu/eurostat/databrowser/view/tin00110/default/table?lang=en&gt;.</w:t>
+      </w:r>
+    </w:p>
+    <w:p>
+      <w:pPr>
+        <w:spacing w:before="0" w:after="160"/>
+        <w:ind w:left="720" w:hanging="720"/>
+        <w:jc w:val="left"/>
+      </w:pPr>
+      <w:r>
+        <w:rPr>
+          <w:rFonts w:ascii="Times New Roman" w:hAnsi="Times New Roman"/>
+          <w:b w:val="0"/>
+          <w:i w:val="0"/>
+          <w:sz w:val="24"/>
+        </w:rPr>
+        <w:t xml:space="preserve">Eurostat 2026a, </w:t>
+      </w:r>
+      <w:r>
+        <w:rPr>
+          <w:rFonts w:ascii="Times New Roman" w:hAnsi="Times New Roman"/>
+          <w:b w:val="0"/>
+          <w:i/>
+          <w:sz w:val="24"/>
+        </w:rPr>
+        <w:t>E-government activities of individuals via websites</w:t>
+      </w:r>
+      <w:r>
+        <w:rPr>
+          <w:rFonts w:ascii="Times New Roman" w:hAnsi="Times New Roman"/>
+          <w:b w:val="0"/>
+          <w:i w:val="0"/>
+          <w:sz w:val="24"/>
+        </w:rPr>
+        <w:t>, dataset isoc_ciegi_ac, Statistical Office of the European Union, Luxembourg, accessed 14 September 2026, &lt;https://ec.europa.eu/eurostat/databrowser/view/isoc_ciegi_ac/default/table?lang=en&gt;.</w:t>
+      </w:r>
+    </w:p>
+    <w:p>
+      <w:pPr>
+        <w:spacing w:before="0" w:after="160"/>
+        <w:ind w:left="720" w:hanging="720"/>
+        <w:jc w:val="left"/>
+      </w:pPr>
+      <w:r>
+        <w:rPr>
+          <w:rFonts w:ascii="Times New Roman" w:hAnsi="Times New Roman"/>
+          <w:b w:val="0"/>
+          <w:i w:val="0"/>
+          <w:sz w:val="24"/>
+        </w:rPr>
+        <w:t xml:space="preserve">Eurostat 2026b, </w:t>
+      </w:r>
+      <w:r>
+        <w:rPr>
+          <w:rFonts w:ascii="Times New Roman" w:hAnsi="Times New Roman"/>
+          <w:b w:val="0"/>
+          <w:i/>
+          <w:sz w:val="24"/>
+        </w:rPr>
+        <w:t>Internet purchases by individuals (2020 onwards)</w:t>
+      </w:r>
+      <w:r>
+        <w:rPr>
+          <w:rFonts w:ascii="Times New Roman" w:hAnsi="Times New Roman"/>
+          <w:b w:val="0"/>
+          <w:i w:val="0"/>
+          <w:sz w:val="24"/>
+        </w:rPr>
+        <w:t>, dataset isoc_ec_ib20, Statistical Office of the European Union, Luxembourg, data last updated 17 April 2026, accessed 12 September 2026, &lt;https://ec.europa.eu/eurostat/databrowser/view/isoc_ec_ib20/default/table?lang=en&gt;.</w:t>
+      </w:r>
+    </w:p>
+    <w:p>
+      <w:pPr>
+        <w:spacing w:before="0" w:after="160"/>
+        <w:ind w:left="720" w:hanging="720"/>
+        <w:jc w:val="left"/>
+      </w:pPr>
+      <w:r>
+        <w:rPr>
+          <w:rFonts w:ascii="Times New Roman" w:hAnsi="Times New Roman"/>
+          <w:b w:val="0"/>
+          <w:i w:val="0"/>
+          <w:sz w:val="24"/>
+        </w:rPr>
+        <w:t xml:space="preserve">Finans Danmark 2025, </w:t>
+      </w:r>
+      <w:r>
+        <w:rPr>
+          <w:rFonts w:ascii="Times New Roman" w:hAnsi="Times New Roman"/>
+          <w:b w:val="0"/>
+          <w:i/>
+          <w:sz w:val="24"/>
+        </w:rPr>
+        <w:t>Institutter, filialer &amp; ansatte</w:t>
+      </w:r>
+      <w:r>
+        <w:rPr>
+          <w:rFonts w:ascii="Times New Roman" w:hAnsi="Times New Roman"/>
+          <w:b w:val="0"/>
+          <w:i w:val="0"/>
+          <w:sz w:val="24"/>
+        </w:rPr>
+        <w:t>, Finans Danmark, Copenhagen, accessed 12 September 2026, &lt;https://finansdanmark.dk/tal-og-data/institutter-filialer-ansatte/&gt;.</w:t>
+      </w:r>
+    </w:p>
+    <w:p>
+      <w:pPr>
+        <w:spacing w:before="0" w:after="160"/>
+        <w:ind w:left="720" w:hanging="720"/>
+        <w:jc w:val="left"/>
+      </w:pPr>
+      <w:r>
+        <w:rPr>
+          <w:rFonts w:ascii="Times New Roman" w:hAnsi="Times New Roman"/>
+          <w:b w:val="0"/>
+          <w:i w:val="0"/>
+          <w:sz w:val="24"/>
+        </w:rPr>
+        <w:t xml:space="preserve">Folketinget 2012, </w:t>
+      </w:r>
+      <w:r>
+        <w:rPr>
+          <w:rFonts w:ascii="Times New Roman" w:hAnsi="Times New Roman"/>
+          <w:b w:val="0"/>
+          <w:i/>
+          <w:sz w:val="24"/>
+        </w:rPr>
+        <w:t>Lov om Offentlig Digital Post</w:t>
+      </w:r>
+      <w:r>
+        <w:rPr>
+          <w:rFonts w:ascii="Times New Roman" w:hAnsi="Times New Roman"/>
+          <w:b w:val="0"/>
+          <w:i w:val="0"/>
+          <w:sz w:val="24"/>
+        </w:rPr>
+        <w:t>, LOV nr 528 af 11. juni 2012, Retsinformation, Copenhagen, accessed 12 September 2026, &lt;https://www.retsinformation.dk/eli/lta/2012/528&gt;.</w:t>
+      </w:r>
+    </w:p>
+    <w:p>
+      <w:pPr>
+        <w:spacing w:before="0" w:after="160"/>
+        <w:ind w:left="720" w:hanging="720"/>
+        <w:jc w:val="left"/>
+      </w:pPr>
+      <w:r>
+        <w:rPr>
+          <w:rFonts w:ascii="Times New Roman" w:hAnsi="Times New Roman"/>
+          <w:b w:val="0"/>
+          <w:i w:val="0"/>
+          <w:sz w:val="24"/>
+        </w:rPr>
+        <w:t xml:space="preserve">Folketinget 2023, </w:t>
+      </w:r>
+      <w:r>
+        <w:rPr>
+          <w:rFonts w:ascii="Times New Roman" w:hAnsi="Times New Roman"/>
+          <w:b w:val="0"/>
+          <w:i/>
+          <w:sz w:val="24"/>
+        </w:rPr>
+        <w:t>Lov om fravigelse fra obligatorisk digital selvbetjening</w:t>
+      </w:r>
+      <w:r>
+        <w:rPr>
+          <w:rFonts w:ascii="Times New Roman" w:hAnsi="Times New Roman"/>
+          <w:b w:val="0"/>
+          <w:i w:val="0"/>
+          <w:sz w:val="24"/>
+        </w:rPr>
+        <w:t>, LOV nr 603 af 31. maj 2023, in force 1 June 2023, Retsinformation, Copenhagen, accessed 13 September 2026, &lt;https://www.retsinformation.dk/eli/lta/2023/603&gt;.</w:t>
+      </w:r>
+    </w:p>
+    <w:p>
+      <w:pPr>
+        <w:spacing w:before="0" w:after="160"/>
+        <w:ind w:left="720" w:hanging="720"/>
+        <w:jc w:val="left"/>
+      </w:pPr>
+      <w:r>
+        <w:rPr>
+          <w:rFonts w:ascii="Times New Roman" w:hAnsi="Times New Roman"/>
+          <w:b w:val="0"/>
+          <w:i w:val="0"/>
+          <w:sz w:val="24"/>
+        </w:rPr>
+        <w:t xml:space="preserve">Howell, ST 2017, 'Financing innovation: evidence from R&amp;D grants', </w:t>
+      </w:r>
+      <w:r>
+        <w:rPr>
+          <w:rFonts w:ascii="Times New Roman" w:hAnsi="Times New Roman"/>
+          <w:b w:val="0"/>
+          <w:i/>
+          <w:sz w:val="24"/>
+        </w:rPr>
+        <w:t>American Economic Review</w:t>
+      </w:r>
+      <w:r>
+        <w:rPr>
+          <w:rFonts w:ascii="Times New Roman" w:hAnsi="Times New Roman"/>
+          <w:b w:val="0"/>
+          <w:i w:val="0"/>
+          <w:sz w:val="24"/>
+        </w:rPr>
+        <w:t>, vol. 107, no. 4, pp. 1136-1164.</w:t>
+      </w:r>
+    </w:p>
+    <w:p>
+      <w:pPr>
+        <w:spacing w:before="0" w:after="160"/>
+        <w:ind w:left="720" w:hanging="720"/>
+        <w:jc w:val="left"/>
+      </w:pPr>
+      <w:r>
+        <w:rPr>
+          <w:rFonts w:ascii="Times New Roman" w:hAnsi="Times New Roman"/>
+          <w:b w:val="0"/>
+          <w:i w:val="0"/>
+          <w:sz w:val="24"/>
+        </w:rPr>
+        <w:t xml:space="preserve">Institut for Menneskerettigheder 2023, </w:t>
+      </w:r>
+      <w:r>
+        <w:rPr>
+          <w:rFonts w:ascii="Times New Roman" w:hAnsi="Times New Roman"/>
+          <w:b w:val="0"/>
+          <w:i/>
+          <w:sz w:val="24"/>
+        </w:rPr>
+        <w:t>Rettigheder i den digitale velfærdsstat</w:t>
+      </w:r>
+      <w:r>
+        <w:rPr>
+          <w:rFonts w:ascii="Times New Roman" w:hAnsi="Times New Roman"/>
+          <w:b w:val="0"/>
+          <w:i w:val="0"/>
+          <w:sz w:val="24"/>
+        </w:rPr>
+        <w:t>, Danish Institute for Human Rights, Copenhagen, accessed 12 September 2026, &lt;https://menneskeret.dk/sites/menneskeret.dk/files/media/document/Rettigheder%20i%20den%20digitale%20velf%C3%A6rdsstat.%20Analyse,%20Institut%20for%20Menneskerettigheder,%20december%202023.PDF&gt;.</w:t>
+      </w:r>
+    </w:p>
+    <w:p>
+      <w:pPr>
+        <w:spacing w:before="0" w:after="160"/>
+        <w:ind w:left="720" w:hanging="720"/>
+        <w:jc w:val="left"/>
+      </w:pPr>
+      <w:r>
+        <w:rPr>
+          <w:rFonts w:ascii="Times New Roman" w:hAnsi="Times New Roman"/>
+          <w:b w:val="0"/>
+          <w:i w:val="0"/>
+          <w:sz w:val="24"/>
+        </w:rPr>
+        <w:t xml:space="preserve">Justitia 2022, </w:t>
+      </w:r>
+      <w:r>
+        <w:rPr>
+          <w:rFonts w:ascii="Times New Roman" w:hAnsi="Times New Roman"/>
+          <w:b w:val="0"/>
+          <w:i/>
+          <w:sz w:val="24"/>
+        </w:rPr>
+        <w:t>Retssikkerhed for digitalt udsatte borgere</w:t>
+      </w:r>
+      <w:r>
+        <w:rPr>
+          <w:rFonts w:ascii="Times New Roman" w:hAnsi="Times New Roman"/>
+          <w:b w:val="0"/>
+          <w:i w:val="0"/>
+          <w:sz w:val="24"/>
+        </w:rPr>
+        <w:t>, Justitia, Copenhagen, accessed 12 September 2026, &lt;https://justitia-int.org/wp-content/uploads/2022/09/Rapport_Retssikkerhed-for-digitalt-udsatte-borgere-1.pdf&gt;.</w:t>
+      </w:r>
+    </w:p>
+    <w:p>
+      <w:pPr>
+        <w:spacing w:before="0" w:after="160"/>
+        <w:ind w:left="720" w:hanging="720"/>
+        <w:jc w:val="left"/>
+      </w:pPr>
+      <w:r>
+        <w:rPr>
+          <w:rFonts w:ascii="Times New Roman" w:hAnsi="Times New Roman"/>
+          <w:b w:val="0"/>
+          <w:i w:val="0"/>
+          <w:sz w:val="24"/>
+        </w:rPr>
+        <w:t xml:space="preserve">Rigsrevisionen 2016, </w:t>
+      </w:r>
+      <w:r>
+        <w:rPr>
+          <w:rFonts w:ascii="Times New Roman" w:hAnsi="Times New Roman"/>
+          <w:b w:val="0"/>
+          <w:i/>
+          <w:sz w:val="24"/>
+        </w:rPr>
+        <w:t>Beretning om besparelsespotentialet ved obligatorisk Digital Post på ca. 1 mia. kr. om året</w:t>
+      </w:r>
+      <w:r>
+        <w:rPr>
+          <w:rFonts w:ascii="Times New Roman" w:hAnsi="Times New Roman"/>
+          <w:b w:val="0"/>
+          <w:i w:val="0"/>
+          <w:sz w:val="24"/>
+        </w:rPr>
+        <w:t>, National Audit Office of Denmark, Copenhagen, accessed 12 September 2026, &lt;https://www.rigsrevisionen.dk/revisionssager-arkiv/2016/jan/beretning-om-besparelsespotentialet-ved-obligatorisk-digital-post-paa-ca-1-mia-kr-om-aaret&gt;.</w:t>
+      </w:r>
+    </w:p>
+    <w:p>
+      <w:pPr>
+        <w:spacing w:before="0" w:after="160"/>
+        <w:ind w:left="720" w:hanging="720"/>
+        <w:jc w:val="left"/>
+      </w:pPr>
+      <w:r>
+        <w:rPr>
+          <w:rFonts w:ascii="Times New Roman" w:hAnsi="Times New Roman"/>
+          <w:b w:val="0"/>
+          <w:i w:val="0"/>
+          <w:sz w:val="24"/>
+        </w:rPr>
+        <w:t xml:space="preserve">Santoleri, P, Barrows, G, Caravella, S, Crespi, F &amp; Pellegrino, G 2022, </w:t>
+      </w:r>
+      <w:r>
+        <w:rPr>
+          <w:rFonts w:ascii="Times New Roman" w:hAnsi="Times New Roman"/>
+          <w:b w:val="0"/>
+          <w:i/>
+          <w:sz w:val="24"/>
+        </w:rPr>
+        <w:t>The causal effects of R&amp;D grants: evidence from a regression discontinuity</w:t>
+      </w:r>
+      <w:r>
+        <w:rPr>
+          <w:rFonts w:ascii="Times New Roman" w:hAnsi="Times New Roman"/>
+          <w:b w:val="0"/>
+          <w:i w:val="0"/>
+          <w:sz w:val="24"/>
+        </w:rPr>
+        <w:t>, working paper, accessed 13 September 2026, &lt;https://pietrosantoleri.github.io/files/Santoleri_et_al_The_effects_of_R_D_grants.pdf&gt;.</w:t>
+      </w:r>
+    </w:p>
+    <w:p>
+      <w:pPr>
+        <w:spacing w:before="0" w:after="160"/>
+        <w:ind w:left="720" w:hanging="720"/>
+        <w:jc w:val="left"/>
+      </w:pPr>
+      <w:r>
+        <w:rPr>
+          <w:rFonts w:ascii="Times New Roman" w:hAnsi="Times New Roman"/>
+          <w:b w:val="0"/>
+          <w:i w:val="0"/>
+          <w:sz w:val="24"/>
+        </w:rPr>
+        <w:t xml:space="preserve">SMV:Digital 2026, </w:t>
+      </w:r>
+      <w:r>
+        <w:rPr>
+          <w:rFonts w:ascii="Times New Roman" w:hAnsi="Times New Roman"/>
+          <w:b w:val="0"/>
+          <w:i/>
+          <w:sz w:val="24"/>
+        </w:rPr>
+        <w:t>Tilskudspuljer i 2026</w:t>
+      </w:r>
+      <w:r>
+        <w:rPr>
+          <w:rFonts w:ascii="Times New Roman" w:hAnsi="Times New Roman"/>
+          <w:b w:val="0"/>
+          <w:i w:val="0"/>
+          <w:sz w:val="24"/>
+        </w:rPr>
+        <w:t>, SMV:Digital, Copenhagen, accessed 12 September 2026, &lt;https://smvdigital.dk/content/ydelser/tilskudspuljer-i-2026/8efa07f4-5032-47f4-b7fa-bab57412b762/&gt;.</w:t>
+      </w:r>
+    </w:p>
+    <w:p>
+      <w:pPr>
+        <w:spacing w:before="0" w:after="160"/>
+        <w:ind w:left="720" w:hanging="720"/>
+        <w:jc w:val="left"/>
+      </w:pPr>
+      <w:r>
+        <w:rPr>
+          <w:rFonts w:ascii="Times New Roman" w:hAnsi="Times New Roman"/>
+          <w:b w:val="0"/>
+          <w:i w:val="0"/>
+          <w:sz w:val="24"/>
+        </w:rPr>
+        <w:t xml:space="preserve">Tran, TT 2026, 'Guest speaker session: corporate sustainability and the adoption of artificial intelligence', guest lecture, </w:t>
+      </w:r>
+      <w:r>
+        <w:rPr>
+          <w:rFonts w:ascii="Times New Roman" w:hAnsi="Times New Roman"/>
+          <w:b w:val="0"/>
+          <w:i/>
+          <w:sz w:val="24"/>
+        </w:rPr>
+        <w:t>ECON1596 Business Challenges in the Digital Economy</w:t>
+      </w:r>
+      <w:r>
+        <w:rPr>
+          <w:rFonts w:ascii="Times New Roman" w:hAnsi="Times New Roman"/>
+          <w:b w:val="0"/>
+          <w:i w:val="0"/>
+          <w:sz w:val="24"/>
+        </w:rPr>
+        <w:t>, RMIT University Vietnam, Ho Chi Minh City, [LECTURE DATE: to be completed by the author].</w:t>
       </w:r>
     </w:p>
     <w:p>

--- a/Assignment 2 ECON1596 _ [CLASS GROUP] _ s4040040.docx
+++ b/Assignment 2 ECON1596 _ [CLASS GROUP] _ s4040040.docx
@@ -111,7 +111,7 @@
           <w:i w:val="0"/>
           <w:sz w:val="24"/>
         </w:rPr>
-        <w:t xml:space="preserve">Denmark's digital transformation began with an obligation rather than an invitation, and that origin explains its speed and its shape. </w:t>
+        <w:t xml:space="preserve">Denmark's digital transformation began with an obligation rather than an invitation, and that origin explains its shape. </w:t>
       </w:r>
       <w:r>
         <w:rPr>
@@ -144,7 +144,7 @@
           <w:i w:val="0"/>
           <w:sz w:val="24"/>
         </w:rPr>
-        <w:t>What distinguishes the Danish case is the combination of the two. A mandate alone changes only how letters are sent, whereas a mandate joined to a universal credential creates authentication infrastructure that every citizen must hold and any firm may build upon without financing its adoption, lowering the fixed cost of everything built on top of it. As an adoption instrument it worked: Eurostat (2026a) records that 98.5% of Danish individuals aged 16 to 74 used a public authority website or app during 2024, the highest share in the Union against an EU-27 average of 70%. Because compulsion rather than preference accounts for that use, the economic interest lies not in the adoption itself but in what industry built on that foundation, as the following two sectors show.</w:t>
+        <w:t>What distinguishes the Danish case is the combination. A mandate alone changes how letters are sent; joined to a universal credential, it creates authentication infrastructure every citizen must hold and any firm may build on without financing its adoption. As an adoption instrument it worked: Eurostat (2026a) records that 98.5% of Danish individuals aged 16 to 74 used a public authority website or app during 2024, the highest share in the Union against an EU-27 average of 70%. Because compulsion rather than preference accounts for that use, the economic interest lies in what industry built on it.</w:t>
       </w:r>
     </w:p>
     <w:p>
@@ -159,7 +159,7 @@
           <w:i w:val="0"/>
           <w:sz w:val="24"/>
         </w:rPr>
-        <w:t>In retail banking the outcome was consolidation rather than contraction. Finans Danmark (2025) reports that branches fell from 2,025 in 2004 to 665 in 2024, a decline of 67% (Figure 1), which taken alone suggests that digitalisation destroyed banking employment. The longer series qualifies that reading, however, because between 1991 and 2024 institutions fell by 77% while employment fell by only 29% (Figure 2), so that staff per surviving institution rose from 233 to 706. The technologies behind this are online and mobile banking authenticated by MitID. Once identity and correspondence had moved onto shared national infrastructure, the branch ceased to be the distribution channel and the sector shed premises rather than labour.</w:t>
+        <w:t>In retail banking the outcome was consolidation rather than contraction. Finans Danmark (2025) reports that branches fell from 2,025 in 2004 to 665 in 2024, a decline of 67% (Figure 1), which alone suggests that digitalisation destroyed banking employment. The longer series qualifies that reading: between 1991 and 2024 institutions fell by 77% while employment fell by only 29% (Figure 2), so staff per surviving institution rose from 233 to 706. Once identity and correspondence moved onto shared national infrastructure, authenticated by MitID, the branch ceased to be the distribution channel: the sector shed premises rather than labour.</w:t>
       </w:r>
     </w:p>
     <w:p>
@@ -174,7 +174,7 @@
           <w:i w:val="0"/>
           <w:sz w:val="24"/>
         </w:rPr>
-        <w:t>Retail payments show innovation of a different kind. Danmarks Nationalbank (2025) reports that cash fell from 23% to 9% of the number of payments made in physical retail between 2017 and 2025, while card-based mobile wallets reached 32% of the same measure (Figure 3). Much of this is displacement within digital instruments rather than fresh digitalisation, since a wallet payment is itself a card payment and the physical card share fell from 73% to 54%. What changed was the interface rather than the rails beneath it, the kind of incremental innovation that shared infrastructure makes cheap to attempt.</w:t>
+        <w:t>Retail payments show innovation of a different kind. Danmarks Nationalbank (2025) reports that cash fell from 23% to 9% of the number of payments made in physical retail between 2017 and 2025, while card-based mobile wallets reached 32% of the same measure (Figure 3). Much of this is displacement within digital instruments rather than fresh digitalisation, since a wallet payment is itself a card payment, and the physical card share fell from 73% to 54%.</w:t>
       </w:r>
     </w:p>
     <w:p>
@@ -189,7 +189,7 @@
           <w:i w:val="0"/>
           <w:sz w:val="24"/>
         </w:rPr>
-        <w:t>Whether wider adoption is associated with greater commercial activity can in turn be tested. Using Eurostat (2026b), Figure 4 plots the share of internet users purchasing online against e-sales as a share of enterprise turnover across the Union in 2024, turnover coming from a separate extract (Eurostat 2025c). Across the 18 member states reporting both, the fitted slope is +0.60 percentage points of turnover per percentage point of adoption, with an R² of 0.674 and diagnostics in Appendix A. Causation is not established, since adoption is measured on consumers and turnover on enterprises while national income appears on neither axis. Denmark sits above the line by less than one residual standard error, within the European pattern rather than outside it.</w:t>
+        <w:t>Whether wider adoption accompanies greater commercial activity can be tested. Using Eurostat (2026b), Figure 4 plots the share of internet users purchasing online against e-sales as a share of enterprise turnover across the Union in 2024, turnover from a separate extract (Eurostat 2025c). Across the 18 member states reporting both, the fitted slope is +0.60 percentage points of turnover per percentage point of adoption, with an R² of 0.674 and diagnostics in Appendix A. Causation is not established: adoption is measured on consumers, turnover on enterprises, and national income on neither. Denmark sits above the line by less than one residual standard error, within the European pattern.</w:t>
       </w:r>
     </w:p>
     <w:p>
@@ -758,7 +758,7 @@
           <w:i w:val="0"/>
           <w:sz w:val="24"/>
         </w:rPr>
-        <w:t>Denmark's difficulty is not getting technology to its firms but getting value out of it once it arrives, and both policies compared below address that gap. Its citizens rank first in the Union on e-government use, yet its firms rank second on e-sales while only 39% make any, behind Lithuania at 43% (Eurostat 2025b): a high rank on a low level is the problem rather than the achievement.</w:t>
+        <w:t>Denmark's difficulty is not getting technology to its firms but getting value out of it once it arrives. Its citizens rank first in the Union on e-government use, yet its firms rank second on e-sales while only 39% make any, behind Lithuania at 43% (Eurostat 2025b): a high rank on a low level is the problem, not the achievement.</w:t>
       </w:r>
     </w:p>
     <w:p>
@@ -773,7 +773,7 @@
           <w:i w:val="0"/>
           <w:sz w:val="24"/>
         </w:rPr>
-        <w:t>Intensity has risen where breadth has not, since e-sales grew from 17% of enterprise turnover in 2014 to 33% in 2024 against an EU-27 average moving from 16% to 19% (Figure 5): the firms that do sell online depend on it heavily, while the majority do not sell online at all. The newest technology divides along the same line, for the European Commission (2026) reports that 42% of Danish enterprises used artificial intelligence in 2025, comprising 75% of large firms against 41% of small and medium ones (Figure 6). This is not a connectivity failure, since 92% of Danish SMEs clear the basic digital-intensity threshold against an EU average of 71%. What they lack is the complementary capital, namely data, systems integration and specialist staff, that converts access into application.</w:t>
+        <w:t>Intensity has risen where breadth has not: e-sales grew from 17% of enterprise turnover in 2014 to 33% in 2024 against an EU-27 average moving from 16% to 19% (Figure 5). The firms that sell online depend on it heavily; most do not sell online at all. The newest technology divides along the same line: the European Commission (2026) reports that 42% of Danish enterprises used artificial intelligence in 2025, 75% of large firms against 41% of small and medium ones (Figure 6). This is not a connectivity failure, since 92% of Danish SMEs clear the basic digital-intensity threshold against an EU average of 71%. What they lack is the complementary capital, namely data, systems integration and specialist staff, that converts access into application.</w:t>
       </w:r>
     </w:p>
     <w:p>
@@ -806,7 +806,7 @@
           <w:i w:val="0"/>
           <w:sz w:val="24"/>
         </w:rPr>
-        <w:t xml:space="preserve"> were built for this purpose, both being co-financed grants aimed at small and medium enterprises that would not otherwise invest. They differ chiefly in how they choose recipients: SMV:Digital scores applications and funds the highest scorers until the pool is exhausted (SMV:Digital 2026), whereas </w:t>
+        <w:t xml:space="preserve"> were built for this purpose, both co-financed grants aimed at small and medium enterprises that would not otherwise invest. They differ chiefly in how they choose recipients: SMV:Digital scores applications and funds the highest scorers until the pool is exhausted (SMV:Digital 2026), whereas </w:t>
       </w:r>
       <w:r>
         <w:rPr>
@@ -866,7 +866,7 @@
           <w:i w:val="0"/>
           <w:sz w:val="24"/>
         </w:rPr>
-        <w:t>, whose allocation rule moreover drew an objection Denmark's does not face. The Bundesrechnungshof (2022) criticised awarding funding by lottery rather than on criteria, warned that firms would postpone investment while awaiting a favourable draw, and called for the procedure to be discontinued. A lottery makes the grant a prize worth waiting for, and waiting is the opposite of what the scheme exists to produce.</w:t>
+        <w:t>, whose allocation rule drew an objection Denmark's does not face. The Bundesrechnungshof (2022) criticised awarding funding by lottery rather than on criteria, warned that firms would postpone investment while awaiting a favourable draw, and called for the procedure to be discontinued.</w:t>
       </w:r>
     </w:p>
     <w:p>
@@ -914,7 +914,7 @@
           <w:i w:val="0"/>
           <w:sz w:val="24"/>
         </w:rPr>
-        <w:t xml:space="preserve"> The remedy is latent in the Danish design, since SMV:Digital already scores its applicants and so already produces a funding threshold, which it then discards. Near that cut-off, funding turns on assessor variation rather than on the firm, which makes applicants just above and below comparable on precisely the unobservables that defeat matching. Retaining the scores and publishing the cut-off would therefore permit a regression discontinuity estimate at administrative cost alone (Appendix B).</w:t>
+        <w:t xml:space="preserve"> The remedy is latent in the Danish design: SMV:Digital already scores its applicants, and so already produces a funding threshold, which it then discards. Near that cut-off, funding turns on assessor variation rather than on the firm, which makes applicants just above and below comparable on precisely the unobservables that defeat matching. Retaining the scores and publishing the cut-off would permit a regression discontinuity estimate at administrative cost alone (Appendix B).</w:t>
       </w:r>
     </w:p>
     <w:p>
@@ -1054,7 +1054,7 @@
           <w:i w:val="0"/>
           <w:sz w:val="24"/>
         </w:rPr>
-        <w:t>Sustainable Development Goal 12, on responsible consumption and production, is the goal Danish digitalisation has most clearly moved, and it has moved it in both directions at once, since digital infrastructure substitutes information for materials at the point of use while creating a new material stream at disposal. Denmark is unusually far along the first and far behind on the second.</w:t>
+        <w:t>Sustainable Development Goal 12, on responsible consumption and production, is the goal Danish digitalisation has most clearly moved, and it has moved it both ways at once: digital infrastructure substitutes information for materials at the point of use while creating a new material stream at disposal.</w:t>
       </w:r>
     </w:p>
     <w:p>
@@ -1069,7 +1069,7 @@
           <w:i w:val="0"/>
           <w:sz w:val="24"/>
         </w:rPr>
-        <w:t>The positive contribution is a dematerialisation benefit, and unusually it has been audited: Rigsrevisionen (2016) could verify roughly DKK 450 million a year of the saving projected from compulsory Digital Post, the verified component being precisely postage, paper and envelopes. That prices the paper avoided rather than weighing it, but the substitution covers correspondence with every adult in the country. Private payments substitute in the same way, Danmarks Nationalbank (2025) reporting that cash fell from 23% to 9% of physical retail payments between 2017 and 2025: a share rather than a volume, which establishes direction without quantity.</w:t>
+        <w:t>The positive contribution is a dematerialisation benefit, and unusually it has been audited: Rigsrevisionen (2016) could verify roughly DKK 450 million a year of the saving projected from compulsory Digital Post, the verified component being postage, paper and envelopes. That prices the paper avoided rather than weighing it, but the substitution covers every adult in the country. Private payments substitute in the same way, Danmarks Nationalbank (2025) reporting that cash fell from 23% to 9% of physical retail payments between 2017 and 2025: a share, not a volume, which establishes direction without quantity.</w:t>
       </w:r>
     </w:p>
     <w:p>
@@ -1102,7 +1102,7 @@
           <w:i w:val="0"/>
           <w:sz w:val="24"/>
         </w:rPr>
-        <w:t>: the indicator describes what happens to devices reaching the waste stream, while remaining silent on how many never do. Nor does any trend accompany it, the source publishing a single year, which makes 15% a level and not a direction. On the measure that exists, a country at or near the top of the Union on almost every digital indicator sits near the bottom on this one.</w:t>
+        <w:t>: the indicator describes what happens to devices reaching the waste stream, and is silent on how many never do. Nor does any trend accompany it, the source publishing a single year, which makes 15% a level, not a direction. On the measure that exists, a country near the top of the Union on almost every digital indicator sits near the bottom on this one.</w:t>
       </w:r>
     </w:p>
     <w:p>
@@ -1117,7 +1117,7 @@
           <w:i w:val="0"/>
           <w:sz w:val="24"/>
         </w:rPr>
-        <w:t>The two halves are connected by the same policy, which makes the contrast more than coincidence: a mandate requiring every adult to transact digitally also requires every adult to hold a device capable of running MitID, and that obligation was justified on an administrative saving alone. The environmental case for Danish digitalisation has accordingly been made on dematerialisation, while the circularity side of the same goal is where performance is weakest.</w:t>
+        <w:t>The two halves are connected by the same policy: a mandate requiring every adult to transact digitally also requires every adult to hold a device capable of running MitID, and that obligation was justified on an administrative saving alone. The environmental case for Danish digitalisation has accordingly been made on dematerialisation, while the circularity side of the same goal is where performance is weakest.</w:t>
       </w:r>
     </w:p>
     <w:p>
@@ -1202,7 +1202,7 @@
           <w:i w:val="0"/>
           <w:sz w:val="24"/>
         </w:rPr>
-        <w:t>A mandate binding every adult falls most heavily on those least able to comply, whose only relief is statutory exemption from Digital Post. The scale of that relief among the oldest citizens therefore indicates the difficulty: Digitaliseringsstyrelsen (2026) reports that nearly one citizen in five aged 75 to 84 holds a formal exemption, rising to roughly one in three among those 85 and over.</w:t>
+        <w:t>A mandate binding every adult falls most heavily on those least able to comply, whose only relief is statutory exemption from Digital Post. Its scale among the oldest citizens indicates the difficulty: Digitaliseringsstyrelsen (2026) reports that nearly one citizen in five aged 75 to 84 holds a formal exemption, rising to roughly one in three among those 85 and over.</w:t>
       </w:r>
     </w:p>
     <w:p>
@@ -1217,7 +1217,7 @@
           <w:i w:val="0"/>
           <w:sz w:val="24"/>
         </w:rPr>
-        <w:t>The measure on which Denmark ranks first is the one least able to detect this, since Eurostat (2026a) puts Danish e-government use at 98.5% while the survey asks only whether a person interacted online at all, once, in twelve months. It records reach, and says nothing about whether the attempt succeeded or was made independently (Figure 8).</w:t>
+        <w:t>The measure on which Denmark ranks first is least able to detect this: Eurostat (2026a) puts Danish e-government use at 98.5%, but the survey asks only whether a person interacted online at all, once, in twelve months. It records reach, not whether the attempt succeeded or was made independently (Figure 8).</w:t>
       </w:r>
     </w:p>
     <w:p>
@@ -1232,7 +1232,7 @@
           <w:i w:val="0"/>
           <w:sz w:val="24"/>
         </w:rPr>
-        <w:t>Measuring the problem rather than the reach means choosing between estimates that do not agree, the narrowest being exemption itself: in the first quarter of 2026, 4.7% of citizens aged 15 and over, or 238,479 people, held one. The European Commission (2026) reports that 16.5% of Danes have difficulty using digital public services, while Digitaliseringsstyrelsen (2025c) and Justitia (2022) put the widest estimates near a quarter of adults. These are not points on a scale, since measure, year and denominator differ; Figure 9 sets them side by side and Appendix C reconciles them. Because the counts are clearer than the percentages, the conversion is worth making: against a population of 6,025,603 (Danmarks Statistik 2026), 16.5% is roughly 994,000 people to 238,479 exempt, meaning that some three-quarters of a million Danes struggle with a compulsory system while holding no standing outside it.</w:t>
+        <w:t>Measuring the problem rather than the reach means choosing between estimates that do not agree, the narrowest being exemption itself: in the first quarter of 2026, 4.7% of citizens aged 15 and over, or 238,479 people, held one. The European Commission (2026) reports that 16.5% of Danes have difficulty using digital public services, while Digitaliseringsstyrelsen (2025c) and Justitia (2022) put the widest estimates near a quarter of adults. These are not points on a scale, since measure, year and denominator differ; Figure 9 sets them side by side and Appendix C reconciles them. Against a population of 6,025,603 (Danmarks Statistik 2026), 16.5% is roughly 994,000 people to 238,479 exempt, meaning that some three-quarters of a million Danes struggle with a compulsory system while holding no standing outside it.</w:t>
       </w:r>
     </w:p>
     <w:p>
@@ -1247,7 +1247,7 @@
           <w:i w:val="0"/>
           <w:sz w:val="24"/>
         </w:rPr>
-        <w:t>That gap is administrative rather than a skills deficit, as the skills data make clear: Denmark's weakest age band, those aged 55 to 74, reaches 68% with at least basic digital skills against an EU average of 43%, and Denmark leads the Union in all three bands (Figure 10). The mandate is therefore calibrated above the bottom of its own distribution, and the exemption criteria are drawn more narrowly than the difficulty they relieve.</w:t>
+        <w:t>That gap is administrative rather than a skills deficit: Denmark's weakest age band, those aged 55 to 74, reaches 68% with at least basic digital skills against an EU average of 43%, and Denmark leads the Union in all three bands (Figure 10). The mandate is therefore calibrated above the bottom of its own distribution, and the exemption criteria are drawn more narrowly than the difficulty they relieve.</w:t>
       </w:r>
     </w:p>
     <w:p>
@@ -1457,7 +1457,7 @@
           <w:i w:val="0"/>
           <w:sz w:val="24"/>
         </w:rPr>
-        <w:t>The session addressed corporate sustainability at PwC rather than digital government, so the connection to Denmark was not the one I expected. It rests on an idea running through both halves of the talk: adoption is easy to claim and effect is hard to prove, and what separates them is who does the measuring.</w:t>
+        <w:t>The session addressed corporate sustainability at PwC rather than digital government, so the connection to Denmark was not the one I expected. It rests on an idea running through both halves of the talk: adoption is easy to claim and effect hard to prove, and what separates them is who does the measuring.</w:t>
       </w:r>
     </w:p>
     <w:p>
@@ -1472,7 +1472,7 @@
           <w:i w:val="0"/>
           <w:sz w:val="24"/>
         </w:rPr>
-        <w:t>Tran (2026) reported that in a PwC survey of Asia-Pacific chief executives, 82% had adopted generative artificial intelligence within five years while far fewer could identify revenue attributable to it. Denmark shows the same gap, adoption being high by European standards at 42% of enterprises yet concentrated at 75% of large firms against 41% of small and medium ones. Access has been distributed and capability has not, which is the conclusion Question 2 reaches from Danish registers and the speaker from a regional survey.</w:t>
+        <w:t>Tran (2026) reported that in a PwC survey of Asia-Pacific chief executives, 82% had adopted generative artificial intelligence within five years while far fewer could identify revenue attributable to it. Denmark shows the same gap: adoption is high by European standards at 42% of enterprises yet concentrated at 75% of large firms against 41% of small and medium ones. Access has been distributed and capability has not, which is the conclusion Question 2 reaches from Danish registers and the speaker from a regional survey.</w:t>
       </w:r>
     </w:p>
     <w:p>
@@ -1487,7 +1487,7 @@
           <w:i w:val="0"/>
           <w:sz w:val="24"/>
         </w:rPr>
-        <w:t>The sustainability half supplied a test for that kind of claim. Tran's position was that a net zero commitment means little unless an external body has validated it, because an unvalidated commitment is one the claimant grades itself; PwC's own reduction of 22% is stated against a target the Science Based Targets initiative validated. Applied to Denmark, that standard is uncomfortable, since SMV:Digital's headline figures are reported by participants to the body funding the scheme (Digitaliseringsstyrelsen 2025b), which is why Question 2 recommends an evaluation the agency does not run. Question 3 meets the standard from the other side, Denmark's position on ICT waste recovery being measured externally rather than self-reported, which is why it can be stated at all.</w:t>
+        <w:t>The sustainability half supplied a test for that kind of claim. Tran's position was that a net zero commitment means little unless an external body has validated it, because an unvalidated commitment is one the claimant grades itself; PwC's own reduction of 22% is stated against a target the Science Based Targets initiative validated. Applied to Denmark, that standard is uncomfortable, since SMV:Digital's headline figures are reported by participants to the body funding the scheme (Digitaliseringsstyrelsen 2025b), which is why Question 2 recommends an evaluation the agency does not run. Question 3 meets the standard from the other side, Denmark's position on ICT waste recovery being measured externally rather than self-reported.</w:t>
       </w:r>
     </w:p>
     <w:p>
@@ -1502,7 +1502,7 @@
           <w:i w:val="0"/>
           <w:sz w:val="24"/>
         </w:rPr>
-        <w:t>One detail transfers directly to policy: Tran put the cost of validation at USD 10,000 to 25,000, which in practice restricts it to large corporations, and described public programmes extending that capability to smaller firms. That is the same instrument, and the same justification, as SMV:Digital, since the fixed cost of proving anything, emissions or returns, weighs the more heavily on the smaller firm.</w:t>
+        <w:t>One detail transfers directly to policy: Tran put the cost of validation at USD 10,000 to 25,000, which restricts it in practice to large corporations, and described public programmes extending that capability to smaller firms. That is the same instrument, and the same justification, as SMV:Digital: the fixed cost of proving anything, emissions or returns, weighs more heavily on the smaller firm.</w:t>
       </w:r>
     </w:p>
     <w:p>
